--- a/Rad.docx
+++ b/Rad.docx
@@ -371,6 +371,9 @@
     <w:sdt>
       <w:sdtPr>
         <w:rPr>
+          <w:rFonts w:ascii="Times New Roman" w:hAnsi="Times New Roman" w:cs="Times New Roman"/>
+          <w:sz w:val="24"/>
+          <w:szCs w:val="24"/>
           <w:lang w:val="hr-HR"/>
         </w:rPr>
         <w:id w:val="-177042409"/>
@@ -381,19 +384,18 @@
       </w:sdtPr>
       <w:sdtEndPr>
         <w:rPr>
-          <w:rFonts w:ascii="Times New Roman" w:eastAsia="Times New Roman" w:hAnsi="Times New Roman" w:cs="Times New Roman"/>
-          <w:b/>
-          <w:bCs/>
           <w:noProof/>
-          <w:color w:val="auto"/>
-          <w:sz w:val="24"/>
-          <w:szCs w:val="24"/>
+          <w:kern w:val="0"/>
         </w:rPr>
       </w:sdtEndPr>
       <w:sdtContent>
         <w:p>
           <w:pPr>
             <w:pStyle w:val="TOCHeading"/>
+            <w:numPr>
+              <w:ilvl w:val="0"/>
+              <w:numId w:val="0"/>
+            </w:numPr>
             <w:rPr>
               <w:lang w:val="hr-HR"/>
             </w:rPr>
@@ -428,7 +430,7 @@
           <w:r>
             <w:fldChar w:fldCharType="separate"/>
           </w:r>
-          <w:hyperlink w:anchor="_Toc230692330" w:history="1">
+          <w:hyperlink w:anchor="_Toc231216488" w:history="1">
             <w:r>
               <w:rPr>
                 <w:rStyle w:val="Hyperlink"/>
@@ -455,7 +457,7 @@
                 <w:noProof/>
                 <w:webHidden/>
               </w:rPr>
-              <w:instrText xml:space="preserve"> PAGEREF _Toc230692330 \h </w:instrText>
+              <w:instrText xml:space="preserve"> PAGEREF _Toc231216488 \h </w:instrText>
             </w:r>
             <w:r>
               <w:rPr>
@@ -476,6 +478,1440 @@
                 <w:webHidden/>
               </w:rPr>
               <w:t>5</w:t>
+            </w:r>
+            <w:r>
+              <w:rPr>
+                <w:noProof/>
+                <w:webHidden/>
+              </w:rPr>
+              <w:fldChar w:fldCharType="end"/>
+            </w:r>
+          </w:hyperlink>
+        </w:p>
+        <w:p>
+          <w:pPr>
+            <w:pStyle w:val="TOC1"/>
+            <w:tabs>
+              <w:tab w:val="left" w:pos="480"/>
+              <w:tab w:val="right" w:leader="dot" w:pos="8777"/>
+            </w:tabs>
+            <w:rPr>
+              <w:rFonts w:asciiTheme="minorHAnsi" w:eastAsiaTheme="minorEastAsia" w:hAnsiTheme="minorHAnsi" w:cstheme="minorBidi"/>
+              <w:noProof/>
+              <w:kern w:val="2"/>
+              <w:lang w:val="en-GB" w:eastAsia="en-GB"/>
+              <w14:ligatures w14:val="standardContextual"/>
+            </w:rPr>
+          </w:pPr>
+          <w:hyperlink w:anchor="_Toc231216489" w:history="1">
+            <w:r>
+              <w:rPr>
+                <w:rStyle w:val="Hyperlink"/>
+                <w:noProof/>
+              </w:rPr>
+              <w:t>1.</w:t>
+            </w:r>
+            <w:r>
+              <w:rPr>
+                <w:rFonts w:asciiTheme="minorHAnsi" w:eastAsiaTheme="minorEastAsia" w:hAnsiTheme="minorHAnsi" w:cstheme="minorBidi"/>
+                <w:noProof/>
+                <w:kern w:val="2"/>
+                <w:lang w:val="en-GB" w:eastAsia="en-GB"/>
+                <w14:ligatures w14:val="standardContextual"/>
+              </w:rPr>
+              <w:tab/>
+            </w:r>
+            <w:r>
+              <w:rPr>
+                <w:rStyle w:val="Hyperlink"/>
+                <w:noProof/>
+              </w:rPr>
+              <w:t>?</w:t>
+            </w:r>
+            <w:r>
+              <w:rPr>
+                <w:noProof/>
+                <w:webHidden/>
+              </w:rPr>
+              <w:tab/>
+            </w:r>
+            <w:r>
+              <w:rPr>
+                <w:noProof/>
+                <w:webHidden/>
+              </w:rPr>
+              <w:fldChar w:fldCharType="begin"/>
+            </w:r>
+            <w:r>
+              <w:rPr>
+                <w:noProof/>
+                <w:webHidden/>
+              </w:rPr>
+              <w:instrText xml:space="preserve"> PAGEREF _Toc231216489 \h </w:instrText>
+            </w:r>
+            <w:r>
+              <w:rPr>
+                <w:noProof/>
+                <w:webHidden/>
+              </w:rPr>
+            </w:r>
+            <w:r>
+              <w:rPr>
+                <w:noProof/>
+                <w:webHidden/>
+              </w:rPr>
+              <w:fldChar w:fldCharType="separate"/>
+            </w:r>
+            <w:r>
+              <w:rPr>
+                <w:noProof/>
+                <w:webHidden/>
+              </w:rPr>
+              <w:t>6</w:t>
+            </w:r>
+            <w:r>
+              <w:rPr>
+                <w:noProof/>
+                <w:webHidden/>
+              </w:rPr>
+              <w:fldChar w:fldCharType="end"/>
+            </w:r>
+          </w:hyperlink>
+        </w:p>
+        <w:p>
+          <w:pPr>
+            <w:pStyle w:val="TOC1"/>
+            <w:tabs>
+              <w:tab w:val="left" w:pos="480"/>
+              <w:tab w:val="right" w:leader="dot" w:pos="8777"/>
+            </w:tabs>
+            <w:rPr>
+              <w:rFonts w:asciiTheme="minorHAnsi" w:eastAsiaTheme="minorEastAsia" w:hAnsiTheme="minorHAnsi" w:cstheme="minorBidi"/>
+              <w:noProof/>
+              <w:kern w:val="2"/>
+              <w:lang w:val="en-GB" w:eastAsia="en-GB"/>
+              <w14:ligatures w14:val="standardContextual"/>
+            </w:rPr>
+          </w:pPr>
+          <w:hyperlink w:anchor="_Toc231216490" w:history="1">
+            <w:r>
+              <w:rPr>
+                <w:rStyle w:val="Hyperlink"/>
+                <w:noProof/>
+              </w:rPr>
+              <w:t>2.</w:t>
+            </w:r>
+            <w:r>
+              <w:rPr>
+                <w:rFonts w:asciiTheme="minorHAnsi" w:eastAsiaTheme="minorEastAsia" w:hAnsiTheme="minorHAnsi" w:cstheme="minorBidi"/>
+                <w:noProof/>
+                <w:kern w:val="2"/>
+                <w:lang w:val="en-GB" w:eastAsia="en-GB"/>
+                <w14:ligatures w14:val="standardContextual"/>
+              </w:rPr>
+              <w:tab/>
+            </w:r>
+            <w:r>
+              <w:rPr>
+                <w:rStyle w:val="Hyperlink"/>
+                <w:noProof/>
+              </w:rPr>
+              <w:t>?</w:t>
+            </w:r>
+            <w:r>
+              <w:rPr>
+                <w:noProof/>
+                <w:webHidden/>
+              </w:rPr>
+              <w:tab/>
+            </w:r>
+            <w:r>
+              <w:rPr>
+                <w:noProof/>
+                <w:webHidden/>
+              </w:rPr>
+              <w:fldChar w:fldCharType="begin"/>
+            </w:r>
+            <w:r>
+              <w:rPr>
+                <w:noProof/>
+                <w:webHidden/>
+              </w:rPr>
+              <w:instrText xml:space="preserve"> PAGEREF _Toc231216490 \h </w:instrText>
+            </w:r>
+            <w:r>
+              <w:rPr>
+                <w:noProof/>
+                <w:webHidden/>
+              </w:rPr>
+            </w:r>
+            <w:r>
+              <w:rPr>
+                <w:noProof/>
+                <w:webHidden/>
+              </w:rPr>
+              <w:fldChar w:fldCharType="separate"/>
+            </w:r>
+            <w:r>
+              <w:rPr>
+                <w:noProof/>
+                <w:webHidden/>
+              </w:rPr>
+              <w:t>7</w:t>
+            </w:r>
+            <w:r>
+              <w:rPr>
+                <w:noProof/>
+                <w:webHidden/>
+              </w:rPr>
+              <w:fldChar w:fldCharType="end"/>
+            </w:r>
+          </w:hyperlink>
+        </w:p>
+        <w:p>
+          <w:pPr>
+            <w:pStyle w:val="TOC1"/>
+            <w:tabs>
+              <w:tab w:val="left" w:pos="480"/>
+              <w:tab w:val="right" w:leader="dot" w:pos="8777"/>
+            </w:tabs>
+            <w:rPr>
+              <w:rFonts w:asciiTheme="minorHAnsi" w:eastAsiaTheme="minorEastAsia" w:hAnsiTheme="minorHAnsi" w:cstheme="minorBidi"/>
+              <w:noProof/>
+              <w:kern w:val="2"/>
+              <w:lang w:val="en-GB" w:eastAsia="en-GB"/>
+              <w14:ligatures w14:val="standardContextual"/>
+            </w:rPr>
+          </w:pPr>
+          <w:hyperlink w:anchor="_Toc231216491" w:history="1">
+            <w:r>
+              <w:rPr>
+                <w:rStyle w:val="Hyperlink"/>
+                <w:noProof/>
+              </w:rPr>
+              <w:t>3.</w:t>
+            </w:r>
+            <w:r>
+              <w:rPr>
+                <w:rFonts w:asciiTheme="minorHAnsi" w:eastAsiaTheme="minorEastAsia" w:hAnsiTheme="minorHAnsi" w:cstheme="minorBidi"/>
+                <w:noProof/>
+                <w:kern w:val="2"/>
+                <w:lang w:val="en-GB" w:eastAsia="en-GB"/>
+                <w14:ligatures w14:val="standardContextual"/>
+              </w:rPr>
+              <w:tab/>
+            </w:r>
+            <w:r>
+              <w:rPr>
+                <w:rStyle w:val="Hyperlink"/>
+                <w:noProof/>
+              </w:rPr>
+              <w:t>Implementacija</w:t>
+            </w:r>
+            <w:r>
+              <w:rPr>
+                <w:noProof/>
+                <w:webHidden/>
+              </w:rPr>
+              <w:tab/>
+            </w:r>
+            <w:r>
+              <w:rPr>
+                <w:noProof/>
+                <w:webHidden/>
+              </w:rPr>
+              <w:fldChar w:fldCharType="begin"/>
+            </w:r>
+            <w:r>
+              <w:rPr>
+                <w:noProof/>
+                <w:webHidden/>
+              </w:rPr>
+              <w:instrText xml:space="preserve"> PAGEREF _Toc231216491 \h </w:instrText>
+            </w:r>
+            <w:r>
+              <w:rPr>
+                <w:noProof/>
+                <w:webHidden/>
+              </w:rPr>
+            </w:r>
+            <w:r>
+              <w:rPr>
+                <w:noProof/>
+                <w:webHidden/>
+              </w:rPr>
+              <w:fldChar w:fldCharType="separate"/>
+            </w:r>
+            <w:r>
+              <w:rPr>
+                <w:noProof/>
+                <w:webHidden/>
+              </w:rPr>
+              <w:t>8</w:t>
+            </w:r>
+            <w:r>
+              <w:rPr>
+                <w:noProof/>
+                <w:webHidden/>
+              </w:rPr>
+              <w:fldChar w:fldCharType="end"/>
+            </w:r>
+          </w:hyperlink>
+        </w:p>
+        <w:p>
+          <w:pPr>
+            <w:pStyle w:val="TOC2"/>
+            <w:tabs>
+              <w:tab w:val="left" w:pos="960"/>
+              <w:tab w:val="right" w:leader="dot" w:pos="8777"/>
+            </w:tabs>
+            <w:rPr>
+              <w:rFonts w:asciiTheme="minorHAnsi" w:eastAsiaTheme="minorEastAsia" w:hAnsiTheme="minorHAnsi" w:cstheme="minorBidi"/>
+              <w:noProof/>
+              <w:kern w:val="2"/>
+              <w:lang w:val="en-GB" w:eastAsia="en-GB"/>
+              <w14:ligatures w14:val="standardContextual"/>
+            </w:rPr>
+          </w:pPr>
+          <w:hyperlink w:anchor="_Toc231216492" w:history="1">
+            <w:r>
+              <w:rPr>
+                <w:rStyle w:val="Hyperlink"/>
+                <w:i/>
+                <w:noProof/>
+              </w:rPr>
+              <w:t>3.1.</w:t>
+            </w:r>
+            <w:r>
+              <w:rPr>
+                <w:rFonts w:asciiTheme="minorHAnsi" w:eastAsiaTheme="minorEastAsia" w:hAnsiTheme="minorHAnsi" w:cstheme="minorBidi"/>
+                <w:noProof/>
+                <w:kern w:val="2"/>
+                <w:lang w:val="en-GB" w:eastAsia="en-GB"/>
+                <w14:ligatures w14:val="standardContextual"/>
+              </w:rPr>
+              <w:tab/>
+            </w:r>
+            <w:r>
+              <w:rPr>
+                <w:rStyle w:val="Hyperlink"/>
+                <w:i/>
+                <w:noProof/>
+              </w:rPr>
+              <w:t>Eclipse SUMO</w:t>
+            </w:r>
+            <w:r>
+              <w:rPr>
+                <w:noProof/>
+                <w:webHidden/>
+              </w:rPr>
+              <w:tab/>
+            </w:r>
+            <w:r>
+              <w:rPr>
+                <w:noProof/>
+                <w:webHidden/>
+              </w:rPr>
+              <w:fldChar w:fldCharType="begin"/>
+            </w:r>
+            <w:r>
+              <w:rPr>
+                <w:noProof/>
+                <w:webHidden/>
+              </w:rPr>
+              <w:instrText xml:space="preserve"> PAGEREF _Toc231216492 \h </w:instrText>
+            </w:r>
+            <w:r>
+              <w:rPr>
+                <w:noProof/>
+                <w:webHidden/>
+              </w:rPr>
+            </w:r>
+            <w:r>
+              <w:rPr>
+                <w:noProof/>
+                <w:webHidden/>
+              </w:rPr>
+              <w:fldChar w:fldCharType="separate"/>
+            </w:r>
+            <w:r>
+              <w:rPr>
+                <w:noProof/>
+                <w:webHidden/>
+              </w:rPr>
+              <w:t>8</w:t>
+            </w:r>
+            <w:r>
+              <w:rPr>
+                <w:noProof/>
+                <w:webHidden/>
+              </w:rPr>
+              <w:fldChar w:fldCharType="end"/>
+            </w:r>
+          </w:hyperlink>
+        </w:p>
+        <w:p>
+          <w:pPr>
+            <w:pStyle w:val="TOC2"/>
+            <w:tabs>
+              <w:tab w:val="left" w:pos="960"/>
+              <w:tab w:val="right" w:leader="dot" w:pos="8777"/>
+            </w:tabs>
+            <w:rPr>
+              <w:rFonts w:asciiTheme="minorHAnsi" w:eastAsiaTheme="minorEastAsia" w:hAnsiTheme="minorHAnsi" w:cstheme="minorBidi"/>
+              <w:noProof/>
+              <w:kern w:val="2"/>
+              <w:lang w:val="en-GB" w:eastAsia="en-GB"/>
+              <w14:ligatures w14:val="standardContextual"/>
+            </w:rPr>
+          </w:pPr>
+          <w:hyperlink w:anchor="_Toc231216493" w:history="1">
+            <w:r>
+              <w:rPr>
+                <w:rStyle w:val="Hyperlink"/>
+                <w:i/>
+                <w:noProof/>
+              </w:rPr>
+              <w:t>3.2.</w:t>
+            </w:r>
+            <w:r>
+              <w:rPr>
+                <w:rFonts w:asciiTheme="minorHAnsi" w:eastAsiaTheme="minorEastAsia" w:hAnsiTheme="minorHAnsi" w:cstheme="minorBidi"/>
+                <w:noProof/>
+                <w:kern w:val="2"/>
+                <w:lang w:val="en-GB" w:eastAsia="en-GB"/>
+                <w14:ligatures w14:val="standardContextual"/>
+              </w:rPr>
+              <w:tab/>
+            </w:r>
+            <w:r>
+              <w:rPr>
+                <w:rStyle w:val="Hyperlink"/>
+                <w:i/>
+                <w:noProof/>
+              </w:rPr>
+              <w:t>Networkx</w:t>
+            </w:r>
+            <w:r>
+              <w:rPr>
+                <w:noProof/>
+                <w:webHidden/>
+              </w:rPr>
+              <w:tab/>
+            </w:r>
+            <w:r>
+              <w:rPr>
+                <w:noProof/>
+                <w:webHidden/>
+              </w:rPr>
+              <w:fldChar w:fldCharType="begin"/>
+            </w:r>
+            <w:r>
+              <w:rPr>
+                <w:noProof/>
+                <w:webHidden/>
+              </w:rPr>
+              <w:instrText xml:space="preserve"> PAGEREF _Toc231216493 \h </w:instrText>
+            </w:r>
+            <w:r>
+              <w:rPr>
+                <w:noProof/>
+                <w:webHidden/>
+              </w:rPr>
+            </w:r>
+            <w:r>
+              <w:rPr>
+                <w:noProof/>
+                <w:webHidden/>
+              </w:rPr>
+              <w:fldChar w:fldCharType="separate"/>
+            </w:r>
+            <w:r>
+              <w:rPr>
+                <w:noProof/>
+                <w:webHidden/>
+              </w:rPr>
+              <w:t>8</w:t>
+            </w:r>
+            <w:r>
+              <w:rPr>
+                <w:noProof/>
+                <w:webHidden/>
+              </w:rPr>
+              <w:fldChar w:fldCharType="end"/>
+            </w:r>
+          </w:hyperlink>
+        </w:p>
+        <w:p>
+          <w:pPr>
+            <w:pStyle w:val="TOC2"/>
+            <w:tabs>
+              <w:tab w:val="left" w:pos="960"/>
+              <w:tab w:val="right" w:leader="dot" w:pos="8777"/>
+            </w:tabs>
+            <w:rPr>
+              <w:rFonts w:asciiTheme="minorHAnsi" w:eastAsiaTheme="minorEastAsia" w:hAnsiTheme="minorHAnsi" w:cstheme="minorBidi"/>
+              <w:noProof/>
+              <w:kern w:val="2"/>
+              <w:lang w:val="en-GB" w:eastAsia="en-GB"/>
+              <w14:ligatures w14:val="standardContextual"/>
+            </w:rPr>
+          </w:pPr>
+          <w:hyperlink w:anchor="_Toc231216494" w:history="1">
+            <w:r>
+              <w:rPr>
+                <w:rStyle w:val="Hyperlink"/>
+                <w:noProof/>
+              </w:rPr>
+              <w:t>3.3.</w:t>
+            </w:r>
+            <w:r>
+              <w:rPr>
+                <w:rFonts w:asciiTheme="minorHAnsi" w:eastAsiaTheme="minorEastAsia" w:hAnsiTheme="minorHAnsi" w:cstheme="minorBidi"/>
+                <w:noProof/>
+                <w:kern w:val="2"/>
+                <w:lang w:val="en-GB" w:eastAsia="en-GB"/>
+                <w14:ligatures w14:val="standardContextual"/>
+              </w:rPr>
+              <w:tab/>
+            </w:r>
+            <w:r>
+              <w:rPr>
+                <w:rStyle w:val="Hyperlink"/>
+                <w:noProof/>
+              </w:rPr>
+              <w:t>Modifikacija mreže</w:t>
+            </w:r>
+            <w:r>
+              <w:rPr>
+                <w:noProof/>
+                <w:webHidden/>
+              </w:rPr>
+              <w:tab/>
+            </w:r>
+            <w:r>
+              <w:rPr>
+                <w:noProof/>
+                <w:webHidden/>
+              </w:rPr>
+              <w:fldChar w:fldCharType="begin"/>
+            </w:r>
+            <w:r>
+              <w:rPr>
+                <w:noProof/>
+                <w:webHidden/>
+              </w:rPr>
+              <w:instrText xml:space="preserve"> PAGEREF _Toc231216494 \h </w:instrText>
+            </w:r>
+            <w:r>
+              <w:rPr>
+                <w:noProof/>
+                <w:webHidden/>
+              </w:rPr>
+            </w:r>
+            <w:r>
+              <w:rPr>
+                <w:noProof/>
+                <w:webHidden/>
+              </w:rPr>
+              <w:fldChar w:fldCharType="separate"/>
+            </w:r>
+            <w:r>
+              <w:rPr>
+                <w:noProof/>
+                <w:webHidden/>
+              </w:rPr>
+              <w:t>8</w:t>
+            </w:r>
+            <w:r>
+              <w:rPr>
+                <w:noProof/>
+                <w:webHidden/>
+              </w:rPr>
+              <w:fldChar w:fldCharType="end"/>
+            </w:r>
+          </w:hyperlink>
+        </w:p>
+        <w:p>
+          <w:pPr>
+            <w:pStyle w:val="TOC2"/>
+            <w:tabs>
+              <w:tab w:val="left" w:pos="960"/>
+              <w:tab w:val="right" w:leader="dot" w:pos="8777"/>
+            </w:tabs>
+            <w:rPr>
+              <w:rFonts w:asciiTheme="minorHAnsi" w:eastAsiaTheme="minorEastAsia" w:hAnsiTheme="minorHAnsi" w:cstheme="minorBidi"/>
+              <w:noProof/>
+              <w:kern w:val="2"/>
+              <w:lang w:val="en-GB" w:eastAsia="en-GB"/>
+              <w14:ligatures w14:val="standardContextual"/>
+            </w:rPr>
+          </w:pPr>
+          <w:hyperlink w:anchor="_Toc231216495" w:history="1">
+            <w:r>
+              <w:rPr>
+                <w:rStyle w:val="Hyperlink"/>
+                <w:noProof/>
+              </w:rPr>
+              <w:t>3.4.</w:t>
+            </w:r>
+            <w:r>
+              <w:rPr>
+                <w:rFonts w:asciiTheme="minorHAnsi" w:eastAsiaTheme="minorEastAsia" w:hAnsiTheme="minorHAnsi" w:cstheme="minorBidi"/>
+                <w:noProof/>
+                <w:kern w:val="2"/>
+                <w:lang w:val="en-GB" w:eastAsia="en-GB"/>
+                <w14:ligatures w14:val="standardContextual"/>
+              </w:rPr>
+              <w:tab/>
+            </w:r>
+            <w:r>
+              <w:rPr>
+                <w:rStyle w:val="Hyperlink"/>
+                <w:noProof/>
+              </w:rPr>
+              <w:t>Algoritmi</w:t>
+            </w:r>
+            <w:r>
+              <w:rPr>
+                <w:noProof/>
+                <w:webHidden/>
+              </w:rPr>
+              <w:tab/>
+            </w:r>
+            <w:r>
+              <w:rPr>
+                <w:noProof/>
+                <w:webHidden/>
+              </w:rPr>
+              <w:fldChar w:fldCharType="begin"/>
+            </w:r>
+            <w:r>
+              <w:rPr>
+                <w:noProof/>
+                <w:webHidden/>
+              </w:rPr>
+              <w:instrText xml:space="preserve"> PAGEREF _Toc231216495 \h </w:instrText>
+            </w:r>
+            <w:r>
+              <w:rPr>
+                <w:noProof/>
+                <w:webHidden/>
+              </w:rPr>
+            </w:r>
+            <w:r>
+              <w:rPr>
+                <w:noProof/>
+                <w:webHidden/>
+              </w:rPr>
+              <w:fldChar w:fldCharType="separate"/>
+            </w:r>
+            <w:r>
+              <w:rPr>
+                <w:noProof/>
+                <w:webHidden/>
+              </w:rPr>
+              <w:t>8</w:t>
+            </w:r>
+            <w:r>
+              <w:rPr>
+                <w:noProof/>
+                <w:webHidden/>
+              </w:rPr>
+              <w:fldChar w:fldCharType="end"/>
+            </w:r>
+          </w:hyperlink>
+        </w:p>
+        <w:p>
+          <w:pPr>
+            <w:pStyle w:val="TOC2"/>
+            <w:tabs>
+              <w:tab w:val="right" w:leader="dot" w:pos="8777"/>
+            </w:tabs>
+            <w:rPr>
+              <w:rFonts w:asciiTheme="minorHAnsi" w:eastAsiaTheme="minorEastAsia" w:hAnsiTheme="minorHAnsi" w:cstheme="minorBidi"/>
+              <w:noProof/>
+              <w:kern w:val="2"/>
+              <w:lang w:val="en-GB" w:eastAsia="en-GB"/>
+              <w14:ligatures w14:val="standardContextual"/>
+            </w:rPr>
+          </w:pPr>
+          <w:hyperlink w:anchor="_Toc231216496" w:history="1">
+            <w:r>
+              <w:rPr>
+                <w:rStyle w:val="Hyperlink"/>
+                <w:noProof/>
+              </w:rPr>
+              <w:t>3.5.</w:t>
+            </w:r>
+            <w:r>
+              <w:rPr>
+                <w:noProof/>
+                <w:webHidden/>
+              </w:rPr>
+              <w:tab/>
+            </w:r>
+            <w:r>
+              <w:rPr>
+                <w:noProof/>
+                <w:webHidden/>
+              </w:rPr>
+              <w:fldChar w:fldCharType="begin"/>
+            </w:r>
+            <w:r>
+              <w:rPr>
+                <w:noProof/>
+                <w:webHidden/>
+              </w:rPr>
+              <w:instrText xml:space="preserve"> PAGEREF _Toc231216496 \h </w:instrText>
+            </w:r>
+            <w:r>
+              <w:rPr>
+                <w:noProof/>
+                <w:webHidden/>
+              </w:rPr>
+            </w:r>
+            <w:r>
+              <w:rPr>
+                <w:noProof/>
+                <w:webHidden/>
+              </w:rPr>
+              <w:fldChar w:fldCharType="separate"/>
+            </w:r>
+            <w:r>
+              <w:rPr>
+                <w:noProof/>
+                <w:webHidden/>
+              </w:rPr>
+              <w:t>8</w:t>
+            </w:r>
+            <w:r>
+              <w:rPr>
+                <w:noProof/>
+                <w:webHidden/>
+              </w:rPr>
+              <w:fldChar w:fldCharType="end"/>
+            </w:r>
+          </w:hyperlink>
+        </w:p>
+        <w:p>
+          <w:pPr>
+            <w:pStyle w:val="TOC1"/>
+            <w:tabs>
+              <w:tab w:val="left" w:pos="480"/>
+              <w:tab w:val="right" w:leader="dot" w:pos="8777"/>
+            </w:tabs>
+            <w:rPr>
+              <w:rFonts w:asciiTheme="minorHAnsi" w:eastAsiaTheme="minorEastAsia" w:hAnsiTheme="minorHAnsi" w:cstheme="minorBidi"/>
+              <w:noProof/>
+              <w:kern w:val="2"/>
+              <w:lang w:val="en-GB" w:eastAsia="en-GB"/>
+              <w14:ligatures w14:val="standardContextual"/>
+            </w:rPr>
+          </w:pPr>
+          <w:hyperlink w:anchor="_Toc231216497" w:history="1">
+            <w:r>
+              <w:rPr>
+                <w:rStyle w:val="Hyperlink"/>
+                <w:noProof/>
+              </w:rPr>
+              <w:t>4.</w:t>
+            </w:r>
+            <w:r>
+              <w:rPr>
+                <w:rFonts w:asciiTheme="minorHAnsi" w:eastAsiaTheme="minorEastAsia" w:hAnsiTheme="minorHAnsi" w:cstheme="minorBidi"/>
+                <w:noProof/>
+                <w:kern w:val="2"/>
+                <w:lang w:val="en-GB" w:eastAsia="en-GB"/>
+                <w14:ligatures w14:val="standardContextual"/>
+              </w:rPr>
+              <w:tab/>
+            </w:r>
+            <w:r>
+              <w:rPr>
+                <w:rStyle w:val="Hyperlink"/>
+                <w:noProof/>
+              </w:rPr>
+              <w:t>Rješenja</w:t>
+            </w:r>
+            <w:r>
+              <w:rPr>
+                <w:noProof/>
+                <w:webHidden/>
+              </w:rPr>
+              <w:tab/>
+            </w:r>
+            <w:r>
+              <w:rPr>
+                <w:noProof/>
+                <w:webHidden/>
+              </w:rPr>
+              <w:fldChar w:fldCharType="begin"/>
+            </w:r>
+            <w:r>
+              <w:rPr>
+                <w:noProof/>
+                <w:webHidden/>
+              </w:rPr>
+              <w:instrText xml:space="preserve"> PAGEREF _Toc231216497 \h </w:instrText>
+            </w:r>
+            <w:r>
+              <w:rPr>
+                <w:noProof/>
+                <w:webHidden/>
+              </w:rPr>
+            </w:r>
+            <w:r>
+              <w:rPr>
+                <w:noProof/>
+                <w:webHidden/>
+              </w:rPr>
+              <w:fldChar w:fldCharType="separate"/>
+            </w:r>
+            <w:r>
+              <w:rPr>
+                <w:noProof/>
+                <w:webHidden/>
+              </w:rPr>
+              <w:t>9</w:t>
+            </w:r>
+            <w:r>
+              <w:rPr>
+                <w:noProof/>
+                <w:webHidden/>
+              </w:rPr>
+              <w:fldChar w:fldCharType="end"/>
+            </w:r>
+          </w:hyperlink>
+        </w:p>
+        <w:p>
+          <w:pPr>
+            <w:pStyle w:val="TOC2"/>
+            <w:tabs>
+              <w:tab w:val="left" w:pos="960"/>
+              <w:tab w:val="right" w:leader="dot" w:pos="8777"/>
+            </w:tabs>
+            <w:rPr>
+              <w:rFonts w:asciiTheme="minorHAnsi" w:eastAsiaTheme="minorEastAsia" w:hAnsiTheme="minorHAnsi" w:cstheme="minorBidi"/>
+              <w:noProof/>
+              <w:kern w:val="2"/>
+              <w:lang w:val="en-GB" w:eastAsia="en-GB"/>
+              <w14:ligatures w14:val="standardContextual"/>
+            </w:rPr>
+          </w:pPr>
+          <w:hyperlink w:anchor="_Toc231216498" w:history="1">
+            <w:r>
+              <w:rPr>
+                <w:rStyle w:val="Hyperlink"/>
+                <w:noProof/>
+              </w:rPr>
+              <w:t>4.1.</w:t>
+            </w:r>
+            <w:r>
+              <w:rPr>
+                <w:rFonts w:asciiTheme="minorHAnsi" w:eastAsiaTheme="minorEastAsia" w:hAnsiTheme="minorHAnsi" w:cstheme="minorBidi"/>
+                <w:noProof/>
+                <w:kern w:val="2"/>
+                <w:lang w:val="en-GB" w:eastAsia="en-GB"/>
+                <w14:ligatures w14:val="standardContextual"/>
+              </w:rPr>
+              <w:tab/>
+            </w:r>
+            <w:r>
+              <w:rPr>
+                <w:rStyle w:val="Hyperlink"/>
+                <w:noProof/>
+              </w:rPr>
+              <w:t>Algoritmi</w:t>
+            </w:r>
+            <w:r>
+              <w:rPr>
+                <w:noProof/>
+                <w:webHidden/>
+              </w:rPr>
+              <w:tab/>
+            </w:r>
+            <w:r>
+              <w:rPr>
+                <w:noProof/>
+                <w:webHidden/>
+              </w:rPr>
+              <w:fldChar w:fldCharType="begin"/>
+            </w:r>
+            <w:r>
+              <w:rPr>
+                <w:noProof/>
+                <w:webHidden/>
+              </w:rPr>
+              <w:instrText xml:space="preserve"> PAGEREF _Toc231216498 \h </w:instrText>
+            </w:r>
+            <w:r>
+              <w:rPr>
+                <w:noProof/>
+                <w:webHidden/>
+              </w:rPr>
+            </w:r>
+            <w:r>
+              <w:rPr>
+                <w:noProof/>
+                <w:webHidden/>
+              </w:rPr>
+              <w:fldChar w:fldCharType="separate"/>
+            </w:r>
+            <w:r>
+              <w:rPr>
+                <w:noProof/>
+                <w:webHidden/>
+              </w:rPr>
+              <w:t>9</w:t>
+            </w:r>
+            <w:r>
+              <w:rPr>
+                <w:noProof/>
+                <w:webHidden/>
+              </w:rPr>
+              <w:fldChar w:fldCharType="end"/>
+            </w:r>
+          </w:hyperlink>
+        </w:p>
+        <w:p>
+          <w:pPr>
+            <w:pStyle w:val="TOC2"/>
+            <w:tabs>
+              <w:tab w:val="left" w:pos="960"/>
+              <w:tab w:val="right" w:leader="dot" w:pos="8777"/>
+            </w:tabs>
+            <w:rPr>
+              <w:rFonts w:asciiTheme="minorHAnsi" w:eastAsiaTheme="minorEastAsia" w:hAnsiTheme="minorHAnsi" w:cstheme="minorBidi"/>
+              <w:noProof/>
+              <w:kern w:val="2"/>
+              <w:lang w:val="en-GB" w:eastAsia="en-GB"/>
+              <w14:ligatures w14:val="standardContextual"/>
+            </w:rPr>
+          </w:pPr>
+          <w:hyperlink w:anchor="_Toc231216499" w:history="1">
+            <w:r>
+              <w:rPr>
+                <w:rStyle w:val="Hyperlink"/>
+                <w:noProof/>
+              </w:rPr>
+              <w:t>4.2.</w:t>
+            </w:r>
+            <w:r>
+              <w:rPr>
+                <w:rFonts w:asciiTheme="minorHAnsi" w:eastAsiaTheme="minorEastAsia" w:hAnsiTheme="minorHAnsi" w:cstheme="minorBidi"/>
+                <w:noProof/>
+                <w:kern w:val="2"/>
+                <w:lang w:val="en-GB" w:eastAsia="en-GB"/>
+                <w14:ligatures w14:val="standardContextual"/>
+              </w:rPr>
+              <w:tab/>
+            </w:r>
+            <w:r>
+              <w:rPr>
+                <w:rStyle w:val="Hyperlink"/>
+                <w:noProof/>
+              </w:rPr>
+              <w:t>Strojno učenje</w:t>
+            </w:r>
+            <w:r>
+              <w:rPr>
+                <w:noProof/>
+                <w:webHidden/>
+              </w:rPr>
+              <w:tab/>
+            </w:r>
+            <w:r>
+              <w:rPr>
+                <w:noProof/>
+                <w:webHidden/>
+              </w:rPr>
+              <w:fldChar w:fldCharType="begin"/>
+            </w:r>
+            <w:r>
+              <w:rPr>
+                <w:noProof/>
+                <w:webHidden/>
+              </w:rPr>
+              <w:instrText xml:space="preserve"> PAGEREF _Toc231216499 \h </w:instrText>
+            </w:r>
+            <w:r>
+              <w:rPr>
+                <w:noProof/>
+                <w:webHidden/>
+              </w:rPr>
+            </w:r>
+            <w:r>
+              <w:rPr>
+                <w:noProof/>
+                <w:webHidden/>
+              </w:rPr>
+              <w:fldChar w:fldCharType="separate"/>
+            </w:r>
+            <w:r>
+              <w:rPr>
+                <w:noProof/>
+                <w:webHidden/>
+              </w:rPr>
+              <w:t>9</w:t>
+            </w:r>
+            <w:r>
+              <w:rPr>
+                <w:noProof/>
+                <w:webHidden/>
+              </w:rPr>
+              <w:fldChar w:fldCharType="end"/>
+            </w:r>
+          </w:hyperlink>
+        </w:p>
+        <w:p>
+          <w:pPr>
+            <w:pStyle w:val="TOC3"/>
+            <w:tabs>
+              <w:tab w:val="left" w:pos="1440"/>
+              <w:tab w:val="right" w:leader="dot" w:pos="8777"/>
+            </w:tabs>
+            <w:rPr>
+              <w:rFonts w:asciiTheme="minorHAnsi" w:eastAsiaTheme="minorEastAsia" w:hAnsiTheme="minorHAnsi" w:cstheme="minorBidi"/>
+              <w:noProof/>
+              <w:kern w:val="2"/>
+              <w:lang w:val="en-GB" w:eastAsia="en-GB"/>
+              <w14:ligatures w14:val="standardContextual"/>
+            </w:rPr>
+          </w:pPr>
+          <w:hyperlink w:anchor="_Toc231216500" w:history="1">
+            <w:r>
+              <w:rPr>
+                <w:rStyle w:val="Hyperlink"/>
+                <w:rFonts w:asciiTheme="majorHAnsi" w:hAnsiTheme="majorHAnsi"/>
+                <w:noProof/>
+              </w:rPr>
+              <w:t>4.2.1.</w:t>
+            </w:r>
+            <w:r>
+              <w:rPr>
+                <w:rFonts w:asciiTheme="minorHAnsi" w:eastAsiaTheme="minorEastAsia" w:hAnsiTheme="minorHAnsi" w:cstheme="minorBidi"/>
+                <w:noProof/>
+                <w:kern w:val="2"/>
+                <w:lang w:val="en-GB" w:eastAsia="en-GB"/>
+                <w14:ligatures w14:val="standardContextual"/>
+              </w:rPr>
+              <w:tab/>
+            </w:r>
+            <w:r>
+              <w:rPr>
+                <w:rStyle w:val="Hyperlink"/>
+                <w:rFonts w:asciiTheme="majorHAnsi" w:hAnsiTheme="majorHAnsi"/>
+                <w:noProof/>
+              </w:rPr>
+              <w:t>Solo agent</w:t>
+            </w:r>
+            <w:r>
+              <w:rPr>
+                <w:noProof/>
+                <w:webHidden/>
+              </w:rPr>
+              <w:tab/>
+            </w:r>
+            <w:r>
+              <w:rPr>
+                <w:noProof/>
+                <w:webHidden/>
+              </w:rPr>
+              <w:fldChar w:fldCharType="begin"/>
+            </w:r>
+            <w:r>
+              <w:rPr>
+                <w:noProof/>
+                <w:webHidden/>
+              </w:rPr>
+              <w:instrText xml:space="preserve"> PAGEREF _Toc231216500 \h </w:instrText>
+            </w:r>
+            <w:r>
+              <w:rPr>
+                <w:noProof/>
+                <w:webHidden/>
+              </w:rPr>
+            </w:r>
+            <w:r>
+              <w:rPr>
+                <w:noProof/>
+                <w:webHidden/>
+              </w:rPr>
+              <w:fldChar w:fldCharType="separate"/>
+            </w:r>
+            <w:r>
+              <w:rPr>
+                <w:noProof/>
+                <w:webHidden/>
+              </w:rPr>
+              <w:t>9</w:t>
+            </w:r>
+            <w:r>
+              <w:rPr>
+                <w:noProof/>
+                <w:webHidden/>
+              </w:rPr>
+              <w:fldChar w:fldCharType="end"/>
+            </w:r>
+          </w:hyperlink>
+        </w:p>
+        <w:p>
+          <w:pPr>
+            <w:pStyle w:val="TOC3"/>
+            <w:tabs>
+              <w:tab w:val="left" w:pos="1440"/>
+              <w:tab w:val="right" w:leader="dot" w:pos="8777"/>
+            </w:tabs>
+            <w:rPr>
+              <w:rFonts w:asciiTheme="minorHAnsi" w:eastAsiaTheme="minorEastAsia" w:hAnsiTheme="minorHAnsi" w:cstheme="minorBidi"/>
+              <w:noProof/>
+              <w:kern w:val="2"/>
+              <w:lang w:val="en-GB" w:eastAsia="en-GB"/>
+              <w14:ligatures w14:val="standardContextual"/>
+            </w:rPr>
+          </w:pPr>
+          <w:hyperlink w:anchor="_Toc231216501" w:history="1">
+            <w:r>
+              <w:rPr>
+                <w:rStyle w:val="Hyperlink"/>
+                <w:rFonts w:asciiTheme="majorHAnsi" w:hAnsiTheme="majorHAnsi"/>
+                <w:i/>
+                <w:iCs/>
+                <w:noProof/>
+              </w:rPr>
+              <w:t>4.2.2.</w:t>
+            </w:r>
+            <w:r>
+              <w:rPr>
+                <w:rFonts w:asciiTheme="minorHAnsi" w:eastAsiaTheme="minorEastAsia" w:hAnsiTheme="minorHAnsi" w:cstheme="minorBidi"/>
+                <w:noProof/>
+                <w:kern w:val="2"/>
+                <w:lang w:val="en-GB" w:eastAsia="en-GB"/>
+                <w14:ligatures w14:val="standardContextual"/>
+              </w:rPr>
+              <w:tab/>
+            </w:r>
+            <w:r>
+              <w:rPr>
+                <w:rStyle w:val="Hyperlink"/>
+                <w:rFonts w:asciiTheme="majorHAnsi" w:hAnsiTheme="majorHAnsi"/>
+                <w:i/>
+                <w:iCs/>
+                <w:noProof/>
+              </w:rPr>
+              <w:t>MARL</w:t>
+            </w:r>
+            <w:r>
+              <w:rPr>
+                <w:noProof/>
+                <w:webHidden/>
+              </w:rPr>
+              <w:tab/>
+            </w:r>
+            <w:r>
+              <w:rPr>
+                <w:noProof/>
+                <w:webHidden/>
+              </w:rPr>
+              <w:fldChar w:fldCharType="begin"/>
+            </w:r>
+            <w:r>
+              <w:rPr>
+                <w:noProof/>
+                <w:webHidden/>
+              </w:rPr>
+              <w:instrText xml:space="preserve"> PAGEREF _Toc231216501 \h </w:instrText>
+            </w:r>
+            <w:r>
+              <w:rPr>
+                <w:noProof/>
+                <w:webHidden/>
+              </w:rPr>
+            </w:r>
+            <w:r>
+              <w:rPr>
+                <w:noProof/>
+                <w:webHidden/>
+              </w:rPr>
+              <w:fldChar w:fldCharType="separate"/>
+            </w:r>
+            <w:r>
+              <w:rPr>
+                <w:noProof/>
+                <w:webHidden/>
+              </w:rPr>
+              <w:t>9</w:t>
+            </w:r>
+            <w:r>
+              <w:rPr>
+                <w:noProof/>
+                <w:webHidden/>
+              </w:rPr>
+              <w:fldChar w:fldCharType="end"/>
+            </w:r>
+          </w:hyperlink>
+        </w:p>
+        <w:p>
+          <w:pPr>
+            <w:pStyle w:val="TOC1"/>
+            <w:tabs>
+              <w:tab w:val="left" w:pos="480"/>
+              <w:tab w:val="right" w:leader="dot" w:pos="8777"/>
+            </w:tabs>
+            <w:rPr>
+              <w:rFonts w:asciiTheme="minorHAnsi" w:eastAsiaTheme="minorEastAsia" w:hAnsiTheme="minorHAnsi" w:cstheme="minorBidi"/>
+              <w:noProof/>
+              <w:kern w:val="2"/>
+              <w:lang w:val="en-GB" w:eastAsia="en-GB"/>
+              <w14:ligatures w14:val="standardContextual"/>
+            </w:rPr>
+          </w:pPr>
+          <w:hyperlink w:anchor="_Toc231216502" w:history="1">
+            <w:r>
+              <w:rPr>
+                <w:rStyle w:val="Hyperlink"/>
+                <w:noProof/>
+              </w:rPr>
+              <w:t>5.</w:t>
+            </w:r>
+            <w:r>
+              <w:rPr>
+                <w:rFonts w:asciiTheme="minorHAnsi" w:eastAsiaTheme="minorEastAsia" w:hAnsiTheme="minorHAnsi" w:cstheme="minorBidi"/>
+                <w:noProof/>
+                <w:kern w:val="2"/>
+                <w:lang w:val="en-GB" w:eastAsia="en-GB"/>
+                <w14:ligatures w14:val="standardContextual"/>
+              </w:rPr>
+              <w:tab/>
+            </w:r>
+            <w:r>
+              <w:rPr>
+                <w:rStyle w:val="Hyperlink"/>
+                <w:noProof/>
+              </w:rPr>
+              <w:t>Završetak</w:t>
+            </w:r>
+            <w:r>
+              <w:rPr>
+                <w:noProof/>
+                <w:webHidden/>
+              </w:rPr>
+              <w:tab/>
+            </w:r>
+            <w:r>
+              <w:rPr>
+                <w:noProof/>
+                <w:webHidden/>
+              </w:rPr>
+              <w:fldChar w:fldCharType="begin"/>
+            </w:r>
+            <w:r>
+              <w:rPr>
+                <w:noProof/>
+                <w:webHidden/>
+              </w:rPr>
+              <w:instrText xml:space="preserve"> PAGEREF _Toc231216502 \h </w:instrText>
+            </w:r>
+            <w:r>
+              <w:rPr>
+                <w:noProof/>
+                <w:webHidden/>
+              </w:rPr>
+            </w:r>
+            <w:r>
+              <w:rPr>
+                <w:noProof/>
+                <w:webHidden/>
+              </w:rPr>
+              <w:fldChar w:fldCharType="separate"/>
+            </w:r>
+            <w:r>
+              <w:rPr>
+                <w:noProof/>
+                <w:webHidden/>
+              </w:rPr>
+              <w:t>10</w:t>
+            </w:r>
+            <w:r>
+              <w:rPr>
+                <w:noProof/>
+                <w:webHidden/>
+              </w:rPr>
+              <w:fldChar w:fldCharType="end"/>
+            </w:r>
+          </w:hyperlink>
+        </w:p>
+        <w:p>
+          <w:pPr>
+            <w:pStyle w:val="TOC1"/>
+            <w:tabs>
+              <w:tab w:val="left" w:pos="480"/>
+              <w:tab w:val="right" w:leader="dot" w:pos="8777"/>
+            </w:tabs>
+            <w:rPr>
+              <w:rFonts w:asciiTheme="minorHAnsi" w:eastAsiaTheme="minorEastAsia" w:hAnsiTheme="minorHAnsi" w:cstheme="minorBidi"/>
+              <w:noProof/>
+              <w:kern w:val="2"/>
+              <w:lang w:val="en-GB" w:eastAsia="en-GB"/>
+              <w14:ligatures w14:val="standardContextual"/>
+            </w:rPr>
+          </w:pPr>
+          <w:hyperlink w:anchor="_Toc231216503" w:history="1">
+            <w:r>
+              <w:rPr>
+                <w:rStyle w:val="Hyperlink"/>
+                <w:noProof/>
+              </w:rPr>
+              <w:t>6.</w:t>
+            </w:r>
+            <w:r>
+              <w:rPr>
+                <w:rFonts w:asciiTheme="minorHAnsi" w:eastAsiaTheme="minorEastAsia" w:hAnsiTheme="minorHAnsi" w:cstheme="minorBidi"/>
+                <w:noProof/>
+                <w:kern w:val="2"/>
+                <w:lang w:val="en-GB" w:eastAsia="en-GB"/>
+                <w14:ligatures w14:val="standardContextual"/>
+              </w:rPr>
+              <w:tab/>
+            </w:r>
+            <w:r>
+              <w:rPr>
+                <w:rStyle w:val="Hyperlink"/>
+                <w:noProof/>
+              </w:rPr>
+              <w:t>Literatura</w:t>
+            </w:r>
+            <w:r>
+              <w:rPr>
+                <w:noProof/>
+                <w:webHidden/>
+              </w:rPr>
+              <w:tab/>
+            </w:r>
+            <w:r>
+              <w:rPr>
+                <w:noProof/>
+                <w:webHidden/>
+              </w:rPr>
+              <w:fldChar w:fldCharType="begin"/>
+            </w:r>
+            <w:r>
+              <w:rPr>
+                <w:noProof/>
+                <w:webHidden/>
+              </w:rPr>
+              <w:instrText xml:space="preserve"> PAGEREF _Toc231216503 \h </w:instrText>
+            </w:r>
+            <w:r>
+              <w:rPr>
+                <w:noProof/>
+                <w:webHidden/>
+              </w:rPr>
+            </w:r>
+            <w:r>
+              <w:rPr>
+                <w:noProof/>
+                <w:webHidden/>
+              </w:rPr>
+              <w:fldChar w:fldCharType="separate"/>
+            </w:r>
+            <w:r>
+              <w:rPr>
+                <w:noProof/>
+                <w:webHidden/>
+              </w:rPr>
+              <w:t>11</w:t>
+            </w:r>
+            <w:r>
+              <w:rPr>
+                <w:noProof/>
+                <w:webHidden/>
+              </w:rPr>
+              <w:fldChar w:fldCharType="end"/>
+            </w:r>
+          </w:hyperlink>
+        </w:p>
+        <w:p>
+          <w:pPr>
+            <w:pStyle w:val="TOC1"/>
+            <w:tabs>
+              <w:tab w:val="left" w:pos="480"/>
+              <w:tab w:val="right" w:leader="dot" w:pos="8777"/>
+            </w:tabs>
+            <w:rPr>
+              <w:rFonts w:asciiTheme="minorHAnsi" w:eastAsiaTheme="minorEastAsia" w:hAnsiTheme="minorHAnsi" w:cstheme="minorBidi"/>
+              <w:noProof/>
+              <w:kern w:val="2"/>
+              <w:lang w:val="en-GB" w:eastAsia="en-GB"/>
+              <w14:ligatures w14:val="standardContextual"/>
+            </w:rPr>
+          </w:pPr>
+          <w:hyperlink w:anchor="_Toc231216504" w:history="1">
+            <w:r>
+              <w:rPr>
+                <w:rStyle w:val="Hyperlink"/>
+                <w:noProof/>
+              </w:rPr>
+              <w:t>7.</w:t>
+            </w:r>
+            <w:r>
+              <w:rPr>
+                <w:rFonts w:asciiTheme="minorHAnsi" w:eastAsiaTheme="minorEastAsia" w:hAnsiTheme="minorHAnsi" w:cstheme="minorBidi"/>
+                <w:noProof/>
+                <w:kern w:val="2"/>
+                <w:lang w:val="en-GB" w:eastAsia="en-GB"/>
+                <w14:ligatures w14:val="standardContextual"/>
+              </w:rPr>
+              <w:tab/>
+            </w:r>
+            <w:r>
+              <w:rPr>
+                <w:rStyle w:val="Hyperlink"/>
+                <w:noProof/>
+              </w:rPr>
+              <w:t>Sažetak</w:t>
+            </w:r>
+            <w:r>
+              <w:rPr>
+                <w:noProof/>
+                <w:webHidden/>
+              </w:rPr>
+              <w:tab/>
+            </w:r>
+            <w:r>
+              <w:rPr>
+                <w:noProof/>
+                <w:webHidden/>
+              </w:rPr>
+              <w:fldChar w:fldCharType="begin"/>
+            </w:r>
+            <w:r>
+              <w:rPr>
+                <w:noProof/>
+                <w:webHidden/>
+              </w:rPr>
+              <w:instrText xml:space="preserve"> PAGEREF _Toc231216504 \h </w:instrText>
+            </w:r>
+            <w:r>
+              <w:rPr>
+                <w:noProof/>
+                <w:webHidden/>
+              </w:rPr>
+            </w:r>
+            <w:r>
+              <w:rPr>
+                <w:noProof/>
+                <w:webHidden/>
+              </w:rPr>
+              <w:fldChar w:fldCharType="separate"/>
+            </w:r>
+            <w:r>
+              <w:rPr>
+                <w:noProof/>
+                <w:webHidden/>
+              </w:rPr>
+              <w:t>12</w:t>
             </w:r>
             <w:r>
               <w:rPr>
@@ -500,13 +1936,13 @@
               <w14:ligatures w14:val="standardContextual"/>
             </w:rPr>
           </w:pPr>
-          <w:hyperlink w:anchor="_Toc230692331" w:history="1">
+          <w:hyperlink w:anchor="_Toc231216505" w:history="1">
             <w:r>
               <w:rPr>
                 <w:rStyle w:val="Hyperlink"/>
                 <w:noProof/>
               </w:rPr>
-              <w:t>Završetak</w:t>
+              <w:t>Summary</w:t>
             </w:r>
             <w:r>
               <w:rPr>
@@ -527,7 +1963,7 @@
                 <w:noProof/>
                 <w:webHidden/>
               </w:rPr>
-              <w:instrText xml:space="preserve"> PAGEREF _Toc230692331 \h </w:instrText>
+              <w:instrText xml:space="preserve"> PAGEREF _Toc231216505 \h </w:instrText>
             </w:r>
             <w:r>
               <w:rPr>
@@ -547,7 +1983,7 @@
                 <w:noProof/>
                 <w:webHidden/>
               </w:rPr>
-              <w:t>9</w:t>
+              <w:t>13</w:t>
             </w:r>
             <w:r>
               <w:rPr>
@@ -572,13 +2008,13 @@
               <w14:ligatures w14:val="standardContextual"/>
             </w:rPr>
           </w:pPr>
-          <w:hyperlink w:anchor="_Toc230692332" w:history="1">
+          <w:hyperlink w:anchor="_Toc231216506" w:history="1">
             <w:r>
               <w:rPr>
                 <w:rStyle w:val="Hyperlink"/>
                 <w:noProof/>
               </w:rPr>
-              <w:t>Literatura</w:t>
+              <w:t>Skraćenice</w:t>
             </w:r>
             <w:r>
               <w:rPr>
@@ -599,7 +2035,7 @@
                 <w:noProof/>
                 <w:webHidden/>
               </w:rPr>
-              <w:instrText xml:space="preserve"> PAGEREF _Toc230692332 \h </w:instrText>
+              <w:instrText xml:space="preserve"> PAGEREF _Toc231216506 \h </w:instrText>
             </w:r>
             <w:r>
               <w:rPr>
@@ -619,7 +2055,7 @@
                 <w:noProof/>
                 <w:webHidden/>
               </w:rPr>
-              <w:t>10</w:t>
+              <w:t>14</w:t>
             </w:r>
             <w:r>
               <w:rPr>
@@ -644,13 +2080,13 @@
               <w14:ligatures w14:val="standardContextual"/>
             </w:rPr>
           </w:pPr>
-          <w:hyperlink w:anchor="_Toc230692333" w:history="1">
+          <w:hyperlink w:anchor="_Toc231216507" w:history="1">
             <w:r>
               <w:rPr>
                 <w:rStyle w:val="Hyperlink"/>
                 <w:noProof/>
               </w:rPr>
-              <w:t>Sažetak</w:t>
+              <w:t>Privitak</w:t>
             </w:r>
             <w:r>
               <w:rPr>
@@ -671,7 +2107,7 @@
                 <w:noProof/>
                 <w:webHidden/>
               </w:rPr>
-              <w:instrText xml:space="preserve"> PAGEREF _Toc230692333 \h </w:instrText>
+              <w:instrText xml:space="preserve"> PAGEREF _Toc231216507 \h </w:instrText>
             </w:r>
             <w:r>
               <w:rPr>
@@ -691,223 +2127,7 @@
                 <w:noProof/>
                 <w:webHidden/>
               </w:rPr>
-              <w:t>11</w:t>
-            </w:r>
-            <w:r>
-              <w:rPr>
-                <w:noProof/>
-                <w:webHidden/>
-              </w:rPr>
-              <w:fldChar w:fldCharType="end"/>
-            </w:r>
-          </w:hyperlink>
-        </w:p>
-        <w:p>
-          <w:pPr>
-            <w:pStyle w:val="TOC1"/>
-            <w:tabs>
-              <w:tab w:val="right" w:leader="dot" w:pos="8777"/>
-            </w:tabs>
-            <w:rPr>
-              <w:rFonts w:asciiTheme="minorHAnsi" w:eastAsiaTheme="minorEastAsia" w:hAnsiTheme="minorHAnsi" w:cstheme="minorBidi"/>
-              <w:noProof/>
-              <w:kern w:val="2"/>
-              <w:lang w:val="en-GB" w:eastAsia="en-GB"/>
-              <w14:ligatures w14:val="standardContextual"/>
-            </w:rPr>
-          </w:pPr>
-          <w:hyperlink w:anchor="_Toc230692334" w:history="1">
-            <w:r>
-              <w:rPr>
-                <w:rStyle w:val="Hyperlink"/>
-                <w:noProof/>
-              </w:rPr>
-              <w:t>Summary</w:t>
-            </w:r>
-            <w:r>
-              <w:rPr>
-                <w:noProof/>
-                <w:webHidden/>
-              </w:rPr>
-              <w:tab/>
-            </w:r>
-            <w:r>
-              <w:rPr>
-                <w:noProof/>
-                <w:webHidden/>
-              </w:rPr>
-              <w:fldChar w:fldCharType="begin"/>
-            </w:r>
-            <w:r>
-              <w:rPr>
-                <w:noProof/>
-                <w:webHidden/>
-              </w:rPr>
-              <w:instrText xml:space="preserve"> PAGEREF _Toc230692334 \h </w:instrText>
-            </w:r>
-            <w:r>
-              <w:rPr>
-                <w:noProof/>
-                <w:webHidden/>
-              </w:rPr>
-            </w:r>
-            <w:r>
-              <w:rPr>
-                <w:noProof/>
-                <w:webHidden/>
-              </w:rPr>
-              <w:fldChar w:fldCharType="separate"/>
-            </w:r>
-            <w:r>
-              <w:rPr>
-                <w:noProof/>
-                <w:webHidden/>
-              </w:rPr>
-              <w:t>12</w:t>
-            </w:r>
-            <w:r>
-              <w:rPr>
-                <w:noProof/>
-                <w:webHidden/>
-              </w:rPr>
-              <w:fldChar w:fldCharType="end"/>
-            </w:r>
-          </w:hyperlink>
-        </w:p>
-        <w:p>
-          <w:pPr>
-            <w:pStyle w:val="TOC1"/>
-            <w:tabs>
-              <w:tab w:val="right" w:leader="dot" w:pos="8777"/>
-            </w:tabs>
-            <w:rPr>
-              <w:rFonts w:asciiTheme="minorHAnsi" w:eastAsiaTheme="minorEastAsia" w:hAnsiTheme="minorHAnsi" w:cstheme="minorBidi"/>
-              <w:noProof/>
-              <w:kern w:val="2"/>
-              <w:lang w:val="en-GB" w:eastAsia="en-GB"/>
-              <w14:ligatures w14:val="standardContextual"/>
-            </w:rPr>
-          </w:pPr>
-          <w:hyperlink w:anchor="_Toc230692335" w:history="1">
-            <w:r>
-              <w:rPr>
-                <w:rStyle w:val="Hyperlink"/>
-                <w:noProof/>
-              </w:rPr>
-              <w:t>Skraćenice</w:t>
-            </w:r>
-            <w:r>
-              <w:rPr>
-                <w:noProof/>
-                <w:webHidden/>
-              </w:rPr>
-              <w:tab/>
-            </w:r>
-            <w:r>
-              <w:rPr>
-                <w:noProof/>
-                <w:webHidden/>
-              </w:rPr>
-              <w:fldChar w:fldCharType="begin"/>
-            </w:r>
-            <w:r>
-              <w:rPr>
-                <w:noProof/>
-                <w:webHidden/>
-              </w:rPr>
-              <w:instrText xml:space="preserve"> PAGEREF _Toc230692335 \h </w:instrText>
-            </w:r>
-            <w:r>
-              <w:rPr>
-                <w:noProof/>
-                <w:webHidden/>
-              </w:rPr>
-            </w:r>
-            <w:r>
-              <w:rPr>
-                <w:noProof/>
-                <w:webHidden/>
-              </w:rPr>
-              <w:fldChar w:fldCharType="separate"/>
-            </w:r>
-            <w:r>
-              <w:rPr>
-                <w:noProof/>
-                <w:webHidden/>
-              </w:rPr>
-              <w:t>13</w:t>
-            </w:r>
-            <w:r>
-              <w:rPr>
-                <w:noProof/>
-                <w:webHidden/>
-              </w:rPr>
-              <w:fldChar w:fldCharType="end"/>
-            </w:r>
-          </w:hyperlink>
-        </w:p>
-        <w:p>
-          <w:pPr>
-            <w:pStyle w:val="TOC1"/>
-            <w:tabs>
-              <w:tab w:val="right" w:leader="dot" w:pos="8777"/>
-            </w:tabs>
-            <w:rPr>
-              <w:rFonts w:asciiTheme="minorHAnsi" w:eastAsiaTheme="minorEastAsia" w:hAnsiTheme="minorHAnsi" w:cstheme="minorBidi"/>
-              <w:noProof/>
-              <w:kern w:val="2"/>
-              <w:lang w:val="en-GB" w:eastAsia="en-GB"/>
-              <w14:ligatures w14:val="standardContextual"/>
-            </w:rPr>
-          </w:pPr>
-          <w:hyperlink w:anchor="_Toc230692336" w:history="1">
-            <w:r>
-              <w:rPr>
-                <w:rStyle w:val="Hyperlink"/>
-                <w:noProof/>
-              </w:rPr>
-              <w:t>Privitak</w:t>
-            </w:r>
-            <w:r>
-              <w:rPr>
-                <w:noProof/>
-                <w:webHidden/>
-              </w:rPr>
-              <w:tab/>
-            </w:r>
-            <w:r>
-              <w:rPr>
-                <w:noProof/>
-                <w:webHidden/>
-              </w:rPr>
-              <w:fldChar w:fldCharType="begin"/>
-            </w:r>
-            <w:r>
-              <w:rPr>
-                <w:noProof/>
-                <w:webHidden/>
-              </w:rPr>
-              <w:instrText xml:space="preserve"> PAGEREF _Toc230692336 \h </w:instrText>
-            </w:r>
-            <w:r>
-              <w:rPr>
-                <w:noProof/>
-                <w:webHidden/>
-              </w:rPr>
-            </w:r>
-            <w:r>
-              <w:rPr>
-                <w:noProof/>
-                <w:webHidden/>
-              </w:rPr>
-              <w:fldChar w:fldCharType="separate"/>
-            </w:r>
-            <w:r>
-              <w:rPr>
-                <w:noProof/>
-                <w:webHidden/>
-              </w:rPr>
-              <w:t>14</w:t>
+              <w:t>15</w:t>
             </w:r>
             <w:r>
               <w:rPr>
@@ -950,8 +2170,12 @@
     <w:p>
       <w:pPr>
         <w:pStyle w:val="Heading1"/>
-      </w:pPr>
-      <w:bookmarkStart w:id="0" w:name="_Toc230692330"/>
+        <w:numPr>
+          <w:ilvl w:val="0"/>
+          <w:numId w:val="0"/>
+        </w:numPr>
+      </w:pPr>
+      <w:bookmarkStart w:id="0" w:name="_Toc231216488"/>
       <w:r>
         <w:lastRenderedPageBreak/>
         <w:t>Uvod</w:t>
@@ -979,10 +2203,12 @@
       <w:pPr>
         <w:pStyle w:val="Heading1"/>
       </w:pPr>
+      <w:bookmarkStart w:id="1" w:name="_Toc231216489"/>
       <w:r>
         <w:lastRenderedPageBreak/>
         <w:t>?</w:t>
       </w:r>
+      <w:bookmarkEnd w:id="1"/>
     </w:p>
     <w:p>
       <w:pPr>
@@ -1005,10 +2231,12 @@
       <w:pPr>
         <w:pStyle w:val="Heading1"/>
       </w:pPr>
+      <w:bookmarkStart w:id="2" w:name="_Toc231216490"/>
       <w:r>
         <w:lastRenderedPageBreak/>
         <w:t>?</w:t>
       </w:r>
+      <w:bookmarkEnd w:id="2"/>
     </w:p>
     <w:p>
       <w:pPr>
@@ -1031,24 +2259,26 @@
       <w:pPr>
         <w:pStyle w:val="Heading1"/>
       </w:pPr>
+      <w:bookmarkStart w:id="3" w:name="_Toc231216491"/>
       <w:r>
         <w:lastRenderedPageBreak/>
         <w:t>Implementacija</w:t>
       </w:r>
+      <w:bookmarkEnd w:id="3"/>
     </w:p>
     <w:p>
       <w:pPr>
         <w:pStyle w:val="Heading2"/>
         <w:rPr>
           <w:i/>
-          <w:iCs/>
-        </w:rPr>
-      </w:pPr>
+          <w:iCs w:val="0"/>
+        </w:rPr>
+      </w:pPr>
+      <w:bookmarkStart w:id="4" w:name="_Toc231216492"/>
       <w:proofErr w:type="spellStart"/>
       <w:r>
         <w:rPr>
           <w:i/>
-          <w:iCs/>
         </w:rPr>
         <w:t>Eclipse</w:t>
       </w:r>
@@ -1056,10 +2286,10 @@
       <w:r>
         <w:rPr>
           <w:i/>
-          <w:iCs/>
         </w:rPr>
         <w:t xml:space="preserve"> SUMO</w:t>
       </w:r>
+      <w:bookmarkEnd w:id="4"/>
     </w:p>
     <w:p/>
     <w:p>
@@ -1067,17 +2297,18 @@
         <w:pStyle w:val="Heading2"/>
         <w:rPr>
           <w:i/>
-          <w:iCs/>
-        </w:rPr>
-      </w:pPr>
+          <w:iCs w:val="0"/>
+        </w:rPr>
+      </w:pPr>
+      <w:bookmarkStart w:id="5" w:name="_Toc231216493"/>
       <w:proofErr w:type="spellStart"/>
       <w:r>
         <w:rPr>
           <w:i/>
-          <w:iCs/>
         </w:rPr>
         <w:t>Networkx</w:t>
       </w:r>
+      <w:bookmarkEnd w:id="5"/>
       <w:proofErr w:type="spellEnd"/>
     </w:p>
     <w:p/>
@@ -1085,24 +2316,30 @@
       <w:pPr>
         <w:pStyle w:val="Heading2"/>
       </w:pPr>
+      <w:bookmarkStart w:id="6" w:name="_Toc231216494"/>
       <w:r>
         <w:t>Modifikacija mreže</w:t>
       </w:r>
+      <w:bookmarkEnd w:id="6"/>
     </w:p>
     <w:p/>
     <w:p>
       <w:pPr>
         <w:pStyle w:val="Heading2"/>
       </w:pPr>
+      <w:bookmarkStart w:id="7" w:name="_Toc231216495"/>
       <w:r>
         <w:t>Algoritmi</w:t>
       </w:r>
+      <w:bookmarkEnd w:id="7"/>
     </w:p>
     <w:p/>
     <w:p>
       <w:pPr>
         <w:pStyle w:val="Heading2"/>
       </w:pPr>
+      <w:bookmarkStart w:id="8" w:name="_Toc231216496"/>
+      <w:bookmarkEnd w:id="8"/>
     </w:p>
     <w:p>
       <w:pPr>
@@ -1123,27 +2360,33 @@
       <w:pPr>
         <w:pStyle w:val="Heading1"/>
       </w:pPr>
+      <w:bookmarkStart w:id="9" w:name="_Toc231216497"/>
       <w:r>
         <w:lastRenderedPageBreak/>
         <w:t>Rješenja</w:t>
       </w:r>
+      <w:bookmarkEnd w:id="9"/>
     </w:p>
     <w:p>
       <w:pPr>
         <w:pStyle w:val="Heading2"/>
       </w:pPr>
+      <w:bookmarkStart w:id="10" w:name="_Toc231216498"/>
       <w:r>
         <w:t>Algoritmi</w:t>
       </w:r>
+      <w:bookmarkEnd w:id="10"/>
     </w:p>
     <w:p/>
     <w:p>
       <w:pPr>
         <w:pStyle w:val="Heading2"/>
       </w:pPr>
+      <w:bookmarkStart w:id="11" w:name="_Toc231216499"/>
       <w:r>
         <w:t>Strojno učenje</w:t>
       </w:r>
+      <w:bookmarkEnd w:id="11"/>
     </w:p>
     <w:p/>
     <w:p>
@@ -1153,12 +2396,14 @@
           <w:rFonts w:asciiTheme="majorHAnsi" w:hAnsiTheme="majorHAnsi"/>
         </w:rPr>
       </w:pPr>
+      <w:bookmarkStart w:id="12" w:name="_Toc231216500"/>
       <w:r>
         <w:rPr>
           <w:rFonts w:asciiTheme="majorHAnsi" w:hAnsiTheme="majorHAnsi"/>
         </w:rPr>
         <w:t>Solo agent</w:t>
       </w:r>
+      <w:bookmarkEnd w:id="12"/>
     </w:p>
     <w:p/>
     <w:p>
@@ -1170,6 +2415,7 @@
           <w:iCs/>
         </w:rPr>
       </w:pPr>
+      <w:bookmarkStart w:id="13" w:name="_Toc231216501"/>
       <w:r>
         <w:rPr>
           <w:rFonts w:asciiTheme="majorHAnsi" w:hAnsiTheme="majorHAnsi"/>
@@ -1178,6 +2424,7 @@
         </w:rPr>
         <w:t>MARL</w:t>
       </w:r>
+      <w:bookmarkEnd w:id="13"/>
     </w:p>
     <w:p>
       <w:r>
@@ -1188,12 +2435,12 @@
       <w:pPr>
         <w:pStyle w:val="Heading1"/>
       </w:pPr>
-      <w:bookmarkStart w:id="1" w:name="_Toc230692331"/>
+      <w:bookmarkStart w:id="14" w:name="_Toc231216502"/>
       <w:r>
         <w:lastRenderedPageBreak/>
         <w:t>Završetak</w:t>
       </w:r>
-      <w:bookmarkEnd w:id="1"/>
+      <w:bookmarkEnd w:id="14"/>
     </w:p>
     <w:p>
       <w:pPr>
@@ -1216,12 +2463,12 @@
       <w:pPr>
         <w:pStyle w:val="Heading1"/>
       </w:pPr>
-      <w:bookmarkStart w:id="2" w:name="_Toc230692332"/>
+      <w:bookmarkStart w:id="15" w:name="_Toc231216503"/>
       <w:r>
         <w:lastRenderedPageBreak/>
         <w:t>Literatura</w:t>
       </w:r>
-      <w:bookmarkEnd w:id="2"/>
+      <w:bookmarkEnd w:id="15"/>
     </w:p>
     <w:p>
       <w:pPr>
@@ -1244,12 +2491,12 @@
       <w:pPr>
         <w:pStyle w:val="Heading1"/>
       </w:pPr>
-      <w:bookmarkStart w:id="3" w:name="_Toc230692333"/>
+      <w:bookmarkStart w:id="16" w:name="_Toc231216504"/>
       <w:r>
         <w:lastRenderedPageBreak/>
         <w:t>Sažetak</w:t>
       </w:r>
-      <w:bookmarkEnd w:id="3"/>
+      <w:bookmarkEnd w:id="16"/>
     </w:p>
     <w:p>
       <w:r>
@@ -1281,13 +2528,17 @@
     <w:p>
       <w:pPr>
         <w:pStyle w:val="Heading1"/>
-      </w:pPr>
-      <w:bookmarkStart w:id="4" w:name="_Toc230692334"/>
+        <w:numPr>
+          <w:ilvl w:val="0"/>
+          <w:numId w:val="0"/>
+        </w:numPr>
+      </w:pPr>
+      <w:bookmarkStart w:id="17" w:name="_Toc231216505"/>
       <w:r>
         <w:lastRenderedPageBreak/>
         <w:t>Summary</w:t>
       </w:r>
-      <w:bookmarkEnd w:id="4"/>
+      <w:bookmarkEnd w:id="17"/>
     </w:p>
     <w:p>
       <w:r>
@@ -1322,13 +2573,17 @@
     <w:p>
       <w:pPr>
         <w:pStyle w:val="Heading1"/>
-      </w:pPr>
-      <w:bookmarkStart w:id="5" w:name="_Toc230692335"/>
+        <w:numPr>
+          <w:ilvl w:val="0"/>
+          <w:numId w:val="0"/>
+        </w:numPr>
+      </w:pPr>
+      <w:bookmarkStart w:id="18" w:name="_Toc231216506"/>
       <w:r>
         <w:lastRenderedPageBreak/>
         <w:t>Skraćenice</w:t>
       </w:r>
-      <w:bookmarkEnd w:id="5"/>
+      <w:bookmarkEnd w:id="18"/>
     </w:p>
     <w:p>
       <w:r>
@@ -1453,15 +2708,19 @@
     <w:p>
       <w:pPr>
         <w:pStyle w:val="Heading1"/>
-      </w:pPr>
-      <w:bookmarkStart w:id="6" w:name="_Toc23263744"/>
-      <w:bookmarkStart w:id="7" w:name="_Toc230692336"/>
+        <w:numPr>
+          <w:ilvl w:val="0"/>
+          <w:numId w:val="0"/>
+        </w:numPr>
+      </w:pPr>
+      <w:bookmarkStart w:id="19" w:name="_Toc23263744"/>
+      <w:bookmarkStart w:id="20" w:name="_Toc231216507"/>
       <w:r>
         <w:lastRenderedPageBreak/>
         <w:t>Privitak</w:t>
       </w:r>
-      <w:bookmarkEnd w:id="6"/>
-      <w:bookmarkEnd w:id="7"/>
+      <w:bookmarkEnd w:id="19"/>
+      <w:bookmarkEnd w:id="20"/>
     </w:p>
     <w:p>
       <w:r>
@@ -1543,6 +2802,1079 @@
     </w:sectPr>
   </w:body>
 </w:document>
+</file>
+
+<file path=word/numbering.xml><?xml version="1.0" encoding="utf-8"?>
+<w:numbering xmlns:wpc="http://schemas.microsoft.com/office/word/2010/wordprocessingCanvas" xmlns:cx="http://schemas.microsoft.com/office/drawing/2014/chartex" xmlns:cx1="http://schemas.microsoft.com/office/drawing/2015/9/8/chartex" xmlns:cx2="http://schemas.microsoft.com/office/drawing/2015/10/21/chartex" xmlns:cx3="http://schemas.microsoft.com/office/drawing/2016/5/9/chartex" xmlns:cx4="http://schemas.microsoft.com/office/drawing/2016/5/10/chartex" xmlns:cx5="http://schemas.microsoft.com/office/drawing/2016/5/11/chartex" xmlns:cx6="http://schemas.microsoft.com/office/drawing/2016/5/12/chartex" xmlns:cx7="http://schemas.microsoft.com/office/drawing/2016/5/13/chartex" xmlns:cx8="http://schemas.microsoft.com/office/drawing/2016/5/14/chartex" xmlns:mc="http://schemas.openxmlformats.org/markup-compatibility/2006" xmlns:aink="http://schemas.microsoft.com/office/drawing/2016/ink" xmlns:am3d="http://schemas.microsoft.com/office/drawing/2017/model3d" xmlns:o="urn:schemas-microsoft-com:office:office" xmlns:oel="http://schemas.microsoft.com/office/2019/extlst" xmlns:r="http://schemas.openxmlformats.org/officeDocument/2006/relationships" xmlns:m="http://schemas.openxmlformats.org/officeDocument/2006/math" xmlns:v="urn:schemas-microsoft-com:vml" xmlns:wp14="http://schemas.microsoft.com/office/word/2010/wordprocessingDrawing" xmlns:wp="http://schemas.openxmlformats.org/drawingml/2006/wordprocessingDrawing" xmlns:w10="urn:schemas-microsoft-com:office:word" xmlns:w="http://schemas.openxmlformats.org/wordprocessingml/2006/main" xmlns:w14="http://schemas.microsoft.com/office/word/2010/wordml" xmlns:w15="http://schemas.microsoft.com/office/word/2012/wordml" xmlns:w16cex="http://schemas.microsoft.com/office/word/2018/wordml/cex" xmlns:w16cid="http://schemas.microsoft.com/office/word/2016/wordml/cid" xmlns:w16="http://schemas.microsoft.com/office/word/2018/wordml" xmlns:w16du="http://schemas.microsoft.com/office/word/2023/wordml/word16du" xmlns:w16sdtdh="http://schemas.microsoft.com/office/word/2020/wordml/sdtdatahash" xmlns:w16sdtfl="http://schemas.microsoft.com/office/word/2024/wordml/sdtformatlock" xmlns:w16se="http://schemas.microsoft.com/office/word/2015/wordml/symex" xmlns:wpg="http://schemas.microsoft.com/office/word/2010/wordprocessingGroup" xmlns:wpi="http://schemas.microsoft.com/office/word/2010/wordprocessingInk" xmlns:wne="http://schemas.microsoft.com/office/word/2006/wordml" xmlns:wps="http://schemas.microsoft.com/office/word/2010/wordprocessingShape" mc:Ignorable="w14 w15 w16se w16cid w16 w16cex w16sdtdh w16sdtfl w16du wp14">
+  <w:abstractNum w:abstractNumId="0" w15:restartNumberingAfterBreak="0">
+    <w:nsid w:val="06855EAE"/>
+    <w:multiLevelType w:val="multilevel"/>
+    <w:tmpl w:val="BEAA0E66"/>
+    <w:lvl w:ilvl="0">
+      <w:start w:val="1"/>
+      <w:numFmt w:val="decimal"/>
+      <w:pStyle w:val="Heading1"/>
+      <w:isLgl/>
+      <w:lvlText w:val="%1."/>
+      <w:lvlJc w:val="left"/>
+      <w:pPr>
+        <w:tabs>
+          <w:tab w:val="num" w:pos="425"/>
+        </w:tabs>
+        <w:ind w:left="425" w:hanging="425"/>
+      </w:pPr>
+      <w:rPr>
+        <w:rFonts w:hint="default"/>
+      </w:rPr>
+    </w:lvl>
+    <w:lvl w:ilvl="1">
+      <w:start w:val="1"/>
+      <w:numFmt w:val="decimal"/>
+      <w:pStyle w:val="Heading2"/>
+      <w:isLgl/>
+      <w:lvlText w:val="%1.%2."/>
+      <w:lvlJc w:val="left"/>
+      <w:pPr>
+        <w:tabs>
+          <w:tab w:val="num" w:pos="720"/>
+        </w:tabs>
+        <w:ind w:left="0" w:firstLine="0"/>
+      </w:pPr>
+      <w:rPr>
+        <w:rFonts w:hint="default"/>
+      </w:rPr>
+    </w:lvl>
+    <w:lvl w:ilvl="2">
+      <w:start w:val="1"/>
+      <w:numFmt w:val="decimal"/>
+      <w:pStyle w:val="Heading3"/>
+      <w:isLgl/>
+      <w:lvlText w:val="%1.%2.%3."/>
+      <w:lvlJc w:val="left"/>
+      <w:pPr>
+        <w:tabs>
+          <w:tab w:val="num" w:pos="1080"/>
+        </w:tabs>
+        <w:ind w:left="851" w:hanging="851"/>
+      </w:pPr>
+      <w:rPr>
+        <w:rFonts w:hint="default"/>
+      </w:rPr>
+    </w:lvl>
+    <w:lvl w:ilvl="3">
+      <w:start w:val="1"/>
+      <w:numFmt w:val="decimal"/>
+      <w:pStyle w:val="Heading4"/>
+      <w:lvlText w:val="%1.%2.%3.%4"/>
+      <w:lvlJc w:val="left"/>
+      <w:pPr>
+        <w:tabs>
+          <w:tab w:val="num" w:pos="864"/>
+        </w:tabs>
+        <w:ind w:left="864" w:hanging="864"/>
+      </w:pPr>
+      <w:rPr>
+        <w:rFonts w:hint="default"/>
+      </w:rPr>
+    </w:lvl>
+    <w:lvl w:ilvl="4">
+      <w:start w:val="1"/>
+      <w:numFmt w:val="decimal"/>
+      <w:pStyle w:val="Heading5"/>
+      <w:lvlText w:val="%1.%2.%3.%4.%5"/>
+      <w:lvlJc w:val="left"/>
+      <w:pPr>
+        <w:tabs>
+          <w:tab w:val="num" w:pos="1008"/>
+        </w:tabs>
+        <w:ind w:left="1008" w:hanging="1008"/>
+      </w:pPr>
+      <w:rPr>
+        <w:rFonts w:hint="default"/>
+      </w:rPr>
+    </w:lvl>
+    <w:lvl w:ilvl="5">
+      <w:start w:val="1"/>
+      <w:numFmt w:val="decimal"/>
+      <w:pStyle w:val="Heading6"/>
+      <w:lvlText w:val="%1.%2.%3.%4.%5.%6"/>
+      <w:lvlJc w:val="left"/>
+      <w:pPr>
+        <w:tabs>
+          <w:tab w:val="num" w:pos="1152"/>
+        </w:tabs>
+        <w:ind w:left="1152" w:hanging="1152"/>
+      </w:pPr>
+      <w:rPr>
+        <w:rFonts w:hint="default"/>
+      </w:rPr>
+    </w:lvl>
+    <w:lvl w:ilvl="6">
+      <w:start w:val="1"/>
+      <w:numFmt w:val="decimal"/>
+      <w:pStyle w:val="Heading7"/>
+      <w:lvlText w:val="%1.%2.%3.%4.%5.%6.%7"/>
+      <w:lvlJc w:val="left"/>
+      <w:pPr>
+        <w:tabs>
+          <w:tab w:val="num" w:pos="1296"/>
+        </w:tabs>
+        <w:ind w:left="1296" w:hanging="1296"/>
+      </w:pPr>
+      <w:rPr>
+        <w:rFonts w:hint="default"/>
+      </w:rPr>
+    </w:lvl>
+    <w:lvl w:ilvl="7">
+      <w:start w:val="1"/>
+      <w:numFmt w:val="decimal"/>
+      <w:pStyle w:val="Heading8"/>
+      <w:lvlText w:val="%1.%2.%3.%4.%5.%6.%7.%8"/>
+      <w:lvlJc w:val="left"/>
+      <w:pPr>
+        <w:tabs>
+          <w:tab w:val="num" w:pos="1440"/>
+        </w:tabs>
+        <w:ind w:left="1440" w:hanging="1440"/>
+      </w:pPr>
+      <w:rPr>
+        <w:rFonts w:hint="default"/>
+      </w:rPr>
+    </w:lvl>
+    <w:lvl w:ilvl="8">
+      <w:start w:val="1"/>
+      <w:numFmt w:val="decimal"/>
+      <w:pStyle w:val="Heading9"/>
+      <w:lvlText w:val="%1.%2.%3.%4.%5.%6.%7.%8.%9"/>
+      <w:lvlJc w:val="left"/>
+      <w:pPr>
+        <w:tabs>
+          <w:tab w:val="num" w:pos="1584"/>
+        </w:tabs>
+        <w:ind w:left="1584" w:hanging="1584"/>
+      </w:pPr>
+      <w:rPr>
+        <w:rFonts w:hint="default"/>
+      </w:rPr>
+    </w:lvl>
+  </w:abstractNum>
+  <w:abstractNum w:abstractNumId="1" w15:restartNumberingAfterBreak="0">
+    <w:nsid w:val="1FE01CB2"/>
+    <w:multiLevelType w:val="hybridMultilevel"/>
+    <w:tmpl w:val="26C82CEE"/>
+    <w:lvl w:ilvl="0" w:tplc="ACD4D844">
+      <w:start w:val="1"/>
+      <w:numFmt w:val="decimal"/>
+      <w:pStyle w:val="bullet1brojevi"/>
+      <w:lvlText w:val="%1."/>
+      <w:lvlJc w:val="left"/>
+      <w:pPr>
+        <w:tabs>
+          <w:tab w:val="num" w:pos="425"/>
+        </w:tabs>
+        <w:ind w:left="425" w:hanging="425"/>
+      </w:pPr>
+      <w:rPr>
+        <w:rFonts w:hint="default"/>
+      </w:rPr>
+    </w:lvl>
+    <w:lvl w:ilvl="1" w:tplc="04090019" w:tentative="1">
+      <w:start w:val="1"/>
+      <w:numFmt w:val="lowerLetter"/>
+      <w:lvlText w:val="%2."/>
+      <w:lvlJc w:val="left"/>
+      <w:pPr>
+        <w:tabs>
+          <w:tab w:val="num" w:pos="1440"/>
+        </w:tabs>
+        <w:ind w:left="1440" w:hanging="360"/>
+      </w:pPr>
+    </w:lvl>
+    <w:lvl w:ilvl="2" w:tplc="0409001B" w:tentative="1">
+      <w:start w:val="1"/>
+      <w:numFmt w:val="lowerRoman"/>
+      <w:lvlText w:val="%3."/>
+      <w:lvlJc w:val="right"/>
+      <w:pPr>
+        <w:tabs>
+          <w:tab w:val="num" w:pos="2160"/>
+        </w:tabs>
+        <w:ind w:left="2160" w:hanging="180"/>
+      </w:pPr>
+    </w:lvl>
+    <w:lvl w:ilvl="3" w:tplc="0409000F" w:tentative="1">
+      <w:start w:val="1"/>
+      <w:numFmt w:val="decimal"/>
+      <w:lvlText w:val="%4."/>
+      <w:lvlJc w:val="left"/>
+      <w:pPr>
+        <w:tabs>
+          <w:tab w:val="num" w:pos="2880"/>
+        </w:tabs>
+        <w:ind w:left="2880" w:hanging="360"/>
+      </w:pPr>
+    </w:lvl>
+    <w:lvl w:ilvl="4" w:tplc="04090019" w:tentative="1">
+      <w:start w:val="1"/>
+      <w:numFmt w:val="lowerLetter"/>
+      <w:lvlText w:val="%5."/>
+      <w:lvlJc w:val="left"/>
+      <w:pPr>
+        <w:tabs>
+          <w:tab w:val="num" w:pos="3600"/>
+        </w:tabs>
+        <w:ind w:left="3600" w:hanging="360"/>
+      </w:pPr>
+    </w:lvl>
+    <w:lvl w:ilvl="5" w:tplc="0409001B" w:tentative="1">
+      <w:start w:val="1"/>
+      <w:numFmt w:val="lowerRoman"/>
+      <w:lvlText w:val="%6."/>
+      <w:lvlJc w:val="right"/>
+      <w:pPr>
+        <w:tabs>
+          <w:tab w:val="num" w:pos="4320"/>
+        </w:tabs>
+        <w:ind w:left="4320" w:hanging="180"/>
+      </w:pPr>
+    </w:lvl>
+    <w:lvl w:ilvl="6" w:tplc="0409000F" w:tentative="1">
+      <w:start w:val="1"/>
+      <w:numFmt w:val="decimal"/>
+      <w:lvlText w:val="%7."/>
+      <w:lvlJc w:val="left"/>
+      <w:pPr>
+        <w:tabs>
+          <w:tab w:val="num" w:pos="5040"/>
+        </w:tabs>
+        <w:ind w:left="5040" w:hanging="360"/>
+      </w:pPr>
+    </w:lvl>
+    <w:lvl w:ilvl="7" w:tplc="04090019" w:tentative="1">
+      <w:start w:val="1"/>
+      <w:numFmt w:val="lowerLetter"/>
+      <w:lvlText w:val="%8."/>
+      <w:lvlJc w:val="left"/>
+      <w:pPr>
+        <w:tabs>
+          <w:tab w:val="num" w:pos="5760"/>
+        </w:tabs>
+        <w:ind w:left="5760" w:hanging="360"/>
+      </w:pPr>
+    </w:lvl>
+    <w:lvl w:ilvl="8" w:tplc="0409001B" w:tentative="1">
+      <w:start w:val="1"/>
+      <w:numFmt w:val="lowerRoman"/>
+      <w:lvlText w:val="%9."/>
+      <w:lvlJc w:val="right"/>
+      <w:pPr>
+        <w:tabs>
+          <w:tab w:val="num" w:pos="6480"/>
+        </w:tabs>
+        <w:ind w:left="6480" w:hanging="180"/>
+      </w:pPr>
+    </w:lvl>
+  </w:abstractNum>
+  <w:abstractNum w:abstractNumId="2" w15:restartNumberingAfterBreak="0">
+    <w:nsid w:val="3A7C6508"/>
+    <w:multiLevelType w:val="hybridMultilevel"/>
+    <w:tmpl w:val="3D7AF2BC"/>
+    <w:lvl w:ilvl="0" w:tplc="5B8474D4">
+      <w:start w:val="1"/>
+      <w:numFmt w:val="bullet"/>
+      <w:pStyle w:val="bullet2"/>
+      <w:lvlText w:val=""/>
+      <w:lvlJc w:val="left"/>
+      <w:pPr>
+        <w:tabs>
+          <w:tab w:val="num" w:pos="851"/>
+        </w:tabs>
+        <w:ind w:left="851" w:hanging="426"/>
+      </w:pPr>
+      <w:rPr>
+        <w:rFonts w:ascii="Symbol" w:hAnsi="Symbol" w:hint="default"/>
+      </w:rPr>
+    </w:lvl>
+    <w:lvl w:ilvl="1" w:tplc="04090003" w:tentative="1">
+      <w:start w:val="1"/>
+      <w:numFmt w:val="bullet"/>
+      <w:lvlText w:val="o"/>
+      <w:lvlJc w:val="left"/>
+      <w:pPr>
+        <w:tabs>
+          <w:tab w:val="num" w:pos="1440"/>
+        </w:tabs>
+        <w:ind w:left="1440" w:hanging="360"/>
+      </w:pPr>
+      <w:rPr>
+        <w:rFonts w:ascii="Courier New" w:hAnsi="Courier New" w:hint="default"/>
+      </w:rPr>
+    </w:lvl>
+    <w:lvl w:ilvl="2" w:tplc="04090005" w:tentative="1">
+      <w:start w:val="1"/>
+      <w:numFmt w:val="bullet"/>
+      <w:lvlText w:val=""/>
+      <w:lvlJc w:val="left"/>
+      <w:pPr>
+        <w:tabs>
+          <w:tab w:val="num" w:pos="2160"/>
+        </w:tabs>
+        <w:ind w:left="2160" w:hanging="360"/>
+      </w:pPr>
+      <w:rPr>
+        <w:rFonts w:ascii="Wingdings" w:hAnsi="Wingdings" w:hint="default"/>
+      </w:rPr>
+    </w:lvl>
+    <w:lvl w:ilvl="3" w:tplc="04090001" w:tentative="1">
+      <w:start w:val="1"/>
+      <w:numFmt w:val="bullet"/>
+      <w:lvlText w:val=""/>
+      <w:lvlJc w:val="left"/>
+      <w:pPr>
+        <w:tabs>
+          <w:tab w:val="num" w:pos="2880"/>
+        </w:tabs>
+        <w:ind w:left="2880" w:hanging="360"/>
+      </w:pPr>
+      <w:rPr>
+        <w:rFonts w:ascii="Symbol" w:hAnsi="Symbol" w:hint="default"/>
+      </w:rPr>
+    </w:lvl>
+    <w:lvl w:ilvl="4" w:tplc="04090003" w:tentative="1">
+      <w:start w:val="1"/>
+      <w:numFmt w:val="bullet"/>
+      <w:lvlText w:val="o"/>
+      <w:lvlJc w:val="left"/>
+      <w:pPr>
+        <w:tabs>
+          <w:tab w:val="num" w:pos="3600"/>
+        </w:tabs>
+        <w:ind w:left="3600" w:hanging="360"/>
+      </w:pPr>
+      <w:rPr>
+        <w:rFonts w:ascii="Courier New" w:hAnsi="Courier New" w:hint="default"/>
+      </w:rPr>
+    </w:lvl>
+    <w:lvl w:ilvl="5" w:tplc="04090005" w:tentative="1">
+      <w:start w:val="1"/>
+      <w:numFmt w:val="bullet"/>
+      <w:lvlText w:val=""/>
+      <w:lvlJc w:val="left"/>
+      <w:pPr>
+        <w:tabs>
+          <w:tab w:val="num" w:pos="4320"/>
+        </w:tabs>
+        <w:ind w:left="4320" w:hanging="360"/>
+      </w:pPr>
+      <w:rPr>
+        <w:rFonts w:ascii="Wingdings" w:hAnsi="Wingdings" w:hint="default"/>
+      </w:rPr>
+    </w:lvl>
+    <w:lvl w:ilvl="6" w:tplc="04090001" w:tentative="1">
+      <w:start w:val="1"/>
+      <w:numFmt w:val="bullet"/>
+      <w:lvlText w:val=""/>
+      <w:lvlJc w:val="left"/>
+      <w:pPr>
+        <w:tabs>
+          <w:tab w:val="num" w:pos="5040"/>
+        </w:tabs>
+        <w:ind w:left="5040" w:hanging="360"/>
+      </w:pPr>
+      <w:rPr>
+        <w:rFonts w:ascii="Symbol" w:hAnsi="Symbol" w:hint="default"/>
+      </w:rPr>
+    </w:lvl>
+    <w:lvl w:ilvl="7" w:tplc="04090003" w:tentative="1">
+      <w:start w:val="1"/>
+      <w:numFmt w:val="bullet"/>
+      <w:lvlText w:val="o"/>
+      <w:lvlJc w:val="left"/>
+      <w:pPr>
+        <w:tabs>
+          <w:tab w:val="num" w:pos="5760"/>
+        </w:tabs>
+        <w:ind w:left="5760" w:hanging="360"/>
+      </w:pPr>
+      <w:rPr>
+        <w:rFonts w:ascii="Courier New" w:hAnsi="Courier New" w:hint="default"/>
+      </w:rPr>
+    </w:lvl>
+    <w:lvl w:ilvl="8" w:tplc="04090005" w:tentative="1">
+      <w:start w:val="1"/>
+      <w:numFmt w:val="bullet"/>
+      <w:lvlText w:val=""/>
+      <w:lvlJc w:val="left"/>
+      <w:pPr>
+        <w:tabs>
+          <w:tab w:val="num" w:pos="6480"/>
+        </w:tabs>
+        <w:ind w:left="6480" w:hanging="360"/>
+      </w:pPr>
+      <w:rPr>
+        <w:rFonts w:ascii="Wingdings" w:hAnsi="Wingdings" w:hint="default"/>
+      </w:rPr>
+    </w:lvl>
+  </w:abstractNum>
+  <w:abstractNum w:abstractNumId="3" w15:restartNumberingAfterBreak="0">
+    <w:nsid w:val="3D187FFD"/>
+    <w:multiLevelType w:val="hybridMultilevel"/>
+    <w:tmpl w:val="1700A63E"/>
+    <w:lvl w:ilvl="0" w:tplc="07DE24F6">
+      <w:start w:val="1"/>
+      <w:numFmt w:val="decimal"/>
+      <w:pStyle w:val="bullet2brojevi"/>
+      <w:lvlText w:val="%1."/>
+      <w:lvlJc w:val="left"/>
+      <w:pPr>
+        <w:tabs>
+          <w:tab w:val="num" w:pos="850"/>
+        </w:tabs>
+        <w:ind w:left="850" w:hanging="425"/>
+      </w:pPr>
+      <w:rPr>
+        <w:rFonts w:hint="default"/>
+      </w:rPr>
+    </w:lvl>
+    <w:lvl w:ilvl="1" w:tplc="04090019" w:tentative="1">
+      <w:start w:val="1"/>
+      <w:numFmt w:val="lowerLetter"/>
+      <w:lvlText w:val="%2."/>
+      <w:lvlJc w:val="left"/>
+      <w:pPr>
+        <w:tabs>
+          <w:tab w:val="num" w:pos="1440"/>
+        </w:tabs>
+        <w:ind w:left="1440" w:hanging="360"/>
+      </w:pPr>
+    </w:lvl>
+    <w:lvl w:ilvl="2" w:tplc="0409001B" w:tentative="1">
+      <w:start w:val="1"/>
+      <w:numFmt w:val="lowerRoman"/>
+      <w:lvlText w:val="%3."/>
+      <w:lvlJc w:val="right"/>
+      <w:pPr>
+        <w:tabs>
+          <w:tab w:val="num" w:pos="2160"/>
+        </w:tabs>
+        <w:ind w:left="2160" w:hanging="180"/>
+      </w:pPr>
+    </w:lvl>
+    <w:lvl w:ilvl="3" w:tplc="0409000F" w:tentative="1">
+      <w:start w:val="1"/>
+      <w:numFmt w:val="decimal"/>
+      <w:lvlText w:val="%4."/>
+      <w:lvlJc w:val="left"/>
+      <w:pPr>
+        <w:tabs>
+          <w:tab w:val="num" w:pos="2880"/>
+        </w:tabs>
+        <w:ind w:left="2880" w:hanging="360"/>
+      </w:pPr>
+    </w:lvl>
+    <w:lvl w:ilvl="4" w:tplc="04090019" w:tentative="1">
+      <w:start w:val="1"/>
+      <w:numFmt w:val="lowerLetter"/>
+      <w:lvlText w:val="%5."/>
+      <w:lvlJc w:val="left"/>
+      <w:pPr>
+        <w:tabs>
+          <w:tab w:val="num" w:pos="3600"/>
+        </w:tabs>
+        <w:ind w:left="3600" w:hanging="360"/>
+      </w:pPr>
+    </w:lvl>
+    <w:lvl w:ilvl="5" w:tplc="0409001B" w:tentative="1">
+      <w:start w:val="1"/>
+      <w:numFmt w:val="lowerRoman"/>
+      <w:lvlText w:val="%6."/>
+      <w:lvlJc w:val="right"/>
+      <w:pPr>
+        <w:tabs>
+          <w:tab w:val="num" w:pos="4320"/>
+        </w:tabs>
+        <w:ind w:left="4320" w:hanging="180"/>
+      </w:pPr>
+    </w:lvl>
+    <w:lvl w:ilvl="6" w:tplc="0409000F" w:tentative="1">
+      <w:start w:val="1"/>
+      <w:numFmt w:val="decimal"/>
+      <w:lvlText w:val="%7."/>
+      <w:lvlJc w:val="left"/>
+      <w:pPr>
+        <w:tabs>
+          <w:tab w:val="num" w:pos="5040"/>
+        </w:tabs>
+        <w:ind w:left="5040" w:hanging="360"/>
+      </w:pPr>
+    </w:lvl>
+    <w:lvl w:ilvl="7" w:tplc="04090019" w:tentative="1">
+      <w:start w:val="1"/>
+      <w:numFmt w:val="lowerLetter"/>
+      <w:lvlText w:val="%8."/>
+      <w:lvlJc w:val="left"/>
+      <w:pPr>
+        <w:tabs>
+          <w:tab w:val="num" w:pos="5760"/>
+        </w:tabs>
+        <w:ind w:left="5760" w:hanging="360"/>
+      </w:pPr>
+    </w:lvl>
+    <w:lvl w:ilvl="8" w:tplc="0409001B" w:tentative="1">
+      <w:start w:val="1"/>
+      <w:numFmt w:val="lowerRoman"/>
+      <w:lvlText w:val="%9."/>
+      <w:lvlJc w:val="right"/>
+      <w:pPr>
+        <w:tabs>
+          <w:tab w:val="num" w:pos="6480"/>
+        </w:tabs>
+        <w:ind w:left="6480" w:hanging="180"/>
+      </w:pPr>
+    </w:lvl>
+  </w:abstractNum>
+  <w:abstractNum w:abstractNumId="4" w15:restartNumberingAfterBreak="0">
+    <w:nsid w:val="442D4280"/>
+    <w:multiLevelType w:val="hybridMultilevel"/>
+    <w:tmpl w:val="EF3C80DE"/>
+    <w:lvl w:ilvl="0" w:tplc="7B4A3514">
+      <w:start w:val="1"/>
+      <w:numFmt w:val="lowerLetter"/>
+      <w:pStyle w:val="bullet2slova"/>
+      <w:lvlText w:val="%1."/>
+      <w:lvlJc w:val="left"/>
+      <w:pPr>
+        <w:tabs>
+          <w:tab w:val="num" w:pos="851"/>
+        </w:tabs>
+        <w:ind w:left="851" w:hanging="426"/>
+      </w:pPr>
+      <w:rPr>
+        <w:rFonts w:hint="default"/>
+      </w:rPr>
+    </w:lvl>
+    <w:lvl w:ilvl="1" w:tplc="04090019" w:tentative="1">
+      <w:start w:val="1"/>
+      <w:numFmt w:val="lowerLetter"/>
+      <w:lvlText w:val="%2."/>
+      <w:lvlJc w:val="left"/>
+      <w:pPr>
+        <w:tabs>
+          <w:tab w:val="num" w:pos="1440"/>
+        </w:tabs>
+        <w:ind w:left="1440" w:hanging="360"/>
+      </w:pPr>
+    </w:lvl>
+    <w:lvl w:ilvl="2" w:tplc="0409001B" w:tentative="1">
+      <w:start w:val="1"/>
+      <w:numFmt w:val="lowerRoman"/>
+      <w:lvlText w:val="%3."/>
+      <w:lvlJc w:val="right"/>
+      <w:pPr>
+        <w:tabs>
+          <w:tab w:val="num" w:pos="2160"/>
+        </w:tabs>
+        <w:ind w:left="2160" w:hanging="180"/>
+      </w:pPr>
+    </w:lvl>
+    <w:lvl w:ilvl="3" w:tplc="0409000F" w:tentative="1">
+      <w:start w:val="1"/>
+      <w:numFmt w:val="decimal"/>
+      <w:lvlText w:val="%4."/>
+      <w:lvlJc w:val="left"/>
+      <w:pPr>
+        <w:tabs>
+          <w:tab w:val="num" w:pos="2880"/>
+        </w:tabs>
+        <w:ind w:left="2880" w:hanging="360"/>
+      </w:pPr>
+    </w:lvl>
+    <w:lvl w:ilvl="4" w:tplc="04090019" w:tentative="1">
+      <w:start w:val="1"/>
+      <w:numFmt w:val="lowerLetter"/>
+      <w:lvlText w:val="%5."/>
+      <w:lvlJc w:val="left"/>
+      <w:pPr>
+        <w:tabs>
+          <w:tab w:val="num" w:pos="3600"/>
+        </w:tabs>
+        <w:ind w:left="3600" w:hanging="360"/>
+      </w:pPr>
+    </w:lvl>
+    <w:lvl w:ilvl="5" w:tplc="0409001B" w:tentative="1">
+      <w:start w:val="1"/>
+      <w:numFmt w:val="lowerRoman"/>
+      <w:lvlText w:val="%6."/>
+      <w:lvlJc w:val="right"/>
+      <w:pPr>
+        <w:tabs>
+          <w:tab w:val="num" w:pos="4320"/>
+        </w:tabs>
+        <w:ind w:left="4320" w:hanging="180"/>
+      </w:pPr>
+    </w:lvl>
+    <w:lvl w:ilvl="6" w:tplc="0409000F" w:tentative="1">
+      <w:start w:val="1"/>
+      <w:numFmt w:val="decimal"/>
+      <w:lvlText w:val="%7."/>
+      <w:lvlJc w:val="left"/>
+      <w:pPr>
+        <w:tabs>
+          <w:tab w:val="num" w:pos="5040"/>
+        </w:tabs>
+        <w:ind w:left="5040" w:hanging="360"/>
+      </w:pPr>
+    </w:lvl>
+    <w:lvl w:ilvl="7" w:tplc="04090019" w:tentative="1">
+      <w:start w:val="1"/>
+      <w:numFmt w:val="lowerLetter"/>
+      <w:lvlText w:val="%8."/>
+      <w:lvlJc w:val="left"/>
+      <w:pPr>
+        <w:tabs>
+          <w:tab w:val="num" w:pos="5760"/>
+        </w:tabs>
+        <w:ind w:left="5760" w:hanging="360"/>
+      </w:pPr>
+    </w:lvl>
+    <w:lvl w:ilvl="8" w:tplc="0409001B" w:tentative="1">
+      <w:start w:val="1"/>
+      <w:numFmt w:val="lowerRoman"/>
+      <w:lvlText w:val="%9."/>
+      <w:lvlJc w:val="right"/>
+      <w:pPr>
+        <w:tabs>
+          <w:tab w:val="num" w:pos="6480"/>
+        </w:tabs>
+        <w:ind w:left="6480" w:hanging="180"/>
+      </w:pPr>
+    </w:lvl>
+  </w:abstractNum>
+  <w:abstractNum w:abstractNumId="5" w15:restartNumberingAfterBreak="0">
+    <w:nsid w:val="52681E8E"/>
+    <w:multiLevelType w:val="hybridMultilevel"/>
+    <w:tmpl w:val="B8D8CC1C"/>
+    <w:lvl w:ilvl="0" w:tplc="0BA061BA">
+      <w:start w:val="1"/>
+      <w:numFmt w:val="decimal"/>
+      <w:pStyle w:val="literatura"/>
+      <w:lvlText w:val="[%1]"/>
+      <w:lvlJc w:val="left"/>
+      <w:pPr>
+        <w:tabs>
+          <w:tab w:val="num" w:pos="567"/>
+        </w:tabs>
+        <w:ind w:left="567" w:hanging="567"/>
+      </w:pPr>
+      <w:rPr>
+        <w:rFonts w:hint="default"/>
+      </w:rPr>
+    </w:lvl>
+    <w:lvl w:ilvl="1" w:tplc="04090019" w:tentative="1">
+      <w:start w:val="1"/>
+      <w:numFmt w:val="lowerLetter"/>
+      <w:lvlText w:val="%2."/>
+      <w:lvlJc w:val="left"/>
+      <w:pPr>
+        <w:tabs>
+          <w:tab w:val="num" w:pos="1440"/>
+        </w:tabs>
+        <w:ind w:left="1440" w:hanging="360"/>
+      </w:pPr>
+    </w:lvl>
+    <w:lvl w:ilvl="2" w:tplc="0409001B" w:tentative="1">
+      <w:start w:val="1"/>
+      <w:numFmt w:val="lowerRoman"/>
+      <w:lvlText w:val="%3."/>
+      <w:lvlJc w:val="right"/>
+      <w:pPr>
+        <w:tabs>
+          <w:tab w:val="num" w:pos="2160"/>
+        </w:tabs>
+        <w:ind w:left="2160" w:hanging="180"/>
+      </w:pPr>
+    </w:lvl>
+    <w:lvl w:ilvl="3" w:tplc="0409000F" w:tentative="1">
+      <w:start w:val="1"/>
+      <w:numFmt w:val="decimal"/>
+      <w:lvlText w:val="%4."/>
+      <w:lvlJc w:val="left"/>
+      <w:pPr>
+        <w:tabs>
+          <w:tab w:val="num" w:pos="2880"/>
+        </w:tabs>
+        <w:ind w:left="2880" w:hanging="360"/>
+      </w:pPr>
+    </w:lvl>
+    <w:lvl w:ilvl="4" w:tplc="04090019" w:tentative="1">
+      <w:start w:val="1"/>
+      <w:numFmt w:val="lowerLetter"/>
+      <w:lvlText w:val="%5."/>
+      <w:lvlJc w:val="left"/>
+      <w:pPr>
+        <w:tabs>
+          <w:tab w:val="num" w:pos="3600"/>
+        </w:tabs>
+        <w:ind w:left="3600" w:hanging="360"/>
+      </w:pPr>
+    </w:lvl>
+    <w:lvl w:ilvl="5" w:tplc="0409001B" w:tentative="1">
+      <w:start w:val="1"/>
+      <w:numFmt w:val="lowerRoman"/>
+      <w:lvlText w:val="%6."/>
+      <w:lvlJc w:val="right"/>
+      <w:pPr>
+        <w:tabs>
+          <w:tab w:val="num" w:pos="4320"/>
+        </w:tabs>
+        <w:ind w:left="4320" w:hanging="180"/>
+      </w:pPr>
+    </w:lvl>
+    <w:lvl w:ilvl="6" w:tplc="0409000F" w:tentative="1">
+      <w:start w:val="1"/>
+      <w:numFmt w:val="decimal"/>
+      <w:lvlText w:val="%7."/>
+      <w:lvlJc w:val="left"/>
+      <w:pPr>
+        <w:tabs>
+          <w:tab w:val="num" w:pos="5040"/>
+        </w:tabs>
+        <w:ind w:left="5040" w:hanging="360"/>
+      </w:pPr>
+    </w:lvl>
+    <w:lvl w:ilvl="7" w:tplc="04090019" w:tentative="1">
+      <w:start w:val="1"/>
+      <w:numFmt w:val="lowerLetter"/>
+      <w:lvlText w:val="%8."/>
+      <w:lvlJc w:val="left"/>
+      <w:pPr>
+        <w:tabs>
+          <w:tab w:val="num" w:pos="5760"/>
+        </w:tabs>
+        <w:ind w:left="5760" w:hanging="360"/>
+      </w:pPr>
+    </w:lvl>
+    <w:lvl w:ilvl="8" w:tplc="0409001B" w:tentative="1">
+      <w:start w:val="1"/>
+      <w:numFmt w:val="lowerRoman"/>
+      <w:lvlText w:val="%9."/>
+      <w:lvlJc w:val="right"/>
+      <w:pPr>
+        <w:tabs>
+          <w:tab w:val="num" w:pos="6480"/>
+        </w:tabs>
+        <w:ind w:left="6480" w:hanging="180"/>
+      </w:pPr>
+    </w:lvl>
+  </w:abstractNum>
+  <w:abstractNum w:abstractNumId="6" w15:restartNumberingAfterBreak="0">
+    <w:nsid w:val="612C3267"/>
+    <w:multiLevelType w:val="hybridMultilevel"/>
+    <w:tmpl w:val="8AE63E00"/>
+    <w:lvl w:ilvl="0" w:tplc="E612E28C">
+      <w:start w:val="1"/>
+      <w:numFmt w:val="lowerLetter"/>
+      <w:pStyle w:val="bullet1slova"/>
+      <w:lvlText w:val="%1."/>
+      <w:lvlJc w:val="left"/>
+      <w:pPr>
+        <w:tabs>
+          <w:tab w:val="num" w:pos="851"/>
+        </w:tabs>
+        <w:ind w:left="851" w:hanging="426"/>
+      </w:pPr>
+      <w:rPr>
+        <w:rFonts w:hint="default"/>
+      </w:rPr>
+    </w:lvl>
+    <w:lvl w:ilvl="1" w:tplc="04090019" w:tentative="1">
+      <w:start w:val="1"/>
+      <w:numFmt w:val="lowerLetter"/>
+      <w:lvlText w:val="%2."/>
+      <w:lvlJc w:val="left"/>
+      <w:pPr>
+        <w:tabs>
+          <w:tab w:val="num" w:pos="1440"/>
+        </w:tabs>
+        <w:ind w:left="1440" w:hanging="360"/>
+      </w:pPr>
+    </w:lvl>
+    <w:lvl w:ilvl="2" w:tplc="0409001B" w:tentative="1">
+      <w:start w:val="1"/>
+      <w:numFmt w:val="lowerRoman"/>
+      <w:lvlText w:val="%3."/>
+      <w:lvlJc w:val="right"/>
+      <w:pPr>
+        <w:tabs>
+          <w:tab w:val="num" w:pos="2160"/>
+        </w:tabs>
+        <w:ind w:left="2160" w:hanging="180"/>
+      </w:pPr>
+    </w:lvl>
+    <w:lvl w:ilvl="3" w:tplc="0409000F" w:tentative="1">
+      <w:start w:val="1"/>
+      <w:numFmt w:val="decimal"/>
+      <w:lvlText w:val="%4."/>
+      <w:lvlJc w:val="left"/>
+      <w:pPr>
+        <w:tabs>
+          <w:tab w:val="num" w:pos="2880"/>
+        </w:tabs>
+        <w:ind w:left="2880" w:hanging="360"/>
+      </w:pPr>
+    </w:lvl>
+    <w:lvl w:ilvl="4" w:tplc="04090019" w:tentative="1">
+      <w:start w:val="1"/>
+      <w:numFmt w:val="lowerLetter"/>
+      <w:lvlText w:val="%5."/>
+      <w:lvlJc w:val="left"/>
+      <w:pPr>
+        <w:tabs>
+          <w:tab w:val="num" w:pos="3600"/>
+        </w:tabs>
+        <w:ind w:left="3600" w:hanging="360"/>
+      </w:pPr>
+    </w:lvl>
+    <w:lvl w:ilvl="5" w:tplc="0409001B" w:tentative="1">
+      <w:start w:val="1"/>
+      <w:numFmt w:val="lowerRoman"/>
+      <w:lvlText w:val="%6."/>
+      <w:lvlJc w:val="right"/>
+      <w:pPr>
+        <w:tabs>
+          <w:tab w:val="num" w:pos="4320"/>
+        </w:tabs>
+        <w:ind w:left="4320" w:hanging="180"/>
+      </w:pPr>
+    </w:lvl>
+    <w:lvl w:ilvl="6" w:tplc="0409000F" w:tentative="1">
+      <w:start w:val="1"/>
+      <w:numFmt w:val="decimal"/>
+      <w:lvlText w:val="%7."/>
+      <w:lvlJc w:val="left"/>
+      <w:pPr>
+        <w:tabs>
+          <w:tab w:val="num" w:pos="5040"/>
+        </w:tabs>
+        <w:ind w:left="5040" w:hanging="360"/>
+      </w:pPr>
+    </w:lvl>
+    <w:lvl w:ilvl="7" w:tplc="04090019" w:tentative="1">
+      <w:start w:val="1"/>
+      <w:numFmt w:val="lowerLetter"/>
+      <w:lvlText w:val="%8."/>
+      <w:lvlJc w:val="left"/>
+      <w:pPr>
+        <w:tabs>
+          <w:tab w:val="num" w:pos="5760"/>
+        </w:tabs>
+        <w:ind w:left="5760" w:hanging="360"/>
+      </w:pPr>
+    </w:lvl>
+    <w:lvl w:ilvl="8" w:tplc="0409001B" w:tentative="1">
+      <w:start w:val="1"/>
+      <w:numFmt w:val="lowerRoman"/>
+      <w:lvlText w:val="%9."/>
+      <w:lvlJc w:val="right"/>
+      <w:pPr>
+        <w:tabs>
+          <w:tab w:val="num" w:pos="6480"/>
+        </w:tabs>
+        <w:ind w:left="6480" w:hanging="180"/>
+      </w:pPr>
+    </w:lvl>
+  </w:abstractNum>
+  <w:abstractNum w:abstractNumId="7" w15:restartNumberingAfterBreak="0">
+    <w:nsid w:val="65A82A3D"/>
+    <w:multiLevelType w:val="hybridMultilevel"/>
+    <w:tmpl w:val="10CA8502"/>
+    <w:lvl w:ilvl="0" w:tplc="2C66BDA8">
+      <w:start w:val="1"/>
+      <w:numFmt w:val="bullet"/>
+      <w:pStyle w:val="bullet1"/>
+      <w:lvlText w:val=""/>
+      <w:lvlJc w:val="left"/>
+      <w:pPr>
+        <w:tabs>
+          <w:tab w:val="num" w:pos="425"/>
+        </w:tabs>
+        <w:ind w:left="425" w:hanging="425"/>
+      </w:pPr>
+      <w:rPr>
+        <w:rFonts w:ascii="Symbol" w:hAnsi="Symbol" w:hint="default"/>
+        <w:color w:val="auto"/>
+      </w:rPr>
+    </w:lvl>
+    <w:lvl w:ilvl="1" w:tplc="04090003" w:tentative="1">
+      <w:start w:val="1"/>
+      <w:numFmt w:val="bullet"/>
+      <w:lvlText w:val="o"/>
+      <w:lvlJc w:val="left"/>
+      <w:pPr>
+        <w:tabs>
+          <w:tab w:val="num" w:pos="1440"/>
+        </w:tabs>
+        <w:ind w:left="1440" w:hanging="360"/>
+      </w:pPr>
+      <w:rPr>
+        <w:rFonts w:ascii="Courier New" w:hAnsi="Courier New" w:hint="default"/>
+      </w:rPr>
+    </w:lvl>
+    <w:lvl w:ilvl="2" w:tplc="04090005" w:tentative="1">
+      <w:start w:val="1"/>
+      <w:numFmt w:val="bullet"/>
+      <w:lvlText w:val=""/>
+      <w:lvlJc w:val="left"/>
+      <w:pPr>
+        <w:tabs>
+          <w:tab w:val="num" w:pos="2160"/>
+        </w:tabs>
+        <w:ind w:left="2160" w:hanging="360"/>
+      </w:pPr>
+      <w:rPr>
+        <w:rFonts w:ascii="Wingdings" w:hAnsi="Wingdings" w:hint="default"/>
+      </w:rPr>
+    </w:lvl>
+    <w:lvl w:ilvl="3" w:tplc="04090001" w:tentative="1">
+      <w:start w:val="1"/>
+      <w:numFmt w:val="bullet"/>
+      <w:lvlText w:val=""/>
+      <w:lvlJc w:val="left"/>
+      <w:pPr>
+        <w:tabs>
+          <w:tab w:val="num" w:pos="2880"/>
+        </w:tabs>
+        <w:ind w:left="2880" w:hanging="360"/>
+      </w:pPr>
+      <w:rPr>
+        <w:rFonts w:ascii="Symbol" w:hAnsi="Symbol" w:hint="default"/>
+      </w:rPr>
+    </w:lvl>
+    <w:lvl w:ilvl="4" w:tplc="04090003" w:tentative="1">
+      <w:start w:val="1"/>
+      <w:numFmt w:val="bullet"/>
+      <w:lvlText w:val="o"/>
+      <w:lvlJc w:val="left"/>
+      <w:pPr>
+        <w:tabs>
+          <w:tab w:val="num" w:pos="3600"/>
+        </w:tabs>
+        <w:ind w:left="3600" w:hanging="360"/>
+      </w:pPr>
+      <w:rPr>
+        <w:rFonts w:ascii="Courier New" w:hAnsi="Courier New" w:hint="default"/>
+      </w:rPr>
+    </w:lvl>
+    <w:lvl w:ilvl="5" w:tplc="04090005" w:tentative="1">
+      <w:start w:val="1"/>
+      <w:numFmt w:val="bullet"/>
+      <w:lvlText w:val=""/>
+      <w:lvlJc w:val="left"/>
+      <w:pPr>
+        <w:tabs>
+          <w:tab w:val="num" w:pos="4320"/>
+        </w:tabs>
+        <w:ind w:left="4320" w:hanging="360"/>
+      </w:pPr>
+      <w:rPr>
+        <w:rFonts w:ascii="Wingdings" w:hAnsi="Wingdings" w:hint="default"/>
+      </w:rPr>
+    </w:lvl>
+    <w:lvl w:ilvl="6" w:tplc="04090001" w:tentative="1">
+      <w:start w:val="1"/>
+      <w:numFmt w:val="bullet"/>
+      <w:lvlText w:val=""/>
+      <w:lvlJc w:val="left"/>
+      <w:pPr>
+        <w:tabs>
+          <w:tab w:val="num" w:pos="5040"/>
+        </w:tabs>
+        <w:ind w:left="5040" w:hanging="360"/>
+      </w:pPr>
+      <w:rPr>
+        <w:rFonts w:ascii="Symbol" w:hAnsi="Symbol" w:hint="default"/>
+      </w:rPr>
+    </w:lvl>
+    <w:lvl w:ilvl="7" w:tplc="04090003" w:tentative="1">
+      <w:start w:val="1"/>
+      <w:numFmt w:val="bullet"/>
+      <w:lvlText w:val="o"/>
+      <w:lvlJc w:val="left"/>
+      <w:pPr>
+        <w:tabs>
+          <w:tab w:val="num" w:pos="5760"/>
+        </w:tabs>
+        <w:ind w:left="5760" w:hanging="360"/>
+      </w:pPr>
+      <w:rPr>
+        <w:rFonts w:ascii="Courier New" w:hAnsi="Courier New" w:hint="default"/>
+      </w:rPr>
+    </w:lvl>
+    <w:lvl w:ilvl="8" w:tplc="04090005" w:tentative="1">
+      <w:start w:val="1"/>
+      <w:numFmt w:val="bullet"/>
+      <w:lvlText w:val=""/>
+      <w:lvlJc w:val="left"/>
+      <w:pPr>
+        <w:tabs>
+          <w:tab w:val="num" w:pos="6480"/>
+        </w:tabs>
+        <w:ind w:left="6480" w:hanging="360"/>
+      </w:pPr>
+      <w:rPr>
+        <w:rFonts w:ascii="Wingdings" w:hAnsi="Wingdings" w:hint="default"/>
+      </w:rPr>
+    </w:lvl>
+  </w:abstractNum>
+  <w:num w:numId="1" w16cid:durableId="607783406">
+    <w:abstractNumId w:val="7"/>
+  </w:num>
+  <w:num w:numId="2" w16cid:durableId="605117397">
+    <w:abstractNumId w:val="1"/>
+  </w:num>
+  <w:num w:numId="3" w16cid:durableId="1041326845">
+    <w:abstractNumId w:val="6"/>
+  </w:num>
+  <w:num w:numId="4" w16cid:durableId="1027676593">
+    <w:abstractNumId w:val="2"/>
+  </w:num>
+  <w:num w:numId="5" w16cid:durableId="1113331472">
+    <w:abstractNumId w:val="3"/>
+  </w:num>
+  <w:num w:numId="6" w16cid:durableId="25832664">
+    <w:abstractNumId w:val="4"/>
+  </w:num>
+  <w:num w:numId="7" w16cid:durableId="122385954">
+    <w:abstractNumId w:val="0"/>
+  </w:num>
+  <w:num w:numId="8" w16cid:durableId="1357972663">
+    <w:abstractNumId w:val="0"/>
+  </w:num>
+  <w:num w:numId="9" w16cid:durableId="443773994">
+    <w:abstractNumId w:val="0"/>
+  </w:num>
+  <w:num w:numId="10" w16cid:durableId="999967780">
+    <w:abstractNumId w:val="0"/>
+  </w:num>
+  <w:num w:numId="11" w16cid:durableId="1004429814">
+    <w:abstractNumId w:val="0"/>
+  </w:num>
+  <w:num w:numId="12" w16cid:durableId="1642224568">
+    <w:abstractNumId w:val="0"/>
+  </w:num>
+  <w:num w:numId="13" w16cid:durableId="1531917423">
+    <w:abstractNumId w:val="0"/>
+  </w:num>
+  <w:num w:numId="14" w16cid:durableId="1404839445">
+    <w:abstractNumId w:val="0"/>
+  </w:num>
+  <w:num w:numId="15" w16cid:durableId="856773531">
+    <w:abstractNumId w:val="0"/>
+  </w:num>
+  <w:num w:numId="16" w16cid:durableId="846099962">
+    <w:abstractNumId w:val="5"/>
+  </w:num>
+</w:numbering>
 </file>
 
 <file path=word/styles.xml><?xml version="1.0" encoding="utf-8"?>
@@ -1566,15 +3898,15 @@
   </w:docDefaults>
   <w:latentStyles w:defLockedState="0" w:defUIPriority="99" w:defSemiHidden="0" w:defUnhideWhenUsed="0" w:defQFormat="0" w:count="376">
     <w:lsdException w:name="Normal" w:uiPriority="0" w:qFormat="1"/>
-    <w:lsdException w:name="heading 1" w:uiPriority="9" w:qFormat="1"/>
-    <w:lsdException w:name="heading 2" w:semiHidden="1" w:uiPriority="9" w:unhideWhenUsed="1" w:qFormat="1"/>
-    <w:lsdException w:name="heading 3" w:semiHidden="1" w:uiPriority="9" w:unhideWhenUsed="1" w:qFormat="1"/>
-    <w:lsdException w:name="heading 4" w:semiHidden="1" w:uiPriority="9" w:unhideWhenUsed="1" w:qFormat="1"/>
-    <w:lsdException w:name="heading 5" w:semiHidden="1" w:uiPriority="9" w:unhideWhenUsed="1" w:qFormat="1"/>
-    <w:lsdException w:name="heading 6" w:semiHidden="1" w:uiPriority="9" w:unhideWhenUsed="1" w:qFormat="1"/>
-    <w:lsdException w:name="heading 7" w:semiHidden="1" w:uiPriority="9" w:unhideWhenUsed="1" w:qFormat="1"/>
-    <w:lsdException w:name="heading 8" w:semiHidden="1" w:uiPriority="9" w:unhideWhenUsed="1" w:qFormat="1"/>
-    <w:lsdException w:name="heading 9" w:semiHidden="1" w:uiPriority="9" w:unhideWhenUsed="1" w:qFormat="1"/>
+    <w:lsdException w:name="heading 1" w:uiPriority="0" w:qFormat="1"/>
+    <w:lsdException w:name="heading 2" w:semiHidden="1" w:uiPriority="0" w:unhideWhenUsed="1" w:qFormat="1"/>
+    <w:lsdException w:name="heading 3" w:semiHidden="1" w:uiPriority="0" w:unhideWhenUsed="1" w:qFormat="1"/>
+    <w:lsdException w:name="heading 4" w:semiHidden="1" w:uiPriority="0" w:unhideWhenUsed="1" w:qFormat="1"/>
+    <w:lsdException w:name="heading 5" w:semiHidden="1" w:uiPriority="0" w:unhideWhenUsed="1" w:qFormat="1"/>
+    <w:lsdException w:name="heading 6" w:semiHidden="1" w:uiPriority="0" w:unhideWhenUsed="1" w:qFormat="1"/>
+    <w:lsdException w:name="heading 7" w:semiHidden="1" w:uiPriority="0" w:unhideWhenUsed="1" w:qFormat="1"/>
+    <w:lsdException w:name="heading 8" w:semiHidden="1" w:uiPriority="0" w:unhideWhenUsed="1" w:qFormat="1"/>
+    <w:lsdException w:name="heading 9" w:semiHidden="1" w:uiPriority="0" w:unhideWhenUsed="1" w:qFormat="1"/>
     <w:lsdException w:name="index 1" w:semiHidden="1" w:unhideWhenUsed="1"/>
     <w:lsdException w:name="index 2" w:semiHidden="1" w:unhideWhenUsed="1"/>
     <w:lsdException w:name="index 3" w:semiHidden="1" w:unhideWhenUsed="1"/>
@@ -1587,26 +3919,26 @@
     <w:lsdException w:name="toc 1" w:semiHidden="1" w:uiPriority="39" w:unhideWhenUsed="1"/>
     <w:lsdException w:name="toc 2" w:semiHidden="1" w:uiPriority="39" w:unhideWhenUsed="1"/>
     <w:lsdException w:name="toc 3" w:semiHidden="1" w:uiPriority="39" w:unhideWhenUsed="1"/>
-    <w:lsdException w:name="toc 4" w:semiHidden="1" w:uiPriority="39" w:unhideWhenUsed="1"/>
-    <w:lsdException w:name="toc 5" w:semiHidden="1" w:uiPriority="39" w:unhideWhenUsed="1"/>
-    <w:lsdException w:name="toc 6" w:semiHidden="1" w:uiPriority="39" w:unhideWhenUsed="1"/>
-    <w:lsdException w:name="toc 7" w:semiHidden="1" w:uiPriority="39" w:unhideWhenUsed="1"/>
-    <w:lsdException w:name="toc 8" w:semiHidden="1" w:uiPriority="39" w:unhideWhenUsed="1"/>
-    <w:lsdException w:name="toc 9" w:semiHidden="1" w:uiPriority="39" w:unhideWhenUsed="1"/>
-    <w:lsdException w:name="Normal Indent" w:semiHidden="1" w:unhideWhenUsed="1"/>
+    <w:lsdException w:name="toc 4" w:semiHidden="1" w:uiPriority="0" w:unhideWhenUsed="1"/>
+    <w:lsdException w:name="toc 5" w:semiHidden="1" w:uiPriority="0" w:unhideWhenUsed="1"/>
+    <w:lsdException w:name="toc 6" w:semiHidden="1" w:uiPriority="0" w:unhideWhenUsed="1"/>
+    <w:lsdException w:name="toc 7" w:semiHidden="1" w:uiPriority="0" w:unhideWhenUsed="1"/>
+    <w:lsdException w:name="toc 8" w:semiHidden="1" w:uiPriority="0" w:unhideWhenUsed="1"/>
+    <w:lsdException w:name="toc 9" w:semiHidden="1" w:uiPriority="0" w:unhideWhenUsed="1"/>
+    <w:lsdException w:name="Normal Indent" w:semiHidden="1" w:uiPriority="0" w:unhideWhenUsed="1"/>
     <w:lsdException w:name="footnote text" w:semiHidden="1" w:unhideWhenUsed="1"/>
-    <w:lsdException w:name="annotation text" w:semiHidden="1" w:unhideWhenUsed="1"/>
-    <w:lsdException w:name="header" w:semiHidden="1" w:unhideWhenUsed="1"/>
+    <w:lsdException w:name="annotation text" w:semiHidden="1" w:uiPriority="0" w:unhideWhenUsed="1"/>
+    <w:lsdException w:name="header" w:semiHidden="1" w:uiPriority="0" w:unhideWhenUsed="1"/>
     <w:lsdException w:name="footer" w:semiHidden="1" w:unhideWhenUsed="1"/>
     <w:lsdException w:name="index heading" w:semiHidden="1" w:unhideWhenUsed="1"/>
-    <w:lsdException w:name="caption" w:semiHidden="1" w:uiPriority="35" w:unhideWhenUsed="1" w:qFormat="1"/>
+    <w:lsdException w:name="caption" w:semiHidden="1" w:uiPriority="0" w:unhideWhenUsed="1" w:qFormat="1"/>
     <w:lsdException w:name="table of figures" w:semiHidden="1" w:unhideWhenUsed="1"/>
     <w:lsdException w:name="envelope address" w:semiHidden="1" w:unhideWhenUsed="1"/>
     <w:lsdException w:name="envelope return" w:semiHidden="1" w:unhideWhenUsed="1"/>
     <w:lsdException w:name="footnote reference" w:semiHidden="1" w:unhideWhenUsed="1"/>
-    <w:lsdException w:name="annotation reference" w:semiHidden="1" w:unhideWhenUsed="1"/>
+    <w:lsdException w:name="annotation reference" w:semiHidden="1" w:uiPriority="0" w:unhideWhenUsed="1"/>
     <w:lsdException w:name="line number" w:semiHidden="1" w:unhideWhenUsed="1"/>
-    <w:lsdException w:name="page number" w:semiHidden="1" w:unhideWhenUsed="1"/>
+    <w:lsdException w:name="page number" w:semiHidden="1" w:uiPriority="0" w:unhideWhenUsed="1"/>
     <w:lsdException w:name="endnote reference" w:semiHidden="1" w:unhideWhenUsed="1"/>
     <w:lsdException w:name="endnote text" w:semiHidden="1" w:unhideWhenUsed="1"/>
     <w:lsdException w:name="table of authorities" w:semiHidden="1" w:unhideWhenUsed="1"/>
@@ -1630,7 +3962,7 @@
     <w:lsdException w:name="Title" w:uiPriority="10" w:qFormat="1"/>
     <w:lsdException w:name="Closing" w:semiHidden="1" w:unhideWhenUsed="1"/>
     <w:lsdException w:name="Signature" w:semiHidden="1" w:unhideWhenUsed="1"/>
-    <w:lsdException w:name="Default Paragraph Font" w:semiHidden="1" w:uiPriority="1" w:unhideWhenUsed="1"/>
+    <w:lsdException w:name="Default Paragraph Font" w:semiHidden="1" w:uiPriority="0" w:unhideWhenUsed="1"/>
     <w:lsdException w:name="Body Text" w:semiHidden="1" w:unhideWhenUsed="1"/>
     <w:lsdException w:name="Body Text Indent" w:semiHidden="1" w:unhideWhenUsed="1"/>
     <w:lsdException w:name="List Continue" w:semiHidden="1" w:unhideWhenUsed="1"/>
@@ -1651,7 +3983,7 @@
     <w:lsdException w:name="Body Text Indent 3" w:semiHidden="1" w:unhideWhenUsed="1"/>
     <w:lsdException w:name="Block Text" w:semiHidden="1" w:unhideWhenUsed="1"/>
     <w:lsdException w:name="Hyperlink" w:semiHidden="1" w:unhideWhenUsed="1"/>
-    <w:lsdException w:name="FollowedHyperlink" w:semiHidden="1" w:unhideWhenUsed="1"/>
+    <w:lsdException w:name="FollowedHyperlink" w:semiHidden="1" w:uiPriority="0" w:unhideWhenUsed="1"/>
     <w:lsdException w:name="Strong" w:uiPriority="22" w:qFormat="1"/>
     <w:lsdException w:name="Emphasis" w:uiPriority="20" w:qFormat="1"/>
     <w:lsdException w:name="Document Map" w:semiHidden="1" w:unhideWhenUsed="1"/>
@@ -1671,8 +4003,8 @@
     <w:lsdException w:name="HTML Typewriter" w:semiHidden="1" w:unhideWhenUsed="1"/>
     <w:lsdException w:name="HTML Variable" w:semiHidden="1" w:unhideWhenUsed="1"/>
     <w:lsdException w:name="Normal Table" w:semiHidden="1" w:unhideWhenUsed="1"/>
-    <w:lsdException w:name="annotation subject" w:semiHidden="1" w:unhideWhenUsed="1"/>
-    <w:lsdException w:name="No List" w:semiHidden="1" w:unhideWhenUsed="1"/>
+    <w:lsdException w:name="annotation subject" w:semiHidden="1" w:uiPriority="0" w:unhideWhenUsed="1"/>
+    <w:lsdException w:name="No List" w:semiHidden="1" w:uiPriority="0" w:unhideWhenUsed="1"/>
     <w:lsdException w:name="Outline List 1" w:semiHidden="1" w:unhideWhenUsed="1"/>
     <w:lsdException w:name="Outline List 2" w:semiHidden="1" w:unhideWhenUsed="1"/>
     <w:lsdException w:name="Outline List 3" w:semiHidden="1" w:unhideWhenUsed="1"/>
@@ -1718,8 +4050,8 @@
     <w:lsdException w:name="Table Web 1" w:semiHidden="1" w:unhideWhenUsed="1"/>
     <w:lsdException w:name="Table Web 2" w:semiHidden="1" w:unhideWhenUsed="1"/>
     <w:lsdException w:name="Table Web 3" w:semiHidden="1" w:unhideWhenUsed="1"/>
-    <w:lsdException w:name="Balloon Text" w:semiHidden="1" w:unhideWhenUsed="1"/>
-    <w:lsdException w:name="Table Grid" w:uiPriority="39"/>
+    <w:lsdException w:name="Balloon Text" w:semiHidden="1" w:uiPriority="0" w:unhideWhenUsed="1"/>
+    <w:lsdException w:name="Table Grid" w:uiPriority="0"/>
     <w:lsdException w:name="Table Theme" w:semiHidden="1" w:unhideWhenUsed="1"/>
     <w:lsdException w:name="Placeholder Text" w:semiHidden="1"/>
     <w:lsdException w:name="No Spacing" w:uiPriority="1" w:qFormat="1"/>
@@ -1945,7 +4277,7 @@
   <w:style w:type="paragraph" w:default="1" w:styleId="Normal">
     <w:name w:val="Normal"/>
     <w:qFormat/>
-    <w:rsid w:val="00DF5131"/>
+    <w:rsid w:val="00E84F88"/>
     <w:pPr>
       <w:spacing w:before="120" w:after="60" w:line="360" w:lineRule="auto"/>
       <w:jc w:val="both"/>
@@ -1962,20 +4294,24 @@
     <w:basedOn w:val="Normal"/>
     <w:next w:val="Normal"/>
     <w:link w:val="Heading1Char"/>
-    <w:uiPriority w:val="9"/>
     <w:qFormat/>
-    <w:rsid w:val="00282038"/>
+    <w:rsid w:val="00E84F88"/>
     <w:pPr>
       <w:keepNext/>
-      <w:keepLines/>
-      <w:spacing w:before="360" w:after="80"/>
+      <w:pageBreakBefore/>
+      <w:numPr>
+        <w:numId w:val="15"/>
+      </w:numPr>
+      <w:spacing w:before="600" w:after="480"/>
       <w:outlineLvl w:val="0"/>
     </w:pPr>
     <w:rPr>
-      <w:rFonts w:asciiTheme="majorHAnsi" w:eastAsiaTheme="majorEastAsia" w:hAnsiTheme="majorHAnsi" w:cstheme="majorBidi"/>
-      <w:color w:val="0F4761" w:themeColor="accent1" w:themeShade="BF"/>
-      <w:sz w:val="40"/>
-      <w:szCs w:val="40"/>
+      <w:rFonts w:ascii="Arial" w:hAnsi="Arial" w:cs="Arial"/>
+      <w:b/>
+      <w:bCs/>
+      <w:kern w:val="32"/>
+      <w:sz w:val="36"/>
+      <w:szCs w:val="32"/>
     </w:rPr>
   </w:style>
   <w:style w:type="paragraph" w:styleId="Heading2">
@@ -1983,21 +4319,27 @@
     <w:basedOn w:val="Normal"/>
     <w:next w:val="Normal"/>
     <w:link w:val="Heading2Char"/>
-    <w:uiPriority w:val="9"/>
-    <w:unhideWhenUsed/>
     <w:qFormat/>
-    <w:rsid w:val="00282038"/>
+    <w:rsid w:val="00E84F88"/>
     <w:pPr>
       <w:keepNext/>
-      <w:keepLines/>
-      <w:spacing w:before="160" w:after="80"/>
+      <w:numPr>
+        <w:ilvl w:val="1"/>
+        <w:numId w:val="15"/>
+      </w:numPr>
+      <w:tabs>
+        <w:tab w:val="left" w:pos="851"/>
+      </w:tabs>
+      <w:spacing w:before="360" w:after="240"/>
       <w:outlineLvl w:val="1"/>
     </w:pPr>
     <w:rPr>
-      <w:rFonts w:asciiTheme="majorHAnsi" w:eastAsiaTheme="majorEastAsia" w:hAnsiTheme="majorHAnsi" w:cstheme="majorBidi"/>
-      <w:color w:val="0F4761" w:themeColor="accent1" w:themeShade="BF"/>
+      <w:rFonts w:ascii="Arial" w:hAnsi="Arial" w:cs="Arial"/>
+      <w:b/>
+      <w:bCs/>
+      <w:iCs/>
       <w:sz w:val="32"/>
-      <w:szCs w:val="32"/>
+      <w:szCs w:val="28"/>
     </w:rPr>
   </w:style>
   <w:style w:type="paragraph" w:styleId="Heading3">
@@ -2005,21 +4347,23 @@
     <w:basedOn w:val="Normal"/>
     <w:next w:val="Normal"/>
     <w:link w:val="Heading3Char"/>
-    <w:uiPriority w:val="9"/>
-    <w:unhideWhenUsed/>
     <w:qFormat/>
-    <w:rsid w:val="00282038"/>
+    <w:rsid w:val="00E84F88"/>
     <w:pPr>
       <w:keepNext/>
-      <w:keepLines/>
-      <w:spacing w:before="160" w:after="80"/>
+      <w:numPr>
+        <w:ilvl w:val="2"/>
+        <w:numId w:val="15"/>
+      </w:numPr>
+      <w:spacing w:before="240" w:after="240"/>
       <w:outlineLvl w:val="2"/>
     </w:pPr>
     <w:rPr>
-      <w:rFonts w:eastAsiaTheme="majorEastAsia" w:cstheme="majorBidi"/>
-      <w:color w:val="0F4761" w:themeColor="accent1" w:themeShade="BF"/>
+      <w:rFonts w:ascii="Arial" w:hAnsi="Arial" w:cs="Arial"/>
+      <w:b/>
+      <w:bCs/>
       <w:sz w:val="28"/>
-      <w:szCs w:val="28"/>
+      <w:szCs w:val="26"/>
     </w:rPr>
   </w:style>
   <w:style w:type="paragraph" w:styleId="Heading4">
@@ -2027,22 +4371,22 @@
     <w:basedOn w:val="Normal"/>
     <w:next w:val="Normal"/>
     <w:link w:val="Heading4Char"/>
-    <w:uiPriority w:val="9"/>
-    <w:semiHidden/>
-    <w:unhideWhenUsed/>
     <w:qFormat/>
-    <w:rsid w:val="00282038"/>
+    <w:rsid w:val="00E84F88"/>
     <w:pPr>
       <w:keepNext/>
-      <w:keepLines/>
-      <w:spacing w:before="80" w:after="40"/>
+      <w:numPr>
+        <w:ilvl w:val="3"/>
+        <w:numId w:val="15"/>
+      </w:numPr>
+      <w:spacing w:before="240"/>
       <w:outlineLvl w:val="3"/>
     </w:pPr>
     <w:rPr>
-      <w:rFonts w:eastAsiaTheme="majorEastAsia" w:cstheme="majorBidi"/>
-      <w:i/>
-      <w:iCs/>
-      <w:color w:val="0F4761" w:themeColor="accent1" w:themeShade="BF"/>
+      <w:b/>
+      <w:bCs/>
+      <w:sz w:val="28"/>
+      <w:szCs w:val="28"/>
     </w:rPr>
   </w:style>
   <w:style w:type="paragraph" w:styleId="Heading5">
@@ -2050,20 +4394,23 @@
     <w:basedOn w:val="Normal"/>
     <w:next w:val="Normal"/>
     <w:link w:val="Heading5Char"/>
-    <w:uiPriority w:val="9"/>
-    <w:semiHidden/>
-    <w:unhideWhenUsed/>
     <w:qFormat/>
-    <w:rsid w:val="00282038"/>
+    <w:rsid w:val="00E84F88"/>
     <w:pPr>
-      <w:keepNext/>
-      <w:keepLines/>
-      <w:spacing w:before="80" w:after="40"/>
+      <w:numPr>
+        <w:ilvl w:val="4"/>
+        <w:numId w:val="15"/>
+      </w:numPr>
+      <w:spacing w:before="240"/>
       <w:outlineLvl w:val="4"/>
     </w:pPr>
     <w:rPr>
-      <w:rFonts w:eastAsiaTheme="majorEastAsia" w:cstheme="majorBidi"/>
-      <w:color w:val="0F4761" w:themeColor="accent1" w:themeShade="BF"/>
+      <w:b/>
+      <w:bCs/>
+      <w:i/>
+      <w:iCs/>
+      <w:sz w:val="26"/>
+      <w:szCs w:val="26"/>
     </w:rPr>
   </w:style>
   <w:style w:type="paragraph" w:styleId="Heading6">
@@ -2071,22 +4418,21 @@
     <w:basedOn w:val="Normal"/>
     <w:next w:val="Normal"/>
     <w:link w:val="Heading6Char"/>
-    <w:uiPriority w:val="9"/>
-    <w:semiHidden/>
-    <w:unhideWhenUsed/>
     <w:qFormat/>
-    <w:rsid w:val="00282038"/>
+    <w:rsid w:val="00E84F88"/>
     <w:pPr>
-      <w:keepNext/>
-      <w:keepLines/>
-      <w:spacing w:before="40" w:after="0"/>
+      <w:numPr>
+        <w:ilvl w:val="5"/>
+        <w:numId w:val="15"/>
+      </w:numPr>
+      <w:spacing w:before="240"/>
       <w:outlineLvl w:val="5"/>
     </w:pPr>
     <w:rPr>
-      <w:rFonts w:eastAsiaTheme="majorEastAsia" w:cstheme="majorBidi"/>
-      <w:i/>
-      <w:iCs/>
-      <w:color w:val="595959" w:themeColor="text1" w:themeTint="A6"/>
+      <w:b/>
+      <w:bCs/>
+      <w:sz w:val="22"/>
+      <w:szCs w:val="22"/>
     </w:rPr>
   </w:style>
   <w:style w:type="paragraph" w:styleId="Heading7">
@@ -2094,43 +4440,35 @@
     <w:basedOn w:val="Normal"/>
     <w:next w:val="Normal"/>
     <w:link w:val="Heading7Char"/>
-    <w:uiPriority w:val="9"/>
-    <w:semiHidden/>
-    <w:unhideWhenUsed/>
     <w:qFormat/>
-    <w:rsid w:val="00282038"/>
+    <w:rsid w:val="00E84F88"/>
     <w:pPr>
-      <w:keepNext/>
-      <w:keepLines/>
-      <w:spacing w:before="40" w:after="0"/>
+      <w:numPr>
+        <w:ilvl w:val="6"/>
+        <w:numId w:val="15"/>
+      </w:numPr>
+      <w:spacing w:before="240"/>
       <w:outlineLvl w:val="6"/>
     </w:pPr>
-    <w:rPr>
-      <w:rFonts w:eastAsiaTheme="majorEastAsia" w:cstheme="majorBidi"/>
-      <w:color w:val="595959" w:themeColor="text1" w:themeTint="A6"/>
-    </w:rPr>
   </w:style>
   <w:style w:type="paragraph" w:styleId="Heading8">
     <w:name w:val="heading 8"/>
     <w:basedOn w:val="Normal"/>
     <w:next w:val="Normal"/>
     <w:link w:val="Heading8Char"/>
-    <w:uiPriority w:val="9"/>
-    <w:semiHidden/>
-    <w:unhideWhenUsed/>
     <w:qFormat/>
-    <w:rsid w:val="00282038"/>
+    <w:rsid w:val="00E84F88"/>
     <w:pPr>
-      <w:keepNext/>
-      <w:keepLines/>
-      <w:spacing w:after="0"/>
+      <w:numPr>
+        <w:ilvl w:val="7"/>
+        <w:numId w:val="15"/>
+      </w:numPr>
+      <w:spacing w:before="240"/>
       <w:outlineLvl w:val="7"/>
     </w:pPr>
     <w:rPr>
-      <w:rFonts w:eastAsiaTheme="majorEastAsia" w:cstheme="majorBidi"/>
       <w:i/>
       <w:iCs/>
-      <w:color w:val="272727" w:themeColor="text1" w:themeTint="D8"/>
     </w:rPr>
   </w:style>
   <w:style w:type="paragraph" w:styleId="Heading9">
@@ -2138,26 +4476,26 @@
     <w:basedOn w:val="Normal"/>
     <w:next w:val="Normal"/>
     <w:link w:val="Heading9Char"/>
-    <w:uiPriority w:val="9"/>
-    <w:semiHidden/>
-    <w:unhideWhenUsed/>
     <w:qFormat/>
-    <w:rsid w:val="00282038"/>
+    <w:rsid w:val="00E84F88"/>
     <w:pPr>
-      <w:keepNext/>
-      <w:keepLines/>
-      <w:spacing w:after="0"/>
+      <w:numPr>
+        <w:ilvl w:val="8"/>
+        <w:numId w:val="15"/>
+      </w:numPr>
+      <w:spacing w:before="240"/>
       <w:outlineLvl w:val="8"/>
     </w:pPr>
     <w:rPr>
-      <w:rFonts w:eastAsiaTheme="majorEastAsia" w:cstheme="majorBidi"/>
-      <w:color w:val="272727" w:themeColor="text1" w:themeTint="D8"/>
+      <w:rFonts w:ascii="Arial" w:hAnsi="Arial" w:cs="Arial"/>
+      <w:sz w:val="22"/>
+      <w:szCs w:val="22"/>
     </w:rPr>
   </w:style>
   <w:style w:type="character" w:default="1" w:styleId="DefaultParagraphFont">
     <w:name w:val="Default Paragraph Font"/>
-    <w:uiPriority w:val="1"/>
-    <w:unhideWhenUsed/>
+    <w:semiHidden/>
+    <w:rsid w:val="00E84F88"/>
   </w:style>
   <w:style w:type="table" w:default="1" w:styleId="TableNormal">
     <w:name w:val="Normal Table"/>
@@ -2176,125 +4514,146 @@
   </w:style>
   <w:style w:type="numbering" w:default="1" w:styleId="NoList">
     <w:name w:val="No List"/>
-    <w:uiPriority w:val="99"/>
     <w:semiHidden/>
-    <w:unhideWhenUsed/>
+    <w:rsid w:val="00E84F88"/>
   </w:style>
   <w:style w:type="character" w:customStyle="1" w:styleId="Heading1Char">
     <w:name w:val="Heading 1 Char"/>
     <w:basedOn w:val="DefaultParagraphFont"/>
     <w:link w:val="Heading1"/>
-    <w:uiPriority w:val="9"/>
     <w:rsid w:val="00282038"/>
     <w:rPr>
-      <w:rFonts w:asciiTheme="majorHAnsi" w:eastAsiaTheme="majorEastAsia" w:hAnsiTheme="majorHAnsi" w:cstheme="majorBidi"/>
-      <w:color w:val="0F4761" w:themeColor="accent1" w:themeShade="BF"/>
-      <w:sz w:val="40"/>
-      <w:szCs w:val="40"/>
+      <w:rFonts w:ascii="Arial" w:eastAsia="Times New Roman" w:hAnsi="Arial" w:cs="Arial"/>
+      <w:b/>
+      <w:bCs/>
+      <w:kern w:val="32"/>
+      <w:sz w:val="36"/>
+      <w:szCs w:val="32"/>
+      <w:lang w:val="hr-HR"/>
+      <w14:ligatures w14:val="none"/>
     </w:rPr>
   </w:style>
   <w:style w:type="character" w:customStyle="1" w:styleId="Heading2Char">
     <w:name w:val="Heading 2 Char"/>
     <w:basedOn w:val="DefaultParagraphFont"/>
     <w:link w:val="Heading2"/>
-    <w:uiPriority w:val="9"/>
     <w:rsid w:val="00282038"/>
     <w:rPr>
-      <w:rFonts w:asciiTheme="majorHAnsi" w:eastAsiaTheme="majorEastAsia" w:hAnsiTheme="majorHAnsi" w:cstheme="majorBidi"/>
-      <w:color w:val="0F4761" w:themeColor="accent1" w:themeShade="BF"/>
+      <w:rFonts w:ascii="Arial" w:eastAsia="Times New Roman" w:hAnsi="Arial" w:cs="Arial"/>
+      <w:b/>
+      <w:bCs/>
+      <w:iCs/>
+      <w:kern w:val="0"/>
       <w:sz w:val="32"/>
-      <w:szCs w:val="32"/>
+      <w:szCs w:val="28"/>
+      <w:lang w:val="hr-HR"/>
+      <w14:ligatures w14:val="none"/>
     </w:rPr>
   </w:style>
   <w:style w:type="character" w:customStyle="1" w:styleId="Heading3Char">
     <w:name w:val="Heading 3 Char"/>
     <w:basedOn w:val="DefaultParagraphFont"/>
     <w:link w:val="Heading3"/>
-    <w:uiPriority w:val="9"/>
     <w:rsid w:val="00282038"/>
     <w:rPr>
-      <w:rFonts w:eastAsiaTheme="majorEastAsia" w:cstheme="majorBidi"/>
-      <w:color w:val="0F4761" w:themeColor="accent1" w:themeShade="BF"/>
+      <w:rFonts w:ascii="Arial" w:eastAsia="Times New Roman" w:hAnsi="Arial" w:cs="Arial"/>
+      <w:b/>
+      <w:bCs/>
+      <w:kern w:val="0"/>
       <w:sz w:val="28"/>
-      <w:szCs w:val="28"/>
+      <w:szCs w:val="26"/>
+      <w:lang w:val="hr-HR"/>
+      <w14:ligatures w14:val="none"/>
     </w:rPr>
   </w:style>
   <w:style w:type="character" w:customStyle="1" w:styleId="Heading4Char">
     <w:name w:val="Heading 4 Char"/>
     <w:basedOn w:val="DefaultParagraphFont"/>
     <w:link w:val="Heading4"/>
-    <w:uiPriority w:val="9"/>
-    <w:semiHidden/>
     <w:rsid w:val="00282038"/>
     <w:rPr>
-      <w:rFonts w:eastAsiaTheme="majorEastAsia" w:cstheme="majorBidi"/>
-      <w:i/>
-      <w:iCs/>
-      <w:color w:val="0F4761" w:themeColor="accent1" w:themeShade="BF"/>
+      <w:rFonts w:ascii="Times New Roman" w:eastAsia="Times New Roman" w:hAnsi="Times New Roman" w:cs="Times New Roman"/>
+      <w:b/>
+      <w:bCs/>
+      <w:kern w:val="0"/>
+      <w:sz w:val="28"/>
+      <w:szCs w:val="28"/>
+      <w:lang w:val="hr-HR"/>
+      <w14:ligatures w14:val="none"/>
     </w:rPr>
   </w:style>
   <w:style w:type="character" w:customStyle="1" w:styleId="Heading5Char">
     <w:name w:val="Heading 5 Char"/>
     <w:basedOn w:val="DefaultParagraphFont"/>
     <w:link w:val="Heading5"/>
-    <w:uiPriority w:val="9"/>
-    <w:semiHidden/>
     <w:rsid w:val="00282038"/>
     <w:rPr>
-      <w:rFonts w:eastAsiaTheme="majorEastAsia" w:cstheme="majorBidi"/>
-      <w:color w:val="0F4761" w:themeColor="accent1" w:themeShade="BF"/>
+      <w:rFonts w:ascii="Times New Roman" w:eastAsia="Times New Roman" w:hAnsi="Times New Roman" w:cs="Times New Roman"/>
+      <w:b/>
+      <w:bCs/>
+      <w:i/>
+      <w:iCs/>
+      <w:kern w:val="0"/>
+      <w:sz w:val="26"/>
+      <w:szCs w:val="26"/>
+      <w:lang w:val="hr-HR"/>
+      <w14:ligatures w14:val="none"/>
     </w:rPr>
   </w:style>
   <w:style w:type="character" w:customStyle="1" w:styleId="Heading6Char">
     <w:name w:val="Heading 6 Char"/>
     <w:basedOn w:val="DefaultParagraphFont"/>
     <w:link w:val="Heading6"/>
-    <w:uiPriority w:val="9"/>
-    <w:semiHidden/>
     <w:rsid w:val="00282038"/>
     <w:rPr>
-      <w:rFonts w:eastAsiaTheme="majorEastAsia" w:cstheme="majorBidi"/>
-      <w:i/>
-      <w:iCs/>
-      <w:color w:val="595959" w:themeColor="text1" w:themeTint="A6"/>
+      <w:rFonts w:ascii="Times New Roman" w:eastAsia="Times New Roman" w:hAnsi="Times New Roman" w:cs="Times New Roman"/>
+      <w:b/>
+      <w:bCs/>
+      <w:kern w:val="0"/>
+      <w:sz w:val="22"/>
+      <w:szCs w:val="22"/>
+      <w:lang w:val="hr-HR"/>
+      <w14:ligatures w14:val="none"/>
     </w:rPr>
   </w:style>
   <w:style w:type="character" w:customStyle="1" w:styleId="Heading7Char">
     <w:name w:val="Heading 7 Char"/>
     <w:basedOn w:val="DefaultParagraphFont"/>
     <w:link w:val="Heading7"/>
-    <w:uiPriority w:val="9"/>
-    <w:semiHidden/>
     <w:rsid w:val="00282038"/>
     <w:rPr>
-      <w:rFonts w:eastAsiaTheme="majorEastAsia" w:cstheme="majorBidi"/>
-      <w:color w:val="595959" w:themeColor="text1" w:themeTint="A6"/>
+      <w:rFonts w:ascii="Times New Roman" w:eastAsia="Times New Roman" w:hAnsi="Times New Roman" w:cs="Times New Roman"/>
+      <w:kern w:val="0"/>
+      <w:lang w:val="hr-HR"/>
+      <w14:ligatures w14:val="none"/>
     </w:rPr>
   </w:style>
   <w:style w:type="character" w:customStyle="1" w:styleId="Heading8Char">
     <w:name w:val="Heading 8 Char"/>
     <w:basedOn w:val="DefaultParagraphFont"/>
     <w:link w:val="Heading8"/>
-    <w:uiPriority w:val="9"/>
-    <w:semiHidden/>
     <w:rsid w:val="00282038"/>
     <w:rPr>
-      <w:rFonts w:eastAsiaTheme="majorEastAsia" w:cstheme="majorBidi"/>
+      <w:rFonts w:ascii="Times New Roman" w:eastAsia="Times New Roman" w:hAnsi="Times New Roman" w:cs="Times New Roman"/>
       <w:i/>
       <w:iCs/>
-      <w:color w:val="272727" w:themeColor="text1" w:themeTint="D8"/>
+      <w:kern w:val="0"/>
+      <w:lang w:val="hr-HR"/>
+      <w14:ligatures w14:val="none"/>
     </w:rPr>
   </w:style>
   <w:style w:type="character" w:customStyle="1" w:styleId="Heading9Char">
     <w:name w:val="Heading 9 Char"/>
     <w:basedOn w:val="DefaultParagraphFont"/>
     <w:link w:val="Heading9"/>
-    <w:uiPriority w:val="9"/>
-    <w:semiHidden/>
     <w:rsid w:val="00282038"/>
     <w:rPr>
-      <w:rFonts w:eastAsiaTheme="majorEastAsia" w:cstheme="majorBidi"/>
-      <w:color w:val="272727" w:themeColor="text1" w:themeTint="D8"/>
+      <w:rFonts w:ascii="Arial" w:eastAsia="Times New Roman" w:hAnsi="Arial" w:cs="Arial"/>
+      <w:kern w:val="0"/>
+      <w:sz w:val="22"/>
+      <w:szCs w:val="22"/>
+      <w:lang w:val="hr-HR"/>
+      <w14:ligatures w14:val="none"/>
     </w:rPr>
   </w:style>
   <w:style w:type="paragraph" w:styleId="Title">
@@ -2482,7 +4841,6 @@
     </w:pPr>
     <w:rPr>
       <w:sz w:val="32"/>
-      <w:szCs w:val="32"/>
       <w:lang w:val="en-US"/>
     </w:rPr>
   </w:style>
@@ -2492,22 +4850,628 @@
     <w:next w:val="Normal"/>
     <w:autoRedefine/>
     <w:uiPriority w:val="39"/>
-    <w:unhideWhenUsed/>
-    <w:rsid w:val="00A92486"/>
-    <w:pPr>
-      <w:spacing w:after="100"/>
-    </w:pPr>
+    <w:rsid w:val="00E84F88"/>
   </w:style>
   <w:style w:type="character" w:styleId="Hyperlink">
     <w:name w:val="Hyperlink"/>
+    <w:uiPriority w:val="99"/>
+    <w:rsid w:val="00E84F88"/>
+    <w:rPr>
+      <w:color w:val="0000FF"/>
+      <w:u w:val="single"/>
+    </w:rPr>
+  </w:style>
+  <w:style w:type="paragraph" w:styleId="BalloonText">
+    <w:name w:val="Balloon Text"/>
+    <w:basedOn w:val="Normal"/>
+    <w:link w:val="BalloonTextChar"/>
+    <w:rsid w:val="00E84F88"/>
+    <w:pPr>
+      <w:spacing w:before="0" w:after="0" w:line="240" w:lineRule="auto"/>
+    </w:pPr>
+    <w:rPr>
+      <w:rFonts w:ascii="Tahoma" w:hAnsi="Tahoma" w:cs="Tahoma"/>
+      <w:sz w:val="16"/>
+      <w:szCs w:val="16"/>
+    </w:rPr>
+  </w:style>
+  <w:style w:type="character" w:customStyle="1" w:styleId="BalloonTextChar">
+    <w:name w:val="Balloon Text Char"/>
+    <w:link w:val="BalloonText"/>
+    <w:rsid w:val="00E84F88"/>
+    <w:rPr>
+      <w:rFonts w:ascii="Tahoma" w:eastAsia="Times New Roman" w:hAnsi="Tahoma" w:cs="Tahoma"/>
+      <w:kern w:val="0"/>
+      <w:sz w:val="16"/>
+      <w:szCs w:val="16"/>
+      <w:lang w:val="hr-HR"/>
+      <w14:ligatures w14:val="none"/>
+    </w:rPr>
+  </w:style>
+  <w:style w:type="paragraph" w:customStyle="1" w:styleId="bullet1">
+    <w:name w:val="bullet1"/>
+    <w:rsid w:val="00E84F88"/>
+    <w:pPr>
+      <w:numPr>
+        <w:numId w:val="1"/>
+      </w:numPr>
+      <w:spacing w:after="0" w:line="360" w:lineRule="auto"/>
+    </w:pPr>
+    <w:rPr>
+      <w:rFonts w:ascii="Times New Roman" w:eastAsia="Times New Roman" w:hAnsi="Times New Roman" w:cs="Times New Roman"/>
+      <w:kern w:val="0"/>
+      <w:szCs w:val="20"/>
+      <w14:ligatures w14:val="none"/>
+    </w:rPr>
+  </w:style>
+  <w:style w:type="paragraph" w:customStyle="1" w:styleId="bullet1brojevi">
+    <w:name w:val="bullet1brojevi"/>
+    <w:rsid w:val="00E84F88"/>
+    <w:pPr>
+      <w:numPr>
+        <w:numId w:val="2"/>
+      </w:numPr>
+      <w:spacing w:after="0" w:line="360" w:lineRule="auto"/>
+    </w:pPr>
+    <w:rPr>
+      <w:rFonts w:ascii="Times New Roman" w:eastAsia="Times New Roman" w:hAnsi="Times New Roman" w:cs="Times New Roman"/>
+      <w:kern w:val="0"/>
+      <w:szCs w:val="20"/>
+      <w14:ligatures w14:val="none"/>
+    </w:rPr>
+  </w:style>
+  <w:style w:type="paragraph" w:customStyle="1" w:styleId="bullet1slova">
+    <w:name w:val="bullet1slova"/>
+    <w:rsid w:val="00E84F88"/>
+    <w:pPr>
+      <w:numPr>
+        <w:numId w:val="3"/>
+      </w:numPr>
+      <w:tabs>
+        <w:tab w:val="clear" w:pos="851"/>
+        <w:tab w:val="left" w:pos="425"/>
+      </w:tabs>
+      <w:spacing w:after="0" w:line="360" w:lineRule="auto"/>
+    </w:pPr>
+    <w:rPr>
+      <w:rFonts w:ascii="Times New Roman" w:eastAsia="Times New Roman" w:hAnsi="Times New Roman" w:cs="Times New Roman"/>
+      <w:kern w:val="0"/>
+      <w:szCs w:val="20"/>
+      <w14:ligatures w14:val="none"/>
+    </w:rPr>
+  </w:style>
+  <w:style w:type="paragraph" w:customStyle="1" w:styleId="bullet2">
+    <w:name w:val="bullet2"/>
+    <w:rsid w:val="00E84F88"/>
+    <w:pPr>
+      <w:numPr>
+        <w:numId w:val="4"/>
+      </w:numPr>
+      <w:tabs>
+        <w:tab w:val="left" w:pos="851"/>
+      </w:tabs>
+      <w:spacing w:after="60" w:line="240" w:lineRule="auto"/>
+    </w:pPr>
+    <w:rPr>
+      <w:rFonts w:ascii="Times New Roman" w:eastAsia="Times New Roman" w:hAnsi="Times New Roman" w:cs="Times New Roman"/>
+      <w:kern w:val="0"/>
+      <w14:ligatures w14:val="none"/>
+    </w:rPr>
+  </w:style>
+  <w:style w:type="paragraph" w:customStyle="1" w:styleId="bullet2brojevi">
+    <w:name w:val="bullet2brojevi"/>
+    <w:rsid w:val="00E84F88"/>
+    <w:pPr>
+      <w:numPr>
+        <w:numId w:val="5"/>
+      </w:numPr>
+      <w:tabs>
+        <w:tab w:val="num" w:leader="none" w:pos="850"/>
+      </w:tabs>
+      <w:spacing w:after="60" w:line="240" w:lineRule="auto"/>
+    </w:pPr>
+    <w:rPr>
+      <w:rFonts w:ascii="Times New Roman" w:eastAsia="Times New Roman" w:hAnsi="Times New Roman" w:cs="Times New Roman"/>
+      <w:kern w:val="0"/>
+      <w:szCs w:val="20"/>
+      <w14:ligatures w14:val="none"/>
+    </w:rPr>
+  </w:style>
+  <w:style w:type="paragraph" w:customStyle="1" w:styleId="bullet2slova">
+    <w:name w:val="bullet2slova"/>
+    <w:rsid w:val="00E84F88"/>
+    <w:pPr>
+      <w:numPr>
+        <w:numId w:val="6"/>
+      </w:numPr>
+      <w:tabs>
+        <w:tab w:val="num" w:leader="none" w:pos="851"/>
+      </w:tabs>
+      <w:spacing w:after="60" w:line="240" w:lineRule="auto"/>
+    </w:pPr>
+    <w:rPr>
+      <w:rFonts w:ascii="Times New Roman" w:eastAsia="Times New Roman" w:hAnsi="Times New Roman" w:cs="Times New Roman"/>
+      <w:kern w:val="0"/>
+      <w:szCs w:val="20"/>
+      <w14:ligatures w14:val="none"/>
+    </w:rPr>
+  </w:style>
+  <w:style w:type="paragraph" w:styleId="Caption">
+    <w:name w:val="caption"/>
+    <w:basedOn w:val="Normal"/>
+    <w:next w:val="Normal"/>
+    <w:qFormat/>
+    <w:rsid w:val="00E84F88"/>
+    <w:pPr>
+      <w:spacing w:after="120"/>
+      <w:jc w:val="center"/>
+    </w:pPr>
+    <w:rPr>
+      <w:bCs/>
+      <w:sz w:val="22"/>
+      <w:szCs w:val="20"/>
+    </w:rPr>
+  </w:style>
+  <w:style w:type="character" w:styleId="CommentReference">
+    <w:name w:val="annotation reference"/>
+    <w:rsid w:val="00E84F88"/>
+    <w:rPr>
+      <w:sz w:val="16"/>
+      <w:szCs w:val="16"/>
+    </w:rPr>
+  </w:style>
+  <w:style w:type="paragraph" w:styleId="CommentText">
+    <w:name w:val="annotation text"/>
+    <w:basedOn w:val="Normal"/>
+    <w:link w:val="CommentTextChar"/>
+    <w:rsid w:val="00E84F88"/>
+    <w:rPr>
+      <w:sz w:val="20"/>
+      <w:szCs w:val="20"/>
+    </w:rPr>
+  </w:style>
+  <w:style w:type="character" w:customStyle="1" w:styleId="CommentTextChar">
+    <w:name w:val="Comment Text Char"/>
+    <w:link w:val="CommentText"/>
+    <w:rsid w:val="00E84F88"/>
+    <w:rPr>
+      <w:rFonts w:ascii="Times New Roman" w:eastAsia="Times New Roman" w:hAnsi="Times New Roman" w:cs="Times New Roman"/>
+      <w:kern w:val="0"/>
+      <w:sz w:val="20"/>
+      <w:szCs w:val="20"/>
+      <w:lang w:val="hr-HR"/>
+      <w14:ligatures w14:val="none"/>
+    </w:rPr>
+  </w:style>
+  <w:style w:type="paragraph" w:styleId="CommentSubject">
+    <w:name w:val="annotation subject"/>
+    <w:basedOn w:val="CommentText"/>
+    <w:next w:val="CommentText"/>
+    <w:link w:val="CommentSubjectChar"/>
+    <w:rsid w:val="00E84F88"/>
+    <w:rPr>
+      <w:b/>
+      <w:bCs/>
+    </w:rPr>
+  </w:style>
+  <w:style w:type="character" w:customStyle="1" w:styleId="CommentSubjectChar">
+    <w:name w:val="Comment Subject Char"/>
+    <w:link w:val="CommentSubject"/>
+    <w:rsid w:val="00E84F88"/>
+    <w:rPr>
+      <w:rFonts w:ascii="Times New Roman" w:eastAsia="Times New Roman" w:hAnsi="Times New Roman" w:cs="Times New Roman"/>
+      <w:b/>
+      <w:bCs/>
+      <w:kern w:val="0"/>
+      <w:sz w:val="20"/>
+      <w:szCs w:val="20"/>
+      <w:lang w:val="hr-HR"/>
+      <w14:ligatures w14:val="none"/>
+    </w:rPr>
+  </w:style>
+  <w:style w:type="paragraph" w:customStyle="1" w:styleId="Dodatak">
+    <w:name w:val="Dodatak"/>
+    <w:rsid w:val="00E84F88"/>
+    <w:pPr>
+      <w:spacing w:after="0" w:line="240" w:lineRule="auto"/>
+      <w:jc w:val="center"/>
+    </w:pPr>
+    <w:rPr>
+      <w:rFonts w:ascii="Arial" w:eastAsia="Times New Roman" w:hAnsi="Arial" w:cs="Times New Roman"/>
+      <w:b/>
+      <w:kern w:val="0"/>
+      <w:sz w:val="36"/>
+      <w:szCs w:val="20"/>
+      <w14:ligatures w14:val="none"/>
+    </w:rPr>
+  </w:style>
+  <w:style w:type="paragraph" w:customStyle="1" w:styleId="Figure">
+    <w:name w:val="Figure"/>
+    <w:basedOn w:val="Normal"/>
+    <w:autoRedefine/>
+    <w:rsid w:val="00E84F88"/>
+    <w:pPr>
+      <w:spacing w:before="240" w:after="120"/>
+      <w:jc w:val="center"/>
+    </w:pPr>
+    <w:rPr>
+      <w:rFonts w:ascii="Arial" w:hAnsi="Arial" w:cs="Arial"/>
+    </w:rPr>
+  </w:style>
+  <w:style w:type="character" w:styleId="FollowedHyperlink">
+    <w:name w:val="FollowedHyperlink"/>
+    <w:rsid w:val="00E84F88"/>
+    <w:rPr>
+      <w:color w:val="800080"/>
+      <w:u w:val="single"/>
+    </w:rPr>
+  </w:style>
+  <w:style w:type="character" w:customStyle="1" w:styleId="fontstyle01">
+    <w:name w:val="fontstyle01"/>
+    <w:rsid w:val="00E84F88"/>
+    <w:rPr>
+      <w:rFonts w:ascii="TimesNewRomanPSMT" w:hAnsi="TimesNewRomanPSMT" w:hint="default"/>
+      <w:b w:val="0"/>
+      <w:bCs w:val="0"/>
+      <w:i w:val="0"/>
+      <w:iCs w:val="0"/>
+      <w:color w:val="000000"/>
+      <w:sz w:val="24"/>
+      <w:szCs w:val="24"/>
+    </w:rPr>
+  </w:style>
+  <w:style w:type="character" w:customStyle="1" w:styleId="fontstyle21">
+    <w:name w:val="fontstyle21"/>
+    <w:rsid w:val="00E84F88"/>
+    <w:rPr>
+      <w:rFonts w:ascii="TimesNewRomanPS-BoldMT" w:hAnsi="TimesNewRomanPS-BoldMT" w:hint="default"/>
+      <w:b/>
+      <w:bCs/>
+      <w:i w:val="0"/>
+      <w:iCs w:val="0"/>
+      <w:color w:val="000000"/>
+      <w:sz w:val="24"/>
+      <w:szCs w:val="24"/>
+    </w:rPr>
+  </w:style>
+  <w:style w:type="paragraph" w:styleId="Footer">
+    <w:name w:val="footer"/>
+    <w:basedOn w:val="Normal"/>
+    <w:link w:val="FooterChar"/>
+    <w:uiPriority w:val="99"/>
+    <w:rsid w:val="00E84F88"/>
+    <w:pPr>
+      <w:tabs>
+        <w:tab w:val="center" w:pos="4536"/>
+        <w:tab w:val="right" w:pos="9072"/>
+      </w:tabs>
+    </w:pPr>
+  </w:style>
+  <w:style w:type="character" w:customStyle="1" w:styleId="FooterChar">
+    <w:name w:val="Footer Char"/>
+    <w:link w:val="Footer"/>
+    <w:uiPriority w:val="99"/>
+    <w:rsid w:val="00E84F88"/>
+    <w:rPr>
+      <w:rFonts w:ascii="Times New Roman" w:eastAsia="Times New Roman" w:hAnsi="Times New Roman" w:cs="Times New Roman"/>
+      <w:kern w:val="0"/>
+      <w:lang w:val="hr-HR"/>
+      <w14:ligatures w14:val="none"/>
+    </w:rPr>
+  </w:style>
+  <w:style w:type="paragraph" w:customStyle="1" w:styleId="formula">
+    <w:name w:val="formula"/>
+    <w:rsid w:val="00E84F88"/>
+    <w:pPr>
+      <w:spacing w:before="120" w:after="120" w:line="360" w:lineRule="auto"/>
+      <w:jc w:val="center"/>
+    </w:pPr>
+    <w:rPr>
+      <w:rFonts w:ascii="Times New Roman" w:eastAsia="Times New Roman" w:hAnsi="Times New Roman" w:cs="Times New Roman"/>
+      <w:kern w:val="0"/>
+      <w:szCs w:val="20"/>
+      <w14:ligatures w14:val="none"/>
+    </w:rPr>
+  </w:style>
+  <w:style w:type="paragraph" w:styleId="Header">
+    <w:name w:val="header"/>
+    <w:link w:val="HeaderChar"/>
+    <w:rsid w:val="00E84F88"/>
+    <w:pPr>
+      <w:pBdr>
+        <w:bottom w:val="single" w:sz="4" w:space="1" w:color="auto"/>
+      </w:pBdr>
+      <w:tabs>
+        <w:tab w:val="right" w:pos="7088"/>
+      </w:tabs>
+      <w:spacing w:after="240" w:line="240" w:lineRule="auto"/>
+    </w:pPr>
+    <w:rPr>
+      <w:rFonts w:ascii="Arial" w:eastAsia="Times New Roman" w:hAnsi="Arial" w:cs="Times New Roman"/>
+      <w:kern w:val="0"/>
+      <w:sz w:val="20"/>
+      <w:szCs w:val="20"/>
+      <w14:ligatures w14:val="none"/>
+    </w:rPr>
+  </w:style>
+  <w:style w:type="character" w:customStyle="1" w:styleId="HeaderChar">
+    <w:name w:val="Header Char"/>
     <w:basedOn w:val="DefaultParagraphFont"/>
+    <w:link w:val="Header"/>
+    <w:rsid w:val="00E84F88"/>
+    <w:rPr>
+      <w:rFonts w:ascii="Arial" w:eastAsia="Times New Roman" w:hAnsi="Arial" w:cs="Times New Roman"/>
+      <w:kern w:val="0"/>
+      <w:sz w:val="20"/>
+      <w:szCs w:val="20"/>
+      <w14:ligatures w14:val="none"/>
+    </w:rPr>
+  </w:style>
+  <w:style w:type="character" w:styleId="HTMLTypewriter">
+    <w:name w:val="HTML Typewriter"/>
     <w:uiPriority w:val="99"/>
     <w:unhideWhenUsed/>
-    <w:rsid w:val="00A92486"/>
-    <w:rPr>
-      <w:color w:val="467886" w:themeColor="hyperlink"/>
-      <w:u w:val="single"/>
-    </w:rPr>
+    <w:rsid w:val="00E84F88"/>
+    <w:rPr>
+      <w:rFonts w:ascii="Courier New" w:eastAsia="Times New Roman" w:hAnsi="Courier New" w:cs="Courier New"/>
+      <w:sz w:val="20"/>
+      <w:szCs w:val="20"/>
+    </w:rPr>
+  </w:style>
+  <w:style w:type="paragraph" w:customStyle="1" w:styleId="Kd">
+    <w:name w:val="Kôd"/>
+    <w:qFormat/>
+    <w:rsid w:val="00E84F88"/>
+    <w:pPr>
+      <w:spacing w:after="0" w:line="360" w:lineRule="auto"/>
+      <w:ind w:left="1440"/>
+    </w:pPr>
+    <w:rPr>
+      <w:rFonts w:ascii="Courier New" w:eastAsia="Times New Roman" w:hAnsi="Courier New" w:cs="Times New Roman"/>
+      <w:kern w:val="0"/>
+      <w:sz w:val="20"/>
+      <w:lang w:val="hr-HR" w:eastAsia="hr-HR"/>
+      <w14:ligatures w14:val="none"/>
+    </w:rPr>
+  </w:style>
+  <w:style w:type="paragraph" w:customStyle="1" w:styleId="Kdutekstu">
+    <w:name w:val="Kôd u tekstu"/>
+    <w:basedOn w:val="Normal"/>
+    <w:link w:val="KdutekstuChar"/>
+    <w:qFormat/>
+    <w:rsid w:val="00E84F88"/>
+    <w:rPr>
+      <w:rFonts w:ascii="Courier New" w:hAnsi="Courier New" w:cs="Courier New"/>
+      <w:sz w:val="20"/>
+      <w:szCs w:val="20"/>
+    </w:rPr>
+  </w:style>
+  <w:style w:type="character" w:customStyle="1" w:styleId="KdutekstuChar">
+    <w:name w:val="Kôd u tekstu Char"/>
+    <w:link w:val="Kdutekstu"/>
+    <w:rsid w:val="00E84F88"/>
+    <w:rPr>
+      <w:rFonts w:ascii="Courier New" w:eastAsia="Times New Roman" w:hAnsi="Courier New" w:cs="Courier New"/>
+      <w:kern w:val="0"/>
+      <w:sz w:val="20"/>
+      <w:szCs w:val="20"/>
+      <w:lang w:val="hr-HR"/>
+      <w14:ligatures w14:val="none"/>
+    </w:rPr>
+  </w:style>
+  <w:style w:type="paragraph" w:customStyle="1" w:styleId="literatura">
+    <w:name w:val="literatura"/>
+    <w:rsid w:val="00E84F88"/>
+    <w:pPr>
+      <w:numPr>
+        <w:numId w:val="16"/>
+      </w:numPr>
+      <w:spacing w:before="120" w:after="120" w:line="240" w:lineRule="auto"/>
+    </w:pPr>
+    <w:rPr>
+      <w:rFonts w:ascii="Times New Roman" w:eastAsia="Times New Roman" w:hAnsi="Times New Roman" w:cs="Times New Roman"/>
+      <w:kern w:val="0"/>
+      <w:szCs w:val="20"/>
+      <w14:ligatures w14:val="none"/>
+    </w:rPr>
+  </w:style>
+  <w:style w:type="paragraph" w:customStyle="1" w:styleId="nabrajanje">
+    <w:name w:val="nabrajanje"/>
+    <w:basedOn w:val="Normal"/>
+    <w:rsid w:val="00E84F88"/>
+    <w:pPr>
+      <w:tabs>
+        <w:tab w:val="left" w:pos="840"/>
+        <w:tab w:val="left" w:pos="5040"/>
+      </w:tabs>
+      <w:spacing w:line="240" w:lineRule="auto"/>
+    </w:pPr>
+  </w:style>
+  <w:style w:type="paragraph" w:styleId="NormalWeb">
+    <w:name w:val="Normal (Web)"/>
+    <w:basedOn w:val="Normal"/>
+    <w:uiPriority w:val="99"/>
+    <w:unhideWhenUsed/>
+    <w:rsid w:val="00E84F88"/>
+    <w:pPr>
+      <w:spacing w:before="100" w:beforeAutospacing="1" w:after="100" w:afterAutospacing="1" w:line="240" w:lineRule="auto"/>
+      <w:jc w:val="left"/>
+    </w:pPr>
+    <w:rPr>
+      <w:lang w:eastAsia="hr-HR"/>
+    </w:rPr>
+  </w:style>
+  <w:style w:type="paragraph" w:styleId="NormalIndent">
+    <w:name w:val="Normal Indent"/>
+    <w:basedOn w:val="Normal"/>
+    <w:rsid w:val="00E84F88"/>
+    <w:pPr>
+      <w:ind w:left="720"/>
+    </w:pPr>
+  </w:style>
+  <w:style w:type="paragraph" w:customStyle="1" w:styleId="Ostalo">
+    <w:name w:val="Ostalo"/>
+    <w:basedOn w:val="Normal"/>
+    <w:rsid w:val="00E84F88"/>
+    <w:pPr>
+      <w:spacing w:before="0" w:after="120"/>
+    </w:pPr>
+    <w:rPr>
+      <w:rFonts w:ascii="Arial" w:hAnsi="Arial" w:cs="Arial"/>
+      <w:b/>
+    </w:rPr>
+  </w:style>
+  <w:style w:type="character" w:styleId="PageNumber">
+    <w:name w:val="page number"/>
+    <w:rsid w:val="00E84F88"/>
+    <w:rPr>
+      <w:rFonts w:ascii="Times New Roman" w:hAnsi="Times New Roman"/>
+      <w:dstrike w:val="0"/>
+      <w:sz w:val="24"/>
+      <w:vertAlign w:val="baseline"/>
+    </w:rPr>
+  </w:style>
+  <w:style w:type="paragraph" w:customStyle="1" w:styleId="Podnaslov">
+    <w:name w:val="Podnaslov"/>
+    <w:rsid w:val="00E84F88"/>
+    <w:pPr>
+      <w:spacing w:before="120" w:after="120" w:line="240" w:lineRule="auto"/>
+    </w:pPr>
+    <w:rPr>
+      <w:rFonts w:ascii="Arial" w:eastAsia="Times New Roman" w:hAnsi="Arial" w:cs="Times New Roman"/>
+      <w:b/>
+      <w:kern w:val="0"/>
+      <w:szCs w:val="20"/>
+      <w14:ligatures w14:val="none"/>
+    </w:rPr>
+  </w:style>
+  <w:style w:type="paragraph" w:customStyle="1" w:styleId="slika">
+    <w:name w:val="slika"/>
+    <w:rsid w:val="00E84F88"/>
+    <w:pPr>
+      <w:spacing w:before="120" w:after="0" w:line="240" w:lineRule="auto"/>
+      <w:jc w:val="center"/>
+    </w:pPr>
+    <w:rPr>
+      <w:rFonts w:ascii="Times New Roman" w:eastAsia="Times New Roman" w:hAnsi="Times New Roman" w:cs="Times New Roman"/>
+      <w:kern w:val="0"/>
+      <w:szCs w:val="20"/>
+      <w14:ligatures w14:val="none"/>
+    </w:rPr>
+  </w:style>
+  <w:style w:type="table" w:styleId="TableGrid">
+    <w:name w:val="Table Grid"/>
+    <w:basedOn w:val="TableNormal"/>
+    <w:rsid w:val="00E84F88"/>
+    <w:pPr>
+      <w:spacing w:after="0" w:line="240" w:lineRule="auto"/>
+    </w:pPr>
+    <w:rPr>
+      <w:rFonts w:ascii="Times New Roman" w:eastAsia="Times New Roman" w:hAnsi="Times New Roman" w:cs="Times New Roman"/>
+      <w:kern w:val="0"/>
+      <w:sz w:val="20"/>
+      <w:szCs w:val="20"/>
+      <w:lang w:eastAsia="en-GB"/>
+      <w14:ligatures w14:val="none"/>
+    </w:rPr>
+    <w:tblPr>
+      <w:tblBorders>
+        <w:top w:val="single" w:sz="4" w:space="0" w:color="000000"/>
+        <w:left w:val="single" w:sz="4" w:space="0" w:color="000000"/>
+        <w:bottom w:val="single" w:sz="4" w:space="0" w:color="000000"/>
+        <w:right w:val="single" w:sz="4" w:space="0" w:color="000000"/>
+        <w:insideH w:val="single" w:sz="4" w:space="0" w:color="000000"/>
+        <w:insideV w:val="single" w:sz="4" w:space="0" w:color="000000"/>
+      </w:tblBorders>
+    </w:tblPr>
+  </w:style>
+  <w:style w:type="paragraph" w:styleId="TOC2">
+    <w:name w:val="toc 2"/>
+    <w:basedOn w:val="Normal"/>
+    <w:next w:val="Normal"/>
+    <w:autoRedefine/>
+    <w:uiPriority w:val="39"/>
+    <w:rsid w:val="00E84F88"/>
+    <w:pPr>
+      <w:ind w:left="240"/>
+    </w:pPr>
+  </w:style>
+  <w:style w:type="paragraph" w:styleId="TOC3">
+    <w:name w:val="toc 3"/>
+    <w:basedOn w:val="Normal"/>
+    <w:next w:val="Normal"/>
+    <w:autoRedefine/>
+    <w:uiPriority w:val="39"/>
+    <w:rsid w:val="00E84F88"/>
+    <w:pPr>
+      <w:ind w:left="480"/>
+    </w:pPr>
+  </w:style>
+  <w:style w:type="paragraph" w:styleId="TOC4">
+    <w:name w:val="toc 4"/>
+    <w:basedOn w:val="Normal"/>
+    <w:next w:val="Normal"/>
+    <w:autoRedefine/>
+    <w:semiHidden/>
+    <w:rsid w:val="00E84F88"/>
+    <w:pPr>
+      <w:ind w:left="720"/>
+    </w:pPr>
+  </w:style>
+  <w:style w:type="paragraph" w:styleId="TOC5">
+    <w:name w:val="toc 5"/>
+    <w:basedOn w:val="Normal"/>
+    <w:next w:val="Normal"/>
+    <w:autoRedefine/>
+    <w:semiHidden/>
+    <w:rsid w:val="00E84F88"/>
+    <w:pPr>
+      <w:ind w:left="960"/>
+    </w:pPr>
+  </w:style>
+  <w:style w:type="paragraph" w:styleId="TOC6">
+    <w:name w:val="toc 6"/>
+    <w:basedOn w:val="Normal"/>
+    <w:next w:val="Normal"/>
+    <w:autoRedefine/>
+    <w:semiHidden/>
+    <w:rsid w:val="00E84F88"/>
+    <w:pPr>
+      <w:ind w:left="1200"/>
+    </w:pPr>
+  </w:style>
+  <w:style w:type="paragraph" w:styleId="TOC7">
+    <w:name w:val="toc 7"/>
+    <w:basedOn w:val="Normal"/>
+    <w:next w:val="Normal"/>
+    <w:autoRedefine/>
+    <w:semiHidden/>
+    <w:rsid w:val="00E84F88"/>
+    <w:pPr>
+      <w:ind w:left="1440"/>
+    </w:pPr>
+  </w:style>
+  <w:style w:type="paragraph" w:styleId="TOC8">
+    <w:name w:val="toc 8"/>
+    <w:basedOn w:val="Normal"/>
+    <w:next w:val="Normal"/>
+    <w:autoRedefine/>
+    <w:semiHidden/>
+    <w:rsid w:val="00E84F88"/>
+    <w:pPr>
+      <w:ind w:left="1680"/>
+    </w:pPr>
+  </w:style>
+  <w:style w:type="paragraph" w:styleId="TOC9">
+    <w:name w:val="toc 9"/>
+    <w:basedOn w:val="Normal"/>
+    <w:next w:val="Normal"/>
+    <w:autoRedefine/>
+    <w:semiHidden/>
+    <w:rsid w:val="00E84F88"/>
+    <w:pPr>
+      <w:ind w:left="1920"/>
+    </w:pPr>
   </w:style>
 </w:styles>
 </file>

--- a/Rad.docx
+++ b/Rad.docx
@@ -352,6 +352,399 @@
     </w:p>
     <w:p>
       <w:pPr>
+        <w:spacing w:after="0" w:line="265" w:lineRule="auto"/>
+        <w:ind w:left="-5" w:hanging="10"/>
+        <w:jc w:val="left"/>
+      </w:pPr>
+      <w:r>
+        <w:rPr>
+          <w:rFonts w:ascii="Calibri" w:eastAsia="Calibri" w:hAnsi="Calibri" w:cs="Calibri"/>
+          <w:b/>
+          <w:sz w:val="20"/>
+        </w:rPr>
+        <w:lastRenderedPageBreak/>
+        <w:t>SVEUČILIŠTE U ZAGREBU</w:t>
+      </w:r>
+    </w:p>
+    <w:p>
+      <w:pPr>
+        <w:spacing w:after="173" w:line="265" w:lineRule="auto"/>
+        <w:ind w:left="-5" w:hanging="10"/>
+        <w:jc w:val="left"/>
+      </w:pPr>
+      <w:r>
+        <w:rPr>
+          <w:rFonts w:ascii="Calibri" w:eastAsia="Calibri" w:hAnsi="Calibri" w:cs="Calibri"/>
+          <w:b/>
+          <w:sz w:val="20"/>
+        </w:rPr>
+        <w:t>FAKULTET ELEKTROTEHNIKE I RAČUNARSTVA</w:t>
+      </w:r>
+    </w:p>
+    <w:p>
+      <w:pPr>
+        <w:spacing w:after="778" w:line="259" w:lineRule="auto"/>
+        <w:jc w:val="right"/>
+      </w:pPr>
+      <w:r>
+        <w:rPr>
+          <w:sz w:val="20"/>
+        </w:rPr>
+        <w:t>Zagreb, 2. ožujka 2026.</w:t>
+      </w:r>
+    </w:p>
+    <w:p>
+      <w:pPr>
+        <w:jc w:val="center"/>
+        <w:rPr>
+          <w:b/>
+          <w:bCs/>
+        </w:rPr>
+      </w:pPr>
+      <w:r>
+        <w:rPr>
+          <w:b/>
+          <w:bCs/>
+        </w:rPr>
+        <w:t>DIPLOMSKI ZADATAK br. 1454</w:t>
+      </w:r>
+    </w:p>
+    <w:tbl>
+      <w:tblPr>
+        <w:tblStyle w:val="TableGrid0"/>
+        <w:tblW w:w="9117" w:type="dxa"/>
+        <w:tblInd w:w="75" w:type="dxa"/>
+        <w:tblCellMar>
+          <w:top w:w="0" w:type="dxa"/>
+          <w:left w:w="0" w:type="dxa"/>
+          <w:bottom w:w="0" w:type="dxa"/>
+          <w:right w:w="0" w:type="dxa"/>
+        </w:tblCellMar>
+        <w:tblLook w:val="04A0" w:firstRow="1" w:lastRow="0" w:firstColumn="1" w:lastColumn="0" w:noHBand="0" w:noVBand="1"/>
+      </w:tblPr>
+      <w:tblGrid>
+        <w:gridCol w:w="1680"/>
+        <w:gridCol w:w="7437"/>
+      </w:tblGrid>
+      <w:tr>
+        <w:trPr>
+          <w:trHeight w:val="229"/>
+        </w:trPr>
+        <w:tc>
+          <w:tcPr>
+            <w:tcW w:w="1680" w:type="dxa"/>
+            <w:tcBorders>
+              <w:top w:val="nil"/>
+              <w:left w:val="nil"/>
+              <w:bottom w:val="nil"/>
+              <w:right w:val="nil"/>
+            </w:tcBorders>
+          </w:tcPr>
+          <w:p>
+            <w:pPr>
+              <w:spacing w:after="0" w:line="259" w:lineRule="auto"/>
+              <w:jc w:val="left"/>
+            </w:pPr>
+            <w:r>
+              <w:rPr>
+                <w:sz w:val="20"/>
+              </w:rPr>
+              <w:t>Pristupnik:</w:t>
+            </w:r>
+          </w:p>
+        </w:tc>
+        <w:tc>
+          <w:tcPr>
+            <w:tcW w:w="7437" w:type="dxa"/>
+            <w:tcBorders>
+              <w:top w:val="nil"/>
+              <w:left w:val="nil"/>
+              <w:bottom w:val="nil"/>
+              <w:right w:val="nil"/>
+            </w:tcBorders>
+          </w:tcPr>
+          <w:p>
+            <w:pPr>
+              <w:spacing w:after="0" w:line="259" w:lineRule="auto"/>
+              <w:jc w:val="left"/>
+            </w:pPr>
+            <w:r>
+              <w:rPr>
+                <w:rFonts w:ascii="Calibri" w:eastAsia="Calibri" w:hAnsi="Calibri" w:cs="Calibri"/>
+                <w:b/>
+                <w:sz w:val="20"/>
+              </w:rPr>
+              <w:t>Ian Marković (0036542234)</w:t>
+            </w:r>
+          </w:p>
+        </w:tc>
+      </w:tr>
+      <w:tr>
+        <w:trPr>
+          <w:trHeight w:val="360"/>
+        </w:trPr>
+        <w:tc>
+          <w:tcPr>
+            <w:tcW w:w="1680" w:type="dxa"/>
+            <w:tcBorders>
+              <w:top w:val="nil"/>
+              <w:left w:val="nil"/>
+              <w:bottom w:val="nil"/>
+              <w:right w:val="nil"/>
+            </w:tcBorders>
+            <w:vAlign w:val="center"/>
+          </w:tcPr>
+          <w:p>
+            <w:pPr>
+              <w:spacing w:after="0" w:line="259" w:lineRule="auto"/>
+              <w:jc w:val="left"/>
+            </w:pPr>
+            <w:r>
+              <w:rPr>
+                <w:sz w:val="20"/>
+              </w:rPr>
+              <w:t>Studij:</w:t>
+            </w:r>
+          </w:p>
+        </w:tc>
+        <w:tc>
+          <w:tcPr>
+            <w:tcW w:w="7437" w:type="dxa"/>
+            <w:tcBorders>
+              <w:top w:val="nil"/>
+              <w:left w:val="nil"/>
+              <w:bottom w:val="nil"/>
+              <w:right w:val="nil"/>
+            </w:tcBorders>
+            <w:vAlign w:val="center"/>
+          </w:tcPr>
+          <w:p>
+            <w:pPr>
+              <w:spacing w:after="0" w:line="259" w:lineRule="auto"/>
+              <w:jc w:val="left"/>
+            </w:pPr>
+            <w:r>
+              <w:rPr>
+                <w:sz w:val="20"/>
+              </w:rPr>
+              <w:t>Računarstvo</w:t>
+            </w:r>
+          </w:p>
+        </w:tc>
+      </w:tr>
+      <w:tr>
+        <w:trPr>
+          <w:trHeight w:val="360"/>
+        </w:trPr>
+        <w:tc>
+          <w:tcPr>
+            <w:tcW w:w="1680" w:type="dxa"/>
+            <w:tcBorders>
+              <w:top w:val="nil"/>
+              <w:left w:val="nil"/>
+              <w:bottom w:val="nil"/>
+              <w:right w:val="nil"/>
+            </w:tcBorders>
+            <w:vAlign w:val="center"/>
+          </w:tcPr>
+          <w:p>
+            <w:pPr>
+              <w:spacing w:after="0" w:line="259" w:lineRule="auto"/>
+              <w:jc w:val="left"/>
+            </w:pPr>
+            <w:r>
+              <w:rPr>
+                <w:sz w:val="20"/>
+              </w:rPr>
+              <w:t>Profil:</w:t>
+            </w:r>
+          </w:p>
+        </w:tc>
+        <w:tc>
+          <w:tcPr>
+            <w:tcW w:w="7437" w:type="dxa"/>
+            <w:tcBorders>
+              <w:top w:val="nil"/>
+              <w:left w:val="nil"/>
+              <w:bottom w:val="nil"/>
+              <w:right w:val="nil"/>
+            </w:tcBorders>
+            <w:vAlign w:val="center"/>
+          </w:tcPr>
+          <w:p>
+            <w:pPr>
+              <w:spacing w:after="0" w:line="259" w:lineRule="auto"/>
+              <w:jc w:val="left"/>
+            </w:pPr>
+            <w:r>
+              <w:rPr>
+                <w:sz w:val="20"/>
+              </w:rPr>
+              <w:t>Računarska znanost</w:t>
+            </w:r>
+          </w:p>
+        </w:tc>
+      </w:tr>
+      <w:tr>
+        <w:trPr>
+          <w:trHeight w:val="533"/>
+        </w:trPr>
+        <w:tc>
+          <w:tcPr>
+            <w:tcW w:w="1680" w:type="dxa"/>
+            <w:tcBorders>
+              <w:top w:val="nil"/>
+              <w:left w:val="nil"/>
+              <w:bottom w:val="nil"/>
+              <w:right w:val="nil"/>
+            </w:tcBorders>
+          </w:tcPr>
+          <w:p>
+            <w:pPr>
+              <w:spacing w:after="0" w:line="259" w:lineRule="auto"/>
+              <w:jc w:val="left"/>
+            </w:pPr>
+            <w:r>
+              <w:rPr>
+                <w:sz w:val="20"/>
+              </w:rPr>
+              <w:t>Mentor:</w:t>
+            </w:r>
+          </w:p>
+        </w:tc>
+        <w:tc>
+          <w:tcPr>
+            <w:tcW w:w="7437" w:type="dxa"/>
+            <w:tcBorders>
+              <w:top w:val="nil"/>
+              <w:left w:val="nil"/>
+              <w:bottom w:val="nil"/>
+              <w:right w:val="nil"/>
+            </w:tcBorders>
+          </w:tcPr>
+          <w:p>
+            <w:pPr>
+              <w:spacing w:after="0" w:line="259" w:lineRule="auto"/>
+              <w:jc w:val="left"/>
+            </w:pPr>
+            <w:r>
+              <w:rPr>
+                <w:sz w:val="20"/>
+              </w:rPr>
+              <w:t>izv. prof. dr. sc. Marko Đurasević</w:t>
+            </w:r>
+          </w:p>
+        </w:tc>
+      </w:tr>
+      <w:tr>
+        <w:trPr>
+          <w:trHeight w:val="402"/>
+        </w:trPr>
+        <w:tc>
+          <w:tcPr>
+            <w:tcW w:w="1680" w:type="dxa"/>
+            <w:tcBorders>
+              <w:top w:val="nil"/>
+              <w:left w:val="nil"/>
+              <w:bottom w:val="nil"/>
+              <w:right w:val="nil"/>
+            </w:tcBorders>
+            <w:vAlign w:val="bottom"/>
+          </w:tcPr>
+          <w:p>
+            <w:pPr>
+              <w:spacing w:after="0" w:line="259" w:lineRule="auto"/>
+              <w:jc w:val="left"/>
+            </w:pPr>
+            <w:r>
+              <w:rPr>
+                <w:sz w:val="20"/>
+              </w:rPr>
+              <w:t>Zadatak:</w:t>
+            </w:r>
+          </w:p>
+        </w:tc>
+        <w:tc>
+          <w:tcPr>
+            <w:tcW w:w="7437" w:type="dxa"/>
+            <w:tcBorders>
+              <w:top w:val="nil"/>
+              <w:left w:val="nil"/>
+              <w:bottom w:val="nil"/>
+              <w:right w:val="nil"/>
+            </w:tcBorders>
+            <w:vAlign w:val="bottom"/>
+          </w:tcPr>
+          <w:p>
+            <w:pPr>
+              <w:spacing w:after="0" w:line="259" w:lineRule="auto"/>
+            </w:pPr>
+            <w:r>
+              <w:rPr>
+                <w:rFonts w:ascii="Calibri" w:eastAsia="Calibri" w:hAnsi="Calibri" w:cs="Calibri"/>
+                <w:b/>
+                <w:sz w:val="20"/>
+              </w:rPr>
+              <w:t>Usporedna simulacijska analiza univerzalne i kompetitivne raspodjele stanica za</w:t>
+            </w:r>
+          </w:p>
+        </w:tc>
+      </w:tr>
+    </w:tbl>
+    <w:p>
+      <w:pPr>
+        <w:spacing w:after="253" w:line="259" w:lineRule="auto"/>
+        <w:ind w:left="15"/>
+        <w:jc w:val="center"/>
+      </w:pPr>
+      <w:r>
+        <w:rPr>
+          <w:rFonts w:ascii="Calibri" w:eastAsia="Calibri" w:hAnsi="Calibri" w:cs="Calibri"/>
+          <w:b/>
+          <w:sz w:val="20"/>
+        </w:rPr>
+        <w:t>punjenje električnih vozila u mješovitom autonomnom prometu</w:t>
+      </w:r>
+    </w:p>
+    <w:p>
+      <w:pPr>
+        <w:spacing w:after="73" w:line="259" w:lineRule="auto"/>
+        <w:ind w:left="70" w:hanging="10"/>
+        <w:jc w:val="left"/>
+      </w:pPr>
+      <w:r>
+        <w:rPr>
+          <w:sz w:val="20"/>
+        </w:rPr>
+        <w:t>Opis zadatka:</w:t>
+      </w:r>
+    </w:p>
+    <w:p>
+      <w:r>
+        <w:t>Opisati problem optimalne raspodjele stanica za punjenje električnih vozila, u slučajevima univerzalnih stanica i kompetitivne igre između više različitih vlasnika stanica. Opisati razlike između centraliziranog i decentraliziranog raspoređivanja punjenja autonomnih i osobnih električnih vozila. Osmisliti način i odrediti parametre simulacije usporedbe efektivnosti univerzalnih stanica za punjenje u usporedbi sa kompetitivnom igrom više vlasnika, u slučaju mješovitog, parametriziranog prometa autonomnih vozila (centralizirana raspodjela) i osobnih vozila (decentralizirana, sebična raspodjela). Implementacija simulacije: odabir state-of</w:t>
+      </w:r>
+      <w:r>
+        <w:t>-</w:t>
+      </w:r>
+      <w:r>
+        <w:t>the-art algoritama za raspodjelu stanica za svaki od dva slučaja, kreiranje ispitnih slučajeva koristeći odabrane algoritme te izvršavanje simulacija uz promjene parametara. Analiza prikupljenih podataka i zaključak o prednostima i nedostatcima analiziranih slučajeva raspodjele stanica. Priložiti izvorne tekstove programa, dobivene rezultate uz potrebna objašnjenja i korištenu literaturu.</w:t>
+      </w:r>
+    </w:p>
+    <w:p>
+      <w:pPr>
+        <w:spacing w:after="73" w:line="259" w:lineRule="auto"/>
+        <w:ind w:left="70" w:hanging="10"/>
+        <w:jc w:val="left"/>
+      </w:pPr>
+      <w:r>
+        <w:rPr>
+          <w:sz w:val="20"/>
+        </w:rPr>
+        <w:t>Rok za predaju rada: 26. lipnja 2026.</w:t>
+      </w:r>
+    </w:p>
+    <w:p>
+      <w:pPr>
         <w:spacing w:before="0" w:after="160" w:line="278" w:lineRule="auto"/>
         <w:jc w:val="left"/>
         <w:rPr>
@@ -364,14 +757,26 @@
           <w:rFonts w:ascii="Arial" w:hAnsi="Arial" w:cs="Arial"/>
           <w:sz w:val="28"/>
         </w:rPr>
-        <w:lastRenderedPageBreak/>
         <w:br w:type="page"/>
       </w:r>
+    </w:p>
+    <w:p>
+      <w:pPr>
+        <w:spacing w:before="0" w:after="160" w:line="278" w:lineRule="auto"/>
+        <w:jc w:val="left"/>
+        <w:rPr>
+          <w:rFonts w:ascii="Arial" w:hAnsi="Arial" w:cs="Arial"/>
+          <w:sz w:val="28"/>
+        </w:rPr>
+      </w:pPr>
     </w:p>
     <w:sdt>
       <w:sdtPr>
         <w:rPr>
           <w:rFonts w:ascii="Times New Roman" w:hAnsi="Times New Roman" w:cs="Times New Roman"/>
+          <w:b w:val="0"/>
+          <w:bCs w:val="0"/>
+          <w:kern w:val="0"/>
           <w:sz w:val="24"/>
           <w:szCs w:val="24"/>
           <w:lang w:val="hr-HR"/>
@@ -385,7 +790,6 @@
       <w:sdtEndPr>
         <w:rPr>
           <w:noProof/>
-          <w:kern w:val="0"/>
         </w:rPr>
       </w:sdtEndPr>
       <w:sdtContent>
@@ -417,7 +821,7 @@
               <w:rFonts w:asciiTheme="minorHAnsi" w:eastAsiaTheme="minorEastAsia" w:hAnsiTheme="minorHAnsi" w:cstheme="minorBidi"/>
               <w:noProof/>
               <w:kern w:val="2"/>
-              <w:lang w:val="en-GB" w:eastAsia="en-GB"/>
+              <w:lang w:eastAsia="ja-JP"/>
               <w14:ligatures w14:val="standardContextual"/>
             </w:rPr>
           </w:pPr>
@@ -430,7 +834,7 @@
           <w:r>
             <w:fldChar w:fldCharType="separate"/>
           </w:r>
-          <w:hyperlink w:anchor="_Toc231216488" w:history="1">
+          <w:hyperlink w:anchor="_Toc231218454" w:history="1">
             <w:r>
               <w:rPr>
                 <w:rStyle w:val="Hyperlink"/>
@@ -457,7 +861,7 @@
                 <w:noProof/>
                 <w:webHidden/>
               </w:rPr>
-              <w:instrText xml:space="preserve"> PAGEREF _Toc231216488 \h </w:instrText>
+              <w:instrText xml:space="preserve"> PAGEREF _Toc231218454 \h </w:instrText>
             </w:r>
             <w:r>
               <w:rPr>
@@ -499,11 +903,11 @@
               <w:rFonts w:asciiTheme="minorHAnsi" w:eastAsiaTheme="minorEastAsia" w:hAnsiTheme="minorHAnsi" w:cstheme="minorBidi"/>
               <w:noProof/>
               <w:kern w:val="2"/>
-              <w:lang w:val="en-GB" w:eastAsia="en-GB"/>
+              <w:lang w:eastAsia="ja-JP"/>
               <w14:ligatures w14:val="standardContextual"/>
             </w:rPr>
           </w:pPr>
-          <w:hyperlink w:anchor="_Toc231216489" w:history="1">
+          <w:hyperlink w:anchor="_Toc231218455" w:history="1">
             <w:r>
               <w:rPr>
                 <w:rStyle w:val="Hyperlink"/>
@@ -516,7 +920,7 @@
                 <w:rFonts w:asciiTheme="minorHAnsi" w:eastAsiaTheme="minorEastAsia" w:hAnsiTheme="minorHAnsi" w:cstheme="minorBidi"/>
                 <w:noProof/>
                 <w:kern w:val="2"/>
-                <w:lang w:val="en-GB" w:eastAsia="en-GB"/>
+                <w:lang w:eastAsia="ja-JP"/>
                 <w14:ligatures w14:val="standardContextual"/>
               </w:rPr>
               <w:tab/>
@@ -526,7 +930,7 @@
                 <w:rStyle w:val="Hyperlink"/>
                 <w:noProof/>
               </w:rPr>
-              <w:t>?</w:t>
+              <w:t>Promet električnih vozila</w:t>
             </w:r>
             <w:r>
               <w:rPr>
@@ -547,7 +951,7 @@
                 <w:noProof/>
                 <w:webHidden/>
               </w:rPr>
-              <w:instrText xml:space="preserve"> PAGEREF _Toc231216489 \h </w:instrText>
+              <w:instrText xml:space="preserve"> PAGEREF _Toc231218455 \h </w:instrText>
             </w:r>
             <w:r>
               <w:rPr>
@@ -589,11 +993,11 @@
               <w:rFonts w:asciiTheme="minorHAnsi" w:eastAsiaTheme="minorEastAsia" w:hAnsiTheme="minorHAnsi" w:cstheme="minorBidi"/>
               <w:noProof/>
               <w:kern w:val="2"/>
-              <w:lang w:val="en-GB" w:eastAsia="en-GB"/>
+              <w:lang w:eastAsia="ja-JP"/>
               <w14:ligatures w14:val="standardContextual"/>
             </w:rPr>
           </w:pPr>
-          <w:hyperlink w:anchor="_Toc231216490" w:history="1">
+          <w:hyperlink w:anchor="_Toc231218456" w:history="1">
             <w:r>
               <w:rPr>
                 <w:rStyle w:val="Hyperlink"/>
@@ -606,7 +1010,7 @@
                 <w:rFonts w:asciiTheme="minorHAnsi" w:eastAsiaTheme="minorEastAsia" w:hAnsiTheme="minorHAnsi" w:cstheme="minorBidi"/>
                 <w:noProof/>
                 <w:kern w:val="2"/>
-                <w:lang w:val="en-GB" w:eastAsia="en-GB"/>
+                <w:lang w:eastAsia="ja-JP"/>
                 <w14:ligatures w14:val="standardContextual"/>
               </w:rPr>
               <w:tab/>
@@ -616,7 +1020,7 @@
                 <w:rStyle w:val="Hyperlink"/>
                 <w:noProof/>
               </w:rPr>
-              <w:t>?</w:t>
+              <w:t>Problem raspodjele stanica</w:t>
             </w:r>
             <w:r>
               <w:rPr>
@@ -637,7 +1041,98 @@
                 <w:noProof/>
                 <w:webHidden/>
               </w:rPr>
-              <w:instrText xml:space="preserve"> PAGEREF _Toc231216490 \h </w:instrText>
+              <w:instrText xml:space="preserve"> PAGEREF _Toc231218456 \h </w:instrText>
+            </w:r>
+            <w:r>
+              <w:rPr>
+                <w:noProof/>
+                <w:webHidden/>
+              </w:rPr>
+            </w:r>
+            <w:r>
+              <w:rPr>
+                <w:noProof/>
+                <w:webHidden/>
+              </w:rPr>
+              <w:fldChar w:fldCharType="separate"/>
+            </w:r>
+            <w:r>
+              <w:rPr>
+                <w:noProof/>
+                <w:webHidden/>
+              </w:rPr>
+              <w:t>7</w:t>
+            </w:r>
+            <w:r>
+              <w:rPr>
+                <w:noProof/>
+                <w:webHidden/>
+              </w:rPr>
+              <w:fldChar w:fldCharType="end"/>
+            </w:r>
+          </w:hyperlink>
+        </w:p>
+        <w:p>
+          <w:pPr>
+            <w:pStyle w:val="TOC2"/>
+            <w:tabs>
+              <w:tab w:val="left" w:pos="960"/>
+              <w:tab w:val="right" w:leader="dot" w:pos="8777"/>
+            </w:tabs>
+            <w:rPr>
+              <w:rFonts w:asciiTheme="minorHAnsi" w:eastAsiaTheme="minorEastAsia" w:hAnsiTheme="minorHAnsi" w:cstheme="minorBidi"/>
+              <w:noProof/>
+              <w:kern w:val="2"/>
+              <w:lang w:eastAsia="ja-JP"/>
+              <w14:ligatures w14:val="standardContextual"/>
+            </w:rPr>
+          </w:pPr>
+          <w:hyperlink w:anchor="_Toc231218457" w:history="1">
+            <w:r>
+              <w:rPr>
+                <w:rStyle w:val="Hyperlink"/>
+                <w:noProof/>
+              </w:rPr>
+              <w:t>2.1.</w:t>
+            </w:r>
+            <w:r>
+              <w:rPr>
+                <w:rFonts w:asciiTheme="minorHAnsi" w:eastAsiaTheme="minorEastAsia" w:hAnsiTheme="minorHAnsi" w:cstheme="minorBidi"/>
+                <w:noProof/>
+                <w:kern w:val="2"/>
+                <w:lang w:eastAsia="ja-JP"/>
+                <w14:ligatures w14:val="standardContextual"/>
+              </w:rPr>
+              <w:tab/>
+            </w:r>
+            <w:r>
+              <w:rPr>
+                <w:rStyle w:val="Hyperlink"/>
+                <w:i/>
+                <w:noProof/>
+              </w:rPr>
+              <w:t>K-means</w:t>
+            </w:r>
+            <w:r>
+              <w:rPr>
+                <w:noProof/>
+                <w:webHidden/>
+              </w:rPr>
+              <w:tab/>
+            </w:r>
+            <w:r>
+              <w:rPr>
+                <w:noProof/>
+                <w:webHidden/>
+              </w:rPr>
+              <w:fldChar w:fldCharType="begin"/>
+            </w:r>
+            <w:r>
+              <w:rPr>
+                <w:noProof/>
+                <w:webHidden/>
+              </w:rPr>
+              <w:instrText xml:space="preserve"> PAGEREF _Toc231218457 \h </w:instrText>
             </w:r>
             <w:r>
               <w:rPr>
@@ -679,11 +1174,11 @@
               <w:rFonts w:asciiTheme="minorHAnsi" w:eastAsiaTheme="minorEastAsia" w:hAnsiTheme="minorHAnsi" w:cstheme="minorBidi"/>
               <w:noProof/>
               <w:kern w:val="2"/>
-              <w:lang w:val="en-GB" w:eastAsia="en-GB"/>
+              <w:lang w:eastAsia="ja-JP"/>
               <w14:ligatures w14:val="standardContextual"/>
             </w:rPr>
           </w:pPr>
-          <w:hyperlink w:anchor="_Toc231216491" w:history="1">
+          <w:hyperlink w:anchor="_Toc231218458" w:history="1">
             <w:r>
               <w:rPr>
                 <w:rStyle w:val="Hyperlink"/>
@@ -696,7 +1191,7 @@
                 <w:rFonts w:asciiTheme="minorHAnsi" w:eastAsiaTheme="minorEastAsia" w:hAnsiTheme="minorHAnsi" w:cstheme="minorBidi"/>
                 <w:noProof/>
                 <w:kern w:val="2"/>
-                <w:lang w:val="en-GB" w:eastAsia="en-GB"/>
+                <w:lang w:eastAsia="ja-JP"/>
                 <w14:ligatures w14:val="standardContextual"/>
               </w:rPr>
               <w:tab/>
@@ -706,6 +1201,96 @@
                 <w:rStyle w:val="Hyperlink"/>
                 <w:noProof/>
               </w:rPr>
+              <w:t>?</w:t>
+            </w:r>
+            <w:r>
+              <w:rPr>
+                <w:noProof/>
+                <w:webHidden/>
+              </w:rPr>
+              <w:tab/>
+            </w:r>
+            <w:r>
+              <w:rPr>
+                <w:noProof/>
+                <w:webHidden/>
+              </w:rPr>
+              <w:fldChar w:fldCharType="begin"/>
+            </w:r>
+            <w:r>
+              <w:rPr>
+                <w:noProof/>
+                <w:webHidden/>
+              </w:rPr>
+              <w:instrText xml:space="preserve"> PAGEREF _Toc231218458 \h </w:instrText>
+            </w:r>
+            <w:r>
+              <w:rPr>
+                <w:noProof/>
+                <w:webHidden/>
+              </w:rPr>
+            </w:r>
+            <w:r>
+              <w:rPr>
+                <w:noProof/>
+                <w:webHidden/>
+              </w:rPr>
+              <w:fldChar w:fldCharType="separate"/>
+            </w:r>
+            <w:r>
+              <w:rPr>
+                <w:noProof/>
+                <w:webHidden/>
+              </w:rPr>
+              <w:t>8</w:t>
+            </w:r>
+            <w:r>
+              <w:rPr>
+                <w:noProof/>
+                <w:webHidden/>
+              </w:rPr>
+              <w:fldChar w:fldCharType="end"/>
+            </w:r>
+          </w:hyperlink>
+        </w:p>
+        <w:p>
+          <w:pPr>
+            <w:pStyle w:val="TOC1"/>
+            <w:tabs>
+              <w:tab w:val="left" w:pos="480"/>
+              <w:tab w:val="right" w:leader="dot" w:pos="8777"/>
+            </w:tabs>
+            <w:rPr>
+              <w:rFonts w:asciiTheme="minorHAnsi" w:eastAsiaTheme="minorEastAsia" w:hAnsiTheme="minorHAnsi" w:cstheme="minorBidi"/>
+              <w:noProof/>
+              <w:kern w:val="2"/>
+              <w:lang w:eastAsia="ja-JP"/>
+              <w14:ligatures w14:val="standardContextual"/>
+            </w:rPr>
+          </w:pPr>
+          <w:hyperlink w:anchor="_Toc231218459" w:history="1">
+            <w:r>
+              <w:rPr>
+                <w:rStyle w:val="Hyperlink"/>
+                <w:noProof/>
+              </w:rPr>
+              <w:t>4.</w:t>
+            </w:r>
+            <w:r>
+              <w:rPr>
+                <w:rFonts w:asciiTheme="minorHAnsi" w:eastAsiaTheme="minorEastAsia" w:hAnsiTheme="minorHAnsi" w:cstheme="minorBidi"/>
+                <w:noProof/>
+                <w:kern w:val="2"/>
+                <w:lang w:eastAsia="ja-JP"/>
+                <w14:ligatures w14:val="standardContextual"/>
+              </w:rPr>
+              <w:tab/>
+            </w:r>
+            <w:r>
+              <w:rPr>
+                <w:rStyle w:val="Hyperlink"/>
+                <w:noProof/>
+              </w:rPr>
               <w:t>Implementacija</w:t>
             </w:r>
             <w:r>
@@ -727,7 +1312,7 @@
                 <w:noProof/>
                 <w:webHidden/>
               </w:rPr>
-              <w:instrText xml:space="preserve"> PAGEREF _Toc231216491 \h </w:instrText>
+              <w:instrText xml:space="preserve"> PAGEREF _Toc231218459 \h </w:instrText>
             </w:r>
             <w:r>
               <w:rPr>
@@ -747,7 +1332,7 @@
                 <w:noProof/>
                 <w:webHidden/>
               </w:rPr>
-              <w:t>8</w:t>
+              <w:t>9</w:t>
             </w:r>
             <w:r>
               <w:rPr>
@@ -769,25 +1354,25 @@
               <w:rFonts w:asciiTheme="minorHAnsi" w:eastAsiaTheme="minorEastAsia" w:hAnsiTheme="minorHAnsi" w:cstheme="minorBidi"/>
               <w:noProof/>
               <w:kern w:val="2"/>
-              <w:lang w:val="en-GB" w:eastAsia="en-GB"/>
+              <w:lang w:eastAsia="ja-JP"/>
               <w14:ligatures w14:val="standardContextual"/>
             </w:rPr>
           </w:pPr>
-          <w:hyperlink w:anchor="_Toc231216492" w:history="1">
+          <w:hyperlink w:anchor="_Toc231218460" w:history="1">
             <w:r>
               <w:rPr>
                 <w:rStyle w:val="Hyperlink"/>
                 <w:i/>
                 <w:noProof/>
               </w:rPr>
-              <w:t>3.1.</w:t>
+              <w:t>4.1.</w:t>
             </w:r>
             <w:r>
               <w:rPr>
                 <w:rFonts w:asciiTheme="minorHAnsi" w:eastAsiaTheme="minorEastAsia" w:hAnsiTheme="minorHAnsi" w:cstheme="minorBidi"/>
                 <w:noProof/>
                 <w:kern w:val="2"/>
-                <w:lang w:val="en-GB" w:eastAsia="en-GB"/>
+                <w:lang w:eastAsia="ja-JP"/>
                 <w14:ligatures w14:val="standardContextual"/>
               </w:rPr>
               <w:tab/>
@@ -819,7 +1404,7 @@
                 <w:noProof/>
                 <w:webHidden/>
               </w:rPr>
-              <w:instrText xml:space="preserve"> PAGEREF _Toc231216492 \h </w:instrText>
+              <w:instrText xml:space="preserve"> PAGEREF _Toc231218460 \h </w:instrText>
             </w:r>
             <w:r>
               <w:rPr>
@@ -839,7 +1424,7 @@
                 <w:noProof/>
                 <w:webHidden/>
               </w:rPr>
-              <w:t>8</w:t>
+              <w:t>9</w:t>
             </w:r>
             <w:r>
               <w:rPr>
@@ -861,25 +1446,25 @@
               <w:rFonts w:asciiTheme="minorHAnsi" w:eastAsiaTheme="minorEastAsia" w:hAnsiTheme="minorHAnsi" w:cstheme="minorBidi"/>
               <w:noProof/>
               <w:kern w:val="2"/>
-              <w:lang w:val="en-GB" w:eastAsia="en-GB"/>
+              <w:lang w:eastAsia="ja-JP"/>
               <w14:ligatures w14:val="standardContextual"/>
             </w:rPr>
           </w:pPr>
-          <w:hyperlink w:anchor="_Toc231216493" w:history="1">
+          <w:hyperlink w:anchor="_Toc231218461" w:history="1">
             <w:r>
               <w:rPr>
                 <w:rStyle w:val="Hyperlink"/>
                 <w:i/>
                 <w:noProof/>
               </w:rPr>
-              <w:t>3.2.</w:t>
+              <w:t>4.2.</w:t>
             </w:r>
             <w:r>
               <w:rPr>
                 <w:rFonts w:asciiTheme="minorHAnsi" w:eastAsiaTheme="minorEastAsia" w:hAnsiTheme="minorHAnsi" w:cstheme="minorBidi"/>
                 <w:noProof/>
                 <w:kern w:val="2"/>
-                <w:lang w:val="en-GB" w:eastAsia="en-GB"/>
+                <w:lang w:eastAsia="ja-JP"/>
                 <w14:ligatures w14:val="standardContextual"/>
               </w:rPr>
               <w:tab/>
@@ -911,7 +1496,7 @@
                 <w:noProof/>
                 <w:webHidden/>
               </w:rPr>
-              <w:instrText xml:space="preserve"> PAGEREF _Toc231216493 \h </w:instrText>
+              <w:instrText xml:space="preserve"> PAGEREF _Toc231218461 \h </w:instrText>
             </w:r>
             <w:r>
               <w:rPr>
@@ -931,7 +1516,7 @@
                 <w:noProof/>
                 <w:webHidden/>
               </w:rPr>
-              <w:t>8</w:t>
+              <w:t>9</w:t>
             </w:r>
             <w:r>
               <w:rPr>
@@ -953,24 +1538,24 @@
               <w:rFonts w:asciiTheme="minorHAnsi" w:eastAsiaTheme="minorEastAsia" w:hAnsiTheme="minorHAnsi" w:cstheme="minorBidi"/>
               <w:noProof/>
               <w:kern w:val="2"/>
-              <w:lang w:val="en-GB" w:eastAsia="en-GB"/>
+              <w:lang w:eastAsia="ja-JP"/>
               <w14:ligatures w14:val="standardContextual"/>
             </w:rPr>
           </w:pPr>
-          <w:hyperlink w:anchor="_Toc231216494" w:history="1">
+          <w:hyperlink w:anchor="_Toc231218462" w:history="1">
             <w:r>
               <w:rPr>
                 <w:rStyle w:val="Hyperlink"/>
                 <w:noProof/>
               </w:rPr>
-              <w:t>3.3.</w:t>
+              <w:t>4.3.</w:t>
             </w:r>
             <w:r>
               <w:rPr>
                 <w:rFonts w:asciiTheme="minorHAnsi" w:eastAsiaTheme="minorEastAsia" w:hAnsiTheme="minorHAnsi" w:cstheme="minorBidi"/>
                 <w:noProof/>
                 <w:kern w:val="2"/>
-                <w:lang w:val="en-GB" w:eastAsia="en-GB"/>
+                <w:lang w:eastAsia="ja-JP"/>
                 <w14:ligatures w14:val="standardContextual"/>
               </w:rPr>
               <w:tab/>
@@ -1001,7 +1586,7 @@
                 <w:noProof/>
                 <w:webHidden/>
               </w:rPr>
-              <w:instrText xml:space="preserve"> PAGEREF _Toc231216494 \h </w:instrText>
+              <w:instrText xml:space="preserve"> PAGEREF _Toc231218462 \h </w:instrText>
             </w:r>
             <w:r>
               <w:rPr>
@@ -1021,7 +1606,7 @@
                 <w:noProof/>
                 <w:webHidden/>
               </w:rPr>
-              <w:t>8</w:t>
+              <w:t>9</w:t>
             </w:r>
             <w:r>
               <w:rPr>
@@ -1043,24 +1628,24 @@
               <w:rFonts w:asciiTheme="minorHAnsi" w:eastAsiaTheme="minorEastAsia" w:hAnsiTheme="minorHAnsi" w:cstheme="minorBidi"/>
               <w:noProof/>
               <w:kern w:val="2"/>
-              <w:lang w:val="en-GB" w:eastAsia="en-GB"/>
+              <w:lang w:eastAsia="ja-JP"/>
               <w14:ligatures w14:val="standardContextual"/>
             </w:rPr>
           </w:pPr>
-          <w:hyperlink w:anchor="_Toc231216495" w:history="1">
+          <w:hyperlink w:anchor="_Toc231218463" w:history="1">
             <w:r>
               <w:rPr>
                 <w:rStyle w:val="Hyperlink"/>
                 <w:noProof/>
               </w:rPr>
-              <w:t>3.4.</w:t>
+              <w:t>4.4.</w:t>
             </w:r>
             <w:r>
               <w:rPr>
                 <w:rFonts w:asciiTheme="minorHAnsi" w:eastAsiaTheme="minorEastAsia" w:hAnsiTheme="minorHAnsi" w:cstheme="minorBidi"/>
                 <w:noProof/>
                 <w:kern w:val="2"/>
-                <w:lang w:val="en-GB" w:eastAsia="en-GB"/>
+                <w:lang w:eastAsia="ja-JP"/>
                 <w14:ligatures w14:val="standardContextual"/>
               </w:rPr>
               <w:tab/>
@@ -1091,7 +1676,7 @@
                 <w:noProof/>
                 <w:webHidden/>
               </w:rPr>
-              <w:instrText xml:space="preserve"> PAGEREF _Toc231216495 \h </w:instrText>
+              <w:instrText xml:space="preserve"> PAGEREF _Toc231218463 \h </w:instrText>
             </w:r>
             <w:r>
               <w:rPr>
@@ -1111,7 +1696,7 @@
                 <w:noProof/>
                 <w:webHidden/>
               </w:rPr>
-              <w:t>8</w:t>
+              <w:t>9</w:t>
             </w:r>
             <w:r>
               <w:rPr>
@@ -1132,17 +1717,17 @@
               <w:rFonts w:asciiTheme="minorHAnsi" w:eastAsiaTheme="minorEastAsia" w:hAnsiTheme="minorHAnsi" w:cstheme="minorBidi"/>
               <w:noProof/>
               <w:kern w:val="2"/>
-              <w:lang w:val="en-GB" w:eastAsia="en-GB"/>
+              <w:lang w:eastAsia="ja-JP"/>
               <w14:ligatures w14:val="standardContextual"/>
             </w:rPr>
           </w:pPr>
-          <w:hyperlink w:anchor="_Toc231216496" w:history="1">
+          <w:hyperlink w:anchor="_Toc231218464" w:history="1">
             <w:r>
               <w:rPr>
                 <w:rStyle w:val="Hyperlink"/>
                 <w:noProof/>
               </w:rPr>
-              <w:t>3.5.</w:t>
+              <w:t>4.5.</w:t>
             </w:r>
             <w:r>
               <w:rPr>
@@ -1163,7 +1748,7 @@
                 <w:noProof/>
                 <w:webHidden/>
               </w:rPr>
-              <w:instrText xml:space="preserve"> PAGEREF _Toc231216496 \h </w:instrText>
+              <w:instrText xml:space="preserve"> PAGEREF _Toc231218464 \h </w:instrText>
             </w:r>
             <w:r>
               <w:rPr>
@@ -1183,7 +1768,7 @@
                 <w:noProof/>
                 <w:webHidden/>
               </w:rPr>
-              <w:t>8</w:t>
+              <w:t>9</w:t>
             </w:r>
             <w:r>
               <w:rPr>
@@ -1205,24 +1790,24 @@
               <w:rFonts w:asciiTheme="minorHAnsi" w:eastAsiaTheme="minorEastAsia" w:hAnsiTheme="minorHAnsi" w:cstheme="minorBidi"/>
               <w:noProof/>
               <w:kern w:val="2"/>
-              <w:lang w:val="en-GB" w:eastAsia="en-GB"/>
+              <w:lang w:eastAsia="ja-JP"/>
               <w14:ligatures w14:val="standardContextual"/>
             </w:rPr>
           </w:pPr>
-          <w:hyperlink w:anchor="_Toc231216497" w:history="1">
+          <w:hyperlink w:anchor="_Toc231218465" w:history="1">
             <w:r>
               <w:rPr>
                 <w:rStyle w:val="Hyperlink"/>
                 <w:noProof/>
               </w:rPr>
-              <w:t>4.</w:t>
+              <w:t>5.</w:t>
             </w:r>
             <w:r>
               <w:rPr>
                 <w:rFonts w:asciiTheme="minorHAnsi" w:eastAsiaTheme="minorEastAsia" w:hAnsiTheme="minorHAnsi" w:cstheme="minorBidi"/>
                 <w:noProof/>
                 <w:kern w:val="2"/>
-                <w:lang w:val="en-GB" w:eastAsia="en-GB"/>
+                <w:lang w:eastAsia="ja-JP"/>
                 <w14:ligatures w14:val="standardContextual"/>
               </w:rPr>
               <w:tab/>
@@ -1253,7 +1838,7 @@
                 <w:noProof/>
                 <w:webHidden/>
               </w:rPr>
-              <w:instrText xml:space="preserve"> PAGEREF _Toc231216497 \h </w:instrText>
+              <w:instrText xml:space="preserve"> PAGEREF _Toc231218465 \h </w:instrText>
             </w:r>
             <w:r>
               <w:rPr>
@@ -1273,7 +1858,7 @@
                 <w:noProof/>
                 <w:webHidden/>
               </w:rPr>
-              <w:t>9</w:t>
+              <w:t>10</w:t>
             </w:r>
             <w:r>
               <w:rPr>
@@ -1295,24 +1880,24 @@
               <w:rFonts w:asciiTheme="minorHAnsi" w:eastAsiaTheme="minorEastAsia" w:hAnsiTheme="minorHAnsi" w:cstheme="minorBidi"/>
               <w:noProof/>
               <w:kern w:val="2"/>
-              <w:lang w:val="en-GB" w:eastAsia="en-GB"/>
+              <w:lang w:eastAsia="ja-JP"/>
               <w14:ligatures w14:val="standardContextual"/>
             </w:rPr>
           </w:pPr>
-          <w:hyperlink w:anchor="_Toc231216498" w:history="1">
+          <w:hyperlink w:anchor="_Toc231218466" w:history="1">
             <w:r>
               <w:rPr>
                 <w:rStyle w:val="Hyperlink"/>
                 <w:noProof/>
               </w:rPr>
-              <w:t>4.1.</w:t>
+              <w:t>5.1.</w:t>
             </w:r>
             <w:r>
               <w:rPr>
                 <w:rFonts w:asciiTheme="minorHAnsi" w:eastAsiaTheme="minorEastAsia" w:hAnsiTheme="minorHAnsi" w:cstheme="minorBidi"/>
                 <w:noProof/>
                 <w:kern w:val="2"/>
-                <w:lang w:val="en-GB" w:eastAsia="en-GB"/>
+                <w:lang w:eastAsia="ja-JP"/>
                 <w14:ligatures w14:val="standardContextual"/>
               </w:rPr>
               <w:tab/>
@@ -1343,7 +1928,7 @@
                 <w:noProof/>
                 <w:webHidden/>
               </w:rPr>
-              <w:instrText xml:space="preserve"> PAGEREF _Toc231216498 \h </w:instrText>
+              <w:instrText xml:space="preserve"> PAGEREF _Toc231218466 \h </w:instrText>
             </w:r>
             <w:r>
               <w:rPr>
@@ -1363,7 +1948,7 @@
                 <w:noProof/>
                 <w:webHidden/>
               </w:rPr>
-              <w:t>9</w:t>
+              <w:t>10</w:t>
             </w:r>
             <w:r>
               <w:rPr>
@@ -1385,24 +1970,24 @@
               <w:rFonts w:asciiTheme="minorHAnsi" w:eastAsiaTheme="minorEastAsia" w:hAnsiTheme="minorHAnsi" w:cstheme="minorBidi"/>
               <w:noProof/>
               <w:kern w:val="2"/>
-              <w:lang w:val="en-GB" w:eastAsia="en-GB"/>
+              <w:lang w:eastAsia="ja-JP"/>
               <w14:ligatures w14:val="standardContextual"/>
             </w:rPr>
           </w:pPr>
-          <w:hyperlink w:anchor="_Toc231216499" w:history="1">
+          <w:hyperlink w:anchor="_Toc231218467" w:history="1">
             <w:r>
               <w:rPr>
                 <w:rStyle w:val="Hyperlink"/>
                 <w:noProof/>
               </w:rPr>
-              <w:t>4.2.</w:t>
+              <w:t>5.2.</w:t>
             </w:r>
             <w:r>
               <w:rPr>
                 <w:rFonts w:asciiTheme="minorHAnsi" w:eastAsiaTheme="minorEastAsia" w:hAnsiTheme="minorHAnsi" w:cstheme="minorBidi"/>
                 <w:noProof/>
                 <w:kern w:val="2"/>
-                <w:lang w:val="en-GB" w:eastAsia="en-GB"/>
+                <w:lang w:eastAsia="ja-JP"/>
                 <w14:ligatures w14:val="standardContextual"/>
               </w:rPr>
               <w:tab/>
@@ -1433,7 +2018,7 @@
                 <w:noProof/>
                 <w:webHidden/>
               </w:rPr>
-              <w:instrText xml:space="preserve"> PAGEREF _Toc231216499 \h </w:instrText>
+              <w:instrText xml:space="preserve"> PAGEREF _Toc231218467 \h </w:instrText>
             </w:r>
             <w:r>
               <w:rPr>
@@ -1453,7 +2038,7 @@
                 <w:noProof/>
                 <w:webHidden/>
               </w:rPr>
-              <w:t>9</w:t>
+              <w:t>10</w:t>
             </w:r>
             <w:r>
               <w:rPr>
@@ -1475,25 +2060,25 @@
               <w:rFonts w:asciiTheme="minorHAnsi" w:eastAsiaTheme="minorEastAsia" w:hAnsiTheme="minorHAnsi" w:cstheme="minorBidi"/>
               <w:noProof/>
               <w:kern w:val="2"/>
-              <w:lang w:val="en-GB" w:eastAsia="en-GB"/>
+              <w:lang w:eastAsia="ja-JP"/>
               <w14:ligatures w14:val="standardContextual"/>
             </w:rPr>
           </w:pPr>
-          <w:hyperlink w:anchor="_Toc231216500" w:history="1">
+          <w:hyperlink w:anchor="_Toc231218468" w:history="1">
             <w:r>
               <w:rPr>
                 <w:rStyle w:val="Hyperlink"/>
                 <w:rFonts w:asciiTheme="majorHAnsi" w:hAnsiTheme="majorHAnsi"/>
                 <w:noProof/>
               </w:rPr>
-              <w:t>4.2.1.</w:t>
+              <w:t>5.2.1.</w:t>
             </w:r>
             <w:r>
               <w:rPr>
                 <w:rFonts w:asciiTheme="minorHAnsi" w:eastAsiaTheme="minorEastAsia" w:hAnsiTheme="minorHAnsi" w:cstheme="minorBidi"/>
                 <w:noProof/>
                 <w:kern w:val="2"/>
-                <w:lang w:val="en-GB" w:eastAsia="en-GB"/>
+                <w:lang w:eastAsia="ja-JP"/>
                 <w14:ligatures w14:val="standardContextual"/>
               </w:rPr>
               <w:tab/>
@@ -1525,7 +2110,7 @@
                 <w:noProof/>
                 <w:webHidden/>
               </w:rPr>
-              <w:instrText xml:space="preserve"> PAGEREF _Toc231216500 \h </w:instrText>
+              <w:instrText xml:space="preserve"> PAGEREF _Toc231218468 \h </w:instrText>
             </w:r>
             <w:r>
               <w:rPr>
@@ -1545,7 +2130,7 @@
                 <w:noProof/>
                 <w:webHidden/>
               </w:rPr>
-              <w:t>9</w:t>
+              <w:t>10</w:t>
             </w:r>
             <w:r>
               <w:rPr>
@@ -1567,11 +2152,11 @@
               <w:rFonts w:asciiTheme="minorHAnsi" w:eastAsiaTheme="minorEastAsia" w:hAnsiTheme="minorHAnsi" w:cstheme="minorBidi"/>
               <w:noProof/>
               <w:kern w:val="2"/>
-              <w:lang w:val="en-GB" w:eastAsia="en-GB"/>
+              <w:lang w:eastAsia="ja-JP"/>
               <w14:ligatures w14:val="standardContextual"/>
             </w:rPr>
           </w:pPr>
-          <w:hyperlink w:anchor="_Toc231216501" w:history="1">
+          <w:hyperlink w:anchor="_Toc231218469" w:history="1">
             <w:r>
               <w:rPr>
                 <w:rStyle w:val="Hyperlink"/>
@@ -1580,14 +2165,14 @@
                 <w:iCs/>
                 <w:noProof/>
               </w:rPr>
-              <w:t>4.2.2.</w:t>
+              <w:t>5.2.2.</w:t>
             </w:r>
             <w:r>
               <w:rPr>
                 <w:rFonts w:asciiTheme="minorHAnsi" w:eastAsiaTheme="minorEastAsia" w:hAnsiTheme="minorHAnsi" w:cstheme="minorBidi"/>
                 <w:noProof/>
                 <w:kern w:val="2"/>
-                <w:lang w:val="en-GB" w:eastAsia="en-GB"/>
+                <w:lang w:eastAsia="ja-JP"/>
                 <w14:ligatures w14:val="standardContextual"/>
               </w:rPr>
               <w:tab/>
@@ -1621,7 +2206,7 @@
                 <w:noProof/>
                 <w:webHidden/>
               </w:rPr>
-              <w:instrText xml:space="preserve"> PAGEREF _Toc231216501 \h </w:instrText>
+              <w:instrText xml:space="preserve"> PAGEREF _Toc231218469 \h </w:instrText>
             </w:r>
             <w:r>
               <w:rPr>
@@ -1641,277 +2226,7 @@
                 <w:noProof/>
                 <w:webHidden/>
               </w:rPr>
-              <w:t>9</w:t>
-            </w:r>
-            <w:r>
-              <w:rPr>
-                <w:noProof/>
-                <w:webHidden/>
-              </w:rPr>
-              <w:fldChar w:fldCharType="end"/>
-            </w:r>
-          </w:hyperlink>
-        </w:p>
-        <w:p>
-          <w:pPr>
-            <w:pStyle w:val="TOC1"/>
-            <w:tabs>
-              <w:tab w:val="left" w:pos="480"/>
-              <w:tab w:val="right" w:leader="dot" w:pos="8777"/>
-            </w:tabs>
-            <w:rPr>
-              <w:rFonts w:asciiTheme="minorHAnsi" w:eastAsiaTheme="minorEastAsia" w:hAnsiTheme="minorHAnsi" w:cstheme="minorBidi"/>
-              <w:noProof/>
-              <w:kern w:val="2"/>
-              <w:lang w:val="en-GB" w:eastAsia="en-GB"/>
-              <w14:ligatures w14:val="standardContextual"/>
-            </w:rPr>
-          </w:pPr>
-          <w:hyperlink w:anchor="_Toc231216502" w:history="1">
-            <w:r>
-              <w:rPr>
-                <w:rStyle w:val="Hyperlink"/>
-                <w:noProof/>
-              </w:rPr>
-              <w:t>5.</w:t>
-            </w:r>
-            <w:r>
-              <w:rPr>
-                <w:rFonts w:asciiTheme="minorHAnsi" w:eastAsiaTheme="minorEastAsia" w:hAnsiTheme="minorHAnsi" w:cstheme="minorBidi"/>
-                <w:noProof/>
-                <w:kern w:val="2"/>
-                <w:lang w:val="en-GB" w:eastAsia="en-GB"/>
-                <w14:ligatures w14:val="standardContextual"/>
-              </w:rPr>
-              <w:tab/>
-            </w:r>
-            <w:r>
-              <w:rPr>
-                <w:rStyle w:val="Hyperlink"/>
-                <w:noProof/>
-              </w:rPr>
-              <w:t>Završetak</w:t>
-            </w:r>
-            <w:r>
-              <w:rPr>
-                <w:noProof/>
-                <w:webHidden/>
-              </w:rPr>
-              <w:tab/>
-            </w:r>
-            <w:r>
-              <w:rPr>
-                <w:noProof/>
-                <w:webHidden/>
-              </w:rPr>
-              <w:fldChar w:fldCharType="begin"/>
-            </w:r>
-            <w:r>
-              <w:rPr>
-                <w:noProof/>
-                <w:webHidden/>
-              </w:rPr>
-              <w:instrText xml:space="preserve"> PAGEREF _Toc231216502 \h </w:instrText>
-            </w:r>
-            <w:r>
-              <w:rPr>
-                <w:noProof/>
-                <w:webHidden/>
-              </w:rPr>
-            </w:r>
-            <w:r>
-              <w:rPr>
-                <w:noProof/>
-                <w:webHidden/>
-              </w:rPr>
-              <w:fldChar w:fldCharType="separate"/>
-            </w:r>
-            <w:r>
-              <w:rPr>
-                <w:noProof/>
-                <w:webHidden/>
-              </w:rPr>
               <w:t>10</w:t>
-            </w:r>
-            <w:r>
-              <w:rPr>
-                <w:noProof/>
-                <w:webHidden/>
-              </w:rPr>
-              <w:fldChar w:fldCharType="end"/>
-            </w:r>
-          </w:hyperlink>
-        </w:p>
-        <w:p>
-          <w:pPr>
-            <w:pStyle w:val="TOC1"/>
-            <w:tabs>
-              <w:tab w:val="left" w:pos="480"/>
-              <w:tab w:val="right" w:leader="dot" w:pos="8777"/>
-            </w:tabs>
-            <w:rPr>
-              <w:rFonts w:asciiTheme="minorHAnsi" w:eastAsiaTheme="minorEastAsia" w:hAnsiTheme="minorHAnsi" w:cstheme="minorBidi"/>
-              <w:noProof/>
-              <w:kern w:val="2"/>
-              <w:lang w:val="en-GB" w:eastAsia="en-GB"/>
-              <w14:ligatures w14:val="standardContextual"/>
-            </w:rPr>
-          </w:pPr>
-          <w:hyperlink w:anchor="_Toc231216503" w:history="1">
-            <w:r>
-              <w:rPr>
-                <w:rStyle w:val="Hyperlink"/>
-                <w:noProof/>
-              </w:rPr>
-              <w:t>6.</w:t>
-            </w:r>
-            <w:r>
-              <w:rPr>
-                <w:rFonts w:asciiTheme="minorHAnsi" w:eastAsiaTheme="minorEastAsia" w:hAnsiTheme="minorHAnsi" w:cstheme="minorBidi"/>
-                <w:noProof/>
-                <w:kern w:val="2"/>
-                <w:lang w:val="en-GB" w:eastAsia="en-GB"/>
-                <w14:ligatures w14:val="standardContextual"/>
-              </w:rPr>
-              <w:tab/>
-            </w:r>
-            <w:r>
-              <w:rPr>
-                <w:rStyle w:val="Hyperlink"/>
-                <w:noProof/>
-              </w:rPr>
-              <w:t>Literatura</w:t>
-            </w:r>
-            <w:r>
-              <w:rPr>
-                <w:noProof/>
-                <w:webHidden/>
-              </w:rPr>
-              <w:tab/>
-            </w:r>
-            <w:r>
-              <w:rPr>
-                <w:noProof/>
-                <w:webHidden/>
-              </w:rPr>
-              <w:fldChar w:fldCharType="begin"/>
-            </w:r>
-            <w:r>
-              <w:rPr>
-                <w:noProof/>
-                <w:webHidden/>
-              </w:rPr>
-              <w:instrText xml:space="preserve"> PAGEREF _Toc231216503 \h </w:instrText>
-            </w:r>
-            <w:r>
-              <w:rPr>
-                <w:noProof/>
-                <w:webHidden/>
-              </w:rPr>
-            </w:r>
-            <w:r>
-              <w:rPr>
-                <w:noProof/>
-                <w:webHidden/>
-              </w:rPr>
-              <w:fldChar w:fldCharType="separate"/>
-            </w:r>
-            <w:r>
-              <w:rPr>
-                <w:noProof/>
-                <w:webHidden/>
-              </w:rPr>
-              <w:t>11</w:t>
-            </w:r>
-            <w:r>
-              <w:rPr>
-                <w:noProof/>
-                <w:webHidden/>
-              </w:rPr>
-              <w:fldChar w:fldCharType="end"/>
-            </w:r>
-          </w:hyperlink>
-        </w:p>
-        <w:p>
-          <w:pPr>
-            <w:pStyle w:val="TOC1"/>
-            <w:tabs>
-              <w:tab w:val="left" w:pos="480"/>
-              <w:tab w:val="right" w:leader="dot" w:pos="8777"/>
-            </w:tabs>
-            <w:rPr>
-              <w:rFonts w:asciiTheme="minorHAnsi" w:eastAsiaTheme="minorEastAsia" w:hAnsiTheme="minorHAnsi" w:cstheme="minorBidi"/>
-              <w:noProof/>
-              <w:kern w:val="2"/>
-              <w:lang w:val="en-GB" w:eastAsia="en-GB"/>
-              <w14:ligatures w14:val="standardContextual"/>
-            </w:rPr>
-          </w:pPr>
-          <w:hyperlink w:anchor="_Toc231216504" w:history="1">
-            <w:r>
-              <w:rPr>
-                <w:rStyle w:val="Hyperlink"/>
-                <w:noProof/>
-              </w:rPr>
-              <w:t>7.</w:t>
-            </w:r>
-            <w:r>
-              <w:rPr>
-                <w:rFonts w:asciiTheme="minorHAnsi" w:eastAsiaTheme="minorEastAsia" w:hAnsiTheme="minorHAnsi" w:cstheme="minorBidi"/>
-                <w:noProof/>
-                <w:kern w:val="2"/>
-                <w:lang w:val="en-GB" w:eastAsia="en-GB"/>
-                <w14:ligatures w14:val="standardContextual"/>
-              </w:rPr>
-              <w:tab/>
-            </w:r>
-            <w:r>
-              <w:rPr>
-                <w:rStyle w:val="Hyperlink"/>
-                <w:noProof/>
-              </w:rPr>
-              <w:t>Sažetak</w:t>
-            </w:r>
-            <w:r>
-              <w:rPr>
-                <w:noProof/>
-                <w:webHidden/>
-              </w:rPr>
-              <w:tab/>
-            </w:r>
-            <w:r>
-              <w:rPr>
-                <w:noProof/>
-                <w:webHidden/>
-              </w:rPr>
-              <w:fldChar w:fldCharType="begin"/>
-            </w:r>
-            <w:r>
-              <w:rPr>
-                <w:noProof/>
-                <w:webHidden/>
-              </w:rPr>
-              <w:instrText xml:space="preserve"> PAGEREF _Toc231216504 \h </w:instrText>
-            </w:r>
-            <w:r>
-              <w:rPr>
-                <w:noProof/>
-                <w:webHidden/>
-              </w:rPr>
-            </w:r>
-            <w:r>
-              <w:rPr>
-                <w:noProof/>
-                <w:webHidden/>
-              </w:rPr>
-              <w:fldChar w:fldCharType="separate"/>
-            </w:r>
-            <w:r>
-              <w:rPr>
-                <w:noProof/>
-                <w:webHidden/>
-              </w:rPr>
-              <w:t>12</w:t>
             </w:r>
             <w:r>
               <w:rPr>
@@ -1932,17 +2247,17 @@
               <w:rFonts w:asciiTheme="minorHAnsi" w:eastAsiaTheme="minorEastAsia" w:hAnsiTheme="minorHAnsi" w:cstheme="minorBidi"/>
               <w:noProof/>
               <w:kern w:val="2"/>
-              <w:lang w:val="en-GB" w:eastAsia="en-GB"/>
+              <w:lang w:eastAsia="ja-JP"/>
               <w14:ligatures w14:val="standardContextual"/>
             </w:rPr>
           </w:pPr>
-          <w:hyperlink w:anchor="_Toc231216505" w:history="1">
+          <w:hyperlink w:anchor="_Toc231218470" w:history="1">
             <w:r>
               <w:rPr>
                 <w:rStyle w:val="Hyperlink"/>
                 <w:noProof/>
               </w:rPr>
-              <w:t>Summary</w:t>
+              <w:t>Zaključak</w:t>
             </w:r>
             <w:r>
               <w:rPr>
@@ -1963,7 +2278,7 @@
                 <w:noProof/>
                 <w:webHidden/>
               </w:rPr>
-              <w:instrText xml:space="preserve"> PAGEREF _Toc231216505 \h </w:instrText>
+              <w:instrText xml:space="preserve"> PAGEREF _Toc231218470 \h </w:instrText>
             </w:r>
             <w:r>
               <w:rPr>
@@ -1983,7 +2298,7 @@
                 <w:noProof/>
                 <w:webHidden/>
               </w:rPr>
-              <w:t>13</w:t>
+              <w:t>11</w:t>
             </w:r>
             <w:r>
               <w:rPr>
@@ -2004,17 +2319,17 @@
               <w:rFonts w:asciiTheme="minorHAnsi" w:eastAsiaTheme="minorEastAsia" w:hAnsiTheme="minorHAnsi" w:cstheme="minorBidi"/>
               <w:noProof/>
               <w:kern w:val="2"/>
-              <w:lang w:val="en-GB" w:eastAsia="en-GB"/>
+              <w:lang w:eastAsia="ja-JP"/>
               <w14:ligatures w14:val="standardContextual"/>
             </w:rPr>
           </w:pPr>
-          <w:hyperlink w:anchor="_Toc231216506" w:history="1">
+          <w:hyperlink w:anchor="_Toc231218471" w:history="1">
             <w:r>
               <w:rPr>
                 <w:rStyle w:val="Hyperlink"/>
                 <w:noProof/>
               </w:rPr>
-              <w:t>Skraćenice</w:t>
+              <w:t>Literatura</w:t>
             </w:r>
             <w:r>
               <w:rPr>
@@ -2035,7 +2350,7 @@
                 <w:noProof/>
                 <w:webHidden/>
               </w:rPr>
-              <w:instrText xml:space="preserve"> PAGEREF _Toc231216506 \h </w:instrText>
+              <w:instrText xml:space="preserve"> PAGEREF _Toc231218471 \h </w:instrText>
             </w:r>
             <w:r>
               <w:rPr>
@@ -2055,7 +2370,7 @@
                 <w:noProof/>
                 <w:webHidden/>
               </w:rPr>
-              <w:t>14</w:t>
+              <w:t>12</w:t>
             </w:r>
             <w:r>
               <w:rPr>
@@ -2076,16 +2391,232 @@
               <w:rFonts w:asciiTheme="minorHAnsi" w:eastAsiaTheme="minorEastAsia" w:hAnsiTheme="minorHAnsi" w:cstheme="minorBidi"/>
               <w:noProof/>
               <w:kern w:val="2"/>
-              <w:lang w:val="en-GB" w:eastAsia="en-GB"/>
+              <w:lang w:eastAsia="ja-JP"/>
               <w14:ligatures w14:val="standardContextual"/>
             </w:rPr>
           </w:pPr>
-          <w:hyperlink w:anchor="_Toc231216507" w:history="1">
+          <w:hyperlink w:anchor="_Toc231218472" w:history="1">
             <w:r>
               <w:rPr>
                 <w:rStyle w:val="Hyperlink"/>
                 <w:noProof/>
               </w:rPr>
+              <w:t>Sažetak</w:t>
+            </w:r>
+            <w:r>
+              <w:rPr>
+                <w:noProof/>
+                <w:webHidden/>
+              </w:rPr>
+              <w:tab/>
+            </w:r>
+            <w:r>
+              <w:rPr>
+                <w:noProof/>
+                <w:webHidden/>
+              </w:rPr>
+              <w:fldChar w:fldCharType="begin"/>
+            </w:r>
+            <w:r>
+              <w:rPr>
+                <w:noProof/>
+                <w:webHidden/>
+              </w:rPr>
+              <w:instrText xml:space="preserve"> PAGEREF _Toc231218472 \h </w:instrText>
+            </w:r>
+            <w:r>
+              <w:rPr>
+                <w:noProof/>
+                <w:webHidden/>
+              </w:rPr>
+            </w:r>
+            <w:r>
+              <w:rPr>
+                <w:noProof/>
+                <w:webHidden/>
+              </w:rPr>
+              <w:fldChar w:fldCharType="separate"/>
+            </w:r>
+            <w:r>
+              <w:rPr>
+                <w:noProof/>
+                <w:webHidden/>
+              </w:rPr>
+              <w:t>13</w:t>
+            </w:r>
+            <w:r>
+              <w:rPr>
+                <w:noProof/>
+                <w:webHidden/>
+              </w:rPr>
+              <w:fldChar w:fldCharType="end"/>
+            </w:r>
+          </w:hyperlink>
+        </w:p>
+        <w:p>
+          <w:pPr>
+            <w:pStyle w:val="TOC1"/>
+            <w:tabs>
+              <w:tab w:val="right" w:leader="dot" w:pos="8777"/>
+            </w:tabs>
+            <w:rPr>
+              <w:rFonts w:asciiTheme="minorHAnsi" w:eastAsiaTheme="minorEastAsia" w:hAnsiTheme="minorHAnsi" w:cstheme="minorBidi"/>
+              <w:noProof/>
+              <w:kern w:val="2"/>
+              <w:lang w:eastAsia="ja-JP"/>
+              <w14:ligatures w14:val="standardContextual"/>
+            </w:rPr>
+          </w:pPr>
+          <w:hyperlink w:anchor="_Toc231218473" w:history="1">
+            <w:r>
+              <w:rPr>
+                <w:rStyle w:val="Hyperlink"/>
+                <w:noProof/>
+              </w:rPr>
+              <w:t>Summary</w:t>
+            </w:r>
+            <w:r>
+              <w:rPr>
+                <w:noProof/>
+                <w:webHidden/>
+              </w:rPr>
+              <w:tab/>
+            </w:r>
+            <w:r>
+              <w:rPr>
+                <w:noProof/>
+                <w:webHidden/>
+              </w:rPr>
+              <w:fldChar w:fldCharType="begin"/>
+            </w:r>
+            <w:r>
+              <w:rPr>
+                <w:noProof/>
+                <w:webHidden/>
+              </w:rPr>
+              <w:instrText xml:space="preserve"> PAGEREF _Toc231218473 \h </w:instrText>
+            </w:r>
+            <w:r>
+              <w:rPr>
+                <w:noProof/>
+                <w:webHidden/>
+              </w:rPr>
+            </w:r>
+            <w:r>
+              <w:rPr>
+                <w:noProof/>
+                <w:webHidden/>
+              </w:rPr>
+              <w:fldChar w:fldCharType="separate"/>
+            </w:r>
+            <w:r>
+              <w:rPr>
+                <w:noProof/>
+                <w:webHidden/>
+              </w:rPr>
+              <w:t>14</w:t>
+            </w:r>
+            <w:r>
+              <w:rPr>
+                <w:noProof/>
+                <w:webHidden/>
+              </w:rPr>
+              <w:fldChar w:fldCharType="end"/>
+            </w:r>
+          </w:hyperlink>
+        </w:p>
+        <w:p>
+          <w:pPr>
+            <w:pStyle w:val="TOC1"/>
+            <w:tabs>
+              <w:tab w:val="right" w:leader="dot" w:pos="8777"/>
+            </w:tabs>
+            <w:rPr>
+              <w:rFonts w:asciiTheme="minorHAnsi" w:eastAsiaTheme="minorEastAsia" w:hAnsiTheme="minorHAnsi" w:cstheme="minorBidi"/>
+              <w:noProof/>
+              <w:kern w:val="2"/>
+              <w:lang w:eastAsia="ja-JP"/>
+              <w14:ligatures w14:val="standardContextual"/>
+            </w:rPr>
+          </w:pPr>
+          <w:hyperlink w:anchor="_Toc231218474" w:history="1">
+            <w:r>
+              <w:rPr>
+                <w:rStyle w:val="Hyperlink"/>
+                <w:noProof/>
+              </w:rPr>
+              <w:t>Skraćenice</w:t>
+            </w:r>
+            <w:r>
+              <w:rPr>
+                <w:noProof/>
+                <w:webHidden/>
+              </w:rPr>
+              <w:tab/>
+            </w:r>
+            <w:r>
+              <w:rPr>
+                <w:noProof/>
+                <w:webHidden/>
+              </w:rPr>
+              <w:fldChar w:fldCharType="begin"/>
+            </w:r>
+            <w:r>
+              <w:rPr>
+                <w:noProof/>
+                <w:webHidden/>
+              </w:rPr>
+              <w:instrText xml:space="preserve"> PAGEREF _Toc231218474 \h </w:instrText>
+            </w:r>
+            <w:r>
+              <w:rPr>
+                <w:noProof/>
+                <w:webHidden/>
+              </w:rPr>
+            </w:r>
+            <w:r>
+              <w:rPr>
+                <w:noProof/>
+                <w:webHidden/>
+              </w:rPr>
+              <w:fldChar w:fldCharType="separate"/>
+            </w:r>
+            <w:r>
+              <w:rPr>
+                <w:noProof/>
+                <w:webHidden/>
+              </w:rPr>
+              <w:t>15</w:t>
+            </w:r>
+            <w:r>
+              <w:rPr>
+                <w:noProof/>
+                <w:webHidden/>
+              </w:rPr>
+              <w:fldChar w:fldCharType="end"/>
+            </w:r>
+          </w:hyperlink>
+        </w:p>
+        <w:p>
+          <w:pPr>
+            <w:pStyle w:val="TOC1"/>
+            <w:tabs>
+              <w:tab w:val="right" w:leader="dot" w:pos="8777"/>
+            </w:tabs>
+            <w:rPr>
+              <w:rFonts w:asciiTheme="minorHAnsi" w:eastAsiaTheme="minorEastAsia" w:hAnsiTheme="minorHAnsi" w:cstheme="minorBidi"/>
+              <w:noProof/>
+              <w:kern w:val="2"/>
+              <w:lang w:eastAsia="ja-JP"/>
+              <w14:ligatures w14:val="standardContextual"/>
+            </w:rPr>
+          </w:pPr>
+          <w:hyperlink w:anchor="_Toc231218475" w:history="1">
+            <w:r>
+              <w:rPr>
+                <w:rStyle w:val="Hyperlink"/>
+                <w:noProof/>
+              </w:rPr>
               <w:t>Privitak</w:t>
             </w:r>
             <w:r>
@@ -2107,7 +2638,7 @@
                 <w:noProof/>
                 <w:webHidden/>
               </w:rPr>
-              <w:instrText xml:space="preserve"> PAGEREF _Toc231216507 \h </w:instrText>
+              <w:instrText xml:space="preserve"> PAGEREF _Toc231218475 \h </w:instrText>
             </w:r>
             <w:r>
               <w:rPr>
@@ -2127,7 +2658,7 @@
                 <w:noProof/>
                 <w:webHidden/>
               </w:rPr>
-              <w:t>15</w:t>
+              <w:t>16</w:t>
             </w:r>
             <w:r>
               <w:rPr>
@@ -2175,7 +2706,7 @@
           <w:numId w:val="0"/>
         </w:numPr>
       </w:pPr>
-      <w:bookmarkStart w:id="0" w:name="_Toc231216488"/>
+      <w:bookmarkStart w:id="0" w:name="_Toc231218454"/>
       <w:r>
         <w:lastRenderedPageBreak/>
         <w:t>Uvod</w:t>
@@ -2183,6 +2714,832 @@
       <w:bookmarkEnd w:id="0"/>
     </w:p>
     <w:p>
+      <w:r>
+        <w:t xml:space="preserve">Razvojem tehnologije električnih vozila </w:t>
+      </w:r>
+      <w:r>
+        <w:t>sve više se istražuje mogućnost prometa dominiranog električnim vozilima</w:t>
+      </w:r>
+      <w:r>
+        <w:t xml:space="preserve"> i njegov</w:t>
+      </w:r>
+      <w:r>
+        <w:t>e koristi</w:t>
+      </w:r>
+      <w:r>
+        <w:t>.</w:t>
+      </w:r>
+      <w:r>
+        <w:t xml:space="preserve"> Glavna korist takvog prometa zbog koje je i počeo rad na razvoju tehnologije </w:t>
+      </w:r>
+      <w:r>
+        <w:t xml:space="preserve">električnih motora i vozila </w:t>
+      </w:r>
+      <w:r>
+        <w:t xml:space="preserve">je korištenje električne energije umjesto fosilnih goriva, koja se može dobiti iz raznih obnovljivih izvora </w:t>
+      </w:r>
+      <w:r>
+        <w:t xml:space="preserve">kojima se manje zagađuje okolina u kojoj živimo i </w:t>
+      </w:r>
+      <w:r>
+        <w:t>iscrpno iskorištavaju ograničeni resursi.</w:t>
+      </w:r>
+      <w:r>
+        <w:t xml:space="preserve"> Također </w:t>
+      </w:r>
+      <w:r>
+        <w:t xml:space="preserve">je i sama pretvorba fosilnih goriva u električnu energiju u elektranama </w:t>
+      </w:r>
+      <w:r>
+        <w:t>efikasnija</w:t>
+      </w:r>
+      <w:r>
+        <w:t xml:space="preserve"> od direktnog gorenja u motorima s unutarnjim izgaranjem [</w:t>
+      </w:r>
+      <w:r>
+        <w:t>b</w:t>
+      </w:r>
+      <w:r>
+        <w:t>]</w:t>
+      </w:r>
+      <w:r>
+        <w:t xml:space="preserve">, te se dodatnim razvojem </w:t>
+      </w:r>
+      <w:r>
+        <w:t xml:space="preserve">tehnologije električnih motora čak postiže i </w:t>
+      </w:r>
+      <w:r>
+        <w:t>generalno bolja efikasnost samih električnih motora od motora sa unutarnjim izgaranjem [</w:t>
+      </w:r>
+      <w:r>
+        <w:t>c</w:t>
+      </w:r>
+      <w:r>
+        <w:t>].</w:t>
+      </w:r>
+      <w:r>
+        <w:t xml:space="preserve"> No </w:t>
+      </w:r>
+      <w:r>
+        <w:t xml:space="preserve">očekivani nedostatak prometa dominiranog električnim vozilima je </w:t>
+      </w:r>
+      <w:r>
+        <w:t>povećano opterećenje elektroenergetske mreže</w:t>
+      </w:r>
+      <w:r>
+        <w:t xml:space="preserve"> budući da bi većina vozila </w:t>
+      </w:r>
+      <w:r>
+        <w:t xml:space="preserve">ovisila o električnoj energija koja se već koristi u infrastrukturi </w:t>
+      </w:r>
+      <w:r>
+        <w:t>i</w:t>
+      </w:r>
+      <w:r>
+        <w:t xml:space="preserve"> o kojoj cijela </w:t>
+      </w:r>
+      <w:r>
+        <w:t xml:space="preserve">postojeća </w:t>
+      </w:r>
+      <w:r>
+        <w:t>infrastruktura i ovisi.</w:t>
+      </w:r>
+      <w:r>
+        <w:t xml:space="preserve"> Zbog toga su se razvila nova područja istraživanja kojima je cilj učiniti takav sustav električnog prometa </w:t>
+      </w:r>
+      <w:r>
+        <w:t>ostvarivim u pravom svijetu, kao područje tehnološkog razvoja baterija i stanica za punjenje električni vozila.</w:t>
+      </w:r>
+      <w:r>
+        <w:t xml:space="preserve"> </w:t>
+      </w:r>
+      <w:r>
+        <w:t>Zasad su s</w:t>
+      </w:r>
+      <w:r>
+        <w:t xml:space="preserve">tanice za punjenje električnih vozila svojstveno drugačije od dosadašnjih </w:t>
+      </w:r>
+      <w:r>
+        <w:t xml:space="preserve">benzinskih </w:t>
+      </w:r>
+      <w:r>
+        <w:t>postaje</w:t>
+      </w:r>
+      <w:r>
+        <w:t xml:space="preserve"> </w:t>
+      </w:r>
+      <w:r>
+        <w:t>po tome</w:t>
+      </w:r>
+      <w:r>
+        <w:t xml:space="preserve"> da </w:t>
+      </w:r>
+      <w:r>
+        <w:t xml:space="preserve">je </w:t>
+      </w:r>
+      <w:r>
+        <w:t xml:space="preserve">punjenje </w:t>
+      </w:r>
+      <w:r>
+        <w:t xml:space="preserve">električnog vozila </w:t>
+      </w:r>
+      <w:r>
+        <w:t>puno dugotrajnije</w:t>
+      </w:r>
+      <w:r>
+        <w:t xml:space="preserve"> te je </w:t>
+      </w:r>
+      <w:r>
+        <w:t xml:space="preserve">zato </w:t>
+      </w:r>
+      <w:r>
+        <w:t>potrebno više mjesta za punjenje</w:t>
+      </w:r>
+      <w:r>
+        <w:t xml:space="preserve"> za jednak protok vozila</w:t>
+      </w:r>
+      <w:r>
+        <w:t>, te se zbog toga trenutne benzinske postaje ne mogu jednostavno zamijeniti sa stanicama za punjenje električnih vozila.</w:t>
+      </w:r>
+      <w:r>
+        <w:t xml:space="preserve"> </w:t>
+      </w:r>
+      <w:r>
+        <w:t>Također su trenutno baterije puno manjeg efektivnog kapaciteta</w:t>
+      </w:r>
+      <w:r>
+        <w:t xml:space="preserve"> u suprotnosti sa </w:t>
+      </w:r>
+      <w:r>
+        <w:t xml:space="preserve">konvencionalnim vozilima, </w:t>
+      </w:r>
+      <w:r>
+        <w:t xml:space="preserve">te stanice za električna vozila moraju biti na manjim udaljenostima, što zadaje dodatan problem. </w:t>
+      </w:r>
+      <w:r>
+        <w:t>Zbog</w:t>
+      </w:r>
+      <w:r>
+        <w:t xml:space="preserve"> ta dva razloga</w:t>
+      </w:r>
+      <w:r>
+        <w:t xml:space="preserve"> se </w:t>
+      </w:r>
+      <w:r>
+        <w:t xml:space="preserve">uz sami tehnološki napredak </w:t>
+      </w:r>
+      <w:r>
+        <w:t xml:space="preserve">istražuju </w:t>
+      </w:r>
+      <w:r>
+        <w:t xml:space="preserve">i </w:t>
+      </w:r>
+      <w:r>
+        <w:t xml:space="preserve">bolje metode postavljanja </w:t>
+      </w:r>
+      <w:r>
+        <w:t>samih stanica za punjenje električnih vozila.</w:t>
+      </w:r>
+    </w:p>
+    <w:p>
+      <w:r>
+        <w:t xml:space="preserve">U </w:t>
+      </w:r>
+      <w:r>
+        <w:t xml:space="preserve">zadnjih par desetljeća </w:t>
+      </w:r>
+      <w:r>
+        <w:t xml:space="preserve">započeta su istraživanja o </w:t>
+      </w:r>
+      <w:r>
+        <w:t>novoj mogućoj korisnosti prometa električnih vozil</w:t>
+      </w:r>
+      <w:r>
+        <w:t>a, a to je autonomni promet u kojem je eliminirana greška i nepromišljenost ljud</w:t>
+      </w:r>
+      <w:r>
+        <w:t>skih vozača</w:t>
+      </w:r>
+      <w:r>
+        <w:t>.</w:t>
+      </w:r>
+      <w:r>
+        <w:t xml:space="preserve"> </w:t>
+      </w:r>
+      <w:r>
+        <w:t xml:space="preserve">U idealnom potpuno autonomnom prometu </w:t>
+      </w:r>
+      <w:r>
+        <w:t xml:space="preserve">moguće je optimizirati transport ljudi i materijala te bi </w:t>
+      </w:r>
+      <w:r>
+        <w:t xml:space="preserve">nesreće </w:t>
+      </w:r>
+      <w:r>
+        <w:t>bilo puno rjeđe zbog kontrole prometa od vanjskog sustava ili predvidljivim softverom samog vozila čime se omogućuje efektivna komunikacija između svih vozila</w:t>
+      </w:r>
+      <w:r>
+        <w:t>,</w:t>
+      </w:r>
+      <w:r>
+        <w:t xml:space="preserve"> koja nedostaje u slučaju ljudskih voza</w:t>
+      </w:r>
+      <w:r>
+        <w:t>ča</w:t>
+      </w:r>
+      <w:r>
+        <w:t>.</w:t>
+      </w:r>
+      <w:r>
+        <w:t xml:space="preserve"> </w:t>
+      </w:r>
+    </w:p>
+    <w:p>
+      <w:r>
+        <w:t xml:space="preserve">Dosad su postignuti razni uspjesi u oba područja te se još duboko istražuju, te isto vrijedi i za kombinaciju oba </w:t>
+      </w:r>
+      <w:r>
+        <w:t xml:space="preserve">slučaja, tj. </w:t>
+      </w:r>
+      <w:r>
+        <w:t xml:space="preserve">za promet autonomnih električnih vozila. </w:t>
+      </w:r>
+      <w:r>
+        <w:t xml:space="preserve">No </w:t>
+      </w:r>
+      <w:r>
+        <w:t xml:space="preserve">uglavnom su </w:t>
+      </w:r>
+      <w:r>
+        <w:lastRenderedPageBreak/>
+        <w:t xml:space="preserve">samo </w:t>
+      </w:r>
+      <w:r>
+        <w:t>a</w:t>
+      </w:r>
+      <w:r>
+        <w:t xml:space="preserve">nalizirane </w:t>
+      </w:r>
+      <w:r>
+        <w:t>simulacije</w:t>
+      </w:r>
+      <w:r>
+        <w:t xml:space="preserve"> gdje vozila sebično odabiru stanicu za punjenje</w:t>
+      </w:r>
+      <w:r>
+        <w:t xml:space="preserve"> nakon što centralizirani sustav optimalno postavi stanice za punjene </w:t>
+      </w:r>
+      <w:r>
+        <w:t>[3</w:t>
+      </w:r>
+      <w:r>
+        <w:t>, 4</w:t>
+      </w:r>
+      <w:r>
+        <w:t>]</w:t>
+      </w:r>
+      <w:r>
+        <w:t>.</w:t>
+      </w:r>
+      <w:r>
+        <w:t xml:space="preserve"> </w:t>
+      </w:r>
+    </w:p>
+    <w:p>
+      <w:r>
+        <w:t xml:space="preserve">No </w:t>
+      </w:r>
+      <w:r>
+        <w:t xml:space="preserve">kada razmislimo o tome u kontekstu realnog svijeta, praktički je nemoguće staviti sva vozila cijelog svijeta pod jedan sustav, nego bi bilo više različitih sustava za </w:t>
+      </w:r>
+      <w:r>
+        <w:t xml:space="preserve">upravljanje pojedinim regijama, koji bi onda bili različiti i time nejednako </w:t>
+      </w:r>
+      <w:r>
+        <w:t>efektivni</w:t>
+      </w:r>
+      <w:r>
+        <w:t>.</w:t>
+      </w:r>
+      <w:r>
+        <w:t xml:space="preserve"> Ista logika se može primijeniti i na same stanice za punjenje električnih vozila, današnje benzinske </w:t>
+      </w:r>
+      <w:r>
+        <w:t>postaje nisu pod vlasti jedne već više različitih tvrtka sa drugačijim cijenama, te zato isto možemo očekivati i za buduće stanice za električna vozila.</w:t>
+      </w:r>
+      <w:r>
+        <w:t xml:space="preserve"> Time dolazimo do glavne ideje kojom se ovaj rad bavi, </w:t>
+      </w:r>
+      <w:r>
+        <w:t xml:space="preserve">analiza </w:t>
+      </w:r>
+      <w:r>
+        <w:t>razlika između centraliziranog i kompetitivn</w:t>
+      </w:r>
+      <w:r>
+        <w:t xml:space="preserve">e raspodjele električnih stanica, u slučaju autonomnog i </w:t>
+      </w:r>
+      <w:r>
+        <w:t>sebičnog</w:t>
+      </w:r>
+      <w:r>
+        <w:t xml:space="preserve"> prometa.</w:t>
+      </w:r>
+      <w:r>
+        <w:t xml:space="preserve"> Korisnost ekonomske kompetitivnosti već je dobro istražena</w:t>
+      </w:r>
+      <w:r>
+        <w:t xml:space="preserve">, kompetitivnost generalno poboljšava alokaciju resursa i </w:t>
+      </w:r>
+      <w:r>
+        <w:t xml:space="preserve">smanjuje cijene, što bi bilo idealno u realnoj implementaciji </w:t>
+      </w:r>
+      <w:r>
+        <w:t>raspodjele stanica za punjenje električnih vozila</w:t>
+      </w:r>
+      <w:r>
+        <w:t xml:space="preserve"> [</w:t>
+      </w:r>
+      <w:r>
+        <w:t>5</w:t>
+      </w:r>
+      <w:r>
+        <w:t>]</w:t>
+      </w:r>
+      <w:r>
+        <w:t>.</w:t>
+      </w:r>
+      <w:r>
+        <w:t xml:space="preserve"> </w:t>
+      </w:r>
+      <w:r>
+        <w:t xml:space="preserve">U radu su opisani </w:t>
+      </w:r>
+      <w:r>
+        <w:t xml:space="preserve">spomenuti </w:t>
+      </w:r>
+      <w:r>
+        <w:t xml:space="preserve">fundamentalni problemi </w:t>
+      </w:r>
+      <w:r>
+        <w:t>i</w:t>
+      </w:r>
+      <w:r>
+        <w:t xml:space="preserve"> glavni </w:t>
+      </w:r>
+      <w:r>
+        <w:t xml:space="preserve">problem </w:t>
+      </w:r>
+      <w:r>
+        <w:t xml:space="preserve">optimizacije raspodjele stanica za punjenje električnih vozila </w:t>
+      </w:r>
+      <w:r>
+        <w:t xml:space="preserve">te </w:t>
+      </w:r>
+      <w:r>
+        <w:t>analizira</w:t>
+      </w:r>
+      <w:r>
+        <w:t>n</w:t>
+      </w:r>
+      <w:r>
+        <w:t>e</w:t>
+      </w:r>
+      <w:r>
+        <w:t xml:space="preserve"> </w:t>
+      </w:r>
+      <w:r>
+        <w:t xml:space="preserve">simulacije od par mogućih rješenja za svaki od </w:t>
+      </w:r>
+      <w:r>
+        <w:t xml:space="preserve">opisanih </w:t>
+      </w:r>
+      <w:r>
+        <w:t>slučaja.</w:t>
+      </w:r>
+      <w:r>
+        <w:t xml:space="preserve">  …</w:t>
+      </w:r>
+    </w:p>
+    <w:p>
+      <w:pPr>
+        <w:pStyle w:val="Heading1"/>
+      </w:pPr>
+      <w:bookmarkStart w:id="1" w:name="_Toc231218455"/>
+      <w:r>
+        <w:lastRenderedPageBreak/>
+        <w:t>Promet električnih vozila</w:t>
+      </w:r>
+      <w:bookmarkEnd w:id="1"/>
+    </w:p>
+    <w:p>
+      <w:r>
+        <w:t xml:space="preserve">Električna vozila </w:t>
+      </w:r>
+      <w:r>
+        <w:t xml:space="preserve">su </w:t>
+      </w:r>
+      <w:r>
+        <w:t>bazirana na električnom motoru koji je prvi put uspješno napravljen čak i prije danas popularnijeg motora s unutarnjim izgaranjem</w:t>
+      </w:r>
+      <w:r>
+        <w:t xml:space="preserve">. Oboje su izumljeni </w:t>
+      </w:r>
+      <w:r>
+        <w:t>krajem</w:t>
+      </w:r>
+      <w:r>
+        <w:t xml:space="preserve"> 1</w:t>
+      </w:r>
+      <w:r>
+        <w:t>9</w:t>
+      </w:r>
+      <w:r>
+        <w:t>. stoljeć</w:t>
+      </w:r>
+      <w:r>
+        <w:t xml:space="preserve">a </w:t>
+      </w:r>
+      <w:r>
+        <w:t>te je pri izumu motora s unutarnjim izgaranjem već bila velika zainteresiranost oko električnog motora i električnih vozila</w:t>
+      </w:r>
+      <w:r>
+        <w:t>. K</w:t>
+      </w:r>
+      <w:r>
+        <w:t>roz sljedeću polovicu 20. stoljeća električna vozila su bila popularnija od</w:t>
+      </w:r>
+      <w:r>
+        <w:t xml:space="preserve"> </w:t>
+      </w:r>
+      <w:r>
+        <w:t>konvencionalnih</w:t>
+      </w:r>
+      <w:r>
+        <w:t xml:space="preserve">, zbog bolje efikasnosti, manje veličine i </w:t>
+      </w:r>
+      <w:r>
+        <w:t xml:space="preserve">bolje </w:t>
+      </w:r>
+      <w:r>
+        <w:t xml:space="preserve">robusnosti motora od motora sa unutarnjim izgaranjem. No kroz </w:t>
+      </w:r>
+      <w:r>
+        <w:t>rapidni razvoj i poboljšanj</w:t>
+      </w:r>
+      <w:r>
+        <w:t>e</w:t>
+      </w:r>
+      <w:r>
+        <w:t xml:space="preserve"> </w:t>
+      </w:r>
+      <w:r>
+        <w:t>motora sa unutarnjim izgaranjem polagano su nedostatci električnih motora postajali preveliki. Glavni problem kod poboljšanja praktične korisnosti električnog motora za vozila su baterije, čiji razvoj je usko povezan sa samim razvojem motora, što u slučaju motora sa unutarnjim izgaranjem nije bilo potrebno</w:t>
+      </w:r>
+      <w:r>
+        <w:t xml:space="preserve"> </w:t>
+      </w:r>
+      <w:r>
+        <w:t>nakon izuma tekućeg goriva</w:t>
+      </w:r>
+      <w:r>
+        <w:t>.</w:t>
+      </w:r>
+      <w:r>
+        <w:t xml:space="preserve"> Baterije nisu samo dopuštale manj</w:t>
+      </w:r>
+      <w:r>
+        <w:t xml:space="preserve">i domet samih vozila nego su i ekstremno povećavale samu težinu vozila zbog lošeg omjera energije i mase baterije. </w:t>
+      </w:r>
+      <w:r>
+        <w:t>Tako su konvencionalna vozila pretekla električna u popularnosti</w:t>
+      </w:r>
+      <w:r>
+        <w:t xml:space="preserve"> </w:t>
+      </w:r>
+      <w:r>
+        <w:t xml:space="preserve">i omjeru </w:t>
+      </w:r>
+      <w:r>
+        <w:t>osobnih vozila.</w:t>
+      </w:r>
+      <w:r>
+        <w:t xml:space="preserve"> </w:t>
+      </w:r>
+      <w:r>
+        <w:t xml:space="preserve">No </w:t>
+      </w:r>
+      <w:r>
+        <w:t xml:space="preserve">električni motori </w:t>
+      </w:r>
+      <w:r>
+        <w:t xml:space="preserve">su i dalje </w:t>
+      </w:r>
+      <w:r>
+        <w:t xml:space="preserve">mogli isporučiti veći okretni moment </w:t>
+      </w:r>
+      <w:r>
+        <w:t>i snagu</w:t>
+      </w:r>
+      <w:r>
+        <w:t xml:space="preserve"> od motora sa unutarnjim izgaranjem, uz rjeđe kvarove i bolju </w:t>
+      </w:r>
+      <w:r>
+        <w:t>izdržljivost</w:t>
+      </w:r>
+      <w:r>
+        <w:t xml:space="preserve"> </w:t>
+      </w:r>
+      <w:r>
+        <w:t xml:space="preserve">te su se pokušali koristili u specifičnim slučajevima kao kod tenkova ili trkaćih vozila, </w:t>
+      </w:r>
+      <w:r>
+        <w:t>iako su se kod tenkova koristili uz pomoć motora sa unutarnjim izgaranjem, a kod trkaćih vozila su zadavali dodatni problem prevelike mase.</w:t>
+      </w:r>
+      <w:r>
+        <w:t xml:space="preserve"> [d]</w:t>
+      </w:r>
+    </w:p>
+    <w:p>
+      <w:r>
+        <w:t xml:space="preserve">Kroz istraživanja o snazi utjecaja </w:t>
+      </w:r>
+      <w:r>
+        <w:t xml:space="preserve">gorenja fosilnih goriva </w:t>
+      </w:r>
+      <w:r>
+        <w:t xml:space="preserve">na okolinu </w:t>
+      </w:r>
+      <w:r>
+        <w:t xml:space="preserve">zainteresiranost za električna vozila je opet porasla. Otkrivene su nove metode kreiranja baterija sa većim kapacitetima, manjom masom i efikasnijom proizvodnjom te se sve više nade polaže u veće korištenje električnih vozila u svijetu. No još uvijek </w:t>
+      </w:r>
+      <w:r>
+        <w:t xml:space="preserve">postoji glavni nedostatak zbog kojeg su električna vozila izgubila bitku protiv konvencionalnih prije stotinjak godina, a to je </w:t>
+      </w:r>
+      <w:r>
+        <w:t xml:space="preserve">veliko </w:t>
+      </w:r>
+      <w:r>
+        <w:t>ograničenje dometa</w:t>
+      </w:r>
+      <w:r>
+        <w:t xml:space="preserve"> u suprotnosti sa dosad uobičajenog</w:t>
+      </w:r>
+      <w:r>
+        <w:t>.</w:t>
+      </w:r>
+      <w:r>
+        <w:t xml:space="preserve"> </w:t>
+      </w:r>
+      <w:r>
+        <w:t xml:space="preserve">Velika većina ljudi i dalje preferira konvencionalna vozila zbog jednostavnosti da nije potrebno više puta stati tijekom puta </w:t>
+      </w:r>
+      <w:r>
+        <w:t>za</w:t>
+      </w:r>
+      <w:r>
+        <w:t xml:space="preserve"> punjenje energije vozila.</w:t>
+      </w:r>
+      <w:r>
+        <w:t xml:space="preserve"> </w:t>
+      </w:r>
+      <w:r>
+        <w:t xml:space="preserve">Za olakšanje utjecaja tog </w:t>
+      </w:r>
+      <w:r>
+        <w:t xml:space="preserve">problema predoče </w:t>
+      </w:r>
+      <w:r>
+        <w:t xml:space="preserve">dva rješenje, </w:t>
+      </w:r>
+      <w:r>
+        <w:t>poboljšanje same tehnologije baterija za brže punjenje i veći kapacitet</w:t>
+      </w:r>
+      <w:r>
+        <w:t xml:space="preserve"> te</w:t>
+      </w:r>
+      <w:r>
+        <w:t xml:space="preserve"> </w:t>
+      </w:r>
+      <w:r>
+        <w:t>fokusiranje na drug</w:t>
+      </w:r>
+      <w:r>
+        <w:t>ačiji pristup</w:t>
+      </w:r>
+      <w:r>
+        <w:t>,</w:t>
+      </w:r>
+      <w:r>
+        <w:t xml:space="preserve"> mijenjanj</w:t>
+      </w:r>
+      <w:r>
+        <w:t>e</w:t>
+      </w:r>
+      <w:r>
+        <w:t xml:space="preserve"> same baterije na stanicama za punjenje umjesto punjenja.</w:t>
+      </w:r>
+      <w:r>
+        <w:t xml:space="preserve"> Prvo rješenje </w:t>
+      </w:r>
+      <w:r>
+        <w:t xml:space="preserve">je </w:t>
+      </w:r>
+      <w:r>
+        <w:t xml:space="preserve">previše </w:t>
+      </w:r>
+      <w:r>
+        <w:t xml:space="preserve">dugotrajno </w:t>
+      </w:r>
+      <w:r>
+        <w:t xml:space="preserve">uzimajući u obzir </w:t>
+      </w:r>
+      <w:r>
+        <w:t>kontinuiran</w:t>
+      </w:r>
+      <w:r>
+        <w:t xml:space="preserve">o </w:t>
+      </w:r>
+      <w:r>
+        <w:t>oštećenje</w:t>
+      </w:r>
+      <w:r>
+        <w:t xml:space="preserve"> okoline, dok drugo donosi mnoge druge nedostatke, kao </w:t>
+      </w:r>
+      <w:r>
+        <w:t xml:space="preserve">kvarenje baterija i </w:t>
+      </w:r>
+      <w:r>
+        <w:t xml:space="preserve">potrebne </w:t>
+      </w:r>
+      <w:r>
+        <w:t>kompatibilnosti baterija sa svim električnim vozilima</w:t>
+      </w:r>
+      <w:r>
+        <w:t>, no za oba slučaja je potrebna efektivna raspodjela stanica za punjenje</w:t>
+      </w:r>
+      <w:r>
+        <w:t>.</w:t>
+      </w:r>
+    </w:p>
+    <w:p>
+      <w:pPr>
+        <w:pStyle w:val="Heading2"/>
+      </w:pPr>
+      <w:r>
+        <w:lastRenderedPageBreak/>
+        <w:t>Stanice za punjenje</w:t>
+      </w:r>
+    </w:p>
+    <w:p>
+      <w:r>
+        <w:t xml:space="preserve">Stanice za punjenje električnih vozila su osmišljene još i prije ideje benzinskih postaja. Budući da je prvo razvijen električni auto te je prvi bio popularan, osmišljene su i stanice za punjenje u urbane i izvan urbane svrhe. </w:t>
+      </w:r>
+      <w:r>
+        <w:t xml:space="preserve">U </w:t>
+      </w:r>
+      <w:r>
+        <w:t>New York</w:t>
+      </w:r>
+      <w:r>
+        <w:t xml:space="preserve">u </w:t>
+      </w:r>
+      <w:r>
+        <w:t xml:space="preserve">je </w:t>
+      </w:r>
+      <w:r>
+        <w:t xml:space="preserve">oko 1900. godine </w:t>
+      </w:r>
+      <w:r>
+        <w:t>napravljen</w:t>
+      </w:r>
+      <w:r>
+        <w:t xml:space="preserve"> takozvani „</w:t>
+      </w:r>
+      <w:r>
+        <w:rPr>
+          <w:i/>
+          <w:iCs/>
+        </w:rPr>
+        <w:t>charging hydrant</w:t>
+      </w:r>
+      <w:r>
+        <w:t>“</w:t>
+      </w:r>
+      <w:r>
+        <w:t xml:space="preserve"> sustav, tj. sustav „hidranata“ za punjenje električnih vozila.</w:t>
+      </w:r>
+      <w:r>
+        <w:t xml:space="preserve"> </w:t>
+      </w:r>
+      <w:r>
+        <w:t xml:space="preserve">Funkcionirao je </w:t>
+      </w:r>
+      <w:r>
+        <w:t xml:space="preserve">na način da korisnik ubaci novce te mu „hidrant“ ispiše koliko watt sati </w:t>
+      </w:r>
+      <w:r>
+        <w:t xml:space="preserve">punjenja može dobiti za tu cijenu. Naravno, i dalje je potreba za dugotrajnim punjenjem bila veliki problem </w:t>
+      </w:r>
+      <w:r>
+        <w:t xml:space="preserve">za proširenje korištenja električnih vozila, te su zato osmišljene spomenute stanice za izvan urbano punjenje. Te stanice prate ideju mijenjanja baterije, </w:t>
+      </w:r>
+      <w:r>
+        <w:t xml:space="preserve">čime bi pokušale riješiti problem kratkog dometa kroz </w:t>
+      </w:r>
+      <w:r>
+        <w:t xml:space="preserve">često </w:t>
+      </w:r>
+      <w:r>
+        <w:t>no</w:t>
+      </w:r>
+      <w:r>
+        <w:t xml:space="preserve"> </w:t>
+      </w:r>
+      <w:r>
+        <w:t>minimalno stajanje na stanicama za punjenje tijekom puta.</w:t>
+      </w:r>
+      <w:r>
+        <w:t xml:space="preserve"> Također su </w:t>
+      </w:r>
+      <w:r>
+        <w:t>isproban</w:t>
+      </w:r>
+      <w:r>
+        <w:t>e razne danas učestale metode, kao punjenje baterije pri kočenju i hibridna vozila</w:t>
+      </w:r>
+      <w:r>
+        <w:t xml:space="preserve">. </w:t>
+      </w:r>
+      <w:r>
+        <w:t xml:space="preserve">Nažalost ništa od toga nije doživjelo </w:t>
+      </w:r>
+      <w:r>
+        <w:t xml:space="preserve">dovoljno veliku popularnost </w:t>
+      </w:r>
+      <w:r>
+        <w:t xml:space="preserve">zbog </w:t>
+      </w:r>
+      <w:r>
+        <w:t>brzog razvoja vozila</w:t>
+      </w:r>
+      <w:r>
+        <w:t xml:space="preserve"> koja koriste mot</w:t>
+      </w:r>
+      <w:r>
+        <w:t xml:space="preserve">or </w:t>
+      </w:r>
+      <w:r>
+        <w:t>sa unutarnjim izgaranjem</w:t>
+      </w:r>
+      <w:r>
+        <w:t>.</w:t>
+      </w:r>
+      <w:r>
+        <w:t xml:space="preserve"> </w:t>
+      </w:r>
+      <w:r>
+        <w:t>[d]</w:t>
+      </w:r>
+    </w:p>
+    <w:p>
+      <w:pPr>
+        <w:pStyle w:val="Heading2"/>
+      </w:pPr>
+      <w:r>
+        <w:t>Autonomni promet</w:t>
+      </w:r>
+    </w:p>
+    <w:p>
+      <w:r>
+        <w:t xml:space="preserve">Razvojem raznih područja umjetne inteligencije kroz prošlo stoljeće pojavila se dodatna ideja </w:t>
+      </w:r>
+      <w:r>
+        <w:t xml:space="preserve">razvoja autonomnih vozila </w:t>
+      </w:r>
+      <w:r>
+        <w:t>uz razvoj tehnologije električnih vozila</w:t>
+      </w:r>
+      <w:r>
+        <w:t xml:space="preserve">. </w:t>
+      </w:r>
+      <w:r>
+        <w:t xml:space="preserve"> </w:t>
+      </w:r>
+    </w:p>
+    <w:p/>
+    <w:p>
+      <w:pPr>
+        <w:pStyle w:val="Heading1"/>
+      </w:pPr>
+      <w:bookmarkStart w:id="2" w:name="_Toc231218456"/>
+      <w:r>
+        <w:lastRenderedPageBreak/>
+        <w:t>Problem raspodjele stanica</w:t>
+      </w:r>
+      <w:bookmarkEnd w:id="2"/>
+    </w:p>
+    <w:p>
       <w:pPr>
         <w:spacing w:before="0" w:after="160" w:line="278" w:lineRule="auto"/>
         <w:jc w:val="left"/>
@@ -2191,24 +3548,118 @@
           <w:sz w:val="28"/>
         </w:rPr>
       </w:pPr>
-      <w:r>
+    </w:p>
+    <w:p>
+      <w:pPr>
+        <w:spacing w:before="0" w:after="160" w:line="278" w:lineRule="auto"/>
+        <w:jc w:val="left"/>
         <w:rPr>
           <w:rFonts w:ascii="Arial" w:hAnsi="Arial" w:cs="Arial"/>
           <w:sz w:val="28"/>
         </w:rPr>
-        <w:br w:type="page"/>
-      </w:r>
-    </w:p>
+      </w:pPr>
+    </w:p>
+    <w:p>
+      <w:pPr>
+        <w:pStyle w:val="Heading2"/>
+      </w:pPr>
+      <w:r>
+        <w:t>Formulacija</w:t>
+      </w:r>
+    </w:p>
+    <w:p/>
+    <w:p>
+      <w:pPr>
+        <w:pStyle w:val="Heading3"/>
+      </w:pPr>
+      <w:r>
+        <w:rPr>
+          <w:i/>
+          <w:iCs/>
+        </w:rPr>
+        <w:t>K-means</w:t>
+      </w:r>
+    </w:p>
+    <w:p/>
+    <w:p/>
+    <w:p>
+      <w:pPr>
+        <w:pStyle w:val="Heading2"/>
+      </w:pPr>
+      <w:r>
+        <w:t>Odabir rute</w:t>
+      </w:r>
+    </w:p>
+    <w:p/>
+    <w:p/>
+    <w:p>
+      <w:r>
+        <w:t xml:space="preserve">Dosad su postignuti razni uspjesi u oba područja te se još duboko istražuju, te isto vrijedi i za kombinaciju oba slučaja, tj. za promet autonomnih električnih vozila. No uglavnom su samo analizirane simulacije gdje vozila sebično odabiru stanicu za punjenje nakon što centralizirani sustav optimalno postavi stanice za punjene [3, 4]. </w:t>
+      </w:r>
+    </w:p>
+    <w:p/>
+    <w:p/>
+    <w:p>
+      <w:pPr>
+        <w:pStyle w:val="Heading3"/>
+      </w:pPr>
+      <w:r>
+        <w:t>Sebično</w:t>
+      </w:r>
+    </w:p>
+    <w:p/>
+    <w:p>
+      <w:pPr>
+        <w:pStyle w:val="Heading3"/>
+      </w:pPr>
+      <w:r>
+        <w:t>Centralizirano</w:t>
+      </w:r>
+    </w:p>
+    <w:p/>
+    <w:p>
+      <w:pPr>
+        <w:pStyle w:val="Heading2"/>
+      </w:pPr>
+      <w:r>
+        <w:lastRenderedPageBreak/>
+        <w:t>Raspodjela</w:t>
+      </w:r>
+    </w:p>
+    <w:p/>
+    <w:p>
+      <w:pPr>
+        <w:pStyle w:val="Heading3"/>
+      </w:pPr>
+      <w:r>
+        <w:t>Centraliziran</w:t>
+      </w:r>
+    </w:p>
+    <w:p/>
+    <w:p>
+      <w:pPr>
+        <w:pStyle w:val="Heading3"/>
+      </w:pPr>
+      <w:r>
+        <w:t>Kompetitivnost</w:t>
+      </w:r>
+    </w:p>
+    <w:p>
+      <w:r>
+        <w:t>No kada razmislimo o tome u kontekstu realnog svijeta, praktički je nemoguće staviti sva vozila cijelog svijeta pod jedan sustav, nego bi bilo više različitih sustava za upravljanje pojedinim regijama, koji bi onda bili različiti i time nejednako efektivni. Ista logika se može primijeniti i na same stanice za punjenje električnih vozila, današnje benzinske postaje nisu pod vlasti jedne već više različitih tvrtka sa drugačijim cijenama, te zato isto možemo očekivati i za buduće stanice za električna vozila. Time dolazimo do glavne ideje kojom se ovaj rad bavi, analiza razlika između centraliziranog i kompetitivne raspodjele električnih stanica, u slučaju autonomnog i sebičnog prometa. Korisnost ekonomske kompetitivnosti već je dobro istražena, kompetitivnost generalno poboljšava alokaciju resursa i smanjuje cijene, što bi bilo idealno u realnoj implementaciji raspodjele stanica za punjenje električnih vozila [5]. U radu su opisani spomenuti fundamentalni problemi i glavni problem optimizacije raspodjele stanica za punjenje električnih vozila te analizirane simulacije od par mogućih rješenja za svaki od opisanih slučaja.  …</w:t>
+      </w:r>
+    </w:p>
+    <w:p/>
     <w:p>
       <w:pPr>
         <w:pStyle w:val="Heading1"/>
       </w:pPr>
-      <w:bookmarkStart w:id="1" w:name="_Toc231216489"/>
+      <w:bookmarkStart w:id="3" w:name="_Toc231218458"/>
       <w:r>
         <w:lastRenderedPageBreak/>
         <w:t>?</w:t>
       </w:r>
-      <w:bookmarkEnd w:id="1"/>
+      <w:bookmarkEnd w:id="3"/>
     </w:p>
     <w:p>
       <w:pPr>
@@ -2231,40 +3682,12 @@
       <w:pPr>
         <w:pStyle w:val="Heading1"/>
       </w:pPr>
-      <w:bookmarkStart w:id="2" w:name="_Toc231216490"/>
-      <w:r>
-        <w:lastRenderedPageBreak/>
-        <w:t>?</w:t>
-      </w:r>
-      <w:bookmarkEnd w:id="2"/>
-    </w:p>
-    <w:p>
-      <w:pPr>
-        <w:spacing w:before="0" w:after="160" w:line="278" w:lineRule="auto"/>
-        <w:jc w:val="left"/>
-        <w:rPr>
-          <w:rFonts w:ascii="Arial" w:hAnsi="Arial" w:cs="Arial"/>
-          <w:sz w:val="28"/>
-        </w:rPr>
-      </w:pPr>
-      <w:r>
-        <w:rPr>
-          <w:rFonts w:ascii="Arial" w:hAnsi="Arial" w:cs="Arial"/>
-          <w:sz w:val="28"/>
-        </w:rPr>
-        <w:br w:type="page"/>
-      </w:r>
-    </w:p>
-    <w:p>
-      <w:pPr>
-        <w:pStyle w:val="Heading1"/>
-      </w:pPr>
-      <w:bookmarkStart w:id="3" w:name="_Toc231216491"/>
+      <w:bookmarkStart w:id="4" w:name="_Toc231218459"/>
       <w:r>
         <w:lastRenderedPageBreak/>
         <w:t>Implementacija</w:t>
       </w:r>
-      <w:bookmarkEnd w:id="3"/>
+      <w:bookmarkEnd w:id="4"/>
     </w:p>
     <w:p>
       <w:pPr>
@@ -2274,22 +3697,14 @@
           <w:iCs w:val="0"/>
         </w:rPr>
       </w:pPr>
-      <w:bookmarkStart w:id="4" w:name="_Toc231216492"/>
-      <w:proofErr w:type="spellStart"/>
+      <w:bookmarkStart w:id="5" w:name="_Toc231218460"/>
       <w:r>
         <w:rPr>
           <w:i/>
         </w:rPr>
-        <w:t>Eclipse</w:t>
-      </w:r>
-      <w:proofErr w:type="spellEnd"/>
-      <w:r>
-        <w:rPr>
-          <w:i/>
-        </w:rPr>
-        <w:t xml:space="preserve"> SUMO</w:t>
-      </w:r>
-      <w:bookmarkEnd w:id="4"/>
+        <w:t>Eclipse SUMO</w:t>
+      </w:r>
+      <w:bookmarkEnd w:id="5"/>
     </w:p>
     <w:p/>
     <w:p>
@@ -2300,46 +3715,44 @@
           <w:iCs w:val="0"/>
         </w:rPr>
       </w:pPr>
-      <w:bookmarkStart w:id="5" w:name="_Toc231216493"/>
-      <w:proofErr w:type="spellStart"/>
+      <w:bookmarkStart w:id="6" w:name="_Toc231218461"/>
       <w:r>
         <w:rPr>
           <w:i/>
         </w:rPr>
         <w:t>Networkx</w:t>
       </w:r>
-      <w:bookmarkEnd w:id="5"/>
-      <w:proofErr w:type="spellEnd"/>
+      <w:bookmarkEnd w:id="6"/>
     </w:p>
     <w:p/>
     <w:p>
       <w:pPr>
         <w:pStyle w:val="Heading2"/>
       </w:pPr>
-      <w:bookmarkStart w:id="6" w:name="_Toc231216494"/>
+      <w:bookmarkStart w:id="7" w:name="_Toc231218462"/>
       <w:r>
         <w:t>Modifikacija mreže</w:t>
       </w:r>
-      <w:bookmarkEnd w:id="6"/>
+      <w:bookmarkEnd w:id="7"/>
     </w:p>
     <w:p/>
     <w:p>
       <w:pPr>
         <w:pStyle w:val="Heading2"/>
       </w:pPr>
-      <w:bookmarkStart w:id="7" w:name="_Toc231216495"/>
+      <w:bookmarkStart w:id="8" w:name="_Toc231218463"/>
       <w:r>
         <w:t>Algoritmi</w:t>
       </w:r>
-      <w:bookmarkEnd w:id="7"/>
+      <w:bookmarkEnd w:id="8"/>
     </w:p>
     <w:p/>
     <w:p>
       <w:pPr>
         <w:pStyle w:val="Heading2"/>
       </w:pPr>
-      <w:bookmarkStart w:id="8" w:name="_Toc231216496"/>
-      <w:bookmarkEnd w:id="8"/>
+      <w:bookmarkStart w:id="9" w:name="_Toc231218464"/>
+      <w:bookmarkEnd w:id="9"/>
     </w:p>
     <w:p>
       <w:pPr>
@@ -2360,33 +3773,33 @@
       <w:pPr>
         <w:pStyle w:val="Heading1"/>
       </w:pPr>
-      <w:bookmarkStart w:id="9" w:name="_Toc231216497"/>
+      <w:bookmarkStart w:id="10" w:name="_Toc231218465"/>
       <w:r>
         <w:lastRenderedPageBreak/>
         <w:t>Rješenja</w:t>
       </w:r>
-      <w:bookmarkEnd w:id="9"/>
+      <w:bookmarkEnd w:id="10"/>
     </w:p>
     <w:p>
       <w:pPr>
         <w:pStyle w:val="Heading2"/>
       </w:pPr>
-      <w:bookmarkStart w:id="10" w:name="_Toc231216498"/>
+      <w:bookmarkStart w:id="11" w:name="_Toc231218466"/>
       <w:r>
         <w:t>Algoritmi</w:t>
       </w:r>
-      <w:bookmarkEnd w:id="10"/>
+      <w:bookmarkEnd w:id="11"/>
     </w:p>
     <w:p/>
     <w:p>
       <w:pPr>
         <w:pStyle w:val="Heading2"/>
       </w:pPr>
-      <w:bookmarkStart w:id="11" w:name="_Toc231216499"/>
+      <w:bookmarkStart w:id="12" w:name="_Toc231218467"/>
       <w:r>
         <w:t>Strojno učenje</w:t>
       </w:r>
-      <w:bookmarkEnd w:id="11"/>
+      <w:bookmarkEnd w:id="12"/>
     </w:p>
     <w:p/>
     <w:p>
@@ -2396,14 +3809,14 @@
           <w:rFonts w:asciiTheme="majorHAnsi" w:hAnsiTheme="majorHAnsi"/>
         </w:rPr>
       </w:pPr>
-      <w:bookmarkStart w:id="12" w:name="_Toc231216500"/>
+      <w:bookmarkStart w:id="13" w:name="_Toc231218468"/>
       <w:r>
         <w:rPr>
           <w:rFonts w:asciiTheme="majorHAnsi" w:hAnsiTheme="majorHAnsi"/>
         </w:rPr>
         <w:t>Solo agent</w:t>
       </w:r>
-      <w:bookmarkEnd w:id="12"/>
+      <w:bookmarkEnd w:id="13"/>
     </w:p>
     <w:p/>
     <w:p>
@@ -2415,7 +3828,7 @@
           <w:iCs/>
         </w:rPr>
       </w:pPr>
-      <w:bookmarkStart w:id="13" w:name="_Toc231216501"/>
+      <w:bookmarkStart w:id="14" w:name="_Toc231218469"/>
       <w:r>
         <w:rPr>
           <w:rFonts w:asciiTheme="majorHAnsi" w:hAnsiTheme="majorHAnsi"/>
@@ -2424,7 +3837,7 @@
         </w:rPr>
         <w:t>MARL</w:t>
       </w:r>
-      <w:bookmarkEnd w:id="13"/>
+      <w:bookmarkEnd w:id="14"/>
     </w:p>
     <w:p>
       <w:r>
@@ -2434,13 +3847,17 @@
     <w:p>
       <w:pPr>
         <w:pStyle w:val="Heading1"/>
-      </w:pPr>
-      <w:bookmarkStart w:id="14" w:name="_Toc231216502"/>
+        <w:numPr>
+          <w:ilvl w:val="0"/>
+          <w:numId w:val="0"/>
+        </w:numPr>
+      </w:pPr>
+      <w:bookmarkStart w:id="15" w:name="_Toc231218470"/>
       <w:r>
         <w:lastRenderedPageBreak/>
-        <w:t>Završetak</w:t>
-      </w:r>
-      <w:bookmarkEnd w:id="14"/>
+        <w:t>Zaključak</w:t>
+      </w:r>
+      <w:bookmarkEnd w:id="15"/>
     </w:p>
     <w:p>
       <w:pPr>
@@ -2462,13 +3879,777 @@
     <w:p>
       <w:pPr>
         <w:pStyle w:val="Heading1"/>
-      </w:pPr>
-      <w:bookmarkStart w:id="15" w:name="_Toc231216503"/>
+        <w:numPr>
+          <w:ilvl w:val="0"/>
+          <w:numId w:val="0"/>
+        </w:numPr>
+      </w:pPr>
+      <w:bookmarkStart w:id="16" w:name="_Toc231218471"/>
       <w:r>
         <w:lastRenderedPageBreak/>
         <w:t>Literatura</w:t>
       </w:r>
-      <w:bookmarkEnd w:id="15"/>
+      <w:bookmarkEnd w:id="16"/>
+    </w:p>
+    <w:p>
+      <w:pPr>
+        <w:pStyle w:val="literatura"/>
+        <w:rPr>
+          <w:lang w:val="hr-HR"/>
+        </w:rPr>
+      </w:pPr>
+      <w:r>
+        <w:rPr>
+          <w:lang w:val="hr-HR"/>
+        </w:rPr>
+        <w:t xml:space="preserve">[b] </w:t>
+      </w:r>
+      <w:r>
+        <w:rPr>
+          <w:lang w:val="hr-HR"/>
+        </w:rPr>
+        <w:t xml:space="preserve">Albatayneh, Aiman, et al. </w:t>
+      </w:r>
+      <w:r>
+        <w:rPr>
+          <w:i/>
+          <w:iCs/>
+          <w:lang w:val="hr-HR"/>
+        </w:rPr>
+        <w:t>Comparison of the overall energy efficiency for internal combustion engine vehicles and electric vehicle</w:t>
+      </w:r>
+      <w:r>
+        <w:rPr>
+          <w:lang w:val="hr-HR"/>
+        </w:rPr>
+        <w:t>,</w:t>
+      </w:r>
+      <w:r>
+        <w:t xml:space="preserve"> </w:t>
+      </w:r>
+      <w:r>
+        <w:rPr>
+          <w:lang w:val="hr-HR"/>
+        </w:rPr>
+        <w:t>Environmental and Climate Technologies, 24</w:t>
+      </w:r>
+      <w:r>
+        <w:rPr>
+          <w:lang w:val="hr-HR"/>
+        </w:rPr>
+        <w:t>,1</w:t>
+      </w:r>
+      <w:r>
+        <w:rPr>
+          <w:lang w:val="hr-HR"/>
+        </w:rPr>
+        <w:t xml:space="preserve"> (2020</w:t>
+      </w:r>
+      <w:r>
+        <w:rPr>
+          <w:lang w:val="hr-HR"/>
+        </w:rPr>
+        <w:t>.</w:t>
+      </w:r>
+      <w:r>
+        <w:rPr>
+          <w:lang w:val="hr-HR"/>
+        </w:rPr>
+        <w:t>)</w:t>
+      </w:r>
+      <w:r>
+        <w:rPr>
+          <w:lang w:val="hr-HR"/>
+        </w:rPr>
+        <w:t>, str. 669-680</w:t>
+      </w:r>
+    </w:p>
+    <w:p>
+      <w:pPr>
+        <w:pStyle w:val="literatura"/>
+        <w:rPr>
+          <w:lang w:val="hr-HR"/>
+        </w:rPr>
+      </w:pPr>
+      <w:r>
+        <w:rPr>
+          <w:lang w:val="hr-HR"/>
+        </w:rPr>
+        <w:t xml:space="preserve">[c] </w:t>
+      </w:r>
+      <w:r>
+        <w:rPr>
+          <w:lang w:val="hr-HR"/>
+        </w:rPr>
+        <w:t>Poornesh</w:t>
+      </w:r>
+      <w:r>
+        <w:rPr>
+          <w:lang w:val="hr-HR"/>
+        </w:rPr>
+        <w:t xml:space="preserve">, K. </w:t>
+      </w:r>
+      <w:r>
+        <w:rPr>
+          <w:lang w:val="hr-HR"/>
+        </w:rPr>
+        <w:t>, Nivya</w:t>
+      </w:r>
+      <w:r>
+        <w:rPr>
+          <w:lang w:val="hr-HR"/>
+        </w:rPr>
+        <w:t>, K.P.</w:t>
+      </w:r>
+      <w:r>
+        <w:rPr>
+          <w:lang w:val="hr-HR"/>
+        </w:rPr>
+        <w:t xml:space="preserve">, </w:t>
+      </w:r>
+      <w:r>
+        <w:rPr>
+          <w:lang w:val="hr-HR"/>
+        </w:rPr>
+        <w:t>Sireesha</w:t>
+      </w:r>
+      <w:r>
+        <w:rPr>
+          <w:lang w:val="hr-HR"/>
+        </w:rPr>
+        <w:t>, K</w:t>
+      </w:r>
+      <w:r>
+        <w:rPr>
+          <w:lang w:val="hr-HR"/>
+        </w:rPr>
+        <w:t xml:space="preserve">. </w:t>
+      </w:r>
+      <w:r>
+        <w:rPr>
+          <w:i/>
+          <w:lang w:val="hr-HR"/>
+        </w:rPr>
+        <w:t>A Comparative study on Electric Vehicle and Internal Combustion Engine Vehicles</w:t>
+      </w:r>
+      <w:r>
+        <w:rPr>
+          <w:lang w:val="hr-HR"/>
+        </w:rPr>
+        <w:t>,</w:t>
+      </w:r>
+      <w:r>
+        <w:rPr>
+          <w:lang w:val="hr-HR"/>
+        </w:rPr>
+        <w:t xml:space="preserve"> </w:t>
+      </w:r>
+      <w:r>
+        <w:rPr>
+          <w:lang w:val="hr-HR"/>
+        </w:rPr>
+        <w:t>2020 International Conference on Smart Electronics and Communication (ICOSEC)</w:t>
+      </w:r>
+      <w:r>
+        <w:rPr>
+          <w:lang w:val="hr-HR"/>
+        </w:rPr>
+        <w:t xml:space="preserve">, Trichy, India, </w:t>
+      </w:r>
+      <w:r>
+        <w:rPr>
+          <w:lang w:val="hr-HR"/>
+        </w:rPr>
+        <w:t>(</w:t>
+      </w:r>
+      <w:r>
+        <w:rPr>
+          <w:lang w:val="hr-HR"/>
+        </w:rPr>
+        <w:t>2020</w:t>
+      </w:r>
+      <w:r>
+        <w:rPr>
+          <w:lang w:val="hr-HR"/>
+        </w:rPr>
+        <w:t>.</w:t>
+      </w:r>
+      <w:r>
+        <w:rPr>
+          <w:lang w:val="hr-HR"/>
+        </w:rPr>
+        <w:t>)</w:t>
+      </w:r>
+      <w:r>
+        <w:rPr>
+          <w:lang w:val="hr-HR"/>
+        </w:rPr>
+        <w:t xml:space="preserve">, </w:t>
+      </w:r>
+      <w:r>
+        <w:rPr>
+          <w:lang w:val="hr-HR"/>
+        </w:rPr>
+        <w:t>str</w:t>
+      </w:r>
+      <w:r>
+        <w:rPr>
+          <w:lang w:val="hr-HR"/>
+        </w:rPr>
+        <w:t>. 1179-1183</w:t>
+      </w:r>
+      <w:r>
+        <w:rPr>
+          <w:lang w:val="hr-HR"/>
+        </w:rPr>
+        <w:t>.</w:t>
+      </w:r>
+    </w:p>
+    <w:p>
+      <w:pPr>
+        <w:pStyle w:val="literatura"/>
+        <w:rPr>
+          <w:lang w:val="hr-HR"/>
+        </w:rPr>
+      </w:pPr>
+      <w:r>
+        <w:rPr>
+          <w:lang w:val="hr-HR"/>
+        </w:rPr>
+        <w:t>[d]</w:t>
+      </w:r>
+      <w:r>
+        <w:rPr>
+          <w:lang w:val="hr-HR"/>
+        </w:rPr>
+        <w:t xml:space="preserve"> </w:t>
+      </w:r>
+      <w:r>
+        <w:rPr>
+          <w:lang w:val="hr-HR"/>
+        </w:rPr>
+        <w:t>H</w:t>
+      </w:r>
+      <w:r>
+        <w:rPr>
+          <w:lang w:val="hr-HR"/>
+        </w:rPr>
+        <w:t>øyer</w:t>
+      </w:r>
+      <w:r>
+        <w:rPr>
+          <w:lang w:val="hr-HR"/>
+        </w:rPr>
+        <w:t xml:space="preserve">, K. G. </w:t>
+      </w:r>
+      <w:r>
+        <w:rPr>
+          <w:i/>
+          <w:iCs/>
+          <w:lang w:val="hr-HR"/>
+        </w:rPr>
+        <w:t>The history of alternative fuels in transportation: The case of electric and hybrid cars</w:t>
+      </w:r>
+      <w:r>
+        <w:rPr>
+          <w:lang w:val="hr-HR"/>
+        </w:rPr>
+        <w:t xml:space="preserve">, </w:t>
+      </w:r>
+      <w:r>
+        <w:rPr>
+          <w:lang w:val="hr-HR"/>
+        </w:rPr>
+        <w:t xml:space="preserve">Utilities Policy, 16,2 </w:t>
+      </w:r>
+      <w:r>
+        <w:rPr>
+          <w:lang w:val="hr-HR"/>
+        </w:rPr>
+        <w:t>(</w:t>
+      </w:r>
+      <w:r>
+        <w:rPr>
+          <w:lang w:val="hr-HR"/>
+        </w:rPr>
+        <w:t>2008</w:t>
+      </w:r>
+      <w:r>
+        <w:rPr>
+          <w:lang w:val="hr-HR"/>
+        </w:rPr>
+        <w:t>.</w:t>
+      </w:r>
+      <w:r>
+        <w:rPr>
+          <w:lang w:val="hr-HR"/>
+        </w:rPr>
+        <w:t>)</w:t>
+      </w:r>
+      <w:r>
+        <w:rPr>
+          <w:lang w:val="hr-HR"/>
+        </w:rPr>
+        <w:t>, str. 63-71.</w:t>
+      </w:r>
+    </w:p>
+    <w:p>
+      <w:pPr>
+        <w:pStyle w:val="literatura"/>
+        <w:rPr>
+          <w:lang w:val="hr-HR"/>
+        </w:rPr>
+      </w:pPr>
+      <w:r>
+        <w:rPr>
+          <w:lang w:val="hr-HR"/>
+        </w:rPr>
+        <w:t xml:space="preserve">[e] </w:t>
+      </w:r>
+      <w:r>
+        <w:rPr>
+          <w:lang w:val="hr-HR"/>
+        </w:rPr>
+        <w:t>Hussain</w:t>
+      </w:r>
+      <w:r>
+        <w:rPr>
+          <w:lang w:val="hr-HR"/>
+        </w:rPr>
+        <w:t xml:space="preserve">, R., </w:t>
+      </w:r>
+      <w:r>
+        <w:rPr>
+          <w:lang w:val="hr-HR"/>
+        </w:rPr>
+        <w:t>Zeadally</w:t>
+      </w:r>
+      <w:r>
+        <w:rPr>
+          <w:lang w:val="hr-HR"/>
+        </w:rPr>
+        <w:t>, S.</w:t>
+      </w:r>
+      <w:r>
+        <w:rPr>
+          <w:lang w:val="hr-HR"/>
+        </w:rPr>
+        <w:t xml:space="preserve"> </w:t>
+      </w:r>
+      <w:r>
+        <w:rPr>
+          <w:i/>
+          <w:iCs/>
+          <w:lang w:val="hr-HR"/>
+        </w:rPr>
+        <w:t>Autonomous Cars: Research Results, Issues, and Future Challenges</w:t>
+      </w:r>
+      <w:r>
+        <w:rPr>
+          <w:lang w:val="hr-HR"/>
+        </w:rPr>
+        <w:t>, IEEE Communications Surveys &amp; Tutorials, 21,2</w:t>
+      </w:r>
+      <w:r>
+        <w:rPr>
+          <w:lang w:val="hr-HR"/>
+        </w:rPr>
+        <w:t xml:space="preserve"> (2019</w:t>
+      </w:r>
+      <w:r>
+        <w:rPr>
+          <w:lang w:val="hr-HR"/>
+        </w:rPr>
+        <w:t>.</w:t>
+      </w:r>
+      <w:r>
+        <w:rPr>
+          <w:lang w:val="hr-HR"/>
+        </w:rPr>
+        <w:t>)</w:t>
+      </w:r>
+      <w:r>
+        <w:rPr>
+          <w:lang w:val="hr-HR"/>
+        </w:rPr>
+        <w:t xml:space="preserve">, </w:t>
+      </w:r>
+      <w:r>
+        <w:rPr>
+          <w:lang w:val="hr-HR"/>
+        </w:rPr>
+        <w:t>str</w:t>
+      </w:r>
+      <w:r>
+        <w:rPr>
+          <w:lang w:val="hr-HR"/>
+        </w:rPr>
+        <w:t>. 1275-1313</w:t>
+      </w:r>
+    </w:p>
+    <w:p>
+      <w:pPr>
+        <w:pStyle w:val="literatura"/>
+        <w:rPr>
+          <w:lang w:val="hr-HR"/>
+        </w:rPr>
+      </w:pPr>
+      <w:r>
+        <w:rPr>
+          <w:lang w:val="hr-HR"/>
+        </w:rPr>
+        <w:t>.</w:t>
+      </w:r>
+    </w:p>
+    <w:p>
+      <w:pPr>
+        <w:pStyle w:val="literatura"/>
+        <w:rPr>
+          <w:lang w:val="hr-HR"/>
+        </w:rPr>
+      </w:pPr>
+      <w:r>
+        <w:rPr>
+          <w:lang w:val="hr-HR"/>
+        </w:rPr>
+        <w:t>.</w:t>
+      </w:r>
+    </w:p>
+    <w:p>
+      <w:pPr>
+        <w:pStyle w:val="literatura"/>
+        <w:rPr>
+          <w:lang w:val="hr-HR"/>
+        </w:rPr>
+      </w:pPr>
+      <w:r>
+        <w:rPr>
+          <w:lang w:val="hr-HR"/>
+        </w:rPr>
+        <w:t>.</w:t>
+      </w:r>
+    </w:p>
+    <w:p>
+      <w:pPr>
+        <w:pStyle w:val="literatura"/>
+        <w:rPr>
+          <w:lang w:val="hr-HR"/>
+        </w:rPr>
+      </w:pPr>
+      <w:r>
+        <w:rPr>
+          <w:lang w:val="hr-HR"/>
+        </w:rPr>
+        <w:t>[</w:t>
+      </w:r>
+      <w:r>
+        <w:rPr>
+          <w:lang w:val="hr-HR"/>
+        </w:rPr>
+        <w:t>k</w:t>
+      </w:r>
+      <w:r>
+        <w:rPr>
+          <w:lang w:val="hr-HR"/>
+        </w:rPr>
+        <w:t>]</w:t>
+      </w:r>
+      <w:r>
+        <w:rPr>
+          <w:lang w:val="hr-HR"/>
+        </w:rPr>
+        <w:t xml:space="preserve"> </w:t>
+      </w:r>
+      <w:r>
+        <w:rPr>
+          <w:lang w:val="hr-HR"/>
+        </w:rPr>
+        <w:t xml:space="preserve">Kipf, T. N., Welling, M. </w:t>
+      </w:r>
+      <w:r>
+        <w:rPr>
+          <w:i/>
+          <w:iCs/>
+          <w:lang w:val="hr-HR"/>
+        </w:rPr>
+        <w:t>Semi-Supervised Classification with Graph Convolutional Networks</w:t>
+      </w:r>
+      <w:r>
+        <w:rPr>
+          <w:lang w:val="hr-HR"/>
+        </w:rPr>
+        <w:t xml:space="preserve">, </w:t>
+      </w:r>
+      <w:r>
+        <w:rPr>
+          <w:lang w:val="hr-HR"/>
+        </w:rPr>
+        <w:t>International Conference on Learning Representations</w:t>
+      </w:r>
+      <w:r>
+        <w:rPr>
+          <w:lang w:val="hr-HR"/>
+        </w:rPr>
+        <w:t xml:space="preserve"> </w:t>
+      </w:r>
+      <w:r>
+        <w:rPr>
+          <w:lang w:val="hr-HR"/>
+        </w:rPr>
+        <w:t>(201</w:t>
+      </w:r>
+      <w:r>
+        <w:rPr>
+          <w:lang w:val="hr-HR"/>
+        </w:rPr>
+        <w:t>7</w:t>
+      </w:r>
+      <w:r>
+        <w:rPr>
+          <w:lang w:val="hr-HR"/>
+        </w:rPr>
+        <w:t>.</w:t>
+      </w:r>
+      <w:r>
+        <w:rPr>
+          <w:lang w:val="hr-HR"/>
+        </w:rPr>
+        <w:t>)</w:t>
+      </w:r>
+    </w:p>
+    <w:p>
+      <w:pPr>
+        <w:pStyle w:val="literatura"/>
+        <w:rPr>
+          <w:lang w:val="hr-HR"/>
+        </w:rPr>
+      </w:pPr>
+      <w:r>
+        <w:rPr>
+          <w:lang w:val="hr-HR"/>
+        </w:rPr>
+        <w:t>[l]</w:t>
+      </w:r>
+      <w:r>
+        <w:rPr>
+          <w:lang w:val="hr-HR"/>
+        </w:rPr>
+        <w:t xml:space="preserve"> </w:t>
+      </w:r>
+      <w:r>
+        <w:rPr>
+          <w:lang w:val="hr-HR"/>
+        </w:rPr>
+        <w:t xml:space="preserve">Jana, D., </w:t>
+      </w:r>
+      <w:r>
+        <w:rPr>
+          <w:lang w:val="hr-HR"/>
+        </w:rPr>
+        <w:t xml:space="preserve">Malama S., Narasimhan S., Taciroglu, E. </w:t>
+      </w:r>
+      <w:r>
+        <w:rPr>
+          <w:i/>
+          <w:iCs/>
+          <w:lang w:val="hr-HR"/>
+        </w:rPr>
+        <w:t>Edge-based graph neural network for ranking critical road segment sin a network</w:t>
+      </w:r>
+      <w:r>
+        <w:rPr>
+          <w:lang w:val="hr-HR"/>
+        </w:rPr>
+        <w:t xml:space="preserve">, </w:t>
+      </w:r>
+      <w:r>
+        <w:rPr>
+          <w:lang w:val="hr-HR"/>
+        </w:rPr>
+        <w:t>PLOS ONE</w:t>
+      </w:r>
+      <w:r>
+        <w:rPr>
+          <w:lang w:val="hr-HR"/>
+        </w:rPr>
+        <w:t>, 12,18</w:t>
+      </w:r>
+      <w:r>
+        <w:rPr>
+          <w:lang w:val="hr-HR"/>
+        </w:rPr>
+        <w:t xml:space="preserve"> (</w:t>
+      </w:r>
+      <w:r>
+        <w:rPr>
+          <w:lang w:val="hr-HR"/>
+        </w:rPr>
+        <w:t>2023.</w:t>
+      </w:r>
+      <w:r>
+        <w:rPr>
+          <w:lang w:val="hr-HR"/>
+        </w:rPr>
+        <w:t>)</w:t>
+      </w:r>
+      <w:r>
+        <w:rPr>
+          <w:lang w:val="hr-HR"/>
+        </w:rPr>
+        <w:t>, str. 1-36.</w:t>
+      </w:r>
+    </w:p>
+    <w:p>
+      <w:pPr>
+        <w:pStyle w:val="literatura"/>
+        <w:rPr>
+          <w:lang w:val="hr-HR"/>
+        </w:rPr>
+      </w:pPr>
+      <w:r>
+        <w:rPr>
+          <w:lang w:val="hr-HR"/>
+        </w:rPr>
+        <w:t>.</w:t>
+      </w:r>
+    </w:p>
+    <w:p>
+      <w:pPr>
+        <w:pStyle w:val="literatura"/>
+        <w:rPr>
+          <w:lang w:val="hr-HR"/>
+        </w:rPr>
+      </w:pPr>
+      <w:r>
+        <w:rPr>
+          <w:lang w:val="hr-HR"/>
+        </w:rPr>
+        <w:t xml:space="preserve">[a] </w:t>
+      </w:r>
+      <w:r>
+        <w:rPr>
+          <w:lang w:val="hr-HR"/>
+        </w:rPr>
+        <w:t>Dufwenberg</w:t>
+      </w:r>
+      <w:r>
+        <w:rPr>
+          <w:lang w:val="hr-HR"/>
+        </w:rPr>
+        <w:t>, M.</w:t>
+      </w:r>
+      <w:r>
+        <w:rPr>
+          <w:lang w:val="hr-HR"/>
+        </w:rPr>
+        <w:t>, Gneezy</w:t>
+      </w:r>
+      <w:r>
+        <w:rPr>
+          <w:lang w:val="hr-HR"/>
+        </w:rPr>
+        <w:t>, U.</w:t>
+      </w:r>
+      <w:r>
+        <w:rPr>
+          <w:lang w:val="hr-HR"/>
+        </w:rPr>
+        <w:t xml:space="preserve"> </w:t>
+      </w:r>
+      <w:r>
+        <w:rPr>
+          <w:i/>
+          <w:iCs/>
+          <w:lang w:val="hr-HR"/>
+        </w:rPr>
+        <w:t>Price competition and market concentration: an experimental study</w:t>
+      </w:r>
+      <w:r>
+        <w:rPr>
+          <w:i/>
+          <w:iCs/>
+          <w:lang w:val="hr-HR"/>
+        </w:rPr>
+        <w:t>.</w:t>
+      </w:r>
+      <w:r>
+        <w:rPr>
+          <w:lang w:val="hr-HR"/>
+        </w:rPr>
+        <w:t xml:space="preserve"> </w:t>
+      </w:r>
+      <w:r>
+        <w:rPr>
+          <w:lang w:val="hr-HR"/>
+        </w:rPr>
+        <w:t>International Journal of Industrial Organization</w:t>
+      </w:r>
+      <w:r>
+        <w:rPr>
+          <w:lang w:val="hr-HR"/>
+        </w:rPr>
+        <w:t>, 18,1</w:t>
+      </w:r>
+      <w:r>
+        <w:rPr>
+          <w:lang w:val="hr-HR"/>
+        </w:rPr>
+        <w:t xml:space="preserve"> (2000</w:t>
+      </w:r>
+      <w:r>
+        <w:rPr>
+          <w:lang w:val="hr-HR"/>
+        </w:rPr>
+        <w:t>.</w:t>
+      </w:r>
+      <w:r>
+        <w:rPr>
+          <w:lang w:val="hr-HR"/>
+        </w:rPr>
+        <w:t>)</w:t>
+      </w:r>
+      <w:r>
+        <w:rPr>
+          <w:lang w:val="hr-HR"/>
+        </w:rPr>
+        <w:t>, str 7-22.</w:t>
+      </w:r>
+    </w:p>
+    <w:p>
+      <w:pPr>
+        <w:pStyle w:val="literatura"/>
+        <w:rPr>
+          <w:lang w:val="hr-HR"/>
+        </w:rPr>
+      </w:pPr>
+      <w:r>
+        <w:br w:type="page"/>
+      </w:r>
+    </w:p>
+    <w:p>
+      <w:pPr>
+        <w:pStyle w:val="Heading1"/>
+        <w:numPr>
+          <w:ilvl w:val="0"/>
+          <w:numId w:val="0"/>
+        </w:numPr>
+      </w:pPr>
+      <w:bookmarkStart w:id="17" w:name="_Toc231218472"/>
+      <w:r>
+        <w:lastRenderedPageBreak/>
+        <w:t>Sažetak</w:t>
+      </w:r>
+      <w:bookmarkEnd w:id="17"/>
+    </w:p>
+    <w:p>
+      <w:r>
+        <w:t>Naslov, sažetak, ključne riječi (na hrvatskom jeziku)</w:t>
+      </w:r>
+    </w:p>
+    <w:p>
+      <w:r>
+        <w:t>Sažetak opisuje sadržaj rada, prepričan u stotinjak riječi</w:t>
+      </w:r>
     </w:p>
     <w:p>
       <w:pPr>
@@ -2490,36 +4671,27 @@
     <w:p>
       <w:pPr>
         <w:pStyle w:val="Heading1"/>
-      </w:pPr>
-      <w:bookmarkStart w:id="16" w:name="_Toc231216504"/>
+        <w:numPr>
+          <w:ilvl w:val="0"/>
+          <w:numId w:val="0"/>
+        </w:numPr>
+      </w:pPr>
+      <w:bookmarkStart w:id="18" w:name="_Toc231218473"/>
       <w:r>
         <w:lastRenderedPageBreak/>
-        <w:t>Sažetak</w:t>
-      </w:r>
-      <w:bookmarkEnd w:id="16"/>
-    </w:p>
-    <w:p>
-      <w:r>
-        <w:t>Naslov, sažetak, ključne riječi (na hrvatskom jeziku)</w:t>
-      </w:r>
-    </w:p>
-    <w:p>
-      <w:r>
-        <w:t>Sažetak opisuje sadržaj rada, prepričan u stotinjak riječi</w:t>
+        <w:t>Summary</w:t>
+      </w:r>
+      <w:bookmarkEnd w:id="18"/>
+    </w:p>
+    <w:p>
+      <w:r>
+        <w:t>Title, summary, keywords (na engleskom jeziku)</w:t>
       </w:r>
     </w:p>
     <w:p>
       <w:pPr>
         <w:spacing w:before="0" w:after="160" w:line="278" w:lineRule="auto"/>
         <w:jc w:val="left"/>
-        <w:rPr>
-          <w:rFonts w:asciiTheme="majorHAnsi" w:eastAsiaTheme="majorEastAsia" w:hAnsiTheme="majorHAnsi" w:cstheme="majorBidi"/>
-          <w:color w:val="0F4761" w:themeColor="accent1" w:themeShade="BF"/>
-          <w:kern w:val="2"/>
-          <w:sz w:val="40"/>
-          <w:szCs w:val="40"/>
-          <w14:ligatures w14:val="standardContextual"/>
-        </w:rPr>
       </w:pPr>
       <w:r>
         <w:br w:type="page"/>
@@ -2533,32 +4705,80 @@
           <w:numId w:val="0"/>
         </w:numPr>
       </w:pPr>
-      <w:bookmarkStart w:id="17" w:name="_Toc231216505"/>
+      <w:bookmarkStart w:id="19" w:name="_Toc231218474"/>
       <w:r>
         <w:lastRenderedPageBreak/>
-        <w:t>Summary</w:t>
-      </w:r>
-      <w:bookmarkEnd w:id="17"/>
-    </w:p>
-    <w:p>
-      <w:r>
-        <w:t xml:space="preserve">Title, </w:t>
-      </w:r>
-      <w:proofErr w:type="spellStart"/>
-      <w:r>
-        <w:t>summary</w:t>
-      </w:r>
-      <w:proofErr w:type="spellEnd"/>
-      <w:r>
-        <w:t xml:space="preserve">, </w:t>
-      </w:r>
-      <w:proofErr w:type="spellStart"/>
-      <w:r>
-        <w:t>keywords</w:t>
-      </w:r>
-      <w:proofErr w:type="spellEnd"/>
-      <w:r>
-        <w:t xml:space="preserve"> (na engleskom jeziku)</w:t>
+        <w:t>Skraćenice</w:t>
+      </w:r>
+      <w:bookmarkEnd w:id="19"/>
+    </w:p>
+    <w:p>
+      <w:r>
+        <w:t xml:space="preserve">Ovo poglavlje nije obavezno, ali se može dodati radi preglednosti. </w:t>
+      </w:r>
+    </w:p>
+    <w:p/>
+    <w:p>
+      <w:r>
+        <w:t>ATM</w:t>
+      </w:r>
+      <w:r>
+        <w:tab/>
+      </w:r>
+      <w:r>
+        <w:rPr>
+          <w:i/>
+          <w:iCs/>
+        </w:rPr>
+        <w:t>Asynchronous Transfer Mode</w:t>
+      </w:r>
+      <w:r>
+        <w:tab/>
+        <w:t>asinkroni način prijenosa</w:t>
+      </w:r>
+    </w:p>
+    <w:p>
+      <w:r>
+        <w:t>ISDN</w:t>
+      </w:r>
+      <w:r>
+        <w:tab/>
+      </w:r>
+      <w:r>
+        <w:rPr>
+          <w:i/>
+          <w:iCs/>
+        </w:rPr>
+        <w:t>Integrated Services Digital Network</w:t>
+      </w:r>
+      <w:r>
+        <w:tab/>
+        <w:t>digitalna mreža integriranih usluga</w:t>
+      </w:r>
+    </w:p>
+    <w:p/>
+    <w:p>
+      <w:r>
+        <w:t xml:space="preserve">Napomena: na naslov </w:t>
+      </w:r>
+      <w:r>
+        <w:rPr>
+          <w:b/>
+          <w:bCs/>
+        </w:rPr>
+        <w:t>Skraćenice</w:t>
+      </w:r>
+      <w:r>
+        <w:t xml:space="preserve"> primijenite stil Heading 1, a zatim ručno maknite brojčanu oznaku (to je važno kako bi i skraćenice ušle u sadržaj na početku rada, prije uvoda). Pri kreiranju popisa skraćenica koristite stil </w:t>
+      </w:r>
+      <w:r>
+        <w:rPr>
+          <w:i/>
+        </w:rPr>
+        <w:t>nabrajanje</w:t>
+      </w:r>
+      <w:r>
+        <w:t>.</w:t>
       </w:r>
     </w:p>
     <w:p>
@@ -2578,149 +4798,14 @@
           <w:numId w:val="0"/>
         </w:numPr>
       </w:pPr>
-      <w:bookmarkStart w:id="18" w:name="_Toc231216506"/>
-      <w:r>
-        <w:lastRenderedPageBreak/>
-        <w:t>Skraćenice</w:t>
-      </w:r>
-      <w:bookmarkEnd w:id="18"/>
-    </w:p>
-    <w:p>
-      <w:r>
-        <w:t xml:space="preserve">Ovo poglavlje nije obavezno, ali se može dodati radi preglednosti. </w:t>
-      </w:r>
-    </w:p>
-    <w:p/>
-    <w:p>
-      <w:r>
-        <w:t>ATM</w:t>
-      </w:r>
-      <w:r>
-        <w:tab/>
-      </w:r>
-      <w:proofErr w:type="spellStart"/>
-      <w:r>
-        <w:rPr>
-          <w:i/>
-          <w:iCs/>
-        </w:rPr>
-        <w:t>Asynchronous</w:t>
-      </w:r>
-      <w:proofErr w:type="spellEnd"/>
-      <w:r>
-        <w:rPr>
-          <w:i/>
-          <w:iCs/>
-        </w:rPr>
-        <w:t xml:space="preserve"> Transfer Mode</w:t>
-      </w:r>
-      <w:r>
-        <w:tab/>
-        <w:t>asinkroni način prijenosa</w:t>
-      </w:r>
-    </w:p>
-    <w:p>
-      <w:r>
-        <w:t>ISDN</w:t>
-      </w:r>
-      <w:r>
-        <w:tab/>
-      </w:r>
-      <w:proofErr w:type="spellStart"/>
-      <w:r>
-        <w:rPr>
-          <w:i/>
-          <w:iCs/>
-        </w:rPr>
-        <w:t>Integrated</w:t>
-      </w:r>
-      <w:proofErr w:type="spellEnd"/>
-      <w:r>
-        <w:rPr>
-          <w:i/>
-          <w:iCs/>
-        </w:rPr>
-        <w:t xml:space="preserve"> </w:t>
-      </w:r>
-      <w:proofErr w:type="spellStart"/>
-      <w:r>
-        <w:rPr>
-          <w:i/>
-          <w:iCs/>
-        </w:rPr>
-        <w:t>Services</w:t>
-      </w:r>
-      <w:proofErr w:type="spellEnd"/>
-      <w:r>
-        <w:rPr>
-          <w:i/>
-          <w:iCs/>
-        </w:rPr>
-        <w:t xml:space="preserve"> Digital Network</w:t>
-      </w:r>
-      <w:r>
-        <w:tab/>
-        <w:t>digitalna mreža integriranih usluga</w:t>
-      </w:r>
-    </w:p>
-    <w:p/>
-    <w:p>
-      <w:r>
-        <w:t xml:space="preserve">Napomena: na naslov </w:t>
-      </w:r>
-      <w:r>
-        <w:rPr>
-          <w:b/>
-          <w:bCs/>
-        </w:rPr>
-        <w:t>Skraćenice</w:t>
-      </w:r>
-      <w:r>
-        <w:t xml:space="preserve"> primijenite stil </w:t>
-      </w:r>
-      <w:proofErr w:type="spellStart"/>
-      <w:r>
-        <w:t>Heading</w:t>
-      </w:r>
-      <w:proofErr w:type="spellEnd"/>
-      <w:r>
-        <w:t xml:space="preserve"> 1, a zatim ručno maknite brojčanu oznaku (to je važno kako bi i skraćenice ušle u sadržaj na početku rada, prije uvoda). Pri kreiranju popisa skraćenica koristite stil </w:t>
-      </w:r>
-      <w:r>
-        <w:rPr>
-          <w:i/>
-        </w:rPr>
-        <w:t>nabrajanje</w:t>
-      </w:r>
-      <w:r>
-        <w:t>.</w:t>
-      </w:r>
-    </w:p>
-    <w:p>
-      <w:pPr>
-        <w:spacing w:before="0" w:after="160" w:line="278" w:lineRule="auto"/>
-        <w:jc w:val="left"/>
-      </w:pPr>
-      <w:r>
-        <w:br w:type="page"/>
-      </w:r>
-    </w:p>
-    <w:p>
-      <w:pPr>
-        <w:pStyle w:val="Heading1"/>
-        <w:numPr>
-          <w:ilvl w:val="0"/>
-          <w:numId w:val="0"/>
-        </w:numPr>
-      </w:pPr>
-      <w:bookmarkStart w:id="19" w:name="_Toc23263744"/>
-      <w:bookmarkStart w:id="20" w:name="_Toc231216507"/>
+      <w:bookmarkStart w:id="20" w:name="_Toc23263744"/>
+      <w:bookmarkStart w:id="21" w:name="_Toc231218475"/>
       <w:r>
         <w:lastRenderedPageBreak/>
         <w:t>Privitak</w:t>
       </w:r>
-      <w:bookmarkEnd w:id="19"/>
       <w:bookmarkEnd w:id="20"/>
+      <w:bookmarkEnd w:id="21"/>
     </w:p>
     <w:p>
       <w:r>
@@ -2745,15 +4830,7 @@
     <w:p/>
     <w:p>
       <w:r>
-        <w:t xml:space="preserve">U privitku nemojte koristiti stilove razine </w:t>
-      </w:r>
-      <w:proofErr w:type="spellStart"/>
-      <w:r>
-        <w:t>Heading</w:t>
-      </w:r>
-      <w:proofErr w:type="spellEnd"/>
-      <w:r>
-        <w:t xml:space="preserve">, već samo (nenumerirani) stil Podnaslov. </w:t>
+        <w:t xml:space="preserve">U privitku nemojte koristiti stilove razine Heading, već samo (nenumerirani) stil Podnaslov. </w:t>
       </w:r>
     </w:p>
     <w:p>
@@ -2807,6 +4884,191 @@
 <file path=word/numbering.xml><?xml version="1.0" encoding="utf-8"?>
 <w:numbering xmlns:wpc="http://schemas.microsoft.com/office/word/2010/wordprocessingCanvas" xmlns:cx="http://schemas.microsoft.com/office/drawing/2014/chartex" xmlns:cx1="http://schemas.microsoft.com/office/drawing/2015/9/8/chartex" xmlns:cx2="http://schemas.microsoft.com/office/drawing/2015/10/21/chartex" xmlns:cx3="http://schemas.microsoft.com/office/drawing/2016/5/9/chartex" xmlns:cx4="http://schemas.microsoft.com/office/drawing/2016/5/10/chartex" xmlns:cx5="http://schemas.microsoft.com/office/drawing/2016/5/11/chartex" xmlns:cx6="http://schemas.microsoft.com/office/drawing/2016/5/12/chartex" xmlns:cx7="http://schemas.microsoft.com/office/drawing/2016/5/13/chartex" xmlns:cx8="http://schemas.microsoft.com/office/drawing/2016/5/14/chartex" xmlns:mc="http://schemas.openxmlformats.org/markup-compatibility/2006" xmlns:aink="http://schemas.microsoft.com/office/drawing/2016/ink" xmlns:am3d="http://schemas.microsoft.com/office/drawing/2017/model3d" xmlns:o="urn:schemas-microsoft-com:office:office" xmlns:oel="http://schemas.microsoft.com/office/2019/extlst" xmlns:r="http://schemas.openxmlformats.org/officeDocument/2006/relationships" xmlns:m="http://schemas.openxmlformats.org/officeDocument/2006/math" xmlns:v="urn:schemas-microsoft-com:vml" xmlns:wp14="http://schemas.microsoft.com/office/word/2010/wordprocessingDrawing" xmlns:wp="http://schemas.openxmlformats.org/drawingml/2006/wordprocessingDrawing" xmlns:w10="urn:schemas-microsoft-com:office:word" xmlns:w="http://schemas.openxmlformats.org/wordprocessingml/2006/main" xmlns:w14="http://schemas.microsoft.com/office/word/2010/wordml" xmlns:w15="http://schemas.microsoft.com/office/word/2012/wordml" xmlns:w16cex="http://schemas.microsoft.com/office/word/2018/wordml/cex" xmlns:w16cid="http://schemas.microsoft.com/office/word/2016/wordml/cid" xmlns:w16="http://schemas.microsoft.com/office/word/2018/wordml" xmlns:w16du="http://schemas.microsoft.com/office/word/2023/wordml/word16du" xmlns:w16sdtdh="http://schemas.microsoft.com/office/word/2020/wordml/sdtdatahash" xmlns:w16sdtfl="http://schemas.microsoft.com/office/word/2024/wordml/sdtformatlock" xmlns:w16se="http://schemas.microsoft.com/office/word/2015/wordml/symex" xmlns:wpg="http://schemas.microsoft.com/office/word/2010/wordprocessingGroup" xmlns:wpi="http://schemas.microsoft.com/office/word/2010/wordprocessingInk" xmlns:wne="http://schemas.microsoft.com/office/word/2006/wordml" xmlns:wps="http://schemas.microsoft.com/office/word/2010/wordprocessingShape" mc:Ignorable="w14 w15 w16se w16cid w16 w16cex w16sdtdh w16sdtfl w16du wp14">
   <w:abstractNum w:abstractNumId="0" w15:restartNumberingAfterBreak="0">
+    <w:nsid w:val="FFFFFF7C"/>
+    <w:multiLevelType w:val="singleLevel"/>
+    <w:tmpl w:val="2B84CA8E"/>
+    <w:lvl w:ilvl="0">
+      <w:start w:val="1"/>
+      <w:numFmt w:val="decimal"/>
+      <w:lvlText w:val="%1."/>
+      <w:lvlJc w:val="left"/>
+      <w:pPr>
+        <w:tabs>
+          <w:tab w:val="num" w:pos="1492"/>
+        </w:tabs>
+        <w:ind w:left="1492" w:hanging="360"/>
+      </w:pPr>
+    </w:lvl>
+  </w:abstractNum>
+  <w:abstractNum w:abstractNumId="1" w15:restartNumberingAfterBreak="0">
+    <w:nsid w:val="FFFFFF7D"/>
+    <w:multiLevelType w:val="singleLevel"/>
+    <w:tmpl w:val="4030ED14"/>
+    <w:lvl w:ilvl="0">
+      <w:start w:val="1"/>
+      <w:numFmt w:val="decimal"/>
+      <w:lvlText w:val="%1."/>
+      <w:lvlJc w:val="left"/>
+      <w:pPr>
+        <w:tabs>
+          <w:tab w:val="num" w:pos="1209"/>
+        </w:tabs>
+        <w:ind w:left="1209" w:hanging="360"/>
+      </w:pPr>
+    </w:lvl>
+  </w:abstractNum>
+  <w:abstractNum w:abstractNumId="2" w15:restartNumberingAfterBreak="0">
+    <w:nsid w:val="FFFFFF7E"/>
+    <w:multiLevelType w:val="singleLevel"/>
+    <w:tmpl w:val="01E89658"/>
+    <w:lvl w:ilvl="0">
+      <w:start w:val="1"/>
+      <w:numFmt w:val="decimal"/>
+      <w:lvlText w:val="%1."/>
+      <w:lvlJc w:val="left"/>
+      <w:pPr>
+        <w:tabs>
+          <w:tab w:val="num" w:pos="926"/>
+        </w:tabs>
+        <w:ind w:left="926" w:hanging="360"/>
+      </w:pPr>
+    </w:lvl>
+  </w:abstractNum>
+  <w:abstractNum w:abstractNumId="3" w15:restartNumberingAfterBreak="0">
+    <w:nsid w:val="FFFFFF7F"/>
+    <w:multiLevelType w:val="singleLevel"/>
+    <w:tmpl w:val="64C0893A"/>
+    <w:lvl w:ilvl="0">
+      <w:start w:val="1"/>
+      <w:numFmt w:val="decimal"/>
+      <w:lvlText w:val="%1."/>
+      <w:lvlJc w:val="left"/>
+      <w:pPr>
+        <w:tabs>
+          <w:tab w:val="num" w:pos="643"/>
+        </w:tabs>
+        <w:ind w:left="643" w:hanging="360"/>
+      </w:pPr>
+    </w:lvl>
+  </w:abstractNum>
+  <w:abstractNum w:abstractNumId="4" w15:restartNumberingAfterBreak="0">
+    <w:nsid w:val="FFFFFF80"/>
+    <w:multiLevelType w:val="singleLevel"/>
+    <w:tmpl w:val="51745998"/>
+    <w:lvl w:ilvl="0">
+      <w:start w:val="1"/>
+      <w:numFmt w:val="bullet"/>
+      <w:lvlText w:val=""/>
+      <w:lvlJc w:val="left"/>
+      <w:pPr>
+        <w:tabs>
+          <w:tab w:val="num" w:pos="1492"/>
+        </w:tabs>
+        <w:ind w:left="1492" w:hanging="360"/>
+      </w:pPr>
+      <w:rPr>
+        <w:rFonts w:ascii="Symbol" w:hAnsi="Symbol" w:hint="default"/>
+      </w:rPr>
+    </w:lvl>
+  </w:abstractNum>
+  <w:abstractNum w:abstractNumId="5" w15:restartNumberingAfterBreak="0">
+    <w:nsid w:val="FFFFFF81"/>
+    <w:multiLevelType w:val="singleLevel"/>
+    <w:tmpl w:val="06040B02"/>
+    <w:lvl w:ilvl="0">
+      <w:start w:val="1"/>
+      <w:numFmt w:val="bullet"/>
+      <w:lvlText w:val=""/>
+      <w:lvlJc w:val="left"/>
+      <w:pPr>
+        <w:tabs>
+          <w:tab w:val="num" w:pos="1209"/>
+        </w:tabs>
+        <w:ind w:left="1209" w:hanging="360"/>
+      </w:pPr>
+      <w:rPr>
+        <w:rFonts w:ascii="Symbol" w:hAnsi="Symbol" w:hint="default"/>
+      </w:rPr>
+    </w:lvl>
+  </w:abstractNum>
+  <w:abstractNum w:abstractNumId="6" w15:restartNumberingAfterBreak="0">
+    <w:nsid w:val="FFFFFF82"/>
+    <w:multiLevelType w:val="singleLevel"/>
+    <w:tmpl w:val="FC7A9938"/>
+    <w:lvl w:ilvl="0">
+      <w:start w:val="1"/>
+      <w:numFmt w:val="bullet"/>
+      <w:lvlText w:val=""/>
+      <w:lvlJc w:val="left"/>
+      <w:pPr>
+        <w:tabs>
+          <w:tab w:val="num" w:pos="926"/>
+        </w:tabs>
+        <w:ind w:left="926" w:hanging="360"/>
+      </w:pPr>
+      <w:rPr>
+        <w:rFonts w:ascii="Symbol" w:hAnsi="Symbol" w:hint="default"/>
+      </w:rPr>
+    </w:lvl>
+  </w:abstractNum>
+  <w:abstractNum w:abstractNumId="7" w15:restartNumberingAfterBreak="0">
+    <w:nsid w:val="FFFFFF83"/>
+    <w:multiLevelType w:val="singleLevel"/>
+    <w:tmpl w:val="B76C3094"/>
+    <w:lvl w:ilvl="0">
+      <w:start w:val="1"/>
+      <w:numFmt w:val="bullet"/>
+      <w:lvlText w:val=""/>
+      <w:lvlJc w:val="left"/>
+      <w:pPr>
+        <w:tabs>
+          <w:tab w:val="num" w:pos="643"/>
+        </w:tabs>
+        <w:ind w:left="643" w:hanging="360"/>
+      </w:pPr>
+      <w:rPr>
+        <w:rFonts w:ascii="Symbol" w:hAnsi="Symbol" w:hint="default"/>
+      </w:rPr>
+    </w:lvl>
+  </w:abstractNum>
+  <w:abstractNum w:abstractNumId="8" w15:restartNumberingAfterBreak="0">
+    <w:nsid w:val="FFFFFF88"/>
+    <w:multiLevelType w:val="singleLevel"/>
+    <w:tmpl w:val="D876C636"/>
+    <w:lvl w:ilvl="0">
+      <w:start w:val="1"/>
+      <w:numFmt w:val="decimal"/>
+      <w:lvlText w:val="%1."/>
+      <w:lvlJc w:val="left"/>
+      <w:pPr>
+        <w:tabs>
+          <w:tab w:val="num" w:pos="360"/>
+        </w:tabs>
+        <w:ind w:left="360" w:hanging="360"/>
+      </w:pPr>
+    </w:lvl>
+  </w:abstractNum>
+  <w:abstractNum w:abstractNumId="9" w15:restartNumberingAfterBreak="0">
+    <w:nsid w:val="FFFFFF89"/>
+    <w:multiLevelType w:val="singleLevel"/>
+    <w:tmpl w:val="0D18BA62"/>
+    <w:lvl w:ilvl="0">
+      <w:start w:val="1"/>
+      <w:numFmt w:val="bullet"/>
+      <w:lvlText w:val=""/>
+      <w:lvlJc w:val="left"/>
+      <w:pPr>
+        <w:tabs>
+          <w:tab w:val="num" w:pos="360"/>
+        </w:tabs>
+        <w:ind w:left="360" w:hanging="360"/>
+      </w:pPr>
+      <w:rPr>
+        <w:rFonts w:ascii="Symbol" w:hAnsi="Symbol" w:hint="default"/>
+      </w:rPr>
+    </w:lvl>
+  </w:abstractNum>
+  <w:abstractNum w:abstractNumId="10" w15:restartNumberingAfterBreak="0">
     <w:nsid w:val="06855EAE"/>
     <w:multiLevelType w:val="multilevel"/>
     <w:tmpl w:val="BEAA0E66"/>
@@ -2958,7 +5220,7 @@
       </w:rPr>
     </w:lvl>
   </w:abstractNum>
-  <w:abstractNum w:abstractNumId="1" w15:restartNumberingAfterBreak="0">
+  <w:abstractNum w:abstractNumId="11" w15:restartNumberingAfterBreak="0">
     <w:nsid w:val="1FE01CB2"/>
     <w:multiLevelType w:val="hybridMultilevel"/>
     <w:tmpl w:val="26C82CEE"/>
@@ -3075,7 +5337,7 @@
       </w:pPr>
     </w:lvl>
   </w:abstractNum>
-  <w:abstractNum w:abstractNumId="2" w15:restartNumberingAfterBreak="0">
+  <w:abstractNum w:abstractNumId="12" w15:restartNumberingAfterBreak="0">
     <w:nsid w:val="3A7C6508"/>
     <w:multiLevelType w:val="hybridMultilevel"/>
     <w:tmpl w:val="3D7AF2BC"/>
@@ -3216,7 +5478,7 @@
       </w:rPr>
     </w:lvl>
   </w:abstractNum>
-  <w:abstractNum w:abstractNumId="3" w15:restartNumberingAfterBreak="0">
+  <w:abstractNum w:abstractNumId="13" w15:restartNumberingAfterBreak="0">
     <w:nsid w:val="3D187FFD"/>
     <w:multiLevelType w:val="hybridMultilevel"/>
     <w:tmpl w:val="1700A63E"/>
@@ -3333,7 +5595,7 @@
       </w:pPr>
     </w:lvl>
   </w:abstractNum>
-  <w:abstractNum w:abstractNumId="4" w15:restartNumberingAfterBreak="0">
+  <w:abstractNum w:abstractNumId="14" w15:restartNumberingAfterBreak="0">
     <w:nsid w:val="442D4280"/>
     <w:multiLevelType w:val="hybridMultilevel"/>
     <w:tmpl w:val="EF3C80DE"/>
@@ -3450,7 +5712,7 @@
       </w:pPr>
     </w:lvl>
   </w:abstractNum>
-  <w:abstractNum w:abstractNumId="5" w15:restartNumberingAfterBreak="0">
+  <w:abstractNum w:abstractNumId="15" w15:restartNumberingAfterBreak="0">
     <w:nsid w:val="52681E8E"/>
     <w:multiLevelType w:val="hybridMultilevel"/>
     <w:tmpl w:val="B8D8CC1C"/>
@@ -3567,7 +5829,7 @@
       </w:pPr>
     </w:lvl>
   </w:abstractNum>
-  <w:abstractNum w:abstractNumId="6" w15:restartNumberingAfterBreak="0">
+  <w:abstractNum w:abstractNumId="16" w15:restartNumberingAfterBreak="0">
     <w:nsid w:val="612C3267"/>
     <w:multiLevelType w:val="hybridMultilevel"/>
     <w:tmpl w:val="8AE63E00"/>
@@ -3684,7 +5946,7 @@
       </w:pPr>
     </w:lvl>
   </w:abstractNum>
-  <w:abstractNum w:abstractNumId="7" w15:restartNumberingAfterBreak="0">
+  <w:abstractNum w:abstractNumId="17" w15:restartNumberingAfterBreak="0">
     <w:nsid w:val="65A82A3D"/>
     <w:multiLevelType w:val="hybridMultilevel"/>
     <w:tmpl w:val="10CA8502"/>
@@ -3826,53 +6088,198 @@
       </w:rPr>
     </w:lvl>
   </w:abstractNum>
+  <w:abstractNum w:abstractNumId="18" w15:restartNumberingAfterBreak="0">
+    <w:nsid w:val="74E12BE2"/>
+    <w:multiLevelType w:val="hybridMultilevel"/>
+    <w:tmpl w:val="21064370"/>
+    <w:lvl w:ilvl="0" w:tplc="CAD2966C">
+      <w:numFmt w:val="bullet"/>
+      <w:lvlText w:val="-"/>
+      <w:lvlJc w:val="left"/>
+      <w:pPr>
+        <w:ind w:left="720" w:hanging="360"/>
+      </w:pPr>
+      <w:rPr>
+        <w:rFonts w:ascii="Times New Roman" w:eastAsia="Times New Roman" w:hAnsi="Times New Roman" w:cs="Times New Roman" w:hint="default"/>
+      </w:rPr>
+    </w:lvl>
+    <w:lvl w:ilvl="1" w:tplc="041A0003" w:tentative="1">
+      <w:start w:val="1"/>
+      <w:numFmt w:val="bullet"/>
+      <w:lvlText w:val="o"/>
+      <w:lvlJc w:val="left"/>
+      <w:pPr>
+        <w:ind w:left="1440" w:hanging="360"/>
+      </w:pPr>
+      <w:rPr>
+        <w:rFonts w:ascii="Courier New" w:hAnsi="Courier New" w:cs="Courier New" w:hint="default"/>
+      </w:rPr>
+    </w:lvl>
+    <w:lvl w:ilvl="2" w:tplc="041A0005" w:tentative="1">
+      <w:start w:val="1"/>
+      <w:numFmt w:val="bullet"/>
+      <w:lvlText w:val=""/>
+      <w:lvlJc w:val="left"/>
+      <w:pPr>
+        <w:ind w:left="2160" w:hanging="360"/>
+      </w:pPr>
+      <w:rPr>
+        <w:rFonts w:ascii="Wingdings" w:hAnsi="Wingdings" w:hint="default"/>
+      </w:rPr>
+    </w:lvl>
+    <w:lvl w:ilvl="3" w:tplc="041A0001" w:tentative="1">
+      <w:start w:val="1"/>
+      <w:numFmt w:val="bullet"/>
+      <w:lvlText w:val=""/>
+      <w:lvlJc w:val="left"/>
+      <w:pPr>
+        <w:ind w:left="2880" w:hanging="360"/>
+      </w:pPr>
+      <w:rPr>
+        <w:rFonts w:ascii="Symbol" w:hAnsi="Symbol" w:hint="default"/>
+      </w:rPr>
+    </w:lvl>
+    <w:lvl w:ilvl="4" w:tplc="041A0003" w:tentative="1">
+      <w:start w:val="1"/>
+      <w:numFmt w:val="bullet"/>
+      <w:lvlText w:val="o"/>
+      <w:lvlJc w:val="left"/>
+      <w:pPr>
+        <w:ind w:left="3600" w:hanging="360"/>
+      </w:pPr>
+      <w:rPr>
+        <w:rFonts w:ascii="Courier New" w:hAnsi="Courier New" w:cs="Courier New" w:hint="default"/>
+      </w:rPr>
+    </w:lvl>
+    <w:lvl w:ilvl="5" w:tplc="041A0005" w:tentative="1">
+      <w:start w:val="1"/>
+      <w:numFmt w:val="bullet"/>
+      <w:lvlText w:val=""/>
+      <w:lvlJc w:val="left"/>
+      <w:pPr>
+        <w:ind w:left="4320" w:hanging="360"/>
+      </w:pPr>
+      <w:rPr>
+        <w:rFonts w:ascii="Wingdings" w:hAnsi="Wingdings" w:hint="default"/>
+      </w:rPr>
+    </w:lvl>
+    <w:lvl w:ilvl="6" w:tplc="041A0001" w:tentative="1">
+      <w:start w:val="1"/>
+      <w:numFmt w:val="bullet"/>
+      <w:lvlText w:val=""/>
+      <w:lvlJc w:val="left"/>
+      <w:pPr>
+        <w:ind w:left="5040" w:hanging="360"/>
+      </w:pPr>
+      <w:rPr>
+        <w:rFonts w:ascii="Symbol" w:hAnsi="Symbol" w:hint="default"/>
+      </w:rPr>
+    </w:lvl>
+    <w:lvl w:ilvl="7" w:tplc="041A0003" w:tentative="1">
+      <w:start w:val="1"/>
+      <w:numFmt w:val="bullet"/>
+      <w:lvlText w:val="o"/>
+      <w:lvlJc w:val="left"/>
+      <w:pPr>
+        <w:ind w:left="5760" w:hanging="360"/>
+      </w:pPr>
+      <w:rPr>
+        <w:rFonts w:ascii="Courier New" w:hAnsi="Courier New" w:cs="Courier New" w:hint="default"/>
+      </w:rPr>
+    </w:lvl>
+    <w:lvl w:ilvl="8" w:tplc="041A0005" w:tentative="1">
+      <w:start w:val="1"/>
+      <w:numFmt w:val="bullet"/>
+      <w:lvlText w:val=""/>
+      <w:lvlJc w:val="left"/>
+      <w:pPr>
+        <w:ind w:left="6480" w:hanging="360"/>
+      </w:pPr>
+      <w:rPr>
+        <w:rFonts w:ascii="Wingdings" w:hAnsi="Wingdings" w:hint="default"/>
+      </w:rPr>
+    </w:lvl>
+  </w:abstractNum>
   <w:num w:numId="1" w16cid:durableId="607783406">
+    <w:abstractNumId w:val="17"/>
+  </w:num>
+  <w:num w:numId="2" w16cid:durableId="605117397">
+    <w:abstractNumId w:val="11"/>
+  </w:num>
+  <w:num w:numId="3" w16cid:durableId="1041326845">
+    <w:abstractNumId w:val="16"/>
+  </w:num>
+  <w:num w:numId="4" w16cid:durableId="1027676593">
+    <w:abstractNumId w:val="12"/>
+  </w:num>
+  <w:num w:numId="5" w16cid:durableId="1113331472">
+    <w:abstractNumId w:val="13"/>
+  </w:num>
+  <w:num w:numId="6" w16cid:durableId="25832664">
+    <w:abstractNumId w:val="14"/>
+  </w:num>
+  <w:num w:numId="7" w16cid:durableId="122385954">
+    <w:abstractNumId w:val="10"/>
+  </w:num>
+  <w:num w:numId="8" w16cid:durableId="1357972663">
+    <w:abstractNumId w:val="10"/>
+  </w:num>
+  <w:num w:numId="9" w16cid:durableId="443773994">
+    <w:abstractNumId w:val="10"/>
+  </w:num>
+  <w:num w:numId="10" w16cid:durableId="999967780">
+    <w:abstractNumId w:val="10"/>
+  </w:num>
+  <w:num w:numId="11" w16cid:durableId="1004429814">
+    <w:abstractNumId w:val="10"/>
+  </w:num>
+  <w:num w:numId="12" w16cid:durableId="1642224568">
+    <w:abstractNumId w:val="10"/>
+  </w:num>
+  <w:num w:numId="13" w16cid:durableId="1531917423">
+    <w:abstractNumId w:val="10"/>
+  </w:num>
+  <w:num w:numId="14" w16cid:durableId="1404839445">
+    <w:abstractNumId w:val="10"/>
+  </w:num>
+  <w:num w:numId="15" w16cid:durableId="856773531">
+    <w:abstractNumId w:val="10"/>
+  </w:num>
+  <w:num w:numId="16" w16cid:durableId="846099962">
+    <w:abstractNumId w:val="15"/>
+  </w:num>
+  <w:num w:numId="17" w16cid:durableId="2073186412">
+    <w:abstractNumId w:val="9"/>
+  </w:num>
+  <w:num w:numId="18" w16cid:durableId="1785297310">
+    <w:abstractNumId w:val="8"/>
+  </w:num>
+  <w:num w:numId="19" w16cid:durableId="335546216">
     <w:abstractNumId w:val="7"/>
   </w:num>
-  <w:num w:numId="2" w16cid:durableId="605117397">
+  <w:num w:numId="20" w16cid:durableId="1609697403">
+    <w:abstractNumId w:val="6"/>
+  </w:num>
+  <w:num w:numId="21" w16cid:durableId="963845875">
+    <w:abstractNumId w:val="5"/>
+  </w:num>
+  <w:num w:numId="22" w16cid:durableId="314575889">
+    <w:abstractNumId w:val="4"/>
+  </w:num>
+  <w:num w:numId="23" w16cid:durableId="2068408971">
+    <w:abstractNumId w:val="3"/>
+  </w:num>
+  <w:num w:numId="24" w16cid:durableId="1155072453">
+    <w:abstractNumId w:val="2"/>
+  </w:num>
+  <w:num w:numId="25" w16cid:durableId="1372152095">
     <w:abstractNumId w:val="1"/>
   </w:num>
-  <w:num w:numId="3" w16cid:durableId="1041326845">
-    <w:abstractNumId w:val="6"/>
-  </w:num>
-  <w:num w:numId="4" w16cid:durableId="1027676593">
-    <w:abstractNumId w:val="2"/>
-  </w:num>
-  <w:num w:numId="5" w16cid:durableId="1113331472">
-    <w:abstractNumId w:val="3"/>
-  </w:num>
-  <w:num w:numId="6" w16cid:durableId="25832664">
-    <w:abstractNumId w:val="4"/>
-  </w:num>
-  <w:num w:numId="7" w16cid:durableId="122385954">
+  <w:num w:numId="26" w16cid:durableId="291443259">
     <w:abstractNumId w:val="0"/>
   </w:num>
-  <w:num w:numId="8" w16cid:durableId="1357972663">
-    <w:abstractNumId w:val="0"/>
-  </w:num>
-  <w:num w:numId="9" w16cid:durableId="443773994">
-    <w:abstractNumId w:val="0"/>
-  </w:num>
-  <w:num w:numId="10" w16cid:durableId="999967780">
-    <w:abstractNumId w:val="0"/>
-  </w:num>
-  <w:num w:numId="11" w16cid:durableId="1004429814">
-    <w:abstractNumId w:val="0"/>
-  </w:num>
-  <w:num w:numId="12" w16cid:durableId="1642224568">
-    <w:abstractNumId w:val="0"/>
-  </w:num>
-  <w:num w:numId="13" w16cid:durableId="1531917423">
-    <w:abstractNumId w:val="0"/>
-  </w:num>
-  <w:num w:numId="14" w16cid:durableId="1404839445">
-    <w:abstractNumId w:val="0"/>
-  </w:num>
-  <w:num w:numId="15" w16cid:durableId="856773531">
-    <w:abstractNumId w:val="0"/>
-  </w:num>
-  <w:num w:numId="16" w16cid:durableId="846099962">
-    <w:abstractNumId w:val="5"/>
+  <w:num w:numId="27" w16cid:durableId="1291746167">
+    <w:abstractNumId w:val="18"/>
   </w:num>
 </w:numbering>
 </file>
@@ -4277,7 +6684,7 @@
   <w:style w:type="paragraph" w:default="1" w:styleId="Normal">
     <w:name w:val="Normal"/>
     <w:qFormat/>
-    <w:rsid w:val="00E84F88"/>
+    <w:rsid w:val="00BD1C23"/>
     <w:pPr>
       <w:spacing w:before="120" w:after="60" w:line="360" w:lineRule="auto"/>
       <w:jc w:val="both"/>
@@ -4294,6 +6701,7 @@
     <w:basedOn w:val="Normal"/>
     <w:next w:val="Normal"/>
     <w:link w:val="Heading1Char"/>
+    <w:uiPriority w:val="1"/>
     <w:qFormat/>
     <w:rsid w:val="00E84F88"/>
     <w:pPr>
@@ -4319,6 +6727,7 @@
     <w:basedOn w:val="Normal"/>
     <w:next w:val="Normal"/>
     <w:link w:val="Heading2Char"/>
+    <w:uiPriority w:val="1"/>
     <w:qFormat/>
     <w:rsid w:val="00E84F88"/>
     <w:pPr>
@@ -4347,6 +6756,7 @@
     <w:basedOn w:val="Normal"/>
     <w:next w:val="Normal"/>
     <w:link w:val="Heading3Char"/>
+    <w:uiPriority w:val="1"/>
     <w:qFormat/>
     <w:rsid w:val="00E84F88"/>
     <w:pPr>
@@ -4371,6 +6781,7 @@
     <w:basedOn w:val="Normal"/>
     <w:next w:val="Normal"/>
     <w:link w:val="Heading4Char"/>
+    <w:uiPriority w:val="1"/>
     <w:qFormat/>
     <w:rsid w:val="00E84F88"/>
     <w:pPr>
@@ -4394,6 +6805,7 @@
     <w:basedOn w:val="Normal"/>
     <w:next w:val="Normal"/>
     <w:link w:val="Heading5Char"/>
+    <w:uiPriority w:val="1"/>
     <w:qFormat/>
     <w:rsid w:val="00E84F88"/>
     <w:pPr>
@@ -4418,6 +6830,7 @@
     <w:basedOn w:val="Normal"/>
     <w:next w:val="Normal"/>
     <w:link w:val="Heading6Char"/>
+    <w:uiPriority w:val="1"/>
     <w:qFormat/>
     <w:rsid w:val="00E84F88"/>
     <w:pPr>
@@ -4440,6 +6853,7 @@
     <w:basedOn w:val="Normal"/>
     <w:next w:val="Normal"/>
     <w:link w:val="Heading7Char"/>
+    <w:uiPriority w:val="1"/>
     <w:qFormat/>
     <w:rsid w:val="00E84F88"/>
     <w:pPr>
@@ -4456,6 +6870,7 @@
     <w:basedOn w:val="Normal"/>
     <w:next w:val="Normal"/>
     <w:link w:val="Heading8Char"/>
+    <w:uiPriority w:val="1"/>
     <w:qFormat/>
     <w:rsid w:val="00E84F88"/>
     <w:pPr>
@@ -4476,6 +6891,7 @@
     <w:basedOn w:val="Normal"/>
     <w:next w:val="Normal"/>
     <w:link w:val="Heading9Char"/>
+    <w:uiPriority w:val="1"/>
     <w:qFormat/>
     <w:rsid w:val="00E84F88"/>
     <w:pPr>
@@ -4494,8 +6910,8 @@
   </w:style>
   <w:style w:type="character" w:default="1" w:styleId="DefaultParagraphFont">
     <w:name w:val="Default Paragraph Font"/>
-    <w:semiHidden/>
-    <w:rsid w:val="00E84F88"/>
+    <w:uiPriority w:val="1"/>
+    <w:unhideWhenUsed/>
   </w:style>
   <w:style w:type="table" w:default="1" w:styleId="TableNormal">
     <w:name w:val="Normal Table"/>
@@ -4514,14 +6930,16 @@
   </w:style>
   <w:style w:type="numbering" w:default="1" w:styleId="NoList">
     <w:name w:val="No List"/>
+    <w:uiPriority w:val="99"/>
     <w:semiHidden/>
-    <w:rsid w:val="00E84F88"/>
+    <w:unhideWhenUsed/>
   </w:style>
   <w:style w:type="character" w:customStyle="1" w:styleId="Heading1Char">
     <w:name w:val="Heading 1 Char"/>
     <w:basedOn w:val="DefaultParagraphFont"/>
     <w:link w:val="Heading1"/>
-    <w:rsid w:val="00282038"/>
+    <w:uiPriority w:val="1"/>
+    <w:rsid w:val="00F10800"/>
     <w:rPr>
       <w:rFonts w:ascii="Arial" w:eastAsia="Times New Roman" w:hAnsi="Arial" w:cs="Arial"/>
       <w:b/>
@@ -4537,7 +6955,8 @@
     <w:name w:val="Heading 2 Char"/>
     <w:basedOn w:val="DefaultParagraphFont"/>
     <w:link w:val="Heading2"/>
-    <w:rsid w:val="00282038"/>
+    <w:uiPriority w:val="1"/>
+    <w:rsid w:val="00F10800"/>
     <w:rPr>
       <w:rFonts w:ascii="Arial" w:eastAsia="Times New Roman" w:hAnsi="Arial" w:cs="Arial"/>
       <w:b/>
@@ -4554,7 +6973,8 @@
     <w:name w:val="Heading 3 Char"/>
     <w:basedOn w:val="DefaultParagraphFont"/>
     <w:link w:val="Heading3"/>
-    <w:rsid w:val="00282038"/>
+    <w:uiPriority w:val="1"/>
+    <w:rsid w:val="00F10800"/>
     <w:rPr>
       <w:rFonts w:ascii="Arial" w:eastAsia="Times New Roman" w:hAnsi="Arial" w:cs="Arial"/>
       <w:b/>
@@ -4570,7 +6990,8 @@
     <w:name w:val="Heading 4 Char"/>
     <w:basedOn w:val="DefaultParagraphFont"/>
     <w:link w:val="Heading4"/>
-    <w:rsid w:val="00282038"/>
+    <w:uiPriority w:val="1"/>
+    <w:rsid w:val="00F10800"/>
     <w:rPr>
       <w:rFonts w:ascii="Times New Roman" w:eastAsia="Times New Roman" w:hAnsi="Times New Roman" w:cs="Times New Roman"/>
       <w:b/>
@@ -4586,7 +7007,8 @@
     <w:name w:val="Heading 5 Char"/>
     <w:basedOn w:val="DefaultParagraphFont"/>
     <w:link w:val="Heading5"/>
-    <w:rsid w:val="00282038"/>
+    <w:uiPriority w:val="1"/>
+    <w:rsid w:val="00F10800"/>
     <w:rPr>
       <w:rFonts w:ascii="Times New Roman" w:eastAsia="Times New Roman" w:hAnsi="Times New Roman" w:cs="Times New Roman"/>
       <w:b/>
@@ -4604,7 +7026,8 @@
     <w:name w:val="Heading 6 Char"/>
     <w:basedOn w:val="DefaultParagraphFont"/>
     <w:link w:val="Heading6"/>
-    <w:rsid w:val="00282038"/>
+    <w:uiPriority w:val="1"/>
+    <w:rsid w:val="00F10800"/>
     <w:rPr>
       <w:rFonts w:ascii="Times New Roman" w:eastAsia="Times New Roman" w:hAnsi="Times New Roman" w:cs="Times New Roman"/>
       <w:b/>
@@ -4620,7 +7043,8 @@
     <w:name w:val="Heading 7 Char"/>
     <w:basedOn w:val="DefaultParagraphFont"/>
     <w:link w:val="Heading7"/>
-    <w:rsid w:val="00282038"/>
+    <w:uiPriority w:val="1"/>
+    <w:rsid w:val="00F10800"/>
     <w:rPr>
       <w:rFonts w:ascii="Times New Roman" w:eastAsia="Times New Roman" w:hAnsi="Times New Roman" w:cs="Times New Roman"/>
       <w:kern w:val="0"/>
@@ -4632,7 +7056,8 @@
     <w:name w:val="Heading 8 Char"/>
     <w:basedOn w:val="DefaultParagraphFont"/>
     <w:link w:val="Heading8"/>
-    <w:rsid w:val="00282038"/>
+    <w:uiPriority w:val="1"/>
+    <w:rsid w:val="00F10800"/>
     <w:rPr>
       <w:rFonts w:ascii="Times New Roman" w:eastAsia="Times New Roman" w:hAnsi="Times New Roman" w:cs="Times New Roman"/>
       <w:i/>
@@ -4646,7 +7071,8 @@
     <w:name w:val="Heading 9 Char"/>
     <w:basedOn w:val="DefaultParagraphFont"/>
     <w:link w:val="Heading9"/>
-    <w:rsid w:val="00282038"/>
+    <w:uiPriority w:val="1"/>
+    <w:rsid w:val="00F10800"/>
     <w:rPr>
       <w:rFonts w:ascii="Arial" w:eastAsia="Times New Roman" w:hAnsi="Arial" w:cs="Arial"/>
       <w:kern w:val="0"/>
@@ -4865,6 +7291,7 @@
     <w:name w:val="Balloon Text"/>
     <w:basedOn w:val="Normal"/>
     <w:link w:val="BalloonTextChar"/>
+    <w:uiPriority w:val="1"/>
     <w:rsid w:val="00E84F88"/>
     <w:pPr>
       <w:spacing w:before="0" w:after="0" w:line="240" w:lineRule="auto"/>
@@ -4878,7 +7305,8 @@
   <w:style w:type="character" w:customStyle="1" w:styleId="BalloonTextChar">
     <w:name w:val="Balloon Text Char"/>
     <w:link w:val="BalloonText"/>
-    <w:rsid w:val="00E84F88"/>
+    <w:uiPriority w:val="1"/>
+    <w:rsid w:val="00F10800"/>
     <w:rPr>
       <w:rFonts w:ascii="Tahoma" w:eastAsia="Times New Roman" w:hAnsi="Tahoma" w:cs="Tahoma"/>
       <w:kern w:val="0"/>
@@ -4890,6 +7318,7 @@
   </w:style>
   <w:style w:type="paragraph" w:customStyle="1" w:styleId="bullet1">
     <w:name w:val="bullet1"/>
+    <w:uiPriority w:val="1"/>
     <w:rsid w:val="00E84F88"/>
     <w:pPr>
       <w:numPr>
@@ -4906,6 +7335,7 @@
   </w:style>
   <w:style w:type="paragraph" w:customStyle="1" w:styleId="bullet1brojevi">
     <w:name w:val="bullet1brojevi"/>
+    <w:uiPriority w:val="1"/>
     <w:rsid w:val="00E84F88"/>
     <w:pPr>
       <w:numPr>
@@ -4922,6 +7352,7 @@
   </w:style>
   <w:style w:type="paragraph" w:customStyle="1" w:styleId="bullet1slova">
     <w:name w:val="bullet1slova"/>
+    <w:uiPriority w:val="1"/>
     <w:rsid w:val="00E84F88"/>
     <w:pPr>
       <w:numPr>
@@ -4942,6 +7373,7 @@
   </w:style>
   <w:style w:type="paragraph" w:customStyle="1" w:styleId="bullet2">
     <w:name w:val="bullet2"/>
+    <w:uiPriority w:val="1"/>
     <w:rsid w:val="00E84F88"/>
     <w:pPr>
       <w:numPr>
@@ -4960,14 +7392,12 @@
   </w:style>
   <w:style w:type="paragraph" w:customStyle="1" w:styleId="bullet2brojevi">
     <w:name w:val="bullet2brojevi"/>
+    <w:uiPriority w:val="1"/>
     <w:rsid w:val="00E84F88"/>
     <w:pPr>
       <w:numPr>
         <w:numId w:val="5"/>
       </w:numPr>
-      <w:tabs>
-        <w:tab w:val="num" w:leader="none" w:pos="850"/>
-      </w:tabs>
       <w:spacing w:after="60" w:line="240" w:lineRule="auto"/>
     </w:pPr>
     <w:rPr>
@@ -4979,14 +7409,12 @@
   </w:style>
   <w:style w:type="paragraph" w:customStyle="1" w:styleId="bullet2slova">
     <w:name w:val="bullet2slova"/>
+    <w:uiPriority w:val="1"/>
     <w:rsid w:val="00E84F88"/>
     <w:pPr>
       <w:numPr>
         <w:numId w:val="6"/>
       </w:numPr>
-      <w:tabs>
-        <w:tab w:val="num" w:leader="none" w:pos="851"/>
-      </w:tabs>
       <w:spacing w:after="60" w:line="240" w:lineRule="auto"/>
     </w:pPr>
     <w:rPr>
@@ -5000,6 +7428,7 @@
     <w:name w:val="caption"/>
     <w:basedOn w:val="Normal"/>
     <w:next w:val="Normal"/>
+    <w:uiPriority w:val="1"/>
     <w:qFormat/>
     <w:rsid w:val="00E84F88"/>
     <w:pPr>
@@ -5014,6 +7443,7 @@
   </w:style>
   <w:style w:type="character" w:styleId="CommentReference">
     <w:name w:val="annotation reference"/>
+    <w:uiPriority w:val="1"/>
     <w:rsid w:val="00E84F88"/>
     <w:rPr>
       <w:sz w:val="16"/>
@@ -5024,6 +7454,7 @@
     <w:name w:val="annotation text"/>
     <w:basedOn w:val="Normal"/>
     <w:link w:val="CommentTextChar"/>
+    <w:uiPriority w:val="1"/>
     <w:rsid w:val="00E84F88"/>
     <w:rPr>
       <w:sz w:val="20"/>
@@ -5033,7 +7464,8 @@
   <w:style w:type="character" w:customStyle="1" w:styleId="CommentTextChar">
     <w:name w:val="Comment Text Char"/>
     <w:link w:val="CommentText"/>
-    <w:rsid w:val="00E84F88"/>
+    <w:uiPriority w:val="1"/>
+    <w:rsid w:val="00F10800"/>
     <w:rPr>
       <w:rFonts w:ascii="Times New Roman" w:eastAsia="Times New Roman" w:hAnsi="Times New Roman" w:cs="Times New Roman"/>
       <w:kern w:val="0"/>
@@ -5048,6 +7480,7 @@
     <w:basedOn w:val="CommentText"/>
     <w:next w:val="CommentText"/>
     <w:link w:val="CommentSubjectChar"/>
+    <w:uiPriority w:val="1"/>
     <w:rsid w:val="00E84F88"/>
     <w:rPr>
       <w:b/>
@@ -5057,7 +7490,8 @@
   <w:style w:type="character" w:customStyle="1" w:styleId="CommentSubjectChar">
     <w:name w:val="Comment Subject Char"/>
     <w:link w:val="CommentSubject"/>
-    <w:rsid w:val="00E84F88"/>
+    <w:uiPriority w:val="1"/>
+    <w:rsid w:val="00F10800"/>
     <w:rPr>
       <w:rFonts w:ascii="Times New Roman" w:eastAsia="Times New Roman" w:hAnsi="Times New Roman" w:cs="Times New Roman"/>
       <w:b/>
@@ -5071,6 +7505,7 @@
   </w:style>
   <w:style w:type="paragraph" w:customStyle="1" w:styleId="Dodatak">
     <w:name w:val="Dodatak"/>
+    <w:uiPriority w:val="1"/>
     <w:rsid w:val="00E84F88"/>
     <w:pPr>
       <w:spacing w:after="0" w:line="240" w:lineRule="auto"/>
@@ -5089,6 +7524,7 @@
     <w:name w:val="Figure"/>
     <w:basedOn w:val="Normal"/>
     <w:autoRedefine/>
+    <w:uiPriority w:val="1"/>
     <w:rsid w:val="00E84F88"/>
     <w:pPr>
       <w:spacing w:before="240" w:after="120"/>
@@ -5100,6 +7536,7 @@
   </w:style>
   <w:style w:type="character" w:styleId="FollowedHyperlink">
     <w:name w:val="FollowedHyperlink"/>
+    <w:uiPriority w:val="1"/>
     <w:rsid w:val="00E84F88"/>
     <w:rPr>
       <w:color w:val="800080"/>
@@ -5108,6 +7545,7 @@
   </w:style>
   <w:style w:type="character" w:customStyle="1" w:styleId="fontstyle01">
     <w:name w:val="fontstyle01"/>
+    <w:uiPriority w:val="1"/>
     <w:rsid w:val="00E84F88"/>
     <w:rPr>
       <w:rFonts w:ascii="TimesNewRomanPSMT" w:hAnsi="TimesNewRomanPSMT" w:hint="default"/>
@@ -5122,6 +7560,7 @@
   </w:style>
   <w:style w:type="character" w:customStyle="1" w:styleId="fontstyle21">
     <w:name w:val="fontstyle21"/>
+    <w:uiPriority w:val="1"/>
     <w:rsid w:val="00E84F88"/>
     <w:rPr>
       <w:rFonts w:ascii="TimesNewRomanPS-BoldMT" w:hAnsi="TimesNewRomanPS-BoldMT" w:hint="default"/>
@@ -5161,6 +7600,7 @@
   </w:style>
   <w:style w:type="paragraph" w:customStyle="1" w:styleId="formula">
     <w:name w:val="formula"/>
+    <w:uiPriority w:val="1"/>
     <w:rsid w:val="00E84F88"/>
     <w:pPr>
       <w:spacing w:before="120" w:after="120" w:line="360" w:lineRule="auto"/>
@@ -5176,6 +7616,7 @@
   <w:style w:type="paragraph" w:styleId="Header">
     <w:name w:val="header"/>
     <w:link w:val="HeaderChar"/>
+    <w:uiPriority w:val="1"/>
     <w:rsid w:val="00E84F88"/>
     <w:pPr>
       <w:pBdr>
@@ -5198,7 +7639,8 @@
     <w:name w:val="Header Char"/>
     <w:basedOn w:val="DefaultParagraphFont"/>
     <w:link w:val="Header"/>
-    <w:rsid w:val="00E84F88"/>
+    <w:uiPriority w:val="1"/>
+    <w:rsid w:val="00F10800"/>
     <w:rPr>
       <w:rFonts w:ascii="Arial" w:eastAsia="Times New Roman" w:hAnsi="Arial" w:cs="Times New Roman"/>
       <w:kern w:val="0"/>
@@ -5220,6 +7662,7 @@
   </w:style>
   <w:style w:type="paragraph" w:customStyle="1" w:styleId="Kd">
     <w:name w:val="Kôd"/>
+    <w:uiPriority w:val="1"/>
     <w:qFormat/>
     <w:rsid w:val="00E84F88"/>
     <w:pPr>
@@ -5238,6 +7681,7 @@
     <w:name w:val="Kôd u tekstu"/>
     <w:basedOn w:val="Normal"/>
     <w:link w:val="KdutekstuChar"/>
+    <w:uiPriority w:val="1"/>
     <w:qFormat/>
     <w:rsid w:val="00E84F88"/>
     <w:rPr>
@@ -5249,7 +7693,8 @@
   <w:style w:type="character" w:customStyle="1" w:styleId="KdutekstuChar">
     <w:name w:val="Kôd u tekstu Char"/>
     <w:link w:val="Kdutekstu"/>
-    <w:rsid w:val="00E84F88"/>
+    <w:uiPriority w:val="1"/>
+    <w:rsid w:val="00F10800"/>
     <w:rPr>
       <w:rFonts w:ascii="Courier New" w:eastAsia="Times New Roman" w:hAnsi="Courier New" w:cs="Courier New"/>
       <w:kern w:val="0"/>
@@ -5278,6 +7723,7 @@
   <w:style w:type="paragraph" w:customStyle="1" w:styleId="nabrajanje">
     <w:name w:val="nabrajanje"/>
     <w:basedOn w:val="Normal"/>
+    <w:uiPriority w:val="1"/>
     <w:rsid w:val="00E84F88"/>
     <w:pPr>
       <w:tabs>
@@ -5304,6 +7750,7 @@
   <w:style w:type="paragraph" w:styleId="NormalIndent">
     <w:name w:val="Normal Indent"/>
     <w:basedOn w:val="Normal"/>
+    <w:uiPriority w:val="1"/>
     <w:rsid w:val="00E84F88"/>
     <w:pPr>
       <w:ind w:left="720"/>
@@ -5312,6 +7759,7 @@
   <w:style w:type="paragraph" w:customStyle="1" w:styleId="Ostalo">
     <w:name w:val="Ostalo"/>
     <w:basedOn w:val="Normal"/>
+    <w:uiPriority w:val="1"/>
     <w:rsid w:val="00E84F88"/>
     <w:pPr>
       <w:spacing w:before="0" w:after="120"/>
@@ -5323,6 +7771,7 @@
   </w:style>
   <w:style w:type="character" w:styleId="PageNumber">
     <w:name w:val="page number"/>
+    <w:uiPriority w:val="1"/>
     <w:rsid w:val="00E84F88"/>
     <w:rPr>
       <w:rFonts w:ascii="Times New Roman" w:hAnsi="Times New Roman"/>
@@ -5333,6 +7782,7 @@
   </w:style>
   <w:style w:type="paragraph" w:customStyle="1" w:styleId="Podnaslov">
     <w:name w:val="Podnaslov"/>
+    <w:uiPriority w:val="1"/>
     <w:rsid w:val="00E84F88"/>
     <w:pPr>
       <w:spacing w:before="120" w:after="120" w:line="240" w:lineRule="auto"/>
@@ -5347,6 +7797,7 @@
   </w:style>
   <w:style w:type="paragraph" w:customStyle="1" w:styleId="slika">
     <w:name w:val="slika"/>
+    <w:uiPriority w:val="1"/>
     <w:rsid w:val="00E84F88"/>
     <w:pPr>
       <w:spacing w:before="120" w:after="0" w:line="240" w:lineRule="auto"/>
@@ -5412,6 +7863,7 @@
     <w:basedOn w:val="Normal"/>
     <w:next w:val="Normal"/>
     <w:autoRedefine/>
+    <w:uiPriority w:val="1"/>
     <w:semiHidden/>
     <w:rsid w:val="00E84F88"/>
     <w:pPr>
@@ -5423,6 +7875,7 @@
     <w:basedOn w:val="Normal"/>
     <w:next w:val="Normal"/>
     <w:autoRedefine/>
+    <w:uiPriority w:val="1"/>
     <w:semiHidden/>
     <w:rsid w:val="00E84F88"/>
     <w:pPr>
@@ -5434,6 +7887,7 @@
     <w:basedOn w:val="Normal"/>
     <w:next w:val="Normal"/>
     <w:autoRedefine/>
+    <w:uiPriority w:val="1"/>
     <w:semiHidden/>
     <w:rsid w:val="00E84F88"/>
     <w:pPr>
@@ -5445,6 +7899,7 @@
     <w:basedOn w:val="Normal"/>
     <w:next w:val="Normal"/>
     <w:autoRedefine/>
+    <w:uiPriority w:val="1"/>
     <w:semiHidden/>
     <w:rsid w:val="00E84F88"/>
     <w:pPr>
@@ -5456,6 +7911,7 @@
     <w:basedOn w:val="Normal"/>
     <w:next w:val="Normal"/>
     <w:autoRedefine/>
+    <w:uiPriority w:val="1"/>
     <w:semiHidden/>
     <w:rsid w:val="00E84F88"/>
     <w:pPr>
@@ -5467,11 +7923,31 @@
     <w:basedOn w:val="Normal"/>
     <w:next w:val="Normal"/>
     <w:autoRedefine/>
+    <w:uiPriority w:val="1"/>
     <w:semiHidden/>
     <w:rsid w:val="00E84F88"/>
     <w:pPr>
       <w:ind w:left="1920"/>
     </w:pPr>
+  </w:style>
+  <w:style w:type="table" w:customStyle="1" w:styleId="TableGrid0">
+    <w:name w:val="TableGrid"/>
+    <w:rsid w:val="008C0574"/>
+    <w:pPr>
+      <w:spacing w:after="0" w:line="240" w:lineRule="auto"/>
+    </w:pPr>
+    <w:rPr>
+      <w:rFonts w:eastAsiaTheme="minorEastAsia"/>
+      <w:lang w:val="hr-HR" w:eastAsia="ja-JP"/>
+    </w:rPr>
+    <w:tblPr>
+      <w:tblCellMar>
+        <w:top w:w="0" w:type="dxa"/>
+        <w:left w:w="0" w:type="dxa"/>
+        <w:bottom w:w="0" w:type="dxa"/>
+        <w:right w:w="0" w:type="dxa"/>
+      </w:tblCellMar>
+    </w:tblPr>
   </w:style>
 </w:styles>
 </file>

--- a/Rad.docx
+++ b/Rad.docx
@@ -414,12 +414,6 @@
         <w:tblStyle w:val="TableGrid0"/>
         <w:tblW w:w="9117" w:type="dxa"/>
         <w:tblInd w:w="75" w:type="dxa"/>
-        <w:tblCellMar>
-          <w:top w:w="0" w:type="dxa"/>
-          <w:left w:w="0" w:type="dxa"/>
-          <w:bottom w:w="0" w:type="dxa"/>
-          <w:right w:w="0" w:type="dxa"/>
-        </w:tblCellMar>
         <w:tblLook w:val="04A0" w:firstRow="1" w:lastRow="0" w:firstColumn="1" w:lastColumn="0" w:noHBand="0" w:noVBand="1"/>
       </w:tblPr>
       <w:tblGrid>
@@ -721,13 +715,31 @@
     </w:p>
     <w:p>
       <w:r>
-        <w:t>Opisati problem optimalne raspodjele stanica za punjenje električnih vozila, u slučajevima univerzalnih stanica i kompetitivne igre između više različitih vlasnika stanica. Opisati razlike između centraliziranog i decentraliziranog raspoređivanja punjenja autonomnih i osobnih električnih vozila. Osmisliti način i odrediti parametre simulacije usporedbe efektivnosti univerzalnih stanica za punjenje u usporedbi sa kompetitivnom igrom više vlasnika, u slučaju mješovitog, parametriziranog prometa autonomnih vozila (centralizirana raspodjela) i osobnih vozila (decentralizirana, sebična raspodjela). Implementacija simulacije: odabir state-of</w:t>
-      </w:r>
+        <w:t xml:space="preserve">Opisati problem optimalne raspodjele stanica za punjenje električnih vozila, u slučajevima univerzalnih stanica i kompetitivne igre između više različitih vlasnika stanica. Opisati razlike između centraliziranog i decentraliziranog raspoređivanja punjenja autonomnih i osobnih električnih vozila. Osmisliti način i odrediti parametre simulacije usporedbe efektivnosti univerzalnih stanica za punjenje u usporedbi sa kompetitivnom igrom više vlasnika, u slučaju mješovitog, parametriziranog prometa autonomnih vozila (centralizirana raspodjela) i osobnih vozila (decentralizirana, sebična raspodjela). Implementacija simulacije: odabir </w:t>
+      </w:r>
+      <w:proofErr w:type="spellStart"/>
+      <w:r>
+        <w:t>state</w:t>
+      </w:r>
+      <w:proofErr w:type="spellEnd"/>
       <w:r>
         <w:t>-</w:t>
       </w:r>
-      <w:r>
-        <w:t>the-art algoritama za raspodjelu stanica za svaki od dva slučaja, kreiranje ispitnih slučajeva koristeći odabrane algoritme te izvršavanje simulacija uz promjene parametara. Analiza prikupljenih podataka i zaključak o prednostima i nedostatcima analiziranih slučajeva raspodjele stanica. Priložiti izvorne tekstove programa, dobivene rezultate uz potrebna objašnjenja i korištenu literaturu.</w:t>
+      <w:proofErr w:type="spellStart"/>
+      <w:r>
+        <w:t>of</w:t>
+      </w:r>
+      <w:proofErr w:type="spellEnd"/>
+      <w:r>
+        <w:t>-</w:t>
+      </w:r>
+      <w:proofErr w:type="spellStart"/>
+      <w:r>
+        <w:t>the</w:t>
+      </w:r>
+      <w:proofErr w:type="spellEnd"/>
+      <w:r>
+        <w:t>-art algoritama za raspodjelu stanica za svaki od dva slučaja, kreiranje ispitnih slučajeva koristeći odabrane algoritme te izvršavanje simulacija uz promjene parametara. Analiza prikupljenih podataka i zaključak o prednostima i nedostatcima analiziranih slučajeva raspodjele stanica. Priložiti izvorne tekstove programa, dobivene rezultate uz potrebna objašnjenja i korištenu literaturu.</w:t>
       </w:r>
     </w:p>
     <w:p>
@@ -834,13 +846,13 @@
           <w:r>
             <w:fldChar w:fldCharType="separate"/>
           </w:r>
-          <w:hyperlink w:anchor="_Toc231218454" w:history="1">
+          <w:hyperlink w:anchor="_Toc231596998" w:history="1">
             <w:r>
               <w:rPr>
                 <w:rStyle w:val="Hyperlink"/>
                 <w:noProof/>
               </w:rPr>
-              <w:t>Uvod</w:t>
+              <w:t>Uvod [~]</w:t>
             </w:r>
             <w:r>
               <w:rPr>
@@ -861,7 +873,7 @@
                 <w:noProof/>
                 <w:webHidden/>
               </w:rPr>
-              <w:instrText xml:space="preserve"> PAGEREF _Toc231218454 \h </w:instrText>
+              <w:instrText xml:space="preserve"> PAGEREF _Toc231596998 \h </w:instrText>
             </w:r>
             <w:r>
               <w:rPr>
@@ -881,7 +893,7 @@
                 <w:noProof/>
                 <w:webHidden/>
               </w:rPr>
-              <w:t>5</w:t>
+              <w:t>7</w:t>
             </w:r>
             <w:r>
               <w:rPr>
@@ -907,7 +919,7 @@
               <w14:ligatures w14:val="standardContextual"/>
             </w:rPr>
           </w:pPr>
-          <w:hyperlink w:anchor="_Toc231218455" w:history="1">
+          <w:hyperlink w:anchor="_Toc231596999" w:history="1">
             <w:r>
               <w:rPr>
                 <w:rStyle w:val="Hyperlink"/>
@@ -951,7 +963,7 @@
                 <w:noProof/>
                 <w:webHidden/>
               </w:rPr>
-              <w:instrText xml:space="preserve"> PAGEREF _Toc231218455 \h </w:instrText>
+              <w:instrText xml:space="preserve"> PAGEREF _Toc231596999 \h </w:instrText>
             </w:r>
             <w:r>
               <w:rPr>
@@ -971,7 +983,187 @@
                 <w:noProof/>
                 <w:webHidden/>
               </w:rPr>
-              <w:t>6</w:t>
+              <w:t>9</w:t>
+            </w:r>
+            <w:r>
+              <w:rPr>
+                <w:noProof/>
+                <w:webHidden/>
+              </w:rPr>
+              <w:fldChar w:fldCharType="end"/>
+            </w:r>
+          </w:hyperlink>
+        </w:p>
+        <w:p>
+          <w:pPr>
+            <w:pStyle w:val="TOC2"/>
+            <w:tabs>
+              <w:tab w:val="left" w:pos="960"/>
+              <w:tab w:val="right" w:leader="dot" w:pos="8777"/>
+            </w:tabs>
+            <w:rPr>
+              <w:rFonts w:asciiTheme="minorHAnsi" w:eastAsiaTheme="minorEastAsia" w:hAnsiTheme="minorHAnsi" w:cstheme="minorBidi"/>
+              <w:noProof/>
+              <w:kern w:val="2"/>
+              <w:lang w:eastAsia="ja-JP"/>
+              <w14:ligatures w14:val="standardContextual"/>
+            </w:rPr>
+          </w:pPr>
+          <w:hyperlink w:anchor="_Toc231597000" w:history="1">
+            <w:r>
+              <w:rPr>
+                <w:rStyle w:val="Hyperlink"/>
+                <w:noProof/>
+              </w:rPr>
+              <w:t>1.1.</w:t>
+            </w:r>
+            <w:r>
+              <w:rPr>
+                <w:rFonts w:asciiTheme="minorHAnsi" w:eastAsiaTheme="minorEastAsia" w:hAnsiTheme="minorHAnsi" w:cstheme="minorBidi"/>
+                <w:noProof/>
+                <w:kern w:val="2"/>
+                <w:lang w:eastAsia="ja-JP"/>
+                <w14:ligatures w14:val="standardContextual"/>
+              </w:rPr>
+              <w:tab/>
+            </w:r>
+            <w:r>
+              <w:rPr>
+                <w:rStyle w:val="Hyperlink"/>
+                <w:noProof/>
+              </w:rPr>
+              <w:t>Stanice za punjenje</w:t>
+            </w:r>
+            <w:r>
+              <w:rPr>
+                <w:noProof/>
+                <w:webHidden/>
+              </w:rPr>
+              <w:tab/>
+            </w:r>
+            <w:r>
+              <w:rPr>
+                <w:noProof/>
+                <w:webHidden/>
+              </w:rPr>
+              <w:fldChar w:fldCharType="begin"/>
+            </w:r>
+            <w:r>
+              <w:rPr>
+                <w:noProof/>
+                <w:webHidden/>
+              </w:rPr>
+              <w:instrText xml:space="preserve"> PAGEREF _Toc231597000 \h </w:instrText>
+            </w:r>
+            <w:r>
+              <w:rPr>
+                <w:noProof/>
+                <w:webHidden/>
+              </w:rPr>
+            </w:r>
+            <w:r>
+              <w:rPr>
+                <w:noProof/>
+                <w:webHidden/>
+              </w:rPr>
+              <w:fldChar w:fldCharType="separate"/>
+            </w:r>
+            <w:r>
+              <w:rPr>
+                <w:noProof/>
+                <w:webHidden/>
+              </w:rPr>
+              <w:t>10</w:t>
+            </w:r>
+            <w:r>
+              <w:rPr>
+                <w:noProof/>
+                <w:webHidden/>
+              </w:rPr>
+              <w:fldChar w:fldCharType="end"/>
+            </w:r>
+          </w:hyperlink>
+        </w:p>
+        <w:p>
+          <w:pPr>
+            <w:pStyle w:val="TOC2"/>
+            <w:tabs>
+              <w:tab w:val="left" w:pos="960"/>
+              <w:tab w:val="right" w:leader="dot" w:pos="8777"/>
+            </w:tabs>
+            <w:rPr>
+              <w:rFonts w:asciiTheme="minorHAnsi" w:eastAsiaTheme="minorEastAsia" w:hAnsiTheme="minorHAnsi" w:cstheme="minorBidi"/>
+              <w:noProof/>
+              <w:kern w:val="2"/>
+              <w:lang w:eastAsia="ja-JP"/>
+              <w14:ligatures w14:val="standardContextual"/>
+            </w:rPr>
+          </w:pPr>
+          <w:hyperlink w:anchor="_Toc231597001" w:history="1">
+            <w:r>
+              <w:rPr>
+                <w:rStyle w:val="Hyperlink"/>
+                <w:noProof/>
+              </w:rPr>
+              <w:t>1.2.</w:t>
+            </w:r>
+            <w:r>
+              <w:rPr>
+                <w:rFonts w:asciiTheme="minorHAnsi" w:eastAsiaTheme="minorEastAsia" w:hAnsiTheme="minorHAnsi" w:cstheme="minorBidi"/>
+                <w:noProof/>
+                <w:kern w:val="2"/>
+                <w:lang w:eastAsia="ja-JP"/>
+                <w14:ligatures w14:val="standardContextual"/>
+              </w:rPr>
+              <w:tab/>
+            </w:r>
+            <w:r>
+              <w:rPr>
+                <w:rStyle w:val="Hyperlink"/>
+                <w:noProof/>
+              </w:rPr>
+              <w:t>Autonomni promet [X]</w:t>
+            </w:r>
+            <w:r>
+              <w:rPr>
+                <w:noProof/>
+                <w:webHidden/>
+              </w:rPr>
+              <w:tab/>
+            </w:r>
+            <w:r>
+              <w:rPr>
+                <w:noProof/>
+                <w:webHidden/>
+              </w:rPr>
+              <w:fldChar w:fldCharType="begin"/>
+            </w:r>
+            <w:r>
+              <w:rPr>
+                <w:noProof/>
+                <w:webHidden/>
+              </w:rPr>
+              <w:instrText xml:space="preserve"> PAGEREF _Toc231597001 \h </w:instrText>
+            </w:r>
+            <w:r>
+              <w:rPr>
+                <w:noProof/>
+                <w:webHidden/>
+              </w:rPr>
+            </w:r>
+            <w:r>
+              <w:rPr>
+                <w:noProof/>
+                <w:webHidden/>
+              </w:rPr>
+              <w:fldChar w:fldCharType="separate"/>
+            </w:r>
+            <w:r>
+              <w:rPr>
+                <w:noProof/>
+                <w:webHidden/>
+              </w:rPr>
+              <w:t>10</w:t>
             </w:r>
             <w:r>
               <w:rPr>
@@ -997,7 +1189,7 @@
               <w14:ligatures w14:val="standardContextual"/>
             </w:rPr>
           </w:pPr>
-          <w:hyperlink w:anchor="_Toc231218456" w:history="1">
+          <w:hyperlink w:anchor="_Toc231597002" w:history="1">
             <w:r>
               <w:rPr>
                 <w:rStyle w:val="Hyperlink"/>
@@ -1020,7 +1212,7 @@
                 <w:rStyle w:val="Hyperlink"/>
                 <w:noProof/>
               </w:rPr>
-              <w:t>Problem raspodjele stanica</w:t>
+              <w:t>Problem raspodjele stanica [X]</w:t>
             </w:r>
             <w:r>
               <w:rPr>
@@ -1041,7 +1233,7 @@
                 <w:noProof/>
                 <w:webHidden/>
               </w:rPr>
-              <w:instrText xml:space="preserve"> PAGEREF _Toc231218456 \h </w:instrText>
+              <w:instrText xml:space="preserve"> PAGEREF _Toc231597002 \h </w:instrText>
             </w:r>
             <w:r>
               <w:rPr>
@@ -1061,7 +1253,7 @@
                 <w:noProof/>
                 <w:webHidden/>
               </w:rPr>
-              <w:t>7</w:t>
+              <w:t>11</w:t>
             </w:r>
             <w:r>
               <w:rPr>
@@ -1087,7 +1279,7 @@
               <w14:ligatures w14:val="standardContextual"/>
             </w:rPr>
           </w:pPr>
-          <w:hyperlink w:anchor="_Toc231218457" w:history="1">
+          <w:hyperlink w:anchor="_Toc231597003" w:history="1">
             <w:r>
               <w:rPr>
                 <w:rStyle w:val="Hyperlink"/>
@@ -1108,13 +1300,111 @@
             <w:r>
               <w:rPr>
                 <w:rStyle w:val="Hyperlink"/>
+                <w:noProof/>
+              </w:rPr>
+              <w:t>Formulacija [X]</w:t>
+            </w:r>
+            <w:r>
+              <w:rPr>
+                <w:noProof/>
+                <w:webHidden/>
+              </w:rPr>
+              <w:tab/>
+            </w:r>
+            <w:r>
+              <w:rPr>
+                <w:noProof/>
+                <w:webHidden/>
+              </w:rPr>
+              <w:fldChar w:fldCharType="begin"/>
+            </w:r>
+            <w:r>
+              <w:rPr>
+                <w:noProof/>
+                <w:webHidden/>
+              </w:rPr>
+              <w:instrText xml:space="preserve"> PAGEREF _Toc231597003 \h </w:instrText>
+            </w:r>
+            <w:r>
+              <w:rPr>
+                <w:noProof/>
+                <w:webHidden/>
+              </w:rPr>
+            </w:r>
+            <w:r>
+              <w:rPr>
+                <w:noProof/>
+                <w:webHidden/>
+              </w:rPr>
+              <w:fldChar w:fldCharType="separate"/>
+            </w:r>
+            <w:r>
+              <w:rPr>
+                <w:noProof/>
+                <w:webHidden/>
+              </w:rPr>
+              <w:t>11</w:t>
+            </w:r>
+            <w:r>
+              <w:rPr>
+                <w:noProof/>
+                <w:webHidden/>
+              </w:rPr>
+              <w:fldChar w:fldCharType="end"/>
+            </w:r>
+          </w:hyperlink>
+        </w:p>
+        <w:p>
+          <w:pPr>
+            <w:pStyle w:val="TOC3"/>
+            <w:tabs>
+              <w:tab w:val="left" w:pos="1440"/>
+              <w:tab w:val="right" w:leader="dot" w:pos="8777"/>
+            </w:tabs>
+            <w:rPr>
+              <w:rFonts w:asciiTheme="minorHAnsi" w:eastAsiaTheme="minorEastAsia" w:hAnsiTheme="minorHAnsi" w:cstheme="minorBidi"/>
+              <w:noProof/>
+              <w:kern w:val="2"/>
+              <w:lang w:eastAsia="ja-JP"/>
+              <w14:ligatures w14:val="standardContextual"/>
+            </w:rPr>
+          </w:pPr>
+          <w:hyperlink w:anchor="_Toc231597004" w:history="1">
+            <w:r>
+              <w:rPr>
+                <w:rStyle w:val="Hyperlink"/>
+                <w:noProof/>
+              </w:rPr>
+              <w:t>2.1.1.</w:t>
+            </w:r>
+            <w:r>
+              <w:rPr>
+                <w:rFonts w:asciiTheme="minorHAnsi" w:eastAsiaTheme="minorEastAsia" w:hAnsiTheme="minorHAnsi" w:cstheme="minorBidi"/>
+                <w:noProof/>
+                <w:kern w:val="2"/>
+                <w:lang w:eastAsia="ja-JP"/>
+                <w14:ligatures w14:val="standardContextual"/>
+              </w:rPr>
+              <w:tab/>
+            </w:r>
+            <w:r>
+              <w:rPr>
+                <w:rStyle w:val="Hyperlink"/>
                 <w:i/>
+                <w:iCs/>
                 <w:noProof/>
               </w:rPr>
               <w:t>K-means</w:t>
             </w:r>
             <w:r>
               <w:rPr>
+                <w:rStyle w:val="Hyperlink"/>
+                <w:noProof/>
+              </w:rPr>
+              <w:t xml:space="preserve"> [X]</w:t>
+            </w:r>
+            <w:r>
+              <w:rPr>
                 <w:noProof/>
                 <w:webHidden/>
               </w:rPr>
@@ -1132,7 +1422,7 @@
                 <w:noProof/>
                 <w:webHidden/>
               </w:rPr>
-              <w:instrText xml:space="preserve"> PAGEREF _Toc231218457 \h </w:instrText>
+              <w:instrText xml:space="preserve"> PAGEREF _Toc231597004 \h </w:instrText>
             </w:r>
             <w:r>
               <w:rPr>
@@ -1152,7 +1442,547 @@
                 <w:noProof/>
                 <w:webHidden/>
               </w:rPr>
-              <w:t>7</w:t>
+              <w:t>11</w:t>
+            </w:r>
+            <w:r>
+              <w:rPr>
+                <w:noProof/>
+                <w:webHidden/>
+              </w:rPr>
+              <w:fldChar w:fldCharType="end"/>
+            </w:r>
+          </w:hyperlink>
+        </w:p>
+        <w:p>
+          <w:pPr>
+            <w:pStyle w:val="TOC2"/>
+            <w:tabs>
+              <w:tab w:val="left" w:pos="960"/>
+              <w:tab w:val="right" w:leader="dot" w:pos="8777"/>
+            </w:tabs>
+            <w:rPr>
+              <w:rFonts w:asciiTheme="minorHAnsi" w:eastAsiaTheme="minorEastAsia" w:hAnsiTheme="minorHAnsi" w:cstheme="minorBidi"/>
+              <w:noProof/>
+              <w:kern w:val="2"/>
+              <w:lang w:eastAsia="ja-JP"/>
+              <w14:ligatures w14:val="standardContextual"/>
+            </w:rPr>
+          </w:pPr>
+          <w:hyperlink w:anchor="_Toc231597005" w:history="1">
+            <w:r>
+              <w:rPr>
+                <w:rStyle w:val="Hyperlink"/>
+                <w:noProof/>
+              </w:rPr>
+              <w:t>2.2.</w:t>
+            </w:r>
+            <w:r>
+              <w:rPr>
+                <w:rFonts w:asciiTheme="minorHAnsi" w:eastAsiaTheme="minorEastAsia" w:hAnsiTheme="minorHAnsi" w:cstheme="minorBidi"/>
+                <w:noProof/>
+                <w:kern w:val="2"/>
+                <w:lang w:eastAsia="ja-JP"/>
+                <w14:ligatures w14:val="standardContextual"/>
+              </w:rPr>
+              <w:tab/>
+            </w:r>
+            <w:r>
+              <w:rPr>
+                <w:rStyle w:val="Hyperlink"/>
+                <w:noProof/>
+              </w:rPr>
+              <w:t>Odabir rute [X]</w:t>
+            </w:r>
+            <w:r>
+              <w:rPr>
+                <w:noProof/>
+                <w:webHidden/>
+              </w:rPr>
+              <w:tab/>
+            </w:r>
+            <w:r>
+              <w:rPr>
+                <w:noProof/>
+                <w:webHidden/>
+              </w:rPr>
+              <w:fldChar w:fldCharType="begin"/>
+            </w:r>
+            <w:r>
+              <w:rPr>
+                <w:noProof/>
+                <w:webHidden/>
+              </w:rPr>
+              <w:instrText xml:space="preserve"> PAGEREF _Toc231597005 \h </w:instrText>
+            </w:r>
+            <w:r>
+              <w:rPr>
+                <w:noProof/>
+                <w:webHidden/>
+              </w:rPr>
+            </w:r>
+            <w:r>
+              <w:rPr>
+                <w:noProof/>
+                <w:webHidden/>
+              </w:rPr>
+              <w:fldChar w:fldCharType="separate"/>
+            </w:r>
+            <w:r>
+              <w:rPr>
+                <w:noProof/>
+                <w:webHidden/>
+              </w:rPr>
+              <w:t>11</w:t>
+            </w:r>
+            <w:r>
+              <w:rPr>
+                <w:noProof/>
+                <w:webHidden/>
+              </w:rPr>
+              <w:fldChar w:fldCharType="end"/>
+            </w:r>
+          </w:hyperlink>
+        </w:p>
+        <w:p>
+          <w:pPr>
+            <w:pStyle w:val="TOC3"/>
+            <w:tabs>
+              <w:tab w:val="left" w:pos="1440"/>
+              <w:tab w:val="right" w:leader="dot" w:pos="8777"/>
+            </w:tabs>
+            <w:rPr>
+              <w:rFonts w:asciiTheme="minorHAnsi" w:eastAsiaTheme="minorEastAsia" w:hAnsiTheme="minorHAnsi" w:cstheme="minorBidi"/>
+              <w:noProof/>
+              <w:kern w:val="2"/>
+              <w:lang w:eastAsia="ja-JP"/>
+              <w14:ligatures w14:val="standardContextual"/>
+            </w:rPr>
+          </w:pPr>
+          <w:hyperlink w:anchor="_Toc231597006" w:history="1">
+            <w:r>
+              <w:rPr>
+                <w:rStyle w:val="Hyperlink"/>
+                <w:noProof/>
+              </w:rPr>
+              <w:t>2.2.1.</w:t>
+            </w:r>
+            <w:r>
+              <w:rPr>
+                <w:rFonts w:asciiTheme="minorHAnsi" w:eastAsiaTheme="minorEastAsia" w:hAnsiTheme="minorHAnsi" w:cstheme="minorBidi"/>
+                <w:noProof/>
+                <w:kern w:val="2"/>
+                <w:lang w:eastAsia="ja-JP"/>
+                <w14:ligatures w14:val="standardContextual"/>
+              </w:rPr>
+              <w:tab/>
+            </w:r>
+            <w:r>
+              <w:rPr>
+                <w:rStyle w:val="Hyperlink"/>
+                <w:noProof/>
+              </w:rPr>
+              <w:t>Sebično [X]</w:t>
+            </w:r>
+            <w:r>
+              <w:rPr>
+                <w:noProof/>
+                <w:webHidden/>
+              </w:rPr>
+              <w:tab/>
+            </w:r>
+            <w:r>
+              <w:rPr>
+                <w:noProof/>
+                <w:webHidden/>
+              </w:rPr>
+              <w:fldChar w:fldCharType="begin"/>
+            </w:r>
+            <w:r>
+              <w:rPr>
+                <w:noProof/>
+                <w:webHidden/>
+              </w:rPr>
+              <w:instrText xml:space="preserve"> PAGEREF _Toc231597006 \h </w:instrText>
+            </w:r>
+            <w:r>
+              <w:rPr>
+                <w:noProof/>
+                <w:webHidden/>
+              </w:rPr>
+            </w:r>
+            <w:r>
+              <w:rPr>
+                <w:noProof/>
+                <w:webHidden/>
+              </w:rPr>
+              <w:fldChar w:fldCharType="separate"/>
+            </w:r>
+            <w:r>
+              <w:rPr>
+                <w:noProof/>
+                <w:webHidden/>
+              </w:rPr>
+              <w:t>11</w:t>
+            </w:r>
+            <w:r>
+              <w:rPr>
+                <w:noProof/>
+                <w:webHidden/>
+              </w:rPr>
+              <w:fldChar w:fldCharType="end"/>
+            </w:r>
+          </w:hyperlink>
+        </w:p>
+        <w:p>
+          <w:pPr>
+            <w:pStyle w:val="TOC3"/>
+            <w:tabs>
+              <w:tab w:val="left" w:pos="1440"/>
+              <w:tab w:val="right" w:leader="dot" w:pos="8777"/>
+            </w:tabs>
+            <w:rPr>
+              <w:rFonts w:asciiTheme="minorHAnsi" w:eastAsiaTheme="minorEastAsia" w:hAnsiTheme="minorHAnsi" w:cstheme="minorBidi"/>
+              <w:noProof/>
+              <w:kern w:val="2"/>
+              <w:lang w:eastAsia="ja-JP"/>
+              <w14:ligatures w14:val="standardContextual"/>
+            </w:rPr>
+          </w:pPr>
+          <w:hyperlink w:anchor="_Toc231597007" w:history="1">
+            <w:r>
+              <w:rPr>
+                <w:rStyle w:val="Hyperlink"/>
+                <w:noProof/>
+              </w:rPr>
+              <w:t>2.2.2.</w:t>
+            </w:r>
+            <w:r>
+              <w:rPr>
+                <w:rFonts w:asciiTheme="minorHAnsi" w:eastAsiaTheme="minorEastAsia" w:hAnsiTheme="minorHAnsi" w:cstheme="minorBidi"/>
+                <w:noProof/>
+                <w:kern w:val="2"/>
+                <w:lang w:eastAsia="ja-JP"/>
+                <w14:ligatures w14:val="standardContextual"/>
+              </w:rPr>
+              <w:tab/>
+            </w:r>
+            <w:r>
+              <w:rPr>
+                <w:rStyle w:val="Hyperlink"/>
+                <w:noProof/>
+              </w:rPr>
+              <w:t>Centralizirano [X]</w:t>
+            </w:r>
+            <w:r>
+              <w:rPr>
+                <w:noProof/>
+                <w:webHidden/>
+              </w:rPr>
+              <w:tab/>
+            </w:r>
+            <w:r>
+              <w:rPr>
+                <w:noProof/>
+                <w:webHidden/>
+              </w:rPr>
+              <w:fldChar w:fldCharType="begin"/>
+            </w:r>
+            <w:r>
+              <w:rPr>
+                <w:noProof/>
+                <w:webHidden/>
+              </w:rPr>
+              <w:instrText xml:space="preserve"> PAGEREF _Toc231597007 \h </w:instrText>
+            </w:r>
+            <w:r>
+              <w:rPr>
+                <w:noProof/>
+                <w:webHidden/>
+              </w:rPr>
+            </w:r>
+            <w:r>
+              <w:rPr>
+                <w:noProof/>
+                <w:webHidden/>
+              </w:rPr>
+              <w:fldChar w:fldCharType="separate"/>
+            </w:r>
+            <w:r>
+              <w:rPr>
+                <w:noProof/>
+                <w:webHidden/>
+              </w:rPr>
+              <w:t>11</w:t>
+            </w:r>
+            <w:r>
+              <w:rPr>
+                <w:noProof/>
+                <w:webHidden/>
+              </w:rPr>
+              <w:fldChar w:fldCharType="end"/>
+            </w:r>
+          </w:hyperlink>
+        </w:p>
+        <w:p>
+          <w:pPr>
+            <w:pStyle w:val="TOC2"/>
+            <w:tabs>
+              <w:tab w:val="left" w:pos="960"/>
+              <w:tab w:val="right" w:leader="dot" w:pos="8777"/>
+            </w:tabs>
+            <w:rPr>
+              <w:rFonts w:asciiTheme="minorHAnsi" w:eastAsiaTheme="minorEastAsia" w:hAnsiTheme="minorHAnsi" w:cstheme="minorBidi"/>
+              <w:noProof/>
+              <w:kern w:val="2"/>
+              <w:lang w:eastAsia="ja-JP"/>
+              <w14:ligatures w14:val="standardContextual"/>
+            </w:rPr>
+          </w:pPr>
+          <w:hyperlink w:anchor="_Toc231597008" w:history="1">
+            <w:r>
+              <w:rPr>
+                <w:rStyle w:val="Hyperlink"/>
+                <w:noProof/>
+              </w:rPr>
+              <w:t>2.3.</w:t>
+            </w:r>
+            <w:r>
+              <w:rPr>
+                <w:rFonts w:asciiTheme="minorHAnsi" w:eastAsiaTheme="minorEastAsia" w:hAnsiTheme="minorHAnsi" w:cstheme="minorBidi"/>
+                <w:noProof/>
+                <w:kern w:val="2"/>
+                <w:lang w:eastAsia="ja-JP"/>
+                <w14:ligatures w14:val="standardContextual"/>
+              </w:rPr>
+              <w:tab/>
+            </w:r>
+            <w:r>
+              <w:rPr>
+                <w:rStyle w:val="Hyperlink"/>
+                <w:noProof/>
+              </w:rPr>
+              <w:t>Raspodjela [X]</w:t>
+            </w:r>
+            <w:r>
+              <w:rPr>
+                <w:noProof/>
+                <w:webHidden/>
+              </w:rPr>
+              <w:tab/>
+            </w:r>
+            <w:r>
+              <w:rPr>
+                <w:noProof/>
+                <w:webHidden/>
+              </w:rPr>
+              <w:fldChar w:fldCharType="begin"/>
+            </w:r>
+            <w:r>
+              <w:rPr>
+                <w:noProof/>
+                <w:webHidden/>
+              </w:rPr>
+              <w:instrText xml:space="preserve"> PAGEREF _Toc231597008 \h </w:instrText>
+            </w:r>
+            <w:r>
+              <w:rPr>
+                <w:noProof/>
+                <w:webHidden/>
+              </w:rPr>
+            </w:r>
+            <w:r>
+              <w:rPr>
+                <w:noProof/>
+                <w:webHidden/>
+              </w:rPr>
+              <w:fldChar w:fldCharType="separate"/>
+            </w:r>
+            <w:r>
+              <w:rPr>
+                <w:noProof/>
+                <w:webHidden/>
+              </w:rPr>
+              <w:t>12</w:t>
+            </w:r>
+            <w:r>
+              <w:rPr>
+                <w:noProof/>
+                <w:webHidden/>
+              </w:rPr>
+              <w:fldChar w:fldCharType="end"/>
+            </w:r>
+          </w:hyperlink>
+        </w:p>
+        <w:p>
+          <w:pPr>
+            <w:pStyle w:val="TOC3"/>
+            <w:tabs>
+              <w:tab w:val="left" w:pos="1440"/>
+              <w:tab w:val="right" w:leader="dot" w:pos="8777"/>
+            </w:tabs>
+            <w:rPr>
+              <w:rFonts w:asciiTheme="minorHAnsi" w:eastAsiaTheme="minorEastAsia" w:hAnsiTheme="minorHAnsi" w:cstheme="minorBidi"/>
+              <w:noProof/>
+              <w:kern w:val="2"/>
+              <w:lang w:eastAsia="ja-JP"/>
+              <w14:ligatures w14:val="standardContextual"/>
+            </w:rPr>
+          </w:pPr>
+          <w:hyperlink w:anchor="_Toc231597009" w:history="1">
+            <w:r>
+              <w:rPr>
+                <w:rStyle w:val="Hyperlink"/>
+                <w:noProof/>
+              </w:rPr>
+              <w:t>2.3.1.</w:t>
+            </w:r>
+            <w:r>
+              <w:rPr>
+                <w:rFonts w:asciiTheme="minorHAnsi" w:eastAsiaTheme="minorEastAsia" w:hAnsiTheme="minorHAnsi" w:cstheme="minorBidi"/>
+                <w:noProof/>
+                <w:kern w:val="2"/>
+                <w:lang w:eastAsia="ja-JP"/>
+                <w14:ligatures w14:val="standardContextual"/>
+              </w:rPr>
+              <w:tab/>
+            </w:r>
+            <w:r>
+              <w:rPr>
+                <w:rStyle w:val="Hyperlink"/>
+                <w:noProof/>
+              </w:rPr>
+              <w:t>Centraliziran [X]</w:t>
+            </w:r>
+            <w:r>
+              <w:rPr>
+                <w:noProof/>
+                <w:webHidden/>
+              </w:rPr>
+              <w:tab/>
+            </w:r>
+            <w:r>
+              <w:rPr>
+                <w:noProof/>
+                <w:webHidden/>
+              </w:rPr>
+              <w:fldChar w:fldCharType="begin"/>
+            </w:r>
+            <w:r>
+              <w:rPr>
+                <w:noProof/>
+                <w:webHidden/>
+              </w:rPr>
+              <w:instrText xml:space="preserve"> PAGEREF _Toc231597009 \h </w:instrText>
+            </w:r>
+            <w:r>
+              <w:rPr>
+                <w:noProof/>
+                <w:webHidden/>
+              </w:rPr>
+            </w:r>
+            <w:r>
+              <w:rPr>
+                <w:noProof/>
+                <w:webHidden/>
+              </w:rPr>
+              <w:fldChar w:fldCharType="separate"/>
+            </w:r>
+            <w:r>
+              <w:rPr>
+                <w:noProof/>
+                <w:webHidden/>
+              </w:rPr>
+              <w:t>12</w:t>
+            </w:r>
+            <w:r>
+              <w:rPr>
+                <w:noProof/>
+                <w:webHidden/>
+              </w:rPr>
+              <w:fldChar w:fldCharType="end"/>
+            </w:r>
+          </w:hyperlink>
+        </w:p>
+        <w:p>
+          <w:pPr>
+            <w:pStyle w:val="TOC3"/>
+            <w:tabs>
+              <w:tab w:val="left" w:pos="1440"/>
+              <w:tab w:val="right" w:leader="dot" w:pos="8777"/>
+            </w:tabs>
+            <w:rPr>
+              <w:rFonts w:asciiTheme="minorHAnsi" w:eastAsiaTheme="minorEastAsia" w:hAnsiTheme="minorHAnsi" w:cstheme="minorBidi"/>
+              <w:noProof/>
+              <w:kern w:val="2"/>
+              <w:lang w:eastAsia="ja-JP"/>
+              <w14:ligatures w14:val="standardContextual"/>
+            </w:rPr>
+          </w:pPr>
+          <w:hyperlink w:anchor="_Toc231597010" w:history="1">
+            <w:r>
+              <w:rPr>
+                <w:rStyle w:val="Hyperlink"/>
+                <w:noProof/>
+              </w:rPr>
+              <w:t>2.3.2.</w:t>
+            </w:r>
+            <w:r>
+              <w:rPr>
+                <w:rFonts w:asciiTheme="minorHAnsi" w:eastAsiaTheme="minorEastAsia" w:hAnsiTheme="minorHAnsi" w:cstheme="minorBidi"/>
+                <w:noProof/>
+                <w:kern w:val="2"/>
+                <w:lang w:eastAsia="ja-JP"/>
+                <w14:ligatures w14:val="standardContextual"/>
+              </w:rPr>
+              <w:tab/>
+            </w:r>
+            <w:r>
+              <w:rPr>
+                <w:rStyle w:val="Hyperlink"/>
+                <w:noProof/>
+              </w:rPr>
+              <w:t>Kompetitivnost [X]</w:t>
+            </w:r>
+            <w:r>
+              <w:rPr>
+                <w:noProof/>
+                <w:webHidden/>
+              </w:rPr>
+              <w:tab/>
+            </w:r>
+            <w:r>
+              <w:rPr>
+                <w:noProof/>
+                <w:webHidden/>
+              </w:rPr>
+              <w:fldChar w:fldCharType="begin"/>
+            </w:r>
+            <w:r>
+              <w:rPr>
+                <w:noProof/>
+                <w:webHidden/>
+              </w:rPr>
+              <w:instrText xml:space="preserve"> PAGEREF _Toc231597010 \h </w:instrText>
+            </w:r>
+            <w:r>
+              <w:rPr>
+                <w:noProof/>
+                <w:webHidden/>
+              </w:rPr>
+            </w:r>
+            <w:r>
+              <w:rPr>
+                <w:noProof/>
+                <w:webHidden/>
+              </w:rPr>
+              <w:fldChar w:fldCharType="separate"/>
+            </w:r>
+            <w:r>
+              <w:rPr>
+                <w:noProof/>
+                <w:webHidden/>
+              </w:rPr>
+              <w:t>12</w:t>
             </w:r>
             <w:r>
               <w:rPr>
@@ -1178,7 +2008,7 @@
               <w14:ligatures w14:val="standardContextual"/>
             </w:rPr>
           </w:pPr>
-          <w:hyperlink w:anchor="_Toc231218458" w:history="1">
+          <w:hyperlink w:anchor="_Toc231597011" w:history="1">
             <w:r>
               <w:rPr>
                 <w:rStyle w:val="Hyperlink"/>
@@ -1201,7 +2031,7 @@
                 <w:rStyle w:val="Hyperlink"/>
                 <w:noProof/>
               </w:rPr>
-              <w:t>?</w:t>
+              <w:t>Implementacija [~]</w:t>
             </w:r>
             <w:r>
               <w:rPr>
@@ -1222,7 +2052,7 @@
                 <w:noProof/>
                 <w:webHidden/>
               </w:rPr>
-              <w:instrText xml:space="preserve"> PAGEREF _Toc231218458 \h </w:instrText>
+              <w:instrText xml:space="preserve"> PAGEREF _Toc231597011 \h </w:instrText>
             </w:r>
             <w:r>
               <w:rPr>
@@ -1242,7 +2072,638 @@
                 <w:noProof/>
                 <w:webHidden/>
               </w:rPr>
-              <w:t>8</w:t>
+              <w:t>13</w:t>
+            </w:r>
+            <w:r>
+              <w:rPr>
+                <w:noProof/>
+                <w:webHidden/>
+              </w:rPr>
+              <w:fldChar w:fldCharType="end"/>
+            </w:r>
+          </w:hyperlink>
+        </w:p>
+        <w:p>
+          <w:pPr>
+            <w:pStyle w:val="TOC2"/>
+            <w:tabs>
+              <w:tab w:val="left" w:pos="960"/>
+              <w:tab w:val="right" w:leader="dot" w:pos="8777"/>
+            </w:tabs>
+            <w:rPr>
+              <w:rFonts w:asciiTheme="minorHAnsi" w:eastAsiaTheme="minorEastAsia" w:hAnsiTheme="minorHAnsi" w:cstheme="minorBidi"/>
+              <w:noProof/>
+              <w:kern w:val="2"/>
+              <w:lang w:eastAsia="ja-JP"/>
+              <w14:ligatures w14:val="standardContextual"/>
+            </w:rPr>
+          </w:pPr>
+          <w:hyperlink w:anchor="_Toc231597012" w:history="1">
+            <w:r>
+              <w:rPr>
+                <w:rStyle w:val="Hyperlink"/>
+                <w:noProof/>
+              </w:rPr>
+              <w:t>3.1.</w:t>
+            </w:r>
+            <w:r>
+              <w:rPr>
+                <w:rFonts w:asciiTheme="minorHAnsi" w:eastAsiaTheme="minorEastAsia" w:hAnsiTheme="minorHAnsi" w:cstheme="minorBidi"/>
+                <w:noProof/>
+                <w:kern w:val="2"/>
+                <w:lang w:eastAsia="ja-JP"/>
+                <w14:ligatures w14:val="standardContextual"/>
+              </w:rPr>
+              <w:tab/>
+            </w:r>
+            <w:r>
+              <w:rPr>
+                <w:rStyle w:val="Hyperlink"/>
+                <w:noProof/>
+              </w:rPr>
+              <w:t>Alati</w:t>
+            </w:r>
+            <w:r>
+              <w:rPr>
+                <w:noProof/>
+                <w:webHidden/>
+              </w:rPr>
+              <w:tab/>
+            </w:r>
+            <w:r>
+              <w:rPr>
+                <w:noProof/>
+                <w:webHidden/>
+              </w:rPr>
+              <w:fldChar w:fldCharType="begin"/>
+            </w:r>
+            <w:r>
+              <w:rPr>
+                <w:noProof/>
+                <w:webHidden/>
+              </w:rPr>
+              <w:instrText xml:space="preserve"> PAGEREF _Toc231597012 \h </w:instrText>
+            </w:r>
+            <w:r>
+              <w:rPr>
+                <w:noProof/>
+                <w:webHidden/>
+              </w:rPr>
+            </w:r>
+            <w:r>
+              <w:rPr>
+                <w:noProof/>
+                <w:webHidden/>
+              </w:rPr>
+              <w:fldChar w:fldCharType="separate"/>
+            </w:r>
+            <w:r>
+              <w:rPr>
+                <w:noProof/>
+                <w:webHidden/>
+              </w:rPr>
+              <w:t>13</w:t>
+            </w:r>
+            <w:r>
+              <w:rPr>
+                <w:noProof/>
+                <w:webHidden/>
+              </w:rPr>
+              <w:fldChar w:fldCharType="end"/>
+            </w:r>
+          </w:hyperlink>
+        </w:p>
+        <w:p>
+          <w:pPr>
+            <w:pStyle w:val="TOC3"/>
+            <w:tabs>
+              <w:tab w:val="left" w:pos="1440"/>
+              <w:tab w:val="right" w:leader="dot" w:pos="8777"/>
+            </w:tabs>
+            <w:rPr>
+              <w:rFonts w:asciiTheme="minorHAnsi" w:eastAsiaTheme="minorEastAsia" w:hAnsiTheme="minorHAnsi" w:cstheme="minorBidi"/>
+              <w:noProof/>
+              <w:kern w:val="2"/>
+              <w:lang w:eastAsia="ja-JP"/>
+              <w14:ligatures w14:val="standardContextual"/>
+            </w:rPr>
+          </w:pPr>
+          <w:hyperlink w:anchor="_Toc231597013" w:history="1">
+            <w:r>
+              <w:rPr>
+                <w:rStyle w:val="Hyperlink"/>
+                <w:iCs/>
+                <w:noProof/>
+              </w:rPr>
+              <w:t>3.1.1.</w:t>
+            </w:r>
+            <w:r>
+              <w:rPr>
+                <w:rFonts w:asciiTheme="minorHAnsi" w:eastAsiaTheme="minorEastAsia" w:hAnsiTheme="minorHAnsi" w:cstheme="minorBidi"/>
+                <w:noProof/>
+                <w:kern w:val="2"/>
+                <w:lang w:eastAsia="ja-JP"/>
+                <w14:ligatures w14:val="standardContextual"/>
+              </w:rPr>
+              <w:tab/>
+            </w:r>
+            <w:r>
+              <w:rPr>
+                <w:rStyle w:val="Hyperlink"/>
+                <w:noProof/>
+              </w:rPr>
+              <w:t>Eclipse SUMO</w:t>
+            </w:r>
+            <w:r>
+              <w:rPr>
+                <w:noProof/>
+                <w:webHidden/>
+              </w:rPr>
+              <w:tab/>
+            </w:r>
+            <w:r>
+              <w:rPr>
+                <w:noProof/>
+                <w:webHidden/>
+              </w:rPr>
+              <w:fldChar w:fldCharType="begin"/>
+            </w:r>
+            <w:r>
+              <w:rPr>
+                <w:noProof/>
+                <w:webHidden/>
+              </w:rPr>
+              <w:instrText xml:space="preserve"> PAGEREF _Toc231597013 \h </w:instrText>
+            </w:r>
+            <w:r>
+              <w:rPr>
+                <w:noProof/>
+                <w:webHidden/>
+              </w:rPr>
+            </w:r>
+            <w:r>
+              <w:rPr>
+                <w:noProof/>
+                <w:webHidden/>
+              </w:rPr>
+              <w:fldChar w:fldCharType="separate"/>
+            </w:r>
+            <w:r>
+              <w:rPr>
+                <w:noProof/>
+                <w:webHidden/>
+              </w:rPr>
+              <w:t>13</w:t>
+            </w:r>
+            <w:r>
+              <w:rPr>
+                <w:noProof/>
+                <w:webHidden/>
+              </w:rPr>
+              <w:fldChar w:fldCharType="end"/>
+            </w:r>
+          </w:hyperlink>
+        </w:p>
+        <w:p>
+          <w:pPr>
+            <w:pStyle w:val="TOC3"/>
+            <w:tabs>
+              <w:tab w:val="left" w:pos="1440"/>
+              <w:tab w:val="right" w:leader="dot" w:pos="8777"/>
+            </w:tabs>
+            <w:rPr>
+              <w:rFonts w:asciiTheme="minorHAnsi" w:eastAsiaTheme="minorEastAsia" w:hAnsiTheme="minorHAnsi" w:cstheme="minorBidi"/>
+              <w:noProof/>
+              <w:kern w:val="2"/>
+              <w:lang w:eastAsia="ja-JP"/>
+              <w14:ligatures w14:val="standardContextual"/>
+            </w:rPr>
+          </w:pPr>
+          <w:hyperlink w:anchor="_Toc231597014" w:history="1">
+            <w:r>
+              <w:rPr>
+                <w:rStyle w:val="Hyperlink"/>
+                <w:noProof/>
+              </w:rPr>
+              <w:t>3.1.2.</w:t>
+            </w:r>
+            <w:r>
+              <w:rPr>
+                <w:rFonts w:asciiTheme="minorHAnsi" w:eastAsiaTheme="minorEastAsia" w:hAnsiTheme="minorHAnsi" w:cstheme="minorBidi"/>
+                <w:noProof/>
+                <w:kern w:val="2"/>
+                <w:lang w:eastAsia="ja-JP"/>
+                <w14:ligatures w14:val="standardContextual"/>
+              </w:rPr>
+              <w:tab/>
+            </w:r>
+            <w:r>
+              <w:rPr>
+                <w:rStyle w:val="Hyperlink"/>
+                <w:noProof/>
+              </w:rPr>
+              <w:t>NetworkX</w:t>
+            </w:r>
+            <w:r>
+              <w:rPr>
+                <w:noProof/>
+                <w:webHidden/>
+              </w:rPr>
+              <w:tab/>
+            </w:r>
+            <w:r>
+              <w:rPr>
+                <w:noProof/>
+                <w:webHidden/>
+              </w:rPr>
+              <w:fldChar w:fldCharType="begin"/>
+            </w:r>
+            <w:r>
+              <w:rPr>
+                <w:noProof/>
+                <w:webHidden/>
+              </w:rPr>
+              <w:instrText xml:space="preserve"> PAGEREF _Toc231597014 \h </w:instrText>
+            </w:r>
+            <w:r>
+              <w:rPr>
+                <w:noProof/>
+                <w:webHidden/>
+              </w:rPr>
+            </w:r>
+            <w:r>
+              <w:rPr>
+                <w:noProof/>
+                <w:webHidden/>
+              </w:rPr>
+              <w:fldChar w:fldCharType="separate"/>
+            </w:r>
+            <w:r>
+              <w:rPr>
+                <w:noProof/>
+                <w:webHidden/>
+              </w:rPr>
+              <w:t>15</w:t>
+            </w:r>
+            <w:r>
+              <w:rPr>
+                <w:noProof/>
+                <w:webHidden/>
+              </w:rPr>
+              <w:fldChar w:fldCharType="end"/>
+            </w:r>
+          </w:hyperlink>
+        </w:p>
+        <w:p>
+          <w:pPr>
+            <w:pStyle w:val="TOC3"/>
+            <w:tabs>
+              <w:tab w:val="left" w:pos="1440"/>
+              <w:tab w:val="right" w:leader="dot" w:pos="8777"/>
+            </w:tabs>
+            <w:rPr>
+              <w:rFonts w:asciiTheme="minorHAnsi" w:eastAsiaTheme="minorEastAsia" w:hAnsiTheme="minorHAnsi" w:cstheme="minorBidi"/>
+              <w:noProof/>
+              <w:kern w:val="2"/>
+              <w:lang w:eastAsia="ja-JP"/>
+              <w14:ligatures w14:val="standardContextual"/>
+            </w:rPr>
+          </w:pPr>
+          <w:hyperlink w:anchor="_Toc231597015" w:history="1">
+            <w:r>
+              <w:rPr>
+                <w:rStyle w:val="Hyperlink"/>
+                <w:noProof/>
+              </w:rPr>
+              <w:t>3.1.3.</w:t>
+            </w:r>
+            <w:r>
+              <w:rPr>
+                <w:rFonts w:asciiTheme="minorHAnsi" w:eastAsiaTheme="minorEastAsia" w:hAnsiTheme="minorHAnsi" w:cstheme="minorBidi"/>
+                <w:noProof/>
+                <w:kern w:val="2"/>
+                <w:lang w:eastAsia="ja-JP"/>
+                <w14:ligatures w14:val="standardContextual"/>
+              </w:rPr>
+              <w:tab/>
+            </w:r>
+            <w:r>
+              <w:rPr>
+                <w:rStyle w:val="Hyperlink"/>
+                <w:noProof/>
+              </w:rPr>
+              <w:t>OpenStreetMaps [X]</w:t>
+            </w:r>
+            <w:r>
+              <w:rPr>
+                <w:noProof/>
+                <w:webHidden/>
+              </w:rPr>
+              <w:tab/>
+            </w:r>
+            <w:r>
+              <w:rPr>
+                <w:noProof/>
+                <w:webHidden/>
+              </w:rPr>
+              <w:fldChar w:fldCharType="begin"/>
+            </w:r>
+            <w:r>
+              <w:rPr>
+                <w:noProof/>
+                <w:webHidden/>
+              </w:rPr>
+              <w:instrText xml:space="preserve"> PAGEREF _Toc231597015 \h </w:instrText>
+            </w:r>
+            <w:r>
+              <w:rPr>
+                <w:noProof/>
+                <w:webHidden/>
+              </w:rPr>
+            </w:r>
+            <w:r>
+              <w:rPr>
+                <w:noProof/>
+                <w:webHidden/>
+              </w:rPr>
+              <w:fldChar w:fldCharType="separate"/>
+            </w:r>
+            <w:r>
+              <w:rPr>
+                <w:noProof/>
+                <w:webHidden/>
+              </w:rPr>
+              <w:t>15</w:t>
+            </w:r>
+            <w:r>
+              <w:rPr>
+                <w:noProof/>
+                <w:webHidden/>
+              </w:rPr>
+              <w:fldChar w:fldCharType="end"/>
+            </w:r>
+          </w:hyperlink>
+        </w:p>
+        <w:p>
+          <w:pPr>
+            <w:pStyle w:val="TOC2"/>
+            <w:tabs>
+              <w:tab w:val="left" w:pos="960"/>
+              <w:tab w:val="right" w:leader="dot" w:pos="8777"/>
+            </w:tabs>
+            <w:rPr>
+              <w:rFonts w:asciiTheme="minorHAnsi" w:eastAsiaTheme="minorEastAsia" w:hAnsiTheme="minorHAnsi" w:cstheme="minorBidi"/>
+              <w:noProof/>
+              <w:kern w:val="2"/>
+              <w:lang w:eastAsia="ja-JP"/>
+              <w14:ligatures w14:val="standardContextual"/>
+            </w:rPr>
+          </w:pPr>
+          <w:hyperlink w:anchor="_Toc231597016" w:history="1">
+            <w:r>
+              <w:rPr>
+                <w:rStyle w:val="Hyperlink"/>
+                <w:noProof/>
+              </w:rPr>
+              <w:t>3.2.</w:t>
+            </w:r>
+            <w:r>
+              <w:rPr>
+                <w:rFonts w:asciiTheme="minorHAnsi" w:eastAsiaTheme="minorEastAsia" w:hAnsiTheme="minorHAnsi" w:cstheme="minorBidi"/>
+                <w:noProof/>
+                <w:kern w:val="2"/>
+                <w:lang w:eastAsia="ja-JP"/>
+                <w14:ligatures w14:val="standardContextual"/>
+              </w:rPr>
+              <w:tab/>
+            </w:r>
+            <w:r>
+              <w:rPr>
+                <w:rStyle w:val="Hyperlink"/>
+                <w:noProof/>
+              </w:rPr>
+              <w:t>Pod-mreža stanice za punjenje vozila</w:t>
+            </w:r>
+            <w:r>
+              <w:rPr>
+                <w:noProof/>
+                <w:webHidden/>
+              </w:rPr>
+              <w:tab/>
+            </w:r>
+            <w:r>
+              <w:rPr>
+                <w:noProof/>
+                <w:webHidden/>
+              </w:rPr>
+              <w:fldChar w:fldCharType="begin"/>
+            </w:r>
+            <w:r>
+              <w:rPr>
+                <w:noProof/>
+                <w:webHidden/>
+              </w:rPr>
+              <w:instrText xml:space="preserve"> PAGEREF _Toc231597016 \h </w:instrText>
+            </w:r>
+            <w:r>
+              <w:rPr>
+                <w:noProof/>
+                <w:webHidden/>
+              </w:rPr>
+            </w:r>
+            <w:r>
+              <w:rPr>
+                <w:noProof/>
+                <w:webHidden/>
+              </w:rPr>
+              <w:fldChar w:fldCharType="separate"/>
+            </w:r>
+            <w:r>
+              <w:rPr>
+                <w:noProof/>
+                <w:webHidden/>
+              </w:rPr>
+              <w:t>16</w:t>
+            </w:r>
+            <w:r>
+              <w:rPr>
+                <w:noProof/>
+                <w:webHidden/>
+              </w:rPr>
+              <w:fldChar w:fldCharType="end"/>
+            </w:r>
+          </w:hyperlink>
+        </w:p>
+        <w:p>
+          <w:pPr>
+            <w:pStyle w:val="TOC2"/>
+            <w:tabs>
+              <w:tab w:val="left" w:pos="960"/>
+              <w:tab w:val="right" w:leader="dot" w:pos="8777"/>
+            </w:tabs>
+            <w:rPr>
+              <w:rFonts w:asciiTheme="minorHAnsi" w:eastAsiaTheme="minorEastAsia" w:hAnsiTheme="minorHAnsi" w:cstheme="minorBidi"/>
+              <w:noProof/>
+              <w:kern w:val="2"/>
+              <w:lang w:eastAsia="ja-JP"/>
+              <w14:ligatures w14:val="standardContextual"/>
+            </w:rPr>
+          </w:pPr>
+          <w:hyperlink w:anchor="_Toc231597017" w:history="1">
+            <w:r>
+              <w:rPr>
+                <w:rStyle w:val="Hyperlink"/>
+                <w:noProof/>
+              </w:rPr>
+              <w:t>3.3.</w:t>
+            </w:r>
+            <w:r>
+              <w:rPr>
+                <w:rFonts w:asciiTheme="minorHAnsi" w:eastAsiaTheme="minorEastAsia" w:hAnsiTheme="minorHAnsi" w:cstheme="minorBidi"/>
+                <w:noProof/>
+                <w:kern w:val="2"/>
+                <w:lang w:eastAsia="ja-JP"/>
+                <w14:ligatures w14:val="standardContextual"/>
+              </w:rPr>
+              <w:tab/>
+            </w:r>
+            <w:r>
+              <w:rPr>
+                <w:rStyle w:val="Hyperlink"/>
+                <w:noProof/>
+              </w:rPr>
+              <w:t>Algoritmi [X]</w:t>
+            </w:r>
+            <w:r>
+              <w:rPr>
+                <w:noProof/>
+                <w:webHidden/>
+              </w:rPr>
+              <w:tab/>
+            </w:r>
+            <w:r>
+              <w:rPr>
+                <w:noProof/>
+                <w:webHidden/>
+              </w:rPr>
+              <w:fldChar w:fldCharType="begin"/>
+            </w:r>
+            <w:r>
+              <w:rPr>
+                <w:noProof/>
+                <w:webHidden/>
+              </w:rPr>
+              <w:instrText xml:space="preserve"> PAGEREF _Toc231597017 \h </w:instrText>
+            </w:r>
+            <w:r>
+              <w:rPr>
+                <w:noProof/>
+                <w:webHidden/>
+              </w:rPr>
+            </w:r>
+            <w:r>
+              <w:rPr>
+                <w:noProof/>
+                <w:webHidden/>
+              </w:rPr>
+              <w:fldChar w:fldCharType="separate"/>
+            </w:r>
+            <w:r>
+              <w:rPr>
+                <w:noProof/>
+                <w:webHidden/>
+              </w:rPr>
+              <w:t>17</w:t>
+            </w:r>
+            <w:r>
+              <w:rPr>
+                <w:noProof/>
+                <w:webHidden/>
+              </w:rPr>
+              <w:fldChar w:fldCharType="end"/>
+            </w:r>
+          </w:hyperlink>
+        </w:p>
+        <w:p>
+          <w:pPr>
+            <w:pStyle w:val="TOC2"/>
+            <w:tabs>
+              <w:tab w:val="left" w:pos="960"/>
+              <w:tab w:val="right" w:leader="dot" w:pos="8777"/>
+            </w:tabs>
+            <w:rPr>
+              <w:rFonts w:asciiTheme="minorHAnsi" w:eastAsiaTheme="minorEastAsia" w:hAnsiTheme="minorHAnsi" w:cstheme="minorBidi"/>
+              <w:noProof/>
+              <w:kern w:val="2"/>
+              <w:lang w:eastAsia="ja-JP"/>
+              <w14:ligatures w14:val="standardContextual"/>
+            </w:rPr>
+          </w:pPr>
+          <w:hyperlink w:anchor="_Toc231597018" w:history="1">
+            <w:r>
+              <w:rPr>
+                <w:rStyle w:val="Hyperlink"/>
+                <w:noProof/>
+              </w:rPr>
+              <w:t>3.4.</w:t>
+            </w:r>
+            <w:r>
+              <w:rPr>
+                <w:rFonts w:asciiTheme="minorHAnsi" w:eastAsiaTheme="minorEastAsia" w:hAnsiTheme="minorHAnsi" w:cstheme="minorBidi"/>
+                <w:noProof/>
+                <w:kern w:val="2"/>
+                <w:lang w:eastAsia="ja-JP"/>
+                <w14:ligatures w14:val="standardContextual"/>
+              </w:rPr>
+              <w:tab/>
+            </w:r>
+            <w:r>
+              <w:rPr>
+                <w:rStyle w:val="Hyperlink"/>
+                <w:noProof/>
+              </w:rPr>
+              <w:t>Graf neuronska mreža</w:t>
+            </w:r>
+            <w:r>
+              <w:rPr>
+                <w:noProof/>
+                <w:webHidden/>
+              </w:rPr>
+              <w:tab/>
+            </w:r>
+            <w:r>
+              <w:rPr>
+                <w:noProof/>
+                <w:webHidden/>
+              </w:rPr>
+              <w:fldChar w:fldCharType="begin"/>
+            </w:r>
+            <w:r>
+              <w:rPr>
+                <w:noProof/>
+                <w:webHidden/>
+              </w:rPr>
+              <w:instrText xml:space="preserve"> PAGEREF _Toc231597018 \h </w:instrText>
+            </w:r>
+            <w:r>
+              <w:rPr>
+                <w:noProof/>
+                <w:webHidden/>
+              </w:rPr>
+            </w:r>
+            <w:r>
+              <w:rPr>
+                <w:noProof/>
+                <w:webHidden/>
+              </w:rPr>
+              <w:fldChar w:fldCharType="separate"/>
+            </w:r>
+            <w:r>
+              <w:rPr>
+                <w:noProof/>
+                <w:webHidden/>
+              </w:rPr>
+              <w:t>17</w:t>
             </w:r>
             <w:r>
               <w:rPr>
@@ -1268,7 +2729,7 @@
               <w14:ligatures w14:val="standardContextual"/>
             </w:rPr>
           </w:pPr>
-          <w:hyperlink w:anchor="_Toc231218459" w:history="1">
+          <w:hyperlink w:anchor="_Toc231597019" w:history="1">
             <w:r>
               <w:rPr>
                 <w:rStyle w:val="Hyperlink"/>
@@ -1291,7 +2752,7 @@
                 <w:rStyle w:val="Hyperlink"/>
                 <w:noProof/>
               </w:rPr>
-              <w:t>Implementacija</w:t>
+              <w:t>Rješenja [X]</w:t>
             </w:r>
             <w:r>
               <w:rPr>
@@ -1312,7 +2773,7 @@
                 <w:noProof/>
                 <w:webHidden/>
               </w:rPr>
-              <w:instrText xml:space="preserve"> PAGEREF _Toc231218459 \h </w:instrText>
+              <w:instrText xml:space="preserve"> PAGEREF _Toc231597019 \h </w:instrText>
             </w:r>
             <w:r>
               <w:rPr>
@@ -1332,7 +2793,7 @@
                 <w:noProof/>
                 <w:webHidden/>
               </w:rPr>
-              <w:t>9</w:t>
+              <w:t>18</w:t>
             </w:r>
             <w:r>
               <w:rPr>
@@ -1358,11 +2819,10 @@
               <w14:ligatures w14:val="standardContextual"/>
             </w:rPr>
           </w:pPr>
-          <w:hyperlink w:anchor="_Toc231218460" w:history="1">
+          <w:hyperlink w:anchor="_Toc231597020" w:history="1">
             <w:r>
               <w:rPr>
                 <w:rStyle w:val="Hyperlink"/>
-                <w:i/>
                 <w:noProof/>
               </w:rPr>
               <w:t>4.1.</w:t>
@@ -1380,10 +2840,9 @@
             <w:r>
               <w:rPr>
                 <w:rStyle w:val="Hyperlink"/>
-                <w:i/>
-                <w:noProof/>
-              </w:rPr>
-              <w:t>Eclipse SUMO</w:t>
+                <w:noProof/>
+              </w:rPr>
+              <w:t>Algoritmi [X]</w:t>
             </w:r>
             <w:r>
               <w:rPr>
@@ -1404,7 +2863,7 @@
                 <w:noProof/>
                 <w:webHidden/>
               </w:rPr>
-              <w:instrText xml:space="preserve"> PAGEREF _Toc231218460 \h </w:instrText>
+              <w:instrText xml:space="preserve"> PAGEREF _Toc231597020 \h </w:instrText>
             </w:r>
             <w:r>
               <w:rPr>
@@ -1424,7 +2883,7 @@
                 <w:noProof/>
                 <w:webHidden/>
               </w:rPr>
-              <w:t>9</w:t>
+              <w:t>18</w:t>
             </w:r>
             <w:r>
               <w:rPr>
@@ -1450,11 +2909,10 @@
               <w14:ligatures w14:val="standardContextual"/>
             </w:rPr>
           </w:pPr>
-          <w:hyperlink w:anchor="_Toc231218461" w:history="1">
+          <w:hyperlink w:anchor="_Toc231597021" w:history="1">
             <w:r>
               <w:rPr>
                 <w:rStyle w:val="Hyperlink"/>
-                <w:i/>
                 <w:noProof/>
               </w:rPr>
               <w:t>4.2.</w:t>
@@ -1472,10 +2930,9 @@
             <w:r>
               <w:rPr>
                 <w:rStyle w:val="Hyperlink"/>
-                <w:i/>
-                <w:noProof/>
-              </w:rPr>
-              <w:t>Networkx</w:t>
+                <w:noProof/>
+              </w:rPr>
+              <w:t>Strojno učenje [X]</w:t>
             </w:r>
             <w:r>
               <w:rPr>
@@ -1496,7 +2953,7 @@
                 <w:noProof/>
                 <w:webHidden/>
               </w:rPr>
-              <w:instrText xml:space="preserve"> PAGEREF _Toc231218461 \h </w:instrText>
+              <w:instrText xml:space="preserve"> PAGEREF _Toc231597021 \h </w:instrText>
             </w:r>
             <w:r>
               <w:rPr>
@@ -1516,7 +2973,7 @@
                 <w:noProof/>
                 <w:webHidden/>
               </w:rPr>
-              <w:t>9</w:t>
+              <w:t>18</w:t>
             </w:r>
             <w:r>
               <w:rPr>
@@ -1529,9 +2986,9 @@
         </w:p>
         <w:p>
           <w:pPr>
-            <w:pStyle w:val="TOC2"/>
+            <w:pStyle w:val="TOC3"/>
             <w:tabs>
-              <w:tab w:val="left" w:pos="960"/>
+              <w:tab w:val="left" w:pos="1440"/>
               <w:tab w:val="right" w:leader="dot" w:pos="8777"/>
             </w:tabs>
             <w:rPr>
@@ -1542,13 +2999,14 @@
               <w14:ligatures w14:val="standardContextual"/>
             </w:rPr>
           </w:pPr>
-          <w:hyperlink w:anchor="_Toc231218462" w:history="1">
+          <w:hyperlink w:anchor="_Toc231597022" w:history="1">
             <w:r>
               <w:rPr>
                 <w:rStyle w:val="Hyperlink"/>
-                <w:noProof/>
-              </w:rPr>
-              <w:t>4.3.</w:t>
+                <w:rFonts w:asciiTheme="majorHAnsi" w:hAnsiTheme="majorHAnsi"/>
+                <w:noProof/>
+              </w:rPr>
+              <w:t>4.2.1.</w:t>
             </w:r>
             <w:r>
               <w:rPr>
@@ -1563,9 +3021,17 @@
             <w:r>
               <w:rPr>
                 <w:rStyle w:val="Hyperlink"/>
-                <w:noProof/>
-              </w:rPr>
-              <w:t>Modifikacija mreže</w:t>
+                <w:rFonts w:asciiTheme="majorHAnsi" w:hAnsiTheme="majorHAnsi"/>
+                <w:noProof/>
+              </w:rPr>
+              <w:t>Solo agent</w:t>
+            </w:r>
+            <w:r>
+              <w:rPr>
+                <w:rStyle w:val="Hyperlink"/>
+                <w:noProof/>
+              </w:rPr>
+              <w:t xml:space="preserve"> [X]</w:t>
             </w:r>
             <w:r>
               <w:rPr>
@@ -1586,7 +3052,7 @@
                 <w:noProof/>
                 <w:webHidden/>
               </w:rPr>
-              <w:instrText xml:space="preserve"> PAGEREF _Toc231218462 \h </w:instrText>
+              <w:instrText xml:space="preserve"> PAGEREF _Toc231597022 \h </w:instrText>
             </w:r>
             <w:r>
               <w:rPr>
@@ -1606,7 +3072,7 @@
                 <w:noProof/>
                 <w:webHidden/>
               </w:rPr>
-              <w:t>9</w:t>
+              <w:t>18</w:t>
             </w:r>
             <w:r>
               <w:rPr>
@@ -1619,9 +3085,9 @@
         </w:p>
         <w:p>
           <w:pPr>
-            <w:pStyle w:val="TOC2"/>
+            <w:pStyle w:val="TOC3"/>
             <w:tabs>
-              <w:tab w:val="left" w:pos="960"/>
+              <w:tab w:val="left" w:pos="1440"/>
               <w:tab w:val="right" w:leader="dot" w:pos="8777"/>
             </w:tabs>
             <w:rPr>
@@ -1632,13 +3098,16 @@
               <w14:ligatures w14:val="standardContextual"/>
             </w:rPr>
           </w:pPr>
-          <w:hyperlink w:anchor="_Toc231218463" w:history="1">
+          <w:hyperlink w:anchor="_Toc231597023" w:history="1">
             <w:r>
               <w:rPr>
                 <w:rStyle w:val="Hyperlink"/>
-                <w:noProof/>
-              </w:rPr>
-              <w:t>4.4.</w:t>
+                <w:rFonts w:asciiTheme="majorHAnsi" w:hAnsiTheme="majorHAnsi"/>
+                <w:i/>
+                <w:iCs/>
+                <w:noProof/>
+              </w:rPr>
+              <w:t>4.2.2.</w:t>
             </w:r>
             <w:r>
               <w:rPr>
@@ -1653,9 +3122,35 @@
             <w:r>
               <w:rPr>
                 <w:rStyle w:val="Hyperlink"/>
-                <w:noProof/>
-              </w:rPr>
-              <w:t>Algoritmi</w:t>
+                <w:rFonts w:asciiTheme="majorHAnsi" w:hAnsiTheme="majorHAnsi"/>
+                <w:noProof/>
+              </w:rPr>
+              <w:t>Više-agentsko podržano učenje (</w:t>
+            </w:r>
+            <w:r>
+              <w:rPr>
+                <w:rStyle w:val="Hyperlink"/>
+                <w:rFonts w:asciiTheme="majorHAnsi" w:hAnsiTheme="majorHAnsi"/>
+                <w:i/>
+                <w:iCs/>
+                <w:noProof/>
+              </w:rPr>
+              <w:t>MARL</w:t>
+            </w:r>
+            <w:r>
+              <w:rPr>
+                <w:rStyle w:val="Hyperlink"/>
+                <w:rFonts w:asciiTheme="majorHAnsi" w:hAnsiTheme="majorHAnsi"/>
+                <w:noProof/>
+              </w:rPr>
+              <w:t>)</w:t>
+            </w:r>
+            <w:r>
+              <w:rPr>
+                <w:rStyle w:val="Hyperlink"/>
+                <w:noProof/>
+              </w:rPr>
+              <w:t xml:space="preserve"> [X]</w:t>
             </w:r>
             <w:r>
               <w:rPr>
@@ -1676,7 +3171,7 @@
                 <w:noProof/>
                 <w:webHidden/>
               </w:rPr>
-              <w:instrText xml:space="preserve"> PAGEREF _Toc231218463 \h </w:instrText>
+              <w:instrText xml:space="preserve"> PAGEREF _Toc231597023 \h </w:instrText>
             </w:r>
             <w:r>
               <w:rPr>
@@ -1696,79 +3191,7 @@
                 <w:noProof/>
                 <w:webHidden/>
               </w:rPr>
-              <w:t>9</w:t>
-            </w:r>
-            <w:r>
-              <w:rPr>
-                <w:noProof/>
-                <w:webHidden/>
-              </w:rPr>
-              <w:fldChar w:fldCharType="end"/>
-            </w:r>
-          </w:hyperlink>
-        </w:p>
-        <w:p>
-          <w:pPr>
-            <w:pStyle w:val="TOC2"/>
-            <w:tabs>
-              <w:tab w:val="right" w:leader="dot" w:pos="8777"/>
-            </w:tabs>
-            <w:rPr>
-              <w:rFonts w:asciiTheme="minorHAnsi" w:eastAsiaTheme="minorEastAsia" w:hAnsiTheme="minorHAnsi" w:cstheme="minorBidi"/>
-              <w:noProof/>
-              <w:kern w:val="2"/>
-              <w:lang w:eastAsia="ja-JP"/>
-              <w14:ligatures w14:val="standardContextual"/>
-            </w:rPr>
-          </w:pPr>
-          <w:hyperlink w:anchor="_Toc231218464" w:history="1">
-            <w:r>
-              <w:rPr>
-                <w:rStyle w:val="Hyperlink"/>
-                <w:noProof/>
-              </w:rPr>
-              <w:t>4.5.</w:t>
-            </w:r>
-            <w:r>
-              <w:rPr>
-                <w:noProof/>
-                <w:webHidden/>
-              </w:rPr>
-              <w:tab/>
-            </w:r>
-            <w:r>
-              <w:rPr>
-                <w:noProof/>
-                <w:webHidden/>
-              </w:rPr>
-              <w:fldChar w:fldCharType="begin"/>
-            </w:r>
-            <w:r>
-              <w:rPr>
-                <w:noProof/>
-                <w:webHidden/>
-              </w:rPr>
-              <w:instrText xml:space="preserve"> PAGEREF _Toc231218464 \h </w:instrText>
-            </w:r>
-            <w:r>
-              <w:rPr>
-                <w:noProof/>
-                <w:webHidden/>
-              </w:rPr>
-            </w:r>
-            <w:r>
-              <w:rPr>
-                <w:noProof/>
-                <w:webHidden/>
-              </w:rPr>
-              <w:fldChar w:fldCharType="separate"/>
-            </w:r>
-            <w:r>
-              <w:rPr>
-                <w:noProof/>
-                <w:webHidden/>
-              </w:rPr>
-              <w:t>9</w:t>
+              <w:t>18</w:t>
             </w:r>
             <w:r>
               <w:rPr>
@@ -1794,7 +3217,7 @@
               <w14:ligatures w14:val="standardContextual"/>
             </w:rPr>
           </w:pPr>
-          <w:hyperlink w:anchor="_Toc231218465" w:history="1">
+          <w:hyperlink w:anchor="_Toc231597024" w:history="1">
             <w:r>
               <w:rPr>
                 <w:rStyle w:val="Hyperlink"/>
@@ -1817,7 +3240,7 @@
                 <w:rStyle w:val="Hyperlink"/>
                 <w:noProof/>
               </w:rPr>
-              <w:t>Rješenja</w:t>
+              <w:t>Rezultati [X]</w:t>
             </w:r>
             <w:r>
               <w:rPr>
@@ -1838,7 +3261,7 @@
                 <w:noProof/>
                 <w:webHidden/>
               </w:rPr>
-              <w:instrText xml:space="preserve"> PAGEREF _Toc231218465 \h </w:instrText>
+              <w:instrText xml:space="preserve"> PAGEREF _Toc231597024 \h </w:instrText>
             </w:r>
             <w:r>
               <w:rPr>
@@ -1858,375 +3281,7 @@
                 <w:noProof/>
                 <w:webHidden/>
               </w:rPr>
-              <w:t>10</w:t>
-            </w:r>
-            <w:r>
-              <w:rPr>
-                <w:noProof/>
-                <w:webHidden/>
-              </w:rPr>
-              <w:fldChar w:fldCharType="end"/>
-            </w:r>
-          </w:hyperlink>
-        </w:p>
-        <w:p>
-          <w:pPr>
-            <w:pStyle w:val="TOC2"/>
-            <w:tabs>
-              <w:tab w:val="left" w:pos="960"/>
-              <w:tab w:val="right" w:leader="dot" w:pos="8777"/>
-            </w:tabs>
-            <w:rPr>
-              <w:rFonts w:asciiTheme="minorHAnsi" w:eastAsiaTheme="minorEastAsia" w:hAnsiTheme="minorHAnsi" w:cstheme="minorBidi"/>
-              <w:noProof/>
-              <w:kern w:val="2"/>
-              <w:lang w:eastAsia="ja-JP"/>
-              <w14:ligatures w14:val="standardContextual"/>
-            </w:rPr>
-          </w:pPr>
-          <w:hyperlink w:anchor="_Toc231218466" w:history="1">
-            <w:r>
-              <w:rPr>
-                <w:rStyle w:val="Hyperlink"/>
-                <w:noProof/>
-              </w:rPr>
-              <w:t>5.1.</w:t>
-            </w:r>
-            <w:r>
-              <w:rPr>
-                <w:rFonts w:asciiTheme="minorHAnsi" w:eastAsiaTheme="minorEastAsia" w:hAnsiTheme="minorHAnsi" w:cstheme="minorBidi"/>
-                <w:noProof/>
-                <w:kern w:val="2"/>
-                <w:lang w:eastAsia="ja-JP"/>
-                <w14:ligatures w14:val="standardContextual"/>
-              </w:rPr>
-              <w:tab/>
-            </w:r>
-            <w:r>
-              <w:rPr>
-                <w:rStyle w:val="Hyperlink"/>
-                <w:noProof/>
-              </w:rPr>
-              <w:t>Algoritmi</w:t>
-            </w:r>
-            <w:r>
-              <w:rPr>
-                <w:noProof/>
-                <w:webHidden/>
-              </w:rPr>
-              <w:tab/>
-            </w:r>
-            <w:r>
-              <w:rPr>
-                <w:noProof/>
-                <w:webHidden/>
-              </w:rPr>
-              <w:fldChar w:fldCharType="begin"/>
-            </w:r>
-            <w:r>
-              <w:rPr>
-                <w:noProof/>
-                <w:webHidden/>
-              </w:rPr>
-              <w:instrText xml:space="preserve"> PAGEREF _Toc231218466 \h </w:instrText>
-            </w:r>
-            <w:r>
-              <w:rPr>
-                <w:noProof/>
-                <w:webHidden/>
-              </w:rPr>
-            </w:r>
-            <w:r>
-              <w:rPr>
-                <w:noProof/>
-                <w:webHidden/>
-              </w:rPr>
-              <w:fldChar w:fldCharType="separate"/>
-            </w:r>
-            <w:r>
-              <w:rPr>
-                <w:noProof/>
-                <w:webHidden/>
-              </w:rPr>
-              <w:t>10</w:t>
-            </w:r>
-            <w:r>
-              <w:rPr>
-                <w:noProof/>
-                <w:webHidden/>
-              </w:rPr>
-              <w:fldChar w:fldCharType="end"/>
-            </w:r>
-          </w:hyperlink>
-        </w:p>
-        <w:p>
-          <w:pPr>
-            <w:pStyle w:val="TOC2"/>
-            <w:tabs>
-              <w:tab w:val="left" w:pos="960"/>
-              <w:tab w:val="right" w:leader="dot" w:pos="8777"/>
-            </w:tabs>
-            <w:rPr>
-              <w:rFonts w:asciiTheme="minorHAnsi" w:eastAsiaTheme="minorEastAsia" w:hAnsiTheme="minorHAnsi" w:cstheme="minorBidi"/>
-              <w:noProof/>
-              <w:kern w:val="2"/>
-              <w:lang w:eastAsia="ja-JP"/>
-              <w14:ligatures w14:val="standardContextual"/>
-            </w:rPr>
-          </w:pPr>
-          <w:hyperlink w:anchor="_Toc231218467" w:history="1">
-            <w:r>
-              <w:rPr>
-                <w:rStyle w:val="Hyperlink"/>
-                <w:noProof/>
-              </w:rPr>
-              <w:t>5.2.</w:t>
-            </w:r>
-            <w:r>
-              <w:rPr>
-                <w:rFonts w:asciiTheme="minorHAnsi" w:eastAsiaTheme="minorEastAsia" w:hAnsiTheme="minorHAnsi" w:cstheme="minorBidi"/>
-                <w:noProof/>
-                <w:kern w:val="2"/>
-                <w:lang w:eastAsia="ja-JP"/>
-                <w14:ligatures w14:val="standardContextual"/>
-              </w:rPr>
-              <w:tab/>
-            </w:r>
-            <w:r>
-              <w:rPr>
-                <w:rStyle w:val="Hyperlink"/>
-                <w:noProof/>
-              </w:rPr>
-              <w:t>Strojno učenje</w:t>
-            </w:r>
-            <w:r>
-              <w:rPr>
-                <w:noProof/>
-                <w:webHidden/>
-              </w:rPr>
-              <w:tab/>
-            </w:r>
-            <w:r>
-              <w:rPr>
-                <w:noProof/>
-                <w:webHidden/>
-              </w:rPr>
-              <w:fldChar w:fldCharType="begin"/>
-            </w:r>
-            <w:r>
-              <w:rPr>
-                <w:noProof/>
-                <w:webHidden/>
-              </w:rPr>
-              <w:instrText xml:space="preserve"> PAGEREF _Toc231218467 \h </w:instrText>
-            </w:r>
-            <w:r>
-              <w:rPr>
-                <w:noProof/>
-                <w:webHidden/>
-              </w:rPr>
-            </w:r>
-            <w:r>
-              <w:rPr>
-                <w:noProof/>
-                <w:webHidden/>
-              </w:rPr>
-              <w:fldChar w:fldCharType="separate"/>
-            </w:r>
-            <w:r>
-              <w:rPr>
-                <w:noProof/>
-                <w:webHidden/>
-              </w:rPr>
-              <w:t>10</w:t>
-            </w:r>
-            <w:r>
-              <w:rPr>
-                <w:noProof/>
-                <w:webHidden/>
-              </w:rPr>
-              <w:fldChar w:fldCharType="end"/>
-            </w:r>
-          </w:hyperlink>
-        </w:p>
-        <w:p>
-          <w:pPr>
-            <w:pStyle w:val="TOC3"/>
-            <w:tabs>
-              <w:tab w:val="left" w:pos="1440"/>
-              <w:tab w:val="right" w:leader="dot" w:pos="8777"/>
-            </w:tabs>
-            <w:rPr>
-              <w:rFonts w:asciiTheme="minorHAnsi" w:eastAsiaTheme="minorEastAsia" w:hAnsiTheme="minorHAnsi" w:cstheme="minorBidi"/>
-              <w:noProof/>
-              <w:kern w:val="2"/>
-              <w:lang w:eastAsia="ja-JP"/>
-              <w14:ligatures w14:val="standardContextual"/>
-            </w:rPr>
-          </w:pPr>
-          <w:hyperlink w:anchor="_Toc231218468" w:history="1">
-            <w:r>
-              <w:rPr>
-                <w:rStyle w:val="Hyperlink"/>
-                <w:rFonts w:asciiTheme="majorHAnsi" w:hAnsiTheme="majorHAnsi"/>
-                <w:noProof/>
-              </w:rPr>
-              <w:t>5.2.1.</w:t>
-            </w:r>
-            <w:r>
-              <w:rPr>
-                <w:rFonts w:asciiTheme="minorHAnsi" w:eastAsiaTheme="minorEastAsia" w:hAnsiTheme="minorHAnsi" w:cstheme="minorBidi"/>
-                <w:noProof/>
-                <w:kern w:val="2"/>
-                <w:lang w:eastAsia="ja-JP"/>
-                <w14:ligatures w14:val="standardContextual"/>
-              </w:rPr>
-              <w:tab/>
-            </w:r>
-            <w:r>
-              <w:rPr>
-                <w:rStyle w:val="Hyperlink"/>
-                <w:rFonts w:asciiTheme="majorHAnsi" w:hAnsiTheme="majorHAnsi"/>
-                <w:noProof/>
-              </w:rPr>
-              <w:t>Solo agent</w:t>
-            </w:r>
-            <w:r>
-              <w:rPr>
-                <w:noProof/>
-                <w:webHidden/>
-              </w:rPr>
-              <w:tab/>
-            </w:r>
-            <w:r>
-              <w:rPr>
-                <w:noProof/>
-                <w:webHidden/>
-              </w:rPr>
-              <w:fldChar w:fldCharType="begin"/>
-            </w:r>
-            <w:r>
-              <w:rPr>
-                <w:noProof/>
-                <w:webHidden/>
-              </w:rPr>
-              <w:instrText xml:space="preserve"> PAGEREF _Toc231218468 \h </w:instrText>
-            </w:r>
-            <w:r>
-              <w:rPr>
-                <w:noProof/>
-                <w:webHidden/>
-              </w:rPr>
-            </w:r>
-            <w:r>
-              <w:rPr>
-                <w:noProof/>
-                <w:webHidden/>
-              </w:rPr>
-              <w:fldChar w:fldCharType="separate"/>
-            </w:r>
-            <w:r>
-              <w:rPr>
-                <w:noProof/>
-                <w:webHidden/>
-              </w:rPr>
-              <w:t>10</w:t>
-            </w:r>
-            <w:r>
-              <w:rPr>
-                <w:noProof/>
-                <w:webHidden/>
-              </w:rPr>
-              <w:fldChar w:fldCharType="end"/>
-            </w:r>
-          </w:hyperlink>
-        </w:p>
-        <w:p>
-          <w:pPr>
-            <w:pStyle w:val="TOC3"/>
-            <w:tabs>
-              <w:tab w:val="left" w:pos="1440"/>
-              <w:tab w:val="right" w:leader="dot" w:pos="8777"/>
-            </w:tabs>
-            <w:rPr>
-              <w:rFonts w:asciiTheme="minorHAnsi" w:eastAsiaTheme="minorEastAsia" w:hAnsiTheme="minorHAnsi" w:cstheme="minorBidi"/>
-              <w:noProof/>
-              <w:kern w:val="2"/>
-              <w:lang w:eastAsia="ja-JP"/>
-              <w14:ligatures w14:val="standardContextual"/>
-            </w:rPr>
-          </w:pPr>
-          <w:hyperlink w:anchor="_Toc231218469" w:history="1">
-            <w:r>
-              <w:rPr>
-                <w:rStyle w:val="Hyperlink"/>
-                <w:rFonts w:asciiTheme="majorHAnsi" w:hAnsiTheme="majorHAnsi"/>
-                <w:i/>
-                <w:iCs/>
-                <w:noProof/>
-              </w:rPr>
-              <w:t>5.2.2.</w:t>
-            </w:r>
-            <w:r>
-              <w:rPr>
-                <w:rFonts w:asciiTheme="minorHAnsi" w:eastAsiaTheme="minorEastAsia" w:hAnsiTheme="minorHAnsi" w:cstheme="minorBidi"/>
-                <w:noProof/>
-                <w:kern w:val="2"/>
-                <w:lang w:eastAsia="ja-JP"/>
-                <w14:ligatures w14:val="standardContextual"/>
-              </w:rPr>
-              <w:tab/>
-            </w:r>
-            <w:r>
-              <w:rPr>
-                <w:rStyle w:val="Hyperlink"/>
-                <w:rFonts w:asciiTheme="majorHAnsi" w:hAnsiTheme="majorHAnsi"/>
-                <w:i/>
-                <w:iCs/>
-                <w:noProof/>
-              </w:rPr>
-              <w:t>MARL</w:t>
-            </w:r>
-            <w:r>
-              <w:rPr>
-                <w:noProof/>
-                <w:webHidden/>
-              </w:rPr>
-              <w:tab/>
-            </w:r>
-            <w:r>
-              <w:rPr>
-                <w:noProof/>
-                <w:webHidden/>
-              </w:rPr>
-              <w:fldChar w:fldCharType="begin"/>
-            </w:r>
-            <w:r>
-              <w:rPr>
-                <w:noProof/>
-                <w:webHidden/>
-              </w:rPr>
-              <w:instrText xml:space="preserve"> PAGEREF _Toc231218469 \h </w:instrText>
-            </w:r>
-            <w:r>
-              <w:rPr>
-                <w:noProof/>
-                <w:webHidden/>
-              </w:rPr>
-            </w:r>
-            <w:r>
-              <w:rPr>
-                <w:noProof/>
-                <w:webHidden/>
-              </w:rPr>
-              <w:fldChar w:fldCharType="separate"/>
-            </w:r>
-            <w:r>
-              <w:rPr>
-                <w:noProof/>
-                <w:webHidden/>
-              </w:rPr>
-              <w:t>10</w:t>
+              <w:t>19</w:t>
             </w:r>
             <w:r>
               <w:rPr>
@@ -2251,13 +3306,13 @@
               <w14:ligatures w14:val="standardContextual"/>
             </w:rPr>
           </w:pPr>
-          <w:hyperlink w:anchor="_Toc231218470" w:history="1">
+          <w:hyperlink w:anchor="_Toc231597025" w:history="1">
             <w:r>
               <w:rPr>
                 <w:rStyle w:val="Hyperlink"/>
                 <w:noProof/>
               </w:rPr>
-              <w:t>Zaključak</w:t>
+              <w:t>Zaključak [X]</w:t>
             </w:r>
             <w:r>
               <w:rPr>
@@ -2278,7 +3333,7 @@
                 <w:noProof/>
                 <w:webHidden/>
               </w:rPr>
-              <w:instrText xml:space="preserve"> PAGEREF _Toc231218470 \h </w:instrText>
+              <w:instrText xml:space="preserve"> PAGEREF _Toc231597025 \h </w:instrText>
             </w:r>
             <w:r>
               <w:rPr>
@@ -2298,7 +3353,7 @@
                 <w:noProof/>
                 <w:webHidden/>
               </w:rPr>
-              <w:t>11</w:t>
+              <w:t>20</w:t>
             </w:r>
             <w:r>
               <w:rPr>
@@ -2323,7 +3378,7 @@
               <w14:ligatures w14:val="standardContextual"/>
             </w:rPr>
           </w:pPr>
-          <w:hyperlink w:anchor="_Toc231218471" w:history="1">
+          <w:hyperlink w:anchor="_Toc231597026" w:history="1">
             <w:r>
               <w:rPr>
                 <w:rStyle w:val="Hyperlink"/>
@@ -2350,7 +3405,7 @@
                 <w:noProof/>
                 <w:webHidden/>
               </w:rPr>
-              <w:instrText xml:space="preserve"> PAGEREF _Toc231218471 \h </w:instrText>
+              <w:instrText xml:space="preserve"> PAGEREF _Toc231597026 \h </w:instrText>
             </w:r>
             <w:r>
               <w:rPr>
@@ -2370,7 +3425,7 @@
                 <w:noProof/>
                 <w:webHidden/>
               </w:rPr>
-              <w:t>12</w:t>
+              <w:t>21</w:t>
             </w:r>
             <w:r>
               <w:rPr>
@@ -2395,13 +3450,13 @@
               <w14:ligatures w14:val="standardContextual"/>
             </w:rPr>
           </w:pPr>
-          <w:hyperlink w:anchor="_Toc231218472" w:history="1">
+          <w:hyperlink w:anchor="_Toc231597027" w:history="1">
             <w:r>
               <w:rPr>
                 <w:rStyle w:val="Hyperlink"/>
                 <w:noProof/>
               </w:rPr>
-              <w:t>Sažetak</w:t>
+              <w:t>Sažetak [X]</w:t>
             </w:r>
             <w:r>
               <w:rPr>
@@ -2422,7 +3477,7 @@
                 <w:noProof/>
                 <w:webHidden/>
               </w:rPr>
-              <w:instrText xml:space="preserve"> PAGEREF _Toc231218472 \h </w:instrText>
+              <w:instrText xml:space="preserve"> PAGEREF _Toc231597027 \h </w:instrText>
             </w:r>
             <w:r>
               <w:rPr>
@@ -2442,7 +3497,7 @@
                 <w:noProof/>
                 <w:webHidden/>
               </w:rPr>
-              <w:t>13</w:t>
+              <w:t>22</w:t>
             </w:r>
             <w:r>
               <w:rPr>
@@ -2467,13 +3522,13 @@
               <w14:ligatures w14:val="standardContextual"/>
             </w:rPr>
           </w:pPr>
-          <w:hyperlink w:anchor="_Toc231218473" w:history="1">
+          <w:hyperlink w:anchor="_Toc231597028" w:history="1">
             <w:r>
               <w:rPr>
                 <w:rStyle w:val="Hyperlink"/>
                 <w:noProof/>
               </w:rPr>
-              <w:t>Summary</w:t>
+              <w:t>Summary [X]</w:t>
             </w:r>
             <w:r>
               <w:rPr>
@@ -2494,7 +3549,7 @@
                 <w:noProof/>
                 <w:webHidden/>
               </w:rPr>
-              <w:instrText xml:space="preserve"> PAGEREF _Toc231218473 \h </w:instrText>
+              <w:instrText xml:space="preserve"> PAGEREF _Toc231597028 \h </w:instrText>
             </w:r>
             <w:r>
               <w:rPr>
@@ -2514,7 +3569,7 @@
                 <w:noProof/>
                 <w:webHidden/>
               </w:rPr>
-              <w:t>14</w:t>
+              <w:t>23</w:t>
             </w:r>
             <w:r>
               <w:rPr>
@@ -2539,7 +3594,7 @@
               <w14:ligatures w14:val="standardContextual"/>
             </w:rPr>
           </w:pPr>
-          <w:hyperlink w:anchor="_Toc231218474" w:history="1">
+          <w:hyperlink w:anchor="_Toc231597029" w:history="1">
             <w:r>
               <w:rPr>
                 <w:rStyle w:val="Hyperlink"/>
@@ -2566,7 +3621,7 @@
                 <w:noProof/>
                 <w:webHidden/>
               </w:rPr>
-              <w:instrText xml:space="preserve"> PAGEREF _Toc231218474 \h </w:instrText>
+              <w:instrText xml:space="preserve"> PAGEREF _Toc231597029 \h </w:instrText>
             </w:r>
             <w:r>
               <w:rPr>
@@ -2586,7 +3641,7 @@
                 <w:noProof/>
                 <w:webHidden/>
               </w:rPr>
-              <w:t>15</w:t>
+              <w:t>24</w:t>
             </w:r>
             <w:r>
               <w:rPr>
@@ -2611,7 +3666,7 @@
               <w14:ligatures w14:val="standardContextual"/>
             </w:rPr>
           </w:pPr>
-          <w:hyperlink w:anchor="_Toc231218475" w:history="1">
+          <w:hyperlink w:anchor="_Toc231597030" w:history="1">
             <w:r>
               <w:rPr>
                 <w:rStyle w:val="Hyperlink"/>
@@ -2638,7 +3693,7 @@
                 <w:noProof/>
                 <w:webHidden/>
               </w:rPr>
-              <w:instrText xml:space="preserve"> PAGEREF _Toc231218475 \h </w:instrText>
+              <w:instrText xml:space="preserve"> PAGEREF _Toc231597030 \h </w:instrText>
             </w:r>
             <w:r>
               <w:rPr>
@@ -2658,7 +3713,7 @@
                 <w:noProof/>
                 <w:webHidden/>
               </w:rPr>
-              <w:t>16</w:t>
+              <w:t>25</w:t>
             </w:r>
             <w:r>
               <w:rPr>
@@ -2706,11 +3761,14 @@
           <w:numId w:val="0"/>
         </w:numPr>
       </w:pPr>
-      <w:bookmarkStart w:id="0" w:name="_Toc231218454"/>
+      <w:bookmarkStart w:id="0" w:name="_Toc231596998"/>
       <w:r>
         <w:lastRenderedPageBreak/>
         <w:t>Uvod</w:t>
       </w:r>
+      <w:r>
+        <w:t xml:space="preserve"> [~]</w:t>
+      </w:r>
       <w:bookmarkEnd w:id="0"/>
     </w:p>
     <w:p>
@@ -2990,10 +4048,10 @@
         <w:t xml:space="preserve"> nakon što centralizirani sustav optimalno postavi stanice za punjene </w:t>
       </w:r>
       <w:r>
-        <w:t>[3</w:t>
-      </w:r>
-      <w:r>
-        <w:t>, 4</w:t>
+        <w:t>[</w:t>
+      </w:r>
+      <w:r>
+        <w:t>l, e</w:t>
       </w:r>
       <w:r>
         <w:t>]</w:t>
@@ -3125,7 +4183,7 @@
       <w:pPr>
         <w:pStyle w:val="Heading1"/>
       </w:pPr>
-      <w:bookmarkStart w:id="1" w:name="_Toc231218455"/>
+      <w:bookmarkStart w:id="1" w:name="_Toc231596999"/>
       <w:r>
         <w:lastRenderedPageBreak/>
         <w:t>Promet električnih vozila</w:t>
@@ -3386,10 +4444,12 @@
       <w:pPr>
         <w:pStyle w:val="Heading2"/>
       </w:pPr>
+      <w:bookmarkStart w:id="2" w:name="_Toc231597000"/>
       <w:r>
         <w:lastRenderedPageBreak/>
         <w:t>Stanice za punjenje</w:t>
       </w:r>
+      <w:bookmarkEnd w:id="2"/>
     </w:p>
     <w:p>
       <w:r>
@@ -3416,13 +4476,31 @@
       <w:r>
         <w:t xml:space="preserve"> takozvani „</w:t>
       </w:r>
-      <w:r>
-        <w:rPr>
-          <w:i/>
-          <w:iCs/>
-        </w:rPr>
-        <w:t>charging hydrant</w:t>
-      </w:r>
+      <w:proofErr w:type="spellStart"/>
+      <w:r>
+        <w:rPr>
+          <w:i/>
+          <w:iCs/>
+        </w:rPr>
+        <w:t>charging</w:t>
+      </w:r>
+      <w:proofErr w:type="spellEnd"/>
+      <w:r>
+        <w:rPr>
+          <w:i/>
+          <w:iCs/>
+        </w:rPr>
+        <w:t xml:space="preserve"> </w:t>
+      </w:r>
+      <w:proofErr w:type="spellStart"/>
+      <w:r>
+        <w:rPr>
+          <w:i/>
+          <w:iCs/>
+        </w:rPr>
+        <w:t>hydrant</w:t>
+      </w:r>
+      <w:proofErr w:type="spellEnd"/>
       <w:r>
         <w:t>“</w:t>
       </w:r>
@@ -3506,9 +4584,14 @@
       <w:pPr>
         <w:pStyle w:val="Heading2"/>
       </w:pPr>
+      <w:bookmarkStart w:id="3" w:name="_Toc231597001"/>
       <w:r>
         <w:t>Autonomni promet</w:t>
       </w:r>
+      <w:r>
+        <w:t xml:space="preserve"> [X]</w:t>
+      </w:r>
+      <w:bookmarkEnd w:id="3"/>
     </w:p>
     <w:p>
       <w:r>
@@ -3532,12 +4615,18 @@
       <w:pPr>
         <w:pStyle w:val="Heading1"/>
       </w:pPr>
-      <w:bookmarkStart w:id="2" w:name="_Toc231218456"/>
+      <w:bookmarkStart w:id="4" w:name="_Toc231597002"/>
       <w:r>
         <w:lastRenderedPageBreak/>
         <w:t>Problem raspodjele stanica</w:t>
       </w:r>
-      <w:bookmarkEnd w:id="2"/>
+      <w:r>
+        <w:t xml:space="preserve"> </w:t>
+      </w:r>
+      <w:r>
+        <w:t>[X]</w:t>
+      </w:r>
+      <w:bookmarkEnd w:id="4"/>
     </w:p>
     <w:p>
       <w:pPr>
@@ -3563,22 +4652,41 @@
       <w:pPr>
         <w:pStyle w:val="Heading2"/>
       </w:pPr>
+      <w:bookmarkStart w:id="5" w:name="_Toc231597003"/>
       <w:r>
         <w:t>Formulacija</w:t>
       </w:r>
+      <w:r>
+        <w:t xml:space="preserve"> [X]</w:t>
+      </w:r>
+      <w:bookmarkEnd w:id="5"/>
     </w:p>
     <w:p/>
     <w:p>
       <w:pPr>
         <w:pStyle w:val="Heading3"/>
       </w:pPr>
-      <w:r>
-        <w:rPr>
-          <w:i/>
-          <w:iCs/>
-        </w:rPr>
-        <w:t>K-means</w:t>
-      </w:r>
+      <w:bookmarkStart w:id="6" w:name="_Toc231597004"/>
+      <w:r>
+        <w:rPr>
+          <w:i/>
+          <w:iCs/>
+        </w:rPr>
+        <w:t>K-</w:t>
+      </w:r>
+      <w:proofErr w:type="spellStart"/>
+      <w:r>
+        <w:rPr>
+          <w:i/>
+          <w:iCs/>
+        </w:rPr>
+        <w:t>means</w:t>
+      </w:r>
+      <w:proofErr w:type="spellEnd"/>
+      <w:r>
+        <w:t xml:space="preserve"> [X]</w:t>
+      </w:r>
+      <w:bookmarkEnd w:id="6"/>
     </w:p>
     <w:p/>
     <w:p/>
@@ -3586,15 +4694,26 @@
       <w:pPr>
         <w:pStyle w:val="Heading2"/>
       </w:pPr>
+      <w:bookmarkStart w:id="7" w:name="_Toc231597005"/>
       <w:r>
         <w:t>Odabir rute</w:t>
       </w:r>
+      <w:r>
+        <w:t xml:space="preserve"> [X]</w:t>
+      </w:r>
+      <w:bookmarkEnd w:id="7"/>
     </w:p>
     <w:p/>
     <w:p/>
     <w:p>
       <w:r>
-        <w:t xml:space="preserve">Dosad su postignuti razni uspjesi u oba područja te se još duboko istražuju, te isto vrijedi i za kombinaciju oba slučaja, tj. za promet autonomnih električnih vozila. No uglavnom su samo analizirane simulacije gdje vozila sebično odabiru stanicu za punjenje nakon što centralizirani sustav optimalno postavi stanice za punjene [3, 4]. </w:t>
+        <w:t>Dosad su postignuti razni uspjesi u oba područja te se još duboko istražuju, te isto vrijedi i za kombinaciju oba slučaja, tj. za promet autonomnih električnih vozila. No uglavnom su samo analizirane simulacije gdje vozila sebično odabiru stanicu za punjenje nakon što centralizirani sustav optimalno postavi stanice za punjene [</w:t>
+      </w:r>
+      <w:r>
+        <w:t>l, e</w:t>
+      </w:r>
+      <w:r>
+        <w:t xml:space="preserve">]. </w:t>
       </w:r>
     </w:p>
     <w:p/>
@@ -3603,50 +4722,81 @@
       <w:pPr>
         <w:pStyle w:val="Heading3"/>
       </w:pPr>
+      <w:bookmarkStart w:id="8" w:name="_Toc231597006"/>
       <w:r>
         <w:t>Sebično</w:t>
       </w:r>
+      <w:r>
+        <w:t xml:space="preserve"> [X]</w:t>
+      </w:r>
+      <w:bookmarkEnd w:id="8"/>
     </w:p>
     <w:p/>
     <w:p>
       <w:pPr>
         <w:pStyle w:val="Heading3"/>
       </w:pPr>
+      <w:bookmarkStart w:id="9" w:name="_Toc231597007"/>
       <w:r>
         <w:t>Centralizirano</w:t>
       </w:r>
+      <w:r>
+        <w:t xml:space="preserve"> [X]</w:t>
+      </w:r>
+      <w:bookmarkEnd w:id="9"/>
     </w:p>
     <w:p/>
     <w:p>
       <w:pPr>
         <w:pStyle w:val="Heading2"/>
       </w:pPr>
+      <w:bookmarkStart w:id="10" w:name="_Toc231597008"/>
       <w:r>
         <w:lastRenderedPageBreak/>
         <w:t>Raspodjela</w:t>
       </w:r>
+      <w:r>
+        <w:t xml:space="preserve"> [X]</w:t>
+      </w:r>
+      <w:bookmarkEnd w:id="10"/>
     </w:p>
     <w:p/>
     <w:p>
       <w:pPr>
         <w:pStyle w:val="Heading3"/>
       </w:pPr>
+      <w:bookmarkStart w:id="11" w:name="_Toc231597009"/>
       <w:r>
         <w:t>Centraliziran</w:t>
       </w:r>
+      <w:r>
+        <w:t xml:space="preserve"> [X]</w:t>
+      </w:r>
+      <w:bookmarkEnd w:id="11"/>
     </w:p>
     <w:p/>
     <w:p>
       <w:pPr>
         <w:pStyle w:val="Heading3"/>
       </w:pPr>
+      <w:bookmarkStart w:id="12" w:name="_Toc231597010"/>
       <w:r>
         <w:t>Kompetitivnost</w:t>
       </w:r>
-    </w:p>
-    <w:p>
-      <w:r>
-        <w:t>No kada razmislimo o tome u kontekstu realnog svijeta, praktički je nemoguće staviti sva vozila cijelog svijeta pod jedan sustav, nego bi bilo više različitih sustava za upravljanje pojedinim regijama, koji bi onda bili različiti i time nejednako efektivni. Ista logika se može primijeniti i na same stanice za punjenje električnih vozila, današnje benzinske postaje nisu pod vlasti jedne već više različitih tvrtka sa drugačijim cijenama, te zato isto možemo očekivati i za buduće stanice za električna vozila. Time dolazimo do glavne ideje kojom se ovaj rad bavi, analiza razlika između centraliziranog i kompetitivne raspodjele električnih stanica, u slučaju autonomnog i sebičnog prometa. Korisnost ekonomske kompetitivnosti već je dobro istražena, kompetitivnost generalno poboljšava alokaciju resursa i smanjuje cijene, što bi bilo idealno u realnoj implementaciji raspodjele stanica za punjenje električnih vozila [5]. U radu su opisani spomenuti fundamentalni problemi i glavni problem optimizacije raspodjele stanica za punjenje električnih vozila te analizirane simulacije od par mogućih rješenja za svaki od opisanih slučaja.  …</w:t>
+      <w:r>
+        <w:t xml:space="preserve"> [X]</w:t>
+      </w:r>
+      <w:bookmarkEnd w:id="12"/>
+    </w:p>
+    <w:p>
+      <w:r>
+        <w:t>No kada razmislimo o tome u kontekstu realnog svijeta, praktički je nemoguće staviti sva vozila cijelog svijeta pod jedan sustav, nego bi bilo više različitih sustava za upravljanje pojedinim regijama, koji bi onda bili različiti i time nejednako efektivni. Ista logika se može primijeniti i na same stanice za punjenje električnih vozila, današnje benzinske postaje nisu pod vlasti jedne već više različitih tvrtka sa drugačijim cijenama, te zato isto možemo očekivati i za buduće stanice za električna vozila. Time dolazimo do glavne ideje kojom se ovaj rad bavi, analiza razlika između centraliziranog i kompetitivne raspodjele električnih stanica, u slučaju autonomnog i sebičnog prometa. Korisnost ekonomske kompetitivnosti već je dobro istražena, kompetitivnost generalno poboljšava alokaciju resursa i smanjuje cijene, što bi bilo idealno u realnoj implementaciji raspodjele stanica za punjenje električnih vozila [</w:t>
+      </w:r>
+      <w:r>
+        <w:t>a</w:t>
+      </w:r>
+      <w:r>
+        <w:t>]. U radu su opisani spomenuti fundamentalni problemi i glavni problem optimizacije raspodjele stanica za punjenje električnih vozila te analizirane simulacije od par mogućih rješenja za svaki od opisanih slučaja.  …</w:t>
       </w:r>
     </w:p>
     <w:p/>
@@ -3654,27 +4804,2120 @@
       <w:pPr>
         <w:pStyle w:val="Heading1"/>
       </w:pPr>
-      <w:bookmarkStart w:id="3" w:name="_Toc231218458"/>
+      <w:bookmarkStart w:id="13" w:name="_Toc231597011"/>
       <w:r>
         <w:lastRenderedPageBreak/>
-        <w:t>?</w:t>
-      </w:r>
-      <w:bookmarkEnd w:id="3"/>
+        <w:t>Implementacija</w:t>
+      </w:r>
+      <w:r>
+        <w:t xml:space="preserve"> [</w:t>
+      </w:r>
+      <w:r>
+        <w:t>~</w:t>
+      </w:r>
+      <w:r>
+        <w:t>]</w:t>
+      </w:r>
+      <w:bookmarkEnd w:id="13"/>
+    </w:p>
+    <w:p>
+      <w:r>
+        <w:t xml:space="preserve">U svrhu </w:t>
+      </w:r>
+      <w:r>
+        <w:t>izvršavanja zadat</w:t>
+      </w:r>
+      <w:r>
+        <w:t xml:space="preserve">ka </w:t>
+      </w:r>
+      <w:r>
+        <w:t xml:space="preserve">usporedne analize simulacija </w:t>
+      </w:r>
+      <w:r>
+        <w:t xml:space="preserve">raspodjele </w:t>
+      </w:r>
+      <w:r>
+        <w:t xml:space="preserve">stanica za punjenje električnih vozila </w:t>
+      </w:r>
+      <w:r>
+        <w:t xml:space="preserve">u slučaju </w:t>
+      </w:r>
+      <w:r>
+        <w:t>raspodjele kroz centralizirani sustav i</w:t>
+      </w:r>
+      <w:r>
+        <w:t xml:space="preserve"> </w:t>
+      </w:r>
+      <w:r>
+        <w:t xml:space="preserve">kompetitivne raspodjele više agenta u </w:t>
+      </w:r>
+      <w:r>
+        <w:t>mješovito</w:t>
+      </w:r>
+      <w:r>
+        <w:t>m</w:t>
+      </w:r>
+      <w:r>
+        <w:t xml:space="preserve"> autonomnom prometu</w:t>
+      </w:r>
+      <w:r>
+        <w:t xml:space="preserve"> </w:t>
+      </w:r>
+      <w:r>
+        <w:t xml:space="preserve">razvijeno je </w:t>
+      </w:r>
+      <w:r>
+        <w:t>implementacijsko rješenje za potrebnu okolinu.</w:t>
+      </w:r>
+      <w:r>
+        <w:t xml:space="preserve"> </w:t>
+      </w:r>
+      <w:r>
+        <w:t xml:space="preserve">Odabrani su alati za </w:t>
+      </w:r>
+      <w:r>
+        <w:t>simulaciju i simulacijsko okruženje</w:t>
+      </w:r>
+      <w:r>
+        <w:t xml:space="preserve"> </w:t>
+      </w:r>
+      <w:r>
+        <w:t>te</w:t>
+      </w:r>
+      <w:r>
+        <w:t xml:space="preserve"> su razvijeni alati za </w:t>
+      </w:r>
+      <w:r>
+        <w:t xml:space="preserve">mogućnost </w:t>
+      </w:r>
+      <w:r>
+        <w:t xml:space="preserve">njegove </w:t>
+      </w:r>
+      <w:r>
+        <w:t>modifikacije</w:t>
+      </w:r>
+      <w:r>
+        <w:t>.</w:t>
+      </w:r>
+      <w:r>
+        <w:t xml:space="preserve"> </w:t>
+      </w:r>
+      <w:r>
+        <w:t>Alatima se podešava</w:t>
+      </w:r>
+      <w:r>
+        <w:t xml:space="preserve">ju </w:t>
+      </w:r>
+      <w:r>
+        <w:t xml:space="preserve">postavke prometa simulacije te se modificira sama prometna mreža </w:t>
+      </w:r>
+      <w:r>
+        <w:t>dodavanj</w:t>
+      </w:r>
+      <w:r>
+        <w:t>em</w:t>
+      </w:r>
+      <w:r>
+        <w:t xml:space="preserve"> i micanj</w:t>
+      </w:r>
+      <w:r>
+        <w:t>em</w:t>
+      </w:r>
+      <w:r>
+        <w:t xml:space="preserve"> </w:t>
+      </w:r>
+      <w:r>
+        <w:t>stanica za punjenje</w:t>
+      </w:r>
+      <w:r>
+        <w:t xml:space="preserve"> koje su ostvarene kroz </w:t>
+      </w:r>
+      <w:r>
+        <w:t xml:space="preserve">specifično definiranu </w:t>
+      </w:r>
+      <w:r>
+        <w:t>podmre</w:t>
+      </w:r>
+      <w:r>
+        <w:t>žu</w:t>
+      </w:r>
+      <w:r>
+        <w:t>.</w:t>
+      </w:r>
+      <w:r>
+        <w:t xml:space="preserve"> Zatim </w:t>
+      </w:r>
+      <w:r>
+        <w:t xml:space="preserve">su implementirani algoritmi raspodjele te </w:t>
+      </w:r>
+      <w:r>
+        <w:t xml:space="preserve">je razvijeno </w:t>
+      </w:r>
+      <w:r>
+        <w:t xml:space="preserve">okruženje za izvršavanje </w:t>
+      </w:r>
+      <w:r>
+        <w:t xml:space="preserve">implementiranih </w:t>
+      </w:r>
+      <w:r>
+        <w:t>algoritama</w:t>
+      </w:r>
+      <w:r>
+        <w:t xml:space="preserve">, uz </w:t>
+      </w:r>
+      <w:r>
+        <w:t xml:space="preserve">alate za </w:t>
+      </w:r>
+      <w:r>
+        <w:t>analizu, prikaz i pohranu rezultata.</w:t>
+      </w:r>
+      <w:r>
+        <w:t xml:space="preserve"> </w:t>
+      </w:r>
+      <w:r>
+        <w:t xml:space="preserve">Potom je </w:t>
+      </w:r>
+      <w:r>
+        <w:t xml:space="preserve">implementirana kompatibilnost </w:t>
+      </w:r>
+      <w:r>
+        <w:t>za</w:t>
+      </w:r>
+      <w:r>
+        <w:t xml:space="preserve"> korištenje prometnih mreža </w:t>
+      </w:r>
+      <w:r>
+        <w:t xml:space="preserve">generiranih od stvarnih </w:t>
+      </w:r>
+      <w:r>
+        <w:t>podataka</w:t>
+      </w:r>
+      <w:r>
+        <w:t xml:space="preserve">, konkretno podataka iz </w:t>
+      </w:r>
+      <w:proofErr w:type="spellStart"/>
+      <w:r>
+        <w:rPr>
+          <w:i/>
+          <w:iCs/>
+        </w:rPr>
+        <w:t>OpenStreetMap</w:t>
+      </w:r>
+      <w:proofErr w:type="spellEnd"/>
+      <w:r>
+        <w:t xml:space="preserve"> </w:t>
+      </w:r>
+      <w:r>
+        <w:t>baze podataka.</w:t>
+      </w:r>
+    </w:p>
+    <w:p>
+      <w:r>
+        <w:t xml:space="preserve">Ova sekcija nabraja i opisuje </w:t>
+      </w:r>
+      <w:r>
+        <w:t xml:space="preserve">vanjske </w:t>
+      </w:r>
+      <w:r>
+        <w:t>alate korištene u razvijenoj implementaciji rješenja te</w:t>
+      </w:r>
+      <w:r>
+        <w:t xml:space="preserve"> dodatno razvijene</w:t>
+      </w:r>
+      <w:r>
+        <w:t xml:space="preserve"> alate i modifikacije razvijene u sklopu radu, uz </w:t>
+      </w:r>
+      <w:r>
+        <w:t xml:space="preserve">objašnjenja odabira </w:t>
+      </w:r>
+      <w:r>
+        <w:t>i</w:t>
+      </w:r>
+      <w:r>
+        <w:t>z</w:t>
+      </w:r>
+      <w:r>
+        <w:t xml:space="preserve">vršenih </w:t>
+      </w:r>
+      <w:r>
+        <w:t>načina implementacija.</w:t>
+      </w:r>
+    </w:p>
+    <w:p>
+      <w:pPr>
+        <w:pStyle w:val="Heading2"/>
+      </w:pPr>
+      <w:bookmarkStart w:id="14" w:name="_Toc231597012"/>
+      <w:r>
+        <w:t>Alati</w:t>
+      </w:r>
+      <w:bookmarkEnd w:id="14"/>
+    </w:p>
+    <w:p>
+      <w:pPr>
+        <w:pStyle w:val="Heading3"/>
+      </w:pPr>
+      <w:bookmarkStart w:id="15" w:name="_Toc231597013"/>
+      <w:proofErr w:type="spellStart"/>
+      <w:r>
+        <w:rPr>
+          <w:i/>
+          <w:iCs/>
+        </w:rPr>
+        <w:t>Eclipse</w:t>
+      </w:r>
+      <w:proofErr w:type="spellEnd"/>
+      <w:r>
+        <w:rPr>
+          <w:i/>
+          <w:iCs/>
+        </w:rPr>
+        <w:t xml:space="preserve"> </w:t>
+      </w:r>
+      <w:r>
+        <w:rPr>
+          <w:i/>
+          <w:iCs/>
+        </w:rPr>
+        <w:t>SUMO</w:t>
+      </w:r>
+      <w:bookmarkEnd w:id="15"/>
+    </w:p>
+    <w:p>
+      <w:proofErr w:type="spellStart"/>
+      <w:r>
+        <w:rPr>
+          <w:i/>
+          <w:iCs/>
+        </w:rPr>
+        <w:t>Eclipse</w:t>
+      </w:r>
+      <w:proofErr w:type="spellEnd"/>
+      <w:r>
+        <w:rPr>
+          <w:i/>
+          <w:iCs/>
+        </w:rPr>
+        <w:t xml:space="preserve"> SUMO</w:t>
+      </w:r>
+      <w:r>
+        <w:t xml:space="preserve"> je </w:t>
+      </w:r>
+      <w:r>
+        <w:t>simulator i programski paket otvorenog koda</w:t>
+      </w:r>
+      <w:r>
+        <w:t xml:space="preserve"> </w:t>
+      </w:r>
+      <w:r>
+        <w:t>za simulaciju prometa</w:t>
+      </w:r>
+      <w:r>
+        <w:t>.</w:t>
+      </w:r>
+      <w:r>
+        <w:t xml:space="preserve"> </w:t>
+      </w:r>
+      <w:r>
+        <w:t xml:space="preserve">Omogućuje modeliranje </w:t>
+      </w:r>
+      <w:r>
+        <w:t xml:space="preserve">prometne okoline </w:t>
+      </w:r>
+      <w:r>
+        <w:t xml:space="preserve">i </w:t>
+      </w:r>
+      <w:r>
+        <w:t>prometa na četiri razine:</w:t>
+      </w:r>
+      <w:r>
+        <w:t xml:space="preserve"> [</w:t>
+      </w:r>
+      <w:proofErr w:type="spellStart"/>
+      <w:r>
+        <w:t>sm</w:t>
+      </w:r>
+      <w:proofErr w:type="spellEnd"/>
+      <w:r>
+        <w:t>]</w:t>
+      </w:r>
+    </w:p>
+    <w:p>
+      <w:pPr>
+        <w:pStyle w:val="ListParagraph"/>
+        <w:numPr>
+          <w:ilvl w:val="0"/>
+          <w:numId w:val="28"/>
+        </w:numPr>
+      </w:pPr>
+      <w:r>
+        <w:t xml:space="preserve">Makroskopski model </w:t>
+      </w:r>
+      <w:r>
+        <w:t>–</w:t>
+      </w:r>
+      <w:r>
+        <w:t xml:space="preserve"> </w:t>
+      </w:r>
+      <w:r>
+        <w:t xml:space="preserve">simulira prosječne karakteristike </w:t>
+      </w:r>
+      <w:r>
+        <w:t>prometnog toka, poput gustoće prometa</w:t>
+      </w:r>
+    </w:p>
+    <w:p>
+      <w:pPr>
+        <w:pStyle w:val="ListParagraph"/>
+        <w:numPr>
+          <w:ilvl w:val="0"/>
+          <w:numId w:val="28"/>
+        </w:numPr>
+      </w:pPr>
+      <w:r>
+        <w:t xml:space="preserve">Mikroskopski model – </w:t>
+      </w:r>
+      <w:r>
+        <w:t xml:space="preserve">omogućuje modeliranje </w:t>
+      </w:r>
+      <w:r>
+        <w:t xml:space="preserve">svakog </w:t>
+      </w:r>
+      <w:r>
+        <w:t>individualnog</w:t>
+      </w:r>
+      <w:r>
+        <w:t xml:space="preserve"> vozila i njegovo ponašanje</w:t>
+      </w:r>
+    </w:p>
+    <w:p>
+      <w:pPr>
+        <w:pStyle w:val="ListParagraph"/>
+        <w:numPr>
+          <w:ilvl w:val="0"/>
+          <w:numId w:val="28"/>
+        </w:numPr>
+      </w:pPr>
+      <w:proofErr w:type="spellStart"/>
+      <w:r>
+        <w:t>Mezoskopski</w:t>
+      </w:r>
+      <w:proofErr w:type="spellEnd"/>
+      <w:r>
+        <w:t xml:space="preserve"> model </w:t>
+      </w:r>
+      <w:r>
+        <w:t>–</w:t>
+      </w:r>
+      <w:r>
+        <w:t xml:space="preserve"> </w:t>
+      </w:r>
+      <w:r>
+        <w:t>mješavina makroskopskog i mikroskopskog modela</w:t>
+      </w:r>
+    </w:p>
+    <w:p>
+      <w:pPr>
+        <w:pStyle w:val="ListParagraph"/>
+        <w:numPr>
+          <w:ilvl w:val="0"/>
+          <w:numId w:val="28"/>
+        </w:numPr>
+      </w:pPr>
+      <w:proofErr w:type="spellStart"/>
+      <w:r>
+        <w:t>Sub</w:t>
+      </w:r>
+      <w:r>
+        <w:t>mikroskopski</w:t>
+      </w:r>
+      <w:proofErr w:type="spellEnd"/>
+      <w:r>
+        <w:t xml:space="preserve"> model </w:t>
+      </w:r>
+      <w:r>
+        <w:t>–</w:t>
+      </w:r>
+      <w:r>
+        <w:t xml:space="preserve"> </w:t>
+      </w:r>
+      <w:r>
+        <w:t xml:space="preserve">modeliranje svakog vozila </w:t>
+      </w:r>
+      <w:r>
+        <w:t>uz</w:t>
+      </w:r>
+      <w:r>
+        <w:t xml:space="preserve"> </w:t>
+      </w:r>
+      <w:r>
+        <w:t>detalj</w:t>
+      </w:r>
+      <w:r>
+        <w:t>e</w:t>
+      </w:r>
+      <w:r>
+        <w:t xml:space="preserve"> </w:t>
+      </w:r>
+      <w:r>
+        <w:t>njegov</w:t>
+      </w:r>
+      <w:r>
+        <w:t xml:space="preserve">og funkcioniranja, npr. </w:t>
+      </w:r>
+      <w:r>
+        <w:t>mijenjanje brzina</w:t>
+      </w:r>
+    </w:p>
+    <w:p>
+      <w:r>
+        <w:t xml:space="preserve">U ovom radu korišten je mikroskopski model </w:t>
+      </w:r>
+      <w:r>
+        <w:t xml:space="preserve">zbog potrebe za </w:t>
+      </w:r>
+      <w:r>
+        <w:t xml:space="preserve">definiranjem ponašanja svakog pojedinačnog vozila koje može biti </w:t>
+      </w:r>
+      <w:r>
+        <w:t xml:space="preserve">konvencionalno </w:t>
+      </w:r>
+      <w:r>
+        <w:t>sa</w:t>
+      </w:r>
+      <w:r>
+        <w:t xml:space="preserve"> </w:t>
+      </w:r>
+      <w:r>
+        <w:t>vozačem ili autonomno.</w:t>
+      </w:r>
+      <w:r>
+        <w:t xml:space="preserve"> </w:t>
+      </w:r>
+      <w:r>
+        <w:lastRenderedPageBreak/>
+        <w:t xml:space="preserve">Model također omogućuje </w:t>
+      </w:r>
+      <w:r>
+        <w:t>definiranje načina alokacije vozila na stanice, što je potrebno za definiranje algoritma alokacije vozila pomoću centraliziranog, sveznajućeg sustava.</w:t>
+      </w:r>
+    </w:p>
+    <w:p>
+      <w:r>
+        <w:t>Jedan od alata</w:t>
+      </w:r>
+      <w:r>
+        <w:t xml:space="preserve">, </w:t>
+      </w:r>
+      <w:proofErr w:type="spellStart"/>
+      <w:r>
+        <w:rPr>
+          <w:i/>
+          <w:iCs/>
+        </w:rPr>
+        <w:t>netconvert</w:t>
+      </w:r>
+      <w:proofErr w:type="spellEnd"/>
+      <w:r>
+        <w:t>,</w:t>
+      </w:r>
+      <w:r>
+        <w:t xml:space="preserve"> također </w:t>
+      </w:r>
+      <w:r>
+        <w:t xml:space="preserve">je </w:t>
+      </w:r>
+      <w:r>
+        <w:t xml:space="preserve">korišten za </w:t>
+      </w:r>
+      <w:r>
+        <w:t>pojednostavljenje</w:t>
+      </w:r>
+      <w:r>
+        <w:t xml:space="preserve"> i standardizaciju prometnih mreža </w:t>
+      </w:r>
+      <w:r>
+        <w:t>korištenih u simulacijama</w:t>
+      </w:r>
+      <w:r>
+        <w:t>.</w:t>
+      </w:r>
+      <w:r>
+        <w:t xml:space="preserve"> U slučaju ručnog definiranja mreža mogu se definirati čvorovi, </w:t>
+      </w:r>
+      <w:r>
+        <w:t xml:space="preserve">bridovi </w:t>
+      </w:r>
+      <w:r>
+        <w:t>i</w:t>
+      </w:r>
+      <w:r>
+        <w:t xml:space="preserve"> pozicije čvorova te zatim </w:t>
+      </w:r>
+      <w:r>
+        <w:t xml:space="preserve">kreirati </w:t>
+      </w:r>
+      <w:r>
+        <w:t>funkcionalnu</w:t>
+      </w:r>
+      <w:r>
+        <w:t xml:space="preserve"> </w:t>
+      </w:r>
+      <w:r>
+        <w:t xml:space="preserve">prometnu </w:t>
+      </w:r>
+      <w:r>
+        <w:t xml:space="preserve">mrežu pomoću tog alata, što dopušta veliku slobodu definiranja okoline bez dodatnih komplikacija pri simulaciji. </w:t>
+      </w:r>
+      <w:r>
+        <w:t xml:space="preserve">U slučaju uvoza </w:t>
+      </w:r>
+      <w:r>
+        <w:t xml:space="preserve">vanjskih </w:t>
+      </w:r>
+      <w:r>
+        <w:t>podataka</w:t>
+      </w:r>
+      <w:r>
+        <w:t xml:space="preserve">, kao iz </w:t>
+      </w:r>
+      <w:proofErr w:type="spellStart"/>
+      <w:r>
+        <w:rPr>
+          <w:i/>
+          <w:iCs/>
+        </w:rPr>
+        <w:t>OpenStreetMaps</w:t>
+      </w:r>
+      <w:proofErr w:type="spellEnd"/>
+      <w:r>
+        <w:t xml:space="preserve"> baze podataka</w:t>
+      </w:r>
+      <w:r>
+        <w:t xml:space="preserve">, </w:t>
+      </w:r>
+      <w:r>
+        <w:t xml:space="preserve">moguće je </w:t>
+      </w:r>
+      <w:r>
+        <w:t xml:space="preserve">pojednostaviti podatke u mrežu čvorova i bridova te pomoću alata generirati funkcionalnu mrežu za simulaciju, čime </w:t>
+      </w:r>
+      <w:r>
+        <w:t xml:space="preserve">mičemo </w:t>
+      </w:r>
+      <w:r>
+        <w:t xml:space="preserve">dodatne elemente kao autobuse i željezničke pruge </w:t>
+      </w:r>
+      <w:r>
+        <w:t xml:space="preserve">u svrhu bržih simulacija te </w:t>
+      </w:r>
+      <w:r>
+        <w:t>zato što nemaju toliki utjecaj</w:t>
+      </w:r>
+      <w:r>
+        <w:t xml:space="preserve"> na razliku između</w:t>
+      </w:r>
+      <w:r>
+        <w:t xml:space="preserve"> </w:t>
+      </w:r>
+      <w:r>
+        <w:t>različitih</w:t>
+      </w:r>
+      <w:r>
+        <w:t xml:space="preserve"> raspodjel</w:t>
+      </w:r>
+      <w:r>
+        <w:t>a</w:t>
+      </w:r>
+      <w:r>
+        <w:t xml:space="preserve"> stanica</w:t>
+      </w:r>
+      <w:r>
+        <w:t>.</w:t>
+      </w:r>
+      <w:r>
+        <w:t xml:space="preserve"> Također se uvozom podataka </w:t>
+      </w:r>
+      <w:r>
+        <w:t xml:space="preserve">direktno kroz alat mogu sačuvati </w:t>
+      </w:r>
+      <w:r>
+        <w:t>geometrijski podaci prometnih pravaca, kao zakrivljenost cesta</w:t>
+      </w:r>
+      <w:r>
+        <w:t>, iako je to uglavnom samo vizualni element</w:t>
+      </w:r>
+      <w:r>
+        <w:t xml:space="preserve"> jer se udaljenosti ne mijenjaju.</w:t>
+      </w:r>
+    </w:p>
+    <w:p>
+      <w:pPr>
+        <w:keepNext/>
+      </w:pPr>
+      <w:r>
+        <w:rPr>
+          <w:noProof/>
+        </w:rPr>
+        <w:drawing>
+          <wp:inline distT="0" distB="0" distL="0" distR="0" wp14:anchorId="0B1B9187" wp14:editId="5ED79B66">
+            <wp:extent cx="5581650" cy="2590800"/>
+            <wp:effectExtent l="0" t="0" r="0" b="0"/>
+            <wp:docPr id="1234221270" name="Picture 2"/>
+            <wp:cNvGraphicFramePr>
+              <a:graphicFrameLocks xmlns:a="http://schemas.openxmlformats.org/drawingml/2006/main" noChangeAspect="1"/>
+            </wp:cNvGraphicFramePr>
+            <a:graphic xmlns:a="http://schemas.openxmlformats.org/drawingml/2006/main">
+              <a:graphicData uri="http://schemas.openxmlformats.org/drawingml/2006/picture">
+                <pic:pic xmlns:pic="http://schemas.openxmlformats.org/drawingml/2006/picture">
+                  <pic:nvPicPr>
+                    <pic:cNvPr id="0" name="Picture 2"/>
+                    <pic:cNvPicPr>
+                      <a:picLocks noChangeAspect="1" noChangeArrowheads="1"/>
+                    </pic:cNvPicPr>
+                  </pic:nvPicPr>
+                  <pic:blipFill>
+                    <a:blip r:embed="rId6" cstate="print">
+                      <a:extLst>
+                        <a:ext uri="{28A0092B-C50C-407E-A947-70E740481C1C}">
+                          <a14:useLocalDpi xmlns:a14="http://schemas.microsoft.com/office/drawing/2010/main" val="0"/>
+                        </a:ext>
+                      </a:extLst>
+                    </a:blip>
+                    <a:srcRect/>
+                    <a:stretch>
+                      <a:fillRect/>
+                    </a:stretch>
+                  </pic:blipFill>
+                  <pic:spPr bwMode="auto">
+                    <a:xfrm>
+                      <a:off x="0" y="0"/>
+                      <a:ext cx="5581650" cy="2590800"/>
+                    </a:xfrm>
+                    <a:prstGeom prst="rect">
+                      <a:avLst/>
+                    </a:prstGeom>
+                    <a:noFill/>
+                    <a:ln>
+                      <a:noFill/>
+                    </a:ln>
+                  </pic:spPr>
+                </pic:pic>
+              </a:graphicData>
+            </a:graphic>
+          </wp:inline>
+        </w:drawing>
+      </w:r>
+    </w:p>
+    <w:p>
+      <w:pPr>
+        <w:pStyle w:val="Caption"/>
+      </w:pPr>
+      <w:r>
+        <w:t xml:space="preserve">Slika </w:t>
+      </w:r>
+      <w:r>
+        <w:fldChar w:fldCharType="begin"/>
+      </w:r>
+      <w:r>
+        <w:instrText xml:space="preserve"> STYLEREF 1 \s </w:instrText>
+      </w:r>
+      <w:r>
+        <w:fldChar w:fldCharType="separate"/>
+      </w:r>
+      <w:r>
+        <w:rPr>
+          <w:noProof/>
+        </w:rPr>
+        <w:t>3</w:t>
+      </w:r>
+      <w:r>
+        <w:fldChar w:fldCharType="end"/>
+      </w:r>
+      <w:r>
+        <w:t>.</w:t>
+      </w:r>
+      <w:r>
+        <w:fldChar w:fldCharType="begin"/>
+      </w:r>
+      <w:r>
+        <w:instrText xml:space="preserve"> SEQ Slika \* ARABIC \s 1 </w:instrText>
+      </w:r>
+      <w:r>
+        <w:fldChar w:fldCharType="separate"/>
+      </w:r>
+      <w:r>
+        <w:rPr>
+          <w:noProof/>
+        </w:rPr>
+        <w:t>1</w:t>
+      </w:r>
+      <w:r>
+        <w:fldChar w:fldCharType="end"/>
+      </w:r>
+      <w:r>
+        <w:t xml:space="preserve"> </w:t>
+      </w:r>
+      <w:r>
+        <w:t xml:space="preserve">Prikaz jednostavne prometne mreže generirane iz podataka dijela Zagreba preuzetih sa </w:t>
+      </w:r>
+      <w:proofErr w:type="spellStart"/>
+      <w:r>
+        <w:t>OpenStreetMaps</w:t>
+      </w:r>
+      <w:proofErr w:type="spellEnd"/>
+      <w:r>
+        <w:t xml:space="preserve"> baze podataka</w:t>
+      </w:r>
+    </w:p>
+    <w:p>
+      <w:r>
+        <w:t xml:space="preserve">Elementi mreže su unutar </w:t>
+      </w:r>
+      <w:r>
+        <w:rPr>
+          <w:i/>
+          <w:iCs/>
+        </w:rPr>
+        <w:t>SUMO</w:t>
+      </w:r>
+      <w:r>
+        <w:t xml:space="preserve"> simulacije podijeljeni na sljedeći način: </w:t>
+      </w:r>
+      <w:r>
+        <w:t xml:space="preserve">bridovi </w:t>
+      </w:r>
+      <w:r>
+        <w:t>(</w:t>
+      </w:r>
+      <w:proofErr w:type="spellStart"/>
+      <w:r>
+        <w:rPr>
+          <w:i/>
+          <w:iCs/>
+        </w:rPr>
+        <w:t>edge</w:t>
+      </w:r>
+      <w:proofErr w:type="spellEnd"/>
+      <w:r>
+        <w:t xml:space="preserve">) </w:t>
+      </w:r>
+      <w:r>
+        <w:t>su cestovni putovi</w:t>
+      </w:r>
+      <w:r>
+        <w:t xml:space="preserve"> (</w:t>
+      </w:r>
+      <w:proofErr w:type="spellStart"/>
+      <w:r>
+        <w:rPr>
+          <w:i/>
+          <w:iCs/>
+        </w:rPr>
+        <w:t>road</w:t>
+      </w:r>
+      <w:proofErr w:type="spellEnd"/>
+      <w:r>
+        <w:t>)</w:t>
+      </w:r>
+      <w:r>
+        <w:t xml:space="preserve"> koji sadrže </w:t>
+      </w:r>
+      <w:r>
+        <w:t xml:space="preserve">više </w:t>
+      </w:r>
+      <w:r>
+        <w:t>prometnih traka (</w:t>
+      </w:r>
+      <w:r>
+        <w:rPr>
+          <w:i/>
+          <w:iCs/>
+        </w:rPr>
+        <w:t>lane</w:t>
+      </w:r>
+      <w:r>
+        <w:t>) te se spajaju u čvorovima koji reprezentiraju križanja (</w:t>
+      </w:r>
+      <w:proofErr w:type="spellStart"/>
+      <w:r>
+        <w:rPr>
+          <w:i/>
+          <w:iCs/>
+        </w:rPr>
+        <w:t>junction</w:t>
+      </w:r>
+      <w:proofErr w:type="spellEnd"/>
+      <w:r>
+        <w:t>)</w:t>
+      </w:r>
+      <w:r>
+        <w:t>.</w:t>
+      </w:r>
+      <w:r>
+        <w:t xml:space="preserve"> </w:t>
+      </w:r>
+      <w:r>
+        <w:t xml:space="preserve">Između povezanih bridova definirane </w:t>
+      </w:r>
+      <w:r>
+        <w:t>su veze (</w:t>
+      </w:r>
+      <w:proofErr w:type="spellStart"/>
+      <w:r>
+        <w:rPr>
+          <w:i/>
+          <w:iCs/>
+        </w:rPr>
+        <w:t>connections</w:t>
+      </w:r>
+      <w:proofErr w:type="spellEnd"/>
+      <w:r>
+        <w:t>) koje definiraju način na koji vozila mogu prijeći iz jednog brida u drugi dok putuju.</w:t>
+      </w:r>
+      <w:r>
+        <w:t xml:space="preserve"> </w:t>
+      </w:r>
+      <w:r>
+        <w:t>Svaki čvor sadrži unutarn</w:t>
+      </w:r>
+      <w:r>
+        <w:t xml:space="preserve">je </w:t>
+      </w:r>
+      <w:r>
+        <w:t xml:space="preserve">bridove </w:t>
+      </w:r>
+      <w:r>
+        <w:t>(</w:t>
+      </w:r>
+      <w:proofErr w:type="spellStart"/>
+      <w:r>
+        <w:rPr>
+          <w:i/>
+          <w:iCs/>
+        </w:rPr>
+        <w:t>internal</w:t>
+      </w:r>
+      <w:proofErr w:type="spellEnd"/>
+      <w:r>
+        <w:rPr>
+          <w:i/>
+          <w:iCs/>
+        </w:rPr>
+        <w:t xml:space="preserve"> </w:t>
+      </w:r>
+      <w:proofErr w:type="spellStart"/>
+      <w:r>
+        <w:rPr>
+          <w:i/>
+          <w:iCs/>
+        </w:rPr>
+        <w:t>edge</w:t>
+      </w:r>
+      <w:proofErr w:type="spellEnd"/>
+      <w:r>
+        <w:t>)</w:t>
+      </w:r>
+      <w:r>
+        <w:t xml:space="preserve"> </w:t>
+      </w:r>
+      <w:r>
+        <w:t xml:space="preserve">koji su geometrijska reprezentacija veze između bridova istog križanja, te </w:t>
+      </w:r>
+      <w:r>
+        <w:t xml:space="preserve">definiraju </w:t>
+      </w:r>
+      <w:r>
+        <w:t>putanje skretanja vozila unutar križanja tijekom prijelaza sa trenutnog brida na sljedeći</w:t>
+      </w:r>
+      <w:r>
+        <w:t>.</w:t>
+      </w:r>
+      <w:r>
+        <w:t xml:space="preserve"> [</w:t>
+      </w:r>
+      <w:proofErr w:type="spellStart"/>
+      <w:r>
+        <w:t>s</w:t>
+      </w:r>
+      <w:r>
+        <w:t>m</w:t>
+      </w:r>
+      <w:proofErr w:type="spellEnd"/>
+      <w:r>
+        <w:t>]</w:t>
+      </w:r>
+    </w:p>
+    <w:p>
+      <w:pPr>
+        <w:pStyle w:val="Heading4"/>
+      </w:pPr>
+      <w:proofErr w:type="spellStart"/>
+      <w:r>
+        <w:lastRenderedPageBreak/>
+        <w:t>TracI</w:t>
+      </w:r>
+      <w:proofErr w:type="spellEnd"/>
+    </w:p>
+    <w:p>
+      <w:proofErr w:type="spellStart"/>
+      <w:r>
+        <w:rPr>
+          <w:i/>
+          <w:iCs/>
+        </w:rPr>
+        <w:t>TracI</w:t>
+      </w:r>
+      <w:proofErr w:type="spellEnd"/>
+      <w:r>
+        <w:t xml:space="preserve"> (</w:t>
+      </w:r>
+      <w:r>
+        <w:rPr>
+          <w:i/>
+          <w:iCs/>
+        </w:rPr>
+        <w:t>„</w:t>
+      </w:r>
+      <w:proofErr w:type="spellStart"/>
+      <w:r>
+        <w:rPr>
+          <w:i/>
+          <w:iCs/>
+        </w:rPr>
+        <w:t>Traffic</w:t>
+      </w:r>
+      <w:proofErr w:type="spellEnd"/>
+      <w:r>
+        <w:rPr>
+          <w:i/>
+          <w:iCs/>
+        </w:rPr>
+        <w:t xml:space="preserve"> </w:t>
+      </w:r>
+      <w:proofErr w:type="spellStart"/>
+      <w:r>
+        <w:rPr>
+          <w:i/>
+          <w:iCs/>
+        </w:rPr>
+        <w:t>Control</w:t>
+      </w:r>
+      <w:proofErr w:type="spellEnd"/>
+      <w:r>
+        <w:rPr>
+          <w:i/>
+          <w:iCs/>
+        </w:rPr>
+        <w:t xml:space="preserve"> Interface</w:t>
+      </w:r>
+      <w:r>
+        <w:t>“</w:t>
+      </w:r>
+      <w:r>
+        <w:t>)</w:t>
+      </w:r>
+      <w:r>
+        <w:t xml:space="preserve"> </w:t>
+      </w:r>
+      <w:r>
+        <w:t xml:space="preserve">je </w:t>
+      </w:r>
+      <w:r>
+        <w:t>sučelje</w:t>
+      </w:r>
+      <w:r>
+        <w:t xml:space="preserve"> </w:t>
+      </w:r>
+      <w:r>
+        <w:t xml:space="preserve">za </w:t>
+      </w:r>
+      <w:proofErr w:type="spellStart"/>
+      <w:r>
+        <w:rPr>
+          <w:i/>
+          <w:iCs/>
+        </w:rPr>
+        <w:t>Eclipse</w:t>
+      </w:r>
+      <w:proofErr w:type="spellEnd"/>
+      <w:r>
+        <w:rPr>
+          <w:i/>
+          <w:iCs/>
+        </w:rPr>
+        <w:t xml:space="preserve"> SUMO</w:t>
+      </w:r>
+      <w:r>
+        <w:t xml:space="preserve"> simulator</w:t>
+      </w:r>
+      <w:r>
+        <w:t xml:space="preserve"> koje o</w:t>
+      </w:r>
+      <w:r>
+        <w:t>mogućuje direktno upravljanje simulacijom</w:t>
+      </w:r>
+      <w:r>
+        <w:t>, na već spomenutim razinama kontrole.</w:t>
+      </w:r>
+      <w:r>
+        <w:t xml:space="preserve"> </w:t>
+      </w:r>
+      <w:r>
+        <w:t xml:space="preserve">Također omogućava </w:t>
+      </w:r>
+      <w:r>
+        <w:t>direktni dohvat</w:t>
+      </w:r>
+      <w:r>
+        <w:t xml:space="preserve">, </w:t>
+      </w:r>
+      <w:r>
+        <w:t xml:space="preserve">obradu i </w:t>
+      </w:r>
+      <w:r>
+        <w:t>izdvajanje</w:t>
+      </w:r>
+      <w:r>
+        <w:t xml:space="preserve"> detaljnijih</w:t>
+      </w:r>
+      <w:r>
+        <w:t xml:space="preserve"> podataka</w:t>
+      </w:r>
+      <w:r>
+        <w:t xml:space="preserve"> u svakom koraku simulacije</w:t>
+      </w:r>
+      <w:r>
+        <w:t>.</w:t>
+      </w:r>
+      <w:r>
+        <w:t xml:space="preserve"> </w:t>
+      </w:r>
+      <w:r>
+        <w:t>[</w:t>
+      </w:r>
+      <w:proofErr w:type="spellStart"/>
+      <w:r>
+        <w:t>s</w:t>
+      </w:r>
+      <w:r>
+        <w:t>m</w:t>
+      </w:r>
+      <w:proofErr w:type="spellEnd"/>
+      <w:r>
+        <w:t>]</w:t>
+      </w:r>
+    </w:p>
+    <w:p>
+      <w:r>
+        <w:t xml:space="preserve">U ovom radu je </w:t>
+      </w:r>
+      <w:r>
+        <w:t xml:space="preserve">i </w:t>
+      </w:r>
+      <w:r>
+        <w:t xml:space="preserve">pri simuliranju bez potrebe vizualizacije </w:t>
+      </w:r>
+      <w:r>
+        <w:t>korištena brža verzija</w:t>
+      </w:r>
+      <w:r>
+        <w:t xml:space="preserve"> sučelja</w:t>
+      </w:r>
+      <w:r>
+        <w:t xml:space="preserve">, </w:t>
+      </w:r>
+      <w:proofErr w:type="spellStart"/>
+      <w:r>
+        <w:rPr>
+          <w:i/>
+          <w:iCs/>
+        </w:rPr>
+        <w:t>libsumo</w:t>
+      </w:r>
+      <w:proofErr w:type="spellEnd"/>
+      <w:r>
+        <w:t xml:space="preserve">, </w:t>
+      </w:r>
+      <w:r>
+        <w:t xml:space="preserve">oboje </w:t>
+      </w:r>
+      <w:r>
+        <w:t xml:space="preserve">u </w:t>
+      </w:r>
+      <w:r>
+        <w:rPr>
+          <w:i/>
+          <w:iCs/>
+        </w:rPr>
+        <w:t>Python</w:t>
+      </w:r>
+      <w:r>
+        <w:t xml:space="preserve"> jeziku.</w:t>
+      </w:r>
+      <w:r>
+        <w:t xml:space="preserve"> </w:t>
+      </w:r>
+      <w:r>
+        <w:t xml:space="preserve">Razlika između te dvije verzije sučelja je da </w:t>
+      </w:r>
+      <w:proofErr w:type="spellStart"/>
+      <w:r>
+        <w:rPr>
+          <w:i/>
+          <w:iCs/>
+        </w:rPr>
+        <w:t>TracI</w:t>
+      </w:r>
+      <w:proofErr w:type="spellEnd"/>
+      <w:r>
+        <w:t xml:space="preserve"> koristi </w:t>
+      </w:r>
+      <w:r>
+        <w:t>klijent-poslužitelj arhitekturu interakcije sa</w:t>
+      </w:r>
+      <w:r>
+        <w:t xml:space="preserve"> </w:t>
+      </w:r>
+      <w:r>
+        <w:t>simulacijom</w:t>
+      </w:r>
+      <w:r>
+        <w:t xml:space="preserve"> kroz TC</w:t>
+      </w:r>
+      <w:r>
+        <w:t>P protokol</w:t>
+      </w:r>
+      <w:r>
+        <w:t xml:space="preserve">, </w:t>
+      </w:r>
+      <w:r>
+        <w:t xml:space="preserve">što </w:t>
+      </w:r>
+      <w:r>
+        <w:t>je</w:t>
+      </w:r>
+      <w:r>
+        <w:t xml:space="preserve"> nepotrebno sporo zbog slanja i </w:t>
+      </w:r>
+      <w:r>
+        <w:t>procesiranja</w:t>
+      </w:r>
+      <w:r>
+        <w:t xml:space="preserve"> poruka</w:t>
+      </w:r>
+      <w:r>
+        <w:t xml:space="preserve">. </w:t>
+      </w:r>
+      <w:r>
+        <w:t>U implementaciji se k</w:t>
+      </w:r>
+      <w:r>
+        <w:t xml:space="preserve">roz sučelje ostvaruje </w:t>
+      </w:r>
+      <w:r>
+        <w:t>definiranje ponašanja</w:t>
+      </w:r>
+      <w:r>
+        <w:t xml:space="preserve"> vozil</w:t>
+      </w:r>
+      <w:r>
+        <w:t>a</w:t>
+      </w:r>
+      <w:r>
+        <w:t xml:space="preserve"> </w:t>
+      </w:r>
+      <w:r>
+        <w:t xml:space="preserve">i </w:t>
+      </w:r>
+      <w:r>
+        <w:t xml:space="preserve">algoritma </w:t>
+      </w:r>
+      <w:r>
+        <w:t>alokacij</w:t>
+      </w:r>
+      <w:r>
+        <w:t>e</w:t>
+      </w:r>
+      <w:r>
+        <w:t xml:space="preserve"> po stanicama</w:t>
+      </w:r>
+      <w:r>
+        <w:t xml:space="preserve"> tijekom svakog koraka simulacije</w:t>
+      </w:r>
+      <w:r>
+        <w:t>.</w:t>
+      </w:r>
+    </w:p>
+    <w:p>
+      <w:pPr>
+        <w:pStyle w:val="Heading3"/>
+      </w:pPr>
+      <w:bookmarkStart w:id="16" w:name="_Toc231597014"/>
+      <w:proofErr w:type="spellStart"/>
+      <w:r>
+        <w:t>Network</w:t>
+      </w:r>
+      <w:r>
+        <w:t>X</w:t>
+      </w:r>
+      <w:bookmarkEnd w:id="16"/>
+      <w:proofErr w:type="spellEnd"/>
+    </w:p>
+    <w:p>
+      <w:proofErr w:type="spellStart"/>
+      <w:r>
+        <w:rPr>
+          <w:i/>
+          <w:iCs/>
+        </w:rPr>
+        <w:t>NetworkX</w:t>
+      </w:r>
+      <w:proofErr w:type="spellEnd"/>
+      <w:r>
+        <w:t xml:space="preserve"> je </w:t>
+      </w:r>
+      <w:r>
+        <w:t xml:space="preserve">paket za programski jezik </w:t>
+      </w:r>
+      <w:r>
+        <w:rPr>
+          <w:i/>
+          <w:iCs/>
+        </w:rPr>
+        <w:t>Python</w:t>
+      </w:r>
+      <w:r>
+        <w:t xml:space="preserve"> za </w:t>
+      </w:r>
+      <w:r>
+        <w:t xml:space="preserve">stvaranje, </w:t>
+      </w:r>
+      <w:r>
+        <w:t>obradu i proučavanje struktura, dinamike i funkcij</w:t>
+      </w:r>
+      <w:r>
+        <w:t>a</w:t>
+      </w:r>
+      <w:r>
+        <w:t xml:space="preserve"> </w:t>
+      </w:r>
+      <w:r>
+        <w:t xml:space="preserve">kompleksnih </w:t>
+      </w:r>
+      <w:r>
+        <w:t>mreža.</w:t>
+      </w:r>
+      <w:r>
+        <w:t xml:space="preserve"> Omogućuje </w:t>
+      </w:r>
+      <w:r>
+        <w:t xml:space="preserve">kreiranje </w:t>
+      </w:r>
+      <w:r>
+        <w:t xml:space="preserve">različitih </w:t>
+      </w:r>
+      <w:r>
+        <w:t xml:space="preserve">mrežnih struktura i modela </w:t>
+      </w:r>
+      <w:r>
+        <w:t xml:space="preserve">uz pristup rasponu korisnih </w:t>
+      </w:r>
+      <w:r>
+        <w:t>funkcija za analizu kreiranih mreža, sa minimalnim utjecajem na performanse.</w:t>
+      </w:r>
+      <w:r>
+        <w:t xml:space="preserve"> </w:t>
+      </w:r>
+      <w:r>
+        <w:t xml:space="preserve">Također omogućuje </w:t>
+      </w:r>
+      <w:r>
+        <w:t xml:space="preserve">dodavanje </w:t>
+      </w:r>
+      <w:r>
+        <w:t>meta</w:t>
+      </w:r>
+      <w:r>
+        <w:t>-</w:t>
+      </w:r>
+      <w:r>
+        <w:t>podataka</w:t>
+      </w:r>
+      <w:r>
+        <w:t xml:space="preserve"> </w:t>
+      </w:r>
+      <w:r>
+        <w:t xml:space="preserve">u mrežu </w:t>
+      </w:r>
+      <w:r>
+        <w:t xml:space="preserve">u bilo kojem obliku. </w:t>
+      </w:r>
+      <w:r>
+        <w:t>[</w:t>
+      </w:r>
+      <w:proofErr w:type="spellStart"/>
+      <w:r>
+        <w:t>nx</w:t>
+      </w:r>
+      <w:proofErr w:type="spellEnd"/>
+      <w:r>
+        <w:t>]</w:t>
+      </w:r>
+    </w:p>
+    <w:p>
+      <w:r>
+        <w:t xml:space="preserve">Pomoću ovog paketa </w:t>
+      </w:r>
+      <w:r>
+        <w:t>kreirana je kopija</w:t>
+      </w:r>
+      <w:r>
+        <w:t xml:space="preserve"> učitane</w:t>
+      </w:r>
+      <w:r>
+        <w:t xml:space="preserve"> </w:t>
+      </w:r>
+      <w:r>
+        <w:t xml:space="preserve">prometne mreže </w:t>
+      </w:r>
+      <w:r>
+        <w:t>kompatibilne</w:t>
+      </w:r>
+      <w:r>
+        <w:t xml:space="preserve"> </w:t>
+      </w:r>
+      <w:r>
+        <w:t>sa</w:t>
+      </w:r>
+      <w:r>
+        <w:t xml:space="preserve"> </w:t>
+      </w:r>
+      <w:r>
+        <w:rPr>
+          <w:i/>
+          <w:iCs/>
+        </w:rPr>
+        <w:t>SUMO</w:t>
+      </w:r>
+      <w:r>
+        <w:t xml:space="preserve"> simulacijama</w:t>
+      </w:r>
+      <w:r>
+        <w:t xml:space="preserve"> u svrhu detaljnije analize</w:t>
+      </w:r>
+      <w:r>
+        <w:t xml:space="preserve"> </w:t>
+      </w:r>
+      <w:r>
+        <w:t>mreže</w:t>
+      </w:r>
+      <w:r>
+        <w:t xml:space="preserve"> </w:t>
+      </w:r>
+      <w:r>
+        <w:t xml:space="preserve">i izračunavanje podataka </w:t>
+      </w:r>
+      <w:r>
+        <w:t xml:space="preserve">iz mreže bez potrebe za </w:t>
+      </w:r>
+      <w:r>
+        <w:t xml:space="preserve">pokretanjem simulacije. Konkretno se koristi </w:t>
+      </w:r>
+      <w:r>
+        <w:t xml:space="preserve">u algoritamskom rješenju </w:t>
+      </w:r>
+      <w:r>
+        <w:t>raspodjele stanica za izračunavanje udaljenosti</w:t>
+      </w:r>
+      <w:r>
+        <w:t xml:space="preserve">, </w:t>
+      </w:r>
+      <w:r>
+        <w:t xml:space="preserve">vremena </w:t>
+      </w:r>
+      <w:r>
+        <w:t>putovanja</w:t>
+      </w:r>
+      <w:r>
+        <w:t xml:space="preserve"> </w:t>
+      </w:r>
+      <w:r>
+        <w:t>i</w:t>
+      </w:r>
+      <w:r>
+        <w:t xml:space="preserve"> </w:t>
+      </w:r>
+      <w:r>
+        <w:t>pokrivenost</w:t>
+      </w:r>
+      <w:r>
+        <w:t>i</w:t>
+      </w:r>
+      <w:r>
+        <w:t xml:space="preserve"> mreže.</w:t>
+      </w:r>
+      <w:r>
+        <w:t xml:space="preserve"> Pri kreaciji kopije</w:t>
+      </w:r>
+      <w:r>
+        <w:t xml:space="preserve"> mreže</w:t>
+      </w:r>
+      <w:r>
+        <w:t xml:space="preserve"> </w:t>
+      </w:r>
+      <w:r>
+        <w:t>učitavaju</w:t>
+      </w:r>
+      <w:r>
+        <w:t xml:space="preserve"> se i </w:t>
+      </w:r>
+      <w:r>
+        <w:t xml:space="preserve">unutarnji bridovi križanja </w:t>
+      </w:r>
+      <w:r>
+        <w:t>zadane</w:t>
+      </w:r>
+      <w:r>
+        <w:t xml:space="preserve"> </w:t>
+      </w:r>
+      <w:r>
+        <w:rPr>
+          <w:i/>
+          <w:iCs/>
+        </w:rPr>
+        <w:t>SUMO</w:t>
+      </w:r>
+      <w:r>
+        <w:t xml:space="preserve"> </w:t>
+      </w:r>
+      <w:r>
+        <w:t>mreže</w:t>
+      </w:r>
+      <w:r>
+        <w:t xml:space="preserve"> </w:t>
+      </w:r>
+      <w:r>
+        <w:t>tako da su udaljenosti i vrijeme putovanja unutar križanja uključeni u analizi mreže.</w:t>
+      </w:r>
+    </w:p>
+    <w:p>
+      <w:r>
+        <w:t xml:space="preserve">Također je korištena inačica ovog paketa, </w:t>
+      </w:r>
+      <w:proofErr w:type="spellStart"/>
+      <w:r>
+        <w:rPr>
+          <w:i/>
+          <w:iCs/>
+        </w:rPr>
+        <w:t>OSM</w:t>
+      </w:r>
+      <w:r>
+        <w:rPr>
+          <w:i/>
+          <w:iCs/>
+        </w:rPr>
+        <w:t>nx</w:t>
+      </w:r>
+      <w:proofErr w:type="spellEnd"/>
+      <w:r>
+        <w:t xml:space="preserve">, </w:t>
+      </w:r>
+      <w:r>
+        <w:t xml:space="preserve">koja </w:t>
+      </w:r>
+      <w:r>
+        <w:t xml:space="preserve">spaja </w:t>
+      </w:r>
+      <w:proofErr w:type="spellStart"/>
+      <w:r>
+        <w:rPr>
+          <w:i/>
+          <w:iCs/>
+        </w:rPr>
+        <w:t>NetworkX</w:t>
+      </w:r>
+      <w:proofErr w:type="spellEnd"/>
+      <w:r>
+        <w:t xml:space="preserve"> </w:t>
+      </w:r>
+      <w:r>
+        <w:t xml:space="preserve">paket sa uvozom podataka prometnih mreža iz </w:t>
+      </w:r>
+      <w:proofErr w:type="spellStart"/>
+      <w:r>
+        <w:rPr>
+          <w:i/>
+          <w:iCs/>
+        </w:rPr>
+        <w:t>OpenStreetMaps</w:t>
+      </w:r>
+      <w:proofErr w:type="spellEnd"/>
+      <w:r>
+        <w:t xml:space="preserve"> baze podataka.</w:t>
+      </w:r>
+      <w:r>
+        <w:t xml:space="preserve"> </w:t>
+      </w:r>
+      <w:r>
+        <w:t xml:space="preserve">Nadodaje sposobnost </w:t>
+      </w:r>
+      <w:r>
+        <w:t>ispravljanja preuzetih podataka</w:t>
+      </w:r>
+      <w:r>
+        <w:t xml:space="preserve"> i </w:t>
+      </w:r>
+      <w:r>
+        <w:t>biranja između željenog tipa prometa, npr. automobilski ili biciklistički</w:t>
+      </w:r>
+      <w:r>
+        <w:t xml:space="preserve">, koje zatim direktno pretvara u potrebnu strukturu i omogućava korištenje </w:t>
+      </w:r>
+      <w:proofErr w:type="spellStart"/>
+      <w:r>
+        <w:rPr>
+          <w:i/>
+          <w:iCs/>
+        </w:rPr>
+        <w:t>NetworkX</w:t>
+      </w:r>
+      <w:proofErr w:type="spellEnd"/>
+      <w:r>
+        <w:t xml:space="preserve"> funkcija na </w:t>
+      </w:r>
+      <w:r>
+        <w:t xml:space="preserve">uvoženim </w:t>
+      </w:r>
+      <w:r>
+        <w:t>podacima.</w:t>
+      </w:r>
+      <w:r>
+        <w:t xml:space="preserve"> [</w:t>
+      </w:r>
+      <w:proofErr w:type="spellStart"/>
+      <w:r>
+        <w:t>osmnx</w:t>
+      </w:r>
+      <w:proofErr w:type="spellEnd"/>
+      <w:r>
+        <w:t>]</w:t>
+      </w:r>
+    </w:p>
+    <w:p>
+      <w:pPr>
+        <w:pStyle w:val="Heading3"/>
+      </w:pPr>
+      <w:bookmarkStart w:id="17" w:name="_Toc231597015"/>
+      <w:proofErr w:type="spellStart"/>
+      <w:r>
+        <w:t>OpenStreetMaps</w:t>
+      </w:r>
+      <w:proofErr w:type="spellEnd"/>
+      <w:r>
+        <w:t xml:space="preserve"> [X]</w:t>
+      </w:r>
+      <w:bookmarkEnd w:id="17"/>
+    </w:p>
+    <w:p>
+      <w:proofErr w:type="spellStart"/>
+      <w:r>
+        <w:rPr>
+          <w:i/>
+          <w:iCs/>
+        </w:rPr>
+        <w:t>OpenStreetMaps</w:t>
+      </w:r>
+      <w:proofErr w:type="spellEnd"/>
+      <w:r>
+        <w:t xml:space="preserve"> je </w:t>
+      </w:r>
+    </w:p>
+    <w:p>
+      <w:pPr>
+        <w:pStyle w:val="Heading2"/>
+      </w:pPr>
+      <w:bookmarkStart w:id="18" w:name="_Toc231597016"/>
+      <w:r>
+        <w:lastRenderedPageBreak/>
+        <w:t>Pod-mreža stanice</w:t>
+      </w:r>
+      <w:r>
+        <w:t xml:space="preserve"> za punjenje vozila</w:t>
+      </w:r>
+      <w:bookmarkEnd w:id="18"/>
+    </w:p>
+    <w:p>
+      <w:r>
+        <w:t xml:space="preserve">Za ostvarivanje zadatka rada bilo je potrebna modifikacija mreže na način da se na proizvoljnim mjestima može nadodati stanica za punjenje električnih vozila. </w:t>
+      </w:r>
+      <w:r>
+        <w:t>Za potencijalna mjesta</w:t>
+      </w:r>
+      <w:r>
+        <w:t xml:space="preserve"> za stanice odabrani su bridovi umjesto čvorova </w:t>
+      </w:r>
+      <w:r>
+        <w:t xml:space="preserve">jer je logičnije </w:t>
+      </w:r>
+      <w:r>
+        <w:t>dodati stanicu uz cestu nego spajati sa raskrižj</w:t>
+      </w:r>
+      <w:r>
+        <w:t>e</w:t>
+      </w:r>
+      <w:r>
+        <w:t>m</w:t>
+      </w:r>
+      <w:r>
+        <w:t xml:space="preserve"> (?</w:t>
+      </w:r>
+      <w:r>
+        <w:t>!</w:t>
+      </w:r>
+      <w:r>
+        <w:t>)</w:t>
+      </w:r>
+      <w:r>
+        <w:t>.</w:t>
+      </w:r>
+      <w:r>
+        <w:t xml:space="preserve"> </w:t>
+      </w:r>
+      <w:r>
+        <w:t>Stanica je definirana kao standardizirana pod</w:t>
+      </w:r>
+      <w:r>
+        <w:t>-</w:t>
+      </w:r>
+      <w:r>
+        <w:t xml:space="preserve">mreža </w:t>
+      </w:r>
+      <w:r>
+        <w:t>koja koristi kombinaciju elemenata mjesta za punjenje i parkirnih mjesta, uz opcionalni parking za vozila koja čekaju.</w:t>
+      </w:r>
+      <w:r>
+        <w:t xml:space="preserve"> </w:t>
+      </w:r>
+      <w:r>
+        <w:t xml:space="preserve">Pod-mreža stanice se spaja na brid postojeće mreže na način da se kreira novi čvor u sredini brida </w:t>
+      </w:r>
+      <w:r>
+        <w:t>koji se zatim spaja</w:t>
+      </w:r>
+      <w:r>
+        <w:t xml:space="preserve"> sa dva čvora originalnog brida</w:t>
+      </w:r>
+      <w:r>
+        <w:t xml:space="preserve">. Zatim se novonastali </w:t>
+      </w:r>
+      <w:r>
+        <w:t>čvor</w:t>
+      </w:r>
+      <w:r>
+        <w:t xml:space="preserve"> spaja </w:t>
+      </w:r>
+      <w:r>
+        <w:t>sa još jednim novokreiranim čvor</w:t>
+      </w:r>
+      <w:r>
+        <w:t>om, pomaknutim na stranu okomito od smjera originalnog brida</w:t>
+      </w:r>
+      <w:r>
+        <w:t xml:space="preserve">, </w:t>
+      </w:r>
+      <w:r>
+        <w:t>u novi brid</w:t>
+      </w:r>
+      <w:r>
+        <w:t xml:space="preserve">, </w:t>
+      </w:r>
+      <w:r>
+        <w:t>koji</w:t>
+      </w:r>
+      <w:r>
+        <w:t xml:space="preserve"> će se</w:t>
+      </w:r>
+      <w:r>
+        <w:t xml:space="preserve"> </w:t>
+      </w:r>
+      <w:r>
+        <w:t>referencirati</w:t>
+      </w:r>
+      <w:r>
+        <w:t xml:space="preserve"> kao</w:t>
+      </w:r>
+      <w:r>
+        <w:t xml:space="preserve"> glavni</w:t>
+      </w:r>
+      <w:r>
+        <w:t xml:space="preserve"> brid stanice</w:t>
+      </w:r>
+      <w:r>
+        <w:t>.</w:t>
+      </w:r>
+      <w:r>
+        <w:t xml:space="preserve"> </w:t>
+      </w:r>
+      <w:r>
+        <w:t>Zatim se kreiraju po dva parkinga</w:t>
+      </w:r>
+      <w:r>
+        <w:t xml:space="preserve"> (</w:t>
+      </w:r>
+      <w:proofErr w:type="spellStart"/>
+      <w:r>
+        <w:rPr>
+          <w:i/>
+          <w:iCs/>
+        </w:rPr>
+        <w:t>parkingArea</w:t>
+      </w:r>
+      <w:proofErr w:type="spellEnd"/>
+      <w:r>
+        <w:t>)</w:t>
+      </w:r>
+      <w:r>
+        <w:t xml:space="preserve"> i dv</w:t>
+      </w:r>
+      <w:r>
+        <w:t xml:space="preserve">ije </w:t>
+      </w:r>
+      <w:r>
+        <w:t>pod-</w:t>
+      </w:r>
+      <w:r>
+        <w:t xml:space="preserve">stanice </w:t>
+      </w:r>
+      <w:r>
+        <w:t>za punjenje</w:t>
+      </w:r>
+      <w:r>
+        <w:t xml:space="preserve"> (</w:t>
+      </w:r>
+      <w:proofErr w:type="spellStart"/>
+      <w:r>
+        <w:rPr>
+          <w:i/>
+          <w:iCs/>
+        </w:rPr>
+        <w:t>chargingStation</w:t>
+      </w:r>
+      <w:proofErr w:type="spellEnd"/>
+      <w:r>
+        <w:t>)</w:t>
+      </w:r>
+      <w:r>
+        <w:t xml:space="preserve"> povezan</w:t>
+      </w:r>
+      <w:r>
+        <w:t>e</w:t>
+      </w:r>
+      <w:r>
+        <w:t xml:space="preserve"> svak</w:t>
+      </w:r>
+      <w:r>
+        <w:t>a</w:t>
+      </w:r>
+      <w:r>
+        <w:t xml:space="preserve"> sa svojim parkingom na svakoj strani </w:t>
+      </w:r>
+      <w:r>
+        <w:t>brida stanice.</w:t>
+      </w:r>
+    </w:p>
+    <w:p>
+      <w:r>
+        <w:t xml:space="preserve">Kapacitet </w:t>
+      </w:r>
+      <w:r>
+        <w:t>stanic</w:t>
+      </w:r>
+      <w:r>
+        <w:t>e</w:t>
+      </w:r>
+      <w:r>
+        <w:t xml:space="preserve"> </w:t>
+      </w:r>
+      <w:r>
+        <w:t xml:space="preserve">i parkinga za čekanje </w:t>
+      </w:r>
+      <w:r>
+        <w:t xml:space="preserve">može </w:t>
+      </w:r>
+      <w:r>
+        <w:t xml:space="preserve">se </w:t>
+      </w:r>
+      <w:r>
+        <w:t>proizvoljno</w:t>
+      </w:r>
+      <w:r>
+        <w:t xml:space="preserve"> definirati te </w:t>
+      </w:r>
+      <w:r>
+        <w:t>su mjesta</w:t>
+      </w:r>
+      <w:r>
+        <w:t xml:space="preserve"> podijeljen</w:t>
+      </w:r>
+      <w:r>
+        <w:t>a</w:t>
+      </w:r>
+      <w:r>
+        <w:t xml:space="preserve"> na dvije strane na način da </w:t>
+      </w:r>
+      <w:r>
+        <w:t>ulazn</w:t>
+      </w:r>
+      <w:r>
+        <w:t xml:space="preserve">a </w:t>
+      </w:r>
+      <w:r>
+        <w:t>pod-</w:t>
+      </w:r>
+      <w:r>
+        <w:t>stanica</w:t>
+      </w:r>
+      <w:r>
+        <w:t xml:space="preserve"> dobiva veći broj mjesta u slučaju </w:t>
+      </w:r>
+      <w:r>
+        <w:t>neparnog kapaciteta</w:t>
+      </w:r>
+      <w:r>
+        <w:t>.</w:t>
+      </w:r>
+      <w:r>
+        <w:t xml:space="preserve"> U bridu stanice</w:t>
+      </w:r>
+      <w:r>
+        <w:t xml:space="preserve"> su definirane tri ulazne prometne trake te dvije izlazne za efektivni protok </w:t>
+      </w:r>
+      <w:r>
+        <w:t>vozila tijekom simulacije.</w:t>
+      </w:r>
+      <w:r>
+        <w:t xml:space="preserve"> </w:t>
+      </w:r>
+      <w:r>
+        <w:t xml:space="preserve">U slučaju da </w:t>
+      </w:r>
+      <w:r>
+        <w:t>se u stanici ne nalazi parking za čekanje vozila čekaju na ulaznim traka brida stanice, točno ispred parkinga za punjenje. Prilikom</w:t>
+      </w:r>
+      <w:r>
+        <w:t xml:space="preserve"> oslobođenja mjesta </w:t>
+      </w:r>
+      <w:r>
+        <w:t>odabire se vozilo koje čeka najbliže stanici da sljedeće zauzme novooslobođeno mjesto.</w:t>
+      </w:r>
+    </w:p>
+    <w:p/>
+    <w:p>
+      <w:pPr>
+        <w:keepNext/>
+      </w:pPr>
+      <w:r>
+        <w:rPr>
+          <w:noProof/>
+        </w:rPr>
+        <w:lastRenderedPageBreak/>
+        <w:drawing>
+          <wp:inline distT="0" distB="0" distL="0" distR="0" wp14:anchorId="21286280" wp14:editId="6A80D279">
+            <wp:extent cx="5572125" cy="2933700"/>
+            <wp:effectExtent l="0" t="0" r="9525" b="0"/>
+            <wp:docPr id="1206561692" name="Picture 4"/>
+            <wp:cNvGraphicFramePr>
+              <a:graphicFrameLocks xmlns:a="http://schemas.openxmlformats.org/drawingml/2006/main" noChangeAspect="1"/>
+            </wp:cNvGraphicFramePr>
+            <a:graphic xmlns:a="http://schemas.openxmlformats.org/drawingml/2006/main">
+              <a:graphicData uri="http://schemas.openxmlformats.org/drawingml/2006/picture">
+                <pic:pic xmlns:pic="http://schemas.openxmlformats.org/drawingml/2006/picture">
+                  <pic:nvPicPr>
+                    <pic:cNvPr id="0" name="Picture 4"/>
+                    <pic:cNvPicPr>
+                      <a:picLocks noChangeAspect="1" noChangeArrowheads="1"/>
+                    </pic:cNvPicPr>
+                  </pic:nvPicPr>
+                  <pic:blipFill>
+                    <a:blip r:embed="rId7" cstate="print">
+                      <a:extLst>
+                        <a:ext uri="{28A0092B-C50C-407E-A947-70E740481C1C}">
+                          <a14:useLocalDpi xmlns:a14="http://schemas.microsoft.com/office/drawing/2010/main" val="0"/>
+                        </a:ext>
+                      </a:extLst>
+                    </a:blip>
+                    <a:srcRect/>
+                    <a:stretch>
+                      <a:fillRect/>
+                    </a:stretch>
+                  </pic:blipFill>
+                  <pic:spPr bwMode="auto">
+                    <a:xfrm>
+                      <a:off x="0" y="0"/>
+                      <a:ext cx="5572125" cy="2933700"/>
+                    </a:xfrm>
+                    <a:prstGeom prst="rect">
+                      <a:avLst/>
+                    </a:prstGeom>
+                    <a:noFill/>
+                    <a:ln>
+                      <a:noFill/>
+                    </a:ln>
+                  </pic:spPr>
+                </pic:pic>
+              </a:graphicData>
+            </a:graphic>
+          </wp:inline>
+        </w:drawing>
+      </w:r>
+    </w:p>
+    <w:p>
+      <w:pPr>
+        <w:pStyle w:val="Caption"/>
+      </w:pPr>
+      <w:r>
+        <w:t xml:space="preserve">Slika </w:t>
+      </w:r>
+      <w:r>
+        <w:fldChar w:fldCharType="begin"/>
+      </w:r>
+      <w:r>
+        <w:instrText xml:space="preserve"> STYLEREF 1 \s </w:instrText>
+      </w:r>
+      <w:r>
+        <w:fldChar w:fldCharType="separate"/>
+      </w:r>
+      <w:r>
+        <w:rPr>
+          <w:noProof/>
+        </w:rPr>
+        <w:t>3</w:t>
+      </w:r>
+      <w:r>
+        <w:fldChar w:fldCharType="end"/>
+      </w:r>
+      <w:r>
+        <w:t>.</w:t>
+      </w:r>
+      <w:r>
+        <w:fldChar w:fldCharType="begin"/>
+      </w:r>
+      <w:r>
+        <w:instrText xml:space="preserve"> SEQ Slika \* ARABIC \s 1 </w:instrText>
+      </w:r>
+      <w:r>
+        <w:fldChar w:fldCharType="separate"/>
+      </w:r>
+      <w:r>
+        <w:rPr>
+          <w:noProof/>
+        </w:rPr>
+        <w:t>2</w:t>
+      </w:r>
+      <w:r>
+        <w:fldChar w:fldCharType="end"/>
+      </w:r>
+      <w:r>
+        <w:t xml:space="preserve"> Prikaz dviju stanica suparničkih agenata spojenih na </w:t>
+      </w:r>
+      <w:r>
+        <w:t xml:space="preserve">zadane </w:t>
+      </w:r>
+      <w:r>
+        <w:t>bridove</w:t>
+      </w:r>
+      <w:r>
+        <w:t xml:space="preserve">. </w:t>
+      </w:r>
+      <w:r>
+        <w:t>Može se uočiti da stanice imaju 8 mjesta za punjenje uz 10 dodatnih mjesta za čekanje</w:t>
+      </w:r>
+      <w:r>
+        <w:t xml:space="preserve">, te se po jedno vozilo </w:t>
+      </w:r>
+      <w:r>
+        <w:t xml:space="preserve">trenutno </w:t>
+      </w:r>
+      <w:r>
+        <w:t>puni na svakoj stanici.</w:t>
+      </w:r>
+      <w:r>
+        <w:t xml:space="preserve"> </w:t>
+      </w:r>
+      <w:r>
+        <w:t>Krug</w:t>
+      </w:r>
+      <w:r>
+        <w:t xml:space="preserve"> na kraju stanice</w:t>
+      </w:r>
+      <w:r>
+        <w:t xml:space="preserve"> </w:t>
+      </w:r>
+      <w:r>
+        <w:t>je</w:t>
+      </w:r>
+      <w:r>
+        <w:t xml:space="preserve"> obojan u boju agenta kojem stanica pripada</w:t>
+      </w:r>
+      <w:r>
+        <w:t xml:space="preserve"> te</w:t>
+      </w:r>
+      <w:r>
+        <w:t xml:space="preserve"> samo</w:t>
+      </w:r>
+      <w:r>
+        <w:t xml:space="preserve"> služ</w:t>
+      </w:r>
+      <w:r>
+        <w:t>i</w:t>
+      </w:r>
+      <w:r>
+        <w:t xml:space="preserve"> za vizualizaciju</w:t>
+      </w:r>
+      <w:r>
+        <w:t>.</w:t>
+      </w:r>
+    </w:p>
+    <w:p>
+      <w:pPr>
+        <w:pStyle w:val="Heading2"/>
+      </w:pPr>
+      <w:bookmarkStart w:id="19" w:name="_Toc231597017"/>
+      <w:r>
+        <w:t>Algoritmi</w:t>
+      </w:r>
+      <w:r>
+        <w:t xml:space="preserve"> [X]</w:t>
+      </w:r>
+      <w:bookmarkEnd w:id="19"/>
     </w:p>
     <w:p>
       <w:pPr>
         <w:spacing w:before="0" w:after="160" w:line="278" w:lineRule="auto"/>
         <w:jc w:val="left"/>
-        <w:rPr>
-          <w:rFonts w:ascii="Arial" w:hAnsi="Arial" w:cs="Arial"/>
-          <w:sz w:val="28"/>
-        </w:rPr>
-      </w:pPr>
-      <w:r>
-        <w:rPr>
-          <w:rFonts w:ascii="Arial" w:hAnsi="Arial" w:cs="Arial"/>
-          <w:sz w:val="28"/>
-        </w:rPr>
+      </w:pPr>
+    </w:p>
+    <w:p>
+      <w:pPr>
+        <w:pStyle w:val="Heading2"/>
+      </w:pPr>
+      <w:bookmarkStart w:id="20" w:name="_Toc231597018"/>
+      <w:r>
+        <w:t>Graf</w:t>
+      </w:r>
+      <w:r>
+        <w:t xml:space="preserve"> </w:t>
+      </w:r>
+      <w:r>
+        <w:t>neuronska</w:t>
+      </w:r>
+      <w:r>
+        <w:t xml:space="preserve"> mreža</w:t>
+      </w:r>
+      <w:bookmarkEnd w:id="20"/>
+      <w:r>
         <w:br w:type="page"/>
       </w:r>
     </w:p>
@@ -3682,124 +6925,43 @@
       <w:pPr>
         <w:pStyle w:val="Heading1"/>
       </w:pPr>
-      <w:bookmarkStart w:id="4" w:name="_Toc231218459"/>
-      <w:r>
-        <w:lastRenderedPageBreak/>
-        <w:t>Implementacija</w:t>
-      </w:r>
-      <w:bookmarkEnd w:id="4"/>
-    </w:p>
-    <w:p>
-      <w:pPr>
-        <w:pStyle w:val="Heading2"/>
-        <w:rPr>
-          <w:i/>
-          <w:iCs w:val="0"/>
-        </w:rPr>
-      </w:pPr>
-      <w:bookmarkStart w:id="5" w:name="_Toc231218460"/>
-      <w:r>
-        <w:rPr>
-          <w:i/>
-        </w:rPr>
-        <w:t>Eclipse SUMO</w:t>
-      </w:r>
-      <w:bookmarkEnd w:id="5"/>
-    </w:p>
-    <w:p/>
-    <w:p>
-      <w:pPr>
-        <w:pStyle w:val="Heading2"/>
-        <w:rPr>
-          <w:i/>
-          <w:iCs w:val="0"/>
-        </w:rPr>
-      </w:pPr>
-      <w:bookmarkStart w:id="6" w:name="_Toc231218461"/>
-      <w:r>
-        <w:rPr>
-          <w:i/>
-        </w:rPr>
-        <w:t>Networkx</w:t>
-      </w:r>
-      <w:bookmarkEnd w:id="6"/>
-    </w:p>
-    <w:p/>
-    <w:p>
-      <w:pPr>
-        <w:pStyle w:val="Heading2"/>
-      </w:pPr>
-      <w:bookmarkStart w:id="7" w:name="_Toc231218462"/>
-      <w:r>
-        <w:t>Modifikacija mreže</w:t>
-      </w:r>
-      <w:bookmarkEnd w:id="7"/>
-    </w:p>
-    <w:p/>
-    <w:p>
-      <w:pPr>
-        <w:pStyle w:val="Heading2"/>
-      </w:pPr>
-      <w:bookmarkStart w:id="8" w:name="_Toc231218463"/>
-      <w:r>
-        <w:t>Algoritmi</w:t>
-      </w:r>
-      <w:bookmarkEnd w:id="8"/>
-    </w:p>
-    <w:p/>
-    <w:p>
-      <w:pPr>
-        <w:pStyle w:val="Heading2"/>
-      </w:pPr>
-      <w:bookmarkStart w:id="9" w:name="_Toc231218464"/>
-      <w:bookmarkEnd w:id="9"/>
-    </w:p>
-    <w:p>
-      <w:pPr>
-        <w:spacing w:before="0" w:after="160" w:line="278" w:lineRule="auto"/>
-        <w:jc w:val="left"/>
-        <w:rPr>
-          <w:rFonts w:asciiTheme="majorHAnsi" w:eastAsiaTheme="majorEastAsia" w:hAnsiTheme="majorHAnsi" w:cstheme="majorBidi"/>
-          <w:color w:val="0F4761" w:themeColor="accent1" w:themeShade="BF"/>
-          <w:sz w:val="32"/>
-          <w:szCs w:val="32"/>
-        </w:rPr>
-      </w:pPr>
-      <w:r>
-        <w:br w:type="page"/>
-      </w:r>
-    </w:p>
-    <w:p>
-      <w:pPr>
-        <w:pStyle w:val="Heading1"/>
-      </w:pPr>
-      <w:bookmarkStart w:id="10" w:name="_Toc231218465"/>
+      <w:bookmarkStart w:id="21" w:name="_Toc231597019"/>
       <w:r>
         <w:lastRenderedPageBreak/>
         <w:t>Rješenja</w:t>
       </w:r>
-      <w:bookmarkEnd w:id="10"/>
-    </w:p>
+      <w:r>
+        <w:t xml:space="preserve"> [X]</w:t>
+      </w:r>
+      <w:bookmarkEnd w:id="21"/>
+    </w:p>
+    <w:p/>
     <w:p>
       <w:pPr>
         <w:pStyle w:val="Heading2"/>
       </w:pPr>
-      <w:bookmarkStart w:id="11" w:name="_Toc231218466"/>
+      <w:bookmarkStart w:id="22" w:name="_Toc231597020"/>
       <w:r>
         <w:t>Algoritmi</w:t>
       </w:r>
-      <w:bookmarkEnd w:id="11"/>
+      <w:r>
+        <w:t xml:space="preserve"> [X]</w:t>
+      </w:r>
+      <w:bookmarkEnd w:id="22"/>
     </w:p>
     <w:p/>
     <w:p>
       <w:pPr>
         <w:pStyle w:val="Heading2"/>
       </w:pPr>
-      <w:bookmarkStart w:id="12" w:name="_Toc231218467"/>
+      <w:bookmarkStart w:id="23" w:name="_Toc231597021"/>
       <w:r>
         <w:t>Strojno učenje</w:t>
       </w:r>
-      <w:bookmarkEnd w:id="12"/>
+      <w:r>
+        <w:t xml:space="preserve"> [X]</w:t>
+      </w:r>
+      <w:bookmarkEnd w:id="23"/>
     </w:p>
     <w:p/>
     <w:p>
@@ -3809,14 +6971,17 @@
           <w:rFonts w:asciiTheme="majorHAnsi" w:hAnsiTheme="majorHAnsi"/>
         </w:rPr>
       </w:pPr>
-      <w:bookmarkStart w:id="13" w:name="_Toc231218468"/>
+      <w:bookmarkStart w:id="24" w:name="_Toc231597022"/>
       <w:r>
         <w:rPr>
           <w:rFonts w:asciiTheme="majorHAnsi" w:hAnsiTheme="majorHAnsi"/>
         </w:rPr>
         <w:t>Solo agent</w:t>
       </w:r>
-      <w:bookmarkEnd w:id="13"/>
+      <w:r>
+        <w:t xml:space="preserve"> [X]</w:t>
+      </w:r>
+      <w:bookmarkEnd w:id="24"/>
     </w:p>
     <w:p/>
     <w:p>
@@ -3828,18 +6993,50 @@
           <w:iCs/>
         </w:rPr>
       </w:pPr>
-      <w:bookmarkStart w:id="14" w:name="_Toc231218469"/>
+      <w:bookmarkStart w:id="25" w:name="_Toc231597023"/>
       <w:r>
         <w:rPr>
           <w:rFonts w:asciiTheme="majorHAnsi" w:hAnsiTheme="majorHAnsi"/>
+        </w:rPr>
+        <w:t>Više-agentsko podržano učenje (</w:t>
+      </w:r>
+      <w:r>
+        <w:rPr>
+          <w:rFonts w:asciiTheme="majorHAnsi" w:hAnsiTheme="majorHAnsi"/>
           <w:i/>
           <w:iCs/>
         </w:rPr>
         <w:t>MARL</w:t>
       </w:r>
-      <w:bookmarkEnd w:id="14"/>
-    </w:p>
-    <w:p>
+      <w:r>
+        <w:rPr>
+          <w:rFonts w:asciiTheme="majorHAnsi" w:hAnsiTheme="majorHAnsi"/>
+        </w:rPr>
+        <w:t>)</w:t>
+      </w:r>
+      <w:r>
+        <w:t xml:space="preserve"> [X]</w:t>
+      </w:r>
+      <w:bookmarkEnd w:id="25"/>
+    </w:p>
+    <w:p>
+      <w:r>
+        <w:br w:type="page"/>
+      </w:r>
+    </w:p>
+    <w:p>
+      <w:pPr>
+        <w:pStyle w:val="Heading1"/>
+      </w:pPr>
+      <w:bookmarkStart w:id="26" w:name="_Toc231597024"/>
+      <w:r>
+        <w:lastRenderedPageBreak/>
+        <w:t>Rezultati</w:t>
+      </w:r>
+      <w:r>
+        <w:t xml:space="preserve"> [X]</w:t>
+      </w:r>
+      <w:bookmarkEnd w:id="26"/>
       <w:r>
         <w:br w:type="page"/>
       </w:r>
@@ -3852,12 +7049,15 @@
           <w:numId w:val="0"/>
         </w:numPr>
       </w:pPr>
-      <w:bookmarkStart w:id="15" w:name="_Toc231218470"/>
+      <w:bookmarkStart w:id="27" w:name="_Toc231597025"/>
       <w:r>
         <w:lastRenderedPageBreak/>
         <w:t>Zaključak</w:t>
       </w:r>
-      <w:bookmarkEnd w:id="15"/>
+      <w:r>
+        <w:t xml:space="preserve"> [X]</w:t>
+      </w:r>
+      <w:bookmarkEnd w:id="27"/>
     </w:p>
     <w:p>
       <w:pPr>
@@ -3884,12 +7084,12 @@
           <w:numId w:val="0"/>
         </w:numPr>
       </w:pPr>
-      <w:bookmarkStart w:id="16" w:name="_Toc231218471"/>
+      <w:bookmarkStart w:id="28" w:name="_Toc231597026"/>
       <w:r>
         <w:lastRenderedPageBreak/>
         <w:t>Literatura</w:t>
       </w:r>
-      <w:bookmarkEnd w:id="16"/>
+      <w:bookmarkEnd w:id="28"/>
     </w:p>
     <w:p>
       <w:pPr>
@@ -3904,20 +7104,288 @@
         </w:rPr>
         <w:t xml:space="preserve">[b] </w:t>
       </w:r>
-      <w:r>
-        <w:rPr>
-          <w:lang w:val="hr-HR"/>
-        </w:rPr>
-        <w:t xml:space="preserve">Albatayneh, Aiman, et al. </w:t>
-      </w:r>
-      <w:r>
-        <w:rPr>
-          <w:i/>
-          <w:iCs/>
-          <w:lang w:val="hr-HR"/>
-        </w:rPr>
-        <w:t>Comparison of the overall energy efficiency for internal combustion engine vehicles and electric vehicle</w:t>
-      </w:r>
+      <w:proofErr w:type="spellStart"/>
+      <w:r>
+        <w:rPr>
+          <w:lang w:val="hr-HR"/>
+        </w:rPr>
+        <w:t>Albatayneh</w:t>
+      </w:r>
+      <w:proofErr w:type="spellEnd"/>
+      <w:r>
+        <w:rPr>
+          <w:lang w:val="hr-HR"/>
+        </w:rPr>
+        <w:t xml:space="preserve">, </w:t>
+      </w:r>
+      <w:proofErr w:type="spellStart"/>
+      <w:r>
+        <w:rPr>
+          <w:lang w:val="hr-HR"/>
+        </w:rPr>
+        <w:t>Aiman</w:t>
+      </w:r>
+      <w:proofErr w:type="spellEnd"/>
+      <w:r>
+        <w:rPr>
+          <w:lang w:val="hr-HR"/>
+        </w:rPr>
+        <w:t xml:space="preserve">, </w:t>
+      </w:r>
+      <w:proofErr w:type="spellStart"/>
+      <w:r>
+        <w:rPr>
+          <w:lang w:val="hr-HR"/>
+        </w:rPr>
+        <w:t>et</w:t>
+      </w:r>
+      <w:proofErr w:type="spellEnd"/>
+      <w:r>
+        <w:rPr>
+          <w:lang w:val="hr-HR"/>
+        </w:rPr>
+        <w:t xml:space="preserve"> </w:t>
+      </w:r>
+      <w:proofErr w:type="spellStart"/>
+      <w:r>
+        <w:rPr>
+          <w:lang w:val="hr-HR"/>
+        </w:rPr>
+        <w:t>al</w:t>
+      </w:r>
+      <w:proofErr w:type="spellEnd"/>
+      <w:r>
+        <w:rPr>
+          <w:lang w:val="hr-HR"/>
+        </w:rPr>
+        <w:t xml:space="preserve">. </w:t>
+      </w:r>
+      <w:proofErr w:type="spellStart"/>
+      <w:r>
+        <w:rPr>
+          <w:i/>
+          <w:iCs/>
+          <w:lang w:val="hr-HR"/>
+        </w:rPr>
+        <w:t>Comparison</w:t>
+      </w:r>
+      <w:proofErr w:type="spellEnd"/>
+      <w:r>
+        <w:rPr>
+          <w:i/>
+          <w:iCs/>
+          <w:lang w:val="hr-HR"/>
+        </w:rPr>
+        <w:t xml:space="preserve"> </w:t>
+      </w:r>
+      <w:proofErr w:type="spellStart"/>
+      <w:r>
+        <w:rPr>
+          <w:i/>
+          <w:iCs/>
+          <w:lang w:val="hr-HR"/>
+        </w:rPr>
+        <w:t>of</w:t>
+      </w:r>
+      <w:proofErr w:type="spellEnd"/>
+      <w:r>
+        <w:rPr>
+          <w:i/>
+          <w:iCs/>
+          <w:lang w:val="hr-HR"/>
+        </w:rPr>
+        <w:t xml:space="preserve"> </w:t>
+      </w:r>
+      <w:proofErr w:type="spellStart"/>
+      <w:r>
+        <w:rPr>
+          <w:i/>
+          <w:iCs/>
+          <w:lang w:val="hr-HR"/>
+        </w:rPr>
+        <w:t>the</w:t>
+      </w:r>
+      <w:proofErr w:type="spellEnd"/>
+      <w:r>
+        <w:rPr>
+          <w:i/>
+          <w:iCs/>
+          <w:lang w:val="hr-HR"/>
+        </w:rPr>
+        <w:t xml:space="preserve"> </w:t>
+      </w:r>
+      <w:proofErr w:type="spellStart"/>
+      <w:r>
+        <w:rPr>
+          <w:i/>
+          <w:iCs/>
+          <w:lang w:val="hr-HR"/>
+        </w:rPr>
+        <w:t>overall</w:t>
+      </w:r>
+      <w:proofErr w:type="spellEnd"/>
+      <w:r>
+        <w:rPr>
+          <w:i/>
+          <w:iCs/>
+          <w:lang w:val="hr-HR"/>
+        </w:rPr>
+        <w:t xml:space="preserve"> </w:t>
+      </w:r>
+      <w:proofErr w:type="spellStart"/>
+      <w:r>
+        <w:rPr>
+          <w:i/>
+          <w:iCs/>
+          <w:lang w:val="hr-HR"/>
+        </w:rPr>
+        <w:t>energy</w:t>
+      </w:r>
+      <w:proofErr w:type="spellEnd"/>
+      <w:r>
+        <w:rPr>
+          <w:i/>
+          <w:iCs/>
+          <w:lang w:val="hr-HR"/>
+        </w:rPr>
+        <w:t xml:space="preserve"> </w:t>
+      </w:r>
+      <w:proofErr w:type="spellStart"/>
+      <w:r>
+        <w:rPr>
+          <w:i/>
+          <w:iCs/>
+          <w:lang w:val="hr-HR"/>
+        </w:rPr>
+        <w:t>efficiency</w:t>
+      </w:r>
+      <w:proofErr w:type="spellEnd"/>
+      <w:r>
+        <w:rPr>
+          <w:i/>
+          <w:iCs/>
+          <w:lang w:val="hr-HR"/>
+        </w:rPr>
+        <w:t xml:space="preserve"> for </w:t>
+      </w:r>
+      <w:proofErr w:type="spellStart"/>
+      <w:r>
+        <w:rPr>
+          <w:i/>
+          <w:iCs/>
+          <w:lang w:val="hr-HR"/>
+        </w:rPr>
+        <w:t>internal</w:t>
+      </w:r>
+      <w:proofErr w:type="spellEnd"/>
+      <w:r>
+        <w:rPr>
+          <w:i/>
+          <w:iCs/>
+          <w:lang w:val="hr-HR"/>
+        </w:rPr>
+        <w:t xml:space="preserve"> </w:t>
+      </w:r>
+      <w:proofErr w:type="spellStart"/>
+      <w:r>
+        <w:rPr>
+          <w:i/>
+          <w:iCs/>
+          <w:lang w:val="hr-HR"/>
+        </w:rPr>
+        <w:t>combustion</w:t>
+      </w:r>
+      <w:proofErr w:type="spellEnd"/>
+      <w:r>
+        <w:rPr>
+          <w:i/>
+          <w:iCs/>
+          <w:lang w:val="hr-HR"/>
+        </w:rPr>
+        <w:t xml:space="preserve"> </w:t>
+      </w:r>
+      <w:proofErr w:type="spellStart"/>
+      <w:r>
+        <w:rPr>
+          <w:i/>
+          <w:iCs/>
+          <w:lang w:val="hr-HR"/>
+        </w:rPr>
+        <w:t>engine</w:t>
+      </w:r>
+      <w:proofErr w:type="spellEnd"/>
+      <w:r>
+        <w:rPr>
+          <w:i/>
+          <w:iCs/>
+          <w:lang w:val="hr-HR"/>
+        </w:rPr>
+        <w:t xml:space="preserve"> </w:t>
+      </w:r>
+      <w:proofErr w:type="spellStart"/>
+      <w:r>
+        <w:rPr>
+          <w:i/>
+          <w:iCs/>
+          <w:lang w:val="hr-HR"/>
+        </w:rPr>
+        <w:t>vehicles</w:t>
+      </w:r>
+      <w:proofErr w:type="spellEnd"/>
+      <w:r>
+        <w:rPr>
+          <w:i/>
+          <w:iCs/>
+          <w:lang w:val="hr-HR"/>
+        </w:rPr>
+        <w:t xml:space="preserve"> </w:t>
+      </w:r>
+      <w:proofErr w:type="spellStart"/>
+      <w:r>
+        <w:rPr>
+          <w:i/>
+          <w:iCs/>
+          <w:lang w:val="hr-HR"/>
+        </w:rPr>
+        <w:t>and</w:t>
+      </w:r>
+      <w:proofErr w:type="spellEnd"/>
+      <w:r>
+        <w:rPr>
+          <w:i/>
+          <w:iCs/>
+          <w:lang w:val="hr-HR"/>
+        </w:rPr>
+        <w:t xml:space="preserve"> </w:t>
+      </w:r>
+      <w:proofErr w:type="spellStart"/>
+      <w:r>
+        <w:rPr>
+          <w:i/>
+          <w:iCs/>
+          <w:lang w:val="hr-HR"/>
+        </w:rPr>
+        <w:t>electric</w:t>
+      </w:r>
+      <w:proofErr w:type="spellEnd"/>
+      <w:r>
+        <w:rPr>
+          <w:i/>
+          <w:iCs/>
+          <w:lang w:val="hr-HR"/>
+        </w:rPr>
+        <w:t xml:space="preserve"> </w:t>
+      </w:r>
+      <w:proofErr w:type="spellStart"/>
+      <w:r>
+        <w:rPr>
+          <w:i/>
+          <w:iCs/>
+          <w:lang w:val="hr-HR"/>
+        </w:rPr>
+        <w:t>vehicle</w:t>
+      </w:r>
+      <w:proofErr w:type="spellEnd"/>
       <w:r>
         <w:rPr>
           <w:lang w:val="hr-HR"/>
@@ -3927,11 +7395,47 @@
       <w:r>
         <w:t xml:space="preserve"> </w:t>
       </w:r>
-      <w:r>
-        <w:rPr>
-          <w:lang w:val="hr-HR"/>
-        </w:rPr>
-        <w:t>Environmental and Climate Technologies, 24</w:t>
+      <w:proofErr w:type="spellStart"/>
+      <w:r>
+        <w:rPr>
+          <w:lang w:val="hr-HR"/>
+        </w:rPr>
+        <w:t>Environmental</w:t>
+      </w:r>
+      <w:proofErr w:type="spellEnd"/>
+      <w:r>
+        <w:rPr>
+          <w:lang w:val="hr-HR"/>
+        </w:rPr>
+        <w:t xml:space="preserve"> </w:t>
+      </w:r>
+      <w:proofErr w:type="spellStart"/>
+      <w:r>
+        <w:rPr>
+          <w:lang w:val="hr-HR"/>
+        </w:rPr>
+        <w:t>and</w:t>
+      </w:r>
+      <w:proofErr w:type="spellEnd"/>
+      <w:r>
+        <w:rPr>
+          <w:lang w:val="hr-HR"/>
+        </w:rPr>
+        <w:t xml:space="preserve"> </w:t>
+      </w:r>
+      <w:proofErr w:type="spellStart"/>
+      <w:r>
+        <w:rPr>
+          <w:lang w:val="hr-HR"/>
+        </w:rPr>
+        <w:t>Climate</w:t>
+      </w:r>
+      <w:proofErr w:type="spellEnd"/>
+      <w:r>
+        <w:rPr>
+          <w:lang w:val="hr-HR"/>
+        </w:rPr>
+        <w:t xml:space="preserve"> Technologies, 24</w:t>
       </w:r>
       <w:r>
         <w:rPr>
@@ -3977,12 +7481,14 @@
         </w:rPr>
         <w:t xml:space="preserve">[c] </w:t>
       </w:r>
+      <w:proofErr w:type="spellStart"/>
       <w:r>
         <w:rPr>
           <w:lang w:val="hr-HR"/>
         </w:rPr>
         <w:t>Poornesh</w:t>
       </w:r>
+      <w:proofErr w:type="spellEnd"/>
       <w:r>
         <w:rPr>
           <w:lang w:val="hr-HR"/>
@@ -3993,8 +7499,16 @@
         <w:rPr>
           <w:lang w:val="hr-HR"/>
         </w:rPr>
-        <w:t>, Nivya</w:t>
-      </w:r>
+        <w:t xml:space="preserve">, </w:t>
+      </w:r>
+      <w:proofErr w:type="spellStart"/>
+      <w:r>
+        <w:rPr>
+          <w:lang w:val="hr-HR"/>
+        </w:rPr>
+        <w:t>Nivya</w:t>
+      </w:r>
+      <w:proofErr w:type="spellEnd"/>
       <w:r>
         <w:rPr>
           <w:lang w:val="hr-HR"/>
@@ -4007,12 +7521,14 @@
         </w:rPr>
         <w:t xml:space="preserve">, </w:t>
       </w:r>
+      <w:proofErr w:type="spellStart"/>
       <w:r>
         <w:rPr>
           <w:lang w:val="hr-HR"/>
         </w:rPr>
         <w:t>Sireesha</w:t>
       </w:r>
+      <w:proofErr w:type="spellEnd"/>
       <w:r>
         <w:rPr>
           <w:lang w:val="hr-HR"/>
@@ -4030,8 +7546,129 @@
           <w:i/>
           <w:lang w:val="hr-HR"/>
         </w:rPr>
-        <w:t>A Comparative study on Electric Vehicle and Internal Combustion Engine Vehicles</w:t>
-      </w:r>
+        <w:t xml:space="preserve">A </w:t>
+      </w:r>
+      <w:proofErr w:type="spellStart"/>
+      <w:r>
+        <w:rPr>
+          <w:i/>
+          <w:lang w:val="hr-HR"/>
+        </w:rPr>
+        <w:t>Comparative</w:t>
+      </w:r>
+      <w:proofErr w:type="spellEnd"/>
+      <w:r>
+        <w:rPr>
+          <w:i/>
+          <w:lang w:val="hr-HR"/>
+        </w:rPr>
+        <w:t xml:space="preserve"> </w:t>
+      </w:r>
+      <w:proofErr w:type="spellStart"/>
+      <w:r>
+        <w:rPr>
+          <w:i/>
+          <w:lang w:val="hr-HR"/>
+        </w:rPr>
+        <w:t>study</w:t>
+      </w:r>
+      <w:proofErr w:type="spellEnd"/>
+      <w:r>
+        <w:rPr>
+          <w:i/>
+          <w:lang w:val="hr-HR"/>
+        </w:rPr>
+        <w:t xml:space="preserve"> on Electric </w:t>
+      </w:r>
+      <w:proofErr w:type="spellStart"/>
+      <w:r>
+        <w:rPr>
+          <w:i/>
+          <w:lang w:val="hr-HR"/>
+        </w:rPr>
+        <w:t>Vehicle</w:t>
+      </w:r>
+      <w:proofErr w:type="spellEnd"/>
+      <w:r>
+        <w:rPr>
+          <w:i/>
+          <w:lang w:val="hr-HR"/>
+        </w:rPr>
+        <w:t xml:space="preserve"> </w:t>
+      </w:r>
+      <w:proofErr w:type="spellStart"/>
+      <w:r>
+        <w:rPr>
+          <w:i/>
+          <w:lang w:val="hr-HR"/>
+        </w:rPr>
+        <w:t>and</w:t>
+      </w:r>
+      <w:proofErr w:type="spellEnd"/>
+      <w:r>
+        <w:rPr>
+          <w:i/>
+          <w:lang w:val="hr-HR"/>
+        </w:rPr>
+        <w:t xml:space="preserve"> </w:t>
+      </w:r>
+      <w:proofErr w:type="spellStart"/>
+      <w:r>
+        <w:rPr>
+          <w:i/>
+          <w:lang w:val="hr-HR"/>
+        </w:rPr>
+        <w:t>Internal</w:t>
+      </w:r>
+      <w:proofErr w:type="spellEnd"/>
+      <w:r>
+        <w:rPr>
+          <w:i/>
+          <w:lang w:val="hr-HR"/>
+        </w:rPr>
+        <w:t xml:space="preserve"> </w:t>
+      </w:r>
+      <w:proofErr w:type="spellStart"/>
+      <w:r>
+        <w:rPr>
+          <w:i/>
+          <w:lang w:val="hr-HR"/>
+        </w:rPr>
+        <w:t>Combustion</w:t>
+      </w:r>
+      <w:proofErr w:type="spellEnd"/>
+      <w:r>
+        <w:rPr>
+          <w:i/>
+          <w:lang w:val="hr-HR"/>
+        </w:rPr>
+        <w:t xml:space="preserve"> </w:t>
+      </w:r>
+      <w:proofErr w:type="spellStart"/>
+      <w:r>
+        <w:rPr>
+          <w:i/>
+          <w:lang w:val="hr-HR"/>
+        </w:rPr>
+        <w:t>Engine</w:t>
+      </w:r>
+      <w:proofErr w:type="spellEnd"/>
+      <w:r>
+        <w:rPr>
+          <w:i/>
+          <w:lang w:val="hr-HR"/>
+        </w:rPr>
+        <w:t xml:space="preserve"> </w:t>
+      </w:r>
+      <w:proofErr w:type="spellStart"/>
+      <w:r>
+        <w:rPr>
+          <w:i/>
+          <w:lang w:val="hr-HR"/>
+        </w:rPr>
+        <w:t>Vehicles</w:t>
+      </w:r>
+      <w:proofErr w:type="spellEnd"/>
       <w:r>
         <w:rPr>
           <w:lang w:val="hr-HR"/>
@@ -4048,13 +7685,69 @@
         <w:rPr>
           <w:lang w:val="hr-HR"/>
         </w:rPr>
-        <w:t>2020 International Conference on Smart Electronics and Communication (ICOSEC)</w:t>
-      </w:r>
-      <w:r>
-        <w:rPr>
-          <w:lang w:val="hr-HR"/>
-        </w:rPr>
-        <w:t xml:space="preserve">, Trichy, India, </w:t>
+        <w:t xml:space="preserve">2020 International </w:t>
+      </w:r>
+      <w:proofErr w:type="spellStart"/>
+      <w:r>
+        <w:rPr>
+          <w:lang w:val="hr-HR"/>
+        </w:rPr>
+        <w:t>Conference</w:t>
+      </w:r>
+      <w:proofErr w:type="spellEnd"/>
+      <w:r>
+        <w:rPr>
+          <w:lang w:val="hr-HR"/>
+        </w:rPr>
+        <w:t xml:space="preserve"> on Smart Electronics </w:t>
+      </w:r>
+      <w:proofErr w:type="spellStart"/>
+      <w:r>
+        <w:rPr>
+          <w:lang w:val="hr-HR"/>
+        </w:rPr>
+        <w:t>and</w:t>
+      </w:r>
+      <w:proofErr w:type="spellEnd"/>
+      <w:r>
+        <w:rPr>
+          <w:lang w:val="hr-HR"/>
+        </w:rPr>
+        <w:t xml:space="preserve"> </w:t>
+      </w:r>
+      <w:proofErr w:type="spellStart"/>
+      <w:r>
+        <w:rPr>
+          <w:lang w:val="hr-HR"/>
+        </w:rPr>
+        <w:t>Communication</w:t>
+      </w:r>
+      <w:proofErr w:type="spellEnd"/>
+      <w:r>
+        <w:rPr>
+          <w:lang w:val="hr-HR"/>
+        </w:rPr>
+        <w:t xml:space="preserve"> (ICOSEC)</w:t>
+      </w:r>
+      <w:r>
+        <w:rPr>
+          <w:lang w:val="hr-HR"/>
+        </w:rPr>
+        <w:t xml:space="preserve">, </w:t>
+      </w:r>
+      <w:proofErr w:type="spellStart"/>
+      <w:r>
+        <w:rPr>
+          <w:lang w:val="hr-HR"/>
+        </w:rPr>
+        <w:t>Trichy</w:t>
+      </w:r>
+      <w:proofErr w:type="spellEnd"/>
+      <w:r>
+        <w:rPr>
+          <w:lang w:val="hr-HR"/>
+        </w:rPr>
+        <w:t xml:space="preserve">, India, </w:t>
       </w:r>
       <w:r>
         <w:rPr>
@@ -4124,6 +7817,7 @@
         </w:rPr>
         <w:t xml:space="preserve"> </w:t>
       </w:r>
+      <w:proofErr w:type="spellStart"/>
       <w:r>
         <w:rPr>
           <w:lang w:val="hr-HR"/>
@@ -4136,31 +7830,272 @@
         </w:rPr>
         <w:t>øyer</w:t>
       </w:r>
+      <w:proofErr w:type="spellEnd"/>
       <w:r>
         <w:rPr>
           <w:lang w:val="hr-HR"/>
         </w:rPr>
         <w:t xml:space="preserve">, K. G. </w:t>
       </w:r>
-      <w:r>
-        <w:rPr>
-          <w:i/>
-          <w:iCs/>
-          <w:lang w:val="hr-HR"/>
-        </w:rPr>
-        <w:t>The history of alternative fuels in transportation: The case of electric and hybrid cars</w:t>
-      </w:r>
+      <w:proofErr w:type="spellStart"/>
+      <w:r>
+        <w:rPr>
+          <w:i/>
+          <w:iCs/>
+          <w:lang w:val="hr-HR"/>
+        </w:rPr>
+        <w:t>The</w:t>
+      </w:r>
+      <w:proofErr w:type="spellEnd"/>
+      <w:r>
+        <w:rPr>
+          <w:i/>
+          <w:iCs/>
+          <w:lang w:val="hr-HR"/>
+        </w:rPr>
+        <w:t xml:space="preserve"> </w:t>
+      </w:r>
+      <w:proofErr w:type="spellStart"/>
+      <w:r>
+        <w:rPr>
+          <w:i/>
+          <w:iCs/>
+          <w:lang w:val="hr-HR"/>
+        </w:rPr>
+        <w:t>history</w:t>
+      </w:r>
+      <w:proofErr w:type="spellEnd"/>
+      <w:r>
+        <w:rPr>
+          <w:i/>
+          <w:iCs/>
+          <w:lang w:val="hr-HR"/>
+        </w:rPr>
+        <w:t xml:space="preserve"> </w:t>
+      </w:r>
+      <w:proofErr w:type="spellStart"/>
+      <w:r>
+        <w:rPr>
+          <w:i/>
+          <w:iCs/>
+          <w:lang w:val="hr-HR"/>
+        </w:rPr>
+        <w:t>of</w:t>
+      </w:r>
+      <w:proofErr w:type="spellEnd"/>
+      <w:r>
+        <w:rPr>
+          <w:i/>
+          <w:iCs/>
+          <w:lang w:val="hr-HR"/>
+        </w:rPr>
+        <w:t xml:space="preserve"> alternative </w:t>
+      </w:r>
+      <w:proofErr w:type="spellStart"/>
+      <w:r>
+        <w:rPr>
+          <w:i/>
+          <w:iCs/>
+          <w:lang w:val="hr-HR"/>
+        </w:rPr>
+        <w:t>fuels</w:t>
+      </w:r>
+      <w:proofErr w:type="spellEnd"/>
+      <w:r>
+        <w:rPr>
+          <w:i/>
+          <w:iCs/>
+          <w:lang w:val="hr-HR"/>
+        </w:rPr>
+        <w:t xml:space="preserve"> </w:t>
+      </w:r>
+      <w:proofErr w:type="spellStart"/>
+      <w:r>
+        <w:rPr>
+          <w:i/>
+          <w:iCs/>
+          <w:lang w:val="hr-HR"/>
+        </w:rPr>
+        <w:t>in</w:t>
+      </w:r>
+      <w:proofErr w:type="spellEnd"/>
+      <w:r>
+        <w:rPr>
+          <w:i/>
+          <w:iCs/>
+          <w:lang w:val="hr-HR"/>
+        </w:rPr>
+        <w:t xml:space="preserve"> </w:t>
+      </w:r>
+      <w:proofErr w:type="spellStart"/>
+      <w:r>
+        <w:rPr>
+          <w:i/>
+          <w:iCs/>
+          <w:lang w:val="hr-HR"/>
+        </w:rPr>
+        <w:t>transportation</w:t>
+      </w:r>
+      <w:proofErr w:type="spellEnd"/>
+      <w:r>
+        <w:rPr>
+          <w:i/>
+          <w:iCs/>
+          <w:lang w:val="hr-HR"/>
+        </w:rPr>
+        <w:t xml:space="preserve">: </w:t>
+      </w:r>
+      <w:proofErr w:type="spellStart"/>
+      <w:r>
+        <w:rPr>
+          <w:i/>
+          <w:iCs/>
+          <w:lang w:val="hr-HR"/>
+        </w:rPr>
+        <w:t>The</w:t>
+      </w:r>
+      <w:proofErr w:type="spellEnd"/>
+      <w:r>
+        <w:rPr>
+          <w:i/>
+          <w:iCs/>
+          <w:lang w:val="hr-HR"/>
+        </w:rPr>
+        <w:t xml:space="preserve"> </w:t>
+      </w:r>
+      <w:proofErr w:type="spellStart"/>
+      <w:r>
+        <w:rPr>
+          <w:i/>
+          <w:iCs/>
+          <w:lang w:val="hr-HR"/>
+        </w:rPr>
+        <w:t>case</w:t>
+      </w:r>
+      <w:proofErr w:type="spellEnd"/>
+      <w:r>
+        <w:rPr>
+          <w:i/>
+          <w:iCs/>
+          <w:lang w:val="hr-HR"/>
+        </w:rPr>
+        <w:t xml:space="preserve"> </w:t>
+      </w:r>
+      <w:proofErr w:type="spellStart"/>
+      <w:r>
+        <w:rPr>
+          <w:i/>
+          <w:iCs/>
+          <w:lang w:val="hr-HR"/>
+        </w:rPr>
+        <w:t>of</w:t>
+      </w:r>
+      <w:proofErr w:type="spellEnd"/>
+      <w:r>
+        <w:rPr>
+          <w:i/>
+          <w:iCs/>
+          <w:lang w:val="hr-HR"/>
+        </w:rPr>
+        <w:t xml:space="preserve"> </w:t>
+      </w:r>
+      <w:proofErr w:type="spellStart"/>
+      <w:r>
+        <w:rPr>
+          <w:i/>
+          <w:iCs/>
+          <w:lang w:val="hr-HR"/>
+        </w:rPr>
+        <w:t>electric</w:t>
+      </w:r>
+      <w:proofErr w:type="spellEnd"/>
+      <w:r>
+        <w:rPr>
+          <w:i/>
+          <w:iCs/>
+          <w:lang w:val="hr-HR"/>
+        </w:rPr>
+        <w:t xml:space="preserve"> </w:t>
+      </w:r>
+      <w:proofErr w:type="spellStart"/>
+      <w:r>
+        <w:rPr>
+          <w:i/>
+          <w:iCs/>
+          <w:lang w:val="hr-HR"/>
+        </w:rPr>
+        <w:t>and</w:t>
+      </w:r>
+      <w:proofErr w:type="spellEnd"/>
+      <w:r>
+        <w:rPr>
+          <w:i/>
+          <w:iCs/>
+          <w:lang w:val="hr-HR"/>
+        </w:rPr>
+        <w:t xml:space="preserve"> </w:t>
+      </w:r>
+      <w:proofErr w:type="spellStart"/>
+      <w:r>
+        <w:rPr>
+          <w:i/>
+          <w:iCs/>
+          <w:lang w:val="hr-HR"/>
+        </w:rPr>
+        <w:t>hybrid</w:t>
+      </w:r>
+      <w:proofErr w:type="spellEnd"/>
+      <w:r>
+        <w:rPr>
+          <w:i/>
+          <w:iCs/>
+          <w:lang w:val="hr-HR"/>
+        </w:rPr>
+        <w:t xml:space="preserve"> </w:t>
+      </w:r>
+      <w:proofErr w:type="spellStart"/>
+      <w:r>
+        <w:rPr>
+          <w:i/>
+          <w:iCs/>
+          <w:lang w:val="hr-HR"/>
+        </w:rPr>
+        <w:t>cars</w:t>
+      </w:r>
+      <w:proofErr w:type="spellEnd"/>
       <w:r>
         <w:rPr>
           <w:lang w:val="hr-HR"/>
         </w:rPr>
         <w:t xml:space="preserve">, </w:t>
       </w:r>
-      <w:r>
-        <w:rPr>
-          <w:lang w:val="hr-HR"/>
-        </w:rPr>
-        <w:t xml:space="preserve">Utilities Policy, 16,2 </w:t>
+      <w:proofErr w:type="spellStart"/>
+      <w:r>
+        <w:rPr>
+          <w:lang w:val="hr-HR"/>
+        </w:rPr>
+        <w:t>Utilities</w:t>
+      </w:r>
+      <w:proofErr w:type="spellEnd"/>
+      <w:r>
+        <w:rPr>
+          <w:lang w:val="hr-HR"/>
+        </w:rPr>
+        <w:t xml:space="preserve"> </w:t>
+      </w:r>
+      <w:proofErr w:type="spellStart"/>
+      <w:r>
+        <w:rPr>
+          <w:lang w:val="hr-HR"/>
+        </w:rPr>
+        <w:t>Policy</w:t>
+      </w:r>
+      <w:proofErr w:type="spellEnd"/>
+      <w:r>
+        <w:rPr>
+          <w:lang w:val="hr-HR"/>
+        </w:rPr>
+        <w:t xml:space="preserve">, 16,2 </w:t>
       </w:r>
       <w:r>
         <w:rPr>
@@ -4206,24 +8141,28 @@
         </w:rPr>
         <w:t xml:space="preserve">[e] </w:t>
       </w:r>
+      <w:proofErr w:type="spellStart"/>
       <w:r>
         <w:rPr>
           <w:lang w:val="hr-HR"/>
         </w:rPr>
         <w:t>Hussain</w:t>
       </w:r>
+      <w:proofErr w:type="spellEnd"/>
       <w:r>
         <w:rPr>
           <w:lang w:val="hr-HR"/>
         </w:rPr>
         <w:t xml:space="preserve">, R., </w:t>
       </w:r>
+      <w:proofErr w:type="spellStart"/>
       <w:r>
         <w:rPr>
           <w:lang w:val="hr-HR"/>
         </w:rPr>
         <w:t>Zeadally</w:t>
       </w:r>
+      <w:proofErr w:type="spellEnd"/>
       <w:r>
         <w:rPr>
           <w:lang w:val="hr-HR"/>
@@ -4236,19 +8175,139 @@
         </w:rPr>
         <w:t xml:space="preserve"> </w:t>
       </w:r>
-      <w:r>
-        <w:rPr>
-          <w:i/>
-          <w:iCs/>
-          <w:lang w:val="hr-HR"/>
-        </w:rPr>
-        <w:t>Autonomous Cars: Research Results, Issues, and Future Challenges</w:t>
-      </w:r>
-      <w:r>
-        <w:rPr>
-          <w:lang w:val="hr-HR"/>
-        </w:rPr>
-        <w:t>, IEEE Communications Surveys &amp; Tutorials, 21,2</w:t>
+      <w:proofErr w:type="spellStart"/>
+      <w:r>
+        <w:rPr>
+          <w:i/>
+          <w:iCs/>
+          <w:lang w:val="hr-HR"/>
+        </w:rPr>
+        <w:t>Autonomous</w:t>
+      </w:r>
+      <w:proofErr w:type="spellEnd"/>
+      <w:r>
+        <w:rPr>
+          <w:i/>
+          <w:iCs/>
+          <w:lang w:val="hr-HR"/>
+        </w:rPr>
+        <w:t xml:space="preserve"> </w:t>
+      </w:r>
+      <w:proofErr w:type="spellStart"/>
+      <w:r>
+        <w:rPr>
+          <w:i/>
+          <w:iCs/>
+          <w:lang w:val="hr-HR"/>
+        </w:rPr>
+        <w:t>Cars</w:t>
+      </w:r>
+      <w:proofErr w:type="spellEnd"/>
+      <w:r>
+        <w:rPr>
+          <w:i/>
+          <w:iCs/>
+          <w:lang w:val="hr-HR"/>
+        </w:rPr>
+        <w:t xml:space="preserve">: Research </w:t>
+      </w:r>
+      <w:proofErr w:type="spellStart"/>
+      <w:r>
+        <w:rPr>
+          <w:i/>
+          <w:iCs/>
+          <w:lang w:val="hr-HR"/>
+        </w:rPr>
+        <w:t>Results</w:t>
+      </w:r>
+      <w:proofErr w:type="spellEnd"/>
+      <w:r>
+        <w:rPr>
+          <w:i/>
+          <w:iCs/>
+          <w:lang w:val="hr-HR"/>
+        </w:rPr>
+        <w:t xml:space="preserve">, </w:t>
+      </w:r>
+      <w:proofErr w:type="spellStart"/>
+      <w:r>
+        <w:rPr>
+          <w:i/>
+          <w:iCs/>
+          <w:lang w:val="hr-HR"/>
+        </w:rPr>
+        <w:t>Issues</w:t>
+      </w:r>
+      <w:proofErr w:type="spellEnd"/>
+      <w:r>
+        <w:rPr>
+          <w:i/>
+          <w:iCs/>
+          <w:lang w:val="hr-HR"/>
+        </w:rPr>
+        <w:t xml:space="preserve">, </w:t>
+      </w:r>
+      <w:proofErr w:type="spellStart"/>
+      <w:r>
+        <w:rPr>
+          <w:i/>
+          <w:iCs/>
+          <w:lang w:val="hr-HR"/>
+        </w:rPr>
+        <w:t>and</w:t>
+      </w:r>
+      <w:proofErr w:type="spellEnd"/>
+      <w:r>
+        <w:rPr>
+          <w:i/>
+          <w:iCs/>
+          <w:lang w:val="hr-HR"/>
+        </w:rPr>
+        <w:t xml:space="preserve"> Future </w:t>
+      </w:r>
+      <w:proofErr w:type="spellStart"/>
+      <w:r>
+        <w:rPr>
+          <w:i/>
+          <w:iCs/>
+          <w:lang w:val="hr-HR"/>
+        </w:rPr>
+        <w:t>Challenges</w:t>
+      </w:r>
+      <w:proofErr w:type="spellEnd"/>
+      <w:r>
+        <w:rPr>
+          <w:lang w:val="hr-HR"/>
+        </w:rPr>
+        <w:t xml:space="preserve">, IEEE Communications </w:t>
+      </w:r>
+      <w:proofErr w:type="spellStart"/>
+      <w:r>
+        <w:rPr>
+          <w:lang w:val="hr-HR"/>
+        </w:rPr>
+        <w:t>Surveys</w:t>
+      </w:r>
+      <w:proofErr w:type="spellEnd"/>
+      <w:r>
+        <w:rPr>
+          <w:lang w:val="hr-HR"/>
+        </w:rPr>
+        <w:t xml:space="preserve"> &amp; </w:t>
+      </w:r>
+      <w:proofErr w:type="spellStart"/>
+      <w:r>
+        <w:rPr>
+          <w:lang w:val="hr-HR"/>
+        </w:rPr>
+        <w:t>Tutorials</w:t>
+      </w:r>
+      <w:proofErr w:type="spellEnd"/>
+      <w:r>
+        <w:rPr>
+          <w:lang w:val="hr-HR"/>
+        </w:rPr>
+        <w:t>, 21,2</w:t>
       </w:r>
       <w:r>
         <w:rPr>
@@ -4360,20 +8419,134 @@
         </w:rPr>
         <w:t xml:space="preserve"> </w:t>
       </w:r>
-      <w:r>
-        <w:rPr>
-          <w:lang w:val="hr-HR"/>
-        </w:rPr>
-        <w:t xml:space="preserve">Kipf, T. N., Welling, M. </w:t>
-      </w:r>
-      <w:r>
-        <w:rPr>
-          <w:i/>
-          <w:iCs/>
-          <w:lang w:val="hr-HR"/>
-        </w:rPr>
-        <w:t>Semi-Supervised Classification with Graph Convolutional Networks</w:t>
-      </w:r>
+      <w:proofErr w:type="spellStart"/>
+      <w:r>
+        <w:rPr>
+          <w:lang w:val="hr-HR"/>
+        </w:rPr>
+        <w:t>Kipf</w:t>
+      </w:r>
+      <w:proofErr w:type="spellEnd"/>
+      <w:r>
+        <w:rPr>
+          <w:lang w:val="hr-HR"/>
+        </w:rPr>
+        <w:t xml:space="preserve">, T. N., </w:t>
+      </w:r>
+      <w:proofErr w:type="spellStart"/>
+      <w:r>
+        <w:rPr>
+          <w:lang w:val="hr-HR"/>
+        </w:rPr>
+        <w:t>Welling</w:t>
+      </w:r>
+      <w:proofErr w:type="spellEnd"/>
+      <w:r>
+        <w:rPr>
+          <w:lang w:val="hr-HR"/>
+        </w:rPr>
+        <w:t xml:space="preserve">, M. </w:t>
+      </w:r>
+      <w:proofErr w:type="spellStart"/>
+      <w:r>
+        <w:rPr>
+          <w:i/>
+          <w:iCs/>
+          <w:lang w:val="hr-HR"/>
+        </w:rPr>
+        <w:t>Semi-Supervised</w:t>
+      </w:r>
+      <w:proofErr w:type="spellEnd"/>
+      <w:r>
+        <w:rPr>
+          <w:i/>
+          <w:iCs/>
+          <w:lang w:val="hr-HR"/>
+        </w:rPr>
+        <w:t xml:space="preserve"> </w:t>
+      </w:r>
+      <w:proofErr w:type="spellStart"/>
+      <w:r>
+        <w:rPr>
+          <w:i/>
+          <w:iCs/>
+          <w:lang w:val="hr-HR"/>
+        </w:rPr>
+        <w:t>Classification</w:t>
+      </w:r>
+      <w:proofErr w:type="spellEnd"/>
+      <w:r>
+        <w:rPr>
+          <w:i/>
+          <w:iCs/>
+          <w:lang w:val="hr-HR"/>
+        </w:rPr>
+        <w:t xml:space="preserve"> </w:t>
+      </w:r>
+      <w:proofErr w:type="spellStart"/>
+      <w:r>
+        <w:rPr>
+          <w:i/>
+          <w:iCs/>
+          <w:lang w:val="hr-HR"/>
+        </w:rPr>
+        <w:t>with</w:t>
+      </w:r>
+      <w:proofErr w:type="spellEnd"/>
+      <w:r>
+        <w:rPr>
+          <w:i/>
+          <w:iCs/>
+          <w:lang w:val="hr-HR"/>
+        </w:rPr>
+        <w:t xml:space="preserve"> </w:t>
+      </w:r>
+      <w:proofErr w:type="spellStart"/>
+      <w:r>
+        <w:rPr>
+          <w:i/>
+          <w:iCs/>
+          <w:lang w:val="hr-HR"/>
+        </w:rPr>
+        <w:t>Graph</w:t>
+      </w:r>
+      <w:proofErr w:type="spellEnd"/>
+      <w:r>
+        <w:rPr>
+          <w:i/>
+          <w:iCs/>
+          <w:lang w:val="hr-HR"/>
+        </w:rPr>
+        <w:t xml:space="preserve"> </w:t>
+      </w:r>
+      <w:proofErr w:type="spellStart"/>
+      <w:r>
+        <w:rPr>
+          <w:i/>
+          <w:iCs/>
+          <w:lang w:val="hr-HR"/>
+        </w:rPr>
+        <w:t>Convolutional</w:t>
+      </w:r>
+      <w:proofErr w:type="spellEnd"/>
+      <w:r>
+        <w:rPr>
+          <w:i/>
+          <w:iCs/>
+          <w:lang w:val="hr-HR"/>
+        </w:rPr>
+        <w:t xml:space="preserve"> </w:t>
+      </w:r>
+      <w:proofErr w:type="spellStart"/>
+      <w:r>
+        <w:rPr>
+          <w:i/>
+          <w:iCs/>
+          <w:lang w:val="hr-HR"/>
+        </w:rPr>
+        <w:t>Networks</w:t>
+      </w:r>
+      <w:proofErr w:type="spellEnd"/>
       <w:r>
         <w:rPr>
           <w:lang w:val="hr-HR"/>
@@ -4384,8 +8557,44 @@
         <w:rPr>
           <w:lang w:val="hr-HR"/>
         </w:rPr>
-        <w:t>International Conference on Learning Representations</w:t>
-      </w:r>
+        <w:t xml:space="preserve">International </w:t>
+      </w:r>
+      <w:proofErr w:type="spellStart"/>
+      <w:r>
+        <w:rPr>
+          <w:lang w:val="hr-HR"/>
+        </w:rPr>
+        <w:t>Conference</w:t>
+      </w:r>
+      <w:proofErr w:type="spellEnd"/>
+      <w:r>
+        <w:rPr>
+          <w:lang w:val="hr-HR"/>
+        </w:rPr>
+        <w:t xml:space="preserve"> on </w:t>
+      </w:r>
+      <w:proofErr w:type="spellStart"/>
+      <w:r>
+        <w:rPr>
+          <w:lang w:val="hr-HR"/>
+        </w:rPr>
+        <w:t>Learning</w:t>
+      </w:r>
+      <w:proofErr w:type="spellEnd"/>
+      <w:r>
+        <w:rPr>
+          <w:lang w:val="hr-HR"/>
+        </w:rPr>
+        <w:t xml:space="preserve"> </w:t>
+      </w:r>
+      <w:proofErr w:type="spellStart"/>
+      <w:r>
+        <w:rPr>
+          <w:lang w:val="hr-HR"/>
+        </w:rPr>
+        <w:t>Representations</w:t>
+      </w:r>
+      <w:proofErr w:type="spellEnd"/>
       <w:r>
         <w:rPr>
           <w:lang w:val="hr-HR"/>
@@ -4442,19 +8651,199 @@
         </w:rPr>
         <w:t xml:space="preserve">Jana, D., </w:t>
       </w:r>
-      <w:r>
-        <w:rPr>
-          <w:lang w:val="hr-HR"/>
-        </w:rPr>
-        <w:t xml:space="preserve">Malama S., Narasimhan S., Taciroglu, E. </w:t>
-      </w:r>
-      <w:r>
-        <w:rPr>
-          <w:i/>
-          <w:iCs/>
-          <w:lang w:val="hr-HR"/>
-        </w:rPr>
-        <w:t>Edge-based graph neural network for ranking critical road segment sin a network</w:t>
+      <w:proofErr w:type="spellStart"/>
+      <w:r>
+        <w:rPr>
+          <w:lang w:val="hr-HR"/>
+        </w:rPr>
+        <w:t>Malama</w:t>
+      </w:r>
+      <w:proofErr w:type="spellEnd"/>
+      <w:r>
+        <w:rPr>
+          <w:lang w:val="hr-HR"/>
+        </w:rPr>
+        <w:t xml:space="preserve"> S., </w:t>
+      </w:r>
+      <w:proofErr w:type="spellStart"/>
+      <w:r>
+        <w:rPr>
+          <w:lang w:val="hr-HR"/>
+        </w:rPr>
+        <w:t>Narasimhan</w:t>
+      </w:r>
+      <w:proofErr w:type="spellEnd"/>
+      <w:r>
+        <w:rPr>
+          <w:lang w:val="hr-HR"/>
+        </w:rPr>
+        <w:t xml:space="preserve"> S., </w:t>
+      </w:r>
+      <w:proofErr w:type="spellStart"/>
+      <w:r>
+        <w:rPr>
+          <w:lang w:val="hr-HR"/>
+        </w:rPr>
+        <w:t>Taciroglu</w:t>
+      </w:r>
+      <w:proofErr w:type="spellEnd"/>
+      <w:r>
+        <w:rPr>
+          <w:lang w:val="hr-HR"/>
+        </w:rPr>
+        <w:t xml:space="preserve">, E. </w:t>
+      </w:r>
+      <w:proofErr w:type="spellStart"/>
+      <w:r>
+        <w:rPr>
+          <w:i/>
+          <w:iCs/>
+          <w:lang w:val="hr-HR"/>
+        </w:rPr>
+        <w:t>Edge-based</w:t>
+      </w:r>
+      <w:proofErr w:type="spellEnd"/>
+      <w:r>
+        <w:rPr>
+          <w:i/>
+          <w:iCs/>
+          <w:lang w:val="hr-HR"/>
+        </w:rPr>
+        <w:t xml:space="preserve"> </w:t>
+      </w:r>
+      <w:proofErr w:type="spellStart"/>
+      <w:r>
+        <w:rPr>
+          <w:i/>
+          <w:iCs/>
+          <w:lang w:val="hr-HR"/>
+        </w:rPr>
+        <w:t>graph</w:t>
+      </w:r>
+      <w:proofErr w:type="spellEnd"/>
+      <w:r>
+        <w:rPr>
+          <w:i/>
+          <w:iCs/>
+          <w:lang w:val="hr-HR"/>
+        </w:rPr>
+        <w:t xml:space="preserve"> </w:t>
+      </w:r>
+      <w:proofErr w:type="spellStart"/>
+      <w:r>
+        <w:rPr>
+          <w:i/>
+          <w:iCs/>
+          <w:lang w:val="hr-HR"/>
+        </w:rPr>
+        <w:t>neural</w:t>
+      </w:r>
+      <w:proofErr w:type="spellEnd"/>
+      <w:r>
+        <w:rPr>
+          <w:i/>
+          <w:iCs/>
+          <w:lang w:val="hr-HR"/>
+        </w:rPr>
+        <w:t xml:space="preserve"> network for </w:t>
+      </w:r>
+      <w:proofErr w:type="spellStart"/>
+      <w:r>
+        <w:rPr>
+          <w:i/>
+          <w:iCs/>
+          <w:lang w:val="hr-HR"/>
+        </w:rPr>
+        <w:t>ranking</w:t>
+      </w:r>
+      <w:proofErr w:type="spellEnd"/>
+      <w:r>
+        <w:rPr>
+          <w:i/>
+          <w:iCs/>
+          <w:lang w:val="hr-HR"/>
+        </w:rPr>
+        <w:t xml:space="preserve"> </w:t>
+      </w:r>
+      <w:proofErr w:type="spellStart"/>
+      <w:r>
+        <w:rPr>
+          <w:i/>
+          <w:iCs/>
+          <w:lang w:val="hr-HR"/>
+        </w:rPr>
+        <w:t>critical</w:t>
+      </w:r>
+      <w:proofErr w:type="spellEnd"/>
+      <w:r>
+        <w:rPr>
+          <w:i/>
+          <w:iCs/>
+          <w:lang w:val="hr-HR"/>
+        </w:rPr>
+        <w:t xml:space="preserve"> </w:t>
+      </w:r>
+      <w:proofErr w:type="spellStart"/>
+      <w:r>
+        <w:rPr>
+          <w:i/>
+          <w:iCs/>
+          <w:lang w:val="hr-HR"/>
+        </w:rPr>
+        <w:t>road</w:t>
+      </w:r>
+      <w:proofErr w:type="spellEnd"/>
+      <w:r>
+        <w:rPr>
+          <w:i/>
+          <w:iCs/>
+          <w:lang w:val="hr-HR"/>
+        </w:rPr>
+        <w:t xml:space="preserve"> </w:t>
+      </w:r>
+      <w:proofErr w:type="spellStart"/>
+      <w:r>
+        <w:rPr>
+          <w:i/>
+          <w:iCs/>
+          <w:lang w:val="hr-HR"/>
+        </w:rPr>
+        <w:t>segment</w:t>
+      </w:r>
+      <w:r>
+        <w:rPr>
+          <w:i/>
+          <w:iCs/>
+          <w:lang w:val="hr-HR"/>
+        </w:rPr>
+        <w:t>s</w:t>
+      </w:r>
+      <w:proofErr w:type="spellEnd"/>
+      <w:r>
+        <w:rPr>
+          <w:i/>
+          <w:iCs/>
+          <w:lang w:val="hr-HR"/>
+        </w:rPr>
+        <w:t xml:space="preserve"> </w:t>
+      </w:r>
+      <w:proofErr w:type="spellStart"/>
+      <w:r>
+        <w:rPr>
+          <w:i/>
+          <w:iCs/>
+          <w:lang w:val="hr-HR"/>
+        </w:rPr>
+        <w:t>in</w:t>
+      </w:r>
+      <w:proofErr w:type="spellEnd"/>
+      <w:r>
+        <w:rPr>
+          <w:i/>
+          <w:iCs/>
+          <w:lang w:val="hr-HR"/>
+        </w:rPr>
+        <w:t xml:space="preserve"> a network</w:t>
       </w:r>
       <w:r>
         <w:rPr>
@@ -4526,12 +8915,14 @@
         </w:rPr>
         <w:t xml:space="preserve">[a] </w:t>
       </w:r>
+      <w:proofErr w:type="spellStart"/>
       <w:r>
         <w:rPr>
           <w:lang w:val="hr-HR"/>
         </w:rPr>
         <w:t>Dufwenberg</w:t>
       </w:r>
+      <w:proofErr w:type="spellEnd"/>
       <w:r>
         <w:rPr>
           <w:lang w:val="hr-HR"/>
@@ -4542,8 +8933,16 @@
         <w:rPr>
           <w:lang w:val="hr-HR"/>
         </w:rPr>
-        <w:t>, Gneezy</w:t>
-      </w:r>
+        <w:t xml:space="preserve">, </w:t>
+      </w:r>
+      <w:proofErr w:type="spellStart"/>
+      <w:r>
+        <w:rPr>
+          <w:lang w:val="hr-HR"/>
+        </w:rPr>
+        <w:t>Gneezy</w:t>
+      </w:r>
+      <w:proofErr w:type="spellEnd"/>
       <w:r>
         <w:rPr>
           <w:lang w:val="hr-HR"/>
@@ -4562,8 +8961,108 @@
           <w:iCs/>
           <w:lang w:val="hr-HR"/>
         </w:rPr>
-        <w:t>Price competition and market concentration: an experimental study</w:t>
-      </w:r>
+        <w:t xml:space="preserve">Price </w:t>
+      </w:r>
+      <w:proofErr w:type="spellStart"/>
+      <w:r>
+        <w:rPr>
+          <w:i/>
+          <w:iCs/>
+          <w:lang w:val="hr-HR"/>
+        </w:rPr>
+        <w:t>competition</w:t>
+      </w:r>
+      <w:proofErr w:type="spellEnd"/>
+      <w:r>
+        <w:rPr>
+          <w:i/>
+          <w:iCs/>
+          <w:lang w:val="hr-HR"/>
+        </w:rPr>
+        <w:t xml:space="preserve"> </w:t>
+      </w:r>
+      <w:proofErr w:type="spellStart"/>
+      <w:r>
+        <w:rPr>
+          <w:i/>
+          <w:iCs/>
+          <w:lang w:val="hr-HR"/>
+        </w:rPr>
+        <w:t>and</w:t>
+      </w:r>
+      <w:proofErr w:type="spellEnd"/>
+      <w:r>
+        <w:rPr>
+          <w:i/>
+          <w:iCs/>
+          <w:lang w:val="hr-HR"/>
+        </w:rPr>
+        <w:t xml:space="preserve"> market </w:t>
+      </w:r>
+      <w:proofErr w:type="spellStart"/>
+      <w:r>
+        <w:rPr>
+          <w:i/>
+          <w:iCs/>
+          <w:lang w:val="hr-HR"/>
+        </w:rPr>
+        <w:t>concentration</w:t>
+      </w:r>
+      <w:proofErr w:type="spellEnd"/>
+      <w:r>
+        <w:rPr>
+          <w:i/>
+          <w:iCs/>
+          <w:lang w:val="hr-HR"/>
+        </w:rPr>
+        <w:t xml:space="preserve">: </w:t>
+      </w:r>
+      <w:proofErr w:type="spellStart"/>
+      <w:r>
+        <w:rPr>
+          <w:i/>
+          <w:iCs/>
+          <w:lang w:val="hr-HR"/>
+        </w:rPr>
+        <w:t>an</w:t>
+      </w:r>
+      <w:proofErr w:type="spellEnd"/>
+      <w:r>
+        <w:rPr>
+          <w:i/>
+          <w:iCs/>
+          <w:lang w:val="hr-HR"/>
+        </w:rPr>
+        <w:t xml:space="preserve"> </w:t>
+      </w:r>
+      <w:proofErr w:type="spellStart"/>
+      <w:r>
+        <w:rPr>
+          <w:i/>
+          <w:iCs/>
+          <w:lang w:val="hr-HR"/>
+        </w:rPr>
+        <w:t>experimental</w:t>
+      </w:r>
+      <w:proofErr w:type="spellEnd"/>
+      <w:r>
+        <w:rPr>
+          <w:i/>
+          <w:iCs/>
+          <w:lang w:val="hr-HR"/>
+        </w:rPr>
+        <w:t xml:space="preserve"> </w:t>
+      </w:r>
+      <w:proofErr w:type="spellStart"/>
+      <w:r>
+        <w:rPr>
+          <w:i/>
+          <w:iCs/>
+          <w:lang w:val="hr-HR"/>
+        </w:rPr>
+        <w:t>study</w:t>
+      </w:r>
+      <w:proofErr w:type="spellEnd"/>
       <w:r>
         <w:rPr>
           <w:i/>
@@ -4582,8 +9081,44 @@
         <w:rPr>
           <w:lang w:val="hr-HR"/>
         </w:rPr>
-        <w:t>International Journal of Industrial Organization</w:t>
-      </w:r>
+        <w:t xml:space="preserve">International Journal </w:t>
+      </w:r>
+      <w:proofErr w:type="spellStart"/>
+      <w:r>
+        <w:rPr>
+          <w:lang w:val="hr-HR"/>
+        </w:rPr>
+        <w:t>of</w:t>
+      </w:r>
+      <w:proofErr w:type="spellEnd"/>
+      <w:r>
+        <w:rPr>
+          <w:lang w:val="hr-HR"/>
+        </w:rPr>
+        <w:t xml:space="preserve"> </w:t>
+      </w:r>
+      <w:proofErr w:type="spellStart"/>
+      <w:r>
+        <w:rPr>
+          <w:lang w:val="hr-HR"/>
+        </w:rPr>
+        <w:t>Industrial</w:t>
+      </w:r>
+      <w:proofErr w:type="spellEnd"/>
+      <w:r>
+        <w:rPr>
+          <w:lang w:val="hr-HR"/>
+        </w:rPr>
+        <w:t xml:space="preserve"> </w:t>
+      </w:r>
+      <w:proofErr w:type="spellStart"/>
+      <w:r>
+        <w:rPr>
+          <w:lang w:val="hr-HR"/>
+        </w:rPr>
+        <w:t>Organization</w:t>
+      </w:r>
+      <w:proofErr w:type="spellEnd"/>
       <w:r>
         <w:rPr>
           <w:lang w:val="hr-HR"/>
@@ -4613,6 +9148,796 @@
           <w:lang w:val="hr-HR"/>
         </w:rPr>
         <w:t>, str 7-22.</w:t>
+      </w:r>
+    </w:p>
+    <w:p>
+      <w:pPr>
+        <w:pStyle w:val="literatura"/>
+        <w:rPr>
+          <w:lang w:val="hr-HR"/>
+        </w:rPr>
+      </w:pPr>
+      <w:r>
+        <w:rPr>
+          <w:lang w:val="hr-HR"/>
+        </w:rPr>
+        <w:t>[</w:t>
+      </w:r>
+      <w:proofErr w:type="spellStart"/>
+      <w:r>
+        <w:rPr>
+          <w:lang w:val="hr-HR"/>
+        </w:rPr>
+        <w:t>s</w:t>
+      </w:r>
+      <w:r>
+        <w:rPr>
+          <w:lang w:val="hr-HR"/>
+        </w:rPr>
+        <w:t>m</w:t>
+      </w:r>
+      <w:proofErr w:type="spellEnd"/>
+      <w:r>
+        <w:rPr>
+          <w:lang w:val="hr-HR"/>
+        </w:rPr>
+        <w:t>]</w:t>
+      </w:r>
+      <w:r>
+        <w:rPr>
+          <w:lang w:val="hr-HR"/>
+        </w:rPr>
+        <w:t xml:space="preserve"> </w:t>
+      </w:r>
+      <w:r>
+        <w:rPr>
+          <w:lang w:val="hr-HR"/>
+        </w:rPr>
+        <w:t xml:space="preserve"> Lopez, P. A. </w:t>
+      </w:r>
+      <w:proofErr w:type="spellStart"/>
+      <w:r>
+        <w:rPr>
+          <w:lang w:val="hr-HR"/>
+        </w:rPr>
+        <w:t>et</w:t>
+      </w:r>
+      <w:proofErr w:type="spellEnd"/>
+      <w:r>
+        <w:rPr>
+          <w:lang w:val="hr-HR"/>
+        </w:rPr>
+        <w:t xml:space="preserve"> </w:t>
+      </w:r>
+      <w:proofErr w:type="spellStart"/>
+      <w:r>
+        <w:rPr>
+          <w:lang w:val="hr-HR"/>
+        </w:rPr>
+        <w:t>al</w:t>
+      </w:r>
+      <w:proofErr w:type="spellEnd"/>
+      <w:r>
+        <w:rPr>
+          <w:lang w:val="hr-HR"/>
+        </w:rPr>
+        <w:t xml:space="preserve">. </w:t>
+      </w:r>
+      <w:r>
+        <w:rPr>
+          <w:i/>
+          <w:iCs/>
+        </w:rPr>
+        <w:t>Microscopic Traffic Simulation using SUMO</w:t>
+      </w:r>
+      <w:r>
+        <w:t xml:space="preserve">, </w:t>
+      </w:r>
+      <w:r>
+        <w:t>21st</w:t>
+      </w:r>
+      <w:r>
+        <w:t xml:space="preserve"> </w:t>
+      </w:r>
+      <w:r>
+        <w:rPr>
+          <w:lang w:val="hr-HR"/>
+        </w:rPr>
+        <w:t xml:space="preserve">International </w:t>
+      </w:r>
+      <w:proofErr w:type="spellStart"/>
+      <w:r>
+        <w:rPr>
+          <w:lang w:val="hr-HR"/>
+        </w:rPr>
+        <w:t>Conference</w:t>
+      </w:r>
+      <w:proofErr w:type="spellEnd"/>
+      <w:r>
+        <w:rPr>
+          <w:lang w:val="hr-HR"/>
+        </w:rPr>
+        <w:t xml:space="preserve"> on </w:t>
+      </w:r>
+      <w:proofErr w:type="spellStart"/>
+      <w:r>
+        <w:rPr>
+          <w:lang w:val="hr-HR"/>
+        </w:rPr>
+        <w:t>Intelligent</w:t>
+      </w:r>
+      <w:proofErr w:type="spellEnd"/>
+      <w:r>
+        <w:rPr>
+          <w:lang w:val="hr-HR"/>
+        </w:rPr>
+        <w:t xml:space="preserve"> </w:t>
+      </w:r>
+      <w:proofErr w:type="spellStart"/>
+      <w:r>
+        <w:rPr>
+          <w:lang w:val="hr-HR"/>
+        </w:rPr>
+        <w:t>Transportation</w:t>
+      </w:r>
+      <w:proofErr w:type="spellEnd"/>
+      <w:r>
+        <w:rPr>
+          <w:lang w:val="hr-HR"/>
+        </w:rPr>
+        <w:t xml:space="preserve"> Systems (ITSC)</w:t>
+      </w:r>
+      <w:r>
+        <w:rPr>
+          <w:lang w:val="hr-HR"/>
+        </w:rPr>
+        <w:t>,</w:t>
+      </w:r>
+      <w:r>
+        <w:rPr>
+          <w:lang w:val="hr-HR"/>
+        </w:rPr>
+        <w:t xml:space="preserve"> </w:t>
+      </w:r>
+      <w:proofErr w:type="spellStart"/>
+      <w:r>
+        <w:rPr>
+          <w:lang w:val="hr-HR"/>
+        </w:rPr>
+        <w:t>Maui</w:t>
+      </w:r>
+      <w:proofErr w:type="spellEnd"/>
+      <w:r>
+        <w:rPr>
+          <w:lang w:val="hr-HR"/>
+        </w:rPr>
+        <w:t xml:space="preserve"> </w:t>
+      </w:r>
+      <w:r>
+        <w:rPr>
+          <w:lang w:val="hr-HR"/>
+        </w:rPr>
+        <w:t>(2018</w:t>
+      </w:r>
+      <w:r>
+        <w:rPr>
+          <w:lang w:val="hr-HR"/>
+        </w:rPr>
+        <w:t>.</w:t>
+      </w:r>
+      <w:r>
+        <w:rPr>
+          <w:lang w:val="hr-HR"/>
+        </w:rPr>
+        <w:t>)</w:t>
+      </w:r>
+      <w:r>
+        <w:rPr>
+          <w:lang w:val="hr-HR"/>
+        </w:rPr>
+        <w:t>, str. 2575-2582</w:t>
+      </w:r>
+    </w:p>
+    <w:p>
+      <w:pPr>
+        <w:pStyle w:val="literatura"/>
+        <w:rPr>
+          <w:lang w:val="hr-HR"/>
+        </w:rPr>
+      </w:pPr>
+      <w:r>
+        <w:rPr>
+          <w:lang w:val="hr-HR"/>
+        </w:rPr>
+        <w:t>[</w:t>
+      </w:r>
+      <w:proofErr w:type="spellStart"/>
+      <w:r>
+        <w:rPr>
+          <w:lang w:val="hr-HR"/>
+        </w:rPr>
+        <w:t>nx</w:t>
+      </w:r>
+      <w:proofErr w:type="spellEnd"/>
+      <w:r>
+        <w:rPr>
+          <w:lang w:val="hr-HR"/>
+        </w:rPr>
+        <w:t>]</w:t>
+      </w:r>
+      <w:r>
+        <w:rPr>
+          <w:lang w:val="hr-HR"/>
+        </w:rPr>
+        <w:t xml:space="preserve"> </w:t>
+      </w:r>
+      <w:proofErr w:type="spellStart"/>
+      <w:r>
+        <w:rPr>
+          <w:lang w:val="hr-HR"/>
+        </w:rPr>
+        <w:t>Hagberg</w:t>
+      </w:r>
+      <w:proofErr w:type="spellEnd"/>
+      <w:r>
+        <w:rPr>
+          <w:lang w:val="hr-HR"/>
+        </w:rPr>
+        <w:t xml:space="preserve">, A. A., </w:t>
+      </w:r>
+      <w:proofErr w:type="spellStart"/>
+      <w:r>
+        <w:rPr>
+          <w:lang w:val="hr-HR"/>
+        </w:rPr>
+        <w:t>Schult</w:t>
+      </w:r>
+      <w:proofErr w:type="spellEnd"/>
+      <w:r>
+        <w:rPr>
+          <w:lang w:val="hr-HR"/>
+        </w:rPr>
+        <w:t xml:space="preserve">, D. A., </w:t>
+      </w:r>
+      <w:proofErr w:type="spellStart"/>
+      <w:r>
+        <w:rPr>
+          <w:lang w:val="hr-HR"/>
+        </w:rPr>
+        <w:t>Swart</w:t>
+      </w:r>
+      <w:proofErr w:type="spellEnd"/>
+      <w:r>
+        <w:rPr>
+          <w:lang w:val="hr-HR"/>
+        </w:rPr>
+        <w:t xml:space="preserve">, P. J. </w:t>
+      </w:r>
+      <w:proofErr w:type="spellStart"/>
+      <w:r>
+        <w:rPr>
+          <w:i/>
+          <w:iCs/>
+          <w:lang w:val="hr-HR"/>
+        </w:rPr>
+        <w:t>Exploring</w:t>
+      </w:r>
+      <w:proofErr w:type="spellEnd"/>
+      <w:r>
+        <w:rPr>
+          <w:i/>
+          <w:iCs/>
+          <w:lang w:val="hr-HR"/>
+        </w:rPr>
+        <w:t xml:space="preserve"> network </w:t>
+      </w:r>
+      <w:proofErr w:type="spellStart"/>
+      <w:r>
+        <w:rPr>
+          <w:i/>
+          <w:iCs/>
+          <w:lang w:val="hr-HR"/>
+        </w:rPr>
+        <w:t>structure</w:t>
+      </w:r>
+      <w:proofErr w:type="spellEnd"/>
+      <w:r>
+        <w:rPr>
+          <w:i/>
+          <w:iCs/>
+          <w:lang w:val="hr-HR"/>
+        </w:rPr>
+        <w:t xml:space="preserve">, </w:t>
+      </w:r>
+      <w:proofErr w:type="spellStart"/>
+      <w:r>
+        <w:rPr>
+          <w:i/>
+          <w:iCs/>
+          <w:lang w:val="hr-HR"/>
+        </w:rPr>
+        <w:t>dynamics</w:t>
+      </w:r>
+      <w:proofErr w:type="spellEnd"/>
+      <w:r>
+        <w:rPr>
+          <w:i/>
+          <w:iCs/>
+          <w:lang w:val="hr-HR"/>
+        </w:rPr>
+        <w:t xml:space="preserve">, </w:t>
+      </w:r>
+      <w:proofErr w:type="spellStart"/>
+      <w:r>
+        <w:rPr>
+          <w:i/>
+          <w:iCs/>
+          <w:lang w:val="hr-HR"/>
+        </w:rPr>
+        <w:t>and</w:t>
+      </w:r>
+      <w:proofErr w:type="spellEnd"/>
+      <w:r>
+        <w:rPr>
+          <w:i/>
+          <w:iCs/>
+          <w:lang w:val="hr-HR"/>
+        </w:rPr>
+        <w:t xml:space="preserve"> </w:t>
+      </w:r>
+      <w:proofErr w:type="spellStart"/>
+      <w:r>
+        <w:rPr>
+          <w:i/>
+          <w:iCs/>
+          <w:lang w:val="hr-HR"/>
+        </w:rPr>
+        <w:t>function</w:t>
+      </w:r>
+      <w:proofErr w:type="spellEnd"/>
+      <w:r>
+        <w:rPr>
+          <w:i/>
+          <w:iCs/>
+          <w:lang w:val="hr-HR"/>
+        </w:rPr>
+        <w:t xml:space="preserve"> </w:t>
+      </w:r>
+      <w:proofErr w:type="spellStart"/>
+      <w:r>
+        <w:rPr>
+          <w:i/>
+          <w:iCs/>
+          <w:lang w:val="hr-HR"/>
+        </w:rPr>
+        <w:t>using</w:t>
+      </w:r>
+      <w:proofErr w:type="spellEnd"/>
+      <w:r>
+        <w:rPr>
+          <w:i/>
+          <w:iCs/>
+          <w:lang w:val="hr-HR"/>
+        </w:rPr>
+        <w:t xml:space="preserve"> </w:t>
+      </w:r>
+      <w:proofErr w:type="spellStart"/>
+      <w:r>
+        <w:rPr>
+          <w:i/>
+          <w:iCs/>
+          <w:lang w:val="hr-HR"/>
+        </w:rPr>
+        <w:t>NetworkX</w:t>
+      </w:r>
+      <w:proofErr w:type="spellEnd"/>
+      <w:r>
+        <w:rPr>
+          <w:lang w:val="hr-HR"/>
+        </w:rPr>
+        <w:t xml:space="preserve">, </w:t>
+      </w:r>
+      <w:proofErr w:type="spellStart"/>
+      <w:r>
+        <w:rPr>
+          <w:lang w:val="hr-HR"/>
+        </w:rPr>
+        <w:t>Proceedings</w:t>
+      </w:r>
+      <w:proofErr w:type="spellEnd"/>
+      <w:r>
+        <w:rPr>
+          <w:lang w:val="hr-HR"/>
+        </w:rPr>
+        <w:t xml:space="preserve"> </w:t>
+      </w:r>
+      <w:proofErr w:type="spellStart"/>
+      <w:r>
+        <w:rPr>
+          <w:lang w:val="hr-HR"/>
+        </w:rPr>
+        <w:t>of</w:t>
+      </w:r>
+      <w:proofErr w:type="spellEnd"/>
+      <w:r>
+        <w:rPr>
+          <w:lang w:val="hr-HR"/>
+        </w:rPr>
+        <w:t xml:space="preserve"> </w:t>
+      </w:r>
+      <w:proofErr w:type="spellStart"/>
+      <w:r>
+        <w:rPr>
+          <w:lang w:val="hr-HR"/>
+        </w:rPr>
+        <w:t>the</w:t>
+      </w:r>
+      <w:proofErr w:type="spellEnd"/>
+      <w:r>
+        <w:rPr>
+          <w:lang w:val="hr-HR"/>
+        </w:rPr>
+        <w:t xml:space="preserve"> 7th Python </w:t>
+      </w:r>
+      <w:proofErr w:type="spellStart"/>
+      <w:r>
+        <w:rPr>
+          <w:lang w:val="hr-HR"/>
+        </w:rPr>
+        <w:t>in</w:t>
+      </w:r>
+      <w:proofErr w:type="spellEnd"/>
+      <w:r>
+        <w:rPr>
+          <w:lang w:val="hr-HR"/>
+        </w:rPr>
+        <w:t xml:space="preserve"> Science </w:t>
+      </w:r>
+      <w:proofErr w:type="spellStart"/>
+      <w:r>
+        <w:rPr>
+          <w:lang w:val="hr-HR"/>
+        </w:rPr>
+        <w:t>Conference</w:t>
+      </w:r>
+      <w:proofErr w:type="spellEnd"/>
+      <w:r>
+        <w:rPr>
+          <w:lang w:val="hr-HR"/>
+        </w:rPr>
+        <w:t xml:space="preserve"> (</w:t>
+      </w:r>
+      <w:proofErr w:type="spellStart"/>
+      <w:r>
+        <w:rPr>
+          <w:lang w:val="hr-HR"/>
+        </w:rPr>
+        <w:t>SciPy</w:t>
+      </w:r>
+      <w:proofErr w:type="spellEnd"/>
+      <w:r>
+        <w:rPr>
+          <w:lang w:val="hr-HR"/>
+        </w:rPr>
+        <w:t xml:space="preserve"> </w:t>
+      </w:r>
+      <w:r>
+        <w:rPr>
+          <w:lang w:val="hr-HR"/>
+        </w:rPr>
+        <w:t>2008)</w:t>
+      </w:r>
+      <w:r>
+        <w:rPr>
+          <w:lang w:val="hr-HR"/>
+        </w:rPr>
+        <w:t xml:space="preserve">, </w:t>
+      </w:r>
+      <w:proofErr w:type="spellStart"/>
+      <w:r>
+        <w:rPr>
+          <w:lang w:val="hr-HR"/>
+        </w:rPr>
+        <w:t>Pasadena</w:t>
+      </w:r>
+      <w:proofErr w:type="spellEnd"/>
+      <w:r>
+        <w:rPr>
+          <w:lang w:val="hr-HR"/>
+        </w:rPr>
+        <w:t xml:space="preserve">, </w:t>
+      </w:r>
+      <w:r>
+        <w:rPr>
+          <w:lang w:val="hr-HR"/>
+        </w:rPr>
+        <w:t>(2008</w:t>
+      </w:r>
+      <w:r>
+        <w:rPr>
+          <w:lang w:val="hr-HR"/>
+        </w:rPr>
+        <w:t>.</w:t>
+      </w:r>
+      <w:r>
+        <w:rPr>
+          <w:lang w:val="hr-HR"/>
+        </w:rPr>
+        <w:t>)</w:t>
+      </w:r>
+      <w:r>
+        <w:rPr>
+          <w:lang w:val="hr-HR"/>
+        </w:rPr>
+        <w:t>, str. 11-15</w:t>
+      </w:r>
+    </w:p>
+    <w:p>
+      <w:pPr>
+        <w:pStyle w:val="literatura"/>
+        <w:rPr>
+          <w:lang w:val="hr-HR"/>
+        </w:rPr>
+      </w:pPr>
+      <w:r>
+        <w:rPr>
+          <w:lang w:val="hr-HR"/>
+        </w:rPr>
+        <w:t>[</w:t>
+      </w:r>
+      <w:proofErr w:type="spellStart"/>
+      <w:r>
+        <w:rPr>
+          <w:lang w:val="hr-HR"/>
+        </w:rPr>
+        <w:t>osmnx</w:t>
+      </w:r>
+      <w:proofErr w:type="spellEnd"/>
+      <w:r>
+        <w:rPr>
+          <w:lang w:val="hr-HR"/>
+        </w:rPr>
+        <w:t>]</w:t>
+      </w:r>
+      <w:r>
+        <w:rPr>
+          <w:lang w:val="hr-HR"/>
+        </w:rPr>
+        <w:t xml:space="preserve"> Boeing, G. </w:t>
+      </w:r>
+      <w:proofErr w:type="spellStart"/>
+      <w:r>
+        <w:rPr>
+          <w:i/>
+          <w:iCs/>
+          <w:lang w:val="hr-HR"/>
+        </w:rPr>
+        <w:t>OSMnx</w:t>
+      </w:r>
+      <w:proofErr w:type="spellEnd"/>
+      <w:r>
+        <w:rPr>
+          <w:i/>
+          <w:iCs/>
+          <w:lang w:val="hr-HR"/>
+        </w:rPr>
+        <w:t xml:space="preserve">: </w:t>
+      </w:r>
+      <w:r>
+        <w:rPr>
+          <w:i/>
+          <w:iCs/>
+          <w:lang w:val="hr-HR"/>
+        </w:rPr>
+        <w:t xml:space="preserve">A Python </w:t>
+      </w:r>
+      <w:proofErr w:type="spellStart"/>
+      <w:r>
+        <w:rPr>
+          <w:i/>
+          <w:iCs/>
+          <w:lang w:val="hr-HR"/>
+        </w:rPr>
+        <w:t>package</w:t>
+      </w:r>
+      <w:proofErr w:type="spellEnd"/>
+      <w:r>
+        <w:rPr>
+          <w:i/>
+          <w:iCs/>
+          <w:lang w:val="hr-HR"/>
+        </w:rPr>
+        <w:t xml:space="preserve"> to </w:t>
+      </w:r>
+      <w:proofErr w:type="spellStart"/>
+      <w:r>
+        <w:rPr>
+          <w:i/>
+          <w:iCs/>
+          <w:lang w:val="hr-HR"/>
+        </w:rPr>
+        <w:t>work</w:t>
+      </w:r>
+      <w:proofErr w:type="spellEnd"/>
+      <w:r>
+        <w:rPr>
+          <w:i/>
+          <w:iCs/>
+          <w:lang w:val="hr-HR"/>
+        </w:rPr>
+        <w:t xml:space="preserve"> </w:t>
+      </w:r>
+      <w:proofErr w:type="spellStart"/>
+      <w:r>
+        <w:rPr>
+          <w:i/>
+          <w:iCs/>
+          <w:lang w:val="hr-HR"/>
+        </w:rPr>
+        <w:t>with</w:t>
+      </w:r>
+      <w:proofErr w:type="spellEnd"/>
+      <w:r>
+        <w:rPr>
+          <w:i/>
+          <w:iCs/>
+          <w:lang w:val="hr-HR"/>
+        </w:rPr>
+        <w:t xml:space="preserve"> </w:t>
+      </w:r>
+      <w:proofErr w:type="spellStart"/>
+      <w:r>
+        <w:rPr>
+          <w:i/>
+          <w:iCs/>
+          <w:lang w:val="hr-HR"/>
+        </w:rPr>
+        <w:t>graph-theoretic</w:t>
+      </w:r>
+      <w:proofErr w:type="spellEnd"/>
+      <w:r>
+        <w:rPr>
+          <w:i/>
+          <w:iCs/>
+          <w:lang w:val="hr-HR"/>
+        </w:rPr>
+        <w:t xml:space="preserve"> </w:t>
+      </w:r>
+      <w:proofErr w:type="spellStart"/>
+      <w:r>
+        <w:rPr>
+          <w:i/>
+          <w:iCs/>
+          <w:lang w:val="hr-HR"/>
+        </w:rPr>
+        <w:t>OpenStreetMap</w:t>
+      </w:r>
+      <w:proofErr w:type="spellEnd"/>
+      <w:r>
+        <w:rPr>
+          <w:i/>
+          <w:iCs/>
+          <w:lang w:val="hr-HR"/>
+        </w:rPr>
+        <w:t xml:space="preserve"> </w:t>
+      </w:r>
+      <w:proofErr w:type="spellStart"/>
+      <w:r>
+        <w:rPr>
+          <w:i/>
+          <w:iCs/>
+          <w:lang w:val="hr-HR"/>
+        </w:rPr>
+        <w:t>street</w:t>
+      </w:r>
+      <w:proofErr w:type="spellEnd"/>
+      <w:r>
+        <w:rPr>
+          <w:i/>
+          <w:iCs/>
+          <w:lang w:val="hr-HR"/>
+        </w:rPr>
+        <w:t xml:space="preserve"> </w:t>
+      </w:r>
+      <w:proofErr w:type="spellStart"/>
+      <w:r>
+        <w:rPr>
+          <w:i/>
+          <w:iCs/>
+          <w:lang w:val="hr-HR"/>
+        </w:rPr>
+        <w:t>networks</w:t>
+      </w:r>
+      <w:proofErr w:type="spellEnd"/>
+      <w:r>
+        <w:rPr>
+          <w:i/>
+          <w:iCs/>
+          <w:lang w:val="hr-HR"/>
+        </w:rPr>
+        <w:t>.</w:t>
+      </w:r>
+      <w:r>
+        <w:rPr>
+          <w:lang w:val="hr-HR"/>
+        </w:rPr>
+        <w:t xml:space="preserve"> </w:t>
+      </w:r>
+      <w:r>
+        <w:rPr>
+          <w:lang w:val="hr-HR"/>
+        </w:rPr>
+        <w:t xml:space="preserve">Journal </w:t>
+      </w:r>
+      <w:proofErr w:type="spellStart"/>
+      <w:r>
+        <w:rPr>
+          <w:lang w:val="hr-HR"/>
+        </w:rPr>
+        <w:t>of</w:t>
+      </w:r>
+      <w:proofErr w:type="spellEnd"/>
+      <w:r>
+        <w:rPr>
+          <w:lang w:val="hr-HR"/>
+        </w:rPr>
+        <w:t xml:space="preserve"> Open </w:t>
+      </w:r>
+      <w:proofErr w:type="spellStart"/>
+      <w:r>
+        <w:rPr>
+          <w:lang w:val="hr-HR"/>
+        </w:rPr>
+        <w:t>Source</w:t>
+      </w:r>
+      <w:proofErr w:type="spellEnd"/>
+      <w:r>
+        <w:rPr>
+          <w:lang w:val="hr-HR"/>
+        </w:rPr>
+        <w:t xml:space="preserve"> Software, 2</w:t>
+      </w:r>
+      <w:r>
+        <w:rPr>
+          <w:lang w:val="hr-HR"/>
+        </w:rPr>
+        <w:t>,</w:t>
+      </w:r>
+      <w:r>
+        <w:rPr>
+          <w:lang w:val="hr-HR"/>
+        </w:rPr>
+        <w:t xml:space="preserve">12, </w:t>
+      </w:r>
+      <w:r>
+        <w:rPr>
+          <w:lang w:val="hr-HR"/>
+        </w:rPr>
+        <w:t>(</w:t>
+      </w:r>
+      <w:r>
+        <w:rPr>
+          <w:lang w:val="hr-HR"/>
+        </w:rPr>
+        <w:t>2017</w:t>
+      </w:r>
+      <w:r>
+        <w:rPr>
+          <w:lang w:val="hr-HR"/>
+        </w:rPr>
+        <w:t>.</w:t>
+      </w:r>
+      <w:r>
+        <w:rPr>
+          <w:lang w:val="hr-HR"/>
+        </w:rPr>
+        <w:t>)</w:t>
+      </w:r>
+      <w:r>
+        <w:rPr>
+          <w:lang w:val="hr-HR"/>
+        </w:rPr>
+        <w:t>, str. 1-8</w:t>
       </w:r>
     </w:p>
     <w:p>
@@ -4634,12 +9959,15 @@
           <w:numId w:val="0"/>
         </w:numPr>
       </w:pPr>
-      <w:bookmarkStart w:id="17" w:name="_Toc231218472"/>
+      <w:bookmarkStart w:id="29" w:name="_Toc231597027"/>
       <w:r>
         <w:lastRenderedPageBreak/>
         <w:t>Sažetak</w:t>
       </w:r>
-      <w:bookmarkEnd w:id="17"/>
+      <w:r>
+        <w:t xml:space="preserve"> [X]</w:t>
+      </w:r>
+      <w:bookmarkEnd w:id="29"/>
     </w:p>
     <w:p>
       <w:r>
@@ -4676,16 +10004,35 @@
           <w:numId w:val="0"/>
         </w:numPr>
       </w:pPr>
-      <w:bookmarkStart w:id="18" w:name="_Toc231218473"/>
+      <w:bookmarkStart w:id="30" w:name="_Toc231597028"/>
       <w:r>
         <w:lastRenderedPageBreak/>
         <w:t>Summary</w:t>
       </w:r>
-      <w:bookmarkEnd w:id="18"/>
-    </w:p>
-    <w:p>
-      <w:r>
-        <w:t>Title, summary, keywords (na engleskom jeziku)</w:t>
+      <w:r>
+        <w:t xml:space="preserve"> [X]</w:t>
+      </w:r>
+      <w:bookmarkEnd w:id="30"/>
+    </w:p>
+    <w:p>
+      <w:r>
+        <w:t xml:space="preserve">Title, </w:t>
+      </w:r>
+      <w:proofErr w:type="spellStart"/>
+      <w:r>
+        <w:t>summary</w:t>
+      </w:r>
+      <w:proofErr w:type="spellEnd"/>
+      <w:r>
+        <w:t xml:space="preserve">, </w:t>
+      </w:r>
+      <w:proofErr w:type="spellStart"/>
+      <w:r>
+        <w:t>keywords</w:t>
+      </w:r>
+      <w:proofErr w:type="spellEnd"/>
+      <w:r>
+        <w:t xml:space="preserve"> (na engleskom jeziku)</w:t>
       </w:r>
     </w:p>
     <w:p>
@@ -4705,12 +10052,12 @@
           <w:numId w:val="0"/>
         </w:numPr>
       </w:pPr>
-      <w:bookmarkStart w:id="19" w:name="_Toc231218474"/>
+      <w:bookmarkStart w:id="31" w:name="_Toc231597029"/>
       <w:r>
         <w:lastRenderedPageBreak/>
         <w:t>Skraćenice</w:t>
       </w:r>
-      <w:bookmarkEnd w:id="19"/>
+      <w:bookmarkEnd w:id="31"/>
     </w:p>
     <w:p>
       <w:r>
@@ -4725,12 +10072,21 @@
       <w:r>
         <w:tab/>
       </w:r>
-      <w:r>
-        <w:rPr>
-          <w:i/>
-          <w:iCs/>
-        </w:rPr>
-        <w:t>Asynchronous Transfer Mode</w:t>
+      <w:proofErr w:type="spellStart"/>
+      <w:r>
+        <w:rPr>
+          <w:i/>
+          <w:iCs/>
+        </w:rPr>
+        <w:t>Asynchronous</w:t>
+      </w:r>
+      <w:proofErr w:type="spellEnd"/>
+      <w:r>
+        <w:rPr>
+          <w:i/>
+          <w:iCs/>
+        </w:rPr>
+        <w:t xml:space="preserve"> Transfer Mode</w:t>
       </w:r>
       <w:r>
         <w:tab/>
@@ -4744,12 +10100,37 @@
       <w:r>
         <w:tab/>
       </w:r>
-      <w:r>
-        <w:rPr>
-          <w:i/>
-          <w:iCs/>
-        </w:rPr>
-        <w:t>Integrated Services Digital Network</w:t>
+      <w:proofErr w:type="spellStart"/>
+      <w:r>
+        <w:rPr>
+          <w:i/>
+          <w:iCs/>
+        </w:rPr>
+        <w:t>Integrated</w:t>
+      </w:r>
+      <w:proofErr w:type="spellEnd"/>
+      <w:r>
+        <w:rPr>
+          <w:i/>
+          <w:iCs/>
+        </w:rPr>
+        <w:t xml:space="preserve"> </w:t>
+      </w:r>
+      <w:proofErr w:type="spellStart"/>
+      <w:r>
+        <w:rPr>
+          <w:i/>
+          <w:iCs/>
+        </w:rPr>
+        <w:t>Services</w:t>
+      </w:r>
+      <w:proofErr w:type="spellEnd"/>
+      <w:r>
+        <w:rPr>
+          <w:i/>
+          <w:iCs/>
+        </w:rPr>
+        <w:t xml:space="preserve"> Digital Network</w:t>
       </w:r>
       <w:r>
         <w:tab/>
@@ -4769,7 +10150,15 @@
         <w:t>Skraćenice</w:t>
       </w:r>
       <w:r>
-        <w:t xml:space="preserve"> primijenite stil Heading 1, a zatim ručno maknite brojčanu oznaku (to je važno kako bi i skraćenice ušle u sadržaj na početku rada, prije uvoda). Pri kreiranju popisa skraćenica koristite stil </w:t>
+        <w:t xml:space="preserve"> primijenite stil </w:t>
+      </w:r>
+      <w:proofErr w:type="spellStart"/>
+      <w:r>
+        <w:t>Heading</w:t>
+      </w:r>
+      <w:proofErr w:type="spellEnd"/>
+      <w:r>
+        <w:t xml:space="preserve"> 1, a zatim ručno maknite brojčanu oznaku (to je važno kako bi i skraćenice ušle u sadržaj na početku rada, prije uvoda). Pri kreiranju popisa skraćenica koristite stil </w:t>
       </w:r>
       <w:r>
         <w:rPr>
@@ -4798,14 +10187,14 @@
           <w:numId w:val="0"/>
         </w:numPr>
       </w:pPr>
-      <w:bookmarkStart w:id="20" w:name="_Toc23263744"/>
-      <w:bookmarkStart w:id="21" w:name="_Toc231218475"/>
+      <w:bookmarkStart w:id="32" w:name="_Toc23263744"/>
+      <w:bookmarkStart w:id="33" w:name="_Toc231597030"/>
       <w:r>
         <w:lastRenderedPageBreak/>
         <w:t>Privitak</w:t>
       </w:r>
-      <w:bookmarkEnd w:id="20"/>
-      <w:bookmarkEnd w:id="21"/>
+      <w:bookmarkEnd w:id="32"/>
+      <w:bookmarkEnd w:id="33"/>
     </w:p>
     <w:p>
       <w:r>
@@ -4830,7 +10219,15 @@
     <w:p/>
     <w:p>
       <w:r>
-        <w:t xml:space="preserve">U privitku nemojte koristiti stilove razine Heading, već samo (nenumerirani) stil Podnaslov. </w:t>
+        <w:t xml:space="preserve">U privitku nemojte koristiti stilove razine </w:t>
+      </w:r>
+      <w:proofErr w:type="spellStart"/>
+      <w:r>
+        <w:t>Heading</w:t>
+      </w:r>
+      <w:proofErr w:type="spellEnd"/>
+      <w:r>
+        <w:t xml:space="preserve">, već samo (nenumerirani) stil Podnaslov. </w:t>
       </w:r>
     </w:p>
     <w:p>
@@ -5221,6 +10618,119 @@
     </w:lvl>
   </w:abstractNum>
   <w:abstractNum w:abstractNumId="11" w15:restartNumberingAfterBreak="0">
+    <w:nsid w:val="1DA32583"/>
+    <w:multiLevelType w:val="hybridMultilevel"/>
+    <w:tmpl w:val="8C5E659C"/>
+    <w:lvl w:ilvl="0" w:tplc="041A0001">
+      <w:start w:val="1"/>
+      <w:numFmt w:val="bullet"/>
+      <w:lvlText w:val=""/>
+      <w:lvlJc w:val="left"/>
+      <w:pPr>
+        <w:ind w:left="720" w:hanging="360"/>
+      </w:pPr>
+      <w:rPr>
+        <w:rFonts w:ascii="Symbol" w:hAnsi="Symbol" w:hint="default"/>
+      </w:rPr>
+    </w:lvl>
+    <w:lvl w:ilvl="1" w:tplc="041A0003" w:tentative="1">
+      <w:start w:val="1"/>
+      <w:numFmt w:val="bullet"/>
+      <w:lvlText w:val="o"/>
+      <w:lvlJc w:val="left"/>
+      <w:pPr>
+        <w:ind w:left="1440" w:hanging="360"/>
+      </w:pPr>
+      <w:rPr>
+        <w:rFonts w:ascii="Courier New" w:hAnsi="Courier New" w:cs="Courier New" w:hint="default"/>
+      </w:rPr>
+    </w:lvl>
+    <w:lvl w:ilvl="2" w:tplc="041A0005" w:tentative="1">
+      <w:start w:val="1"/>
+      <w:numFmt w:val="bullet"/>
+      <w:lvlText w:val=""/>
+      <w:lvlJc w:val="left"/>
+      <w:pPr>
+        <w:ind w:left="2160" w:hanging="360"/>
+      </w:pPr>
+      <w:rPr>
+        <w:rFonts w:ascii="Wingdings" w:hAnsi="Wingdings" w:hint="default"/>
+      </w:rPr>
+    </w:lvl>
+    <w:lvl w:ilvl="3" w:tplc="041A0001" w:tentative="1">
+      <w:start w:val="1"/>
+      <w:numFmt w:val="bullet"/>
+      <w:lvlText w:val=""/>
+      <w:lvlJc w:val="left"/>
+      <w:pPr>
+        <w:ind w:left="2880" w:hanging="360"/>
+      </w:pPr>
+      <w:rPr>
+        <w:rFonts w:ascii="Symbol" w:hAnsi="Symbol" w:hint="default"/>
+      </w:rPr>
+    </w:lvl>
+    <w:lvl w:ilvl="4" w:tplc="041A0003" w:tentative="1">
+      <w:start w:val="1"/>
+      <w:numFmt w:val="bullet"/>
+      <w:lvlText w:val="o"/>
+      <w:lvlJc w:val="left"/>
+      <w:pPr>
+        <w:ind w:left="3600" w:hanging="360"/>
+      </w:pPr>
+      <w:rPr>
+        <w:rFonts w:ascii="Courier New" w:hAnsi="Courier New" w:cs="Courier New" w:hint="default"/>
+      </w:rPr>
+    </w:lvl>
+    <w:lvl w:ilvl="5" w:tplc="041A0005" w:tentative="1">
+      <w:start w:val="1"/>
+      <w:numFmt w:val="bullet"/>
+      <w:lvlText w:val=""/>
+      <w:lvlJc w:val="left"/>
+      <w:pPr>
+        <w:ind w:left="4320" w:hanging="360"/>
+      </w:pPr>
+      <w:rPr>
+        <w:rFonts w:ascii="Wingdings" w:hAnsi="Wingdings" w:hint="default"/>
+      </w:rPr>
+    </w:lvl>
+    <w:lvl w:ilvl="6" w:tplc="041A0001" w:tentative="1">
+      <w:start w:val="1"/>
+      <w:numFmt w:val="bullet"/>
+      <w:lvlText w:val=""/>
+      <w:lvlJc w:val="left"/>
+      <w:pPr>
+        <w:ind w:left="5040" w:hanging="360"/>
+      </w:pPr>
+      <w:rPr>
+        <w:rFonts w:ascii="Symbol" w:hAnsi="Symbol" w:hint="default"/>
+      </w:rPr>
+    </w:lvl>
+    <w:lvl w:ilvl="7" w:tplc="041A0003" w:tentative="1">
+      <w:start w:val="1"/>
+      <w:numFmt w:val="bullet"/>
+      <w:lvlText w:val="o"/>
+      <w:lvlJc w:val="left"/>
+      <w:pPr>
+        <w:ind w:left="5760" w:hanging="360"/>
+      </w:pPr>
+      <w:rPr>
+        <w:rFonts w:ascii="Courier New" w:hAnsi="Courier New" w:cs="Courier New" w:hint="default"/>
+      </w:rPr>
+    </w:lvl>
+    <w:lvl w:ilvl="8" w:tplc="041A0005" w:tentative="1">
+      <w:start w:val="1"/>
+      <w:numFmt w:val="bullet"/>
+      <w:lvlText w:val=""/>
+      <w:lvlJc w:val="left"/>
+      <w:pPr>
+        <w:ind w:left="6480" w:hanging="360"/>
+      </w:pPr>
+      <w:rPr>
+        <w:rFonts w:ascii="Wingdings" w:hAnsi="Wingdings" w:hint="default"/>
+      </w:rPr>
+    </w:lvl>
+  </w:abstractNum>
+  <w:abstractNum w:abstractNumId="12" w15:restartNumberingAfterBreak="0">
     <w:nsid w:val="1FE01CB2"/>
     <w:multiLevelType w:val="hybridMultilevel"/>
     <w:tmpl w:val="26C82CEE"/>
@@ -5337,7 +10847,7 @@
       </w:pPr>
     </w:lvl>
   </w:abstractNum>
-  <w:abstractNum w:abstractNumId="12" w15:restartNumberingAfterBreak="0">
+  <w:abstractNum w:abstractNumId="13" w15:restartNumberingAfterBreak="0">
     <w:nsid w:val="3A7C6508"/>
     <w:multiLevelType w:val="hybridMultilevel"/>
     <w:tmpl w:val="3D7AF2BC"/>
@@ -5478,7 +10988,7 @@
       </w:rPr>
     </w:lvl>
   </w:abstractNum>
-  <w:abstractNum w:abstractNumId="13" w15:restartNumberingAfterBreak="0">
+  <w:abstractNum w:abstractNumId="14" w15:restartNumberingAfterBreak="0">
     <w:nsid w:val="3D187FFD"/>
     <w:multiLevelType w:val="hybridMultilevel"/>
     <w:tmpl w:val="1700A63E"/>
@@ -5595,7 +11105,7 @@
       </w:pPr>
     </w:lvl>
   </w:abstractNum>
-  <w:abstractNum w:abstractNumId="14" w15:restartNumberingAfterBreak="0">
+  <w:abstractNum w:abstractNumId="15" w15:restartNumberingAfterBreak="0">
     <w:nsid w:val="442D4280"/>
     <w:multiLevelType w:val="hybridMultilevel"/>
     <w:tmpl w:val="EF3C80DE"/>
@@ -5712,7 +11222,7 @@
       </w:pPr>
     </w:lvl>
   </w:abstractNum>
-  <w:abstractNum w:abstractNumId="15" w15:restartNumberingAfterBreak="0">
+  <w:abstractNum w:abstractNumId="16" w15:restartNumberingAfterBreak="0">
     <w:nsid w:val="52681E8E"/>
     <w:multiLevelType w:val="hybridMultilevel"/>
     <w:tmpl w:val="B8D8CC1C"/>
@@ -5829,7 +11339,7 @@
       </w:pPr>
     </w:lvl>
   </w:abstractNum>
-  <w:abstractNum w:abstractNumId="16" w15:restartNumberingAfterBreak="0">
+  <w:abstractNum w:abstractNumId="17" w15:restartNumberingAfterBreak="0">
     <w:nsid w:val="612C3267"/>
     <w:multiLevelType w:val="hybridMultilevel"/>
     <w:tmpl w:val="8AE63E00"/>
@@ -5946,7 +11456,7 @@
       </w:pPr>
     </w:lvl>
   </w:abstractNum>
-  <w:abstractNum w:abstractNumId="17" w15:restartNumberingAfterBreak="0">
+  <w:abstractNum w:abstractNumId="18" w15:restartNumberingAfterBreak="0">
     <w:nsid w:val="65A82A3D"/>
     <w:multiLevelType w:val="hybridMultilevel"/>
     <w:tmpl w:val="10CA8502"/>
@@ -6088,7 +11598,7 @@
       </w:rPr>
     </w:lvl>
   </w:abstractNum>
-  <w:abstractNum w:abstractNumId="18" w15:restartNumberingAfterBreak="0">
+  <w:abstractNum w:abstractNumId="19" w15:restartNumberingAfterBreak="0">
     <w:nsid w:val="74E12BE2"/>
     <w:multiLevelType w:val="hybridMultilevel"/>
     <w:tmpl w:val="21064370"/>
@@ -6200,23 +11710,136 @@
       </w:rPr>
     </w:lvl>
   </w:abstractNum>
+  <w:abstractNum w:abstractNumId="20" w15:restartNumberingAfterBreak="0">
+    <w:nsid w:val="7C036316"/>
+    <w:multiLevelType w:val="hybridMultilevel"/>
+    <w:tmpl w:val="34BC95F8"/>
+    <w:lvl w:ilvl="0" w:tplc="041A0001">
+      <w:start w:val="1"/>
+      <w:numFmt w:val="bullet"/>
+      <w:lvlText w:val=""/>
+      <w:lvlJc w:val="left"/>
+      <w:pPr>
+        <w:ind w:left="720" w:hanging="360"/>
+      </w:pPr>
+      <w:rPr>
+        <w:rFonts w:ascii="Symbol" w:hAnsi="Symbol" w:hint="default"/>
+      </w:rPr>
+    </w:lvl>
+    <w:lvl w:ilvl="1" w:tplc="041A0003" w:tentative="1">
+      <w:start w:val="1"/>
+      <w:numFmt w:val="bullet"/>
+      <w:lvlText w:val="o"/>
+      <w:lvlJc w:val="left"/>
+      <w:pPr>
+        <w:ind w:left="1440" w:hanging="360"/>
+      </w:pPr>
+      <w:rPr>
+        <w:rFonts w:ascii="Courier New" w:hAnsi="Courier New" w:cs="Courier New" w:hint="default"/>
+      </w:rPr>
+    </w:lvl>
+    <w:lvl w:ilvl="2" w:tplc="041A0005" w:tentative="1">
+      <w:start w:val="1"/>
+      <w:numFmt w:val="bullet"/>
+      <w:lvlText w:val=""/>
+      <w:lvlJc w:val="left"/>
+      <w:pPr>
+        <w:ind w:left="2160" w:hanging="360"/>
+      </w:pPr>
+      <w:rPr>
+        <w:rFonts w:ascii="Wingdings" w:hAnsi="Wingdings" w:hint="default"/>
+      </w:rPr>
+    </w:lvl>
+    <w:lvl w:ilvl="3" w:tplc="041A0001" w:tentative="1">
+      <w:start w:val="1"/>
+      <w:numFmt w:val="bullet"/>
+      <w:lvlText w:val=""/>
+      <w:lvlJc w:val="left"/>
+      <w:pPr>
+        <w:ind w:left="2880" w:hanging="360"/>
+      </w:pPr>
+      <w:rPr>
+        <w:rFonts w:ascii="Symbol" w:hAnsi="Symbol" w:hint="default"/>
+      </w:rPr>
+    </w:lvl>
+    <w:lvl w:ilvl="4" w:tplc="041A0003" w:tentative="1">
+      <w:start w:val="1"/>
+      <w:numFmt w:val="bullet"/>
+      <w:lvlText w:val="o"/>
+      <w:lvlJc w:val="left"/>
+      <w:pPr>
+        <w:ind w:left="3600" w:hanging="360"/>
+      </w:pPr>
+      <w:rPr>
+        <w:rFonts w:ascii="Courier New" w:hAnsi="Courier New" w:cs="Courier New" w:hint="default"/>
+      </w:rPr>
+    </w:lvl>
+    <w:lvl w:ilvl="5" w:tplc="041A0005" w:tentative="1">
+      <w:start w:val="1"/>
+      <w:numFmt w:val="bullet"/>
+      <w:lvlText w:val=""/>
+      <w:lvlJc w:val="left"/>
+      <w:pPr>
+        <w:ind w:left="4320" w:hanging="360"/>
+      </w:pPr>
+      <w:rPr>
+        <w:rFonts w:ascii="Wingdings" w:hAnsi="Wingdings" w:hint="default"/>
+      </w:rPr>
+    </w:lvl>
+    <w:lvl w:ilvl="6" w:tplc="041A0001" w:tentative="1">
+      <w:start w:val="1"/>
+      <w:numFmt w:val="bullet"/>
+      <w:lvlText w:val=""/>
+      <w:lvlJc w:val="left"/>
+      <w:pPr>
+        <w:ind w:left="5040" w:hanging="360"/>
+      </w:pPr>
+      <w:rPr>
+        <w:rFonts w:ascii="Symbol" w:hAnsi="Symbol" w:hint="default"/>
+      </w:rPr>
+    </w:lvl>
+    <w:lvl w:ilvl="7" w:tplc="041A0003" w:tentative="1">
+      <w:start w:val="1"/>
+      <w:numFmt w:val="bullet"/>
+      <w:lvlText w:val="o"/>
+      <w:lvlJc w:val="left"/>
+      <w:pPr>
+        <w:ind w:left="5760" w:hanging="360"/>
+      </w:pPr>
+      <w:rPr>
+        <w:rFonts w:ascii="Courier New" w:hAnsi="Courier New" w:cs="Courier New" w:hint="default"/>
+      </w:rPr>
+    </w:lvl>
+    <w:lvl w:ilvl="8" w:tplc="041A0005" w:tentative="1">
+      <w:start w:val="1"/>
+      <w:numFmt w:val="bullet"/>
+      <w:lvlText w:val=""/>
+      <w:lvlJc w:val="left"/>
+      <w:pPr>
+        <w:ind w:left="6480" w:hanging="360"/>
+      </w:pPr>
+      <w:rPr>
+        <w:rFonts w:ascii="Wingdings" w:hAnsi="Wingdings" w:hint="default"/>
+      </w:rPr>
+    </w:lvl>
+  </w:abstractNum>
   <w:num w:numId="1" w16cid:durableId="607783406">
+    <w:abstractNumId w:val="18"/>
+  </w:num>
+  <w:num w:numId="2" w16cid:durableId="605117397">
+    <w:abstractNumId w:val="12"/>
+  </w:num>
+  <w:num w:numId="3" w16cid:durableId="1041326845">
     <w:abstractNumId w:val="17"/>
   </w:num>
-  <w:num w:numId="2" w16cid:durableId="605117397">
-    <w:abstractNumId w:val="11"/>
-  </w:num>
-  <w:num w:numId="3" w16cid:durableId="1041326845">
-    <w:abstractNumId w:val="16"/>
-  </w:num>
   <w:num w:numId="4" w16cid:durableId="1027676593">
-    <w:abstractNumId w:val="12"/>
+    <w:abstractNumId w:val="13"/>
   </w:num>
   <w:num w:numId="5" w16cid:durableId="1113331472">
-    <w:abstractNumId w:val="13"/>
+    <w:abstractNumId w:val="14"/>
   </w:num>
   <w:num w:numId="6" w16cid:durableId="25832664">
-    <w:abstractNumId w:val="14"/>
+    <w:abstractNumId w:val="15"/>
   </w:num>
   <w:num w:numId="7" w16cid:durableId="122385954">
     <w:abstractNumId w:val="10"/>
@@ -6246,7 +11869,7 @@
     <w:abstractNumId w:val="10"/>
   </w:num>
   <w:num w:numId="16" w16cid:durableId="846099962">
-    <w:abstractNumId w:val="15"/>
+    <w:abstractNumId w:val="16"/>
   </w:num>
   <w:num w:numId="17" w16cid:durableId="2073186412">
     <w:abstractNumId w:val="9"/>
@@ -6279,7 +11902,13 @@
     <w:abstractNumId w:val="0"/>
   </w:num>
   <w:num w:numId="27" w16cid:durableId="1291746167">
-    <w:abstractNumId w:val="18"/>
+    <w:abstractNumId w:val="19"/>
+  </w:num>
+  <w:num w:numId="28" w16cid:durableId="170068094">
+    <w:abstractNumId w:val="20"/>
+  </w:num>
+  <w:num w:numId="29" w16cid:durableId="18170894">
+    <w:abstractNumId w:val="11"/>
   </w:num>
 </w:numbering>
 </file>
@@ -6684,7 +12313,7 @@
   <w:style w:type="paragraph" w:default="1" w:styleId="Normal">
     <w:name w:val="Normal"/>
     <w:qFormat/>
-    <w:rsid w:val="00BD1C23"/>
+    <w:rsid w:val="00527AA6"/>
     <w:pPr>
       <w:spacing w:before="120" w:after="60" w:line="360" w:lineRule="auto"/>
       <w:jc w:val="both"/>
@@ -7797,7 +13426,6 @@
   </w:style>
   <w:style w:type="paragraph" w:customStyle="1" w:styleId="slika">
     <w:name w:val="slika"/>
-    <w:uiPriority w:val="1"/>
     <w:rsid w:val="00E84F88"/>
     <w:pPr>
       <w:spacing w:before="120" w:after="0" w:line="240" w:lineRule="auto"/>
@@ -7948,6 +13576,39 @@
         <w:right w:w="0" w:type="dxa"/>
       </w:tblCellMar>
     </w:tblPr>
+  </w:style>
+  <w:style w:type="paragraph" w:styleId="HTMLPreformatted">
+    <w:name w:val="HTML Preformatted"/>
+    <w:basedOn w:val="Normal"/>
+    <w:link w:val="HTMLPreformattedChar"/>
+    <w:uiPriority w:val="99"/>
+    <w:semiHidden/>
+    <w:unhideWhenUsed/>
+    <w:rsid w:val="002A6940"/>
+    <w:pPr>
+      <w:spacing w:before="0" w:after="0" w:line="240" w:lineRule="auto"/>
+    </w:pPr>
+    <w:rPr>
+      <w:rFonts w:ascii="Consolas" w:hAnsi="Consolas"/>
+      <w:sz w:val="20"/>
+      <w:szCs w:val="20"/>
+    </w:rPr>
+  </w:style>
+  <w:style w:type="character" w:customStyle="1" w:styleId="HTMLPreformattedChar">
+    <w:name w:val="HTML Preformatted Char"/>
+    <w:basedOn w:val="DefaultParagraphFont"/>
+    <w:link w:val="HTMLPreformatted"/>
+    <w:uiPriority w:val="99"/>
+    <w:semiHidden/>
+    <w:rsid w:val="002A6940"/>
+    <w:rPr>
+      <w:rFonts w:ascii="Consolas" w:eastAsia="Times New Roman" w:hAnsi="Consolas" w:cs="Times New Roman"/>
+      <w:kern w:val="0"/>
+      <w:sz w:val="20"/>
+      <w:szCs w:val="20"/>
+      <w:lang w:val="hr-HR"/>
+      <w14:ligatures w14:val="none"/>
+    </w:rPr>
   </w:style>
 </w:styles>
 </file>

--- a/Rad.docx
+++ b/Rad.docx
@@ -4610,7 +4610,307 @@
         <w:t xml:space="preserve"> </w:t>
       </w:r>
     </w:p>
+    <w:p>
+      <w:pPr>
+        <w:spacing w:before="0" w:after="160" w:line="278" w:lineRule="auto"/>
+        <w:jc w:val="left"/>
+      </w:pPr>
+      <w:r>
+        <w:br w:type="page"/>
+      </w:r>
+    </w:p>
+    <w:p>
+      <w:pPr>
+        <w:pStyle w:val="Heading1"/>
+      </w:pPr>
+      <w:r>
+        <w:lastRenderedPageBreak/>
+        <w:t>Postojeća literature</w:t>
+      </w:r>
+      <w:r>
+        <w:t xml:space="preserve"> [X]</w:t>
+      </w:r>
+    </w:p>
     <w:p/>
+    <w:p>
+      <w:pPr>
+        <w:pStyle w:val="Heading2"/>
+      </w:pPr>
+      <w:r>
+        <w:t>Dinamički podaci simulacije</w:t>
+      </w:r>
+    </w:p>
+    <w:p>
+      <w:r>
+        <w:t>S</w:t>
+      </w:r>
+      <w:r>
+        <w:t>vi n</w:t>
+      </w:r>
+      <w:r>
+        <w:t xml:space="preserve">avedeni radovi </w:t>
+      </w:r>
+      <w:r>
+        <w:t xml:space="preserve">koriste </w:t>
+      </w:r>
+      <w:r>
+        <w:t xml:space="preserve">statičke </w:t>
+      </w:r>
+      <w:r>
+        <w:t xml:space="preserve">podatke </w:t>
+      </w:r>
+      <w:r>
+        <w:t xml:space="preserve">o </w:t>
+      </w:r>
+      <w:r>
+        <w:t xml:space="preserve">prometnoj </w:t>
+      </w:r>
+      <w:r>
+        <w:t>mreži i okolini</w:t>
+      </w:r>
+      <w:r>
+        <w:t xml:space="preserve">, kao </w:t>
+      </w:r>
+      <w:r>
+        <w:t xml:space="preserve">strukturu mreže, ekonomske i </w:t>
+      </w:r>
+      <w:r>
+        <w:t>socijalne</w:t>
+      </w:r>
+      <w:r>
+        <w:t xml:space="preserve"> faktore regije</w:t>
+      </w:r>
+      <w:r>
+        <w:t xml:space="preserve"> </w:t>
+      </w:r>
+      <w:r>
+        <w:t>i slično</w:t>
+      </w:r>
+      <w:r>
+        <w:t xml:space="preserve">, </w:t>
+      </w:r>
+      <w:r>
+        <w:t xml:space="preserve">ne </w:t>
+      </w:r>
+      <w:r>
+        <w:t>zahvaćajući</w:t>
+      </w:r>
+      <w:r>
+        <w:t xml:space="preserve"> dinamične podatke </w:t>
+      </w:r>
+      <w:r>
+        <w:t xml:space="preserve">prometa, kao </w:t>
+      </w:r>
+      <w:r>
+        <w:t>prosječn</w:t>
+      </w:r>
+      <w:r>
+        <w:t>u</w:t>
+      </w:r>
+      <w:r>
+        <w:t xml:space="preserve"> gustoć</w:t>
+      </w:r>
+      <w:r>
+        <w:t>u</w:t>
+      </w:r>
+      <w:r>
+        <w:t xml:space="preserve"> vozila.</w:t>
+      </w:r>
+      <w:r>
+        <w:t xml:space="preserve"> Razvojem simulatora za dinamičku analizu prometa kroz iterativnu simulaciju moguće je zahvatiti i dinamičke podatke pri testiranju algoritama, koji </w:t>
+      </w:r>
+      <w:r>
+        <w:t>se zatim mogu zamijeniti statistikom prometne mreže iz stvarnog svijeta</w:t>
+      </w:r>
+      <w:r>
+        <w:t xml:space="preserve"> pri praktičnoj primjeni algoritma.</w:t>
+      </w:r>
+    </w:p>
+    <w:p>
+      <w:r>
+        <w:t xml:space="preserve">Za jednostavno objašnjenje korisnosti dinamičkih podataka možemo </w:t>
+      </w:r>
+      <w:r>
+        <w:t xml:space="preserve">uzeti u obzir </w:t>
+      </w:r>
+      <w:r>
+        <w:t>protok</w:t>
+      </w:r>
+      <w:r>
+        <w:t xml:space="preserve"> </w:t>
+      </w:r>
+      <w:r>
+        <w:t>vozila</w:t>
+      </w:r>
+      <w:r>
+        <w:t xml:space="preserve"> po pojedinim </w:t>
+      </w:r>
+      <w:r>
+        <w:t>elementima prometne mreže</w:t>
+      </w:r>
+      <w:r>
+        <w:t xml:space="preserve">. Iako je logično da će raskrižja </w:t>
+      </w:r>
+      <w:r>
+        <w:t>i ceste koje su gušće povezane imati već</w:t>
+      </w:r>
+      <w:r>
+        <w:t>i protok vozila</w:t>
+      </w:r>
+      <w:r>
+        <w:t>, mogući su razni netrivijalni faktori koji utječu na razliku</w:t>
+      </w:r>
+      <w:r>
+        <w:t xml:space="preserve"> između </w:t>
+      </w:r>
+      <w:r>
+        <w:t>tih protoka</w:t>
+      </w:r>
+      <w:r>
+        <w:t>.</w:t>
+      </w:r>
+      <w:r>
+        <w:t xml:space="preserve"> Kroz simulaciju prometne mreže možemo dobiti </w:t>
+      </w:r>
+      <w:r>
+        <w:t xml:space="preserve">konkretne podatke o razlikama </w:t>
+      </w:r>
+      <w:r>
+        <w:t>protoka</w:t>
+      </w:r>
+      <w:r>
+        <w:t xml:space="preserve"> između dv</w:t>
+      </w:r>
+      <w:r>
+        <w:t>a gusto povezana raskrižja te</w:t>
+      </w:r>
+      <w:r>
+        <w:t xml:space="preserve"> time</w:t>
+      </w:r>
+      <w:r>
+        <w:t xml:space="preserve"> </w:t>
+      </w:r>
+      <w:r>
+        <w:t>zahvatiti faktore</w:t>
+      </w:r>
+      <w:r>
+        <w:t xml:space="preserve"> kao </w:t>
+      </w:r>
+      <w:r>
+        <w:t xml:space="preserve">koliko dugo treba vozilima za skretanje u raskrižju ili </w:t>
+      </w:r>
+      <w:r>
+        <w:t>politik</w:t>
+      </w:r>
+      <w:r>
+        <w:t>u</w:t>
+      </w:r>
+      <w:r>
+        <w:t xml:space="preserve"> </w:t>
+      </w:r>
+      <w:r>
+        <w:t xml:space="preserve">upravljanja </w:t>
+      </w:r>
+      <w:r>
+        <w:t>signalizacije semafora raskrižja</w:t>
+      </w:r>
+      <w:r>
+        <w:t xml:space="preserve"> </w:t>
+      </w:r>
+      <w:r>
+        <w:t xml:space="preserve">koji oboje mogu imati veliki utjecaj na </w:t>
+      </w:r>
+      <w:r>
+        <w:t xml:space="preserve">ukupni </w:t>
+      </w:r>
+      <w:r>
+        <w:t>protok vozila kroz raskrižje</w:t>
+      </w:r>
+      <w:r>
+        <w:t>.</w:t>
+      </w:r>
+      <w:r>
+        <w:t xml:space="preserve"> </w:t>
+      </w:r>
+      <w:r>
+        <w:t xml:space="preserve">Sakupljanjem </w:t>
+      </w:r>
+      <w:r>
+        <w:t xml:space="preserve">dinamičkih </w:t>
+      </w:r>
+      <w:r>
+        <w:t xml:space="preserve">podataka za svaki element prometne mreže </w:t>
+      </w:r>
+      <w:r>
+        <w:t xml:space="preserve">također </w:t>
+      </w:r>
+      <w:r>
+        <w:t xml:space="preserve">se </w:t>
+      </w:r>
+      <w:r>
+        <w:t xml:space="preserve">može </w:t>
+      </w:r>
+      <w:r>
+        <w:t xml:space="preserve">doći do odluke micanja određenih elemenata iz liste potencijalnih mjesta za stanice za punjenje </w:t>
+      </w:r>
+      <w:r>
+        <w:t>vozila</w:t>
+      </w:r>
+      <w:r>
+        <w:t xml:space="preserve"> čime se cjelokupni problem čini </w:t>
+      </w:r>
+      <w:r>
+        <w:t>utjecajno lakšim za riješiti, iako se kroz previše takvog zaključivanja garantira suboptimalnost rješenja.</w:t>
+      </w:r>
+      <w:r>
+        <w:t xml:space="preserve"> </w:t>
+      </w:r>
+      <w:r>
+        <w:t xml:space="preserve">Kroz statističke analize prometnih mreža regija u svijetu moguće je prikupiti slične dinamičke podatke prometa kao što su dobiveni iz simulacija te ih na isti način primijeniti u </w:t>
+      </w:r>
+      <w:r>
+        <w:t>rezultirajućem</w:t>
+      </w:r>
+      <w:r>
+        <w:t xml:space="preserve"> algoritmu.</w:t>
+      </w:r>
+      <w:r>
+        <w:t xml:space="preserve"> </w:t>
+      </w:r>
+      <w:r>
+        <w:t>Zbog navedenih razloga</w:t>
+      </w:r>
+      <w:r>
+        <w:t xml:space="preserve"> ovaj rad </w:t>
+      </w:r>
+      <w:r>
+        <w:t xml:space="preserve">također </w:t>
+      </w:r>
+      <w:r>
+        <w:t xml:space="preserve">testira i algoritme </w:t>
+      </w:r>
+      <w:r>
+        <w:t>ojačane</w:t>
+      </w:r>
+      <w:r>
+        <w:t xml:space="preserve"> </w:t>
+      </w:r>
+      <w:r>
+        <w:t xml:space="preserve">sa </w:t>
+      </w:r>
+      <w:r>
+        <w:t xml:space="preserve">dinamičkim podacima </w:t>
+      </w:r>
+      <w:r>
+        <w:t>praznih simulacija</w:t>
+      </w:r>
+      <w:r>
+        <w:t xml:space="preserve"> prometa</w:t>
+      </w:r>
+      <w:r>
+        <w:t xml:space="preserve"> zadane prometne mreže.</w:t>
+      </w:r>
+    </w:p>
     <w:p>
       <w:pPr>
         <w:pStyle w:val="Heading1"/>
@@ -4640,171 +4940,1723 @@
     </w:p>
     <w:p>
       <w:pPr>
+        <w:pStyle w:val="ListParagraph"/>
+        <w:numPr>
+          <w:ilvl w:val="0"/>
+          <w:numId w:val="30"/>
+        </w:numPr>
+      </w:pPr>
+      <w:r>
+        <w:t>dvije razine problema: odabir potencijalnih mjesta za stanice te zatim odabir točnih mjesta za postavljanje stanica</w:t>
+      </w:r>
+    </w:p>
+    <w:p>
+      <w:pPr>
+        <w:pStyle w:val="ListParagraph"/>
+        <w:numPr>
+          <w:ilvl w:val="0"/>
+          <w:numId w:val="30"/>
+        </w:numPr>
+      </w:pPr>
+      <w:r>
+        <w:t>k-</w:t>
+      </w:r>
+      <w:proofErr w:type="spellStart"/>
+      <w:r>
+        <w:t>means</w:t>
+      </w:r>
+      <w:proofErr w:type="spellEnd"/>
+    </w:p>
+    <w:p>
+      <w:r>
+        <w:t>Problem se dijeli na dvije razine:</w:t>
+      </w:r>
+    </w:p>
+    <w:p>
+      <w:pPr>
+        <w:pStyle w:val="ListParagraph"/>
+        <w:numPr>
+          <w:ilvl w:val="0"/>
+          <w:numId w:val="33"/>
+        </w:numPr>
+      </w:pPr>
+      <w:r>
+        <w:t xml:space="preserve">Odabir </w:t>
+      </w:r>
+      <w:r>
+        <w:t>potencijalnih lokacija za postavljanje stanica</w:t>
+      </w:r>
+    </w:p>
+    <w:p>
+      <w:pPr>
+        <w:pStyle w:val="ListParagraph"/>
+        <w:numPr>
+          <w:ilvl w:val="0"/>
+          <w:numId w:val="33"/>
+        </w:numPr>
+      </w:pPr>
+      <w:r>
+        <w:t xml:space="preserve">Raspodjela stanica na </w:t>
+      </w:r>
+      <w:r>
+        <w:t xml:space="preserve">unaprijed </w:t>
+      </w:r>
+      <w:r>
+        <w:t xml:space="preserve">određen broj </w:t>
+      </w:r>
+      <w:r>
+        <w:t xml:space="preserve">lokacija </w:t>
+      </w:r>
+      <w:r>
+        <w:t>među odabranim kandidatima</w:t>
+      </w:r>
+    </w:p>
+    <w:p>
+      <w:r>
+        <w:t xml:space="preserve">Većina postojeće literature se bavi odabirom </w:t>
+      </w:r>
+      <w:r>
+        <w:t xml:space="preserve">potencijalnih </w:t>
+      </w:r>
+      <w:r>
+        <w:t>lokacija</w:t>
+      </w:r>
+      <w:r>
+        <w:t xml:space="preserve"> </w:t>
+      </w:r>
+      <w:r>
+        <w:t>za postavljanje stanica</w:t>
+      </w:r>
+      <w:r>
+        <w:t xml:space="preserve"> na način </w:t>
+      </w:r>
+      <w:r>
+        <w:t xml:space="preserve">da se prometna mreža transformira u </w:t>
+      </w:r>
+      <w:r>
+        <w:t xml:space="preserve">oblik gdje čvorovi predstavljaju </w:t>
+      </w:r>
+      <w:r>
+        <w:t xml:space="preserve">fizički </w:t>
+      </w:r>
+      <w:r>
+        <w:t>moguće lokacije postavljanja stanice</w:t>
+      </w:r>
+      <w:r>
+        <w:t xml:space="preserve">. U ovom radu su za potencijalna mjesta stanica odabrani bridovi </w:t>
+      </w:r>
+      <w:r>
+        <w:t xml:space="preserve">po uzoru na </w:t>
+      </w:r>
+      <w:r>
+        <w:t xml:space="preserve">dosadašnje postavljanje </w:t>
+      </w:r>
+    </w:p>
+    <w:p>
+      <w:pPr>
+        <w:pStyle w:val="Heading2"/>
+      </w:pPr>
+      <w:r>
+        <w:t>Model [X]</w:t>
+      </w:r>
+    </w:p>
+    <w:p>
+      <w:r>
+        <w:t xml:space="preserve">Modeliramo okolinu sustava kao </w:t>
+      </w:r>
+      <w:r>
+        <w:t xml:space="preserve">usmjereni </w:t>
+      </w:r>
+      <w:r>
+        <w:t xml:space="preserve">graf </w:t>
+      </w:r>
+      <m:oMath>
+        <m:r>
+          <w:rPr>
+            <w:rFonts w:ascii="Cambria Math" w:hAnsi="Cambria Math"/>
+          </w:rPr>
+          <m:t xml:space="preserve">G=(N, </m:t>
+        </m:r>
+        <m:r>
+          <w:rPr>
+            <w:rFonts w:ascii="Cambria Math" w:hAnsi="Cambria Math"/>
+          </w:rPr>
+          <m:t>E</m:t>
+        </m:r>
+        <m:r>
+          <w:rPr>
+            <w:rFonts w:ascii="Cambria Math" w:hAnsi="Cambria Math"/>
+          </w:rPr>
+          <m:t>)</m:t>
+        </m:r>
+      </m:oMath>
+      <w:r>
+        <w:t xml:space="preserve"> gdje </w:t>
+      </w:r>
+      <w:r>
+        <w:rPr>
+          <w:i/>
+          <w:iCs/>
+        </w:rPr>
+        <w:t>N</w:t>
+      </w:r>
+      <w:r>
+        <w:t xml:space="preserve"> predstavlja skup čvorova </w:t>
+      </w:r>
+      <w:r>
+        <w:t xml:space="preserve">mreže i </w:t>
+      </w:r>
+      <w:r>
+        <w:rPr>
+          <w:i/>
+          <w:iCs/>
+        </w:rPr>
+        <w:t>E</w:t>
+      </w:r>
+      <w:r>
+        <w:t xml:space="preserve"> predstavlja sve bridove koji ih povezuju. Budući da pokušavamo modelirati </w:t>
+      </w:r>
+      <w:r>
+        <w:t xml:space="preserve">stvarne prometne mreže, bridovi su ekvivalentni cestama </w:t>
+      </w:r>
+      <w:r>
+        <w:t xml:space="preserve">te </w:t>
+      </w:r>
+      <w:r>
+        <w:t xml:space="preserve">čvorovi križanjima </w:t>
+      </w:r>
+      <w:r>
+        <w:t>zadane</w:t>
+      </w:r>
+      <w:r>
+        <w:t xml:space="preserve"> stvarne</w:t>
+      </w:r>
+      <w:r>
+        <w:t xml:space="preserve"> </w:t>
+      </w:r>
+      <w:r>
+        <w:t>prometne mreže.</w:t>
+      </w:r>
+      <w:r>
+        <w:t xml:space="preserve"> </w:t>
+      </w:r>
+      <w:r>
+        <w:t xml:space="preserve">Također </w:t>
+      </w:r>
+      <w:r>
+        <w:t xml:space="preserve">definiramo </w:t>
+      </w:r>
+      <w:r>
+        <w:t xml:space="preserve">dodatna svojstva bridova za </w:t>
+      </w:r>
+      <w:r>
+        <w:t>modeliranje</w:t>
+      </w:r>
+      <w:r>
+        <w:t xml:space="preserve"> </w:t>
+      </w:r>
+      <w:r>
+        <w:t>korisn</w:t>
+      </w:r>
+      <w:r>
+        <w:t>ih</w:t>
+      </w:r>
+      <w:r>
+        <w:t xml:space="preserve"> statistik</w:t>
+      </w:r>
+      <w:r>
+        <w:t>a</w:t>
+      </w:r>
+      <w:r>
+        <w:t xml:space="preserve"> </w:t>
+      </w:r>
+      <w:r>
+        <w:t>strukture stvarne prometne mreže:</w:t>
+      </w:r>
+    </w:p>
+    <w:p>
+      <w:pPr>
+        <w:pStyle w:val="ListParagraph"/>
+        <w:numPr>
+          <w:ilvl w:val="0"/>
+          <w:numId w:val="31"/>
+        </w:numPr>
+      </w:pPr>
+      <w:r>
+        <w:t>Duljina</w:t>
+      </w:r>
+      <w:r>
+        <w:t>,</w:t>
+      </w:r>
+      <w:r>
+        <w:t xml:space="preserve"> </w:t>
+      </w:r>
+      <m:oMath>
+        <m:r>
+          <w:rPr>
+            <w:rFonts w:ascii="Cambria Math" w:hAnsi="Cambria Math"/>
+          </w:rPr>
+          <m:t>l</m:t>
+        </m:r>
+      </m:oMath>
+      <w:r>
+        <w:t xml:space="preserve"> </w:t>
+      </w:r>
+      <w:r>
+        <w:t>–</w:t>
+      </w:r>
+      <w:r>
+        <w:t xml:space="preserve"> </w:t>
+      </w:r>
+      <w:r>
+        <w:t>modelira duljinu ceste, tj. udaljenost koju vozilo mora proći u stvarnoj prometnoj mreži da prijeđe sa jednog kraja brida do drugog</w:t>
+      </w:r>
+    </w:p>
+    <w:p>
+      <w:pPr>
+        <w:pStyle w:val="ListParagraph"/>
+        <w:numPr>
+          <w:ilvl w:val="0"/>
+          <w:numId w:val="31"/>
+        </w:numPr>
+      </w:pPr>
+      <w:r>
+        <w:t>Najveća brzina</w:t>
+      </w:r>
+      <w:r>
+        <w:t>,</w:t>
+      </w:r>
+      <w:r>
+        <w:t xml:space="preserve"> </w:t>
+      </w:r>
+      <m:oMath>
+        <m:r>
+          <w:rPr>
+            <w:rFonts w:ascii="Cambria Math" w:hAnsi="Cambria Math"/>
+          </w:rPr>
+          <m:t>v</m:t>
+        </m:r>
+      </m:oMath>
+      <w:r>
+        <w:t xml:space="preserve"> </w:t>
+      </w:r>
+      <w:r>
+        <w:t>–</w:t>
+      </w:r>
+      <w:r>
+        <w:t xml:space="preserve"> </w:t>
+      </w:r>
+      <w:r>
+        <w:t xml:space="preserve">modelira najveću brzinu </w:t>
+      </w:r>
+      <w:r>
+        <w:t>kojom vozilo smije voziti po cesti</w:t>
+      </w:r>
+      <w:r>
+        <w:t xml:space="preserve"> u slučaju idealnih uvjeta, tj. prazne ceste</w:t>
+      </w:r>
+    </w:p>
+    <w:p>
+      <w:pPr>
+        <w:pStyle w:val="ListParagraph"/>
+        <w:numPr>
+          <w:ilvl w:val="0"/>
+          <w:numId w:val="31"/>
+        </w:numPr>
+      </w:pPr>
+      <w:r>
+        <w:t>Vrijeme putovanja</w:t>
+      </w:r>
+      <w:r>
+        <w:t>,</w:t>
+      </w:r>
+      <w:r>
+        <w:t xml:space="preserve"> </w:t>
+      </w:r>
+      <m:oMath>
+        <m:r>
+          <w:rPr>
+            <w:rFonts w:ascii="Cambria Math" w:hAnsi="Cambria Math"/>
+          </w:rPr>
+          <m:t>t</m:t>
+        </m:r>
+      </m:oMath>
+      <w:r>
+        <w:t xml:space="preserve"> – modelira </w:t>
+      </w:r>
+      <w:r>
+        <w:t xml:space="preserve">približno </w:t>
+      </w:r>
+      <w:r>
+        <w:t xml:space="preserve">vrijeme putovanja </w:t>
+      </w:r>
+      <w:r>
+        <w:t xml:space="preserve">kroz formulu </w:t>
+      </w:r>
+      <m:oMath>
+        <m:r>
+          <w:rPr>
+            <w:rFonts w:ascii="Cambria Math" w:hAnsi="Cambria Math"/>
+          </w:rPr>
+          <m:t>t</m:t>
+        </m:r>
+        <m:d>
+          <m:dPr>
+            <m:ctrlPr>
+              <w:rPr>
+                <w:rFonts w:ascii="Cambria Math" w:hAnsi="Cambria Math"/>
+                <w:i/>
+              </w:rPr>
+            </m:ctrlPr>
+          </m:dPr>
+          <m:e>
+            <m:r>
+              <w:rPr>
+                <w:rFonts w:ascii="Cambria Math" w:hAnsi="Cambria Math"/>
+              </w:rPr>
+              <m:t>i</m:t>
+            </m:r>
+          </m:e>
+        </m:d>
+        <m:r>
+          <w:rPr>
+            <w:rFonts w:ascii="Cambria Math" w:hAnsi="Cambria Math"/>
+          </w:rPr>
+          <m:t>=l</m:t>
+        </m:r>
+        <m:d>
+          <m:dPr>
+            <m:ctrlPr>
+              <w:rPr>
+                <w:rFonts w:ascii="Cambria Math" w:hAnsi="Cambria Math"/>
+                <w:i/>
+              </w:rPr>
+            </m:ctrlPr>
+          </m:dPr>
+          <m:e>
+            <m:r>
+              <w:rPr>
+                <w:rFonts w:ascii="Cambria Math" w:hAnsi="Cambria Math"/>
+              </w:rPr>
+              <m:t>i</m:t>
+            </m:r>
+          </m:e>
+        </m:d>
+        <m:r>
+          <w:rPr>
+            <w:rFonts w:ascii="Cambria Math" w:hAnsi="Cambria Math"/>
+          </w:rPr>
+          <m:t>/v(i)</m:t>
+        </m:r>
+      </m:oMath>
+      <w:r>
+        <w:t xml:space="preserve">, gdje je </w:t>
+      </w:r>
+      <m:oMath>
+        <m:r>
+          <w:rPr>
+            <w:rFonts w:ascii="Cambria Math" w:hAnsi="Cambria Math"/>
+          </w:rPr>
+          <m:t>i</m:t>
+        </m:r>
+        <m:r>
+          <w:rPr>
+            <w:rFonts w:ascii="Cambria Math" w:hAnsi="Cambria Math"/>
+          </w:rPr>
+          <m:t>∈E</m:t>
+        </m:r>
+      </m:oMath>
+    </w:p>
+    <w:p>
+      <w:r>
+        <w:t xml:space="preserve">s time da se vrijeme putovanja također može računati na dinamički način tijekom simulacije, uzimajući u obzir </w:t>
+      </w:r>
+      <w:r>
+        <w:t xml:space="preserve">trenutno </w:t>
+      </w:r>
+      <w:r>
+        <w:t>stanje prometa</w:t>
+      </w:r>
+      <w:r>
+        <w:t xml:space="preserve"> na cesti</w:t>
+      </w:r>
+      <w:r>
+        <w:t>.</w:t>
+      </w:r>
+      <w:r>
+        <w:t xml:space="preserve"> </w:t>
+      </w:r>
+    </w:p>
+    <w:p>
+      <w:r>
+        <w:t xml:space="preserve">Neka je </w:t>
+      </w:r>
+      <m:oMath>
+        <m:r>
+          <m:rPr>
+            <m:sty m:val="p"/>
+          </m:rPr>
+          <w:rPr>
+            <w:rFonts w:ascii="Cambria Math" w:hAnsi="Cambria Math"/>
+          </w:rPr>
+          <m:t>Δ</m:t>
+        </m:r>
+        <m:r>
+          <w:rPr>
+            <w:rFonts w:ascii="Cambria Math" w:hAnsi="Cambria Math"/>
+          </w:rPr>
+          <m:t>:</m:t>
+        </m:r>
+        <m:r>
+          <w:rPr>
+            <w:rFonts w:ascii="Cambria Math" w:hAnsi="Cambria Math"/>
+          </w:rPr>
+          <m:t>N</m:t>
+        </m:r>
+        <m:r>
+          <w:rPr>
+            <w:rFonts w:ascii="Cambria Math" w:hAnsi="Cambria Math"/>
+          </w:rPr>
+          <m:t>×</m:t>
+        </m:r>
+        <m:r>
+          <w:rPr>
+            <w:rFonts w:ascii="Cambria Math" w:hAnsi="Cambria Math"/>
+          </w:rPr>
+          <m:t>N</m:t>
+        </m:r>
+        <m:r>
+          <w:rPr>
+            <w:rFonts w:ascii="Cambria Math" w:hAnsi="Cambria Math"/>
+          </w:rPr>
+          <m:t xml:space="preserve">→ </m:t>
+        </m:r>
+        <m:sSup>
+          <m:sSupPr>
+            <m:ctrlPr>
+              <w:rPr>
+                <w:rFonts w:ascii="Cambria Math" w:hAnsi="Cambria Math"/>
+                <w:i/>
+              </w:rPr>
+            </m:ctrlPr>
+          </m:sSupPr>
+          <m:e>
+            <m:r>
+              <m:rPr>
+                <m:scr m:val="double-struck"/>
+              </m:rPr>
+              <w:rPr>
+                <w:rFonts w:ascii="Cambria Math" w:hAnsi="Cambria Math"/>
+              </w:rPr>
+              <m:t>R</m:t>
+            </m:r>
+          </m:e>
+          <m:sup>
+            <m:r>
+              <w:rPr>
+                <w:rFonts w:ascii="Cambria Math" w:hAnsi="Cambria Math"/>
+              </w:rPr>
+              <m:t>+</m:t>
+            </m:r>
+          </m:sup>
+        </m:sSup>
+      </m:oMath>
+      <w:r>
+        <w:t xml:space="preserve"> funkcija </w:t>
+      </w:r>
+      <w:r>
+        <w:t xml:space="preserve">cestovne </w:t>
+      </w:r>
+      <w:r>
+        <w:t>udaljenosti</w:t>
+      </w:r>
+      <w:r>
+        <w:t xml:space="preserve">, gdje </w:t>
+      </w:r>
+      <w:r>
+        <w:t xml:space="preserve">je </w:t>
+      </w:r>
+      <m:oMath>
+        <m:r>
+          <m:rPr>
+            <m:sty m:val="p"/>
+          </m:rPr>
+          <w:rPr>
+            <w:rFonts w:ascii="Cambria Math" w:hAnsi="Cambria Math"/>
+          </w:rPr>
+          <m:t>Δ</m:t>
+        </m:r>
+        <m:d>
+          <m:dPr>
+            <m:ctrlPr>
+              <w:rPr>
+                <w:rFonts w:ascii="Cambria Math" w:hAnsi="Cambria Math"/>
+                <w:i/>
+              </w:rPr>
+            </m:ctrlPr>
+          </m:dPr>
+          <m:e>
+            <m:r>
+              <w:rPr>
+                <w:rFonts w:ascii="Cambria Math" w:hAnsi="Cambria Math"/>
+              </w:rPr>
+              <m:t>i, j</m:t>
+            </m:r>
+          </m:e>
+        </m:d>
+      </m:oMath>
+      <w:r>
+        <w:t xml:space="preserve"> jednako udaljenosti </w:t>
+      </w:r>
+      <w:r>
+        <w:t xml:space="preserve">najkraćeg puta </w:t>
+      </w:r>
+      <w:r>
+        <w:t>između dva čvora</w:t>
+      </w:r>
+      <w:r>
+        <w:t xml:space="preserve"> </w:t>
+      </w:r>
+      <m:oMath>
+        <m:r>
+          <w:rPr>
+            <w:rFonts w:ascii="Cambria Math" w:hAnsi="Cambria Math"/>
+          </w:rPr>
+          <m:t>i</m:t>
+        </m:r>
+      </m:oMath>
+      <w:r>
+        <w:t xml:space="preserve"> i </w:t>
+      </w:r>
+      <m:oMath>
+        <m:r>
+          <w:rPr>
+            <w:rFonts w:ascii="Cambria Math" w:hAnsi="Cambria Math"/>
+          </w:rPr>
+          <m:t>j</m:t>
+        </m:r>
+      </m:oMath>
+      <w:r>
+        <w:t xml:space="preserve"> </w:t>
+      </w:r>
+      <w:r>
+        <w:t>u</w:t>
+      </w:r>
+      <w:r>
+        <w:t>nutar</w:t>
+      </w:r>
+      <w:r>
+        <w:t xml:space="preserve"> </w:t>
+      </w:r>
+      <w:r>
+        <w:t xml:space="preserve">grafa </w:t>
+      </w:r>
+      <m:oMath>
+        <m:r>
+          <w:rPr>
+            <w:rFonts w:ascii="Cambria Math" w:hAnsi="Cambria Math"/>
+          </w:rPr>
+          <m:t>G</m:t>
+        </m:r>
+      </m:oMath>
+      <w:r>
+        <w:t>.</w:t>
+      </w:r>
+      <w:r>
+        <w:t xml:space="preserve"> </w:t>
+      </w:r>
+      <w:r>
+        <w:t xml:space="preserve">Neka je također </w:t>
+      </w:r>
+      <m:oMath>
+        <m:r>
+          <m:rPr>
+            <m:sty m:val="p"/>
+          </m:rPr>
+          <w:rPr>
+            <w:rFonts w:ascii="Cambria Math" w:hAnsi="Cambria Math"/>
+          </w:rPr>
+          <m:t>Θ</m:t>
+        </m:r>
+        <m:r>
+          <w:rPr>
+            <w:rFonts w:ascii="Cambria Math" w:hAnsi="Cambria Math"/>
+          </w:rPr>
+          <m:t>:N</m:t>
+        </m:r>
+        <m:r>
+          <w:rPr>
+            <w:rFonts w:ascii="Cambria Math" w:hAnsi="Cambria Math"/>
+          </w:rPr>
+          <m:t>×</m:t>
+        </m:r>
+        <m:r>
+          <w:rPr>
+            <w:rFonts w:ascii="Cambria Math" w:hAnsi="Cambria Math"/>
+          </w:rPr>
+          <m:t>N</m:t>
+        </m:r>
+        <m:r>
+          <w:rPr>
+            <w:rFonts w:ascii="Cambria Math" w:hAnsi="Cambria Math"/>
+          </w:rPr>
+          <m:t>→</m:t>
+        </m:r>
+        <m:sSup>
+          <m:sSupPr>
+            <m:ctrlPr>
+              <w:rPr>
+                <w:rFonts w:ascii="Cambria Math" w:hAnsi="Cambria Math"/>
+                <w:i/>
+              </w:rPr>
+            </m:ctrlPr>
+          </m:sSupPr>
+          <m:e>
+            <m:r>
+              <m:rPr>
+                <m:scr m:val="double-struck"/>
+              </m:rPr>
+              <w:rPr>
+                <w:rFonts w:ascii="Cambria Math" w:hAnsi="Cambria Math"/>
+              </w:rPr>
+              <m:t>R</m:t>
+            </m:r>
+          </m:e>
+          <m:sup>
+            <m:r>
+              <w:rPr>
+                <w:rFonts w:ascii="Cambria Math" w:hAnsi="Cambria Math"/>
+              </w:rPr>
+              <m:t>+</m:t>
+            </m:r>
+          </m:sup>
+        </m:sSup>
+      </m:oMath>
+      <w:r>
+        <w:t xml:space="preserve"> </w:t>
+      </w:r>
+      <w:r>
+        <w:lastRenderedPageBreak/>
+        <w:t>funkcija</w:t>
+      </w:r>
+      <w:r>
+        <w:t xml:space="preserve"> vremena putovanja, gdje je </w:t>
+      </w:r>
+      <m:oMath>
+        <m:r>
+          <m:rPr>
+            <m:sty m:val="p"/>
+          </m:rPr>
+          <w:rPr>
+            <w:rFonts w:ascii="Cambria Math" w:hAnsi="Cambria Math"/>
+          </w:rPr>
+          <m:t>Θ</m:t>
+        </m:r>
+        <m:r>
+          <w:rPr>
+            <w:rFonts w:ascii="Cambria Math" w:hAnsi="Cambria Math"/>
+          </w:rPr>
+          <m:t>(i,j)</m:t>
+        </m:r>
+      </m:oMath>
+      <w:r>
+        <w:t xml:space="preserve"> jednako vremenu </w:t>
+      </w:r>
+      <w:r>
+        <w:t>potrebno</w:t>
+      </w:r>
+      <w:r>
+        <w:t xml:space="preserve"> </w:t>
+      </w:r>
+      <w:r>
+        <w:t xml:space="preserve">vozilu za prelazak puta od </w:t>
+      </w:r>
+      <w:r>
+        <w:t>križanja</w:t>
+      </w:r>
+      <w:r>
+        <w:t xml:space="preserve"> </w:t>
+      </w:r>
+      <m:oMath>
+        <m:r>
+          <w:rPr>
+            <w:rFonts w:ascii="Cambria Math" w:hAnsi="Cambria Math"/>
+          </w:rPr>
+          <m:t>i</m:t>
+        </m:r>
+      </m:oMath>
+      <w:r>
+        <w:t xml:space="preserve"> do križanja</w:t>
+      </w:r>
+      <w:r>
+        <w:t xml:space="preserve"> </w:t>
+      </w:r>
+      <m:oMath>
+        <m:r>
+          <w:rPr>
+            <w:rFonts w:ascii="Cambria Math" w:hAnsi="Cambria Math"/>
+          </w:rPr>
+          <m:t>j</m:t>
+        </m:r>
+      </m:oMath>
+      <w:r>
+        <w:t xml:space="preserve"> uzimajući u obzir trenutno stanje prometne mreže. </w:t>
+      </w:r>
+      <w:r>
+        <w:t>Obje vrijednosti su trivijalne za izračun</w:t>
+      </w:r>
+      <w:r>
+        <w:t xml:space="preserve"> kroz iterativno </w:t>
+      </w:r>
+      <w:r>
+        <w:t>zbrajanje udaljenosti/vremena putovanja svake ceste</w:t>
+      </w:r>
+      <w:r>
+        <w:t xml:space="preserve"> najkraćeg puta</w:t>
+      </w:r>
+      <w:r>
+        <w:t xml:space="preserve"> između zadanih čvorova</w:t>
+      </w:r>
+      <w:r>
+        <w:t>:</w:t>
+      </w:r>
+    </w:p>
+    <w:p>
+      <m:oMathPara>
+        <m:oMath>
+          <m:r>
+            <m:rPr>
+              <m:sty m:val="p"/>
+            </m:rPr>
+            <w:rPr>
+              <w:rFonts w:ascii="Cambria Math" w:hAnsi="Cambria Math"/>
+            </w:rPr>
+            <m:t>Δ</m:t>
+          </m:r>
+          <m:d>
+            <m:dPr>
+              <m:ctrlPr>
+                <w:rPr>
+                  <w:rFonts w:ascii="Cambria Math" w:hAnsi="Cambria Math"/>
+                  <w:i/>
+                </w:rPr>
+              </m:ctrlPr>
+            </m:dPr>
+            <m:e>
+              <m:r>
+                <w:rPr>
+                  <w:rFonts w:ascii="Cambria Math" w:hAnsi="Cambria Math"/>
+                </w:rPr>
+                <m:t>i,j</m:t>
+              </m:r>
+            </m:e>
+          </m:d>
+          <m:r>
+            <w:rPr>
+              <w:rFonts w:ascii="Cambria Math" w:hAnsi="Cambria Math"/>
+            </w:rPr>
+            <m:t>=</m:t>
+          </m:r>
+          <m:nary>
+            <m:naryPr>
+              <m:chr m:val="∑"/>
+              <m:limLoc m:val="undOvr"/>
+              <m:supHide m:val="1"/>
+              <m:ctrlPr>
+                <w:rPr>
+                  <w:rFonts w:ascii="Cambria Math" w:hAnsi="Cambria Math"/>
+                  <w:i/>
+                </w:rPr>
+              </m:ctrlPr>
+            </m:naryPr>
+            <m:sub>
+              <m:r>
+                <w:rPr>
+                  <w:rFonts w:ascii="Cambria Math" w:hAnsi="Cambria Math"/>
+                </w:rPr>
+                <m:t>k</m:t>
+              </m:r>
+              <m:r>
+                <w:rPr>
+                  <w:rFonts w:ascii="Cambria Math" w:hAnsi="Cambria Math"/>
+                </w:rPr>
+                <m:t xml:space="preserve"> </m:t>
+              </m:r>
+              <m:r>
+                <w:rPr>
+                  <w:rFonts w:ascii="Cambria Math" w:hAnsi="Cambria Math"/>
+                </w:rPr>
+                <m:t>ϵ</m:t>
+              </m:r>
+              <m:r>
+                <w:rPr>
+                  <w:rFonts w:ascii="Cambria Math" w:hAnsi="Cambria Math"/>
+                </w:rPr>
+                <m:t xml:space="preserve"> </m:t>
+              </m:r>
+              <m:r>
+                <w:rPr>
+                  <w:rFonts w:ascii="Cambria Math" w:hAnsi="Cambria Math"/>
+                </w:rPr>
+                <m:t>K</m:t>
+              </m:r>
+            </m:sub>
+            <m:sup/>
+            <m:e>
+              <m:r>
+                <w:rPr>
+                  <w:rFonts w:ascii="Cambria Math" w:hAnsi="Cambria Math"/>
+                </w:rPr>
+                <m:t>l(</m:t>
+              </m:r>
+              <m:r>
+                <w:rPr>
+                  <w:rFonts w:ascii="Cambria Math" w:hAnsi="Cambria Math"/>
+                </w:rPr>
+                <m:t>k</m:t>
+              </m:r>
+              <m:r>
+                <w:rPr>
+                  <w:rFonts w:ascii="Cambria Math" w:hAnsi="Cambria Math"/>
+                </w:rPr>
+                <m:t>)</m:t>
+              </m:r>
+            </m:e>
+          </m:nary>
+        </m:oMath>
+      </m:oMathPara>
+    </w:p>
+    <w:p>
+      <m:oMathPara>
+        <m:oMath>
+          <m:r>
+            <m:rPr>
+              <m:sty m:val="p"/>
+            </m:rPr>
+            <w:rPr>
+              <w:rFonts w:ascii="Cambria Math" w:hAnsi="Cambria Math"/>
+            </w:rPr>
+            <m:t>Θ</m:t>
+          </m:r>
+          <m:d>
+            <m:dPr>
+              <m:ctrlPr>
+                <w:rPr>
+                  <w:rFonts w:ascii="Cambria Math" w:hAnsi="Cambria Math"/>
+                  <w:i/>
+                </w:rPr>
+              </m:ctrlPr>
+            </m:dPr>
+            <m:e>
+              <m:r>
+                <w:rPr>
+                  <w:rFonts w:ascii="Cambria Math" w:hAnsi="Cambria Math"/>
+                </w:rPr>
+                <m:t>i, j</m:t>
+              </m:r>
+            </m:e>
+          </m:d>
+          <m:r>
+            <w:rPr>
+              <w:rFonts w:ascii="Cambria Math" w:hAnsi="Cambria Math"/>
+            </w:rPr>
+            <m:t>=</m:t>
+          </m:r>
+          <m:nary>
+            <m:naryPr>
+              <m:chr m:val="∑"/>
+              <m:limLoc m:val="undOvr"/>
+              <m:supHide m:val="1"/>
+              <m:ctrlPr>
+                <w:rPr>
+                  <w:rFonts w:ascii="Cambria Math" w:hAnsi="Cambria Math"/>
+                  <w:i/>
+                </w:rPr>
+              </m:ctrlPr>
+            </m:naryPr>
+            <m:sub>
+              <m:r>
+                <w:rPr>
+                  <w:rFonts w:ascii="Cambria Math" w:hAnsi="Cambria Math"/>
+                </w:rPr>
+                <m:t>k</m:t>
+              </m:r>
+              <m:r>
+                <w:rPr>
+                  <w:rFonts w:ascii="Cambria Math" w:hAnsi="Cambria Math"/>
+                </w:rPr>
+                <m:t xml:space="preserve"> ϵ K</m:t>
+              </m:r>
+            </m:sub>
+            <m:sup/>
+            <m:e>
+              <m:r>
+                <w:rPr>
+                  <w:rFonts w:ascii="Cambria Math" w:hAnsi="Cambria Math"/>
+                </w:rPr>
+                <m:t>t(k)</m:t>
+              </m:r>
+            </m:e>
+          </m:nary>
+        </m:oMath>
+      </m:oMathPara>
+    </w:p>
+    <w:p>
+      <w:r>
+        <w:t xml:space="preserve">gdje je </w:t>
+      </w:r>
+      <m:oMath>
+        <m:r>
+          <w:rPr>
+            <w:rFonts w:ascii="Cambria Math" w:hAnsi="Cambria Math"/>
+          </w:rPr>
+          <m:t>K</m:t>
+        </m:r>
+        <m:r>
+          <w:rPr>
+            <w:rFonts w:ascii="Cambria Math" w:hAnsi="Cambria Math"/>
+          </w:rPr>
+          <m:t>⊂E</m:t>
+        </m:r>
+      </m:oMath>
+      <w:r>
+        <w:t xml:space="preserve"> podskup bridova koji </w:t>
+      </w:r>
+      <w:r>
+        <w:t xml:space="preserve">čine najkraći put od čvora </w:t>
+      </w:r>
+      <m:oMath>
+        <m:r>
+          <w:rPr>
+            <w:rFonts w:ascii="Cambria Math" w:hAnsi="Cambria Math"/>
+          </w:rPr>
+          <m:t>i</m:t>
+        </m:r>
+      </m:oMath>
+      <w:r>
+        <w:t xml:space="preserve"> do </w:t>
+      </w:r>
+      <w:r>
+        <w:t>čvora</w:t>
+      </w:r>
+      <w:r>
+        <w:t xml:space="preserve"> </w:t>
+      </w:r>
+      <m:oMath>
+        <m:r>
+          <w:rPr>
+            <w:rFonts w:ascii="Cambria Math" w:hAnsi="Cambria Math"/>
+          </w:rPr>
+          <m:t>j</m:t>
+        </m:r>
+      </m:oMath>
+      <w:r>
+        <w:t xml:space="preserve">, te </w:t>
+      </w:r>
+      <m:oMath>
+        <m:r>
+          <w:rPr>
+            <w:rFonts w:ascii="Cambria Math" w:hAnsi="Cambria Math"/>
+          </w:rPr>
+          <m:t>l</m:t>
+        </m:r>
+      </m:oMath>
+      <w:r>
+        <w:t xml:space="preserve"> i </w:t>
+      </w:r>
+      <m:oMath>
+        <m:r>
+          <w:rPr>
+            <w:rFonts w:ascii="Cambria Math" w:hAnsi="Cambria Math"/>
+          </w:rPr>
+          <m:t>t</m:t>
+        </m:r>
+      </m:oMath>
+      <w:r>
+        <w:t xml:space="preserve"> maloprije definirana dodatna svojstva duljine i vremena putovanja</w:t>
+      </w:r>
+      <w:r>
+        <w:t xml:space="preserve"> bridova</w:t>
+      </w:r>
+      <w:r>
+        <w:t>.</w:t>
+      </w:r>
+    </w:p>
+    <w:p>
+      <w:r>
+        <w:t xml:space="preserve">Budući da </w:t>
+      </w:r>
+      <w:r>
+        <w:t xml:space="preserve">je cilj zadatka odabir bridova za optimalnu </w:t>
+      </w:r>
+      <w:r>
+        <w:t>raspodjelu stanica d</w:t>
+      </w:r>
+      <w:r>
+        <w:t xml:space="preserve">efiniramo </w:t>
+      </w:r>
+      <w:r>
+        <w:t>skup</w:t>
+      </w:r>
+      <w:r>
+        <w:t xml:space="preserve"> </w:t>
+      </w:r>
+      <m:oMath>
+        <m:r>
+          <w:rPr>
+            <w:rFonts w:ascii="Cambria Math" w:hAnsi="Cambria Math"/>
+          </w:rPr>
+          <m:t>C⊆E</m:t>
+        </m:r>
+      </m:oMath>
+      <w:r>
+        <w:t xml:space="preserve"> </w:t>
+      </w:r>
+      <w:r>
+        <w:t xml:space="preserve">koji čine svi bridovi </w:t>
+      </w:r>
+      <w:r>
+        <w:t>kandidati</w:t>
+      </w:r>
+      <w:r>
+        <w:t xml:space="preserve"> </w:t>
+      </w:r>
+      <w:r>
+        <w:t>za postavljanje i povezivanje sa stanicom za punjenje.</w:t>
+      </w:r>
+    </w:p>
+    <w:p/>
+    <w:p>
+      <w:pPr>
+        <w:pStyle w:val="Heading3"/>
+      </w:pPr>
+      <w:r>
+        <w:t>Model sa troškovima skretanja</w:t>
+      </w:r>
+    </w:p>
+    <w:p>
+      <w:r>
+        <w:t xml:space="preserve">Definiramo graf </w:t>
+      </w:r>
+      <m:oMath>
+        <m:r>
+          <w:rPr>
+            <w:rFonts w:ascii="Cambria Math" w:hAnsi="Cambria Math"/>
+          </w:rPr>
+          <m:t>G=(N, E)</m:t>
+        </m:r>
+      </m:oMath>
+      <w:r>
+        <w:t xml:space="preserve"> na jednak način,</w:t>
+      </w:r>
+      <w:r>
+        <w:t xml:space="preserve"> uključujući dodatna svojstva bridova. </w:t>
+      </w:r>
+      <w:r>
+        <w:t>Dodajemo dodatna svojstva čvorovima:</w:t>
+      </w:r>
+    </w:p>
+    <w:p>
+      <w:pPr>
+        <w:pStyle w:val="ListParagraph"/>
+        <w:numPr>
+          <w:ilvl w:val="0"/>
+          <w:numId w:val="32"/>
+        </w:numPr>
+      </w:pPr>
+      <w:r>
+        <w:t xml:space="preserve">Duljina skretanja, </w:t>
+      </w:r>
+      <m:oMath>
+        <m:r>
+          <w:rPr>
+            <w:rFonts w:ascii="Cambria Math" w:hAnsi="Cambria Math"/>
+          </w:rPr>
+          <m:t>L</m:t>
+        </m:r>
+      </m:oMath>
+      <w:r>
+        <w:t xml:space="preserve"> – modelira udaljenost koju vozilo mora prijeći da dođe sa trenutne ceste na sljedeću; to je funkcija dvaju brida čvora </w:t>
+      </w:r>
+      <m:oMath>
+        <m:r>
+          <w:rPr>
+            <w:rFonts w:ascii="Cambria Math" w:hAnsi="Cambria Math"/>
+          </w:rPr>
+          <m:t>L:N×ε×ε→</m:t>
+        </m:r>
+        <m:sSup>
+          <m:sSupPr>
+            <m:ctrlPr>
+              <w:rPr>
+                <w:rFonts w:ascii="Cambria Math" w:hAnsi="Cambria Math"/>
+                <w:i/>
+              </w:rPr>
+            </m:ctrlPr>
+          </m:sSupPr>
+          <m:e>
+            <m:r>
+              <m:rPr>
+                <m:scr m:val="double-struck"/>
+              </m:rPr>
+              <w:rPr>
+                <w:rFonts w:ascii="Cambria Math" w:hAnsi="Cambria Math"/>
+              </w:rPr>
+              <m:t>R</m:t>
+            </m:r>
+          </m:e>
+          <m:sup>
+            <m:r>
+              <w:rPr>
+                <w:rFonts w:ascii="Cambria Math" w:hAnsi="Cambria Math"/>
+              </w:rPr>
+              <m:t>+</m:t>
+            </m:r>
+          </m:sup>
+        </m:sSup>
+      </m:oMath>
+      <w:r>
+        <w:t xml:space="preserve"> gdje je </w:t>
+      </w:r>
+      <m:oMath>
+        <m:r>
+          <w:rPr>
+            <w:rFonts w:ascii="Cambria Math" w:hAnsi="Cambria Math"/>
+          </w:rPr>
+          <m:t>ε⊂E</m:t>
+        </m:r>
+      </m:oMath>
+      <w:r>
+        <w:t xml:space="preserve"> podskup bridova koji su spojeni sa čvorom</w:t>
+      </w:r>
+    </w:p>
+    <w:p>
+      <w:pPr>
+        <w:pStyle w:val="ListParagraph"/>
+        <w:numPr>
+          <w:ilvl w:val="0"/>
+          <w:numId w:val="32"/>
+        </w:numPr>
+      </w:pPr>
+      <w:r>
+        <w:t xml:space="preserve">Najveća brzina skretanja, V – modelira najveću moguću brzinu kojom je moguće izvršiti skretanje; također funkcija </w:t>
+      </w:r>
+      <m:oMath>
+        <m:r>
+          <w:rPr>
+            <w:rFonts w:ascii="Cambria Math" w:hAnsi="Cambria Math"/>
+          </w:rPr>
+          <m:t>V:N×ε×ε→</m:t>
+        </m:r>
+        <m:sSup>
+          <m:sSupPr>
+            <m:ctrlPr>
+              <w:rPr>
+                <w:rFonts w:ascii="Cambria Math" w:hAnsi="Cambria Math"/>
+                <w:i/>
+              </w:rPr>
+            </m:ctrlPr>
+          </m:sSupPr>
+          <m:e>
+            <m:r>
+              <m:rPr>
+                <m:scr m:val="double-struck"/>
+              </m:rPr>
+              <w:rPr>
+                <w:rFonts w:ascii="Cambria Math" w:hAnsi="Cambria Math"/>
+              </w:rPr>
+              <m:t>R</m:t>
+            </m:r>
+          </m:e>
+          <m:sup>
+            <m:r>
+              <w:rPr>
+                <w:rFonts w:ascii="Cambria Math" w:hAnsi="Cambria Math"/>
+              </w:rPr>
+              <m:t>+</m:t>
+            </m:r>
+          </m:sup>
+        </m:sSup>
+      </m:oMath>
+      <w:r>
+        <w:t xml:space="preserve"> gdje je </w:t>
+      </w:r>
+      <m:oMath>
+        <m:r>
+          <w:rPr>
+            <w:rFonts w:ascii="Cambria Math" w:hAnsi="Cambria Math"/>
+          </w:rPr>
+          <m:t>ε⊂E</m:t>
+        </m:r>
+      </m:oMath>
+      <w:r>
+        <w:t xml:space="preserve"> podskup bridova koji su spojeni sa čvorom</w:t>
+      </w:r>
+    </w:p>
+    <w:p>
+      <w:pPr>
+        <w:pStyle w:val="ListParagraph"/>
+        <w:numPr>
+          <w:ilvl w:val="0"/>
+          <w:numId w:val="31"/>
+        </w:numPr>
+      </w:pPr>
+      <w:r>
+        <w:t>Vrijeme skretanje, T – modelira približno vrijeme potrebno za dovršetak skretanja, izračunava se ekvivalentno svojstvu brida</w:t>
+      </w:r>
+      <w:r>
+        <w:rPr>
+          <w:rFonts w:ascii="Cambria Math" w:hAnsi="Cambria Math"/>
+          <w:i/>
+        </w:rPr>
+        <w:t xml:space="preserve"> </w:t>
+      </w:r>
+      <m:oMath>
+        <m:r>
+          <w:rPr>
+            <w:rFonts w:ascii="Cambria Math" w:hAnsi="Cambria Math"/>
+          </w:rPr>
+          <m:t>T</m:t>
+        </m:r>
+        <m:d>
+          <m:dPr>
+            <m:ctrlPr>
+              <w:rPr>
+                <w:rFonts w:ascii="Cambria Math" w:hAnsi="Cambria Math"/>
+                <w:i/>
+              </w:rPr>
+            </m:ctrlPr>
+          </m:dPr>
+          <m:e>
+            <m:r>
+              <w:rPr>
+                <w:rFonts w:ascii="Cambria Math" w:hAnsi="Cambria Math"/>
+              </w:rPr>
+              <m:t>I,j,k</m:t>
+            </m:r>
+          </m:e>
+        </m:d>
+        <m:r>
+          <w:rPr>
+            <w:rFonts w:ascii="Cambria Math" w:hAnsi="Cambria Math"/>
+          </w:rPr>
+          <m:t>=L</m:t>
+        </m:r>
+        <m:d>
+          <m:dPr>
+            <m:ctrlPr>
+              <w:rPr>
+                <w:rFonts w:ascii="Cambria Math" w:hAnsi="Cambria Math"/>
+                <w:i/>
+              </w:rPr>
+            </m:ctrlPr>
+          </m:dPr>
+          <m:e>
+            <m:r>
+              <w:rPr>
+                <w:rFonts w:ascii="Cambria Math" w:hAnsi="Cambria Math"/>
+              </w:rPr>
+              <m:t>I,j,k</m:t>
+            </m:r>
+          </m:e>
+        </m:d>
+        <m:r>
+          <w:rPr>
+            <w:rFonts w:ascii="Cambria Math" w:hAnsi="Cambria Math"/>
+          </w:rPr>
+          <m:t>/v(I, j,k)</m:t>
+        </m:r>
+      </m:oMath>
+      <w:r>
+        <w:rPr>
+          <w:i/>
+        </w:rPr>
+        <w:t xml:space="preserve"> </w:t>
+      </w:r>
+      <w:r>
+        <w:t>g</w:t>
+      </w:r>
+      <w:r>
+        <w:t xml:space="preserve">dje je </w:t>
+      </w:r>
+      <m:oMath>
+        <m:r>
+          <w:rPr>
+            <w:rFonts w:ascii="Cambria Math" w:hAnsi="Cambria Math"/>
+          </w:rPr>
+          <m:t>I∈N</m:t>
+        </m:r>
+      </m:oMath>
+      <w:r>
+        <w:t xml:space="preserve"> i </w:t>
+      </w:r>
+      <m:oMath>
+        <m:r>
+          <w:rPr>
+            <w:rFonts w:ascii="Cambria Math" w:hAnsi="Cambria Math"/>
+          </w:rPr>
+          <m:t>j, k∈E</m:t>
+        </m:r>
+      </m:oMath>
+      <w:r>
+        <w:t>.</w:t>
+      </w:r>
+    </w:p>
+    <w:p>
+      <w:r>
+        <w:t xml:space="preserve">U ovom slučaju se </w:t>
+      </w:r>
+      <w:r>
+        <w:t xml:space="preserve">vrijeme skretanje </w:t>
+      </w:r>
+      <w:r>
+        <w:t xml:space="preserve">može dinamično računati </w:t>
+      </w:r>
+      <w:r>
+        <w:t>isto kao</w:t>
+      </w:r>
+      <w:r>
+        <w:t xml:space="preserve"> </w:t>
+      </w:r>
+      <w:r>
+        <w:t xml:space="preserve">vrijeme </w:t>
+      </w:r>
+      <w:r>
+        <w:t>putovanja</w:t>
+      </w:r>
+      <w:r>
+        <w:t xml:space="preserve"> u slučaju svojstva čvorova</w:t>
+      </w:r>
+      <w:r>
+        <w:t xml:space="preserve">, </w:t>
+      </w:r>
+      <w:r>
+        <w:t xml:space="preserve">također </w:t>
+      </w:r>
+      <w:r>
+        <w:t>uzimajući u obzir trenutno stanje prometa na križanju</w:t>
+      </w:r>
+      <w:r>
+        <w:t>.</w:t>
+      </w:r>
+      <w:r>
+        <w:t xml:space="preserve"> </w:t>
+      </w:r>
+      <w:r>
+        <w:t>Može se uočiti da ovakvo dinamično modeliranje vremena zadržavanja vozila unutar raskrižja može imati veliki utjecaj u slučaju dugog čekanja vozila za lijevo skretanje.</w:t>
+      </w:r>
+      <w:r>
+        <w:t xml:space="preserve"> Sada </w:t>
+      </w:r>
+      <w:r>
+        <w:lastRenderedPageBreak/>
+        <w:t xml:space="preserve">proširujemo </w:t>
+      </w:r>
+      <w:r>
+        <w:t xml:space="preserve">formule za izračun </w:t>
+      </w:r>
+      <w:r>
+        <w:t>funkcij</w:t>
+      </w:r>
+      <w:r>
+        <w:t>a</w:t>
+      </w:r>
+      <w:r>
+        <w:t xml:space="preserve"> cestovne udaljenosti </w:t>
+      </w:r>
+      <w:r>
+        <w:t>i vremena putovanja između čvorova:</w:t>
+      </w:r>
+    </w:p>
+    <w:p/>
+    <w:p>
+      <w:pPr>
+        <w:pStyle w:val="Heading3"/>
+      </w:pPr>
+      <w:r>
+        <w:t>Linijski graf</w:t>
+      </w:r>
+    </w:p>
+    <w:p>
+      <w:r>
+        <w:t xml:space="preserve">Alternativna definicija </w:t>
+      </w:r>
+    </w:p>
+    <w:p>
+      <w:pPr>
+        <w:pStyle w:val="Heading2"/>
+      </w:pPr>
+      <w:r>
+        <w:t>Alokacija vozila na stanice</w:t>
+      </w:r>
+    </w:p>
+    <w:p>
+      <w:r>
+        <w:t xml:space="preserve">Alokacija vozila </w:t>
+      </w:r>
+      <w:r>
+        <w:t xml:space="preserve">na stanice za punjenje </w:t>
+      </w:r>
+      <w:r>
+        <w:t xml:space="preserve">zaseban je problem </w:t>
+      </w:r>
+      <w:r>
+        <w:t>optimizacije po sebi, no za</w:t>
+      </w:r>
+      <w:r>
+        <w:t xml:space="preserve"> potrebe simulacije mora se odlučiti na određen</w:t>
+      </w:r>
+      <w:r>
+        <w:t>o pravilo ili metodu alokacije.</w:t>
+      </w:r>
+      <w:r>
+        <w:t xml:space="preserve"> Budući da rad analizira </w:t>
+      </w:r>
+      <w:r>
+        <w:t xml:space="preserve">mješoviti </w:t>
+      </w:r>
+      <w:r>
+        <w:t xml:space="preserve">autonomni promet metode se </w:t>
+      </w:r>
+      <w:r>
+        <w:t xml:space="preserve">generalno </w:t>
+      </w:r>
+      <w:r>
+        <w:t xml:space="preserve">mogu podijeliti na dvije </w:t>
+      </w:r>
+      <w:r>
+        <w:t xml:space="preserve">visoke </w:t>
+      </w:r>
+      <w:r>
+        <w:t>razine:</w:t>
+      </w:r>
+    </w:p>
+    <w:p>
+      <w:pPr>
+        <w:pStyle w:val="ListParagraph"/>
+        <w:numPr>
+          <w:ilvl w:val="0"/>
+          <w:numId w:val="30"/>
+        </w:numPr>
+      </w:pPr>
+      <w:r>
+        <w:t>Sebični odabir</w:t>
+      </w:r>
+    </w:p>
+    <w:p>
+      <w:pPr>
+        <w:pStyle w:val="ListParagraph"/>
+        <w:numPr>
+          <w:ilvl w:val="0"/>
+          <w:numId w:val="30"/>
+        </w:numPr>
+      </w:pPr>
+      <w:r>
+        <w:t>Centralizirani sustav</w:t>
+      </w:r>
+      <w:r>
+        <w:t xml:space="preserve"> alokacij</w:t>
+      </w:r>
+      <w:r>
+        <w:t>e</w:t>
+      </w:r>
+      <w:r>
+        <w:t xml:space="preserve"> vozila</w:t>
+      </w:r>
+    </w:p>
+    <w:p>
+      <w:r>
+        <w:t xml:space="preserve">Sebični odabir </w:t>
+      </w:r>
+      <w:r>
+        <w:t xml:space="preserve">modelira </w:t>
+      </w:r>
+      <w:r>
+        <w:t xml:space="preserve">konvencionalno upravljanje vozilom od strane ljudskog vozača ili operatera. Vozač nema informacije o samim stanicama osim njihovih lokacija, time i </w:t>
+      </w:r>
+      <w:r>
+        <w:t xml:space="preserve">cestovnu </w:t>
+      </w:r>
+      <w:r>
+        <w:t xml:space="preserve">udaljenost od svake stanice. </w:t>
+      </w:r>
+      <w:r>
+        <w:t xml:space="preserve">Stoga vozila u sklopu politike sebičnog odabira uzimaju u obzir samo </w:t>
+      </w:r>
+      <w:r>
+        <w:t xml:space="preserve">cestovnu </w:t>
+      </w:r>
+      <w:r>
+        <w:t xml:space="preserve">udaljenost </w:t>
+      </w:r>
+      <w:r>
+        <w:t>od</w:t>
+      </w:r>
+      <w:r>
+        <w:t xml:space="preserve"> svake od stanica i odlučuju po tome koja im je najbliža.</w:t>
+      </w:r>
+      <w:r>
+        <w:t xml:space="preserve"> </w:t>
+      </w:r>
+      <w:r>
+        <w:t xml:space="preserve">Također se modelira utjecaj znanja o potrebnom vremenu putovanja do stanice kao dodatni, dinamički utjecaj na sebični odabir, koji može teoretski modelirati </w:t>
+      </w:r>
+      <w:r>
+        <w:t>autonomno vozilo koje sadrži aktualne informacije o prometu no i dalje odlučuje sebično.</w:t>
+      </w:r>
+      <w:r>
+        <w:t xml:space="preserve"> Nasuprot tome politika centraliziranog sustava alokacije vozila na stanice modelira </w:t>
+      </w:r>
+      <w:r>
+        <w:t xml:space="preserve">potpunu </w:t>
+      </w:r>
+      <w:r>
+        <w:t xml:space="preserve">sustavnu kontrolu nad prometom od </w:t>
+      </w:r>
+      <w:r>
+        <w:t xml:space="preserve">dominantno </w:t>
+      </w:r>
+      <w:r>
+        <w:t>autonomni</w:t>
+      </w:r>
+      <w:r>
+        <w:t>h vozila.</w:t>
+      </w:r>
+      <w:r>
+        <w:t xml:space="preserve"> Vozilo </w:t>
+      </w:r>
+      <w:r>
+        <w:t xml:space="preserve">se </w:t>
+      </w:r>
+      <w:r>
+        <w:t xml:space="preserve">pri </w:t>
+      </w:r>
+      <w:r>
+        <w:t xml:space="preserve">detekciji potrebe za punjenjem javlja </w:t>
+      </w:r>
+      <w:r>
+        <w:t xml:space="preserve">sustavu koji zatim odlučuje o odabiru stanice </w:t>
+      </w:r>
+      <w:r>
+        <w:t xml:space="preserve">uzimajući u obzir i sebične faktore cestovne udaljenosti te vremena putovanja, i </w:t>
+      </w:r>
+      <w:r>
+        <w:t>znanje o trenutnim stanjima na stanicama.</w:t>
+      </w:r>
+      <w:r>
+        <w:t xml:space="preserve"> </w:t>
+      </w:r>
+      <w:r>
+        <w:t xml:space="preserve">Time sustav preferira jednoliku raspodjelu vozila po svim stanicama, čak i u slučajevima kada bi put vozila bio puno duži zbog </w:t>
+      </w:r>
+      <w:r>
+        <w:t>obilaska do stanice</w:t>
+      </w:r>
+      <w:r>
+        <w:t xml:space="preserve"> </w:t>
+      </w:r>
+      <w:r>
+        <w:t xml:space="preserve">ako je najbliža stanica </w:t>
+      </w:r>
+      <w:r>
+        <w:t>zauzeta</w:t>
+      </w:r>
+      <w:r>
+        <w:t>.</w:t>
+      </w:r>
+      <w:r>
+        <w:t xml:space="preserve"> </w:t>
+      </w:r>
+      <w:r>
+        <w:t xml:space="preserve">(Hibridna politika </w:t>
+      </w:r>
+      <w:r>
+        <w:t>miješanja korištenja politike sebičnog odabira i politike centraliziranog sustava nije analizirana u ovom radu.</w:t>
+      </w:r>
+      <w:r>
+        <w:t>)</w:t>
+      </w:r>
+    </w:p>
+    <w:p>
+      <w:r>
+        <w:t xml:space="preserve">Dosad su postignuti razni uspjesi u oba područja te se još duboko istražuju, te isto vrijedi i za kombinaciju oba slučaja, tj. za promet autonomnih električnih vozila. No uglavnom su </w:t>
+      </w:r>
+      <w:r>
+        <w:lastRenderedPageBreak/>
+        <w:t xml:space="preserve">samo analizirane simulacije gdje vozila sebično odabiru stanicu za punjenje nakon što centralizirani sustav optimalno postavi stanice za punjene [l, e]. </w:t>
+      </w:r>
+    </w:p>
+    <w:p>
+      <w:pPr>
+        <w:pStyle w:val="Heading2"/>
+      </w:pPr>
+      <w:bookmarkStart w:id="5" w:name="_Toc231597008"/>
+      <w:r>
+        <w:t>Sustav raspodjele stanica [X]</w:t>
+      </w:r>
+      <w:bookmarkEnd w:id="5"/>
+    </w:p>
+    <w:p>
+      <w:r>
+        <w:t xml:space="preserve">U dosadašnjoj literaturi </w:t>
+      </w:r>
+      <w:r>
+        <w:t xml:space="preserve">optimalne raspodjele stanica </w:t>
+      </w:r>
+      <w:r>
+        <w:t xml:space="preserve">većinom se uzima u obzir model </w:t>
+      </w:r>
+      <w:r>
+        <w:t xml:space="preserve">jednog sustava koji </w:t>
+      </w:r>
+      <w:r>
+        <w:t>analizom</w:t>
+      </w:r>
+      <w:r>
+        <w:t xml:space="preserve"> </w:t>
+      </w:r>
+      <w:r>
+        <w:t>prometne</w:t>
+      </w:r>
+      <w:r>
+        <w:t xml:space="preserve"> mreže i relevantnih podataka samo odlučuje o mjestima raspodjele stanica.</w:t>
+      </w:r>
+    </w:p>
+    <w:p>
+      <w:pPr>
+        <w:pStyle w:val="Heading4"/>
+      </w:pPr>
+      <w:r>
+        <w:t>Globalan</w:t>
+      </w:r>
+    </w:p>
+    <w:p>
+      <w:pPr>
+        <w:pStyle w:val="Heading4"/>
+      </w:pPr>
+      <w:r>
+        <w:t>Kompetitivan</w:t>
+      </w:r>
+    </w:p>
+    <w:p>
+      <w:r>
+        <w:t>No kada razmislimo o tome u kontekstu realnog svijeta, praktički je nemoguće staviti sva vozila cijelog svijeta pod jedan sustav, nego bi bilo više različitih sustava za upravljanje pojedinim regijama, koji bi onda bili različiti i time nejednako efektivni. Ista logika se može primijeniti i na same stanice za punjenje električnih vozila, današnje benzinske postaje nisu pod vlasti jedne već više različitih tvrtka sa drugačijim cijenama, te zato isto možemo očekivati i za buduće stanice za električna vozila. Time dolazimo do glavne ideje kojom se ovaj rad bavi, analiza razlika između centraliziranog i kompetitivne raspodjele električnih stanica, u slučaju autonomnog i sebičnog prometa. Korisnost ekonomske kompetitivnosti već je dobro istražena, kompetitivnost generalno poboljšava alokaciju resursa i smanjuje cijene, što bi bilo idealno u realnoj implementaciji raspodjele stanica za punjenje električnih vozila [a]. U radu su opisani spomenuti fundamentalni problemi i glavni problem optimizacije raspodjele stanica za punjenje električnih vozila te analizirane simulacije od par mogućih rješenja za svaki od opisanih slučaja.  …</w:t>
+      </w:r>
+    </w:p>
+    <w:p>
+      <w:pPr>
         <w:spacing w:before="0" w:after="160" w:line="278" w:lineRule="auto"/>
         <w:jc w:val="left"/>
-        <w:rPr>
-          <w:rFonts w:ascii="Arial" w:hAnsi="Arial" w:cs="Arial"/>
-          <w:sz w:val="28"/>
-        </w:rPr>
-      </w:pPr>
-    </w:p>
-    <w:p>
-      <w:pPr>
-        <w:pStyle w:val="Heading2"/>
-      </w:pPr>
-      <w:bookmarkStart w:id="5" w:name="_Toc231597003"/>
-      <w:r>
-        <w:t>Formulacija</w:t>
-      </w:r>
-      <w:r>
-        <w:t xml:space="preserve"> [X]</w:t>
-      </w:r>
-      <w:bookmarkEnd w:id="5"/>
-    </w:p>
-    <w:p/>
-    <w:p>
-      <w:pPr>
-        <w:pStyle w:val="Heading3"/>
-      </w:pPr>
-      <w:bookmarkStart w:id="6" w:name="_Toc231597004"/>
-      <w:r>
-        <w:rPr>
-          <w:i/>
-          <w:iCs/>
-        </w:rPr>
-        <w:t>K-</w:t>
-      </w:r>
-      <w:proofErr w:type="spellStart"/>
-      <w:r>
-        <w:rPr>
-          <w:i/>
-          <w:iCs/>
-        </w:rPr>
-        <w:t>means</w:t>
-      </w:r>
-      <w:proofErr w:type="spellEnd"/>
-      <w:r>
-        <w:t xml:space="preserve"> [X]</w:t>
-      </w:r>
-      <w:bookmarkEnd w:id="6"/>
+      </w:pPr>
     </w:p>
     <w:p/>
     <w:p/>
-    <w:p>
-      <w:pPr>
-        <w:pStyle w:val="Heading2"/>
-      </w:pPr>
-      <w:bookmarkStart w:id="7" w:name="_Toc231597005"/>
-      <w:r>
-        <w:t>Odabir rute</w:t>
-      </w:r>
-      <w:r>
-        <w:t xml:space="preserve"> [X]</w:t>
-      </w:r>
-      <w:bookmarkEnd w:id="7"/>
-    </w:p>
     <w:p/>
-    <w:p/>
-    <w:p>
-      <w:r>
-        <w:t>Dosad su postignuti razni uspjesi u oba područja te se još duboko istražuju, te isto vrijedi i za kombinaciju oba slučaja, tj. za promet autonomnih električnih vozila. No uglavnom su samo analizirane simulacije gdje vozila sebično odabiru stanicu za punjenje nakon što centralizirani sustav optimalno postavi stanice za punjene [</w:t>
-      </w:r>
-      <w:r>
-        <w:t>l, e</w:t>
-      </w:r>
-      <w:r>
-        <w:t xml:space="preserve">]. </w:t>
-      </w:r>
-    </w:p>
-    <w:p/>
-    <w:p/>
-    <w:p>
-      <w:pPr>
-        <w:pStyle w:val="Heading3"/>
-      </w:pPr>
-      <w:bookmarkStart w:id="8" w:name="_Toc231597006"/>
-      <w:r>
-        <w:t>Sebično</w:t>
-      </w:r>
-      <w:r>
-        <w:t xml:space="preserve"> [X]</w:t>
-      </w:r>
-      <w:bookmarkEnd w:id="8"/>
-    </w:p>
-    <w:p/>
-    <w:p>
-      <w:pPr>
-        <w:pStyle w:val="Heading3"/>
-      </w:pPr>
-      <w:bookmarkStart w:id="9" w:name="_Toc231597007"/>
-      <w:r>
-        <w:t>Centralizirano</w:t>
-      </w:r>
-      <w:r>
-        <w:t xml:space="preserve"> [X]</w:t>
-      </w:r>
-      <w:bookmarkEnd w:id="9"/>
-    </w:p>
-    <w:p/>
-    <w:p>
-      <w:pPr>
-        <w:pStyle w:val="Heading2"/>
-      </w:pPr>
-      <w:bookmarkStart w:id="10" w:name="_Toc231597008"/>
-      <w:r>
-        <w:lastRenderedPageBreak/>
-        <w:t>Raspodjela</w:t>
-      </w:r>
-      <w:r>
-        <w:t xml:space="preserve"> [X]</w:t>
-      </w:r>
-      <w:bookmarkEnd w:id="10"/>
-    </w:p>
-    <w:p/>
-    <w:p>
-      <w:pPr>
-        <w:pStyle w:val="Heading3"/>
-      </w:pPr>
-      <w:bookmarkStart w:id="11" w:name="_Toc231597009"/>
-      <w:r>
-        <w:t>Centraliziran</w:t>
-      </w:r>
-      <w:r>
-        <w:t xml:space="preserve"> [X]</w:t>
-      </w:r>
-      <w:bookmarkEnd w:id="11"/>
-    </w:p>
-    <w:p/>
-    <w:p>
-      <w:pPr>
-        <w:pStyle w:val="Heading3"/>
-      </w:pPr>
-      <w:bookmarkStart w:id="12" w:name="_Toc231597010"/>
-      <w:r>
-        <w:t>Kompetitivnost</w:t>
-      </w:r>
-      <w:r>
-        <w:t xml:space="preserve"> [X]</w:t>
-      </w:r>
-      <w:bookmarkEnd w:id="12"/>
-    </w:p>
-    <w:p>
-      <w:r>
-        <w:t>No kada razmislimo o tome u kontekstu realnog svijeta, praktički je nemoguće staviti sva vozila cijelog svijeta pod jedan sustav, nego bi bilo više različitih sustava za upravljanje pojedinim regijama, koji bi onda bili različiti i time nejednako efektivni. Ista logika se može primijeniti i na same stanice za punjenje električnih vozila, današnje benzinske postaje nisu pod vlasti jedne već više različitih tvrtka sa drugačijim cijenama, te zato isto možemo očekivati i za buduće stanice za električna vozila. Time dolazimo do glavne ideje kojom se ovaj rad bavi, analiza razlika između centraliziranog i kompetitivne raspodjele električnih stanica, u slučaju autonomnog i sebičnog prometa. Korisnost ekonomske kompetitivnosti već je dobro istražena, kompetitivnost generalno poboljšava alokaciju resursa i smanjuje cijene, što bi bilo idealno u realnoj implementaciji raspodjele stanica za punjenje električnih vozila [</w:t>
-      </w:r>
-      <w:r>
-        <w:t>a</w:t>
-      </w:r>
-      <w:r>
-        <w:t>]. U radu su opisani spomenuti fundamentalni problemi i glavni problem optimizacije raspodjele stanica za punjenje električnih vozila te analizirane simulacije od par mogućih rješenja za svaki od opisanih slučaja.  …</w:t>
-      </w:r>
-    </w:p>
-    <w:p/>
     <w:p>
       <w:pPr>
         <w:pStyle w:val="Heading1"/>
       </w:pPr>
-      <w:bookmarkStart w:id="13" w:name="_Toc231597011"/>
+      <w:bookmarkStart w:id="6" w:name="_Toc231597011"/>
       <w:r>
         <w:lastRenderedPageBreak/>
         <w:t>Implementacija</w:t>
@@ -4818,7 +6670,7 @@
       <w:r>
         <w:t>]</w:t>
       </w:r>
-      <w:bookmarkEnd w:id="13"/>
+      <w:bookmarkEnd w:id="6"/>
     </w:p>
     <w:p>
       <w:r>
@@ -5047,17 +6899,17 @@
       <w:pPr>
         <w:pStyle w:val="Heading2"/>
       </w:pPr>
-      <w:bookmarkStart w:id="14" w:name="_Toc231597012"/>
+      <w:bookmarkStart w:id="7" w:name="_Toc231597012"/>
       <w:r>
         <w:t>Alati</w:t>
       </w:r>
-      <w:bookmarkEnd w:id="14"/>
+      <w:bookmarkEnd w:id="7"/>
     </w:p>
     <w:p>
       <w:pPr>
         <w:pStyle w:val="Heading3"/>
       </w:pPr>
-      <w:bookmarkStart w:id="15" w:name="_Toc231597013"/>
+      <w:bookmarkStart w:id="8" w:name="_Toc231597013"/>
       <w:proofErr w:type="spellStart"/>
       <w:r>
         <w:rPr>
@@ -5081,7 +6933,7 @@
         </w:rPr>
         <w:t>SUMO</w:t>
       </w:r>
-      <w:bookmarkEnd w:id="15"/>
+      <w:bookmarkEnd w:id="8"/>
     </w:p>
     <w:p>
       <w:proofErr w:type="spellStart"/>
@@ -6007,6 +7859,17 @@
         <w:t xml:space="preserve"> poruka</w:t>
       </w:r>
       <w:r>
+        <w:t xml:space="preserve"> [</w:t>
+      </w:r>
+      <w:proofErr w:type="spellStart"/>
+      <w:r>
+        <w:t>tc</w:t>
+      </w:r>
+      <w:proofErr w:type="spellEnd"/>
+      <w:r>
+        <w:t>]</w:t>
+      </w:r>
+      <w:r>
         <w:t xml:space="preserve">. </w:t>
       </w:r>
       <w:r>
@@ -6053,7 +7916,7 @@
       <w:pPr>
         <w:pStyle w:val="Heading3"/>
       </w:pPr>
-      <w:bookmarkStart w:id="16" w:name="_Toc231597014"/>
+      <w:bookmarkStart w:id="9" w:name="_Toc231597014"/>
       <w:proofErr w:type="spellStart"/>
       <w:r>
         <w:t>Network</w:t>
@@ -6061,7 +7924,7 @@
       <w:r>
         <w:t>X</w:t>
       </w:r>
-      <w:bookmarkEnd w:id="16"/>
+      <w:bookmarkEnd w:id="9"/>
       <w:proofErr w:type="spellEnd"/>
     </w:p>
     <w:p>
@@ -6409,7 +8272,7 @@
       <w:pPr>
         <w:pStyle w:val="Heading3"/>
       </w:pPr>
-      <w:bookmarkStart w:id="17" w:name="_Toc231597015"/>
+      <w:bookmarkStart w:id="10" w:name="_Toc231597015"/>
       <w:proofErr w:type="spellStart"/>
       <w:r>
         <w:t>OpenStreetMaps</w:t>
@@ -6418,7 +8281,7 @@
       <w:r>
         <w:t xml:space="preserve"> [X]</w:t>
       </w:r>
-      <w:bookmarkEnd w:id="17"/>
+      <w:bookmarkEnd w:id="10"/>
     </w:p>
     <w:p>
       <w:proofErr w:type="spellStart"/>
@@ -6438,7 +8301,7 @@
       <w:pPr>
         <w:pStyle w:val="Heading2"/>
       </w:pPr>
-      <w:bookmarkStart w:id="18" w:name="_Toc231597016"/>
+      <w:bookmarkStart w:id="11" w:name="_Toc231597016"/>
       <w:r>
         <w:lastRenderedPageBreak/>
         <w:t>Pod-mreža stanice</w:t>
@@ -6446,7 +8309,7 @@
       <w:r>
         <w:t xml:space="preserve"> za punjenje vozila</w:t>
       </w:r>
-      <w:bookmarkEnd w:id="18"/>
+      <w:bookmarkEnd w:id="11"/>
     </w:p>
     <w:p>
       <w:r>
@@ -6884,14 +8747,14 @@
       <w:pPr>
         <w:pStyle w:val="Heading2"/>
       </w:pPr>
-      <w:bookmarkStart w:id="19" w:name="_Toc231597017"/>
+      <w:bookmarkStart w:id="12" w:name="_Toc231597017"/>
       <w:r>
         <w:t>Algoritmi</w:t>
       </w:r>
       <w:r>
         <w:t xml:space="preserve"> [X]</w:t>
       </w:r>
-      <w:bookmarkEnd w:id="19"/>
+      <w:bookmarkEnd w:id="12"/>
     </w:p>
     <w:p>
       <w:pPr>
@@ -6903,7 +8766,7 @@
       <w:pPr>
         <w:pStyle w:val="Heading2"/>
       </w:pPr>
-      <w:bookmarkStart w:id="20" w:name="_Toc231597018"/>
+      <w:bookmarkStart w:id="13" w:name="_Toc231597018"/>
       <w:r>
         <w:t>Graf</w:t>
       </w:r>
@@ -6916,7 +8779,10 @@
       <w:r>
         <w:t xml:space="preserve"> mreža</w:t>
       </w:r>
-      <w:bookmarkEnd w:id="20"/>
+      <w:bookmarkEnd w:id="13"/>
+      <w:r>
+        <w:t xml:space="preserve"> [X]</w:t>
+      </w:r>
       <w:r>
         <w:br w:type="page"/>
       </w:r>
@@ -6925,7 +8791,7 @@
       <w:pPr>
         <w:pStyle w:val="Heading1"/>
       </w:pPr>
-      <w:bookmarkStart w:id="21" w:name="_Toc231597019"/>
+      <w:bookmarkStart w:id="14" w:name="_Toc231597019"/>
       <w:r>
         <w:lastRenderedPageBreak/>
         <w:t>Rješenja</w:t>
@@ -6933,35 +8799,168 @@
       <w:r>
         <w:t xml:space="preserve"> [X]</w:t>
       </w:r>
-      <w:bookmarkEnd w:id="21"/>
+      <w:bookmarkEnd w:id="14"/>
     </w:p>
     <w:p/>
     <w:p>
       <w:pPr>
         <w:pStyle w:val="Heading2"/>
       </w:pPr>
-      <w:bookmarkStart w:id="22" w:name="_Toc231597020"/>
-      <w:r>
-        <w:t>Algoritmi</w:t>
+      <w:r>
+        <w:t>Model</w:t>
       </w:r>
       <w:r>
         <w:t xml:space="preserve"> [X]</w:t>
       </w:r>
-      <w:bookmarkEnd w:id="22"/>
     </w:p>
     <w:p/>
     <w:p>
       <w:pPr>
         <w:pStyle w:val="Heading2"/>
       </w:pPr>
-      <w:bookmarkStart w:id="23" w:name="_Toc231597021"/>
+      <w:r>
+        <w:t>Algorit</w:t>
+      </w:r>
+      <w:r>
+        <w:t>mi</w:t>
+      </w:r>
+      <w:r>
+        <w:t xml:space="preserve"> baziran na pokrivenosti mreže</w:t>
+      </w:r>
+      <w:r>
+        <w:t xml:space="preserve"> [~]</w:t>
+      </w:r>
+    </w:p>
+    <w:p>
+      <w:r>
+        <w:t xml:space="preserve">Za algoritamski pokušaj rješenja </w:t>
+      </w:r>
+      <w:r>
+        <w:t xml:space="preserve">zadanog </w:t>
+      </w:r>
+      <w:r>
+        <w:t xml:space="preserve">problema </w:t>
+      </w:r>
+      <w:r>
+        <w:t xml:space="preserve">i usporedbu rezultata sa postojećim metodama te kasnijim metodama </w:t>
+      </w:r>
+      <w:r>
+        <w:t>strojnog učenja razvijen</w:t>
+      </w:r>
+      <w:r>
+        <w:t>i</w:t>
+      </w:r>
+      <w:r>
+        <w:t xml:space="preserve"> </w:t>
+      </w:r>
+      <w:r>
+        <w:t>su</w:t>
+      </w:r>
+      <w:r>
+        <w:t xml:space="preserve"> algorit</w:t>
+      </w:r>
+      <w:r>
+        <w:t>m</w:t>
+      </w:r>
+      <w:r>
+        <w:t>i</w:t>
+      </w:r>
+      <w:r>
+        <w:t xml:space="preserve"> sa fokusom na pokrivenost mreže. </w:t>
+      </w:r>
+      <w:r>
+        <w:t xml:space="preserve">Glavna ideja je da </w:t>
+      </w:r>
+      <w:r>
+        <w:t>očekujemo da bi</w:t>
+      </w:r>
+      <w:r>
+        <w:t xml:space="preserve"> u idealnoj raspodjeli </w:t>
+      </w:r>
+      <w:r>
+        <w:t>stanice bile ravnomjerno raspoređene</w:t>
+      </w:r>
+      <w:r>
+        <w:t xml:space="preserve"> na način da bi svaka stanica bila udaljena od sljedeće najbliže stanice</w:t>
+      </w:r>
+      <w:r>
+        <w:t>, ili pogodnije od svake okolne stanice, za određenu maksimalnu udaljenost.</w:t>
+      </w:r>
+    </w:p>
+    <w:p>
+      <w:sdt>
+        <w:sdtPr>
+          <w:rPr>
+            <w:rFonts w:ascii="Cambria Math" w:hAnsi="Cambria Math"/>
+            <w:i/>
+          </w:rPr>
+          <w:id w:val="511179009"/>
+          <w:placeholder>
+            <w:docPart w:val="DefaultPlaceholder_2098659789"/>
+          </w:placeholder>
+          <w:temporary/>
+          <w:showingPlcHdr/>
+          <w:equation/>
+        </w:sdtPr>
+        <w:sdtContent>
+          <m:oMathPara>
+            <m:oMath>
+              <m:r>
+                <w:rPr>
+                  <w:rStyle w:val="PlaceholderText"/>
+                  <w:rFonts w:ascii="Cambria Math" w:hAnsi="Cambria Math"/>
+                  <w:lang w:val="en-GB"/>
+                </w:rPr>
+                <m:t>Type equation here.</m:t>
+              </m:r>
+            </m:oMath>
+          </m:oMathPara>
+        </w:sdtContent>
+      </w:sdt>
+    </w:p>
+    <w:p>
+      <w:r>
+        <w:t xml:space="preserve">Time bi mreža bila potpuno pokrivena za radijus </w:t>
+      </w:r>
+    </w:p>
+    <w:p>
+      <w:r>
+        <w:t xml:space="preserve">Razvijeno je par varijacija originalne ideje algoritma koje se mogu razlikovati po dva kriterija; </w:t>
+      </w:r>
+      <w:r>
+        <w:t xml:space="preserve">da li koriste samo statične podatke prometne mreže ili </w:t>
+      </w:r>
+      <w:r>
+        <w:t>koristi i</w:t>
+      </w:r>
+      <w:r>
+        <w:t xml:space="preserve"> dinamične</w:t>
+      </w:r>
+      <w:r>
+        <w:t>, aproksimirane</w:t>
+      </w:r>
+      <w:r>
+        <w:t xml:space="preserve"> podatke prazne simulacije</w:t>
+      </w:r>
+      <w:r>
+        <w:t xml:space="preserve"> te </w:t>
+      </w:r>
+      <w:r>
+        <w:t xml:space="preserve">da li </w:t>
+      </w:r>
+    </w:p>
+    <w:p>
+      <w:pPr>
+        <w:pStyle w:val="Heading2"/>
+      </w:pPr>
+      <w:bookmarkStart w:id="15" w:name="_Toc231597021"/>
       <w:r>
         <w:t>Strojno učenje</w:t>
       </w:r>
       <w:r>
         <w:t xml:space="preserve"> [X]</w:t>
       </w:r>
-      <w:bookmarkEnd w:id="23"/>
+      <w:bookmarkEnd w:id="15"/>
     </w:p>
     <w:p/>
     <w:p>
@@ -6971,7 +8970,7 @@
           <w:rFonts w:asciiTheme="majorHAnsi" w:hAnsiTheme="majorHAnsi"/>
         </w:rPr>
       </w:pPr>
-      <w:bookmarkStart w:id="24" w:name="_Toc231597022"/>
+      <w:bookmarkStart w:id="16" w:name="_Toc231597022"/>
       <w:r>
         <w:rPr>
           <w:rFonts w:asciiTheme="majorHAnsi" w:hAnsiTheme="majorHAnsi"/>
@@ -6981,7 +8980,7 @@
       <w:r>
         <w:t xml:space="preserve"> [X]</w:t>
       </w:r>
-      <w:bookmarkEnd w:id="24"/>
+      <w:bookmarkEnd w:id="16"/>
     </w:p>
     <w:p/>
     <w:p>
@@ -6993,7 +8992,7 @@
           <w:iCs/>
         </w:rPr>
       </w:pPr>
-      <w:bookmarkStart w:id="25" w:name="_Toc231597023"/>
+      <w:bookmarkStart w:id="17" w:name="_Toc231597023"/>
       <w:r>
         <w:rPr>
           <w:rFonts w:asciiTheme="majorHAnsi" w:hAnsiTheme="majorHAnsi"/>
@@ -7017,7 +9016,7 @@
       <w:r>
         <w:t xml:space="preserve"> [X]</w:t>
       </w:r>
-      <w:bookmarkEnd w:id="25"/>
+      <w:bookmarkEnd w:id="17"/>
     </w:p>
     <w:p>
       <w:r>
@@ -7028,7 +9027,7 @@
       <w:pPr>
         <w:pStyle w:val="Heading1"/>
       </w:pPr>
-      <w:bookmarkStart w:id="26" w:name="_Toc231597024"/>
+      <w:bookmarkStart w:id="18" w:name="_Toc231597024"/>
       <w:r>
         <w:lastRenderedPageBreak/>
         <w:t>Rezultati</w:t>
@@ -7036,7 +9035,7 @@
       <w:r>
         <w:t xml:space="preserve"> [X]</w:t>
       </w:r>
-      <w:bookmarkEnd w:id="26"/>
+      <w:bookmarkEnd w:id="18"/>
       <w:r>
         <w:br w:type="page"/>
       </w:r>
@@ -7049,7 +9048,7 @@
           <w:numId w:val="0"/>
         </w:numPr>
       </w:pPr>
-      <w:bookmarkStart w:id="27" w:name="_Toc231597025"/>
+      <w:bookmarkStart w:id="19" w:name="_Toc231597025"/>
       <w:r>
         <w:lastRenderedPageBreak/>
         <w:t>Zaključak</w:t>
@@ -7057,7 +9056,7 @@
       <w:r>
         <w:t xml:space="preserve"> [X]</w:t>
       </w:r>
-      <w:bookmarkEnd w:id="27"/>
+      <w:bookmarkEnd w:id="19"/>
     </w:p>
     <w:p>
       <w:pPr>
@@ -7084,12 +9083,12 @@
           <w:numId w:val="0"/>
         </w:numPr>
       </w:pPr>
-      <w:bookmarkStart w:id="28" w:name="_Toc231597026"/>
+      <w:bookmarkStart w:id="20" w:name="_Toc231597026"/>
       <w:r>
         <w:lastRenderedPageBreak/>
         <w:t>Literatura</w:t>
       </w:r>
-      <w:bookmarkEnd w:id="28"/>
+      <w:bookmarkEnd w:id="20"/>
     </w:p>
     <w:p>
       <w:pPr>
@@ -9336,6 +11335,237 @@
           <w:lang w:val="hr-HR"/>
         </w:rPr>
         <w:t>, str. 2575-2582</w:t>
+      </w:r>
+    </w:p>
+    <w:p>
+      <w:pPr>
+        <w:pStyle w:val="literatura"/>
+        <w:rPr>
+          <w:lang w:val="hr-HR"/>
+        </w:rPr>
+      </w:pPr>
+      <w:r>
+        <w:rPr>
+          <w:lang w:val="hr-HR"/>
+        </w:rPr>
+        <w:t>[</w:t>
+      </w:r>
+      <w:proofErr w:type="spellStart"/>
+      <w:r>
+        <w:rPr>
+          <w:lang w:val="hr-HR"/>
+        </w:rPr>
+        <w:t>tc</w:t>
+      </w:r>
+      <w:proofErr w:type="spellEnd"/>
+      <w:r>
+        <w:rPr>
+          <w:lang w:val="hr-HR"/>
+        </w:rPr>
+        <w:t>]</w:t>
+      </w:r>
+      <w:r>
+        <w:rPr>
+          <w:lang w:val="hr-HR"/>
+        </w:rPr>
+        <w:t xml:space="preserve"> </w:t>
+      </w:r>
+      <w:r>
+        <w:rPr>
+          <w:lang w:val="hr-HR"/>
+        </w:rPr>
+        <w:t xml:space="preserve">German </w:t>
+      </w:r>
+      <w:proofErr w:type="spellStart"/>
+      <w:r>
+        <w:rPr>
+          <w:lang w:val="hr-HR"/>
+        </w:rPr>
+        <w:t>Aerospace</w:t>
+      </w:r>
+      <w:proofErr w:type="spellEnd"/>
+      <w:r>
+        <w:rPr>
+          <w:lang w:val="hr-HR"/>
+        </w:rPr>
+        <w:t xml:space="preserve"> </w:t>
+      </w:r>
+      <w:proofErr w:type="spellStart"/>
+      <w:r>
+        <w:rPr>
+          <w:lang w:val="hr-HR"/>
+        </w:rPr>
+        <w:t>Center</w:t>
+      </w:r>
+      <w:proofErr w:type="spellEnd"/>
+      <w:r>
+        <w:rPr>
+          <w:lang w:val="hr-HR"/>
+        </w:rPr>
+        <w:t xml:space="preserve"> (DLR) </w:t>
+      </w:r>
+      <w:proofErr w:type="spellStart"/>
+      <w:r>
+        <w:rPr>
+          <w:lang w:val="hr-HR"/>
+        </w:rPr>
+        <w:t>et</w:t>
+      </w:r>
+      <w:proofErr w:type="spellEnd"/>
+      <w:r>
+        <w:rPr>
+          <w:lang w:val="hr-HR"/>
+        </w:rPr>
+        <w:t xml:space="preserve"> </w:t>
+      </w:r>
+      <w:proofErr w:type="spellStart"/>
+      <w:r>
+        <w:rPr>
+          <w:lang w:val="hr-HR"/>
+        </w:rPr>
+        <w:t>al</w:t>
+      </w:r>
+      <w:proofErr w:type="spellEnd"/>
+      <w:r>
+        <w:rPr>
+          <w:lang w:val="hr-HR"/>
+        </w:rPr>
+        <w:t>.</w:t>
+      </w:r>
+      <w:r>
+        <w:rPr>
+          <w:lang w:val="hr-HR"/>
+        </w:rPr>
+        <w:t xml:space="preserve">, </w:t>
+      </w:r>
+      <w:proofErr w:type="spellStart"/>
+      <w:r>
+        <w:rPr>
+          <w:i/>
+          <w:iCs/>
+          <w:lang w:val="hr-HR"/>
+        </w:rPr>
+        <w:t>TraCI</w:t>
+      </w:r>
+      <w:proofErr w:type="spellEnd"/>
+      <w:r>
+        <w:rPr>
+          <w:lang w:val="hr-HR"/>
+        </w:rPr>
+        <w:t>, (</w:t>
+      </w:r>
+      <w:r>
+        <w:rPr>
+          <w:lang w:val="hr-HR"/>
+        </w:rPr>
+        <w:t>2026</w:t>
+      </w:r>
+      <w:r>
+        <w:rPr>
+          <w:lang w:val="hr-HR"/>
+        </w:rPr>
+        <w:t>.</w:t>
+      </w:r>
+      <w:r>
+        <w:rPr>
+          <w:lang w:val="hr-HR"/>
+        </w:rPr>
+        <w:t xml:space="preserve">, </w:t>
+      </w:r>
+      <w:r>
+        <w:rPr>
+          <w:lang w:val="hr-HR"/>
+        </w:rPr>
+        <w:t>veljača)</w:t>
+      </w:r>
+      <w:r>
+        <w:rPr>
+          <w:lang w:val="hr-HR"/>
+        </w:rPr>
+        <w:t xml:space="preserve">.  </w:t>
+      </w:r>
+      <w:r>
+        <w:rPr>
+          <w:lang w:val="hr-HR"/>
+        </w:rPr>
+        <w:t>Poveznica</w:t>
+      </w:r>
+      <w:r>
+        <w:rPr>
+          <w:lang w:val="hr-HR"/>
+        </w:rPr>
+        <w:t>:</w:t>
+      </w:r>
+      <w:r>
+        <w:rPr>
+          <w:lang w:val="hr-HR"/>
+        </w:rPr>
+        <w:t xml:space="preserve"> </w:t>
+      </w:r>
+      <w:hyperlink r:id="rId8" w:history="1">
+        <w:r>
+          <w:rPr>
+            <w:rStyle w:val="Hyperlink"/>
+            <w:lang w:val="hr-HR"/>
+          </w:rPr>
+          <w:t>https://sumo.dlr.de/docs/TraCI/index.html</w:t>
+        </w:r>
+      </w:hyperlink>
+      <w:r>
+        <w:rPr>
+          <w:lang w:val="hr-HR"/>
+        </w:rPr>
+        <w:t xml:space="preserve">; </w:t>
+      </w:r>
+      <w:proofErr w:type="spellStart"/>
+      <w:r>
+        <w:rPr>
+          <w:lang w:val="hr-HR"/>
+        </w:rPr>
+        <w:t>pristupljeno</w:t>
+      </w:r>
+      <w:proofErr w:type="spellEnd"/>
+      <w:r>
+        <w:rPr>
+          <w:lang w:val="hr-HR"/>
+        </w:rPr>
+        <w:t xml:space="preserve"> </w:t>
+      </w:r>
+      <w:r>
+        <w:rPr>
+          <w:lang w:val="hr-HR"/>
+        </w:rPr>
+        <w:t>7</w:t>
+      </w:r>
+      <w:r>
+        <w:rPr>
+          <w:lang w:val="hr-HR"/>
+        </w:rPr>
+        <w:t>. l</w:t>
+      </w:r>
+      <w:r>
+        <w:rPr>
+          <w:lang w:val="hr-HR"/>
+        </w:rPr>
+        <w:t>ipnja</w:t>
+      </w:r>
+      <w:r>
+        <w:rPr>
+          <w:lang w:val="hr-HR"/>
+        </w:rPr>
+        <w:t xml:space="preserve"> 20</w:t>
+      </w:r>
+      <w:r>
+        <w:rPr>
+          <w:lang w:val="hr-HR"/>
+        </w:rPr>
+        <w:t>26</w:t>
+      </w:r>
+      <w:r>
+        <w:rPr>
+          <w:lang w:val="hr-HR"/>
+        </w:rPr>
+        <w:t>.</w:t>
       </w:r>
     </w:p>
     <w:p>
@@ -9959,7 +12189,7 @@
           <w:numId w:val="0"/>
         </w:numPr>
       </w:pPr>
-      <w:bookmarkStart w:id="29" w:name="_Toc231597027"/>
+      <w:bookmarkStart w:id="21" w:name="_Toc231597027"/>
       <w:r>
         <w:lastRenderedPageBreak/>
         <w:t>Sažetak</w:t>
@@ -9967,7 +12197,7 @@
       <w:r>
         <w:t xml:space="preserve"> [X]</w:t>
       </w:r>
-      <w:bookmarkEnd w:id="29"/>
+      <w:bookmarkEnd w:id="21"/>
     </w:p>
     <w:p>
       <w:r>
@@ -10004,7 +12234,7 @@
           <w:numId w:val="0"/>
         </w:numPr>
       </w:pPr>
-      <w:bookmarkStart w:id="30" w:name="_Toc231597028"/>
+      <w:bookmarkStart w:id="22" w:name="_Toc231597028"/>
       <w:r>
         <w:lastRenderedPageBreak/>
         <w:t>Summary</w:t>
@@ -10012,7 +12242,7 @@
       <w:r>
         <w:t xml:space="preserve"> [X]</w:t>
       </w:r>
-      <w:bookmarkEnd w:id="30"/>
+      <w:bookmarkEnd w:id="22"/>
     </w:p>
     <w:p>
       <w:r>
@@ -10052,12 +12282,12 @@
           <w:numId w:val="0"/>
         </w:numPr>
       </w:pPr>
-      <w:bookmarkStart w:id="31" w:name="_Toc231597029"/>
+      <w:bookmarkStart w:id="23" w:name="_Toc231597029"/>
       <w:r>
         <w:lastRenderedPageBreak/>
         <w:t>Skraćenice</w:t>
       </w:r>
-      <w:bookmarkEnd w:id="31"/>
+      <w:bookmarkEnd w:id="23"/>
     </w:p>
     <w:p>
       <w:r>
@@ -10187,14 +12417,14 @@
           <w:numId w:val="0"/>
         </w:numPr>
       </w:pPr>
-      <w:bookmarkStart w:id="32" w:name="_Toc23263744"/>
-      <w:bookmarkStart w:id="33" w:name="_Toc231597030"/>
+      <w:bookmarkStart w:id="24" w:name="_Toc23263744"/>
+      <w:bookmarkStart w:id="25" w:name="_Toc231597030"/>
       <w:r>
         <w:lastRenderedPageBreak/>
         <w:t>Privitak</w:t>
       </w:r>
-      <w:bookmarkEnd w:id="32"/>
-      <w:bookmarkEnd w:id="33"/>
+      <w:bookmarkEnd w:id="24"/>
+      <w:bookmarkEnd w:id="25"/>
     </w:p>
     <w:p>
       <w:r>
@@ -10731,6 +12961,95 @@
     </w:lvl>
   </w:abstractNum>
   <w:abstractNum w:abstractNumId="12" w15:restartNumberingAfterBreak="0">
+    <w:nsid w:val="1DBD096D"/>
+    <w:multiLevelType w:val="hybridMultilevel"/>
+    <w:tmpl w:val="0E6ECFA2"/>
+    <w:lvl w:ilvl="0" w:tplc="041A0011">
+      <w:start w:val="1"/>
+      <w:numFmt w:val="decimal"/>
+      <w:lvlText w:val="%1)"/>
+      <w:lvlJc w:val="left"/>
+      <w:pPr>
+        <w:ind w:left="720" w:hanging="360"/>
+      </w:pPr>
+      <w:rPr>
+        <w:rFonts w:hint="default"/>
+      </w:rPr>
+    </w:lvl>
+    <w:lvl w:ilvl="1" w:tplc="041A0019" w:tentative="1">
+      <w:start w:val="1"/>
+      <w:numFmt w:val="lowerLetter"/>
+      <w:lvlText w:val="%2."/>
+      <w:lvlJc w:val="left"/>
+      <w:pPr>
+        <w:ind w:left="1440" w:hanging="360"/>
+      </w:pPr>
+    </w:lvl>
+    <w:lvl w:ilvl="2" w:tplc="041A001B" w:tentative="1">
+      <w:start w:val="1"/>
+      <w:numFmt w:val="lowerRoman"/>
+      <w:lvlText w:val="%3."/>
+      <w:lvlJc w:val="right"/>
+      <w:pPr>
+        <w:ind w:left="2160" w:hanging="180"/>
+      </w:pPr>
+    </w:lvl>
+    <w:lvl w:ilvl="3" w:tplc="041A000F" w:tentative="1">
+      <w:start w:val="1"/>
+      <w:numFmt w:val="decimal"/>
+      <w:lvlText w:val="%4."/>
+      <w:lvlJc w:val="left"/>
+      <w:pPr>
+        <w:ind w:left="2880" w:hanging="360"/>
+      </w:pPr>
+    </w:lvl>
+    <w:lvl w:ilvl="4" w:tplc="041A0019" w:tentative="1">
+      <w:start w:val="1"/>
+      <w:numFmt w:val="lowerLetter"/>
+      <w:lvlText w:val="%5."/>
+      <w:lvlJc w:val="left"/>
+      <w:pPr>
+        <w:ind w:left="3600" w:hanging="360"/>
+      </w:pPr>
+    </w:lvl>
+    <w:lvl w:ilvl="5" w:tplc="041A001B" w:tentative="1">
+      <w:start w:val="1"/>
+      <w:numFmt w:val="lowerRoman"/>
+      <w:lvlText w:val="%6."/>
+      <w:lvlJc w:val="right"/>
+      <w:pPr>
+        <w:ind w:left="4320" w:hanging="180"/>
+      </w:pPr>
+    </w:lvl>
+    <w:lvl w:ilvl="6" w:tplc="041A000F" w:tentative="1">
+      <w:start w:val="1"/>
+      <w:numFmt w:val="decimal"/>
+      <w:lvlText w:val="%7."/>
+      <w:lvlJc w:val="left"/>
+      <w:pPr>
+        <w:ind w:left="5040" w:hanging="360"/>
+      </w:pPr>
+    </w:lvl>
+    <w:lvl w:ilvl="7" w:tplc="041A0019" w:tentative="1">
+      <w:start w:val="1"/>
+      <w:numFmt w:val="lowerLetter"/>
+      <w:lvlText w:val="%8."/>
+      <w:lvlJc w:val="left"/>
+      <w:pPr>
+        <w:ind w:left="5760" w:hanging="360"/>
+      </w:pPr>
+    </w:lvl>
+    <w:lvl w:ilvl="8" w:tplc="041A001B" w:tentative="1">
+      <w:start w:val="1"/>
+      <w:numFmt w:val="lowerRoman"/>
+      <w:lvlText w:val="%9."/>
+      <w:lvlJc w:val="right"/>
+      <w:pPr>
+        <w:ind w:left="6480" w:hanging="180"/>
+      </w:pPr>
+    </w:lvl>
+  </w:abstractNum>
+  <w:abstractNum w:abstractNumId="13" w15:restartNumberingAfterBreak="0">
     <w:nsid w:val="1FE01CB2"/>
     <w:multiLevelType w:val="hybridMultilevel"/>
     <w:tmpl w:val="26C82CEE"/>
@@ -10847,7 +13166,119 @@
       </w:pPr>
     </w:lvl>
   </w:abstractNum>
-  <w:abstractNum w:abstractNumId="13" w15:restartNumberingAfterBreak="0">
+  <w:abstractNum w:abstractNumId="14" w15:restartNumberingAfterBreak="0">
+    <w:nsid w:val="26234E23"/>
+    <w:multiLevelType w:val="hybridMultilevel"/>
+    <w:tmpl w:val="1FC64636"/>
+    <w:lvl w:ilvl="0" w:tplc="BDBAFE46">
+      <w:numFmt w:val="bullet"/>
+      <w:lvlText w:val="-"/>
+      <w:lvlJc w:val="left"/>
+      <w:pPr>
+        <w:ind w:left="720" w:hanging="360"/>
+      </w:pPr>
+      <w:rPr>
+        <w:rFonts w:ascii="Arial" w:eastAsia="Times New Roman" w:hAnsi="Arial" w:cs="Arial" w:hint="default"/>
+      </w:rPr>
+    </w:lvl>
+    <w:lvl w:ilvl="1" w:tplc="041A0003" w:tentative="1">
+      <w:start w:val="1"/>
+      <w:numFmt w:val="bullet"/>
+      <w:lvlText w:val="o"/>
+      <w:lvlJc w:val="left"/>
+      <w:pPr>
+        <w:ind w:left="1440" w:hanging="360"/>
+      </w:pPr>
+      <w:rPr>
+        <w:rFonts w:ascii="Courier New" w:hAnsi="Courier New" w:cs="Courier New" w:hint="default"/>
+      </w:rPr>
+    </w:lvl>
+    <w:lvl w:ilvl="2" w:tplc="041A0005" w:tentative="1">
+      <w:start w:val="1"/>
+      <w:numFmt w:val="bullet"/>
+      <w:lvlText w:val=""/>
+      <w:lvlJc w:val="left"/>
+      <w:pPr>
+        <w:ind w:left="2160" w:hanging="360"/>
+      </w:pPr>
+      <w:rPr>
+        <w:rFonts w:ascii="Wingdings" w:hAnsi="Wingdings" w:hint="default"/>
+      </w:rPr>
+    </w:lvl>
+    <w:lvl w:ilvl="3" w:tplc="041A0001" w:tentative="1">
+      <w:start w:val="1"/>
+      <w:numFmt w:val="bullet"/>
+      <w:lvlText w:val=""/>
+      <w:lvlJc w:val="left"/>
+      <w:pPr>
+        <w:ind w:left="2880" w:hanging="360"/>
+      </w:pPr>
+      <w:rPr>
+        <w:rFonts w:ascii="Symbol" w:hAnsi="Symbol" w:hint="default"/>
+      </w:rPr>
+    </w:lvl>
+    <w:lvl w:ilvl="4" w:tplc="041A0003" w:tentative="1">
+      <w:start w:val="1"/>
+      <w:numFmt w:val="bullet"/>
+      <w:lvlText w:val="o"/>
+      <w:lvlJc w:val="left"/>
+      <w:pPr>
+        <w:ind w:left="3600" w:hanging="360"/>
+      </w:pPr>
+      <w:rPr>
+        <w:rFonts w:ascii="Courier New" w:hAnsi="Courier New" w:cs="Courier New" w:hint="default"/>
+      </w:rPr>
+    </w:lvl>
+    <w:lvl w:ilvl="5" w:tplc="041A0005" w:tentative="1">
+      <w:start w:val="1"/>
+      <w:numFmt w:val="bullet"/>
+      <w:lvlText w:val=""/>
+      <w:lvlJc w:val="left"/>
+      <w:pPr>
+        <w:ind w:left="4320" w:hanging="360"/>
+      </w:pPr>
+      <w:rPr>
+        <w:rFonts w:ascii="Wingdings" w:hAnsi="Wingdings" w:hint="default"/>
+      </w:rPr>
+    </w:lvl>
+    <w:lvl w:ilvl="6" w:tplc="041A0001" w:tentative="1">
+      <w:start w:val="1"/>
+      <w:numFmt w:val="bullet"/>
+      <w:lvlText w:val=""/>
+      <w:lvlJc w:val="left"/>
+      <w:pPr>
+        <w:ind w:left="5040" w:hanging="360"/>
+      </w:pPr>
+      <w:rPr>
+        <w:rFonts w:ascii="Symbol" w:hAnsi="Symbol" w:hint="default"/>
+      </w:rPr>
+    </w:lvl>
+    <w:lvl w:ilvl="7" w:tplc="041A0003" w:tentative="1">
+      <w:start w:val="1"/>
+      <w:numFmt w:val="bullet"/>
+      <w:lvlText w:val="o"/>
+      <w:lvlJc w:val="left"/>
+      <w:pPr>
+        <w:ind w:left="5760" w:hanging="360"/>
+      </w:pPr>
+      <w:rPr>
+        <w:rFonts w:ascii="Courier New" w:hAnsi="Courier New" w:cs="Courier New" w:hint="default"/>
+      </w:rPr>
+    </w:lvl>
+    <w:lvl w:ilvl="8" w:tplc="041A0005" w:tentative="1">
+      <w:start w:val="1"/>
+      <w:numFmt w:val="bullet"/>
+      <w:lvlText w:val=""/>
+      <w:lvlJc w:val="left"/>
+      <w:pPr>
+        <w:ind w:left="6480" w:hanging="360"/>
+      </w:pPr>
+      <w:rPr>
+        <w:rFonts w:ascii="Wingdings" w:hAnsi="Wingdings" w:hint="default"/>
+      </w:rPr>
+    </w:lvl>
+  </w:abstractNum>
+  <w:abstractNum w:abstractNumId="15" w15:restartNumberingAfterBreak="0">
     <w:nsid w:val="3A7C6508"/>
     <w:multiLevelType w:val="hybridMultilevel"/>
     <w:tmpl w:val="3D7AF2BC"/>
@@ -10988,7 +13419,7 @@
       </w:rPr>
     </w:lvl>
   </w:abstractNum>
-  <w:abstractNum w:abstractNumId="14" w15:restartNumberingAfterBreak="0">
+  <w:abstractNum w:abstractNumId="16" w15:restartNumberingAfterBreak="0">
     <w:nsid w:val="3D187FFD"/>
     <w:multiLevelType w:val="hybridMultilevel"/>
     <w:tmpl w:val="1700A63E"/>
@@ -11105,7 +13536,96 @@
       </w:pPr>
     </w:lvl>
   </w:abstractNum>
-  <w:abstractNum w:abstractNumId="15" w15:restartNumberingAfterBreak="0">
+  <w:abstractNum w:abstractNumId="17" w15:restartNumberingAfterBreak="0">
+    <w:nsid w:val="3D471772"/>
+    <w:multiLevelType w:val="hybridMultilevel"/>
+    <w:tmpl w:val="0ADE52CE"/>
+    <w:lvl w:ilvl="0" w:tplc="33C80528">
+      <w:start w:val="1"/>
+      <w:numFmt w:val="decimal"/>
+      <w:lvlText w:val="%1.)"/>
+      <w:lvlJc w:val="left"/>
+      <w:pPr>
+        <w:ind w:left="720" w:hanging="360"/>
+      </w:pPr>
+      <w:rPr>
+        <w:rFonts w:hint="default"/>
+      </w:rPr>
+    </w:lvl>
+    <w:lvl w:ilvl="1" w:tplc="041A0019" w:tentative="1">
+      <w:start w:val="1"/>
+      <w:numFmt w:val="lowerLetter"/>
+      <w:lvlText w:val="%2."/>
+      <w:lvlJc w:val="left"/>
+      <w:pPr>
+        <w:ind w:left="1440" w:hanging="360"/>
+      </w:pPr>
+    </w:lvl>
+    <w:lvl w:ilvl="2" w:tplc="041A001B" w:tentative="1">
+      <w:start w:val="1"/>
+      <w:numFmt w:val="lowerRoman"/>
+      <w:lvlText w:val="%3."/>
+      <w:lvlJc w:val="right"/>
+      <w:pPr>
+        <w:ind w:left="2160" w:hanging="180"/>
+      </w:pPr>
+    </w:lvl>
+    <w:lvl w:ilvl="3" w:tplc="041A000F" w:tentative="1">
+      <w:start w:val="1"/>
+      <w:numFmt w:val="decimal"/>
+      <w:lvlText w:val="%4."/>
+      <w:lvlJc w:val="left"/>
+      <w:pPr>
+        <w:ind w:left="2880" w:hanging="360"/>
+      </w:pPr>
+    </w:lvl>
+    <w:lvl w:ilvl="4" w:tplc="041A0019" w:tentative="1">
+      <w:start w:val="1"/>
+      <w:numFmt w:val="lowerLetter"/>
+      <w:lvlText w:val="%5."/>
+      <w:lvlJc w:val="left"/>
+      <w:pPr>
+        <w:ind w:left="3600" w:hanging="360"/>
+      </w:pPr>
+    </w:lvl>
+    <w:lvl w:ilvl="5" w:tplc="041A001B" w:tentative="1">
+      <w:start w:val="1"/>
+      <w:numFmt w:val="lowerRoman"/>
+      <w:lvlText w:val="%6."/>
+      <w:lvlJc w:val="right"/>
+      <w:pPr>
+        <w:ind w:left="4320" w:hanging="180"/>
+      </w:pPr>
+    </w:lvl>
+    <w:lvl w:ilvl="6" w:tplc="041A000F" w:tentative="1">
+      <w:start w:val="1"/>
+      <w:numFmt w:val="decimal"/>
+      <w:lvlText w:val="%7."/>
+      <w:lvlJc w:val="left"/>
+      <w:pPr>
+        <w:ind w:left="5040" w:hanging="360"/>
+      </w:pPr>
+    </w:lvl>
+    <w:lvl w:ilvl="7" w:tplc="041A0019" w:tentative="1">
+      <w:start w:val="1"/>
+      <w:numFmt w:val="lowerLetter"/>
+      <w:lvlText w:val="%8."/>
+      <w:lvlJc w:val="left"/>
+      <w:pPr>
+        <w:ind w:left="5760" w:hanging="360"/>
+      </w:pPr>
+    </w:lvl>
+    <w:lvl w:ilvl="8" w:tplc="041A001B" w:tentative="1">
+      <w:start w:val="1"/>
+      <w:numFmt w:val="lowerRoman"/>
+      <w:lvlText w:val="%9."/>
+      <w:lvlJc w:val="right"/>
+      <w:pPr>
+        <w:ind w:left="6480" w:hanging="180"/>
+      </w:pPr>
+    </w:lvl>
+  </w:abstractNum>
+  <w:abstractNum w:abstractNumId="18" w15:restartNumberingAfterBreak="0">
     <w:nsid w:val="442D4280"/>
     <w:multiLevelType w:val="hybridMultilevel"/>
     <w:tmpl w:val="EF3C80DE"/>
@@ -11222,7 +13742,7 @@
       </w:pPr>
     </w:lvl>
   </w:abstractNum>
-  <w:abstractNum w:abstractNumId="16" w15:restartNumberingAfterBreak="0">
+  <w:abstractNum w:abstractNumId="19" w15:restartNumberingAfterBreak="0">
     <w:nsid w:val="52681E8E"/>
     <w:multiLevelType w:val="hybridMultilevel"/>
     <w:tmpl w:val="B8D8CC1C"/>
@@ -11339,7 +13859,7 @@
       </w:pPr>
     </w:lvl>
   </w:abstractNum>
-  <w:abstractNum w:abstractNumId="17" w15:restartNumberingAfterBreak="0">
+  <w:abstractNum w:abstractNumId="20" w15:restartNumberingAfterBreak="0">
     <w:nsid w:val="612C3267"/>
     <w:multiLevelType w:val="hybridMultilevel"/>
     <w:tmpl w:val="8AE63E00"/>
@@ -11456,7 +13976,7 @@
       </w:pPr>
     </w:lvl>
   </w:abstractNum>
-  <w:abstractNum w:abstractNumId="18" w15:restartNumberingAfterBreak="0">
+  <w:abstractNum w:abstractNumId="21" w15:restartNumberingAfterBreak="0">
     <w:nsid w:val="65A82A3D"/>
     <w:multiLevelType w:val="hybridMultilevel"/>
     <w:tmpl w:val="10CA8502"/>
@@ -11598,7 +14118,96 @@
       </w:rPr>
     </w:lvl>
   </w:abstractNum>
-  <w:abstractNum w:abstractNumId="19" w15:restartNumberingAfterBreak="0">
+  <w:abstractNum w:abstractNumId="22" w15:restartNumberingAfterBreak="0">
+    <w:nsid w:val="6D9A0015"/>
+    <w:multiLevelType w:val="hybridMultilevel"/>
+    <w:tmpl w:val="F438A3D6"/>
+    <w:lvl w:ilvl="0" w:tplc="041A0011">
+      <w:start w:val="1"/>
+      <w:numFmt w:val="decimal"/>
+      <w:lvlText w:val="%1)"/>
+      <w:lvlJc w:val="left"/>
+      <w:pPr>
+        <w:ind w:left="720" w:hanging="360"/>
+      </w:pPr>
+      <w:rPr>
+        <w:rFonts w:hint="default"/>
+      </w:rPr>
+    </w:lvl>
+    <w:lvl w:ilvl="1" w:tplc="041A0019" w:tentative="1">
+      <w:start w:val="1"/>
+      <w:numFmt w:val="lowerLetter"/>
+      <w:lvlText w:val="%2."/>
+      <w:lvlJc w:val="left"/>
+      <w:pPr>
+        <w:ind w:left="1440" w:hanging="360"/>
+      </w:pPr>
+    </w:lvl>
+    <w:lvl w:ilvl="2" w:tplc="041A001B" w:tentative="1">
+      <w:start w:val="1"/>
+      <w:numFmt w:val="lowerRoman"/>
+      <w:lvlText w:val="%3."/>
+      <w:lvlJc w:val="right"/>
+      <w:pPr>
+        <w:ind w:left="2160" w:hanging="180"/>
+      </w:pPr>
+    </w:lvl>
+    <w:lvl w:ilvl="3" w:tplc="041A000F" w:tentative="1">
+      <w:start w:val="1"/>
+      <w:numFmt w:val="decimal"/>
+      <w:lvlText w:val="%4."/>
+      <w:lvlJc w:val="left"/>
+      <w:pPr>
+        <w:ind w:left="2880" w:hanging="360"/>
+      </w:pPr>
+    </w:lvl>
+    <w:lvl w:ilvl="4" w:tplc="041A0019" w:tentative="1">
+      <w:start w:val="1"/>
+      <w:numFmt w:val="lowerLetter"/>
+      <w:lvlText w:val="%5."/>
+      <w:lvlJc w:val="left"/>
+      <w:pPr>
+        <w:ind w:left="3600" w:hanging="360"/>
+      </w:pPr>
+    </w:lvl>
+    <w:lvl w:ilvl="5" w:tplc="041A001B" w:tentative="1">
+      <w:start w:val="1"/>
+      <w:numFmt w:val="lowerRoman"/>
+      <w:lvlText w:val="%6."/>
+      <w:lvlJc w:val="right"/>
+      <w:pPr>
+        <w:ind w:left="4320" w:hanging="180"/>
+      </w:pPr>
+    </w:lvl>
+    <w:lvl w:ilvl="6" w:tplc="041A000F" w:tentative="1">
+      <w:start w:val="1"/>
+      <w:numFmt w:val="decimal"/>
+      <w:lvlText w:val="%7."/>
+      <w:lvlJc w:val="left"/>
+      <w:pPr>
+        <w:ind w:left="5040" w:hanging="360"/>
+      </w:pPr>
+    </w:lvl>
+    <w:lvl w:ilvl="7" w:tplc="041A0019" w:tentative="1">
+      <w:start w:val="1"/>
+      <w:numFmt w:val="lowerLetter"/>
+      <w:lvlText w:val="%8."/>
+      <w:lvlJc w:val="left"/>
+      <w:pPr>
+        <w:ind w:left="5760" w:hanging="360"/>
+      </w:pPr>
+    </w:lvl>
+    <w:lvl w:ilvl="8" w:tplc="041A001B" w:tentative="1">
+      <w:start w:val="1"/>
+      <w:numFmt w:val="lowerRoman"/>
+      <w:lvlText w:val="%9."/>
+      <w:lvlJc w:val="right"/>
+      <w:pPr>
+        <w:ind w:left="6480" w:hanging="180"/>
+      </w:pPr>
+    </w:lvl>
+  </w:abstractNum>
+  <w:abstractNum w:abstractNumId="23" w15:restartNumberingAfterBreak="0">
     <w:nsid w:val="74E12BE2"/>
     <w:multiLevelType w:val="hybridMultilevel"/>
     <w:tmpl w:val="21064370"/>
@@ -11710,7 +14319,7 @@
       </w:rPr>
     </w:lvl>
   </w:abstractNum>
-  <w:abstractNum w:abstractNumId="20" w15:restartNumberingAfterBreak="0">
+  <w:abstractNum w:abstractNumId="24" w15:restartNumberingAfterBreak="0">
     <w:nsid w:val="7C036316"/>
     <w:multiLevelType w:val="hybridMultilevel"/>
     <w:tmpl w:val="34BC95F8"/>
@@ -11824,22 +14433,22 @@
     </w:lvl>
   </w:abstractNum>
   <w:num w:numId="1" w16cid:durableId="607783406">
-    <w:abstractNumId w:val="18"/>
+    <w:abstractNumId w:val="21"/>
   </w:num>
   <w:num w:numId="2" w16cid:durableId="605117397">
-    <w:abstractNumId w:val="12"/>
+    <w:abstractNumId w:val="13"/>
   </w:num>
   <w:num w:numId="3" w16cid:durableId="1041326845">
-    <w:abstractNumId w:val="17"/>
+    <w:abstractNumId w:val="20"/>
   </w:num>
   <w:num w:numId="4" w16cid:durableId="1027676593">
-    <w:abstractNumId w:val="13"/>
+    <w:abstractNumId w:val="15"/>
   </w:num>
   <w:num w:numId="5" w16cid:durableId="1113331472">
-    <w:abstractNumId w:val="14"/>
+    <w:abstractNumId w:val="16"/>
   </w:num>
   <w:num w:numId="6" w16cid:durableId="25832664">
-    <w:abstractNumId w:val="15"/>
+    <w:abstractNumId w:val="18"/>
   </w:num>
   <w:num w:numId="7" w16cid:durableId="122385954">
     <w:abstractNumId w:val="10"/>
@@ -11869,7 +14478,7 @@
     <w:abstractNumId w:val="10"/>
   </w:num>
   <w:num w:numId="16" w16cid:durableId="846099962">
-    <w:abstractNumId w:val="16"/>
+    <w:abstractNumId w:val="19"/>
   </w:num>
   <w:num w:numId="17" w16cid:durableId="2073186412">
     <w:abstractNumId w:val="9"/>
@@ -11902,13 +14511,25 @@
     <w:abstractNumId w:val="0"/>
   </w:num>
   <w:num w:numId="27" w16cid:durableId="1291746167">
-    <w:abstractNumId w:val="19"/>
+    <w:abstractNumId w:val="23"/>
   </w:num>
   <w:num w:numId="28" w16cid:durableId="170068094">
-    <w:abstractNumId w:val="20"/>
+    <w:abstractNumId w:val="24"/>
   </w:num>
   <w:num w:numId="29" w16cid:durableId="18170894">
     <w:abstractNumId w:val="11"/>
+  </w:num>
+  <w:num w:numId="30" w16cid:durableId="827209807">
+    <w:abstractNumId w:val="14"/>
+  </w:num>
+  <w:num w:numId="31" w16cid:durableId="646470669">
+    <w:abstractNumId w:val="17"/>
+  </w:num>
+  <w:num w:numId="32" w16cid:durableId="309134225">
+    <w:abstractNumId w:val="12"/>
+  </w:num>
+  <w:num w:numId="33" w16cid:durableId="1024673592">
+    <w:abstractNumId w:val="22"/>
   </w:num>
 </w:numbering>
 </file>
@@ -13610,7 +16231,666 @@
       <w14:ligatures w14:val="none"/>
     </w:rPr>
   </w:style>
+  <w:style w:type="character" w:styleId="UnresolvedMention">
+    <w:name w:val="Unresolved Mention"/>
+    <w:basedOn w:val="DefaultParagraphFont"/>
+    <w:uiPriority w:val="99"/>
+    <w:semiHidden/>
+    <w:unhideWhenUsed/>
+    <w:rsid w:val="00690E4B"/>
+    <w:rPr>
+      <w:color w:val="605E5C"/>
+      <w:shd w:val="clear" w:color="auto" w:fill="E1DFDD"/>
+    </w:rPr>
+  </w:style>
+  <w:style w:type="character" w:styleId="PlaceholderText">
+    <w:name w:val="Placeholder Text"/>
+    <w:basedOn w:val="DefaultParagraphFont"/>
+    <w:uiPriority w:val="99"/>
+    <w:semiHidden/>
+    <w:rsid w:val="00DA7D13"/>
+    <w:rPr>
+      <w:color w:val="666666"/>
+    </w:rPr>
+  </w:style>
 </w:styles>
+</file>
+
+<file path=word/glossary/document.xml><?xml version="1.0" encoding="utf-8"?>
+<w:glossaryDocument xmlns:wpc="http://schemas.microsoft.com/office/word/2010/wordprocessingCanvas" xmlns:cx="http://schemas.microsoft.com/office/drawing/2014/chartex" xmlns:cx1="http://schemas.microsoft.com/office/drawing/2015/9/8/chartex" xmlns:cx2="http://schemas.microsoft.com/office/drawing/2015/10/21/chartex" xmlns:cx3="http://schemas.microsoft.com/office/drawing/2016/5/9/chartex" xmlns:cx4="http://schemas.microsoft.com/office/drawing/2016/5/10/chartex" xmlns:cx5="http://schemas.microsoft.com/office/drawing/2016/5/11/chartex" xmlns:cx6="http://schemas.microsoft.com/office/drawing/2016/5/12/chartex" xmlns:cx7="http://schemas.microsoft.com/office/drawing/2016/5/13/chartex" xmlns:cx8="http://schemas.microsoft.com/office/drawing/2016/5/14/chartex" xmlns:mc="http://schemas.openxmlformats.org/markup-compatibility/2006" xmlns:aink="http://schemas.microsoft.com/office/drawing/2016/ink" xmlns:am3d="http://schemas.microsoft.com/office/drawing/2017/model3d" xmlns:o="urn:schemas-microsoft-com:office:office" xmlns:oel="http://schemas.microsoft.com/office/2019/extlst" xmlns:r="http://schemas.openxmlformats.org/officeDocument/2006/relationships" xmlns:m="http://schemas.openxmlformats.org/officeDocument/2006/math" xmlns:v="urn:schemas-microsoft-com:vml" xmlns:wp14="http://schemas.microsoft.com/office/word/2010/wordprocessingDrawing" xmlns:wp="http://schemas.openxmlformats.org/drawingml/2006/wordprocessingDrawing" xmlns:w10="urn:schemas-microsoft-com:office:word" xmlns:w="http://schemas.openxmlformats.org/wordprocessingml/2006/main" xmlns:w14="http://schemas.microsoft.com/office/word/2010/wordml" xmlns:w15="http://schemas.microsoft.com/office/word/2012/wordml" xmlns:w16cex="http://schemas.microsoft.com/office/word/2018/wordml/cex" xmlns:w16cid="http://schemas.microsoft.com/office/word/2016/wordml/cid" xmlns:w16="http://schemas.microsoft.com/office/word/2018/wordml" xmlns:w16du="http://schemas.microsoft.com/office/word/2023/wordml/word16du" xmlns:w16sdtdh="http://schemas.microsoft.com/office/word/2020/wordml/sdtdatahash" xmlns:w16sdtfl="http://schemas.microsoft.com/office/word/2024/wordml/sdtformatlock" xmlns:w16se="http://schemas.microsoft.com/office/word/2015/wordml/symex" xmlns:wpg="http://schemas.microsoft.com/office/word/2010/wordprocessingGroup" xmlns:wpi="http://schemas.microsoft.com/office/word/2010/wordprocessingInk" xmlns:wne="http://schemas.microsoft.com/office/word/2006/wordml" xmlns:wps="http://schemas.microsoft.com/office/word/2010/wordprocessingShape" mc:Ignorable="w14 w15 w16se w16cid w16 w16cex w16sdtdh w16sdtfl w16du wp14">
+  <w:docParts>
+    <w:docPart>
+      <w:docPartPr>
+        <w:name w:val="DefaultPlaceholder_2098659789"/>
+        <w:category>
+          <w:name w:val="General"/>
+          <w:gallery w:val="placeholder"/>
+        </w:category>
+        <w:types>
+          <w:type w:val="bbPlcHdr"/>
+        </w:types>
+        <w:behaviors>
+          <w:behavior w:val="content"/>
+        </w:behaviors>
+        <w:guid w:val="{40A815C7-8AD5-4842-B7A2-4096BCBB4A03}"/>
+      </w:docPartPr>
+      <w:docPartBody>
+        <w:p>
+          <w:r>
+            <w:rPr>
+              <w:rStyle w:val="PlaceholderText"/>
+              <w:lang w:val="en-GB"/>
+            </w:rPr>
+            <w:t>Type equation here.</w:t>
+          </w:r>
+        </w:p>
+      </w:docPartBody>
+    </w:docPart>
+  </w:docParts>
+</w:glossaryDocument>
+</file>
+
+<file path=word/glossary/fontTable.xml><?xml version="1.0" encoding="utf-8"?>
+<w:fonts xmlns:mc="http://schemas.openxmlformats.org/markup-compatibility/2006" xmlns:r="http://schemas.openxmlformats.org/officeDocument/2006/relationships" xmlns:w="http://schemas.openxmlformats.org/wordprocessingml/2006/main" xmlns:w14="http://schemas.microsoft.com/office/word/2010/wordml" xmlns:w15="http://schemas.microsoft.com/office/word/2012/wordml" xmlns:w16cex="http://schemas.microsoft.com/office/word/2018/wordml/cex" xmlns:w16cid="http://schemas.microsoft.com/office/word/2016/wordml/cid" xmlns:w16="http://schemas.microsoft.com/office/word/2018/wordml" xmlns:w16du="http://schemas.microsoft.com/office/word/2023/wordml/word16du" xmlns:w16sdtdh="http://schemas.microsoft.com/office/word/2020/wordml/sdtdatahash" xmlns:w16sdtfl="http://schemas.microsoft.com/office/word/2024/wordml/sdtformatlock" xmlns:w16se="http://schemas.microsoft.com/office/word/2015/wordml/symex" mc:Ignorable="w14 w15 w16se w16cid w16 w16cex w16sdtdh w16sdtfl w16du">
+  <w:font w:name="Symbol">
+    <w:panose1 w:val="05050102010706020507"/>
+    <w:charset w:val="02"/>
+    <w:family w:val="roman"/>
+    <w:pitch w:val="variable"/>
+    <w:sig w:usb0="00000000" w:usb1="10000000" w:usb2="00000000" w:usb3="00000000" w:csb0="80000000" w:csb1="00000000"/>
+  </w:font>
+  <w:font w:name="Times New Roman">
+    <w:panose1 w:val="02020603050405020304"/>
+    <w:charset w:val="00"/>
+    <w:family w:val="roman"/>
+    <w:pitch w:val="variable"/>
+    <w:sig w:usb0="E0002EFF" w:usb1="C000785B" w:usb2="00000009" w:usb3="00000000" w:csb0="000001FF" w:csb1="00000000"/>
+  </w:font>
+  <w:font w:name="Courier New">
+    <w:panose1 w:val="02070309020205020404"/>
+    <w:charset w:val="00"/>
+    <w:family w:val="modern"/>
+    <w:pitch w:val="fixed"/>
+    <w:sig w:usb0="E0002EFF" w:usb1="C0007843" w:usb2="00000009" w:usb3="00000000" w:csb0="000001FF" w:csb1="00000000"/>
+  </w:font>
+  <w:font w:name="Wingdings">
+    <w:panose1 w:val="05000000000000000000"/>
+    <w:charset w:val="02"/>
+    <w:family w:val="auto"/>
+    <w:pitch w:val="variable"/>
+    <w:sig w:usb0="00000000" w:usb1="10000000" w:usb2="00000000" w:usb3="00000000" w:csb0="80000000" w:csb1="00000000"/>
+  </w:font>
+  <w:font w:name="Arial">
+    <w:panose1 w:val="020B0604020202020204"/>
+    <w:charset w:val="00"/>
+    <w:family w:val="swiss"/>
+    <w:pitch w:val="variable"/>
+    <w:sig w:usb0="E0002EFF" w:usb1="C000785B" w:usb2="00000009" w:usb3="00000000" w:csb0="000001FF" w:csb1="00000000"/>
+  </w:font>
+  <w:font w:name="Aptos">
+    <w:panose1 w:val="020B0004020202020204"/>
+    <w:charset w:val="EE"/>
+    <w:family w:val="swiss"/>
+    <w:pitch w:val="variable"/>
+    <w:sig w:usb0="20000287" w:usb1="00000003" w:usb2="00000000" w:usb3="00000000" w:csb0="0000019F" w:csb1="00000000"/>
+  </w:font>
+  <w:font w:name="Aptos Display">
+    <w:charset w:val="00"/>
+    <w:family w:val="swiss"/>
+    <w:pitch w:val="variable"/>
+    <w:sig w:usb0="20000287" w:usb1="00000003" w:usb2="00000000" w:usb3="00000000" w:csb0="0000019F" w:csb1="00000000"/>
+  </w:font>
+  <w:font w:name="Yu Gothic Light">
+    <w:altName w:val="游ゴシック Light"/>
+    <w:panose1 w:val="020B0300000000000000"/>
+    <w:charset w:val="80"/>
+    <w:family w:val="swiss"/>
+    <w:pitch w:val="variable"/>
+    <w:sig w:usb0="E00002FF" w:usb1="2AC7FDFF" w:usb2="00000016" w:usb3="00000000" w:csb0="0002009F" w:csb1="00000000"/>
+  </w:font>
+  <w:font w:name="Tahoma">
+    <w:panose1 w:val="020B0604030504040204"/>
+    <w:charset w:val="EE"/>
+    <w:family w:val="swiss"/>
+    <w:pitch w:val="variable"/>
+    <w:sig w:usb0="E1002EFF" w:usb1="C000605B" w:usb2="00000029" w:usb3="00000000" w:csb0="000101FF" w:csb1="00000000"/>
+  </w:font>
+  <w:font w:name="TimesNewRomanPSMT">
+    <w:altName w:val="Times New Roman"/>
+    <w:panose1 w:val="00000000000000000000"/>
+    <w:charset w:val="00"/>
+    <w:family w:val="roman"/>
+    <w:notTrueType/>
+    <w:pitch w:val="default"/>
+  </w:font>
+  <w:font w:name="TimesNewRomanPS-BoldMT">
+    <w:altName w:val="Times New Roman"/>
+    <w:panose1 w:val="00000000000000000000"/>
+    <w:charset w:val="00"/>
+    <w:family w:val="roman"/>
+    <w:notTrueType/>
+    <w:pitch w:val="default"/>
+  </w:font>
+  <w:font w:name="Yu Mincho">
+    <w:altName w:val="游明朝"/>
+    <w:panose1 w:val="02020400000000000000"/>
+    <w:charset w:val="80"/>
+    <w:family w:val="roman"/>
+    <w:pitch w:val="variable"/>
+    <w:sig w:usb0="800002E7" w:usb1="2AC7FCFF" w:usb2="00000012" w:usb3="00000000" w:csb0="0002009F" w:csb1="00000000"/>
+  </w:font>
+  <w:font w:name="Consolas">
+    <w:panose1 w:val="020B0609020204030204"/>
+    <w:charset w:val="EE"/>
+    <w:family w:val="modern"/>
+    <w:pitch w:val="fixed"/>
+    <w:sig w:usb0="E00006FF" w:usb1="0000FCFF" w:usb2="00000001" w:usb3="00000000" w:csb0="0000019F" w:csb1="00000000"/>
+  </w:font>
+  <w:font w:name="Calibri">
+    <w:panose1 w:val="020F0502020204030204"/>
+    <w:charset w:val="EE"/>
+    <w:family w:val="swiss"/>
+    <w:pitch w:val="variable"/>
+    <w:sig w:usb0="E4002EFF" w:usb1="C200247B" w:usb2="00000009" w:usb3="00000000" w:csb0="000001FF" w:csb1="00000000"/>
+  </w:font>
+  <w:font w:name="Cambria Math">
+    <w:panose1 w:val="02040503050406030204"/>
+    <w:charset w:val="EE"/>
+    <w:family w:val="roman"/>
+    <w:pitch w:val="variable"/>
+    <w:sig w:usb0="E00006FF" w:usb1="420024FF" w:usb2="02000000" w:usb3="00000000" w:csb0="0000019F" w:csb1="00000000"/>
+  </w:font>
+</w:fonts>
+</file>
+
+<file path=word/glossary/settings.xml><?xml version="1.0" encoding="utf-8"?>
+<w:settings xmlns:mc="http://schemas.openxmlformats.org/markup-compatibility/2006" xmlns:o="urn:schemas-microsoft-com:office:office" xmlns:r="http://schemas.openxmlformats.org/officeDocument/2006/relationships" xmlns:m="http://schemas.openxmlformats.org/officeDocument/2006/math" xmlns:v="urn:schemas-microsoft-com:vml" xmlns:w10="urn:schemas-microsoft-com:office:word" xmlns:w="http://schemas.openxmlformats.org/wordprocessingml/2006/main" xmlns:w14="http://schemas.microsoft.com/office/word/2010/wordml" xmlns:w15="http://schemas.microsoft.com/office/word/2012/wordml" xmlns:w16cex="http://schemas.microsoft.com/office/word/2018/wordml/cex" xmlns:w16cid="http://schemas.microsoft.com/office/word/2016/wordml/cid" xmlns:w16="http://schemas.microsoft.com/office/word/2018/wordml" xmlns:w16du="http://schemas.microsoft.com/office/word/2023/wordml/word16du" xmlns:w16sdtdh="http://schemas.microsoft.com/office/word/2020/wordml/sdtdatahash" xmlns:w16sdtfl="http://schemas.microsoft.com/office/word/2024/wordml/sdtformatlock" xmlns:w16se="http://schemas.microsoft.com/office/word/2015/wordml/symex" xmlns:sl="http://schemas.openxmlformats.org/schemaLibrary/2006/main" mc:Ignorable="w14 w15 w16se w16cid w16 w16cex w16sdtdh w16sdtfl w16du">
+  <w:view w:val="normal"/>
+  <w:defaultTabStop w:val="708"/>
+  <w:hyphenationZone w:val="425"/>
+  <w:characterSpacingControl w:val="doNotCompress"/>
+  <w:compat>
+    <w:useFELayout/>
+    <w:compatSetting w:name="compatibilityMode" w:uri="http://schemas.microsoft.com/office/word" w:val="15"/>
+    <w:compatSetting w:name="overrideTableStyleFontSizeAndJustification" w:uri="http://schemas.microsoft.com/office/word" w:val="1"/>
+    <w:compatSetting w:name="enableOpenTypeFeatures" w:uri="http://schemas.microsoft.com/office/word" w:val="1"/>
+    <w:compatSetting w:name="doNotFlipMirrorIndents" w:uri="http://schemas.microsoft.com/office/word" w:val="1"/>
+    <w:compatSetting w:name="differentiateMultirowTableHeaders" w:uri="http://schemas.microsoft.com/office/word" w:val="1"/>
+    <w:compatSetting w:name="useWord2013TrackBottomHyphenation" w:uri="http://schemas.microsoft.com/office/word" w:val="0"/>
+  </w:compat>
+  <w:rsids>
+    <w:rsidRoot w:val="0002219C"/>
+    <w:rsid w:val="0002219C"/>
+    <w:rsid w:val="006E5883"/>
+    <w:rsid w:val="00A6051C"/>
+  </w:rsids>
+  <m:mathPr>
+    <m:mathFont m:val="Cambria Math"/>
+    <m:brkBin m:val="before"/>
+    <m:brkBinSub m:val="--"/>
+    <m:smallFrac m:val="0"/>
+    <m:dispDef/>
+    <m:lMargin m:val="0"/>
+    <m:rMargin m:val="0"/>
+    <m:defJc m:val="centerGroup"/>
+    <m:wrapIndent m:val="1440"/>
+    <m:intLim m:val="subSup"/>
+    <m:naryLim m:val="undOvr"/>
+  </m:mathPr>
+  <w:themeFontLang w:val="hr-HR" w:eastAsia="ja-JP"/>
+  <w:clrSchemeMapping w:bg1="light1" w:t1="dark1" w:bg2="light2" w:t2="dark2" w:accent1="accent1" w:accent2="accent2" w:accent3="accent3" w:accent4="accent4" w:accent5="accent5" w:accent6="accent6" w:hyperlink="hyperlink" w:followedHyperlink="followedHyperlink"/>
+  <w:decimalSymbol w:val="."/>
+  <w:listSeparator w:val=","/>
+  <w15:chartTrackingRefBased/>
+</w:settings>
+</file>
+
+<file path=word/glossary/styles.xml><?xml version="1.0" encoding="utf-8"?>
+<w:styles xmlns:mc="http://schemas.openxmlformats.org/markup-compatibility/2006" xmlns:r="http://schemas.openxmlformats.org/officeDocument/2006/relationships" xmlns:w="http://schemas.openxmlformats.org/wordprocessingml/2006/main" xmlns:w14="http://schemas.microsoft.com/office/word/2010/wordml" xmlns:w15="http://schemas.microsoft.com/office/word/2012/wordml" xmlns:w16cex="http://schemas.microsoft.com/office/word/2018/wordml/cex" xmlns:w16cid="http://schemas.microsoft.com/office/word/2016/wordml/cid" xmlns:w16="http://schemas.microsoft.com/office/word/2018/wordml" xmlns:w16du="http://schemas.microsoft.com/office/word/2023/wordml/word16du" xmlns:w16sdtdh="http://schemas.microsoft.com/office/word/2020/wordml/sdtdatahash" xmlns:w16sdtfl="http://schemas.microsoft.com/office/word/2024/wordml/sdtformatlock" xmlns:w16se="http://schemas.microsoft.com/office/word/2015/wordml/symex" mc:Ignorable="w14 w15 w16se w16cid w16 w16cex w16sdtdh w16sdtfl w16du">
+  <w:docDefaults>
+    <w:rPrDefault>
+      <w:rPr>
+        <w:rFonts w:asciiTheme="minorHAnsi" w:eastAsiaTheme="minorEastAsia" w:hAnsiTheme="minorHAnsi" w:cstheme="minorBidi"/>
+        <w:kern w:val="2"/>
+        <w:sz w:val="24"/>
+        <w:szCs w:val="24"/>
+        <w:lang w:val="hr-HR" w:eastAsia="ja-JP" w:bidi="ar-SA"/>
+        <w14:ligatures w14:val="standardContextual"/>
+      </w:rPr>
+    </w:rPrDefault>
+    <w:pPrDefault>
+      <w:pPr>
+        <w:spacing w:after="160" w:line="278" w:lineRule="auto"/>
+      </w:pPr>
+    </w:pPrDefault>
+  </w:docDefaults>
+  <w:latentStyles w:defLockedState="0" w:defUIPriority="99" w:defSemiHidden="0" w:defUnhideWhenUsed="0" w:defQFormat="0" w:count="376">
+    <w:lsdException w:name="Normal" w:uiPriority="0" w:qFormat="1"/>
+    <w:lsdException w:name="heading 1" w:uiPriority="9" w:qFormat="1"/>
+    <w:lsdException w:name="heading 2" w:semiHidden="1" w:uiPriority="9" w:unhideWhenUsed="1" w:qFormat="1"/>
+    <w:lsdException w:name="heading 3" w:semiHidden="1" w:uiPriority="9" w:unhideWhenUsed="1" w:qFormat="1"/>
+    <w:lsdException w:name="heading 4" w:semiHidden="1" w:uiPriority="9" w:unhideWhenUsed="1" w:qFormat="1"/>
+    <w:lsdException w:name="heading 5" w:semiHidden="1" w:uiPriority="9" w:unhideWhenUsed="1" w:qFormat="1"/>
+    <w:lsdException w:name="heading 6" w:semiHidden="1" w:uiPriority="9" w:unhideWhenUsed="1" w:qFormat="1"/>
+    <w:lsdException w:name="heading 7" w:semiHidden="1" w:uiPriority="9" w:unhideWhenUsed="1" w:qFormat="1"/>
+    <w:lsdException w:name="heading 8" w:semiHidden="1" w:uiPriority="9" w:unhideWhenUsed="1" w:qFormat="1"/>
+    <w:lsdException w:name="heading 9" w:semiHidden="1" w:uiPriority="9" w:unhideWhenUsed="1" w:qFormat="1"/>
+    <w:lsdException w:name="index 1" w:semiHidden="1" w:unhideWhenUsed="1"/>
+    <w:lsdException w:name="index 2" w:semiHidden="1" w:unhideWhenUsed="1"/>
+    <w:lsdException w:name="index 3" w:semiHidden="1" w:unhideWhenUsed="1"/>
+    <w:lsdException w:name="index 4" w:semiHidden="1" w:unhideWhenUsed="1"/>
+    <w:lsdException w:name="index 5" w:semiHidden="1" w:unhideWhenUsed="1"/>
+    <w:lsdException w:name="index 6" w:semiHidden="1" w:unhideWhenUsed="1"/>
+    <w:lsdException w:name="index 7" w:semiHidden="1" w:unhideWhenUsed="1"/>
+    <w:lsdException w:name="index 8" w:semiHidden="1" w:unhideWhenUsed="1"/>
+    <w:lsdException w:name="index 9" w:semiHidden="1" w:unhideWhenUsed="1"/>
+    <w:lsdException w:name="toc 1" w:semiHidden="1" w:uiPriority="39" w:unhideWhenUsed="1"/>
+    <w:lsdException w:name="toc 2" w:semiHidden="1" w:uiPriority="39" w:unhideWhenUsed="1"/>
+    <w:lsdException w:name="toc 3" w:semiHidden="1" w:uiPriority="39" w:unhideWhenUsed="1"/>
+    <w:lsdException w:name="toc 4" w:semiHidden="1" w:uiPriority="39" w:unhideWhenUsed="1"/>
+    <w:lsdException w:name="toc 5" w:semiHidden="1" w:uiPriority="39" w:unhideWhenUsed="1"/>
+    <w:lsdException w:name="toc 6" w:semiHidden="1" w:uiPriority="39" w:unhideWhenUsed="1"/>
+    <w:lsdException w:name="toc 7" w:semiHidden="1" w:uiPriority="39" w:unhideWhenUsed="1"/>
+    <w:lsdException w:name="toc 8" w:semiHidden="1" w:uiPriority="39" w:unhideWhenUsed="1"/>
+    <w:lsdException w:name="toc 9" w:semiHidden="1" w:uiPriority="39" w:unhideWhenUsed="1"/>
+    <w:lsdException w:name="Normal Indent" w:semiHidden="1" w:unhideWhenUsed="1"/>
+    <w:lsdException w:name="footnote text" w:semiHidden="1" w:unhideWhenUsed="1"/>
+    <w:lsdException w:name="annotation text" w:semiHidden="1" w:unhideWhenUsed="1"/>
+    <w:lsdException w:name="header" w:semiHidden="1" w:unhideWhenUsed="1"/>
+    <w:lsdException w:name="footer" w:semiHidden="1" w:unhideWhenUsed="1"/>
+    <w:lsdException w:name="index heading" w:semiHidden="1" w:unhideWhenUsed="1"/>
+    <w:lsdException w:name="caption" w:semiHidden="1" w:uiPriority="35" w:unhideWhenUsed="1" w:qFormat="1"/>
+    <w:lsdException w:name="table of figures" w:semiHidden="1" w:unhideWhenUsed="1"/>
+    <w:lsdException w:name="envelope address" w:semiHidden="1" w:unhideWhenUsed="1"/>
+    <w:lsdException w:name="envelope return" w:semiHidden="1" w:unhideWhenUsed="1"/>
+    <w:lsdException w:name="footnote reference" w:semiHidden="1" w:unhideWhenUsed="1"/>
+    <w:lsdException w:name="annotation reference" w:semiHidden="1" w:unhideWhenUsed="1"/>
+    <w:lsdException w:name="line number" w:semiHidden="1" w:unhideWhenUsed="1"/>
+    <w:lsdException w:name="page number" w:semiHidden="1" w:unhideWhenUsed="1"/>
+    <w:lsdException w:name="endnote reference" w:semiHidden="1" w:unhideWhenUsed="1"/>
+    <w:lsdException w:name="endnote text" w:semiHidden="1" w:unhideWhenUsed="1"/>
+    <w:lsdException w:name="table of authorities" w:semiHidden="1" w:unhideWhenUsed="1"/>
+    <w:lsdException w:name="macro" w:semiHidden="1" w:unhideWhenUsed="1"/>
+    <w:lsdException w:name="toa heading" w:semiHidden="1" w:unhideWhenUsed="1"/>
+    <w:lsdException w:name="List" w:semiHidden="1" w:unhideWhenUsed="1"/>
+    <w:lsdException w:name="List Bullet" w:semiHidden="1" w:unhideWhenUsed="1"/>
+    <w:lsdException w:name="List Number" w:semiHidden="1" w:unhideWhenUsed="1"/>
+    <w:lsdException w:name="List 2" w:semiHidden="1" w:unhideWhenUsed="1"/>
+    <w:lsdException w:name="List 3" w:semiHidden="1" w:unhideWhenUsed="1"/>
+    <w:lsdException w:name="List 4" w:semiHidden="1" w:unhideWhenUsed="1"/>
+    <w:lsdException w:name="List 5" w:semiHidden="1" w:unhideWhenUsed="1"/>
+    <w:lsdException w:name="List Bullet 2" w:semiHidden="1" w:unhideWhenUsed="1"/>
+    <w:lsdException w:name="List Bullet 3" w:semiHidden="1" w:unhideWhenUsed="1"/>
+    <w:lsdException w:name="List Bullet 4" w:semiHidden="1" w:unhideWhenUsed="1"/>
+    <w:lsdException w:name="List Bullet 5" w:semiHidden="1" w:unhideWhenUsed="1"/>
+    <w:lsdException w:name="List Number 2" w:semiHidden="1" w:unhideWhenUsed="1"/>
+    <w:lsdException w:name="List Number 3" w:semiHidden="1" w:unhideWhenUsed="1"/>
+    <w:lsdException w:name="List Number 4" w:semiHidden="1" w:unhideWhenUsed="1"/>
+    <w:lsdException w:name="List Number 5" w:semiHidden="1" w:unhideWhenUsed="1"/>
+    <w:lsdException w:name="Title" w:uiPriority="10" w:qFormat="1"/>
+    <w:lsdException w:name="Closing" w:semiHidden="1" w:unhideWhenUsed="1"/>
+    <w:lsdException w:name="Signature" w:semiHidden="1" w:unhideWhenUsed="1"/>
+    <w:lsdException w:name="Default Paragraph Font" w:semiHidden="1" w:uiPriority="1" w:unhideWhenUsed="1"/>
+    <w:lsdException w:name="Body Text" w:semiHidden="1" w:unhideWhenUsed="1"/>
+    <w:lsdException w:name="Body Text Indent" w:semiHidden="1" w:unhideWhenUsed="1"/>
+    <w:lsdException w:name="List Continue" w:semiHidden="1" w:unhideWhenUsed="1"/>
+    <w:lsdException w:name="List Continue 2" w:semiHidden="1" w:unhideWhenUsed="1"/>
+    <w:lsdException w:name="List Continue 3" w:semiHidden="1" w:unhideWhenUsed="1"/>
+    <w:lsdException w:name="List Continue 4" w:semiHidden="1" w:unhideWhenUsed="1"/>
+    <w:lsdException w:name="List Continue 5" w:semiHidden="1" w:unhideWhenUsed="1"/>
+    <w:lsdException w:name="Message Header" w:semiHidden="1" w:unhideWhenUsed="1"/>
+    <w:lsdException w:name="Subtitle" w:uiPriority="11" w:qFormat="1"/>
+    <w:lsdException w:name="Salutation" w:semiHidden="1" w:unhideWhenUsed="1"/>
+    <w:lsdException w:name="Date" w:semiHidden="1" w:unhideWhenUsed="1"/>
+    <w:lsdException w:name="Body Text First Indent" w:semiHidden="1" w:unhideWhenUsed="1"/>
+    <w:lsdException w:name="Body Text First Indent 2" w:semiHidden="1" w:unhideWhenUsed="1"/>
+    <w:lsdException w:name="Note Heading" w:semiHidden="1" w:unhideWhenUsed="1"/>
+    <w:lsdException w:name="Body Text 2" w:semiHidden="1" w:unhideWhenUsed="1"/>
+    <w:lsdException w:name="Body Text 3" w:semiHidden="1" w:unhideWhenUsed="1"/>
+    <w:lsdException w:name="Body Text Indent 2" w:semiHidden="1" w:unhideWhenUsed="1"/>
+    <w:lsdException w:name="Body Text Indent 3" w:semiHidden="1" w:unhideWhenUsed="1"/>
+    <w:lsdException w:name="Block Text" w:semiHidden="1" w:unhideWhenUsed="1"/>
+    <w:lsdException w:name="Hyperlink" w:semiHidden="1" w:unhideWhenUsed="1"/>
+    <w:lsdException w:name="FollowedHyperlink" w:semiHidden="1" w:unhideWhenUsed="1"/>
+    <w:lsdException w:name="Strong" w:uiPriority="22" w:qFormat="1"/>
+    <w:lsdException w:name="Emphasis" w:uiPriority="20" w:qFormat="1"/>
+    <w:lsdException w:name="Document Map" w:semiHidden="1" w:unhideWhenUsed="1"/>
+    <w:lsdException w:name="Plain Text" w:semiHidden="1" w:unhideWhenUsed="1"/>
+    <w:lsdException w:name="E-mail Signature" w:semiHidden="1" w:unhideWhenUsed="1"/>
+    <w:lsdException w:name="HTML Top of Form" w:semiHidden="1" w:unhideWhenUsed="1"/>
+    <w:lsdException w:name="HTML Bottom of Form" w:semiHidden="1" w:unhideWhenUsed="1"/>
+    <w:lsdException w:name="Normal (Web)" w:semiHidden="1" w:unhideWhenUsed="1"/>
+    <w:lsdException w:name="HTML Acronym" w:semiHidden="1" w:unhideWhenUsed="1"/>
+    <w:lsdException w:name="HTML Address" w:semiHidden="1" w:unhideWhenUsed="1"/>
+    <w:lsdException w:name="HTML Cite" w:semiHidden="1" w:unhideWhenUsed="1"/>
+    <w:lsdException w:name="HTML Code" w:semiHidden="1" w:unhideWhenUsed="1"/>
+    <w:lsdException w:name="HTML Definition" w:semiHidden="1" w:unhideWhenUsed="1"/>
+    <w:lsdException w:name="HTML Keyboard" w:semiHidden="1" w:unhideWhenUsed="1"/>
+    <w:lsdException w:name="HTML Preformatted" w:semiHidden="1" w:unhideWhenUsed="1"/>
+    <w:lsdException w:name="HTML Sample" w:semiHidden="1" w:unhideWhenUsed="1"/>
+    <w:lsdException w:name="HTML Typewriter" w:semiHidden="1" w:unhideWhenUsed="1"/>
+    <w:lsdException w:name="HTML Variable" w:semiHidden="1" w:unhideWhenUsed="1"/>
+    <w:lsdException w:name="Normal Table" w:semiHidden="1" w:unhideWhenUsed="1"/>
+    <w:lsdException w:name="annotation subject" w:semiHidden="1" w:unhideWhenUsed="1"/>
+    <w:lsdException w:name="No List" w:semiHidden="1" w:unhideWhenUsed="1"/>
+    <w:lsdException w:name="Outline List 1" w:semiHidden="1" w:unhideWhenUsed="1"/>
+    <w:lsdException w:name="Outline List 2" w:semiHidden="1" w:unhideWhenUsed="1"/>
+    <w:lsdException w:name="Outline List 3" w:semiHidden="1" w:unhideWhenUsed="1"/>
+    <w:lsdException w:name="Table Simple 1" w:semiHidden="1" w:unhideWhenUsed="1"/>
+    <w:lsdException w:name="Table Simple 2" w:semiHidden="1" w:unhideWhenUsed="1"/>
+    <w:lsdException w:name="Table Simple 3" w:semiHidden="1" w:unhideWhenUsed="1"/>
+    <w:lsdException w:name="Table Classic 1" w:semiHidden="1" w:unhideWhenUsed="1"/>
+    <w:lsdException w:name="Table Classic 2" w:semiHidden="1" w:unhideWhenUsed="1"/>
+    <w:lsdException w:name="Table Classic 3" w:semiHidden="1" w:unhideWhenUsed="1"/>
+    <w:lsdException w:name="Table Classic 4" w:semiHidden="1" w:unhideWhenUsed="1"/>
+    <w:lsdException w:name="Table Colorful 1" w:semiHidden="1" w:unhideWhenUsed="1"/>
+    <w:lsdException w:name="Table Colorful 2" w:semiHidden="1" w:unhideWhenUsed="1"/>
+    <w:lsdException w:name="Table Colorful 3" w:semiHidden="1" w:unhideWhenUsed="1"/>
+    <w:lsdException w:name="Table Columns 1" w:semiHidden="1" w:unhideWhenUsed="1"/>
+    <w:lsdException w:name="Table Columns 2" w:semiHidden="1" w:unhideWhenUsed="1"/>
+    <w:lsdException w:name="Table Columns 3" w:semiHidden="1" w:unhideWhenUsed="1"/>
+    <w:lsdException w:name="Table Columns 4" w:semiHidden="1" w:unhideWhenUsed="1"/>
+    <w:lsdException w:name="Table Columns 5" w:semiHidden="1" w:unhideWhenUsed="1"/>
+    <w:lsdException w:name="Table Grid 1" w:semiHidden="1" w:unhideWhenUsed="1"/>
+    <w:lsdException w:name="Table Grid 2" w:semiHidden="1" w:unhideWhenUsed="1"/>
+    <w:lsdException w:name="Table Grid 3" w:semiHidden="1" w:unhideWhenUsed="1"/>
+    <w:lsdException w:name="Table Grid 4" w:semiHidden="1" w:unhideWhenUsed="1"/>
+    <w:lsdException w:name="Table Grid 5" w:semiHidden="1" w:unhideWhenUsed="1"/>
+    <w:lsdException w:name="Table Grid 6" w:semiHidden="1" w:unhideWhenUsed="1"/>
+    <w:lsdException w:name="Table Grid 7" w:semiHidden="1" w:unhideWhenUsed="1"/>
+    <w:lsdException w:name="Table Grid 8" w:semiHidden="1" w:unhideWhenUsed="1"/>
+    <w:lsdException w:name="Table List 1" w:semiHidden="1" w:unhideWhenUsed="1"/>
+    <w:lsdException w:name="Table List 2" w:semiHidden="1" w:unhideWhenUsed="1"/>
+    <w:lsdException w:name="Table List 3" w:semiHidden="1" w:unhideWhenUsed="1"/>
+    <w:lsdException w:name="Table List 4" w:semiHidden="1" w:unhideWhenUsed="1"/>
+    <w:lsdException w:name="Table List 5" w:semiHidden="1" w:unhideWhenUsed="1"/>
+    <w:lsdException w:name="Table List 6" w:semiHidden="1" w:unhideWhenUsed="1"/>
+    <w:lsdException w:name="Table List 7" w:semiHidden="1" w:unhideWhenUsed="1"/>
+    <w:lsdException w:name="Table List 8" w:semiHidden="1" w:unhideWhenUsed="1"/>
+    <w:lsdException w:name="Table 3D effects 1" w:semiHidden="1" w:unhideWhenUsed="1"/>
+    <w:lsdException w:name="Table 3D effects 2" w:semiHidden="1" w:unhideWhenUsed="1"/>
+    <w:lsdException w:name="Table 3D effects 3" w:semiHidden="1" w:unhideWhenUsed="1"/>
+    <w:lsdException w:name="Table Contemporary" w:semiHidden="1" w:unhideWhenUsed="1"/>
+    <w:lsdException w:name="Table Elegant" w:semiHidden="1" w:unhideWhenUsed="1"/>
+    <w:lsdException w:name="Table Professional" w:semiHidden="1" w:unhideWhenUsed="1"/>
+    <w:lsdException w:name="Table Subtle 1" w:semiHidden="1" w:unhideWhenUsed="1"/>
+    <w:lsdException w:name="Table Subtle 2" w:semiHidden="1" w:unhideWhenUsed="1"/>
+    <w:lsdException w:name="Table Web 1" w:semiHidden="1" w:unhideWhenUsed="1"/>
+    <w:lsdException w:name="Table Web 2" w:semiHidden="1" w:unhideWhenUsed="1"/>
+    <w:lsdException w:name="Table Web 3" w:semiHidden="1" w:unhideWhenUsed="1"/>
+    <w:lsdException w:name="Balloon Text" w:semiHidden="1" w:unhideWhenUsed="1"/>
+    <w:lsdException w:name="Table Grid" w:uiPriority="39"/>
+    <w:lsdException w:name="Table Theme" w:semiHidden="1" w:unhideWhenUsed="1"/>
+    <w:lsdException w:name="Placeholder Text" w:semiHidden="1"/>
+    <w:lsdException w:name="No Spacing" w:uiPriority="1" w:qFormat="1"/>
+    <w:lsdException w:name="Light Shading" w:uiPriority="60"/>
+    <w:lsdException w:name="Light List" w:uiPriority="61"/>
+    <w:lsdException w:name="Light Grid" w:uiPriority="62"/>
+    <w:lsdException w:name="Medium Shading 1" w:uiPriority="63"/>
+    <w:lsdException w:name="Medium Shading 2" w:uiPriority="64"/>
+    <w:lsdException w:name="Medium List 1" w:uiPriority="65"/>
+    <w:lsdException w:name="Medium List 2" w:uiPriority="66"/>
+    <w:lsdException w:name="Medium Grid 1" w:uiPriority="67"/>
+    <w:lsdException w:name="Medium Grid 2" w:uiPriority="68"/>
+    <w:lsdException w:name="Medium Grid 3" w:uiPriority="69"/>
+    <w:lsdException w:name="Dark List" w:uiPriority="70"/>
+    <w:lsdException w:name="Colorful Shading" w:uiPriority="71"/>
+    <w:lsdException w:name="Colorful List" w:uiPriority="72"/>
+    <w:lsdException w:name="Colorful Grid" w:uiPriority="73"/>
+    <w:lsdException w:name="Light Shading Accent 1" w:uiPriority="60"/>
+    <w:lsdException w:name="Light List Accent 1" w:uiPriority="61"/>
+    <w:lsdException w:name="Light Grid Accent 1" w:uiPriority="62"/>
+    <w:lsdException w:name="Medium Shading 1 Accent 1" w:uiPriority="63"/>
+    <w:lsdException w:name="Medium Shading 2 Accent 1" w:uiPriority="64"/>
+    <w:lsdException w:name="Medium List 1 Accent 1" w:uiPriority="65"/>
+    <w:lsdException w:name="Revision" w:semiHidden="1"/>
+    <w:lsdException w:name="List Paragraph" w:uiPriority="34" w:qFormat="1"/>
+    <w:lsdException w:name="Quote" w:uiPriority="29" w:qFormat="1"/>
+    <w:lsdException w:name="Intense Quote" w:uiPriority="30" w:qFormat="1"/>
+    <w:lsdException w:name="Medium List 2 Accent 1" w:uiPriority="66"/>
+    <w:lsdException w:name="Medium Grid 1 Accent 1" w:uiPriority="67"/>
+    <w:lsdException w:name="Medium Grid 2 Accent 1" w:uiPriority="68"/>
+    <w:lsdException w:name="Medium Grid 3 Accent 1" w:uiPriority="69"/>
+    <w:lsdException w:name="Dark List Accent 1" w:uiPriority="70"/>
+    <w:lsdException w:name="Colorful Shading Accent 1" w:uiPriority="71"/>
+    <w:lsdException w:name="Colorful List Accent 1" w:uiPriority="72"/>
+    <w:lsdException w:name="Colorful Grid Accent 1" w:uiPriority="73"/>
+    <w:lsdException w:name="Light Shading Accent 2" w:uiPriority="60"/>
+    <w:lsdException w:name="Light List Accent 2" w:uiPriority="61"/>
+    <w:lsdException w:name="Light Grid Accent 2" w:uiPriority="62"/>
+    <w:lsdException w:name="Medium Shading 1 Accent 2" w:uiPriority="63"/>
+    <w:lsdException w:name="Medium Shading 2 Accent 2" w:uiPriority="64"/>
+    <w:lsdException w:name="Medium List 1 Accent 2" w:uiPriority="65"/>
+    <w:lsdException w:name="Medium List 2 Accent 2" w:uiPriority="66"/>
+    <w:lsdException w:name="Medium Grid 1 Accent 2" w:uiPriority="67"/>
+    <w:lsdException w:name="Medium Grid 2 Accent 2" w:uiPriority="68"/>
+    <w:lsdException w:name="Medium Grid 3 Accent 2" w:uiPriority="69"/>
+    <w:lsdException w:name="Dark List Accent 2" w:uiPriority="70"/>
+    <w:lsdException w:name="Colorful Shading Accent 2" w:uiPriority="71"/>
+    <w:lsdException w:name="Colorful List Accent 2" w:uiPriority="72"/>
+    <w:lsdException w:name="Colorful Grid Accent 2" w:uiPriority="73"/>
+    <w:lsdException w:name="Light Shading Accent 3" w:uiPriority="60"/>
+    <w:lsdException w:name="Light List Accent 3" w:uiPriority="61"/>
+    <w:lsdException w:name="Light Grid Accent 3" w:uiPriority="62"/>
+    <w:lsdException w:name="Medium Shading 1 Accent 3" w:uiPriority="63"/>
+    <w:lsdException w:name="Medium Shading 2 Accent 3" w:uiPriority="64"/>
+    <w:lsdException w:name="Medium List 1 Accent 3" w:uiPriority="65"/>
+    <w:lsdException w:name="Medium List 2 Accent 3" w:uiPriority="66"/>
+    <w:lsdException w:name="Medium Grid 1 Accent 3" w:uiPriority="67"/>
+    <w:lsdException w:name="Medium Grid 2 Accent 3" w:uiPriority="68"/>
+    <w:lsdException w:name="Medium Grid 3 Accent 3" w:uiPriority="69"/>
+    <w:lsdException w:name="Dark List Accent 3" w:uiPriority="70"/>
+    <w:lsdException w:name="Colorful Shading Accent 3" w:uiPriority="71"/>
+    <w:lsdException w:name="Colorful List Accent 3" w:uiPriority="72"/>
+    <w:lsdException w:name="Colorful Grid Accent 3" w:uiPriority="73"/>
+    <w:lsdException w:name="Light Shading Accent 4" w:uiPriority="60"/>
+    <w:lsdException w:name="Light List Accent 4" w:uiPriority="61"/>
+    <w:lsdException w:name="Light Grid Accent 4" w:uiPriority="62"/>
+    <w:lsdException w:name="Medium Shading 1 Accent 4" w:uiPriority="63"/>
+    <w:lsdException w:name="Medium Shading 2 Accent 4" w:uiPriority="64"/>
+    <w:lsdException w:name="Medium List 1 Accent 4" w:uiPriority="65"/>
+    <w:lsdException w:name="Medium List 2 Accent 4" w:uiPriority="66"/>
+    <w:lsdException w:name="Medium Grid 1 Accent 4" w:uiPriority="67"/>
+    <w:lsdException w:name="Medium Grid 2 Accent 4" w:uiPriority="68"/>
+    <w:lsdException w:name="Medium Grid 3 Accent 4" w:uiPriority="69"/>
+    <w:lsdException w:name="Dark List Accent 4" w:uiPriority="70"/>
+    <w:lsdException w:name="Colorful Shading Accent 4" w:uiPriority="71"/>
+    <w:lsdException w:name="Colorful List Accent 4" w:uiPriority="72"/>
+    <w:lsdException w:name="Colorful Grid Accent 4" w:uiPriority="73"/>
+    <w:lsdException w:name="Light Shading Accent 5" w:uiPriority="60"/>
+    <w:lsdException w:name="Light List Accent 5" w:uiPriority="61"/>
+    <w:lsdException w:name="Light Grid Accent 5" w:uiPriority="62"/>
+    <w:lsdException w:name="Medium Shading 1 Accent 5" w:uiPriority="63"/>
+    <w:lsdException w:name="Medium Shading 2 Accent 5" w:uiPriority="64"/>
+    <w:lsdException w:name="Medium List 1 Accent 5" w:uiPriority="65"/>
+    <w:lsdException w:name="Medium List 2 Accent 5" w:uiPriority="66"/>
+    <w:lsdException w:name="Medium Grid 1 Accent 5" w:uiPriority="67"/>
+    <w:lsdException w:name="Medium Grid 2 Accent 5" w:uiPriority="68"/>
+    <w:lsdException w:name="Medium Grid 3 Accent 5" w:uiPriority="69"/>
+    <w:lsdException w:name="Dark List Accent 5" w:uiPriority="70"/>
+    <w:lsdException w:name="Colorful Shading Accent 5" w:uiPriority="71"/>
+    <w:lsdException w:name="Colorful List Accent 5" w:uiPriority="72"/>
+    <w:lsdException w:name="Colorful Grid Accent 5" w:uiPriority="73"/>
+    <w:lsdException w:name="Light Shading Accent 6" w:uiPriority="60"/>
+    <w:lsdException w:name="Light List Accent 6" w:uiPriority="61"/>
+    <w:lsdException w:name="Light Grid Accent 6" w:uiPriority="62"/>
+    <w:lsdException w:name="Medium Shading 1 Accent 6" w:uiPriority="63"/>
+    <w:lsdException w:name="Medium Shading 2 Accent 6" w:uiPriority="64"/>
+    <w:lsdException w:name="Medium List 1 Accent 6" w:uiPriority="65"/>
+    <w:lsdException w:name="Medium List 2 Accent 6" w:uiPriority="66"/>
+    <w:lsdException w:name="Medium Grid 1 Accent 6" w:uiPriority="67"/>
+    <w:lsdException w:name="Medium Grid 2 Accent 6" w:uiPriority="68"/>
+    <w:lsdException w:name="Medium Grid 3 Accent 6" w:uiPriority="69"/>
+    <w:lsdException w:name="Dark List Accent 6" w:uiPriority="70"/>
+    <w:lsdException w:name="Colorful Shading Accent 6" w:uiPriority="71"/>
+    <w:lsdException w:name="Colorful List Accent 6" w:uiPriority="72"/>
+    <w:lsdException w:name="Colorful Grid Accent 6" w:uiPriority="73"/>
+    <w:lsdException w:name="Subtle Emphasis" w:uiPriority="19" w:qFormat="1"/>
+    <w:lsdException w:name="Intense Emphasis" w:uiPriority="21" w:qFormat="1"/>
+    <w:lsdException w:name="Subtle Reference" w:uiPriority="31" w:qFormat="1"/>
+    <w:lsdException w:name="Intense Reference" w:uiPriority="32" w:qFormat="1"/>
+    <w:lsdException w:name="Book Title" w:uiPriority="33" w:qFormat="1"/>
+    <w:lsdException w:name="Bibliography" w:semiHidden="1" w:uiPriority="37" w:unhideWhenUsed="1"/>
+    <w:lsdException w:name="TOC Heading" w:semiHidden="1" w:uiPriority="39" w:unhideWhenUsed="1" w:qFormat="1"/>
+    <w:lsdException w:name="Plain Table 1" w:uiPriority="41"/>
+    <w:lsdException w:name="Plain Table 2" w:uiPriority="42"/>
+    <w:lsdException w:name="Plain Table 3" w:uiPriority="43"/>
+    <w:lsdException w:name="Plain Table 4" w:uiPriority="44"/>
+    <w:lsdException w:name="Plain Table 5" w:uiPriority="45"/>
+    <w:lsdException w:name="Grid Table Light" w:uiPriority="40"/>
+    <w:lsdException w:name="Grid Table 1 Light" w:uiPriority="46"/>
+    <w:lsdException w:name="Grid Table 2" w:uiPriority="47"/>
+    <w:lsdException w:name="Grid Table 3" w:uiPriority="48"/>
+    <w:lsdException w:name="Grid Table 4" w:uiPriority="49"/>
+    <w:lsdException w:name="Grid Table 5 Dark" w:uiPriority="50"/>
+    <w:lsdException w:name="Grid Table 6 Colorful" w:uiPriority="51"/>
+    <w:lsdException w:name="Grid Table 7 Colorful" w:uiPriority="52"/>
+    <w:lsdException w:name="Grid Table 1 Light Accent 1" w:uiPriority="46"/>
+    <w:lsdException w:name="Grid Table 2 Accent 1" w:uiPriority="47"/>
+    <w:lsdException w:name="Grid Table 3 Accent 1" w:uiPriority="48"/>
+    <w:lsdException w:name="Grid Table 4 Accent 1" w:uiPriority="49"/>
+    <w:lsdException w:name="Grid Table 5 Dark Accent 1" w:uiPriority="50"/>
+    <w:lsdException w:name="Grid Table 6 Colorful Accent 1" w:uiPriority="51"/>
+    <w:lsdException w:name="Grid Table 7 Colorful Accent 1" w:uiPriority="52"/>
+    <w:lsdException w:name="Grid Table 1 Light Accent 2" w:uiPriority="46"/>
+    <w:lsdException w:name="Grid Table 2 Accent 2" w:uiPriority="47"/>
+    <w:lsdException w:name="Grid Table 3 Accent 2" w:uiPriority="48"/>
+    <w:lsdException w:name="Grid Table 4 Accent 2" w:uiPriority="49"/>
+    <w:lsdException w:name="Grid Table 5 Dark Accent 2" w:uiPriority="50"/>
+    <w:lsdException w:name="Grid Table 6 Colorful Accent 2" w:uiPriority="51"/>
+    <w:lsdException w:name="Grid Table 7 Colorful Accent 2" w:uiPriority="52"/>
+    <w:lsdException w:name="Grid Table 1 Light Accent 3" w:uiPriority="46"/>
+    <w:lsdException w:name="Grid Table 2 Accent 3" w:uiPriority="47"/>
+    <w:lsdException w:name="Grid Table 3 Accent 3" w:uiPriority="48"/>
+    <w:lsdException w:name="Grid Table 4 Accent 3" w:uiPriority="49"/>
+    <w:lsdException w:name="Grid Table 5 Dark Accent 3" w:uiPriority="50"/>
+    <w:lsdException w:name="Grid Table 6 Colorful Accent 3" w:uiPriority="51"/>
+    <w:lsdException w:name="Grid Table 7 Colorful Accent 3" w:uiPriority="52"/>
+    <w:lsdException w:name="Grid Table 1 Light Accent 4" w:uiPriority="46"/>
+    <w:lsdException w:name="Grid Table 2 Accent 4" w:uiPriority="47"/>
+    <w:lsdException w:name="Grid Table 3 Accent 4" w:uiPriority="48"/>
+    <w:lsdException w:name="Grid Table 4 Accent 4" w:uiPriority="49"/>
+    <w:lsdException w:name="Grid Table 5 Dark Accent 4" w:uiPriority="50"/>
+    <w:lsdException w:name="Grid Table 6 Colorful Accent 4" w:uiPriority="51"/>
+    <w:lsdException w:name="Grid Table 7 Colorful Accent 4" w:uiPriority="52"/>
+    <w:lsdException w:name="Grid Table 1 Light Accent 5" w:uiPriority="46"/>
+    <w:lsdException w:name="Grid Table 2 Accent 5" w:uiPriority="47"/>
+    <w:lsdException w:name="Grid Table 3 Accent 5" w:uiPriority="48"/>
+    <w:lsdException w:name="Grid Table 4 Accent 5" w:uiPriority="49"/>
+    <w:lsdException w:name="Grid Table 5 Dark Accent 5" w:uiPriority="50"/>
+    <w:lsdException w:name="Grid Table 6 Colorful Accent 5" w:uiPriority="51"/>
+    <w:lsdException w:name="Grid Table 7 Colorful Accent 5" w:uiPriority="52"/>
+    <w:lsdException w:name="Grid Table 1 Light Accent 6" w:uiPriority="46"/>
+    <w:lsdException w:name="Grid Table 2 Accent 6" w:uiPriority="47"/>
+    <w:lsdException w:name="Grid Table 3 Accent 6" w:uiPriority="48"/>
+    <w:lsdException w:name="Grid Table 4 Accent 6" w:uiPriority="49"/>
+    <w:lsdException w:name="Grid Table 5 Dark Accent 6" w:uiPriority="50"/>
+    <w:lsdException w:name="Grid Table 6 Colorful Accent 6" w:uiPriority="51"/>
+    <w:lsdException w:name="Grid Table 7 Colorful Accent 6" w:uiPriority="52"/>
+    <w:lsdException w:name="List Table 1 Light" w:uiPriority="46"/>
+    <w:lsdException w:name="List Table 2" w:uiPriority="47"/>
+    <w:lsdException w:name="List Table 3" w:uiPriority="48"/>
+    <w:lsdException w:name="List Table 4" w:uiPriority="49"/>
+    <w:lsdException w:name="List Table 5 Dark" w:uiPriority="50"/>
+    <w:lsdException w:name="List Table 6 Colorful" w:uiPriority="51"/>
+    <w:lsdException w:name="List Table 7 Colorful" w:uiPriority="52"/>
+    <w:lsdException w:name="List Table 1 Light Accent 1" w:uiPriority="46"/>
+    <w:lsdException w:name="List Table 2 Accent 1" w:uiPriority="47"/>
+    <w:lsdException w:name="List Table 3 Accent 1" w:uiPriority="48"/>
+    <w:lsdException w:name="List Table 4 Accent 1" w:uiPriority="49"/>
+    <w:lsdException w:name="List Table 5 Dark Accent 1" w:uiPriority="50"/>
+    <w:lsdException w:name="List Table 6 Colorful Accent 1" w:uiPriority="51"/>
+    <w:lsdException w:name="List Table 7 Colorful Accent 1" w:uiPriority="52"/>
+    <w:lsdException w:name="List Table 1 Light Accent 2" w:uiPriority="46"/>
+    <w:lsdException w:name="List Table 2 Accent 2" w:uiPriority="47"/>
+    <w:lsdException w:name="List Table 3 Accent 2" w:uiPriority="48"/>
+    <w:lsdException w:name="List Table 4 Accent 2" w:uiPriority="49"/>
+    <w:lsdException w:name="List Table 5 Dark Accent 2" w:uiPriority="50"/>
+    <w:lsdException w:name="List Table 6 Colorful Accent 2" w:uiPriority="51"/>
+    <w:lsdException w:name="List Table 7 Colorful Accent 2" w:uiPriority="52"/>
+    <w:lsdException w:name="List Table 1 Light Accent 3" w:uiPriority="46"/>
+    <w:lsdException w:name="List Table 2 Accent 3" w:uiPriority="47"/>
+    <w:lsdException w:name="List Table 3 Accent 3" w:uiPriority="48"/>
+    <w:lsdException w:name="List Table 4 Accent 3" w:uiPriority="49"/>
+    <w:lsdException w:name="List Table 5 Dark Accent 3" w:uiPriority="50"/>
+    <w:lsdException w:name="List Table 6 Colorful Accent 3" w:uiPriority="51"/>
+    <w:lsdException w:name="List Table 7 Colorful Accent 3" w:uiPriority="52"/>
+    <w:lsdException w:name="List Table 1 Light Accent 4" w:uiPriority="46"/>
+    <w:lsdException w:name="List Table 2 Accent 4" w:uiPriority="47"/>
+    <w:lsdException w:name="List Table 3 Accent 4" w:uiPriority="48"/>
+    <w:lsdException w:name="List Table 4 Accent 4" w:uiPriority="49"/>
+    <w:lsdException w:name="List Table 5 Dark Accent 4" w:uiPriority="50"/>
+    <w:lsdException w:name="List Table 6 Colorful Accent 4" w:uiPriority="51"/>
+    <w:lsdException w:name="List Table 7 Colorful Accent 4" w:uiPriority="52"/>
+    <w:lsdException w:name="List Table 1 Light Accent 5" w:uiPriority="46"/>
+    <w:lsdException w:name="List Table 2 Accent 5" w:uiPriority="47"/>
+    <w:lsdException w:name="List Table 3 Accent 5" w:uiPriority="48"/>
+    <w:lsdException w:name="List Table 4 Accent 5" w:uiPriority="49"/>
+    <w:lsdException w:name="List Table 5 Dark Accent 5" w:uiPriority="50"/>
+    <w:lsdException w:name="List Table 6 Colorful Accent 5" w:uiPriority="51"/>
+    <w:lsdException w:name="List Table 7 Colorful Accent 5" w:uiPriority="52"/>
+    <w:lsdException w:name="List Table 1 Light Accent 6" w:uiPriority="46"/>
+    <w:lsdException w:name="List Table 2 Accent 6" w:uiPriority="47"/>
+    <w:lsdException w:name="List Table 3 Accent 6" w:uiPriority="48"/>
+    <w:lsdException w:name="List Table 4 Accent 6" w:uiPriority="49"/>
+    <w:lsdException w:name="List Table 5 Dark Accent 6" w:uiPriority="50"/>
+    <w:lsdException w:name="List Table 6 Colorful Accent 6" w:uiPriority="51"/>
+    <w:lsdException w:name="List Table 7 Colorful Accent 6" w:uiPriority="52"/>
+    <w:lsdException w:name="Mention" w:semiHidden="1" w:unhideWhenUsed="1"/>
+    <w:lsdException w:name="Smart Hyperlink" w:semiHidden="1" w:unhideWhenUsed="1"/>
+    <w:lsdException w:name="Hashtag" w:semiHidden="1" w:unhideWhenUsed="1"/>
+    <w:lsdException w:name="Unresolved Mention" w:semiHidden="1" w:unhideWhenUsed="1"/>
+    <w:lsdException w:name="Smart Link" w:semiHidden="1" w:unhideWhenUsed="1"/>
+  </w:latentStyles>
+  <w:style w:type="paragraph" w:default="1" w:styleId="Normal">
+    <w:name w:val="Normal"/>
+    <w:qFormat/>
+  </w:style>
+  <w:style w:type="character" w:default="1" w:styleId="DefaultParagraphFont">
+    <w:name w:val="Default Paragraph Font"/>
+    <w:uiPriority w:val="1"/>
+    <w:semiHidden/>
+    <w:unhideWhenUsed/>
+  </w:style>
+  <w:style w:type="table" w:default="1" w:styleId="TableNormal">
+    <w:name w:val="Normal Table"/>
+    <w:uiPriority w:val="99"/>
+    <w:semiHidden/>
+    <w:unhideWhenUsed/>
+    <w:tblPr>
+      <w:tblInd w:w="0" w:type="dxa"/>
+      <w:tblCellMar>
+        <w:top w:w="0" w:type="dxa"/>
+        <w:left w:w="108" w:type="dxa"/>
+        <w:bottom w:w="0" w:type="dxa"/>
+        <w:right w:w="108" w:type="dxa"/>
+      </w:tblCellMar>
+    </w:tblPr>
+  </w:style>
+  <w:style w:type="numbering" w:default="1" w:styleId="NoList">
+    <w:name w:val="No List"/>
+    <w:uiPriority w:val="99"/>
+    <w:semiHidden/>
+    <w:unhideWhenUsed/>
+  </w:style>
+  <w:style w:type="character" w:styleId="PlaceholderText">
+    <w:name w:val="Placeholder Text"/>
+    <w:basedOn w:val="DefaultParagraphFont"/>
+    <w:uiPriority w:val="99"/>
+    <w:semiHidden/>
+    <w:rsid w:val="0002219C"/>
+    <w:rPr>
+      <w:color w:val="666666"/>
+    </w:rPr>
+  </w:style>
+</w:styles>
+</file>
+
+<file path=word/glossary/webSettings.xml><?xml version="1.0" encoding="utf-8"?>
+<w:webSettings xmlns:mc="http://schemas.openxmlformats.org/markup-compatibility/2006" xmlns:r="http://schemas.openxmlformats.org/officeDocument/2006/relationships" xmlns:w="http://schemas.openxmlformats.org/wordprocessingml/2006/main" xmlns:w14="http://schemas.microsoft.com/office/word/2010/wordml" xmlns:w15="http://schemas.microsoft.com/office/word/2012/wordml" xmlns:w16cex="http://schemas.microsoft.com/office/word/2018/wordml/cex" xmlns:w16cid="http://schemas.microsoft.com/office/word/2016/wordml/cid" xmlns:w16="http://schemas.microsoft.com/office/word/2018/wordml" xmlns:w16du="http://schemas.microsoft.com/office/word/2023/wordml/word16du" xmlns:w16sdtdh="http://schemas.microsoft.com/office/word/2020/wordml/sdtdatahash" xmlns:w16sdtfl="http://schemas.microsoft.com/office/word/2024/wordml/sdtformatlock" xmlns:w16se="http://schemas.microsoft.com/office/word/2015/wordml/symex" mc:Ignorable="w14 w15 w16se w16cid w16 w16cex w16sdtdh w16sdtfl w16du">
+  <w:optimizeForBrowser/>
+  <w:allowPNG/>
+</w:webSettings>
 </file>
 
 <file path=word/theme/theme1.xml><?xml version="1.0" encoding="utf-8"?>

--- a/Rad.docx
+++ b/Rad.docx
@@ -828,13 +828,13 @@
           <w:r>
             <w:fldChar w:fldCharType="separate"/>
           </w:r>
-          <w:hyperlink w:anchor="_Toc232726382" w:history="1">
+          <w:hyperlink w:anchor="_Toc232783941" w:history="1">
             <w:r>
               <w:rPr>
                 <w:rStyle w:val="Hyperlink"/>
                 <w:noProof/>
               </w:rPr>
-              <w:t>Uvod [~]</w:t>
+              <w:t>Uvod</w:t>
             </w:r>
             <w:r>
               <w:rPr>
@@ -855,7 +855,7 @@
                 <w:noProof/>
                 <w:webHidden/>
               </w:rPr>
-              <w:instrText xml:space="preserve"> PAGEREF _Toc232726382 \h </w:instrText>
+              <w:instrText xml:space="preserve"> PAGEREF _Toc232783941 \h </w:instrText>
             </w:r>
             <w:r>
               <w:rPr>
@@ -901,7 +901,7 @@
               <w14:ligatures w14:val="standardContextual"/>
             </w:rPr>
           </w:pPr>
-          <w:hyperlink w:anchor="_Toc232726383" w:history="1">
+          <w:hyperlink w:anchor="_Toc232783942" w:history="1">
             <w:r>
               <w:rPr>
                 <w:rStyle w:val="Hyperlink"/>
@@ -945,7 +945,7 @@
                 <w:noProof/>
                 <w:webHidden/>
               </w:rPr>
-              <w:instrText xml:space="preserve"> PAGEREF _Toc232726383 \h </w:instrText>
+              <w:instrText xml:space="preserve"> PAGEREF _Toc232783942 \h </w:instrText>
             </w:r>
             <w:r>
               <w:rPr>
@@ -991,7 +991,7 @@
               <w14:ligatures w14:val="standardContextual"/>
             </w:rPr>
           </w:pPr>
-          <w:hyperlink w:anchor="_Toc232726384" w:history="1">
+          <w:hyperlink w:anchor="_Toc232783943" w:history="1">
             <w:r>
               <w:rPr>
                 <w:rStyle w:val="Hyperlink"/>
@@ -1035,7 +1035,7 @@
                 <w:noProof/>
                 <w:webHidden/>
               </w:rPr>
-              <w:instrText xml:space="preserve"> PAGEREF _Toc232726384 \h </w:instrText>
+              <w:instrText xml:space="preserve"> PAGEREF _Toc232783943 \h </w:instrText>
             </w:r>
             <w:r>
               <w:rPr>
@@ -1081,7 +1081,7 @@
               <w14:ligatures w14:val="standardContextual"/>
             </w:rPr>
           </w:pPr>
-          <w:hyperlink w:anchor="_Toc232726385" w:history="1">
+          <w:hyperlink w:anchor="_Toc232783944" w:history="1">
             <w:r>
               <w:rPr>
                 <w:rStyle w:val="Hyperlink"/>
@@ -1125,7 +1125,7 @@
                 <w:noProof/>
                 <w:webHidden/>
               </w:rPr>
-              <w:instrText xml:space="preserve"> PAGEREF _Toc232726385 \h </w:instrText>
+              <w:instrText xml:space="preserve"> PAGEREF _Toc232783944 \h </w:instrText>
             </w:r>
             <w:r>
               <w:rPr>
@@ -1171,7 +1171,7 @@
               <w14:ligatures w14:val="standardContextual"/>
             </w:rPr>
           </w:pPr>
-          <w:hyperlink w:anchor="_Toc232726386" w:history="1">
+          <w:hyperlink w:anchor="_Toc232783945" w:history="1">
             <w:r>
               <w:rPr>
                 <w:rStyle w:val="Hyperlink"/>
@@ -1215,7 +1215,7 @@
                 <w:noProof/>
                 <w:webHidden/>
               </w:rPr>
-              <w:instrText xml:space="preserve"> PAGEREF _Toc232726386 \h </w:instrText>
+              <w:instrText xml:space="preserve"> PAGEREF _Toc232783945 \h </w:instrText>
             </w:r>
             <w:r>
               <w:rPr>
@@ -1261,7 +1261,7 @@
               <w14:ligatures w14:val="standardContextual"/>
             </w:rPr>
           </w:pPr>
-          <w:hyperlink w:anchor="_Toc232726387" w:history="1">
+          <w:hyperlink w:anchor="_Toc232783946" w:history="1">
             <w:r>
               <w:rPr>
                 <w:rStyle w:val="Hyperlink"/>
@@ -1305,7 +1305,7 @@
                 <w:noProof/>
                 <w:webHidden/>
               </w:rPr>
-              <w:instrText xml:space="preserve"> PAGEREF _Toc232726387 \h </w:instrText>
+              <w:instrText xml:space="preserve"> PAGEREF _Toc232783946 \h </w:instrText>
             </w:r>
             <w:r>
               <w:rPr>
@@ -1351,7 +1351,7 @@
               <w14:ligatures w14:val="standardContextual"/>
             </w:rPr>
           </w:pPr>
-          <w:hyperlink w:anchor="_Toc232726388" w:history="1">
+          <w:hyperlink w:anchor="_Toc232783947" w:history="1">
             <w:r>
               <w:rPr>
                 <w:rStyle w:val="Hyperlink"/>
@@ -1395,7 +1395,7 @@
                 <w:noProof/>
                 <w:webHidden/>
               </w:rPr>
-              <w:instrText xml:space="preserve"> PAGEREF _Toc232726388 \h </w:instrText>
+              <w:instrText xml:space="preserve"> PAGEREF _Toc232783947 \h </w:instrText>
             </w:r>
             <w:r>
               <w:rPr>
@@ -1441,7 +1441,7 @@
               <w14:ligatures w14:val="standardContextual"/>
             </w:rPr>
           </w:pPr>
-          <w:hyperlink w:anchor="_Toc232726389" w:history="1">
+          <w:hyperlink w:anchor="_Toc232783948" w:history="1">
             <w:r>
               <w:rPr>
                 <w:rStyle w:val="Hyperlink"/>
@@ -1485,7 +1485,7 @@
                 <w:noProof/>
                 <w:webHidden/>
               </w:rPr>
-              <w:instrText xml:space="preserve"> PAGEREF _Toc232726389 \h </w:instrText>
+              <w:instrText xml:space="preserve"> PAGEREF _Toc232783948 \h </w:instrText>
             </w:r>
             <w:r>
               <w:rPr>
@@ -1531,7 +1531,7 @@
               <w14:ligatures w14:val="standardContextual"/>
             </w:rPr>
           </w:pPr>
-          <w:hyperlink w:anchor="_Toc232726390" w:history="1">
+          <w:hyperlink w:anchor="_Toc232783949" w:history="1">
             <w:r>
               <w:rPr>
                 <w:rStyle w:val="Hyperlink"/>
@@ -1575,7 +1575,7 @@
                 <w:noProof/>
                 <w:webHidden/>
               </w:rPr>
-              <w:instrText xml:space="preserve"> PAGEREF _Toc232726390 \h </w:instrText>
+              <w:instrText xml:space="preserve"> PAGEREF _Toc232783949 \h </w:instrText>
             </w:r>
             <w:r>
               <w:rPr>
@@ -1621,7 +1621,7 @@
               <w14:ligatures w14:val="standardContextual"/>
             </w:rPr>
           </w:pPr>
-          <w:hyperlink w:anchor="_Toc232726391" w:history="1">
+          <w:hyperlink w:anchor="_Toc232783950" w:history="1">
             <w:r>
               <w:rPr>
                 <w:rStyle w:val="Hyperlink"/>
@@ -1665,7 +1665,7 @@
                 <w:noProof/>
                 <w:webHidden/>
               </w:rPr>
-              <w:instrText xml:space="preserve"> PAGEREF _Toc232726391 \h </w:instrText>
+              <w:instrText xml:space="preserve"> PAGEREF _Toc232783950 \h </w:instrText>
             </w:r>
             <w:r>
               <w:rPr>
@@ -1711,7 +1711,7 @@
               <w14:ligatures w14:val="standardContextual"/>
             </w:rPr>
           </w:pPr>
-          <w:hyperlink w:anchor="_Toc232726392" w:history="1">
+          <w:hyperlink w:anchor="_Toc232783951" w:history="1">
             <w:r>
               <w:rPr>
                 <w:rStyle w:val="Hyperlink"/>
@@ -1755,7 +1755,7 @@
                 <w:noProof/>
                 <w:webHidden/>
               </w:rPr>
-              <w:instrText xml:space="preserve"> PAGEREF _Toc232726392 \h </w:instrText>
+              <w:instrText xml:space="preserve"> PAGEREF _Toc232783951 \h </w:instrText>
             </w:r>
             <w:r>
               <w:rPr>
@@ -1801,7 +1801,7 @@
               <w14:ligatures w14:val="standardContextual"/>
             </w:rPr>
           </w:pPr>
-          <w:hyperlink w:anchor="_Toc232726393" w:history="1">
+          <w:hyperlink w:anchor="_Toc232783952" w:history="1">
             <w:r>
               <w:rPr>
                 <w:rStyle w:val="Hyperlink"/>
@@ -1845,7 +1845,7 @@
                 <w:noProof/>
                 <w:webHidden/>
               </w:rPr>
-              <w:instrText xml:space="preserve"> PAGEREF _Toc232726393 \h </w:instrText>
+              <w:instrText xml:space="preserve"> PAGEREF _Toc232783952 \h </w:instrText>
             </w:r>
             <w:r>
               <w:rPr>
@@ -1891,7 +1891,7 @@
               <w14:ligatures w14:val="standardContextual"/>
             </w:rPr>
           </w:pPr>
-          <w:hyperlink w:anchor="_Toc232726394" w:history="1">
+          <w:hyperlink w:anchor="_Toc232783953" w:history="1">
             <w:r>
               <w:rPr>
                 <w:rStyle w:val="Hyperlink"/>
@@ -1935,7 +1935,7 @@
                 <w:noProof/>
                 <w:webHidden/>
               </w:rPr>
-              <w:instrText xml:space="preserve"> PAGEREF _Toc232726394 \h </w:instrText>
+              <w:instrText xml:space="preserve"> PAGEREF _Toc232783953 \h </w:instrText>
             </w:r>
             <w:r>
               <w:rPr>
@@ -1981,7 +1981,7 @@
               <w14:ligatures w14:val="standardContextual"/>
             </w:rPr>
           </w:pPr>
-          <w:hyperlink w:anchor="_Toc232726395" w:history="1">
+          <w:hyperlink w:anchor="_Toc232783954" w:history="1">
             <w:r>
               <w:rPr>
                 <w:rStyle w:val="Hyperlink"/>
@@ -2025,7 +2025,7 @@
                 <w:noProof/>
                 <w:webHidden/>
               </w:rPr>
-              <w:instrText xml:space="preserve"> PAGEREF _Toc232726395 \h </w:instrText>
+              <w:instrText xml:space="preserve"> PAGEREF _Toc232783954 \h </w:instrText>
             </w:r>
             <w:r>
               <w:rPr>
@@ -2071,7 +2071,7 @@
               <w14:ligatures w14:val="standardContextual"/>
             </w:rPr>
           </w:pPr>
-          <w:hyperlink w:anchor="_Toc232726396" w:history="1">
+          <w:hyperlink w:anchor="_Toc232783955" w:history="1">
             <w:r>
               <w:rPr>
                 <w:rStyle w:val="Hyperlink"/>
@@ -2115,7 +2115,7 @@
                 <w:noProof/>
                 <w:webHidden/>
               </w:rPr>
-              <w:instrText xml:space="preserve"> PAGEREF _Toc232726396 \h </w:instrText>
+              <w:instrText xml:space="preserve"> PAGEREF _Toc232783955 \h </w:instrText>
             </w:r>
             <w:r>
               <w:rPr>
@@ -2161,7 +2161,7 @@
               <w14:ligatures w14:val="standardContextual"/>
             </w:rPr>
           </w:pPr>
-          <w:hyperlink w:anchor="_Toc232726397" w:history="1">
+          <w:hyperlink w:anchor="_Toc232783956" w:history="1">
             <w:r>
               <w:rPr>
                 <w:rStyle w:val="Hyperlink"/>
@@ -2205,7 +2205,7 @@
                 <w:noProof/>
                 <w:webHidden/>
               </w:rPr>
-              <w:instrText xml:space="preserve"> PAGEREF _Toc232726397 \h </w:instrText>
+              <w:instrText xml:space="preserve"> PAGEREF _Toc232783956 \h </w:instrText>
             </w:r>
             <w:r>
               <w:rPr>
@@ -2251,7 +2251,7 @@
               <w14:ligatures w14:val="standardContextual"/>
             </w:rPr>
           </w:pPr>
-          <w:hyperlink w:anchor="_Toc232726398" w:history="1">
+          <w:hyperlink w:anchor="_Toc232783957" w:history="1">
             <w:r>
               <w:rPr>
                 <w:rStyle w:val="Hyperlink"/>
@@ -2295,7 +2295,7 @@
                 <w:noProof/>
                 <w:webHidden/>
               </w:rPr>
-              <w:instrText xml:space="preserve"> PAGEREF _Toc232726398 \h </w:instrText>
+              <w:instrText xml:space="preserve"> PAGEREF _Toc232783957 \h </w:instrText>
             </w:r>
             <w:r>
               <w:rPr>
@@ -2341,7 +2341,7 @@
               <w14:ligatures w14:val="standardContextual"/>
             </w:rPr>
           </w:pPr>
-          <w:hyperlink w:anchor="_Toc232726399" w:history="1">
+          <w:hyperlink w:anchor="_Toc232783958" w:history="1">
             <w:r>
               <w:rPr>
                 <w:rStyle w:val="Hyperlink"/>
@@ -2385,7 +2385,7 @@
                 <w:noProof/>
                 <w:webHidden/>
               </w:rPr>
-              <w:instrText xml:space="preserve"> PAGEREF _Toc232726399 \h </w:instrText>
+              <w:instrText xml:space="preserve"> PAGEREF _Toc232783958 \h </w:instrText>
             </w:r>
             <w:r>
               <w:rPr>
@@ -2431,7 +2431,7 @@
               <w14:ligatures w14:val="standardContextual"/>
             </w:rPr>
           </w:pPr>
-          <w:hyperlink w:anchor="_Toc232726400" w:history="1">
+          <w:hyperlink w:anchor="_Toc232783959" w:history="1">
             <w:r>
               <w:rPr>
                 <w:rStyle w:val="Hyperlink"/>
@@ -2475,7 +2475,7 @@
                 <w:noProof/>
                 <w:webHidden/>
               </w:rPr>
-              <w:instrText xml:space="preserve"> PAGEREF _Toc232726400 \h </w:instrText>
+              <w:instrText xml:space="preserve"> PAGEREF _Toc232783959 \h </w:instrText>
             </w:r>
             <w:r>
               <w:rPr>
@@ -2521,7 +2521,7 @@
               <w14:ligatures w14:val="standardContextual"/>
             </w:rPr>
           </w:pPr>
-          <w:hyperlink w:anchor="_Toc232726401" w:history="1">
+          <w:hyperlink w:anchor="_Toc232783960" w:history="1">
             <w:r>
               <w:rPr>
                 <w:rStyle w:val="Hyperlink"/>
@@ -2565,7 +2565,7 @@
                 <w:noProof/>
                 <w:webHidden/>
               </w:rPr>
-              <w:instrText xml:space="preserve"> PAGEREF _Toc232726401 \h </w:instrText>
+              <w:instrText xml:space="preserve"> PAGEREF _Toc232783960 \h </w:instrText>
             </w:r>
             <w:r>
               <w:rPr>
@@ -2611,7 +2611,7 @@
               <w14:ligatures w14:val="standardContextual"/>
             </w:rPr>
           </w:pPr>
-          <w:hyperlink w:anchor="_Toc232726402" w:history="1">
+          <w:hyperlink w:anchor="_Toc232783961" w:history="1">
             <w:r>
               <w:rPr>
                 <w:rStyle w:val="Hyperlink"/>
@@ -2655,7 +2655,7 @@
                 <w:noProof/>
                 <w:webHidden/>
               </w:rPr>
-              <w:instrText xml:space="preserve"> PAGEREF _Toc232726402 \h </w:instrText>
+              <w:instrText xml:space="preserve"> PAGEREF _Toc232783961 \h </w:instrText>
             </w:r>
             <w:r>
               <w:rPr>
@@ -2701,7 +2701,7 @@
               <w14:ligatures w14:val="standardContextual"/>
             </w:rPr>
           </w:pPr>
-          <w:hyperlink w:anchor="_Toc232726403" w:history="1">
+          <w:hyperlink w:anchor="_Toc232783962" w:history="1">
             <w:r>
               <w:rPr>
                 <w:rStyle w:val="Hyperlink"/>
@@ -2724,7 +2724,7 @@
                 <w:rStyle w:val="Hyperlink"/>
                 <w:noProof/>
               </w:rPr>
-              <w:t>Implementacija [~]</w:t>
+              <w:t>Implementacija</w:t>
             </w:r>
             <w:r>
               <w:rPr>
@@ -2745,7 +2745,7 @@
                 <w:noProof/>
                 <w:webHidden/>
               </w:rPr>
-              <w:instrText xml:space="preserve"> PAGEREF _Toc232726403 \h </w:instrText>
+              <w:instrText xml:space="preserve"> PAGEREF _Toc232783962 \h </w:instrText>
             </w:r>
             <w:r>
               <w:rPr>
@@ -2791,7 +2791,7 @@
               <w14:ligatures w14:val="standardContextual"/>
             </w:rPr>
           </w:pPr>
-          <w:hyperlink w:anchor="_Toc232726404" w:history="1">
+          <w:hyperlink w:anchor="_Toc232783963" w:history="1">
             <w:r>
               <w:rPr>
                 <w:rStyle w:val="Hyperlink"/>
@@ -2835,7 +2835,7 @@
                 <w:noProof/>
                 <w:webHidden/>
               </w:rPr>
-              <w:instrText xml:space="preserve"> PAGEREF _Toc232726404 \h </w:instrText>
+              <w:instrText xml:space="preserve"> PAGEREF _Toc232783963 \h </w:instrText>
             </w:r>
             <w:r>
               <w:rPr>
@@ -2881,7 +2881,7 @@
               <w14:ligatures w14:val="standardContextual"/>
             </w:rPr>
           </w:pPr>
-          <w:hyperlink w:anchor="_Toc232726405" w:history="1">
+          <w:hyperlink w:anchor="_Toc232783964" w:history="1">
             <w:r>
               <w:rPr>
                 <w:rStyle w:val="Hyperlink"/>
@@ -2927,7 +2927,7 @@
                 <w:noProof/>
                 <w:webHidden/>
               </w:rPr>
-              <w:instrText xml:space="preserve"> PAGEREF _Toc232726405 \h </w:instrText>
+              <w:instrText xml:space="preserve"> PAGEREF _Toc232783964 \h </w:instrText>
             </w:r>
             <w:r>
               <w:rPr>
@@ -2973,7 +2973,7 @@
               <w14:ligatures w14:val="standardContextual"/>
             </w:rPr>
           </w:pPr>
-          <w:hyperlink w:anchor="_Toc232726406" w:history="1">
+          <w:hyperlink w:anchor="_Toc232783965" w:history="1">
             <w:r>
               <w:rPr>
                 <w:rStyle w:val="Hyperlink"/>
@@ -3017,7 +3017,7 @@
                 <w:noProof/>
                 <w:webHidden/>
               </w:rPr>
-              <w:instrText xml:space="preserve"> PAGEREF _Toc232726406 \h </w:instrText>
+              <w:instrText xml:space="preserve"> PAGEREF _Toc232783965 \h </w:instrText>
             </w:r>
             <w:r>
               <w:rPr>
@@ -3063,7 +3063,7 @@
               <w14:ligatures w14:val="standardContextual"/>
             </w:rPr>
           </w:pPr>
-          <w:hyperlink w:anchor="_Toc232726407" w:history="1">
+          <w:hyperlink w:anchor="_Toc232783966" w:history="1">
             <w:r>
               <w:rPr>
                 <w:rStyle w:val="Hyperlink"/>
@@ -3107,7 +3107,7 @@
                 <w:noProof/>
                 <w:webHidden/>
               </w:rPr>
-              <w:instrText xml:space="preserve"> PAGEREF _Toc232726407 \h </w:instrText>
+              <w:instrText xml:space="preserve"> PAGEREF _Toc232783966 \h </w:instrText>
             </w:r>
             <w:r>
               <w:rPr>
@@ -3153,7 +3153,7 @@
               <w14:ligatures w14:val="standardContextual"/>
             </w:rPr>
           </w:pPr>
-          <w:hyperlink w:anchor="_Toc232726408" w:history="1">
+          <w:hyperlink w:anchor="_Toc232783967" w:history="1">
             <w:r>
               <w:rPr>
                 <w:rStyle w:val="Hyperlink"/>
@@ -3197,7 +3197,7 @@
                 <w:noProof/>
                 <w:webHidden/>
               </w:rPr>
-              <w:instrText xml:space="preserve"> PAGEREF _Toc232726408 \h </w:instrText>
+              <w:instrText xml:space="preserve"> PAGEREF _Toc232783967 \h </w:instrText>
             </w:r>
             <w:r>
               <w:rPr>
@@ -3243,7 +3243,7 @@
               <w14:ligatures w14:val="standardContextual"/>
             </w:rPr>
           </w:pPr>
-          <w:hyperlink w:anchor="_Toc232726409" w:history="1">
+          <w:hyperlink w:anchor="_Toc232783968" w:history="1">
             <w:r>
               <w:rPr>
                 <w:rStyle w:val="Hyperlink"/>
@@ -3287,7 +3287,7 @@
                 <w:noProof/>
                 <w:webHidden/>
               </w:rPr>
-              <w:instrText xml:space="preserve"> PAGEREF _Toc232726409 \h </w:instrText>
+              <w:instrText xml:space="preserve"> PAGEREF _Toc232783968 \h </w:instrText>
             </w:r>
             <w:r>
               <w:rPr>
@@ -3333,7 +3333,7 @@
               <w14:ligatures w14:val="standardContextual"/>
             </w:rPr>
           </w:pPr>
-          <w:hyperlink w:anchor="_Toc232726410" w:history="1">
+          <w:hyperlink w:anchor="_Toc232783969" w:history="1">
             <w:r>
               <w:rPr>
                 <w:rStyle w:val="Hyperlink"/>
@@ -3377,7 +3377,7 @@
                 <w:noProof/>
                 <w:webHidden/>
               </w:rPr>
-              <w:instrText xml:space="preserve"> PAGEREF _Toc232726410 \h </w:instrText>
+              <w:instrText xml:space="preserve"> PAGEREF _Toc232783969 \h </w:instrText>
             </w:r>
             <w:r>
               <w:rPr>
@@ -3423,7 +3423,7 @@
               <w14:ligatures w14:val="standardContextual"/>
             </w:rPr>
           </w:pPr>
-          <w:hyperlink w:anchor="_Toc232726411" w:history="1">
+          <w:hyperlink w:anchor="_Toc232783970" w:history="1">
             <w:r>
               <w:rPr>
                 <w:rStyle w:val="Hyperlink"/>
@@ -3467,7 +3467,7 @@
                 <w:noProof/>
                 <w:webHidden/>
               </w:rPr>
-              <w:instrText xml:space="preserve"> PAGEREF _Toc232726411 \h </w:instrText>
+              <w:instrText xml:space="preserve"> PAGEREF _Toc232783970 \h </w:instrText>
             </w:r>
             <w:r>
               <w:rPr>
@@ -3513,7 +3513,7 @@
               <w14:ligatures w14:val="standardContextual"/>
             </w:rPr>
           </w:pPr>
-          <w:hyperlink w:anchor="_Toc232726412" w:history="1">
+          <w:hyperlink w:anchor="_Toc232783971" w:history="1">
             <w:r>
               <w:rPr>
                 <w:rStyle w:val="Hyperlink"/>
@@ -3536,7 +3536,7 @@
                 <w:rStyle w:val="Hyperlink"/>
                 <w:noProof/>
               </w:rPr>
-              <w:t>Graf neuronska mreža [~]</w:t>
+              <w:t>Graf neuronska mreža</w:t>
             </w:r>
             <w:r>
               <w:rPr>
@@ -3557,7 +3557,7 @@
                 <w:noProof/>
                 <w:webHidden/>
               </w:rPr>
-              <w:instrText xml:space="preserve"> PAGEREF _Toc232726412 \h </w:instrText>
+              <w:instrText xml:space="preserve"> PAGEREF _Toc232783971 \h </w:instrText>
             </w:r>
             <w:r>
               <w:rPr>
@@ -3603,7 +3603,7 @@
               <w14:ligatures w14:val="standardContextual"/>
             </w:rPr>
           </w:pPr>
-          <w:hyperlink w:anchor="_Toc232726413" w:history="1">
+          <w:hyperlink w:anchor="_Toc232783972" w:history="1">
             <w:r>
               <w:rPr>
                 <w:rStyle w:val="Hyperlink"/>
@@ -3626,7 +3626,7 @@
                 <w:rStyle w:val="Hyperlink"/>
                 <w:noProof/>
               </w:rPr>
-              <w:t>Rangiranje bridova [X]</w:t>
+              <w:t>Rangiranje bridova</w:t>
             </w:r>
             <w:r>
               <w:rPr>
@@ -3647,7 +3647,7 @@
                 <w:noProof/>
                 <w:webHidden/>
               </w:rPr>
-              <w:instrText xml:space="preserve"> PAGEREF _Toc232726413 \h </w:instrText>
+              <w:instrText xml:space="preserve"> PAGEREF _Toc232783972 \h </w:instrText>
             </w:r>
             <w:r>
               <w:rPr>
@@ -3693,7 +3693,7 @@
               <w14:ligatures w14:val="standardContextual"/>
             </w:rPr>
           </w:pPr>
-          <w:hyperlink w:anchor="_Toc232726414" w:history="1">
+          <w:hyperlink w:anchor="_Toc232783973" w:history="1">
             <w:r>
               <w:rPr>
                 <w:rStyle w:val="Hyperlink"/>
@@ -3716,7 +3716,7 @@
                 <w:rStyle w:val="Hyperlink"/>
                 <w:noProof/>
               </w:rPr>
-              <w:t>Rješenja [~]</w:t>
+              <w:t>Rješenja</w:t>
             </w:r>
             <w:r>
               <w:rPr>
@@ -3737,7 +3737,7 @@
                 <w:noProof/>
                 <w:webHidden/>
               </w:rPr>
-              <w:instrText xml:space="preserve"> PAGEREF _Toc232726414 \h </w:instrText>
+              <w:instrText xml:space="preserve"> PAGEREF _Toc232783973 \h </w:instrText>
             </w:r>
             <w:r>
               <w:rPr>
@@ -3757,7 +3757,7 @@
                 <w:noProof/>
                 <w:webHidden/>
               </w:rPr>
-              <w:t>47</w:t>
+              <w:t>48</w:t>
             </w:r>
             <w:r>
               <w:rPr>
@@ -3783,7 +3783,7 @@
               <w14:ligatures w14:val="standardContextual"/>
             </w:rPr>
           </w:pPr>
-          <w:hyperlink w:anchor="_Toc232726415" w:history="1">
+          <w:hyperlink w:anchor="_Toc232783974" w:history="1">
             <w:r>
               <w:rPr>
                 <w:rStyle w:val="Hyperlink"/>
@@ -3827,7 +3827,7 @@
                 <w:noProof/>
                 <w:webHidden/>
               </w:rPr>
-              <w:instrText xml:space="preserve"> PAGEREF _Toc232726415 \h </w:instrText>
+              <w:instrText xml:space="preserve"> PAGEREF _Toc232783974 \h </w:instrText>
             </w:r>
             <w:r>
               <w:rPr>
@@ -3847,7 +3847,7 @@
                 <w:noProof/>
                 <w:webHidden/>
               </w:rPr>
-              <w:t>47</w:t>
+              <w:t>48</w:t>
             </w:r>
             <w:r>
               <w:rPr>
@@ -3873,7 +3873,7 @@
               <w14:ligatures w14:val="standardContextual"/>
             </w:rPr>
           </w:pPr>
-          <w:hyperlink w:anchor="_Toc232726416" w:history="1">
+          <w:hyperlink w:anchor="_Toc232783975" w:history="1">
             <w:r>
               <w:rPr>
                 <w:rStyle w:val="Hyperlink"/>
@@ -3917,7 +3917,7 @@
                 <w:noProof/>
                 <w:webHidden/>
               </w:rPr>
-              <w:instrText xml:space="preserve"> PAGEREF _Toc232726416 \h </w:instrText>
+              <w:instrText xml:space="preserve"> PAGEREF _Toc232783975 \h </w:instrText>
             </w:r>
             <w:r>
               <w:rPr>
@@ -3937,7 +3937,97 @@
                 <w:noProof/>
                 <w:webHidden/>
               </w:rPr>
-              <w:t>52</w:t>
+              <w:t>53</w:t>
+            </w:r>
+            <w:r>
+              <w:rPr>
+                <w:noProof/>
+                <w:webHidden/>
+              </w:rPr>
+              <w:fldChar w:fldCharType="end"/>
+            </w:r>
+          </w:hyperlink>
+        </w:p>
+        <w:p>
+          <w:pPr>
+            <w:pStyle w:val="TOC3"/>
+            <w:tabs>
+              <w:tab w:val="left" w:pos="1440"/>
+              <w:tab w:val="right" w:leader="dot" w:pos="8777"/>
+            </w:tabs>
+            <w:rPr>
+              <w:rFonts w:asciiTheme="minorHAnsi" w:eastAsiaTheme="minorEastAsia" w:hAnsiTheme="minorHAnsi" w:cstheme="minorBidi"/>
+              <w:noProof/>
+              <w:kern w:val="2"/>
+              <w:lang w:eastAsia="ja-JP"/>
+              <w14:ligatures w14:val="standardContextual"/>
+            </w:rPr>
+          </w:pPr>
+          <w:hyperlink w:anchor="_Toc232783976" w:history="1">
+            <w:r>
+              <w:rPr>
+                <w:rStyle w:val="Hyperlink"/>
+                <w:noProof/>
+              </w:rPr>
+              <w:t>5.2.1.</w:t>
+            </w:r>
+            <w:r>
+              <w:rPr>
+                <w:rFonts w:asciiTheme="minorHAnsi" w:eastAsiaTheme="minorEastAsia" w:hAnsiTheme="minorHAnsi" w:cstheme="minorBidi"/>
+                <w:noProof/>
+                <w:kern w:val="2"/>
+                <w:lang w:eastAsia="ja-JP"/>
+                <w14:ligatures w14:val="standardContextual"/>
+              </w:rPr>
+              <w:tab/>
+            </w:r>
+            <w:r>
+              <w:rPr>
+                <w:rStyle w:val="Hyperlink"/>
+                <w:noProof/>
+              </w:rPr>
+              <w:t>Više-agentska kompetitivna varijacija</w:t>
+            </w:r>
+            <w:r>
+              <w:rPr>
+                <w:noProof/>
+                <w:webHidden/>
+              </w:rPr>
+              <w:tab/>
+            </w:r>
+            <w:r>
+              <w:rPr>
+                <w:noProof/>
+                <w:webHidden/>
+              </w:rPr>
+              <w:fldChar w:fldCharType="begin"/>
+            </w:r>
+            <w:r>
+              <w:rPr>
+                <w:noProof/>
+                <w:webHidden/>
+              </w:rPr>
+              <w:instrText xml:space="preserve"> PAGEREF _Toc232783976 \h </w:instrText>
+            </w:r>
+            <w:r>
+              <w:rPr>
+                <w:noProof/>
+                <w:webHidden/>
+              </w:rPr>
+            </w:r>
+            <w:r>
+              <w:rPr>
+                <w:noProof/>
+                <w:webHidden/>
+              </w:rPr>
+              <w:fldChar w:fldCharType="separate"/>
+            </w:r>
+            <w:r>
+              <w:rPr>
+                <w:noProof/>
+                <w:webHidden/>
+              </w:rPr>
+              <w:t>57</w:t>
             </w:r>
             <w:r>
               <w:rPr>
@@ -3963,7 +4053,7 @@
               <w14:ligatures w14:val="standardContextual"/>
             </w:rPr>
           </w:pPr>
-          <w:hyperlink w:anchor="_Toc232726417" w:history="1">
+          <w:hyperlink w:anchor="_Toc232783977" w:history="1">
             <w:r>
               <w:rPr>
                 <w:rStyle w:val="Hyperlink"/>
@@ -3986,7 +4076,7 @@
                 <w:rStyle w:val="Hyperlink"/>
                 <w:noProof/>
               </w:rPr>
-              <w:t>Strojno učenje [X]</w:t>
+              <w:t>Strojno učenje</w:t>
             </w:r>
             <w:r>
               <w:rPr>
@@ -4007,7 +4097,7 @@
                 <w:noProof/>
                 <w:webHidden/>
               </w:rPr>
-              <w:instrText xml:space="preserve"> PAGEREF _Toc232726417 \h </w:instrText>
+              <w:instrText xml:space="preserve"> PAGEREF _Toc232783977 \h </w:instrText>
             </w:r>
             <w:r>
               <w:rPr>
@@ -4027,7 +4117,7 @@
                 <w:noProof/>
                 <w:webHidden/>
               </w:rPr>
-              <w:t>56</w:t>
+              <w:t>60</w:t>
             </w:r>
             <w:r>
               <w:rPr>
@@ -4053,7 +4143,7 @@
               <w14:ligatures w14:val="standardContextual"/>
             </w:rPr>
           </w:pPr>
-          <w:hyperlink w:anchor="_Toc232726418" w:history="1">
+          <w:hyperlink w:anchor="_Toc232783978" w:history="1">
             <w:r>
               <w:rPr>
                 <w:rStyle w:val="Hyperlink"/>
@@ -4082,13 +4172,6 @@
             </w:r>
             <w:r>
               <w:rPr>
-                <w:rStyle w:val="Hyperlink"/>
-                <w:noProof/>
-              </w:rPr>
-              <w:t xml:space="preserve"> [X]</w:t>
-            </w:r>
-            <w:r>
-              <w:rPr>
                 <w:noProof/>
                 <w:webHidden/>
               </w:rPr>
@@ -4106,7 +4189,7 @@
                 <w:noProof/>
                 <w:webHidden/>
               </w:rPr>
-              <w:instrText xml:space="preserve"> PAGEREF _Toc232726418 \h </w:instrText>
+              <w:instrText xml:space="preserve"> PAGEREF _Toc232783978 \h </w:instrText>
             </w:r>
             <w:r>
               <w:rPr>
@@ -4126,7 +4209,7 @@
                 <w:noProof/>
                 <w:webHidden/>
               </w:rPr>
-              <w:t>56</w:t>
+              <w:t>60</w:t>
             </w:r>
             <w:r>
               <w:rPr>
@@ -4152,13 +4235,10 @@
               <w14:ligatures w14:val="standardContextual"/>
             </w:rPr>
           </w:pPr>
-          <w:hyperlink w:anchor="_Toc232726419" w:history="1">
+          <w:hyperlink w:anchor="_Toc232783979" w:history="1">
             <w:r>
               <w:rPr>
                 <w:rStyle w:val="Hyperlink"/>
-                <w:rFonts w:asciiTheme="majorHAnsi" w:hAnsiTheme="majorHAnsi"/>
-                <w:i/>
-                <w:iCs/>
                 <w:noProof/>
               </w:rPr>
               <w:t>5.3.2.</w:t>
@@ -4179,32 +4259,7 @@
                 <w:rFonts w:asciiTheme="majorHAnsi" w:hAnsiTheme="majorHAnsi"/>
                 <w:noProof/>
               </w:rPr>
-              <w:t>Više-agentsko podržano učenje (</w:t>
-            </w:r>
-            <w:r>
-              <w:rPr>
-                <w:rStyle w:val="Hyperlink"/>
-                <w:rFonts w:asciiTheme="majorHAnsi" w:hAnsiTheme="majorHAnsi"/>
-                <w:i/>
-                <w:iCs/>
-                <w:noProof/>
-              </w:rPr>
-              <w:t>MARL</w:t>
-            </w:r>
-            <w:r>
-              <w:rPr>
-                <w:rStyle w:val="Hyperlink"/>
-                <w:rFonts w:asciiTheme="majorHAnsi" w:hAnsiTheme="majorHAnsi"/>
-                <w:noProof/>
-              </w:rPr>
-              <w:t>)</w:t>
-            </w:r>
-            <w:r>
-              <w:rPr>
-                <w:rStyle w:val="Hyperlink"/>
-                <w:noProof/>
-              </w:rPr>
-              <w:t xml:space="preserve"> [X]</w:t>
+              <w:t>Scenarij više agenata</w:t>
             </w:r>
             <w:r>
               <w:rPr>
@@ -4225,7 +4280,7 @@
                 <w:noProof/>
                 <w:webHidden/>
               </w:rPr>
-              <w:instrText xml:space="preserve"> PAGEREF _Toc232726419 \h </w:instrText>
+              <w:instrText xml:space="preserve"> PAGEREF _Toc232783979 \h </w:instrText>
             </w:r>
             <w:r>
               <w:rPr>
@@ -4245,7 +4300,7 @@
                 <w:noProof/>
                 <w:webHidden/>
               </w:rPr>
-              <w:t>57</w:t>
+              <w:t>62</w:t>
             </w:r>
             <w:r>
               <w:rPr>
@@ -4271,7 +4326,7 @@
               <w14:ligatures w14:val="standardContextual"/>
             </w:rPr>
           </w:pPr>
-          <w:hyperlink w:anchor="_Toc232726420" w:history="1">
+          <w:hyperlink w:anchor="_Toc232783980" w:history="1">
             <w:r>
               <w:rPr>
                 <w:rStyle w:val="Hyperlink"/>
@@ -4315,7 +4370,7 @@
                 <w:noProof/>
                 <w:webHidden/>
               </w:rPr>
-              <w:instrText xml:space="preserve"> PAGEREF _Toc232726420 \h </w:instrText>
+              <w:instrText xml:space="preserve"> PAGEREF _Toc232783980 \h </w:instrText>
             </w:r>
             <w:r>
               <w:rPr>
@@ -4335,7 +4390,7 @@
                 <w:noProof/>
                 <w:webHidden/>
               </w:rPr>
-              <w:t>58</w:t>
+              <w:t>63</w:t>
             </w:r>
             <w:r>
               <w:rPr>
@@ -4360,7 +4415,7 @@
               <w14:ligatures w14:val="standardContextual"/>
             </w:rPr>
           </w:pPr>
-          <w:hyperlink w:anchor="_Toc232726421" w:history="1">
+          <w:hyperlink w:anchor="_Toc232783981" w:history="1">
             <w:r>
               <w:rPr>
                 <w:rStyle w:val="Hyperlink"/>
@@ -4387,7 +4442,7 @@
                 <w:noProof/>
                 <w:webHidden/>
               </w:rPr>
-              <w:instrText xml:space="preserve"> PAGEREF _Toc232726421 \h </w:instrText>
+              <w:instrText xml:space="preserve"> PAGEREF _Toc232783981 \h </w:instrText>
             </w:r>
             <w:r>
               <w:rPr>
@@ -4407,7 +4462,7 @@
                 <w:noProof/>
                 <w:webHidden/>
               </w:rPr>
-              <w:t>59</w:t>
+              <w:t>64</w:t>
             </w:r>
             <w:r>
               <w:rPr>
@@ -4432,7 +4487,7 @@
               <w14:ligatures w14:val="standardContextual"/>
             </w:rPr>
           </w:pPr>
-          <w:hyperlink w:anchor="_Toc232726422" w:history="1">
+          <w:hyperlink w:anchor="_Toc232783982" w:history="1">
             <w:r>
               <w:rPr>
                 <w:rStyle w:val="Hyperlink"/>
@@ -4459,7 +4514,7 @@
                 <w:noProof/>
                 <w:webHidden/>
               </w:rPr>
-              <w:instrText xml:space="preserve"> PAGEREF _Toc232726422 \h </w:instrText>
+              <w:instrText xml:space="preserve"> PAGEREF _Toc232783982 \h </w:instrText>
             </w:r>
             <w:r>
               <w:rPr>
@@ -4479,7 +4534,7 @@
                 <w:noProof/>
                 <w:webHidden/>
               </w:rPr>
-              <w:t>60</w:t>
+              <w:t>65</w:t>
             </w:r>
             <w:r>
               <w:rPr>
@@ -4504,7 +4559,7 @@
               <w14:ligatures w14:val="standardContextual"/>
             </w:rPr>
           </w:pPr>
-          <w:hyperlink w:anchor="_Toc232726423" w:history="1">
+          <w:hyperlink w:anchor="_Toc232783983" w:history="1">
             <w:r>
               <w:rPr>
                 <w:rStyle w:val="Hyperlink"/>
@@ -4531,7 +4586,7 @@
                 <w:noProof/>
                 <w:webHidden/>
               </w:rPr>
-              <w:instrText xml:space="preserve"> PAGEREF _Toc232726423 \h </w:instrText>
+              <w:instrText xml:space="preserve"> PAGEREF _Toc232783983 \h </w:instrText>
             </w:r>
             <w:r>
               <w:rPr>
@@ -4551,7 +4606,7 @@
                 <w:noProof/>
                 <w:webHidden/>
               </w:rPr>
-              <w:t>62</w:t>
+              <w:t>68</w:t>
             </w:r>
             <w:r>
               <w:rPr>
@@ -4576,7 +4631,7 @@
               <w14:ligatures w14:val="standardContextual"/>
             </w:rPr>
           </w:pPr>
-          <w:hyperlink w:anchor="_Toc232726424" w:history="1">
+          <w:hyperlink w:anchor="_Toc232783984" w:history="1">
             <w:r>
               <w:rPr>
                 <w:rStyle w:val="Hyperlink"/>
@@ -4603,7 +4658,7 @@
                 <w:noProof/>
                 <w:webHidden/>
               </w:rPr>
-              <w:instrText xml:space="preserve"> PAGEREF _Toc232726424 \h </w:instrText>
+              <w:instrText xml:space="preserve"> PAGEREF _Toc232783984 \h </w:instrText>
             </w:r>
             <w:r>
               <w:rPr>
@@ -4623,7 +4678,7 @@
                 <w:noProof/>
                 <w:webHidden/>
               </w:rPr>
-              <w:t>63</w:t>
+              <w:t>69</w:t>
             </w:r>
             <w:r>
               <w:rPr>
@@ -4648,7 +4703,7 @@
               <w14:ligatures w14:val="standardContextual"/>
             </w:rPr>
           </w:pPr>
-          <w:hyperlink w:anchor="_Toc232726425" w:history="1">
+          <w:hyperlink w:anchor="_Toc232783985" w:history="1">
             <w:r>
               <w:rPr>
                 <w:rStyle w:val="Hyperlink"/>
@@ -4675,7 +4730,7 @@
                 <w:noProof/>
                 <w:webHidden/>
               </w:rPr>
-              <w:instrText xml:space="preserve"> PAGEREF _Toc232726425 \h </w:instrText>
+              <w:instrText xml:space="preserve"> PAGEREF _Toc232783985 \h </w:instrText>
             </w:r>
             <w:r>
               <w:rPr>
@@ -4695,7 +4750,7 @@
                 <w:noProof/>
                 <w:webHidden/>
               </w:rPr>
-              <w:t>64</w:t>
+              <w:t>70</w:t>
             </w:r>
             <w:r>
               <w:rPr>
@@ -4720,7 +4775,7 @@
               <w14:ligatures w14:val="standardContextual"/>
             </w:rPr>
           </w:pPr>
-          <w:hyperlink w:anchor="_Toc232726426" w:history="1">
+          <w:hyperlink w:anchor="_Toc232783986" w:history="1">
             <w:r>
               <w:rPr>
                 <w:rStyle w:val="Hyperlink"/>
@@ -4747,7 +4802,7 @@
                 <w:noProof/>
                 <w:webHidden/>
               </w:rPr>
-              <w:instrText xml:space="preserve"> PAGEREF _Toc232726426 \h </w:instrText>
+              <w:instrText xml:space="preserve"> PAGEREF _Toc232783986 \h </w:instrText>
             </w:r>
             <w:r>
               <w:rPr>
@@ -4767,7 +4822,7 @@
                 <w:noProof/>
                 <w:webHidden/>
               </w:rPr>
-              <w:t>65</w:t>
+              <w:t>71</w:t>
             </w:r>
             <w:r>
               <w:rPr>
@@ -4815,13 +4870,10 @@
           <w:numId w:val="0"/>
         </w:numPr>
       </w:pPr>
-      <w:bookmarkStart w:id="0" w:name="_Toc232726382"/>
+      <w:bookmarkStart w:id="0" w:name="_Toc232783941"/>
       <w:r>
         <w:lastRenderedPageBreak/>
         <w:t>Uvod</w:t>
-      </w:r>
-      <w:r>
-        <w:t xml:space="preserve"> [~]</w:t>
       </w:r>
       <w:bookmarkEnd w:id="0"/>
     </w:p>
@@ -4881,7 +4933,13 @@
         <w:t xml:space="preserve">tehnologije električnih motora čak postiže i </w:t>
       </w:r>
       <w:r>
-        <w:t>generalno bolja efikasnost samih električnih motora od motora sa unutarnjim izgaranjem [</w:t>
+        <w:t>generalno bolja efikasnost samih električnih motora od motora sa unutarnjim izgaranjem</w:t>
+      </w:r>
+      <w:r>
+        <w:t xml:space="preserve"> </w:t>
+      </w:r>
+      <w:r>
+        <w:t>[</w:t>
       </w:r>
       <w:r>
         <w:t>c</w:t>
@@ -4890,7 +4948,10 @@
         <w:t>].</w:t>
       </w:r>
       <w:r>
-        <w:t xml:space="preserve"> No </w:t>
+        <w:t xml:space="preserve"> </w:t>
+      </w:r>
+      <w:r>
+        <w:t xml:space="preserve">No </w:t>
       </w:r>
       <w:r>
         <w:t xml:space="preserve">očekivani nedostatak prometa dominiranog električnim vozilima je </w:t>
@@ -4935,7 +4996,10 @@
         <w:t xml:space="preserve">benzinskih </w:t>
       </w:r>
       <w:r>
-        <w:t>postaje</w:t>
+        <w:t>postaj</w:t>
+      </w:r>
+      <w:r>
+        <w:t>a</w:t>
       </w:r>
       <w:r>
         <w:t xml:space="preserve"> </w:t>
@@ -4956,7 +5020,13 @@
         <w:t xml:space="preserve">električnog vozila </w:t>
       </w:r>
       <w:r>
-        <w:t>puno dugotrajnije</w:t>
+        <w:t>uveliko</w:t>
+      </w:r>
+      <w:r>
+        <w:t xml:space="preserve"> </w:t>
+      </w:r>
+      <w:r>
+        <w:t>dugotrajnije</w:t>
       </w:r>
       <w:r>
         <w:t xml:space="preserve"> te je </w:t>
@@ -4968,7 +5038,31 @@
         <w:t>potrebno više mjesta za punjenje</w:t>
       </w:r>
       <w:r>
-        <w:t xml:space="preserve"> za jednak protok vozila</w:t>
+        <w:t xml:space="preserve"> </w:t>
+      </w:r>
+      <w:r>
+        <w:t>za</w:t>
+      </w:r>
+      <w:r>
+        <w:t xml:space="preserve"> ostvarenje</w:t>
+      </w:r>
+      <w:r>
+        <w:t xml:space="preserve"> </w:t>
+      </w:r>
+      <w:r>
+        <w:t>jednak</w:t>
+      </w:r>
+      <w:r>
+        <w:t>og</w:t>
+      </w:r>
+      <w:r>
+        <w:t xml:space="preserve"> protok</w:t>
+      </w:r>
+      <w:r>
+        <w:t>a</w:t>
+      </w:r>
+      <w:r>
+        <w:t xml:space="preserve"> vozila</w:t>
       </w:r>
       <w:r>
         <w:t>, te se zbog toga trenutne benzinske postaje ne mogu jednostavno zamijeniti sa stanicama za punjenje električnih vozila.</w:t>
@@ -4977,7 +5071,13 @@
         <w:t xml:space="preserve"> </w:t>
       </w:r>
       <w:r>
-        <w:t>Također su trenutno baterije puno manjeg efektivnog kapaciteta</w:t>
+        <w:t xml:space="preserve">Također su </w:t>
+      </w:r>
+      <w:r>
+        <w:t xml:space="preserve">baterije </w:t>
+      </w:r>
+      <w:r>
+        <w:t>trenutno puno manjeg efektivnog kapaciteta</w:t>
       </w:r>
       <w:r>
         <w:t xml:space="preserve"> u suprotnosti sa </w:t>
@@ -4986,16 +5086,28 @@
         <w:t xml:space="preserve">konvencionalnim vozilima, </w:t>
       </w:r>
       <w:r>
-        <w:t xml:space="preserve">te stanice za električna vozila moraju biti na manjim udaljenostima, što zadaje dodatan problem. </w:t>
+        <w:t>te</w:t>
+      </w:r>
+      <w:r>
+        <w:t xml:space="preserve"> zbog toga</w:t>
+      </w:r>
+      <w:r>
+        <w:t xml:space="preserve"> stanice za električna vozila moraju biti na manjim udaljenostima, što zadaje dodatan problem. </w:t>
       </w:r>
       <w:r>
         <w:t>Zbog</w:t>
       </w:r>
       <w:r>
-        <w:t xml:space="preserve"> ta dva razloga</w:t>
-      </w:r>
-      <w:r>
-        <w:t xml:space="preserve"> se </w:t>
+        <w:t xml:space="preserve"> ta </w:t>
+      </w:r>
+      <w:r>
+        <w:t xml:space="preserve">se </w:t>
+      </w:r>
+      <w:r>
+        <w:t>dva razloga</w:t>
+      </w:r>
+      <w:r>
+        <w:t xml:space="preserve"> </w:t>
       </w:r>
       <w:r>
         <w:t xml:space="preserve">uz sami tehnološki napredak </w:t>
@@ -5007,237 +5119,427 @@
         <w:t xml:space="preserve">i </w:t>
       </w:r>
       <w:r>
-        <w:t xml:space="preserve">bolje metode postavljanja </w:t>
+        <w:t>naprednije</w:t>
+      </w:r>
+      <w:r>
+        <w:t xml:space="preserve"> metode postavljanja </w:t>
       </w:r>
       <w:r>
         <w:t>samih stanica za punjenje električnih vozila.</w:t>
+      </w:r>
+      <w:r>
+        <w:t xml:space="preserve"> </w:t>
+      </w:r>
+      <w:r>
+        <w:t xml:space="preserve">U </w:t>
+      </w:r>
+      <w:r>
+        <w:t xml:space="preserve">zadnjih par desetljeća </w:t>
+      </w:r>
+      <w:r>
+        <w:t xml:space="preserve">također su </w:t>
+      </w:r>
+      <w:r>
+        <w:t xml:space="preserve">započeta istraživanja o </w:t>
+      </w:r>
+      <w:r>
+        <w:t xml:space="preserve">novoj mogućoj </w:t>
+      </w:r>
+      <w:r>
+        <w:t>prednosti</w:t>
+      </w:r>
+      <w:r>
+        <w:t xml:space="preserve"> prometa električnih vozil</w:t>
+      </w:r>
+      <w:r>
+        <w:t>a, a to je autonomni promet u kojem je eliminirana greška i nepromišljenost ljud</w:t>
+      </w:r>
+      <w:r>
+        <w:t>skih vozača</w:t>
+      </w:r>
+      <w:r>
+        <w:t>.</w:t>
+      </w:r>
+      <w:r>
+        <w:t xml:space="preserve"> </w:t>
+      </w:r>
+      <w:r>
+        <w:t xml:space="preserve">U idealnom potpuno autonomnom prometu </w:t>
+      </w:r>
+      <w:r>
+        <w:t xml:space="preserve">moguće je optimizirati transport ljudi i materijala te bi </w:t>
+      </w:r>
+      <w:r>
+        <w:t xml:space="preserve">nesreće </w:t>
+      </w:r>
+      <w:r>
+        <w:t>bilo puno rjeđe zbog kontrole prometa od vanjskog sustava ili predvidljivim softverom samog vozila čime se omogućuje efektivna komunikacija između svih vozila</w:t>
+      </w:r>
+      <w:r>
+        <w:t>,</w:t>
+      </w:r>
+      <w:r>
+        <w:t xml:space="preserve"> koja nedostaje u slučaju ljudskih voza</w:t>
+      </w:r>
+      <w:r>
+        <w:t>ča</w:t>
+      </w:r>
+      <w:r>
+        <w:t>.</w:t>
+      </w:r>
+      <w:r>
+        <w:t xml:space="preserve"> </w:t>
       </w:r>
     </w:p>
     <w:p>
       <w:r>
-        <w:t xml:space="preserve">U </w:t>
-      </w:r>
-      <w:r>
-        <w:t xml:space="preserve">zadnjih par desetljeća </w:t>
-      </w:r>
-      <w:r>
-        <w:t xml:space="preserve">započeta su istraživanja o </w:t>
-      </w:r>
-      <w:r>
-        <w:t>novoj mogućoj korisnosti prometa električnih vozil</w:t>
-      </w:r>
-      <w:r>
-        <w:t>a, a to je autonomni promet u kojem je eliminirana greška i nepromišljenost ljud</w:t>
-      </w:r>
-      <w:r>
-        <w:t>skih vozača</w:t>
+        <w:t xml:space="preserve">No </w:t>
+      </w:r>
+      <w:r>
+        <w:t xml:space="preserve">kada razmislimo o tome u kontekstu realnog svijeta, praktički je nemoguće staviti sva vozila cijelog svijeta pod jedan sustav, nego bi bilo više različitih sustava za </w:t>
+      </w:r>
+      <w:r>
+        <w:t xml:space="preserve">upravljanje pojedinim regijama, koji bi onda bili različiti i time nejednako </w:t>
+      </w:r>
+      <w:r>
+        <w:t>efektivni</w:t>
       </w:r>
       <w:r>
         <w:t>.</w:t>
       </w:r>
       <w:r>
-        <w:t xml:space="preserve"> </w:t>
-      </w:r>
-      <w:r>
-        <w:t xml:space="preserve">U idealnom potpuno autonomnom prometu </w:t>
-      </w:r>
-      <w:r>
-        <w:t xml:space="preserve">moguće je optimizirati transport ljudi i materijala te bi </w:t>
-      </w:r>
-      <w:r>
-        <w:t xml:space="preserve">nesreće </w:t>
-      </w:r>
-      <w:r>
-        <w:t>bilo puno rjeđe zbog kontrole prometa od vanjskog sustava ili predvidljivim softverom samog vozila čime se omogućuje efektivna komunikacija između svih vozila</w:t>
-      </w:r>
-      <w:r>
-        <w:t>,</w:t>
-      </w:r>
-      <w:r>
-        <w:t xml:space="preserve"> koja nedostaje u slučaju ljudskih voza</w:t>
-      </w:r>
-      <w:r>
-        <w:t>ča</w:t>
+        <w:t xml:space="preserve"> Ista logika može</w:t>
+      </w:r>
+      <w:r>
+        <w:t xml:space="preserve"> se</w:t>
+      </w:r>
+      <w:r>
+        <w:t xml:space="preserve"> </w:t>
+      </w:r>
+      <w:r>
+        <w:lastRenderedPageBreak/>
+        <w:t xml:space="preserve">primijeniti i na same stanice za punjenje električnih vozila, današnje benzinske </w:t>
+      </w:r>
+      <w:r>
+        <w:t xml:space="preserve">postaje nisu pod </w:t>
+      </w:r>
+      <w:r>
+        <w:t>vlasništvom</w:t>
+      </w:r>
+      <w:r>
+        <w:t xml:space="preserve"> jedne već više različitih tvrtka sa drugačijim cijenama, te zato isto možemo očekivati i za buduće stanice za električna vozila.</w:t>
+      </w:r>
+      <w:r>
+        <w:t xml:space="preserve"> Time dolazimo do glavne ideje kojom se ovaj rad bavi, </w:t>
+      </w:r>
+      <w:r>
+        <w:t xml:space="preserve">analiza </w:t>
+      </w:r>
+      <w:r>
+        <w:t>razlika između centraliziran</w:t>
+      </w:r>
+      <w:r>
+        <w:t>e</w:t>
+      </w:r>
+      <w:r>
+        <w:t xml:space="preserve"> i kompetitivn</w:t>
+      </w:r>
+      <w:r>
+        <w:t xml:space="preserve">e raspodjele električnih stanica, u slučaju autonomnog i </w:t>
+      </w:r>
+      <w:r>
+        <w:t>sebičnog</w:t>
+      </w:r>
+      <w:r>
+        <w:t xml:space="preserve"> prometa.</w:t>
+      </w:r>
+      <w:r>
+        <w:t xml:space="preserve"> Korisnost ekonomske kompetitivnosti već je dobro istražena</w:t>
+      </w:r>
+      <w:r>
+        <w:t xml:space="preserve">, kompetitivnost generalno poboljšava alokaciju resursa i </w:t>
+      </w:r>
+      <w:r>
+        <w:t xml:space="preserve">smanjuje cijene, što bi bilo idealno u realnoj implementaciji </w:t>
+      </w:r>
+      <w:r>
+        <w:t>raspodjele stanica za punjenje električnih vozila</w:t>
+      </w:r>
+      <w:r>
+        <w:t xml:space="preserve"> [</w:t>
+      </w:r>
+      <w:r>
+        <w:t>5</w:t>
+      </w:r>
+      <w:r>
+        <w:t>]</w:t>
       </w:r>
       <w:r>
         <w:t>.</w:t>
       </w:r>
       <w:r>
         <w:t xml:space="preserve"> </w:t>
+      </w:r>
+      <w:r>
+        <w:t xml:space="preserve">U radu su opisani </w:t>
+      </w:r>
+      <w:r>
+        <w:t xml:space="preserve">spomenuti </w:t>
+      </w:r>
+      <w:r>
+        <w:t xml:space="preserve">fundamentalni problemi </w:t>
+      </w:r>
+      <w:r>
+        <w:t>i</w:t>
+      </w:r>
+      <w:r>
+        <w:t xml:space="preserve"> glavni </w:t>
+      </w:r>
+      <w:r>
+        <w:t xml:space="preserve">problem </w:t>
+      </w:r>
+      <w:r>
+        <w:t xml:space="preserve">optimizacije raspodjele stanica za punjenje električnih vozila </w:t>
+      </w:r>
+      <w:r>
+        <w:t xml:space="preserve">te </w:t>
+      </w:r>
+      <w:r>
+        <w:t>analizira</w:t>
+      </w:r>
+      <w:r>
+        <w:t>n</w:t>
+      </w:r>
+      <w:r>
+        <w:t>e</w:t>
+      </w:r>
+      <w:r>
+        <w:t xml:space="preserve"> </w:t>
+      </w:r>
+      <w:r>
+        <w:t xml:space="preserve">simulacije od par mogućih rješenja za svaki od </w:t>
+      </w:r>
+      <w:r>
+        <w:t xml:space="preserve">opisanih </w:t>
+      </w:r>
+      <w:r>
+        <w:t>slučaja.</w:t>
       </w:r>
     </w:p>
     <w:p>
       <w:r>
-        <w:t xml:space="preserve">Dosad su postignuti razni uspjesi u oba područja te se još duboko istražuju, te isto vrijedi i za kombinaciju oba </w:t>
-      </w:r>
-      <w:r>
-        <w:t xml:space="preserve">slučaja, tj. </w:t>
-      </w:r>
-      <w:r>
-        <w:t xml:space="preserve">za promet autonomnih električnih vozila. </w:t>
-      </w:r>
-      <w:r>
-        <w:t xml:space="preserve">No </w:t>
-      </w:r>
-      <w:r>
-        <w:t xml:space="preserve">uglavnom su </w:t>
-      </w:r>
-      <w:r>
-        <w:lastRenderedPageBreak/>
-        <w:t xml:space="preserve">samo </w:t>
+        <w:t xml:space="preserve">U </w:t>
+      </w:r>
+      <w:r>
+        <w:t xml:space="preserve">prvom </w:t>
+      </w:r>
+      <w:r>
+        <w:t>poglavlju detaljnije su opisana električna vozila</w:t>
+      </w:r>
+      <w:r>
+        <w:t xml:space="preserve">, </w:t>
+      </w:r>
+      <w:r>
+        <w:t>promet dominiran električnim vozilima</w:t>
+      </w:r>
+      <w:r>
+        <w:t xml:space="preserve"> i</w:t>
+      </w:r>
+      <w:r>
+        <w:t xml:space="preserve"> </w:t>
+      </w:r>
+      <w:r>
+        <w:t>promet autonomnih vozila</w:t>
+      </w:r>
+      <w:r>
+        <w:t>, uz</w:t>
+      </w:r>
+      <w:r>
+        <w:t xml:space="preserve"> opis </w:t>
+      </w:r>
+      <w:r>
+        <w:t xml:space="preserve">prednosti, nedostataka i </w:t>
+      </w:r>
+      <w:r>
+        <w:t xml:space="preserve">preostalih </w:t>
+      </w:r>
+      <w:r>
+        <w:t>izazova</w:t>
+      </w:r>
+      <w:r>
+        <w:t>.</w:t>
+      </w:r>
+      <w:r>
+        <w:t xml:space="preserve"> </w:t>
+      </w:r>
+      <w:r>
+        <w:t>Drugo poglavlje</w:t>
+      </w:r>
+      <w:r>
+        <w:t xml:space="preserve"> prolazi kroz odabran skup postojeće literature koja pokušava riješiti </w:t>
+      </w:r>
+      <w:r>
+        <w:t>dijelove problema optimalne raspodjele stanica za punjenje električnih vozila</w:t>
+      </w:r>
+      <w:r>
+        <w:t xml:space="preserve"> </w:t>
+      </w:r>
+      <w:r>
+        <w:t xml:space="preserve">kroz </w:t>
+      </w:r>
+      <w:r>
+        <w:t>različi</w:t>
+      </w:r>
+      <w:r>
+        <w:t>te</w:t>
+      </w:r>
+      <w:r>
+        <w:t xml:space="preserve"> </w:t>
+      </w:r>
+      <w:r>
+        <w:t>pristup</w:t>
+      </w:r>
+      <w:r>
+        <w:t>e</w:t>
+      </w:r>
+      <w:r>
+        <w:t xml:space="preserve">, </w:t>
+      </w:r>
+      <w:r>
+        <w:t>uz</w:t>
+      </w:r>
+      <w:r>
+        <w:t xml:space="preserve"> </w:t>
+      </w:r>
+      <w:r>
+        <w:t>nabrajanje</w:t>
+      </w:r>
+      <w:r>
+        <w:t xml:space="preserve"> najčešće korišten</w:t>
+      </w:r>
+      <w:r>
+        <w:t>ih</w:t>
+      </w:r>
+      <w:r>
+        <w:t xml:space="preserve"> tehnik</w:t>
       </w:r>
       <w:r>
         <w:t>a</w:t>
       </w:r>
       <w:r>
-        <w:t xml:space="preserve">nalizirane </w:t>
-      </w:r>
-      <w:r>
-        <w:t>simulacije</w:t>
-      </w:r>
-      <w:r>
-        <w:t xml:space="preserve"> gdje vozila sebično odabiru stanicu za punjenje</w:t>
-      </w:r>
-      <w:r>
-        <w:t xml:space="preserve"> nakon što centralizirani sustav optimalno postavi stanice za punjene </w:t>
-      </w:r>
-      <w:r>
-        <w:t>[</w:t>
-      </w:r>
-      <w:r>
-        <w:t>l, e</w:t>
-      </w:r>
-      <w:r>
-        <w:t>]</w:t>
-      </w:r>
-      <w:r>
         <w:t>.</w:t>
       </w:r>
       <w:r>
         <w:t xml:space="preserve"> </w:t>
       </w:r>
-    </w:p>
-    <w:p>
-      <w:r>
-        <w:t xml:space="preserve">No </w:t>
-      </w:r>
-      <w:r>
-        <w:t xml:space="preserve">kada razmislimo o tome u kontekstu realnog svijeta, praktički je nemoguće staviti sva vozila cijelog svijeta pod jedan sustav, nego bi bilo više različitih sustava za </w:t>
-      </w:r>
-      <w:r>
-        <w:t xml:space="preserve">upravljanje pojedinim regijama, koji bi onda bili različiti i time nejednako </w:t>
-      </w:r>
-      <w:r>
-        <w:t>efektivni</w:t>
+      <w:r>
+        <w:t>U trećem poglavlju</w:t>
+      </w:r>
+      <w:r>
+        <w:t xml:space="preserve"> </w:t>
+      </w:r>
+      <w:r>
+        <w:t>formaliziran</w:t>
+      </w:r>
+      <w:r>
+        <w:t xml:space="preserve"> je problem optimalne raspodjele električnih vozila </w:t>
+      </w:r>
+      <w:r>
+        <w:t>i</w:t>
+      </w:r>
+      <w:r>
+        <w:t xml:space="preserve"> definiran</w:t>
+      </w:r>
+      <w:r>
+        <w:t>i</w:t>
+      </w:r>
+      <w:r>
+        <w:t xml:space="preserve"> </w:t>
+      </w:r>
+      <w:r>
+        <w:t>model</w:t>
+      </w:r>
+      <w:r>
+        <w:t xml:space="preserve"> </w:t>
+      </w:r>
+      <w:r>
+        <w:t xml:space="preserve">i pristup </w:t>
+      </w:r>
+      <w:r>
+        <w:t>problem</w:t>
+      </w:r>
+      <w:r>
+        <w:t>u</w:t>
+      </w:r>
+      <w:r>
+        <w:t xml:space="preserve"> u kontekstu rada</w:t>
+      </w:r>
+      <w:r>
+        <w:t>,</w:t>
+      </w:r>
+      <w:r>
+        <w:t xml:space="preserve"> </w:t>
+      </w:r>
+      <w:r>
+        <w:t>te su dodatno objašnjenje tehnike korištene u postojećoj literaturi.</w:t>
+      </w:r>
+      <w:r>
+        <w:t xml:space="preserve"> U četvrtom poglavlju </w:t>
+      </w:r>
+      <w:r>
+        <w:t xml:space="preserve">prikazana je implementacija modela </w:t>
+      </w:r>
+      <w:r>
+        <w:t xml:space="preserve">problema </w:t>
+      </w:r>
+      <w:r>
+        <w:t>i korišteni alati.</w:t>
+      </w:r>
+      <w:r>
+        <w:t xml:space="preserve"> Peto poglavlje predstavlja rješenja razvijena u sklopu rada, te</w:t>
+      </w:r>
+      <w:r>
+        <w:t xml:space="preserve"> šesto poglavlje prikazuje rezultate dobivene </w:t>
+      </w:r>
+      <w:r>
+        <w:t>primjenom razvijenih rješenja</w:t>
+      </w:r>
+      <w:r>
+        <w:t xml:space="preserve"> na</w:t>
+      </w:r>
+      <w:r>
+        <w:t xml:space="preserve"> </w:t>
+      </w:r>
+      <w:r>
+        <w:t xml:space="preserve">dva </w:t>
+      </w:r>
+      <w:r>
+        <w:t>primjer</w:t>
+      </w:r>
+      <w:r>
+        <w:t>a</w:t>
+      </w:r>
+      <w:r>
+        <w:t xml:space="preserve"> konkretni</w:t>
+      </w:r>
+      <w:r>
+        <w:t>h</w:t>
+      </w:r>
+      <w:r>
+        <w:t xml:space="preserve"> problem</w:t>
+      </w:r>
+      <w:r>
+        <w:t>a</w:t>
       </w:r>
       <w:r>
         <w:t>.</w:t>
-      </w:r>
-      <w:r>
-        <w:t xml:space="preserve"> Ista logika se može primijeniti i na same stanice za punjenje električnih vozila, današnje benzinske </w:t>
-      </w:r>
-      <w:r>
-        <w:t>postaje nisu pod vlasti jedne već više različitih tvrtka sa drugačijim cijenama, te zato isto možemo očekivati i za buduće stanice za električna vozila.</w:t>
-      </w:r>
-      <w:r>
-        <w:t xml:space="preserve"> Time dolazimo do glavne ideje kojom se ovaj rad bavi, </w:t>
-      </w:r>
-      <w:r>
-        <w:t xml:space="preserve">analiza </w:t>
-      </w:r>
-      <w:r>
-        <w:t>razlika između centraliziranog i kompetitivn</w:t>
-      </w:r>
-      <w:r>
-        <w:t xml:space="preserve">e raspodjele električnih stanica, u slučaju autonomnog i </w:t>
-      </w:r>
-      <w:r>
-        <w:t>sebičnog</w:t>
-      </w:r>
-      <w:r>
-        <w:t xml:space="preserve"> prometa.</w:t>
-      </w:r>
-      <w:r>
-        <w:t xml:space="preserve"> Korisnost ekonomske kompetitivnosti već je dobro istražena</w:t>
-      </w:r>
-      <w:r>
-        <w:t xml:space="preserve">, kompetitivnost generalno poboljšava alokaciju resursa i </w:t>
-      </w:r>
-      <w:r>
-        <w:t xml:space="preserve">smanjuje cijene, što bi bilo idealno u realnoj implementaciji </w:t>
-      </w:r>
-      <w:r>
-        <w:t>raspodjele stanica za punjenje električnih vozila</w:t>
-      </w:r>
-      <w:r>
-        <w:t xml:space="preserve"> [</w:t>
-      </w:r>
-      <w:r>
-        <w:t>5</w:t>
-      </w:r>
-      <w:r>
-        <w:t>]</w:t>
-      </w:r>
-      <w:r>
-        <w:t>.</w:t>
-      </w:r>
-      <w:r>
-        <w:t xml:space="preserve"> </w:t>
-      </w:r>
-      <w:r>
-        <w:t xml:space="preserve">U radu su opisani </w:t>
-      </w:r>
-      <w:r>
-        <w:t xml:space="preserve">spomenuti </w:t>
-      </w:r>
-      <w:r>
-        <w:t xml:space="preserve">fundamentalni problemi </w:t>
-      </w:r>
-      <w:r>
-        <w:t>i</w:t>
-      </w:r>
-      <w:r>
-        <w:t xml:space="preserve"> glavni </w:t>
-      </w:r>
-      <w:r>
-        <w:t xml:space="preserve">problem </w:t>
-      </w:r>
-      <w:r>
-        <w:t xml:space="preserve">optimizacije raspodjele stanica za punjenje električnih vozila </w:t>
-      </w:r>
-      <w:r>
-        <w:t xml:space="preserve">te </w:t>
-      </w:r>
-      <w:r>
-        <w:t>analizira</w:t>
-      </w:r>
-      <w:r>
-        <w:t>n</w:t>
-      </w:r>
-      <w:r>
-        <w:t>e</w:t>
-      </w:r>
-      <w:r>
-        <w:t xml:space="preserve"> </w:t>
-      </w:r>
-      <w:r>
-        <w:t xml:space="preserve">simulacije od par mogućih rješenja za svaki od </w:t>
-      </w:r>
-      <w:r>
-        <w:t xml:space="preserve">opisanih </w:t>
-      </w:r>
-      <w:r>
-        <w:t>slučaja.</w:t>
-      </w:r>
-      <w:r>
-        <w:t xml:space="preserve">  …</w:t>
       </w:r>
     </w:p>
     <w:p>
       <w:pPr>
         <w:pStyle w:val="Heading1"/>
       </w:pPr>
-      <w:bookmarkStart w:id="1" w:name="_Toc232726383"/>
+      <w:bookmarkStart w:id="1" w:name="_Toc232783942"/>
       <w:r>
         <w:lastRenderedPageBreak/>
         <w:t>Promet električnih vozila</w:t>
@@ -5519,7 +5821,7 @@
       <w:pPr>
         <w:pStyle w:val="Heading2"/>
       </w:pPr>
-      <w:bookmarkStart w:id="2" w:name="_Toc232726384"/>
+      <w:bookmarkStart w:id="2" w:name="_Toc232783943"/>
       <w:r>
         <w:lastRenderedPageBreak/>
         <w:t>Stanice za punjenje</w:t>
@@ -5641,7 +5943,7 @@
       <w:pPr>
         <w:pStyle w:val="Heading2"/>
       </w:pPr>
-      <w:bookmarkStart w:id="3" w:name="_Toc232726385"/>
+      <w:bookmarkStart w:id="3" w:name="_Toc232783944"/>
       <w:r>
         <w:t>Autonomni promet</w:t>
       </w:r>
@@ -7040,7 +7342,7 @@
         <w:pStyle w:val="Heading1"/>
       </w:pPr>
       <w:bookmarkStart w:id="4" w:name="_Ref232695345"/>
-      <w:bookmarkStart w:id="5" w:name="_Toc232726386"/>
+      <w:bookmarkStart w:id="5" w:name="_Toc232783945"/>
       <w:r>
         <w:lastRenderedPageBreak/>
         <w:t>Postojeća literatur</w:t>
@@ -7049,7 +7351,13 @@
         <w:t>a</w:t>
       </w:r>
       <w:r>
-        <w:t xml:space="preserve"> [X]</w:t>
+        <w:t xml:space="preserve"> [</w:t>
+      </w:r>
+      <w:r>
+        <w:t>~</w:t>
+      </w:r>
+      <w:r>
+        <w:t>]</w:t>
       </w:r>
       <w:bookmarkEnd w:id="4"/>
       <w:bookmarkEnd w:id="5"/>
@@ -9221,7 +9529,7 @@
       <w:pPr>
         <w:pStyle w:val="Heading2"/>
       </w:pPr>
-      <w:bookmarkStart w:id="6" w:name="_Toc232726387"/>
+      <w:bookmarkStart w:id="6" w:name="_Toc232783946"/>
       <w:r>
         <w:t>Dinamički podaci simulacije</w:t>
       </w:r>
@@ -9509,7 +9817,7 @@
         <w:pStyle w:val="Heading1"/>
       </w:pPr>
       <w:bookmarkStart w:id="7" w:name="_Ref232687331"/>
-      <w:bookmarkStart w:id="8" w:name="_Toc232726388"/>
+      <w:bookmarkStart w:id="8" w:name="_Toc232783947"/>
       <w:r>
         <w:lastRenderedPageBreak/>
         <w:t>Problem raspodjele stanica</w:t>
@@ -9777,7 +10085,7 @@
       <w:pPr>
         <w:pStyle w:val="Heading2"/>
       </w:pPr>
-      <w:bookmarkStart w:id="9" w:name="_Toc232726389"/>
+      <w:bookmarkStart w:id="9" w:name="_Toc232783948"/>
       <w:r>
         <w:t>Postojeće tehnike</w:t>
       </w:r>
@@ -9793,7 +10101,7 @@
         <w:pStyle w:val="Heading3"/>
       </w:pPr>
       <w:bookmarkStart w:id="10" w:name="_Ref232638815"/>
-      <w:bookmarkStart w:id="11" w:name="_Toc232726390"/>
+      <w:bookmarkStart w:id="11" w:name="_Toc232783949"/>
       <w:r>
         <w:t>k-medijan i k-centar</w:t>
       </w:r>
@@ -10082,12 +10390,14 @@
               </w:rPr>
               <w:t>(</w:t>
             </w:r>
+            <w:bookmarkStart w:id="12" w:name="Izraz_3_1"/>
             <w:r>
               <w:rPr>
                 <w:lang w:val="hr-HR"/>
               </w:rPr>
               <w:t>3.1</w:t>
             </w:r>
+            <w:bookmarkEnd w:id="12"/>
             <w:r>
               <w:rPr>
                 <w:lang w:val="hr-HR"/>
@@ -10858,12 +11168,12 @@
       <w:pPr>
         <w:pStyle w:val="Heading3"/>
       </w:pPr>
-      <w:bookmarkStart w:id="12" w:name="_Toc232726391"/>
+      <w:bookmarkStart w:id="13" w:name="_Toc232783950"/>
       <w:r>
         <w:lastRenderedPageBreak/>
         <w:t>Pokrivenost</w:t>
       </w:r>
-      <w:bookmarkEnd w:id="12"/>
+      <w:bookmarkEnd w:id="13"/>
     </w:p>
     <w:p>
       <w:r>
@@ -11263,6 +11573,7 @@
               </w:rPr>
               <w:t>(</w:t>
             </w:r>
+            <w:bookmarkStart w:id="14" w:name="Izraz_3_6"/>
             <w:r>
               <w:rPr>
                 <w:lang w:val="hr-HR"/>
@@ -11275,6 +11586,7 @@
               </w:rPr>
               <w:t>6</w:t>
             </w:r>
+            <w:bookmarkEnd w:id="14"/>
             <w:r>
               <w:rPr>
                 <w:lang w:val="hr-HR"/>
@@ -11396,6 +11708,7 @@
               </w:rPr>
               <w:t>(</w:t>
             </w:r>
+            <w:bookmarkStart w:id="15" w:name="Izraz_3_7"/>
             <w:r>
               <w:rPr>
                 <w:lang w:val="hr-HR"/>
@@ -11408,6 +11721,7 @@
               </w:rPr>
               <w:t>7</w:t>
             </w:r>
+            <w:bookmarkEnd w:id="15"/>
             <w:r>
               <w:rPr>
                 <w:lang w:val="hr-HR"/>
@@ -11739,21 +12053,27 @@
         <w:fldChar w:fldCharType="end"/>
       </w:r>
       <w:r>
-        <w:t xml:space="preserve">) je </w:t>
-      </w:r>
-      <w:r>
-        <w:t>opisana nadograđena verzija algoritma korištena u radu.</w:t>
+        <w:t xml:space="preserve">) </w:t>
+      </w:r>
+      <w:r>
+        <w:t>opisana je</w:t>
+      </w:r>
+      <w:r>
+        <w:t xml:space="preserve"> </w:t>
+      </w:r>
+      <w:r>
+        <w:t>nadograđena verzija algoritma korištena u radu.</w:t>
       </w:r>
     </w:p>
     <w:p>
       <w:pPr>
         <w:pStyle w:val="Heading3"/>
       </w:pPr>
-      <w:bookmarkStart w:id="13" w:name="_Toc232726392"/>
+      <w:bookmarkStart w:id="16" w:name="_Toc232783951"/>
       <w:r>
         <w:t>Miješano cjelobrojno programiranje</w:t>
       </w:r>
-      <w:bookmarkEnd w:id="13"/>
+      <w:bookmarkEnd w:id="16"/>
     </w:p>
     <w:p>
       <w:r>
@@ -12781,9 +13101,11 @@
             <w:r>
               <w:t>(</w:t>
             </w:r>
+            <w:bookmarkStart w:id="17" w:name="Izraz_3_9"/>
             <w:r>
               <w:t>3.9</w:t>
             </w:r>
+            <w:bookmarkEnd w:id="17"/>
             <w:r>
               <w:t>)</w:t>
             </w:r>
@@ -12907,9 +13229,11 @@
             <w:r>
               <w:t>(</w:t>
             </w:r>
+            <w:bookmarkStart w:id="18" w:name="Izraz_3_10"/>
             <w:r>
               <w:t>3.10</w:t>
             </w:r>
+            <w:bookmarkEnd w:id="18"/>
             <w:r>
               <w:t>)</w:t>
             </w:r>
@@ -13032,7 +13356,15 @@
               <w:jc w:val="right"/>
             </w:pPr>
             <w:r>
-              <w:t>(3.11)</w:t>
+              <w:t>(</w:t>
+            </w:r>
+            <w:bookmarkStart w:id="19" w:name="Izraz_3_11"/>
+            <w:r>
+              <w:t>3.11</w:t>
+            </w:r>
+            <w:bookmarkEnd w:id="19"/>
+            <w:r>
+              <w:t>)</w:t>
             </w:r>
           </w:p>
         </w:tc>
@@ -13188,14 +13520,22 @@
               <w:jc w:val="right"/>
             </w:pPr>
             <w:r>
-              <w:t>(3.12)</w:t>
+              <w:t>(</w:t>
+            </w:r>
+            <w:bookmarkStart w:id="20" w:name="Izraz_3_12"/>
+            <w:r>
+              <w:t>3.12</w:t>
+            </w:r>
+            <w:bookmarkEnd w:id="20"/>
+            <w:r>
+              <w:t>)</w:t>
             </w:r>
           </w:p>
         </w:tc>
       </w:tr>
     </w:tbl>
     <w:p>
-      <w:bookmarkStart w:id="14" w:name="_Ref232638854"/>
+      <w:bookmarkStart w:id="21" w:name="_Ref232638854"/>
       <w:r>
         <w:t>[uflp]</w:t>
       </w:r>
@@ -13208,9 +13548,24 @@
         <w:t>(</w:t>
       </w:r>
       <w:r>
+        <w:t xml:space="preserve">izraz </w:t>
+      </w:r>
+      <w:r>
+        <w:fldChar w:fldCharType="begin"/>
+      </w:r>
+      <w:r>
+        <w:instrText xml:space="preserve"> REF Izraz_3_9 \h </w:instrText>
+      </w:r>
+      <w:r>
+        <w:fldChar w:fldCharType="separate"/>
+      </w:r>
+      <w:r>
         <w:t>3.9</w:t>
       </w:r>
       <w:r>
+        <w:fldChar w:fldCharType="end"/>
+      </w:r>
+      <w:r>
         <w:t xml:space="preserve">) </w:t>
       </w:r>
       <w:r>
@@ -13226,9 +13581,24 @@
         <w:t>troškova održavanja stanica. Uvjet (</w:t>
       </w:r>
       <w:r>
+        <w:t xml:space="preserve">izraz </w:t>
+      </w:r>
+      <w:r>
+        <w:fldChar w:fldCharType="begin"/>
+      </w:r>
+      <w:r>
+        <w:instrText xml:space="preserve"> REF Izraz_3_10 \h </w:instrText>
+      </w:r>
+      <w:r>
+        <w:fldChar w:fldCharType="separate"/>
+      </w:r>
+      <w:r>
         <w:t>3.10</w:t>
       </w:r>
       <w:r>
+        <w:fldChar w:fldCharType="end"/>
+      </w:r>
+      <w:r>
         <w:t>)</w:t>
       </w:r>
       <w:r>
@@ -13241,19 +13611,55 @@
         <w:t>da je sva potražnja zadovoljena, (</w:t>
       </w:r>
       <w:r>
+        <w:t xml:space="preserve">izraz </w:t>
+      </w:r>
+      <w:r>
+        <w:fldChar w:fldCharType="begin"/>
+      </w:r>
+      <w:r>
+        <w:instrText xml:space="preserve"> REF Izraz_3_11 \h </w:instrText>
+      </w:r>
+      <w:r>
+        <w:fldChar w:fldCharType="separate"/>
+      </w:r>
+      <w:r>
         <w:t>3.11</w:t>
       </w:r>
       <w:r>
+        <w:fldChar w:fldCharType="end"/>
+      </w:r>
+      <w:r>
         <w:t xml:space="preserve">) garantira da su klijenti </w:t>
       </w:r>
       <w:r>
         <w:t>posluženi samo iz postojećih i funkcionalnih stanica</w:t>
       </w:r>
       <w:r>
-        <w:t xml:space="preserve"> te (</w:t>
+        <w:t xml:space="preserve"> te </w:t>
+      </w:r>
+      <w:r>
+        <w:t xml:space="preserve">izraz </w:t>
+      </w:r>
+      <w:r>
+        <w:t>(</w:t>
+      </w:r>
+      <w:r>
+        <w:t xml:space="preserve">izraz </w:t>
+      </w:r>
+      <w:r>
+        <w:fldChar w:fldCharType="begin"/>
+      </w:r>
+      <w:r>
+        <w:instrText xml:space="preserve"> REF Izraz_3_12 \h </w:instrText>
+      </w:r>
+      <w:r>
+        <w:fldChar w:fldCharType="separate"/>
       </w:r>
       <w:r>
         <w:t>3.12</w:t>
+      </w:r>
+      <w:r>
+        <w:fldChar w:fldCharType="end"/>
       </w:r>
       <w:r>
         <w:t>)</w:t>
@@ -13350,12 +13756,12 @@
       <w:pPr>
         <w:pStyle w:val="Heading3"/>
       </w:pPr>
-      <w:bookmarkStart w:id="15" w:name="_Toc232726393"/>
+      <w:bookmarkStart w:id="22" w:name="_Toc232783952"/>
       <w:r>
         <w:t>Teorija igara</w:t>
       </w:r>
-      <w:bookmarkEnd w:id="14"/>
-      <w:bookmarkEnd w:id="15"/>
+      <w:bookmarkEnd w:id="21"/>
+      <w:bookmarkEnd w:id="22"/>
     </w:p>
     <w:p>
       <w:r>
@@ -14860,13 +15266,13 @@
       <w:pPr>
         <w:pStyle w:val="Heading3"/>
       </w:pPr>
-      <w:bookmarkStart w:id="16" w:name="_Ref232692676"/>
-      <w:bookmarkStart w:id="17" w:name="_Toc232726394"/>
+      <w:bookmarkStart w:id="23" w:name="_Ref232692676"/>
+      <w:bookmarkStart w:id="24" w:name="_Toc232783953"/>
       <w:r>
         <w:t>Genetski algoritmi</w:t>
       </w:r>
-      <w:bookmarkEnd w:id="16"/>
-      <w:bookmarkEnd w:id="17"/>
+      <w:bookmarkEnd w:id="23"/>
+      <w:bookmarkEnd w:id="24"/>
     </w:p>
     <w:p>
       <w:r>
@@ -15368,11 +15774,11 @@
       <w:pPr>
         <w:pStyle w:val="Heading3"/>
       </w:pPr>
-      <w:bookmarkStart w:id="18" w:name="_Toc232726395"/>
+      <w:bookmarkStart w:id="25" w:name="_Toc232783954"/>
       <w:r>
         <w:t>Strojno učenje</w:t>
       </w:r>
-      <w:bookmarkEnd w:id="18"/>
+      <w:bookmarkEnd w:id="25"/>
     </w:p>
     <w:p>
       <w:r>
@@ -15529,14 +15935,14 @@
       <w:pPr>
         <w:pStyle w:val="Heading2"/>
       </w:pPr>
-      <w:bookmarkStart w:id="19" w:name="_Toc232726396"/>
+      <w:bookmarkStart w:id="26" w:name="_Toc232783955"/>
       <w:r>
         <w:t xml:space="preserve">Model </w:t>
       </w:r>
       <w:r>
         <w:t>okoline sustava</w:t>
       </w:r>
-      <w:bookmarkEnd w:id="19"/>
+      <w:bookmarkEnd w:id="26"/>
     </w:p>
     <w:p>
       <w:r>
@@ -16464,7 +16870,7 @@
               <w:rPr>
                 <w:lang w:val="hr-HR"/>
               </w:rPr>
-              <w:t>9</w:t>
+              <w:t>13</w:t>
             </w:r>
             <w:r>
               <w:rPr>
@@ -16635,13 +17041,7 @@
               <w:rPr>
                 <w:lang w:val="hr-HR"/>
               </w:rPr>
-              <w:t>10</w:t>
-            </w:r>
-            <w:r>
-              <w:rPr>
-                <w:lang w:val="hr-HR"/>
-              </w:rPr>
-              <w:t>)</w:t>
+              <w:t>14)</w:t>
             </w:r>
           </w:p>
         </w:tc>
@@ -17056,12 +17456,20 @@
               </w:rPr>
               <w:t>(</w:t>
             </w:r>
+            <w:bookmarkStart w:id="27" w:name="Izraz_3_15"/>
             <w:r>
               <w:rPr>
                 <w:lang w:val="hr-HR"/>
               </w:rPr>
-              <w:t>3.11</w:t>
-            </w:r>
+              <w:t>3.</w:t>
+            </w:r>
+            <w:r>
+              <w:rPr>
+                <w:lang w:val="hr-HR"/>
+              </w:rPr>
+              <w:t>15</w:t>
+            </w:r>
+            <w:bookmarkEnd w:id="27"/>
             <w:r>
               <w:rPr>
                 <w:lang w:val="hr-HR"/>
@@ -17202,12 +17610,20 @@
               </w:rPr>
               <w:t>(</w:t>
             </w:r>
+            <w:bookmarkStart w:id="28" w:name="Izraz_3_16"/>
             <w:r>
               <w:rPr>
                 <w:lang w:val="hr-HR"/>
               </w:rPr>
-              <w:t>3.12</w:t>
-            </w:r>
+              <w:t>3.1</w:t>
+            </w:r>
+            <w:r>
+              <w:rPr>
+                <w:lang w:val="hr-HR"/>
+              </w:rPr>
+              <w:t>6</w:t>
+            </w:r>
+            <w:bookmarkEnd w:id="28"/>
             <w:r>
               <w:rPr>
                 <w:lang w:val="hr-HR"/>
@@ -17380,6 +17796,7 @@
               </w:rPr>
               <w:t>(</w:t>
             </w:r>
+            <w:bookmarkStart w:id="29" w:name="Izraz_3_17"/>
             <w:r>
               <w:rPr>
                 <w:lang w:val="hr-HR"/>
@@ -17390,7 +17807,14 @@
               <w:rPr>
                 <w:lang w:val="hr-HR"/>
               </w:rPr>
-              <w:t>3)</w:t>
+              <w:t>7</w:t>
+            </w:r>
+            <w:bookmarkEnd w:id="29"/>
+            <w:r>
+              <w:rPr>
+                <w:lang w:val="hr-HR"/>
+              </w:rPr>
+              <w:t>)</w:t>
             </w:r>
           </w:p>
         </w:tc>
@@ -17516,13 +17940,13 @@
       <w:pPr>
         <w:pStyle w:val="Heading3"/>
       </w:pPr>
-      <w:bookmarkStart w:id="20" w:name="_Ref232551820"/>
-      <w:bookmarkStart w:id="21" w:name="_Toc232726397"/>
+      <w:bookmarkStart w:id="30" w:name="_Ref232551820"/>
+      <w:bookmarkStart w:id="31" w:name="_Toc232783956"/>
       <w:r>
         <w:t>Model sa troškovima skretanja</w:t>
       </w:r>
-      <w:bookmarkEnd w:id="20"/>
-      <w:bookmarkEnd w:id="21"/>
+      <w:bookmarkEnd w:id="30"/>
+      <w:bookmarkEnd w:id="31"/>
     </w:p>
     <w:p>
       <w:r>
@@ -18210,7 +18634,7 @@
       <w:pPr>
         <w:pStyle w:val="Caption"/>
       </w:pPr>
-      <w:bookmarkStart w:id="22" w:name="_Ref232683780"/>
+      <w:bookmarkStart w:id="32" w:name="_Ref232683780"/>
       <w:r>
         <w:t xml:space="preserve">Slika </w:t>
       </w:r>
@@ -18253,7 +18677,7 @@
       <w:r>
         <w:fldChar w:fldCharType="end"/>
       </w:r>
-      <w:bookmarkEnd w:id="22"/>
+      <w:bookmarkEnd w:id="32"/>
       <w:r>
         <w:t xml:space="preserve"> Prikaz</w:t>
       </w:r>
@@ -18844,6 +19268,7 @@
               </w:rPr>
               <w:t>(</w:t>
             </w:r>
+            <w:bookmarkStart w:id="33" w:name="Izraz_3_18"/>
             <w:r>
               <w:rPr>
                 <w:lang w:val="hr-HR"/>
@@ -18854,8 +19279,9 @@
               <w:rPr>
                 <w:lang w:val="hr-HR"/>
               </w:rPr>
-              <w:t>4</w:t>
-            </w:r>
+              <w:t>8</w:t>
+            </w:r>
+            <w:bookmarkEnd w:id="33"/>
             <w:r>
               <w:rPr>
                 <w:lang w:val="hr-HR"/>
@@ -19310,6 +19736,7 @@
               </w:rPr>
               <w:t>(</w:t>
             </w:r>
+            <w:bookmarkStart w:id="34" w:name="Izraz_3_19"/>
             <w:r>
               <w:rPr>
                 <w:lang w:val="hr-HR"/>
@@ -19320,8 +19747,9 @@
               <w:rPr>
                 <w:lang w:val="hr-HR"/>
               </w:rPr>
-              <w:t>5</w:t>
-            </w:r>
+              <w:t>9</w:t>
+            </w:r>
+            <w:bookmarkEnd w:id="34"/>
             <w:r>
               <w:rPr>
                 <w:lang w:val="hr-HR"/>
@@ -19603,11 +20031,11 @@
       <w:pPr>
         <w:pStyle w:val="Heading3"/>
       </w:pPr>
-      <w:bookmarkStart w:id="23" w:name="_Toc232726398"/>
+      <w:bookmarkStart w:id="35" w:name="_Toc232783957"/>
       <w:r>
         <w:t>Linijski graf</w:t>
       </w:r>
-      <w:bookmarkEnd w:id="23"/>
+      <w:bookmarkEnd w:id="35"/>
     </w:p>
     <w:p>
       <w:r>
@@ -20134,7 +20562,22 @@
         <w:t>bridova (</w:t>
       </w:r>
       <w:r>
+        <w:t xml:space="preserve">izraz </w:t>
+      </w:r>
+      <w:r>
+        <w:fldChar w:fldCharType="begin"/>
+      </w:r>
+      <w:r>
+        <w:instrText xml:space="preserve"> REF Izraz_3_12 \h </w:instrText>
+      </w:r>
+      <w:r>
+        <w:fldChar w:fldCharType="separate"/>
+      </w:r>
+      <w:r>
         <w:t>3.12</w:t>
+      </w:r>
+      <w:r>
+        <w:fldChar w:fldCharType="end"/>
       </w:r>
       <w:r>
         <w:t>)</w:t>
@@ -20301,7 +20744,7 @@
       <w:pPr>
         <w:pStyle w:val="Caption"/>
       </w:pPr>
-      <w:bookmarkStart w:id="24" w:name="_Ref232686645"/>
+      <w:bookmarkStart w:id="36" w:name="_Ref232686645"/>
       <w:r>
         <w:t xml:space="preserve">Slika </w:t>
       </w:r>
@@ -20344,7 +20787,7 @@
       <w:r>
         <w:fldChar w:fldCharType="end"/>
       </w:r>
-      <w:bookmarkEnd w:id="24"/>
+      <w:bookmarkEnd w:id="36"/>
       <w:r>
         <w:t xml:space="preserve"> Prikaz transformacije grafa 4x4 rešetke u linijski graf</w:t>
       </w:r>
@@ -20751,11 +21194,11 @@
       <w:pPr>
         <w:pStyle w:val="Heading3"/>
       </w:pPr>
-      <w:bookmarkStart w:id="25" w:name="_Toc232726399"/>
+      <w:bookmarkStart w:id="37" w:name="_Toc232783958"/>
       <w:r>
         <w:t>Graf proširen incidentnim čvorovima</w:t>
       </w:r>
-      <w:bookmarkEnd w:id="25"/>
+      <w:bookmarkEnd w:id="37"/>
     </w:p>
     <w:p>
       <w:r>
@@ -21581,13 +22024,22 @@
         <w:t>čvorova (</w:t>
       </w:r>
       <w:r>
-        <w:t>3</w:t>
-      </w:r>
-      <w:r>
-        <w:t>.</w:t>
-      </w:r>
-      <w:r>
-        <w:t>11</w:t>
+        <w:t xml:space="preserve">izraz </w:t>
+      </w:r>
+      <w:r>
+        <w:fldChar w:fldCharType="begin"/>
+      </w:r>
+      <w:r>
+        <w:instrText xml:space="preserve"> REF Izraz_3_15 \h </w:instrText>
+      </w:r>
+      <w:r>
+        <w:fldChar w:fldCharType="separate"/>
+      </w:r>
+      <w:r>
+        <w:t>3.15</w:t>
+      </w:r>
+      <w:r>
+        <w:fldChar w:fldCharType="end"/>
       </w:r>
       <w:r>
         <w:t>)</w:t>
@@ -21605,10 +22057,22 @@
         <w:t xml:space="preserve"> (</w:t>
       </w:r>
       <w:r>
-        <w:t>3.</w:t>
-      </w:r>
-      <w:r>
-        <w:t>13</w:t>
+        <w:t xml:space="preserve">izraz </w:t>
+      </w:r>
+      <w:r>
+        <w:fldChar w:fldCharType="begin"/>
+      </w:r>
+      <w:r>
+        <w:instrText xml:space="preserve"> REF Izraz_3_17 \h </w:instrText>
+      </w:r>
+      <w:r>
+        <w:fldChar w:fldCharType="separate"/>
+      </w:r>
+      <w:r>
+        <w:t>3.17</w:t>
+      </w:r>
+      <w:r>
+        <w:fldChar w:fldCharType="end"/>
       </w:r>
       <w:r>
         <w:t>)</w:t>
@@ -22032,7 +22496,7 @@
       <w:pPr>
         <w:pStyle w:val="Caption"/>
       </w:pPr>
-      <w:bookmarkStart w:id="26" w:name="_Ref231865470"/>
+      <w:bookmarkStart w:id="38" w:name="_Ref231865470"/>
       <w:r>
         <w:t xml:space="preserve">Slika </w:t>
       </w:r>
@@ -22075,7 +22539,7 @@
       <w:r>
         <w:fldChar w:fldCharType="end"/>
       </w:r>
-      <w:bookmarkEnd w:id="26"/>
+      <w:bookmarkEnd w:id="38"/>
       <w:r>
         <w:t xml:space="preserve"> Prikaz strukture grafa </w:t>
       </w:r>
@@ -22217,25 +22681,25 @@
       <w:pPr>
         <w:pStyle w:val="Heading2"/>
       </w:pPr>
-      <w:bookmarkStart w:id="27" w:name="_Toc232726400"/>
+      <w:bookmarkStart w:id="39" w:name="_Toc232783959"/>
       <w:r>
         <w:t>Stanice</w:t>
       </w:r>
-      <w:bookmarkEnd w:id="27"/>
+      <w:bookmarkEnd w:id="39"/>
     </w:p>
     <w:p>
       <w:pPr>
         <w:pStyle w:val="Heading3"/>
       </w:pPr>
-      <w:bookmarkStart w:id="28" w:name="_Ref232543014"/>
-      <w:bookmarkStart w:id="29" w:name="_Ref232543949"/>
-      <w:bookmarkStart w:id="30" w:name="_Toc232726401"/>
+      <w:bookmarkStart w:id="40" w:name="_Ref232543014"/>
+      <w:bookmarkStart w:id="41" w:name="_Ref232543949"/>
+      <w:bookmarkStart w:id="42" w:name="_Toc232783960"/>
       <w:r>
         <w:t>Alokacija vozila na stanice</w:t>
       </w:r>
-      <w:bookmarkEnd w:id="28"/>
-      <w:bookmarkEnd w:id="29"/>
-      <w:bookmarkEnd w:id="30"/>
+      <w:bookmarkEnd w:id="40"/>
+      <w:bookmarkEnd w:id="41"/>
+      <w:bookmarkEnd w:id="42"/>
     </w:p>
     <w:p>
       <w:r>
@@ -22487,11 +22951,11 @@
       <w:pPr>
         <w:pStyle w:val="Heading3"/>
       </w:pPr>
-      <w:bookmarkStart w:id="31" w:name="_Toc232726402"/>
+      <w:bookmarkStart w:id="43" w:name="_Toc232783961"/>
       <w:r>
         <w:t>Sustav raspodjele stanica</w:t>
       </w:r>
-      <w:bookmarkEnd w:id="31"/>
+      <w:bookmarkEnd w:id="43"/>
     </w:p>
     <w:p>
       <w:r>
@@ -24321,21 +24785,12 @@
       <w:pPr>
         <w:pStyle w:val="Heading1"/>
       </w:pPr>
-      <w:bookmarkStart w:id="32" w:name="_Toc232726403"/>
+      <w:bookmarkStart w:id="44" w:name="_Toc232783962"/>
       <w:r>
         <w:lastRenderedPageBreak/>
         <w:t>Implementacija</w:t>
       </w:r>
-      <w:r>
-        <w:t xml:space="preserve"> [</w:t>
-      </w:r>
-      <w:r>
-        <w:t>~</w:t>
-      </w:r>
-      <w:r>
-        <w:t>]</w:t>
-      </w:r>
-      <w:bookmarkEnd w:id="32"/>
+      <w:bookmarkEnd w:id="44"/>
     </w:p>
     <w:p>
       <w:r>
@@ -24574,17 +25029,17 @@
       <w:pPr>
         <w:pStyle w:val="Heading2"/>
       </w:pPr>
-      <w:bookmarkStart w:id="33" w:name="_Toc232726404"/>
+      <w:bookmarkStart w:id="45" w:name="_Toc232783963"/>
       <w:r>
         <w:t>Alati</w:t>
       </w:r>
-      <w:bookmarkEnd w:id="33"/>
+      <w:bookmarkEnd w:id="45"/>
     </w:p>
     <w:p>
       <w:pPr>
         <w:pStyle w:val="Heading3"/>
       </w:pPr>
-      <w:bookmarkStart w:id="34" w:name="_Toc232726405"/>
+      <w:bookmarkStart w:id="46" w:name="_Toc232783964"/>
       <w:r>
         <w:rPr>
           <w:i/>
@@ -24606,7 +25061,7 @@
         </w:rPr>
         <w:t>SUMO</w:t>
       </w:r>
-      <w:bookmarkEnd w:id="34"/>
+      <w:bookmarkEnd w:id="46"/>
     </w:p>
     <w:p>
       <w:r>
@@ -25007,7 +25462,7 @@
       <w:pPr>
         <w:pStyle w:val="Caption"/>
       </w:pPr>
-      <w:bookmarkStart w:id="35" w:name="_Ref232530715"/>
+      <w:bookmarkStart w:id="47" w:name="_Ref232530715"/>
       <w:r>
         <w:t xml:space="preserve">Slika </w:t>
       </w:r>
@@ -25050,7 +25505,7 @@
       <w:r>
         <w:fldChar w:fldCharType="end"/>
       </w:r>
-      <w:bookmarkEnd w:id="35"/>
+      <w:bookmarkEnd w:id="47"/>
       <w:r>
         <w:t xml:space="preserve"> </w:t>
       </w:r>
@@ -25483,7 +25938,7 @@
           <w:iCs/>
         </w:rPr>
       </w:pPr>
-      <w:bookmarkStart w:id="36" w:name="_Ref232543923"/>
+      <w:bookmarkStart w:id="48" w:name="_Ref232543923"/>
       <w:r>
         <w:rPr>
           <w:i/>
@@ -25505,7 +25960,7 @@
         </w:rPr>
         <w:t>inder</w:t>
       </w:r>
-      <w:bookmarkEnd w:id="36"/>
+      <w:bookmarkEnd w:id="48"/>
     </w:p>
     <w:p>
       <w:r>
@@ -25776,21 +26231,39 @@
         <w:t>u radu korištena za simulaciju ponašanja „ego-vozila“, tj. autonomnog vozila koje ne komunicira sa okolinom</w:t>
       </w:r>
       <w:r>
-        <w:t>, no kasnije je zamijenjena ručnom implementacijom ().</w:t>
+        <w:t>, no kasnije je zamijenjena ručnom implementacijom (</w:t>
+      </w:r>
+      <w:r>
+        <w:fldChar w:fldCharType="begin"/>
+      </w:r>
+      <w:r>
+        <w:instrText xml:space="preserve"> REF _Ref232543014 \r \h </w:instrText>
+      </w:r>
+      <w:r>
+        <w:fldChar w:fldCharType="separate"/>
+      </w:r>
+      <w:r>
+        <w:t>3.3.1</w:t>
+      </w:r>
+      <w:r>
+        <w:fldChar w:fldCharType="end"/>
+      </w:r>
+      <w:r>
+        <w:t>).</w:t>
       </w:r>
     </w:p>
     <w:p>
       <w:pPr>
         <w:pStyle w:val="Heading3"/>
       </w:pPr>
-      <w:bookmarkStart w:id="37" w:name="_Toc232726406"/>
+      <w:bookmarkStart w:id="49" w:name="_Toc232783965"/>
       <w:r>
         <w:t>Network</w:t>
       </w:r>
       <w:r>
         <w:t>X</w:t>
       </w:r>
-      <w:bookmarkEnd w:id="37"/>
+      <w:bookmarkEnd w:id="49"/>
     </w:p>
     <w:p>
       <w:r>
@@ -26117,11 +26590,11 @@
       <w:pPr>
         <w:pStyle w:val="Heading3"/>
       </w:pPr>
-      <w:bookmarkStart w:id="38" w:name="_Toc232726407"/>
+      <w:bookmarkStart w:id="50" w:name="_Toc232783966"/>
       <w:r>
         <w:t>OpenStreetMaps</w:t>
       </w:r>
-      <w:bookmarkEnd w:id="38"/>
+      <w:bookmarkEnd w:id="50"/>
     </w:p>
     <w:p>
       <w:r>
@@ -26551,7 +27024,7 @@
       <w:pPr>
         <w:pStyle w:val="Caption"/>
       </w:pPr>
-      <w:bookmarkStart w:id="39" w:name="_Ref232687984"/>
+      <w:bookmarkStart w:id="51" w:name="_Ref232687984"/>
       <w:r>
         <w:t xml:space="preserve">Slika </w:t>
       </w:r>
@@ -26594,7 +27067,7 @@
       <w:r>
         <w:fldChar w:fldCharType="end"/>
       </w:r>
-      <w:bookmarkEnd w:id="39"/>
+      <w:bookmarkEnd w:id="51"/>
       <w:r>
         <w:t xml:space="preserve"> Vizualizacija prostora unutar </w:t>
       </w:r>
@@ -26664,16 +27137,16 @@
       <w:pPr>
         <w:pStyle w:val="Heading2"/>
       </w:pPr>
-      <w:bookmarkStart w:id="40" w:name="_Ref232551809"/>
-      <w:bookmarkStart w:id="41" w:name="_Toc232726408"/>
+      <w:bookmarkStart w:id="52" w:name="_Ref232551809"/>
+      <w:bookmarkStart w:id="53" w:name="_Toc232783967"/>
       <w:r>
         <w:t>Pod-mreža stanice</w:t>
       </w:r>
       <w:r>
         <w:t xml:space="preserve"> za punjenje vozila</w:t>
       </w:r>
-      <w:bookmarkEnd w:id="40"/>
-      <w:bookmarkEnd w:id="41"/>
+      <w:bookmarkEnd w:id="52"/>
+      <w:bookmarkEnd w:id="53"/>
     </w:p>
     <w:p>
       <w:r>
@@ -27108,7 +27581,7 @@
       <w:pPr>
         <w:pStyle w:val="Caption"/>
       </w:pPr>
-      <w:bookmarkStart w:id="42" w:name="_Ref232687936"/>
+      <w:bookmarkStart w:id="54" w:name="_Ref232687936"/>
       <w:r>
         <w:t xml:space="preserve">Slika </w:t>
       </w:r>
@@ -27151,7 +27624,7 @@
       <w:r>
         <w:fldChar w:fldCharType="end"/>
       </w:r>
-      <w:bookmarkEnd w:id="42"/>
+      <w:bookmarkEnd w:id="54"/>
       <w:r>
         <w:t xml:space="preserve"> Prikaz dviju stanica suparničkih agenata spojenih na </w:t>
       </w:r>
@@ -27391,7 +27864,7 @@
       <w:pPr>
         <w:pStyle w:val="Caption"/>
       </w:pPr>
-      <w:bookmarkStart w:id="43" w:name="_Ref232688814"/>
+      <w:bookmarkStart w:id="55" w:name="_Ref232688814"/>
       <w:r>
         <w:t xml:space="preserve">Slika </w:t>
       </w:r>
@@ -27434,7 +27907,7 @@
       <w:r>
         <w:fldChar w:fldCharType="end"/>
       </w:r>
-      <w:bookmarkEnd w:id="43"/>
+      <w:bookmarkEnd w:id="55"/>
       <w:r>
         <w:t xml:space="preserve"> Prikaz </w:t>
       </w:r>
@@ -27494,18 +27967,19 @@
       <w:pPr>
         <w:pStyle w:val="Heading2"/>
       </w:pPr>
-      <w:bookmarkStart w:id="44" w:name="_Toc232726409"/>
+      <w:bookmarkStart w:id="56" w:name="_Toc232783968"/>
       <w:r>
         <w:lastRenderedPageBreak/>
         <w:t>Model izvršavanja evaluacije</w:t>
       </w:r>
-      <w:bookmarkEnd w:id="44"/>
+      <w:bookmarkEnd w:id="56"/>
     </w:p>
     <w:p>
       <w:pPr>
         <w:pStyle w:val="Caption"/>
         <w:keepNext/>
       </w:pPr>
+      <w:bookmarkStart w:id="57" w:name="_Ref232777055"/>
       <w:r>
         <w:t xml:space="preserve">Tablica </w:t>
       </w:r>
@@ -27548,6 +28022,7 @@
       <w:r>
         <w:fldChar w:fldCharType="end"/>
       </w:r>
+      <w:bookmarkEnd w:id="57"/>
       <w:r>
         <w:t xml:space="preserve"> Parametri evaluacije</w:t>
       </w:r>
@@ -28068,10 +28543,12 @@
                     <w:szCs w:val="18"/>
                     <w:lang w:val="hr-HR"/>
                   </w:rPr>
-                  <m:t>[</m:t>
+                  <m:t>(</m:t>
                 </m:r>
                 <m:d>
                   <m:dPr>
+                    <m:begChr m:val="["/>
+                    <m:endChr m:val="]"/>
                     <m:ctrlPr>
                       <w:rPr>
                         <w:rFonts w:ascii="Cambria Math" w:hAnsi="Cambria Math"/>
@@ -28101,7 +28578,60 @@
                     <w:szCs w:val="18"/>
                     <w:lang w:val="hr-HR"/>
                   </w:rPr>
-                  <m:t>, .., (0,1)]</m:t>
+                  <m:t>,</m:t>
+                </m:r>
+                <m:r>
+                  <w:rPr>
+                    <w:rFonts w:ascii="Cambria Math" w:hAnsi="Cambria Math"/>
+                    <w:sz w:val="22"/>
+                    <w:szCs w:val="18"/>
+                    <w:lang w:val="hr-HR"/>
+                  </w:rPr>
+                  <m:t>…</m:t>
+                </m:r>
+                <m:r>
+                  <w:rPr>
+                    <w:rFonts w:ascii="Cambria Math" w:hAnsi="Cambria Math"/>
+                    <w:sz w:val="22"/>
+                    <w:szCs w:val="18"/>
+                    <w:lang w:val="hr-HR"/>
+                  </w:rPr>
+                  <m:t xml:space="preserve">, </m:t>
+                </m:r>
+                <m:d>
+                  <m:dPr>
+                    <m:begChr m:val="["/>
+                    <m:endChr m:val="]"/>
+                    <m:ctrlPr>
+                      <w:rPr>
+                        <w:rFonts w:ascii="Cambria Math" w:hAnsi="Cambria Math"/>
+                        <w:i/>
+                        <w:sz w:val="22"/>
+                        <w:szCs w:val="18"/>
+                        <w:lang w:val="hr-HR"/>
+                      </w:rPr>
+                    </m:ctrlPr>
+                  </m:dPr>
+                  <m:e>
+                    <m:r>
+                      <w:rPr>
+                        <w:rFonts w:ascii="Cambria Math" w:hAnsi="Cambria Math"/>
+                        <w:sz w:val="22"/>
+                        <w:szCs w:val="18"/>
+                        <w:lang w:val="hr-HR"/>
+                      </w:rPr>
+                      <m:t>0,1</m:t>
+                    </m:r>
+                  </m:e>
+                </m:d>
+                <m:r>
+                  <w:rPr>
+                    <w:rFonts w:ascii="Cambria Math" w:hAnsi="Cambria Math"/>
+                    <w:sz w:val="22"/>
+                    <w:szCs w:val="18"/>
+                    <w:lang w:val="hr-HR"/>
+                  </w:rPr>
+                  <m:t>)</m:t>
                 </m:r>
               </m:oMath>
             </m:oMathPara>
@@ -29204,7 +29734,7 @@
       <w:pPr>
         <w:pStyle w:val="Heading3"/>
       </w:pPr>
-      <w:bookmarkStart w:id="45" w:name="_Toc232726410"/>
+      <w:bookmarkStart w:id="58" w:name="_Toc232783969"/>
       <w:r>
         <w:lastRenderedPageBreak/>
         <w:t xml:space="preserve">Generiranje </w:t>
@@ -29212,7 +29742,7 @@
       <w:r>
         <w:t>prometne potražnje</w:t>
       </w:r>
-      <w:bookmarkEnd w:id="45"/>
+      <w:bookmarkEnd w:id="58"/>
     </w:p>
     <w:p>
       <w:r>
@@ -29465,7 +29995,46 @@
         <w:t>prometne zastupljenosti električnih vozila</w:t>
       </w:r>
       <w:r>
-        <w:t xml:space="preserve"> koji predstavlja stopu zastupljenosti električnih vozila u prometu.</w:t>
+        <w:t xml:space="preserve"> koji predstavlja stopu zastupljenosti električnih vozila u prometu</w:t>
+      </w:r>
+      <w:r>
+        <w:t xml:space="preserve"> (</w:t>
+      </w:r>
+      <w:r>
+        <w:fldChar w:fldCharType="begin"/>
+      </w:r>
+      <w:r>
+        <w:instrText xml:space="preserve"> REF _Ref232777055 \h </w:instrText>
+      </w:r>
+      <w:r>
+        <w:fldChar w:fldCharType="separate"/>
+      </w:r>
+      <w:r>
+        <w:t xml:space="preserve">Tablica </w:t>
+      </w:r>
+      <w:r>
+        <w:rPr>
+          <w:noProof/>
+        </w:rPr>
+        <w:t>4</w:t>
+      </w:r>
+      <w:r>
+        <w:t>.</w:t>
+      </w:r>
+      <w:r>
+        <w:rPr>
+          <w:noProof/>
+        </w:rPr>
+        <w:t>1</w:t>
+      </w:r>
+      <w:r>
+        <w:fldChar w:fldCharType="end"/>
+      </w:r>
+      <w:r>
+        <w:t>)</w:t>
+      </w:r>
+      <w:r>
+        <w:t>.</w:t>
       </w:r>
       <w:r>
         <w:t xml:space="preserve"> </w:t>
@@ -29585,7 +30154,46 @@
         <w:t>odredišta putovanja</w:t>
       </w:r>
       <w:r>
-        <w:t xml:space="preserve"> uz parametre maksimalne i minimalne duljine puta, te parametar distribucije broja odredišta.</w:t>
+        <w:t xml:space="preserve"> uz parametre maksimalne i minimalne duljine puta, te parametar distribucije broja odredišta</w:t>
+      </w:r>
+      <w:r>
+        <w:t xml:space="preserve"> (</w:t>
+      </w:r>
+      <w:r>
+        <w:fldChar w:fldCharType="begin"/>
+      </w:r>
+      <w:r>
+        <w:instrText xml:space="preserve"> REF _Ref232777055 \h </w:instrText>
+      </w:r>
+      <w:r>
+        <w:fldChar w:fldCharType="separate"/>
+      </w:r>
+      <w:r>
+        <w:t xml:space="preserve">Tablica </w:t>
+      </w:r>
+      <w:r>
+        <w:rPr>
+          <w:noProof/>
+        </w:rPr>
+        <w:t>4</w:t>
+      </w:r>
+      <w:r>
+        <w:t>.</w:t>
+      </w:r>
+      <w:r>
+        <w:rPr>
+          <w:noProof/>
+        </w:rPr>
+        <w:t>1</w:t>
+      </w:r>
+      <w:r>
+        <w:fldChar w:fldCharType="end"/>
+      </w:r>
+      <w:r>
+        <w:t>)</w:t>
+      </w:r>
+      <w:r>
+        <w:t>.</w:t>
       </w:r>
       <w:r>
         <w:t xml:space="preserve"> Time imamo kontrolu nad duljinom puta svih vozila, čime možemo </w:t>
@@ -29661,20 +30269,59 @@
       </w:r>
       <w:r>
         <w:t>.</w:t>
+      </w:r>
+      <w:r>
+        <w:t xml:space="preserve"> </w:t>
+      </w:r>
+      <w:r>
+        <w:t xml:space="preserve">Opisani parametri vozila prikazani su u </w:t>
+      </w:r>
+      <w:r>
+        <w:fldChar w:fldCharType="begin"/>
+      </w:r>
+      <w:r>
+        <w:instrText xml:space="preserve"> REF _Ref232777055 \h </w:instrText>
+      </w:r>
+      <w:r>
+        <w:fldChar w:fldCharType="separate"/>
+      </w:r>
+      <w:r>
+        <w:t xml:space="preserve">Tablici </w:t>
+      </w:r>
+      <w:r>
+        <w:rPr>
+          <w:noProof/>
+        </w:rPr>
+        <w:t>4</w:t>
+      </w:r>
+      <w:r>
+        <w:t>.</w:t>
+      </w:r>
+      <w:r>
+        <w:rPr>
+          <w:noProof/>
+        </w:rPr>
+        <w:t>1</w:t>
+      </w:r>
+      <w:r>
+        <w:fldChar w:fldCharType="end"/>
+      </w:r>
+      <w:r>
+        <w:t>, pod „Vozilo“.</w:t>
       </w:r>
     </w:p>
     <w:p>
       <w:pPr>
         <w:pStyle w:val="Heading3"/>
       </w:pPr>
-      <w:bookmarkStart w:id="46" w:name="_Toc232726411"/>
+      <w:bookmarkStart w:id="59" w:name="_Toc232783970"/>
       <w:r>
         <w:t>Odabir stanice</w:t>
       </w:r>
       <w:r>
         <w:t xml:space="preserve"> za punjenje</w:t>
       </w:r>
-      <w:bookmarkEnd w:id="46"/>
+      <w:bookmarkEnd w:id="59"/>
     </w:p>
     <w:p>
       <w:r>
@@ -29691,6 +30338,51 @@
       </w:r>
       <w:r>
         <w:t>korisnost odabira te stanice koristeći parametre funkcije korisnosti sa podacima o udaljenosti i vremena putovanja do stanice i cijeni, te u slučaju centraliziranog upravljanja (</w:t>
+      </w:r>
+      <w:r>
+        <w:fldChar w:fldCharType="begin"/>
+      </w:r>
+      <w:r>
+        <w:instrText xml:space="preserve"> REF _Ref232777055 \h </w:instrText>
+      </w:r>
+      <w:r>
+        <w:fldChar w:fldCharType="separate"/>
+      </w:r>
+      <w:r>
+        <w:t xml:space="preserve">Tablica </w:t>
+      </w:r>
+      <w:r>
+        <w:rPr>
+          <w:noProof/>
+        </w:rPr>
+        <w:t>4</w:t>
+      </w:r>
+      <w:r>
+        <w:t>.</w:t>
+      </w:r>
+      <w:r>
+        <w:rPr>
+          <w:noProof/>
+        </w:rPr>
+        <w:t>1</w:t>
+      </w:r>
+      <w:r>
+        <w:fldChar w:fldCharType="end"/>
+      </w:r>
+      <w:r>
+        <w:t xml:space="preserve"> pod „Preusmjeravanje“, </w:t>
+      </w:r>
+      <w:r>
+        <w:t>algoritam</w:t>
+      </w:r>
+      <w:r>
+        <w:t xml:space="preserve"> </w:t>
+      </w:r>
+      <w:r>
+        <w:t>pod</w:t>
+      </w:r>
+      <w:r>
+        <w:t xml:space="preserve"> </w:t>
       </w:r>
       <w:r>
         <w:fldChar w:fldCharType="begin"/>
@@ -29803,7 +30495,7 @@
       <w:pPr>
         <w:pStyle w:val="Heading2"/>
       </w:pPr>
-      <w:bookmarkStart w:id="47" w:name="_Toc232726412"/>
+      <w:bookmarkStart w:id="60" w:name="_Toc232783971"/>
       <w:r>
         <w:t>Graf</w:t>
       </w:r>
@@ -29816,7 +30508,7 @@
       <w:r>
         <w:t xml:space="preserve"> mreža</w:t>
       </w:r>
-      <w:bookmarkEnd w:id="47"/>
+      <w:bookmarkEnd w:id="60"/>
     </w:p>
     <w:p>
       <w:r>
@@ -29850,7 +30542,11 @@
         <w:t xml:space="preserve">No </w:t>
       </w:r>
       <w:r>
-        <w:t>takvom transformacijom se gube važne topološke informacije te su</w:t>
+        <w:t xml:space="preserve">takvom </w:t>
+      </w:r>
+      <w:r>
+        <w:lastRenderedPageBreak/>
+        <w:t>transformacijom se gube važne topološke informacije te su</w:t>
       </w:r>
       <w:r>
         <w:t xml:space="preserve"> </w:t>
@@ -29871,7 +30567,6 @@
         <w:t xml:space="preserve">neuronske mreže </w:t>
       </w:r>
       <w:r>
-        <w:lastRenderedPageBreak/>
         <w:t xml:space="preserve">predstavljene u </w:t>
       </w:r>
       <w:r>
@@ -30717,7 +31412,25 @@
         <w:t xml:space="preserve"> svojstva incidentnih bridova (</w:t>
       </w:r>
       <w:r>
+        <w:t>izraz</w:t>
+      </w:r>
+      <w:r>
+        <w:t xml:space="preserve"> </w:t>
+      </w:r>
+      <w:r>
+        <w:fldChar w:fldCharType="begin"/>
+      </w:r>
+      <w:r>
+        <w:instrText xml:space="preserve"> REF Izraz_3_13 \h </w:instrText>
+      </w:r>
+      <w:r>
+        <w:fldChar w:fldCharType="separate"/>
+      </w:r>
+      <w:r>
         <w:t>3.13</w:t>
+      </w:r>
+      <w:r>
+        <w:fldChar w:fldCharType="end"/>
       </w:r>
       <w:r>
         <w:t>)</w:t>
@@ -30763,10 +31476,31 @@
         </m:r>
       </m:oMath>
       <w:r>
-        <w:t xml:space="preserve"> (3.</w:t>
-      </w:r>
-      <w:r>
-        <w:t>?</w:t>
+        <w:t xml:space="preserve"> (</w:t>
+      </w:r>
+      <w:r>
+        <w:t>izra</w:t>
+      </w:r>
+      <w:r>
+        <w:t>z</w:t>
+      </w:r>
+      <w:r>
+        <w:t xml:space="preserve"> </w:t>
+      </w:r>
+      <w:r>
+        <w:fldChar w:fldCharType="begin"/>
+      </w:r>
+      <w:r>
+        <w:instrText xml:space="preserve"> REF Izraz_3_11 \h </w:instrText>
+      </w:r>
+      <w:r>
+        <w:fldChar w:fldCharType="separate"/>
+      </w:r>
+      <w:r>
+        <w:t>3.11</w:t>
+      </w:r>
+      <w:r>
+        <w:fldChar w:fldCharType="end"/>
       </w:r>
       <w:r>
         <w:t>)</w:t>
@@ -30916,11 +31650,15 @@
       <w:pPr>
         <w:pStyle w:val="Heading3"/>
       </w:pPr>
-      <w:bookmarkStart w:id="48" w:name="_Toc232726413"/>
+      <w:bookmarkStart w:id="61" w:name="_Ref232778554"/>
+      <w:bookmarkStart w:id="62" w:name="_Ref232782482"/>
+      <w:bookmarkStart w:id="63" w:name="_Toc232783972"/>
       <w:r>
         <w:t>Rangiranje bridova</w:t>
       </w:r>
-      <w:bookmarkEnd w:id="48"/>
+      <w:bookmarkEnd w:id="61"/>
+      <w:bookmarkEnd w:id="62"/>
+      <w:bookmarkEnd w:id="63"/>
     </w:p>
     <w:p>
       <w:r>
@@ -31113,28 +31851,19 @@
       <w:pPr>
         <w:pStyle w:val="Heading1"/>
       </w:pPr>
-      <w:bookmarkStart w:id="49" w:name="_Toc232726414"/>
+      <w:bookmarkStart w:id="64" w:name="_Toc232783973"/>
       <w:r>
         <w:lastRenderedPageBreak/>
         <w:t>Rješenja</w:t>
       </w:r>
-      <w:r>
-        <w:t xml:space="preserve"> [</w:t>
-      </w:r>
-      <w:r>
-        <w:t>~</w:t>
-      </w:r>
-      <w:r>
-        <w:t>]</w:t>
-      </w:r>
-      <w:bookmarkEnd w:id="49"/>
+      <w:bookmarkEnd w:id="64"/>
     </w:p>
     <w:p>
       <w:pPr>
         <w:pStyle w:val="Heading2"/>
       </w:pPr>
-      <w:bookmarkStart w:id="50" w:name="_Ref232557651"/>
-      <w:bookmarkStart w:id="51" w:name="_Toc232726415"/>
+      <w:bookmarkStart w:id="65" w:name="_Ref232557651"/>
+      <w:bookmarkStart w:id="66" w:name="_Toc232783974"/>
       <w:r>
         <w:t>Algorit</w:t>
       </w:r>
@@ -31144,8 +31873,8 @@
       <w:r>
         <w:t xml:space="preserve"> baziran na pokrivenosti mreže</w:t>
       </w:r>
-      <w:bookmarkEnd w:id="50"/>
-      <w:bookmarkEnd w:id="51"/>
+      <w:bookmarkEnd w:id="65"/>
+      <w:bookmarkEnd w:id="66"/>
     </w:p>
     <w:p>
       <w:r>
@@ -31238,9 +31967,24 @@
         <w:t>(</w:t>
       </w:r>
       <w:r>
+        <w:t xml:space="preserve">izraz </w:t>
+      </w:r>
+      <w:r>
+        <w:fldChar w:fldCharType="begin"/>
+      </w:r>
+      <w:r>
+        <w:instrText xml:space="preserve"> REF Izraz_3_6 \h </w:instrText>
+      </w:r>
+      <w:r>
+        <w:fldChar w:fldCharType="separate"/>
+      </w:r>
+      <w:r>
         <w:t>3.6</w:t>
       </w:r>
       <w:r>
+        <w:fldChar w:fldCharType="end"/>
+      </w:r>
+      <w:r>
         <w:t>)</w:t>
       </w:r>
       <w:r>
@@ -31250,7 +31994,28 @@
         <w:t xml:space="preserve"> </w:t>
       </w:r>
       <w:r>
-        <w:t>Stoga će cilj ovog algoritma zapravo biti (3.7)</w:t>
+        <w:t>Stoga će cilj ovog algoritma zapravo biti (</w:t>
+      </w:r>
+      <w:r>
+        <w:t xml:space="preserve">izraz </w:t>
+      </w:r>
+      <w:r>
+        <w:fldChar w:fldCharType="begin"/>
+      </w:r>
+      <w:r>
+        <w:instrText xml:space="preserve"> REF Izraz_3_7 \h </w:instrText>
+      </w:r>
+      <w:r>
+        <w:fldChar w:fldCharType="separate"/>
+      </w:r>
+      <w:r>
+        <w:t>3.7</w:t>
+      </w:r>
+      <w:r>
+        <w:fldChar w:fldCharType="end"/>
+      </w:r>
+      <w:r>
+        <w:t>)</w:t>
       </w:r>
       <w:r>
         <w:t>, tj.</w:t>
@@ -31834,7 +32599,49 @@
         </m:r>
       </m:oMath>
       <w:r>
-        <w:t xml:space="preserve"> funkcija udaljenosti točke od stanice (3.1) te za konkretnu funkciju udaljenosti koristimo cestovnu udaljenost (3.14). Prva funkcija maksimizira udaljenost točke od njoj najbliže stanice, dok druga minimizira zbroj udaljenosti točke od svake već odabrane stanice.</w:t>
+        <w:t xml:space="preserve"> funkcija udaljenosti točke od stanice (</w:t>
+      </w:r>
+      <w:r>
+        <w:t xml:space="preserve">izraz </w:t>
+      </w:r>
+      <w:r>
+        <w:fldChar w:fldCharType="begin"/>
+      </w:r>
+      <w:r>
+        <w:instrText xml:space="preserve"> REF Izraz_3_1 \h </w:instrText>
+      </w:r>
+      <w:r>
+        <w:fldChar w:fldCharType="separate"/>
+      </w:r>
+      <w:r>
+        <w:t>3.1</w:t>
+      </w:r>
+      <w:r>
+        <w:fldChar w:fldCharType="end"/>
+      </w:r>
+      <w:r>
+        <w:t>) te za konkretnu funkciju udaljenosti koristimo cestovnu udaljenost (</w:t>
+      </w:r>
+      <w:r>
+        <w:t xml:space="preserve">izraz </w:t>
+      </w:r>
+      <w:r>
+        <w:fldChar w:fldCharType="begin"/>
+      </w:r>
+      <w:r>
+        <w:instrText xml:space="preserve"> REF Izraz_3_18 \h </w:instrText>
+      </w:r>
+      <w:r>
+        <w:fldChar w:fldCharType="separate"/>
+      </w:r>
+      <w:r>
+        <w:t>3.18</w:t>
+      </w:r>
+      <w:r>
+        <w:fldChar w:fldCharType="end"/>
+      </w:r>
+      <w:r>
+        <w:t>). Prva funkcija maksimizira udaljenost točke od njoj najbliže stanice, dok druga minimizira zbroj udaljenosti točke od svake već odabrane stanice.</w:t>
       </w:r>
     </w:p>
     <w:p>
@@ -32446,7 +33253,7 @@
       <w:pPr>
         <w:pStyle w:val="Caption"/>
       </w:pPr>
-      <w:bookmarkStart w:id="52" w:name="_Ref232688898"/>
+      <w:bookmarkStart w:id="67" w:name="_Ref232688898"/>
       <w:r>
         <w:t xml:space="preserve">Kôd </w:t>
       </w:r>
@@ -32489,7 +33296,7 @@
       <w:r>
         <w:fldChar w:fldCharType="end"/>
       </w:r>
-      <w:bookmarkEnd w:id="52"/>
+      <w:bookmarkEnd w:id="67"/>
       <w:r>
         <w:t xml:space="preserve"> Funkcija </w:t>
       </w:r>
@@ -33080,7 +33887,7 @@
       <w:pPr>
         <w:pStyle w:val="Caption"/>
       </w:pPr>
-      <w:bookmarkStart w:id="53" w:name="_Ref232688924"/>
+      <w:bookmarkStart w:id="68" w:name="_Ref232688924"/>
       <w:r>
         <w:t xml:space="preserve">Kôd </w:t>
       </w:r>
@@ -33123,7 +33930,7 @@
       <w:r>
         <w:fldChar w:fldCharType="end"/>
       </w:r>
-      <w:bookmarkEnd w:id="53"/>
+      <w:bookmarkEnd w:id="68"/>
       <w:r>
         <w:t xml:space="preserve"> Funkcije </w:t>
       </w:r>
@@ -34297,7 +35104,7 @@
       <w:pPr>
         <w:pStyle w:val="Caption"/>
       </w:pPr>
-      <w:bookmarkStart w:id="54" w:name="_Ref232689098"/>
+      <w:bookmarkStart w:id="69" w:name="_Ref232689098"/>
       <w:r>
         <w:t xml:space="preserve">Kôd </w:t>
       </w:r>
@@ -34340,7 +35147,7 @@
       <w:r>
         <w:fldChar w:fldCharType="end"/>
       </w:r>
-      <w:bookmarkEnd w:id="54"/>
+      <w:bookmarkEnd w:id="69"/>
       <w:r>
         <w:t xml:space="preserve"> Funkcija </w:t>
       </w:r>
@@ -34800,7 +35607,7 @@
       <w:pPr>
         <w:pStyle w:val="Caption"/>
       </w:pPr>
-      <w:bookmarkStart w:id="55" w:name="_Ref232689195"/>
+      <w:bookmarkStart w:id="70" w:name="_Ref232689195"/>
       <w:r>
         <w:lastRenderedPageBreak/>
         <w:t xml:space="preserve">Kôd </w:t>
@@ -34844,7 +35651,7 @@
       <w:r>
         <w:fldChar w:fldCharType="end"/>
       </w:r>
-      <w:bookmarkEnd w:id="55"/>
+      <w:bookmarkEnd w:id="70"/>
       <w:r>
         <w:t xml:space="preserve"> Cjelokupni kod algoritma </w:t>
       </w:r>
@@ -35057,7 +35864,7 @@
       <w:pPr>
         <w:pStyle w:val="Caption"/>
       </w:pPr>
-      <w:bookmarkStart w:id="56" w:name="_Ref232689324"/>
+      <w:bookmarkStart w:id="71" w:name="_Ref232689324"/>
       <w:r>
         <w:lastRenderedPageBreak/>
         <w:t xml:space="preserve">Kôd </w:t>
@@ -35101,7 +35908,7 @@
       <w:r>
         <w:fldChar w:fldCharType="end"/>
       </w:r>
-      <w:bookmarkEnd w:id="56"/>
+      <w:bookmarkEnd w:id="71"/>
       <w:r>
         <w:t xml:space="preserve"> Funkcija </w:t>
       </w:r>
@@ -35153,13 +35960,13 @@
       <w:pPr>
         <w:pStyle w:val="Heading2"/>
       </w:pPr>
-      <w:bookmarkStart w:id="57" w:name="_Ref232557621"/>
-      <w:bookmarkStart w:id="58" w:name="_Toc232726416"/>
+      <w:bookmarkStart w:id="72" w:name="_Ref232557621"/>
+      <w:bookmarkStart w:id="73" w:name="_Toc232783975"/>
       <w:r>
         <w:t>Algoritam baziran na teoriji igara</w:t>
       </w:r>
-      <w:bookmarkEnd w:id="57"/>
-      <w:bookmarkEnd w:id="58"/>
+      <w:bookmarkEnd w:id="72"/>
+      <w:bookmarkEnd w:id="73"/>
     </w:p>
     <w:p>
       <w:r>
@@ -36609,7 +37416,7 @@
       <w:pPr>
         <w:pStyle w:val="Caption"/>
       </w:pPr>
-      <w:bookmarkStart w:id="59" w:name="_Ref232689438"/>
+      <w:bookmarkStart w:id="74" w:name="_Ref232689438"/>
       <w:r>
         <w:t xml:space="preserve">Kôd </w:t>
       </w:r>
@@ -36652,7 +37459,7 @@
       <w:r>
         <w:fldChar w:fldCharType="end"/>
       </w:r>
-      <w:bookmarkEnd w:id="59"/>
+      <w:bookmarkEnd w:id="74"/>
       <w:r>
         <w:t xml:space="preserve"> Algoritam izračuna troška punjenja na stanici za zadano vozilo i stanicu</w:t>
       </w:r>
@@ -37458,7 +38265,7 @@
       <w:pPr>
         <w:pStyle w:val="Caption"/>
       </w:pPr>
-      <w:bookmarkStart w:id="60" w:name="_Ref232689458"/>
+      <w:bookmarkStart w:id="75" w:name="_Ref232689458"/>
       <w:r>
         <w:lastRenderedPageBreak/>
         <w:t xml:space="preserve">Kôd </w:t>
@@ -37502,7 +38309,7 @@
       <w:r>
         <w:fldChar w:fldCharType="end"/>
       </w:r>
-      <w:bookmarkEnd w:id="60"/>
+      <w:bookmarkEnd w:id="75"/>
       <w:r>
         <w:t xml:space="preserve"> Algoritam za pronalazak Nashove ravnoteže</w:t>
       </w:r>
@@ -38043,7 +38850,7 @@
       <w:pPr>
         <w:pStyle w:val="Caption"/>
       </w:pPr>
-      <w:bookmarkStart w:id="61" w:name="_Ref232689472"/>
+      <w:bookmarkStart w:id="76" w:name="_Ref232689472"/>
       <w:r>
         <w:lastRenderedPageBreak/>
         <w:t xml:space="preserve">Kôd </w:t>
@@ -38087,7 +38894,7 @@
       <w:r>
         <w:fldChar w:fldCharType="end"/>
       </w:r>
-      <w:bookmarkEnd w:id="61"/>
+      <w:bookmarkEnd w:id="76"/>
       <w:r>
         <w:t xml:space="preserve"> Algoritam izračuna </w:t>
       </w:r>
@@ -38455,7 +39262,7 @@
       <w:pPr>
         <w:pStyle w:val="Caption"/>
       </w:pPr>
-      <w:bookmarkStart w:id="62" w:name="_Ref232689506"/>
+      <w:bookmarkStart w:id="77" w:name="_Ref232689506"/>
       <w:r>
         <w:t xml:space="preserve">Kôd </w:t>
       </w:r>
@@ -38498,7 +39305,7 @@
       <w:r>
         <w:fldChar w:fldCharType="end"/>
       </w:r>
-      <w:bookmarkEnd w:id="62"/>
+      <w:bookmarkEnd w:id="77"/>
       <w:r>
         <w:t xml:space="preserve"> K</w:t>
       </w:r>
@@ -39063,7 +39870,7 @@
       <w:pPr>
         <w:pStyle w:val="Caption"/>
       </w:pPr>
-      <w:bookmarkStart w:id="63" w:name="_Ref232689529"/>
+      <w:bookmarkStart w:id="78" w:name="_Ref232689529"/>
       <w:r>
         <w:lastRenderedPageBreak/>
         <w:t xml:space="preserve">Kôd </w:t>
@@ -39107,7 +39914,7 @@
       <w:r>
         <w:fldChar w:fldCharType="end"/>
       </w:r>
-      <w:bookmarkEnd w:id="63"/>
+      <w:bookmarkEnd w:id="78"/>
       <w:r>
         <w:t xml:space="preserve"> Glavna petlja algoritma </w:t>
       </w:r>
@@ -39153,6 +39960,7 @@
       <w:pPr>
         <w:pStyle w:val="Heading3"/>
       </w:pPr>
+      <w:bookmarkStart w:id="79" w:name="_Toc232783976"/>
       <w:r>
         <w:t>Više</w:t>
       </w:r>
@@ -39165,6 +39973,7 @@
       <w:r>
         <w:t>ompetitivna varijacija</w:t>
       </w:r>
+      <w:bookmarkEnd w:id="79"/>
     </w:p>
     <w:p>
       <w:r>
@@ -39885,15 +40694,12 @@
       <w:pPr>
         <w:pStyle w:val="Heading2"/>
       </w:pPr>
-      <w:bookmarkStart w:id="64" w:name="_Toc232726417"/>
+      <w:bookmarkStart w:id="80" w:name="_Toc232783977"/>
       <w:r>
         <w:lastRenderedPageBreak/>
         <w:t>Strojno učenje</w:t>
       </w:r>
-      <w:r>
-        <w:t xml:space="preserve"> [X]</w:t>
-      </w:r>
-      <w:bookmarkEnd w:id="64"/>
+      <w:bookmarkEnd w:id="80"/>
     </w:p>
     <w:p>
       <w:r>
@@ -39915,13 +40721,19 @@
         <w:t xml:space="preserve"> u (</w:t>
       </w:r>
       <w:r>
-        <w:t>4.</w:t>
-      </w:r>
-      <w:r>
-        <w:t>3</w:t>
-      </w:r>
-      <w:r>
-        <w:t>.1</w:t>
+        <w:fldChar w:fldCharType="begin"/>
+      </w:r>
+      <w:r>
+        <w:instrText xml:space="preserve"> REF _Ref232778554 \r \h </w:instrText>
+      </w:r>
+      <w:r>
+        <w:fldChar w:fldCharType="separate"/>
+      </w:r>
+      <w:r>
+        <w:t>4.4.1</w:t>
+      </w:r>
+      <w:r>
+        <w:fldChar w:fldCharType="end"/>
       </w:r>
       <w:r>
         <w:t>).</w:t>
@@ -39960,13 +40772,58 @@
         <w:t xml:space="preserve">Modeli su učeni </w:t>
       </w:r>
       <w:r>
-        <w:t>kroz nadzirano učenje koje koristi linearnu funkciju</w:t>
-      </w:r>
-      <w:r>
-        <w:t xml:space="preserve"> višekriterijske optimizacije </w:t>
-      </w:r>
-      <w:r>
-        <w:t>za određivanje nagrada.</w:t>
+        <w:t xml:space="preserve">kroz nadzirano učenje koje koristi </w:t>
+      </w:r>
+      <w:r>
+        <w:t xml:space="preserve">jedno-kriterijsku optimizaciju </w:t>
+      </w:r>
+      <w:r>
+        <w:t>linearn</w:t>
+      </w:r>
+      <w:r>
+        <w:t>e</w:t>
+      </w:r>
+      <w:r>
+        <w:t xml:space="preserve"> funkcij</w:t>
+      </w:r>
+      <w:r>
+        <w:t>e</w:t>
+      </w:r>
+      <w:r>
+        <w:t xml:space="preserve"> težina</w:t>
+      </w:r>
+      <w:r>
+        <w:t xml:space="preserve"> </w:t>
+      </w:r>
+      <w:r>
+        <w:t>(</w:t>
+      </w:r>
+      <w:r>
+        <w:fldChar w:fldCharType="begin"/>
+      </w:r>
+      <w:r>
+        <w:instrText xml:space="preserve"> REF _Ref232692676 \r \h </w:instrText>
+      </w:r>
+      <w:r>
+        <w:fldChar w:fldCharType="separate"/>
+      </w:r>
+      <w:r>
+        <w:t>3.1.5</w:t>
+      </w:r>
+      <w:r>
+        <w:fldChar w:fldCharType="end"/>
+      </w:r>
+      <w:r>
+        <w:t>)</w:t>
+      </w:r>
+      <w:r>
+        <w:t xml:space="preserve"> </w:t>
+      </w:r>
+      <w:r>
+        <w:t>za određivanje nagrada</w:t>
+      </w:r>
+      <w:r>
+        <w:t>.</w:t>
       </w:r>
     </w:p>
     <w:p>
@@ -40034,12 +40891,25 @@
         <w:t>).</w:t>
       </w:r>
       <w:r>
-        <w:t xml:space="preserve"> Ti podaci su unaprijed generirani za konzistentnost i determinizam tijekom treninga jer bi u suprotnom rezultati evaluacije bili pod utjecajem slučajnost i model bi učio po slučajnim vrijednostima. To naravno daje veliko ograničenje finalnom modelu jer nije primjenjiv na nove situacije, no generiranje podataka na ovaj način se može poistovjetiti sakupljanju podataka analizirane prometne mreže u stvarnom svijetu, npr. postavljanjem više vozila da se kreće gušćim cestama.</w:t>
-      </w:r>
-    </w:p>
-    <w:p>
-      <w:r>
-        <w:t>…</w:t>
+        <w:t xml:space="preserve"> Ti podaci su unaprijed generirani za konzistentnost i determinizam tijekom treninga jer bi u suprotnom rezultati evaluacije bili pod utjecajem slučajnost</w:t>
+      </w:r>
+      <w:r>
+        <w:t>i</w:t>
+      </w:r>
+      <w:r>
+        <w:t xml:space="preserve"> i model bi učio po slučajnim vrijednostima. To naravno daje veliko ograničenje </w:t>
+      </w:r>
+      <w:r>
+        <w:t>rezultirajućem</w:t>
+      </w:r>
+      <w:r>
+        <w:t xml:space="preserve"> modelu jer nije primjenjiv na nove situacije, no generiranje podataka na ovaj način može </w:t>
+      </w:r>
+      <w:r>
+        <w:t xml:space="preserve">se </w:t>
+      </w:r>
+      <w:r>
+        <w:t>poistovjetiti sakupljanju podataka analizirane prometne mreže u stvarnom svijetu, npr. postavljanjem više vozila da se kreće gušćim cestama.</w:t>
       </w:r>
     </w:p>
     <w:p>
@@ -40049,64 +40919,2403 @@
           <w:rFonts w:asciiTheme="majorHAnsi" w:hAnsiTheme="majorHAnsi"/>
         </w:rPr>
       </w:pPr>
-      <w:bookmarkStart w:id="65" w:name="_Toc232726418"/>
+      <w:bookmarkStart w:id="81" w:name="_Toc232783978"/>
       <w:r>
         <w:rPr>
           <w:rFonts w:asciiTheme="majorHAnsi" w:hAnsiTheme="majorHAnsi"/>
         </w:rPr>
         <w:t>Scenarij s jednim agentom</w:t>
       </w:r>
-      <w:r>
-        <w:t xml:space="preserve"> [X]</w:t>
-      </w:r>
-      <w:bookmarkEnd w:id="65"/>
+      <w:bookmarkEnd w:id="81"/>
     </w:p>
-    <w:p/>
+    <w:p>
+      <w:pPr>
+        <w:pStyle w:val="Caption"/>
+        <w:keepNext/>
+      </w:pPr>
+      <w:bookmarkStart w:id="82" w:name="_Ref232778669"/>
+      <w:r>
+        <w:t xml:space="preserve">Tablica </w:t>
+      </w:r>
+      <w:r>
+        <w:fldChar w:fldCharType="begin"/>
+      </w:r>
+      <w:r>
+        <w:instrText xml:space="preserve"> STYLEREF 1 \s </w:instrText>
+      </w:r>
+      <w:r>
+        <w:fldChar w:fldCharType="separate"/>
+      </w:r>
+      <w:r>
+        <w:rPr>
+          <w:noProof/>
+        </w:rPr>
+        <w:t>5</w:t>
+      </w:r>
+      <w:r>
+        <w:fldChar w:fldCharType="end"/>
+      </w:r>
+      <w:r>
+        <w:t>.</w:t>
+      </w:r>
+      <w:r>
+        <w:fldChar w:fldCharType="begin"/>
+      </w:r>
+      <w:r>
+        <w:instrText xml:space="preserve"> SEQ Tablica \* ARABIC \s 1 </w:instrText>
+      </w:r>
+      <w:r>
+        <w:fldChar w:fldCharType="separate"/>
+      </w:r>
+      <w:r>
+        <w:rPr>
+          <w:noProof/>
+        </w:rPr>
+        <w:t>1</w:t>
+      </w:r>
+      <w:r>
+        <w:fldChar w:fldCharType="end"/>
+      </w:r>
+      <w:bookmarkEnd w:id="82"/>
+      <w:r>
+        <w:t xml:space="preserve"> Globalni </w:t>
+      </w:r>
+      <w:r>
+        <w:t>kriteriji</w:t>
+      </w:r>
+      <w:r>
+        <w:t xml:space="preserve"> funkcije cilja, </w:t>
+      </w:r>
+      <w:r>
+        <w:t>način</w:t>
+      </w:r>
+      <w:r>
+        <w:t xml:space="preserve"> optimizacije i početne vrijednosti težina</w:t>
+      </w:r>
+    </w:p>
+    <w:tbl>
+      <w:tblPr>
+        <w:tblStyle w:val="GridTable1Light"/>
+        <w:tblW w:w="0" w:type="auto"/>
+        <w:tblLook w:val="04A0" w:firstRow="1" w:lastRow="0" w:firstColumn="1" w:lastColumn="0" w:noHBand="0" w:noVBand="1"/>
+      </w:tblPr>
+      <w:tblGrid>
+        <w:gridCol w:w="4390"/>
+        <w:gridCol w:w="2409"/>
+        <w:gridCol w:w="1978"/>
+      </w:tblGrid>
+      <w:tr>
+        <w:trPr>
+          <w:cnfStyle w:val="100000000000" w:firstRow="1" w:lastRow="0" w:firstColumn="0" w:lastColumn="0" w:oddVBand="0" w:evenVBand="0" w:oddHBand="0" w:evenHBand="0" w:firstRowFirstColumn="0" w:firstRowLastColumn="0" w:lastRowFirstColumn="0" w:lastRowLastColumn="0"/>
+        </w:trPr>
+        <w:tc>
+          <w:tcPr>
+            <w:cnfStyle w:val="001000000000" w:firstRow="0" w:lastRow="0" w:firstColumn="1" w:lastColumn="0" w:oddVBand="0" w:evenVBand="0" w:oddHBand="0" w:evenHBand="0" w:firstRowFirstColumn="0" w:firstRowLastColumn="0" w:lastRowFirstColumn="0" w:lastRowLastColumn="0"/>
+            <w:tcW w:w="4390" w:type="dxa"/>
+          </w:tcPr>
+          <w:p>
+            <w:pPr>
+              <w:jc w:val="center"/>
+            </w:pPr>
+            <w:r>
+              <w:t>Kriterij</w:t>
+            </w:r>
+          </w:p>
+        </w:tc>
+        <w:tc>
+          <w:tcPr>
+            <w:tcW w:w="2409" w:type="dxa"/>
+          </w:tcPr>
+          <w:p>
+            <w:pPr>
+              <w:jc w:val="center"/>
+              <w:cnfStyle w:val="100000000000" w:firstRow="1" w:lastRow="0" w:firstColumn="0" w:lastColumn="0" w:oddVBand="0" w:evenVBand="0" w:oddHBand="0" w:evenHBand="0" w:firstRowFirstColumn="0" w:firstRowLastColumn="0" w:lastRowFirstColumn="0" w:lastRowLastColumn="0"/>
+            </w:pPr>
+            <w:r>
+              <w:t>Smjer optimizacije</w:t>
+            </w:r>
+          </w:p>
+        </w:tc>
+        <w:tc>
+          <w:tcPr>
+            <w:tcW w:w="1978" w:type="dxa"/>
+          </w:tcPr>
+          <w:p>
+            <w:pPr>
+              <w:jc w:val="center"/>
+              <w:cnfStyle w:val="100000000000" w:firstRow="1" w:lastRow="0" w:firstColumn="0" w:lastColumn="0" w:oddVBand="0" w:evenVBand="0" w:oddHBand="0" w:evenHBand="0" w:firstRowFirstColumn="0" w:firstRowLastColumn="0" w:lastRowFirstColumn="0" w:lastRowLastColumn="0"/>
+            </w:pPr>
+            <w:r>
+              <w:t xml:space="preserve">Početna </w:t>
+            </w:r>
+            <w:r>
+              <w:t>težin</w:t>
+            </w:r>
+            <w:r>
+              <w:t>a</w:t>
+            </w:r>
+          </w:p>
+        </w:tc>
+      </w:tr>
+      <w:tr>
+        <w:tc>
+          <w:tcPr>
+            <w:cnfStyle w:val="001000000000" w:firstRow="0" w:lastRow="0" w:firstColumn="1" w:lastColumn="0" w:oddVBand="0" w:evenVBand="0" w:oddHBand="0" w:evenHBand="0" w:firstRowFirstColumn="0" w:firstRowLastColumn="0" w:lastRowFirstColumn="0" w:lastRowLastColumn="0"/>
+            <w:tcW w:w="4390" w:type="dxa"/>
+          </w:tcPr>
+          <w:p>
+            <w:pPr>
+              <w:jc w:val="left"/>
+              <w:rPr>
+                <w:b w:val="0"/>
+                <w:bCs w:val="0"/>
+              </w:rPr>
+            </w:pPr>
+            <w:r>
+              <w:rPr>
+                <w:b w:val="0"/>
+                <w:bCs w:val="0"/>
+              </w:rPr>
+              <w:t>R</w:t>
+            </w:r>
+            <w:r>
+              <w:rPr>
+                <w:b w:val="0"/>
+                <w:bCs w:val="0"/>
+              </w:rPr>
+              <w:t>adijus globalne pokrivenosti</w:t>
+            </w:r>
+          </w:p>
+        </w:tc>
+        <w:tc>
+          <w:tcPr>
+            <w:tcW w:w="2409" w:type="dxa"/>
+          </w:tcPr>
+          <w:p>
+            <w:pPr>
+              <w:jc w:val="center"/>
+              <w:cnfStyle w:val="000000000000" w:firstRow="0" w:lastRow="0" w:firstColumn="0" w:lastColumn="0" w:oddVBand="0" w:evenVBand="0" w:oddHBand="0" w:evenHBand="0" w:firstRowFirstColumn="0" w:firstRowLastColumn="0" w:lastRowFirstColumn="0" w:lastRowLastColumn="0"/>
+            </w:pPr>
+            <w:r>
+              <w:t>MIN</w:t>
+            </w:r>
+          </w:p>
+        </w:tc>
+        <w:tc>
+          <w:tcPr>
+            <w:tcW w:w="1978" w:type="dxa"/>
+          </w:tcPr>
+          <w:p>
+            <w:pPr>
+              <w:jc w:val="center"/>
+              <w:cnfStyle w:val="000000000000" w:firstRow="0" w:lastRow="0" w:firstColumn="0" w:lastColumn="0" w:oddVBand="0" w:evenVBand="0" w:oddHBand="0" w:evenHBand="0" w:firstRowFirstColumn="0" w:firstRowLastColumn="0" w:lastRowFirstColumn="0" w:lastRowLastColumn="0"/>
+            </w:pPr>
+            <w:r>
+              <w:t>1.0</w:t>
+            </w:r>
+          </w:p>
+        </w:tc>
+      </w:tr>
+      <w:tr>
+        <w:tc>
+          <w:tcPr>
+            <w:cnfStyle w:val="001000000000" w:firstRow="0" w:lastRow="0" w:firstColumn="1" w:lastColumn="0" w:oddVBand="0" w:evenVBand="0" w:oddHBand="0" w:evenHBand="0" w:firstRowFirstColumn="0" w:firstRowLastColumn="0" w:lastRowFirstColumn="0" w:lastRowLastColumn="0"/>
+            <w:tcW w:w="4390" w:type="dxa"/>
+          </w:tcPr>
+          <w:p>
+            <w:pPr>
+              <w:jc w:val="left"/>
+              <w:rPr>
+                <w:b w:val="0"/>
+                <w:bCs w:val="0"/>
+              </w:rPr>
+            </w:pPr>
+            <w:r>
+              <w:rPr>
+                <w:b w:val="0"/>
+                <w:bCs w:val="0"/>
+              </w:rPr>
+              <w:t>U</w:t>
+            </w:r>
+            <w:r>
+              <w:rPr>
+                <w:b w:val="0"/>
+                <w:bCs w:val="0"/>
+              </w:rPr>
+              <w:t>kupna poslužena energija</w:t>
+            </w:r>
+          </w:p>
+        </w:tc>
+        <w:tc>
+          <w:tcPr>
+            <w:tcW w:w="2409" w:type="dxa"/>
+          </w:tcPr>
+          <w:p>
+            <w:pPr>
+              <w:jc w:val="center"/>
+              <w:cnfStyle w:val="000000000000" w:firstRow="0" w:lastRow="0" w:firstColumn="0" w:lastColumn="0" w:oddVBand="0" w:evenVBand="0" w:oddHBand="0" w:evenHBand="0" w:firstRowFirstColumn="0" w:firstRowLastColumn="0" w:lastRowFirstColumn="0" w:lastRowLastColumn="0"/>
+            </w:pPr>
+            <w:r>
+              <w:t>MAX</w:t>
+            </w:r>
+          </w:p>
+        </w:tc>
+        <w:tc>
+          <w:tcPr>
+            <w:tcW w:w="1978" w:type="dxa"/>
+          </w:tcPr>
+          <w:p>
+            <w:pPr>
+              <w:jc w:val="center"/>
+              <w:cnfStyle w:val="000000000000" w:firstRow="0" w:lastRow="0" w:firstColumn="0" w:lastColumn="0" w:oddVBand="0" w:evenVBand="0" w:oddHBand="0" w:evenHBand="0" w:firstRowFirstColumn="0" w:firstRowLastColumn="0" w:lastRowFirstColumn="0" w:lastRowLastColumn="0"/>
+            </w:pPr>
+            <w:r>
+              <w:t>0.0</w:t>
+            </w:r>
+          </w:p>
+        </w:tc>
+      </w:tr>
+      <w:tr>
+        <w:tc>
+          <w:tcPr>
+            <w:cnfStyle w:val="001000000000" w:firstRow="0" w:lastRow="0" w:firstColumn="1" w:lastColumn="0" w:oddVBand="0" w:evenVBand="0" w:oddHBand="0" w:evenHBand="0" w:firstRowFirstColumn="0" w:firstRowLastColumn="0" w:lastRowFirstColumn="0" w:lastRowLastColumn="0"/>
+            <w:tcW w:w="4390" w:type="dxa"/>
+          </w:tcPr>
+          <w:p>
+            <w:pPr>
+              <w:jc w:val="left"/>
+              <w:rPr>
+                <w:b w:val="0"/>
+                <w:bCs w:val="0"/>
+              </w:rPr>
+            </w:pPr>
+            <w:r>
+              <w:rPr>
+                <w:b w:val="0"/>
+                <w:bCs w:val="0"/>
+              </w:rPr>
+              <w:t>T</w:t>
+            </w:r>
+            <w:r>
+              <w:rPr>
+                <w:b w:val="0"/>
+                <w:bCs w:val="0"/>
+              </w:rPr>
+              <w:t>rajanje simulacije</w:t>
+            </w:r>
+          </w:p>
+        </w:tc>
+        <w:tc>
+          <w:tcPr>
+            <w:tcW w:w="2409" w:type="dxa"/>
+          </w:tcPr>
+          <w:p>
+            <w:pPr>
+              <w:jc w:val="center"/>
+              <w:cnfStyle w:val="000000000000" w:firstRow="0" w:lastRow="0" w:firstColumn="0" w:lastColumn="0" w:oddVBand="0" w:evenVBand="0" w:oddHBand="0" w:evenHBand="0" w:firstRowFirstColumn="0" w:firstRowLastColumn="0" w:lastRowFirstColumn="0" w:lastRowLastColumn="0"/>
+            </w:pPr>
+            <w:r>
+              <w:t>MIN</w:t>
+            </w:r>
+          </w:p>
+        </w:tc>
+        <w:tc>
+          <w:tcPr>
+            <w:tcW w:w="1978" w:type="dxa"/>
+          </w:tcPr>
+          <w:p>
+            <w:pPr>
+              <w:jc w:val="center"/>
+              <w:cnfStyle w:val="000000000000" w:firstRow="0" w:lastRow="0" w:firstColumn="0" w:lastColumn="0" w:oddVBand="0" w:evenVBand="0" w:oddHBand="0" w:evenHBand="0" w:firstRowFirstColumn="0" w:firstRowLastColumn="0" w:lastRowFirstColumn="0" w:lastRowLastColumn="0"/>
+            </w:pPr>
+            <w:r>
+              <w:t>0.2</w:t>
+            </w:r>
+          </w:p>
+        </w:tc>
+      </w:tr>
+      <w:tr>
+        <w:tc>
+          <w:tcPr>
+            <w:cnfStyle w:val="001000000000" w:firstRow="0" w:lastRow="0" w:firstColumn="1" w:lastColumn="0" w:oddVBand="0" w:evenVBand="0" w:oddHBand="0" w:evenHBand="0" w:firstRowFirstColumn="0" w:firstRowLastColumn="0" w:lastRowFirstColumn="0" w:lastRowLastColumn="0"/>
+            <w:tcW w:w="4390" w:type="dxa"/>
+          </w:tcPr>
+          <w:p>
+            <w:pPr>
+              <w:jc w:val="left"/>
+              <w:rPr>
+                <w:b w:val="0"/>
+                <w:bCs w:val="0"/>
+              </w:rPr>
+            </w:pPr>
+            <w:r>
+              <w:rPr>
+                <w:b w:val="0"/>
+                <w:bCs w:val="0"/>
+              </w:rPr>
+              <w:t>P</w:t>
+            </w:r>
+            <w:r>
+              <w:rPr>
+                <w:b w:val="0"/>
+                <w:bCs w:val="0"/>
+              </w:rPr>
+              <w:t>rosječno trajanje puta</w:t>
+            </w:r>
+          </w:p>
+        </w:tc>
+        <w:tc>
+          <w:tcPr>
+            <w:tcW w:w="2409" w:type="dxa"/>
+          </w:tcPr>
+          <w:p>
+            <w:pPr>
+              <w:jc w:val="center"/>
+              <w:cnfStyle w:val="000000000000" w:firstRow="0" w:lastRow="0" w:firstColumn="0" w:lastColumn="0" w:oddVBand="0" w:evenVBand="0" w:oddHBand="0" w:evenHBand="0" w:firstRowFirstColumn="0" w:firstRowLastColumn="0" w:lastRowFirstColumn="0" w:lastRowLastColumn="0"/>
+            </w:pPr>
+            <w:r>
+              <w:t>MIN</w:t>
+            </w:r>
+          </w:p>
+        </w:tc>
+        <w:tc>
+          <w:tcPr>
+            <w:tcW w:w="1978" w:type="dxa"/>
+          </w:tcPr>
+          <w:p>
+            <w:pPr>
+              <w:jc w:val="center"/>
+              <w:cnfStyle w:val="000000000000" w:firstRow="0" w:lastRow="0" w:firstColumn="0" w:lastColumn="0" w:oddVBand="0" w:evenVBand="0" w:oddHBand="0" w:evenHBand="0" w:firstRowFirstColumn="0" w:firstRowLastColumn="0" w:lastRowFirstColumn="0" w:lastRowLastColumn="0"/>
+            </w:pPr>
+            <w:r>
+              <w:t>0.25</w:t>
+            </w:r>
+          </w:p>
+        </w:tc>
+      </w:tr>
+      <w:tr>
+        <w:tc>
+          <w:tcPr>
+            <w:cnfStyle w:val="001000000000" w:firstRow="0" w:lastRow="0" w:firstColumn="1" w:lastColumn="0" w:oddVBand="0" w:evenVBand="0" w:oddHBand="0" w:evenHBand="0" w:firstRowFirstColumn="0" w:firstRowLastColumn="0" w:lastRowFirstColumn="0" w:lastRowLastColumn="0"/>
+            <w:tcW w:w="4390" w:type="dxa"/>
+          </w:tcPr>
+          <w:p>
+            <w:pPr>
+              <w:jc w:val="left"/>
+              <w:rPr>
+                <w:b w:val="0"/>
+                <w:bCs w:val="0"/>
+              </w:rPr>
+            </w:pPr>
+            <w:r>
+              <w:rPr>
+                <w:b w:val="0"/>
+                <w:bCs w:val="0"/>
+              </w:rPr>
+              <w:t>P</w:t>
+            </w:r>
+            <w:r>
+              <w:rPr>
+                <w:b w:val="0"/>
+                <w:bCs w:val="0"/>
+              </w:rPr>
+              <w:t>rosječna duljina puta</w:t>
+            </w:r>
+          </w:p>
+        </w:tc>
+        <w:tc>
+          <w:tcPr>
+            <w:tcW w:w="2409" w:type="dxa"/>
+          </w:tcPr>
+          <w:p>
+            <w:pPr>
+              <w:jc w:val="center"/>
+              <w:cnfStyle w:val="000000000000" w:firstRow="0" w:lastRow="0" w:firstColumn="0" w:lastColumn="0" w:oddVBand="0" w:evenVBand="0" w:oddHBand="0" w:evenHBand="0" w:firstRowFirstColumn="0" w:firstRowLastColumn="0" w:lastRowFirstColumn="0" w:lastRowLastColumn="0"/>
+            </w:pPr>
+            <w:r>
+              <w:t>MIN</w:t>
+            </w:r>
+          </w:p>
+        </w:tc>
+        <w:tc>
+          <w:tcPr>
+            <w:tcW w:w="1978" w:type="dxa"/>
+          </w:tcPr>
+          <w:p>
+            <w:pPr>
+              <w:jc w:val="center"/>
+              <w:cnfStyle w:val="000000000000" w:firstRow="0" w:lastRow="0" w:firstColumn="0" w:lastColumn="0" w:oddVBand="0" w:evenVBand="0" w:oddHBand="0" w:evenHBand="0" w:firstRowFirstColumn="0" w:firstRowLastColumn="0" w:lastRowFirstColumn="0" w:lastRowLastColumn="0"/>
+            </w:pPr>
+            <w:r>
+              <w:t>0.25</w:t>
+            </w:r>
+          </w:p>
+        </w:tc>
+      </w:tr>
+      <w:tr>
+        <w:tc>
+          <w:tcPr>
+            <w:cnfStyle w:val="001000000000" w:firstRow="0" w:lastRow="0" w:firstColumn="1" w:lastColumn="0" w:oddVBand="0" w:evenVBand="0" w:oddHBand="0" w:evenHBand="0" w:firstRowFirstColumn="0" w:firstRowLastColumn="0" w:lastRowFirstColumn="0" w:lastRowLastColumn="0"/>
+            <w:tcW w:w="4390" w:type="dxa"/>
+          </w:tcPr>
+          <w:p>
+            <w:pPr>
+              <w:jc w:val="left"/>
+              <w:rPr>
+                <w:b w:val="0"/>
+                <w:bCs w:val="0"/>
+              </w:rPr>
+            </w:pPr>
+            <w:r>
+              <w:rPr>
+                <w:b w:val="0"/>
+                <w:bCs w:val="0"/>
+              </w:rPr>
+              <w:t>P</w:t>
+            </w:r>
+            <w:r>
+              <w:rPr>
+                <w:b w:val="0"/>
+                <w:bCs w:val="0"/>
+              </w:rPr>
+              <w:t>rosječno vrijeme čekanja vozila</w:t>
+            </w:r>
+          </w:p>
+        </w:tc>
+        <w:tc>
+          <w:tcPr>
+            <w:tcW w:w="2409" w:type="dxa"/>
+          </w:tcPr>
+          <w:p>
+            <w:pPr>
+              <w:jc w:val="center"/>
+              <w:cnfStyle w:val="000000000000" w:firstRow="0" w:lastRow="0" w:firstColumn="0" w:lastColumn="0" w:oddVBand="0" w:evenVBand="0" w:oddHBand="0" w:evenHBand="0" w:firstRowFirstColumn="0" w:firstRowLastColumn="0" w:lastRowFirstColumn="0" w:lastRowLastColumn="0"/>
+            </w:pPr>
+            <w:r>
+              <w:t>MIN</w:t>
+            </w:r>
+          </w:p>
+        </w:tc>
+        <w:tc>
+          <w:tcPr>
+            <w:tcW w:w="1978" w:type="dxa"/>
+          </w:tcPr>
+          <w:p>
+            <w:pPr>
+              <w:jc w:val="center"/>
+              <w:cnfStyle w:val="000000000000" w:firstRow="0" w:lastRow="0" w:firstColumn="0" w:lastColumn="0" w:oddVBand="0" w:evenVBand="0" w:oddHBand="0" w:evenHBand="0" w:firstRowFirstColumn="0" w:firstRowLastColumn="0" w:lastRowFirstColumn="0" w:lastRowLastColumn="0"/>
+            </w:pPr>
+            <w:r>
+              <w:t>0.15</w:t>
+            </w:r>
+          </w:p>
+        </w:tc>
+      </w:tr>
+      <w:tr>
+        <w:tc>
+          <w:tcPr>
+            <w:cnfStyle w:val="001000000000" w:firstRow="0" w:lastRow="0" w:firstColumn="1" w:lastColumn="0" w:oddVBand="0" w:evenVBand="0" w:oddHBand="0" w:evenHBand="0" w:firstRowFirstColumn="0" w:firstRowLastColumn="0" w:lastRowFirstColumn="0" w:lastRowLastColumn="0"/>
+            <w:tcW w:w="4390" w:type="dxa"/>
+          </w:tcPr>
+          <w:p>
+            <w:pPr>
+              <w:jc w:val="left"/>
+              <w:rPr>
+                <w:b w:val="0"/>
+                <w:bCs w:val="0"/>
+              </w:rPr>
+            </w:pPr>
+            <w:r>
+              <w:rPr>
+                <w:b w:val="0"/>
+                <w:bCs w:val="0"/>
+              </w:rPr>
+              <w:t>P</w:t>
+            </w:r>
+            <w:r>
+              <w:rPr>
+                <w:b w:val="0"/>
+                <w:bCs w:val="0"/>
+              </w:rPr>
+              <w:t>rosječno vrijeme stajanja vozila</w:t>
+            </w:r>
+          </w:p>
+        </w:tc>
+        <w:tc>
+          <w:tcPr>
+            <w:tcW w:w="2409" w:type="dxa"/>
+          </w:tcPr>
+          <w:p>
+            <w:pPr>
+              <w:jc w:val="center"/>
+              <w:cnfStyle w:val="000000000000" w:firstRow="0" w:lastRow="0" w:firstColumn="0" w:lastColumn="0" w:oddVBand="0" w:evenVBand="0" w:oddHBand="0" w:evenHBand="0" w:firstRowFirstColumn="0" w:firstRowLastColumn="0" w:lastRowFirstColumn="0" w:lastRowLastColumn="0"/>
+            </w:pPr>
+            <w:r>
+              <w:t>MIN</w:t>
+            </w:r>
+          </w:p>
+        </w:tc>
+        <w:tc>
+          <w:tcPr>
+            <w:tcW w:w="1978" w:type="dxa"/>
+          </w:tcPr>
+          <w:p>
+            <w:pPr>
+              <w:jc w:val="center"/>
+              <w:cnfStyle w:val="000000000000" w:firstRow="0" w:lastRow="0" w:firstColumn="0" w:lastColumn="0" w:oddVBand="0" w:evenVBand="0" w:oddHBand="0" w:evenHBand="0" w:firstRowFirstColumn="0" w:firstRowLastColumn="0" w:lastRowFirstColumn="0" w:lastRowLastColumn="0"/>
+            </w:pPr>
+            <w:r>
+              <w:t>0.15</w:t>
+            </w:r>
+          </w:p>
+        </w:tc>
+      </w:tr>
+    </w:tbl>
+    <w:p>
+      <w:r>
+        <w:t xml:space="preserve">Funkcija cilja jednog agenta uključuje globalne </w:t>
+      </w:r>
+      <w:r>
+        <w:t>kriterije</w:t>
+      </w:r>
+      <w:r>
+        <w:t xml:space="preserve"> nabrojene u (</w:t>
+      </w:r>
+      <w:r>
+        <w:fldChar w:fldCharType="begin"/>
+      </w:r>
+      <w:r>
+        <w:instrText xml:space="preserve"> REF _Ref232778669 \h </w:instrText>
+      </w:r>
+      <w:r>
+        <w:fldChar w:fldCharType="separate"/>
+      </w:r>
+      <w:r>
+        <w:t xml:space="preserve">Tablica </w:t>
+      </w:r>
+      <w:r>
+        <w:rPr>
+          <w:noProof/>
+        </w:rPr>
+        <w:t>5</w:t>
+      </w:r>
+      <w:r>
+        <w:t>.</w:t>
+      </w:r>
+      <w:r>
+        <w:rPr>
+          <w:noProof/>
+        </w:rPr>
+        <w:t>1</w:t>
+      </w:r>
+      <w:r>
+        <w:fldChar w:fldCharType="end"/>
+      </w:r>
+      <w:r>
+        <w:t>)</w:t>
+      </w:r>
+      <w:r>
+        <w:t>.</w:t>
+      </w:r>
+      <w:r>
+        <w:t xml:space="preserve"> </w:t>
+      </w:r>
+      <w:r>
+        <w:t xml:space="preserve">Radijus globalne pokrivenosti </w:t>
+      </w:r>
+      <w:r>
+        <w:t>određen</w:t>
+      </w:r>
+      <w:r>
+        <w:t xml:space="preserve"> je binarnim pretraživanjem</w:t>
+      </w:r>
+      <w:r>
+        <w:t xml:space="preserve"> </w:t>
+      </w:r>
+      <w:r>
+        <w:t xml:space="preserve">radijusa </w:t>
+      </w:r>
+      <w:r>
+        <w:t>pokrivenosti</w:t>
+      </w:r>
+      <w:r>
+        <w:t xml:space="preserve"> </w:t>
+      </w:r>
+      <w:r>
+        <w:t xml:space="preserve">za odabrane stanice, </w:t>
+      </w:r>
+      <w:r>
+        <w:t>opisanim u (</w:t>
+      </w:r>
+      <w:r>
+        <w:fldChar w:fldCharType="begin"/>
+      </w:r>
+      <w:r>
+        <w:instrText xml:space="preserve"> REF _Ref232557651 \r \h </w:instrText>
+      </w:r>
+      <w:r>
+        <w:fldChar w:fldCharType="separate"/>
+      </w:r>
+      <w:r>
+        <w:t>5.1</w:t>
+      </w:r>
+      <w:r>
+        <w:fldChar w:fldCharType="end"/>
+      </w:r>
+      <w:r>
+        <w:t>)</w:t>
+      </w:r>
+      <w:r>
+        <w:t>.</w:t>
+      </w:r>
+      <w:r>
+        <w:t xml:space="preserve"> Agent je učen </w:t>
+      </w:r>
+      <w:r>
+        <w:t>metodom podržanog učenja (</w:t>
+      </w:r>
+      <w:r>
+        <w:rPr>
+          <w:i/>
+          <w:iCs/>
+        </w:rPr>
+        <w:t>Reinforcement learning</w:t>
+      </w:r>
+      <w:r>
+        <w:t>, RL)</w:t>
+      </w:r>
+      <w:r>
+        <w:t xml:space="preserve"> na način da </w:t>
+      </w:r>
+      <w:r>
+        <w:t>je u svakoj iteraciji izračunata nagrada za odabrane stani</w:t>
+      </w:r>
+      <w:r>
+        <w:t xml:space="preserve">ce </w:t>
+      </w:r>
+      <w:r>
+        <w:t xml:space="preserve">te </w:t>
+      </w:r>
+      <w:r>
+        <w:lastRenderedPageBreak/>
+        <w:t>iteracije</w:t>
+      </w:r>
+      <w:r>
+        <w:t xml:space="preserve"> kroz evaluaciju</w:t>
+      </w:r>
+      <w:r>
+        <w:t xml:space="preserve"> te</w:t>
+      </w:r>
+      <w:r>
+        <w:t xml:space="preserve"> </w:t>
+      </w:r>
+      <w:r>
+        <w:t>je</w:t>
+      </w:r>
+      <w:r>
+        <w:t xml:space="preserve"> iz nagrade</w:t>
+      </w:r>
+      <w:r>
+        <w:t xml:space="preserve"> izračunat gubitak iteracije</w:t>
+      </w:r>
+      <w:r>
+        <w:t xml:space="preserve">, uz dodavanje bonusa entropije za poticanje </w:t>
+      </w:r>
+      <w:r>
+        <w:t>eksploracije</w:t>
+      </w:r>
+      <w:r>
+        <w:t>.</w:t>
+      </w:r>
+      <w:r>
+        <w:t xml:space="preserve"> </w:t>
+      </w:r>
+      <w:r>
+        <w:t xml:space="preserve">Svaku iteraciju izvršava se evaluacija koja generira rezultate za svaki od </w:t>
+      </w:r>
+      <w:r>
+        <w:t>kriterija</w:t>
+      </w:r>
+      <w:r>
+        <w:t xml:space="preserve">. </w:t>
+      </w:r>
+      <w:r>
+        <w:t>Koriste se pomoćne varijable prosje</w:t>
+      </w:r>
+      <w:r>
+        <w:t xml:space="preserve">ka i </w:t>
+      </w:r>
+      <w:r>
+        <w:t>varijance</w:t>
+      </w:r>
+      <w:r>
+        <w:t xml:space="preserve"> vrijednosti rezultata cijelog treniranja </w:t>
+      </w:r>
+      <w:r>
+        <w:t xml:space="preserve">koje se kontinuirano </w:t>
+      </w:r>
+      <w:r>
+        <w:t>ažuriraju</w:t>
+      </w:r>
+      <w:r>
+        <w:t xml:space="preserve"> kroz proces treniranja</w:t>
+      </w:r>
+      <w:r>
+        <w:t xml:space="preserve">. </w:t>
+      </w:r>
+      <w:r>
+        <w:t>Za ažuriranje korišten</w:t>
+      </w:r>
+      <w:r>
+        <w:t>a</w:t>
+      </w:r>
+      <w:r>
+        <w:t xml:space="preserve"> je hibrid</w:t>
+      </w:r>
+      <w:r>
+        <w:t>na</w:t>
+      </w:r>
+      <w:r>
+        <w:t xml:space="preserve"> metoda</w:t>
+      </w:r>
+      <w:r>
+        <w:t xml:space="preserve"> od</w:t>
+      </w:r>
+      <w:r>
+        <w:t xml:space="preserve"> </w:t>
+      </w:r>
+      <w:r>
+        <w:rPr>
+          <w:i/>
+          <w:iCs/>
+        </w:rPr>
+        <w:t>Exponential Moving Average</w:t>
+      </w:r>
+      <w:r>
+        <w:t xml:space="preserve"> (EMA) i </w:t>
+      </w:r>
+      <w:r>
+        <w:t>Welfordovog algoritma.</w:t>
+      </w:r>
+    </w:p>
+    <w:p>
+      <m:oMathPara>
+        <m:oMath>
+          <m:sSub>
+            <m:sSubPr>
+              <m:ctrlPr>
+                <w:rPr>
+                  <w:rFonts w:ascii="Cambria Math" w:hAnsi="Cambria Math"/>
+                  <w:i/>
+                </w:rPr>
+              </m:ctrlPr>
+            </m:sSubPr>
+            <m:e>
+              <m:r>
+                <w:rPr>
+                  <w:rFonts w:ascii="Cambria Math" w:hAnsi="Cambria Math"/>
+                </w:rPr>
+                <m:t>μ</m:t>
+              </m:r>
+            </m:e>
+            <m:sub>
+              <m:r>
+                <w:rPr>
+                  <w:rFonts w:ascii="Cambria Math" w:hAnsi="Cambria Math"/>
+                </w:rPr>
+                <m:t>i</m:t>
+              </m:r>
+            </m:sub>
+          </m:sSub>
+          <m:r>
+            <w:rPr>
+              <w:rFonts w:ascii="Cambria Math" w:hAnsi="Cambria Math"/>
+            </w:rPr>
+            <m:t>=</m:t>
+          </m:r>
+          <m:sSub>
+            <m:sSubPr>
+              <m:ctrlPr>
+                <w:rPr>
+                  <w:rFonts w:ascii="Cambria Math" w:hAnsi="Cambria Math"/>
+                  <w:i/>
+                </w:rPr>
+              </m:ctrlPr>
+            </m:sSubPr>
+            <m:e>
+              <m:r>
+                <w:rPr>
+                  <w:rFonts w:ascii="Cambria Math" w:hAnsi="Cambria Math"/>
+                </w:rPr>
+                <m:t>μ</m:t>
+              </m:r>
+            </m:e>
+            <m:sub>
+              <m:r>
+                <w:rPr>
+                  <w:rFonts w:ascii="Cambria Math" w:hAnsi="Cambria Math"/>
+                </w:rPr>
+                <m:t>i-1</m:t>
+              </m:r>
+            </m:sub>
+          </m:sSub>
+          <m:r>
+            <w:rPr>
+              <w:rFonts w:ascii="Cambria Math" w:hAnsi="Cambria Math"/>
+            </w:rPr>
+            <m:t>+</m:t>
+          </m:r>
+          <m:r>
+            <w:rPr>
+              <w:rFonts w:ascii="Cambria Math" w:hAnsi="Cambria Math"/>
+            </w:rPr>
+            <m:t>α(</m:t>
+          </m:r>
+          <m:sSub>
+            <m:sSubPr>
+              <m:ctrlPr>
+                <w:rPr>
+                  <w:rFonts w:ascii="Cambria Math" w:hAnsi="Cambria Math"/>
+                  <w:i/>
+                </w:rPr>
+              </m:ctrlPr>
+            </m:sSubPr>
+            <m:e>
+              <m:r>
+                <w:rPr>
+                  <w:rFonts w:ascii="Cambria Math" w:hAnsi="Cambria Math"/>
+                </w:rPr>
+                <m:t>x</m:t>
+              </m:r>
+            </m:e>
+            <m:sub>
+              <m:r>
+                <w:rPr>
+                  <w:rFonts w:ascii="Cambria Math" w:hAnsi="Cambria Math"/>
+                </w:rPr>
+                <m:t>i</m:t>
+              </m:r>
+            </m:sub>
+          </m:sSub>
+          <m:r>
+            <w:rPr>
+              <w:rFonts w:ascii="Cambria Math" w:hAnsi="Cambria Math"/>
+            </w:rPr>
+            <m:t>-</m:t>
+          </m:r>
+          <m:sSub>
+            <m:sSubPr>
+              <m:ctrlPr>
+                <w:rPr>
+                  <w:rFonts w:ascii="Cambria Math" w:hAnsi="Cambria Math"/>
+                  <w:i/>
+                </w:rPr>
+              </m:ctrlPr>
+            </m:sSubPr>
+            <m:e>
+              <m:r>
+                <w:rPr>
+                  <w:rFonts w:ascii="Cambria Math" w:hAnsi="Cambria Math"/>
+                </w:rPr>
+                <m:t>μ</m:t>
+              </m:r>
+            </m:e>
+            <m:sub>
+              <m:r>
+                <w:rPr>
+                  <w:rFonts w:ascii="Cambria Math" w:hAnsi="Cambria Math"/>
+                </w:rPr>
+                <m:t>i-1</m:t>
+              </m:r>
+            </m:sub>
+          </m:sSub>
+          <m:r>
+            <w:rPr>
+              <w:rFonts w:ascii="Cambria Math" w:hAnsi="Cambria Math"/>
+            </w:rPr>
+            <m:t>)</m:t>
+          </m:r>
+        </m:oMath>
+      </m:oMathPara>
+    </w:p>
+    <w:p>
+      <m:oMathPara>
+        <m:oMath>
+          <m:sSub>
+            <m:sSubPr>
+              <m:ctrlPr>
+                <w:rPr>
+                  <w:rFonts w:ascii="Cambria Math" w:hAnsi="Cambria Math"/>
+                  <w:i/>
+                </w:rPr>
+              </m:ctrlPr>
+            </m:sSubPr>
+            <m:e>
+              <m:r>
+                <w:rPr>
+                  <w:rFonts w:ascii="Cambria Math" w:hAnsi="Cambria Math"/>
+                </w:rPr>
+                <m:t>v</m:t>
+              </m:r>
+            </m:e>
+            <m:sub>
+              <m:r>
+                <w:rPr>
+                  <w:rFonts w:ascii="Cambria Math" w:hAnsi="Cambria Math"/>
+                </w:rPr>
+                <m:t>i</m:t>
+              </m:r>
+            </m:sub>
+          </m:sSub>
+          <m:r>
+            <w:rPr>
+              <w:rFonts w:ascii="Cambria Math" w:hAnsi="Cambria Math"/>
+            </w:rPr>
+            <m:t>=</m:t>
+          </m:r>
+          <m:d>
+            <m:dPr>
+              <m:ctrlPr>
+                <w:rPr>
+                  <w:rFonts w:ascii="Cambria Math" w:hAnsi="Cambria Math"/>
+                  <w:i/>
+                </w:rPr>
+              </m:ctrlPr>
+            </m:dPr>
+            <m:e>
+              <m:r>
+                <w:rPr>
+                  <w:rFonts w:ascii="Cambria Math" w:hAnsi="Cambria Math"/>
+                </w:rPr>
+                <m:t>1-α</m:t>
+              </m:r>
+            </m:e>
+          </m:d>
+          <m:sSub>
+            <m:sSubPr>
+              <m:ctrlPr>
+                <w:rPr>
+                  <w:rFonts w:ascii="Cambria Math" w:hAnsi="Cambria Math"/>
+                  <w:i/>
+                </w:rPr>
+              </m:ctrlPr>
+            </m:sSubPr>
+            <m:e>
+              <m:r>
+                <w:rPr>
+                  <w:rFonts w:ascii="Cambria Math" w:hAnsi="Cambria Math"/>
+                </w:rPr>
+                <m:t>v</m:t>
+              </m:r>
+            </m:e>
+            <m:sub>
+              <m:r>
+                <w:rPr>
+                  <w:rFonts w:ascii="Cambria Math" w:hAnsi="Cambria Math"/>
+                </w:rPr>
+                <m:t>i-1</m:t>
+              </m:r>
+            </m:sub>
+          </m:sSub>
+          <m:r>
+            <w:rPr>
+              <w:rFonts w:ascii="Cambria Math" w:hAnsi="Cambria Math"/>
+            </w:rPr>
+            <m:t>+</m:t>
+          </m:r>
+          <m:r>
+            <w:rPr>
+              <w:rFonts w:ascii="Cambria Math" w:hAnsi="Cambria Math"/>
+            </w:rPr>
+            <m:t>α(</m:t>
+          </m:r>
+          <m:sSub>
+            <m:sSubPr>
+              <m:ctrlPr>
+                <w:rPr>
+                  <w:rFonts w:ascii="Cambria Math" w:hAnsi="Cambria Math"/>
+                  <w:i/>
+                </w:rPr>
+              </m:ctrlPr>
+            </m:sSubPr>
+            <m:e>
+              <m:r>
+                <w:rPr>
+                  <w:rFonts w:ascii="Cambria Math" w:hAnsi="Cambria Math"/>
+                </w:rPr>
+                <m:t>x</m:t>
+              </m:r>
+            </m:e>
+            <m:sub>
+              <m:r>
+                <w:rPr>
+                  <w:rFonts w:ascii="Cambria Math" w:hAnsi="Cambria Math"/>
+                </w:rPr>
+                <m:t>i</m:t>
+              </m:r>
+            </m:sub>
+          </m:sSub>
+          <m:r>
+            <w:rPr>
+              <w:rFonts w:ascii="Cambria Math" w:hAnsi="Cambria Math"/>
+            </w:rPr>
+            <m:t>-</m:t>
+          </m:r>
+          <m:sSub>
+            <m:sSubPr>
+              <m:ctrlPr>
+                <w:rPr>
+                  <w:rFonts w:ascii="Cambria Math" w:hAnsi="Cambria Math"/>
+                  <w:i/>
+                </w:rPr>
+              </m:ctrlPr>
+            </m:sSubPr>
+            <m:e>
+              <m:r>
+                <w:rPr>
+                  <w:rFonts w:ascii="Cambria Math" w:hAnsi="Cambria Math"/>
+                </w:rPr>
+                <m:t>μ</m:t>
+              </m:r>
+            </m:e>
+            <m:sub>
+              <m:r>
+                <w:rPr>
+                  <w:rFonts w:ascii="Cambria Math" w:hAnsi="Cambria Math"/>
+                </w:rPr>
+                <m:t>i-1</m:t>
+              </m:r>
+            </m:sub>
+          </m:sSub>
+          <m:r>
+            <w:rPr>
+              <w:rFonts w:ascii="Cambria Math" w:hAnsi="Cambria Math"/>
+            </w:rPr>
+            <m:t>)(</m:t>
+          </m:r>
+          <m:sSub>
+            <m:sSubPr>
+              <m:ctrlPr>
+                <w:rPr>
+                  <w:rFonts w:ascii="Cambria Math" w:hAnsi="Cambria Math"/>
+                  <w:i/>
+                </w:rPr>
+              </m:ctrlPr>
+            </m:sSubPr>
+            <m:e>
+              <m:r>
+                <w:rPr>
+                  <w:rFonts w:ascii="Cambria Math" w:hAnsi="Cambria Math"/>
+                </w:rPr>
+                <m:t>x</m:t>
+              </m:r>
+            </m:e>
+            <m:sub>
+              <m:r>
+                <w:rPr>
+                  <w:rFonts w:ascii="Cambria Math" w:hAnsi="Cambria Math"/>
+                </w:rPr>
+                <m:t>i</m:t>
+              </m:r>
+            </m:sub>
+          </m:sSub>
+          <m:r>
+            <w:rPr>
+              <w:rFonts w:ascii="Cambria Math" w:hAnsi="Cambria Math"/>
+            </w:rPr>
+            <m:t>-</m:t>
+          </m:r>
+          <m:sSub>
+            <m:sSubPr>
+              <m:ctrlPr>
+                <w:rPr>
+                  <w:rFonts w:ascii="Cambria Math" w:hAnsi="Cambria Math"/>
+                  <w:i/>
+                </w:rPr>
+              </m:ctrlPr>
+            </m:sSubPr>
+            <m:e>
+              <m:r>
+                <w:rPr>
+                  <w:rFonts w:ascii="Cambria Math" w:hAnsi="Cambria Math"/>
+                </w:rPr>
+                <m:t>μ</m:t>
+              </m:r>
+            </m:e>
+            <m:sub>
+              <m:r>
+                <w:rPr>
+                  <w:rFonts w:ascii="Cambria Math" w:hAnsi="Cambria Math"/>
+                </w:rPr>
+                <m:t>i</m:t>
+              </m:r>
+            </m:sub>
+          </m:sSub>
+          <m:r>
+            <w:rPr>
+              <w:rFonts w:ascii="Cambria Math" w:hAnsi="Cambria Math"/>
+            </w:rPr>
+            <m:t>)</m:t>
+          </m:r>
+        </m:oMath>
+      </m:oMathPara>
+    </w:p>
+    <w:p>
+      <w:r>
+        <w:t>gdje</w:t>
+      </w:r>
+      <w:r>
+        <w:t xml:space="preserve"> je</w:t>
+      </w:r>
+      <w:r>
+        <w:t xml:space="preserve"> </w:t>
+      </w:r>
+      <m:oMath>
+        <m:sSub>
+          <m:sSubPr>
+            <m:ctrlPr>
+              <w:rPr>
+                <w:rFonts w:ascii="Cambria Math" w:hAnsi="Cambria Math"/>
+                <w:i/>
+              </w:rPr>
+            </m:ctrlPr>
+          </m:sSubPr>
+          <m:e>
+            <m:r>
+              <w:rPr>
+                <w:rFonts w:ascii="Cambria Math" w:hAnsi="Cambria Math"/>
+              </w:rPr>
+              <m:t>x</m:t>
+            </m:r>
+          </m:e>
+          <m:sub>
+            <m:r>
+              <w:rPr>
+                <w:rFonts w:ascii="Cambria Math" w:hAnsi="Cambria Math"/>
+              </w:rPr>
+              <m:t>i</m:t>
+            </m:r>
+          </m:sub>
+        </m:sSub>
+      </m:oMath>
+      <w:r>
+        <w:t xml:space="preserve"> vrijednost rezultata trenutne iteracije</w:t>
+      </w:r>
+      <w:r>
+        <w:t xml:space="preserve"> za određeni kriterij</w:t>
+      </w:r>
+      <w:r>
+        <w:t>,</w:t>
+      </w:r>
+      <w:r>
+        <w:t xml:space="preserve"> </w:t>
+      </w:r>
+      <m:oMath>
+        <m:sSub>
+          <m:sSubPr>
+            <m:ctrlPr>
+              <w:rPr>
+                <w:rFonts w:ascii="Cambria Math" w:hAnsi="Cambria Math"/>
+                <w:i/>
+              </w:rPr>
+            </m:ctrlPr>
+          </m:sSubPr>
+          <m:e>
+            <m:r>
+              <w:rPr>
+                <w:rFonts w:ascii="Cambria Math" w:hAnsi="Cambria Math"/>
+              </w:rPr>
+              <m:t>μ</m:t>
+            </m:r>
+          </m:e>
+          <m:sub>
+            <m:r>
+              <w:rPr>
+                <w:rFonts w:ascii="Cambria Math" w:hAnsi="Cambria Math"/>
+              </w:rPr>
+              <m:t>i</m:t>
+            </m:r>
+          </m:sub>
+        </m:sSub>
+      </m:oMath>
+      <w:r>
+        <w:t>,</w:t>
+      </w:r>
+      <m:oMath>
+        <m:sSub>
+          <m:sSubPr>
+            <m:ctrlPr>
+              <w:rPr>
+                <w:rFonts w:ascii="Cambria Math" w:hAnsi="Cambria Math"/>
+                <w:i/>
+              </w:rPr>
+            </m:ctrlPr>
+          </m:sSubPr>
+          <m:e>
+            <m:r>
+              <w:rPr>
+                <w:rFonts w:ascii="Cambria Math" w:hAnsi="Cambria Math"/>
+              </w:rPr>
+              <m:t>v</m:t>
+            </m:r>
+          </m:e>
+          <m:sub>
+            <m:r>
+              <w:rPr>
+                <w:rFonts w:ascii="Cambria Math" w:hAnsi="Cambria Math"/>
+              </w:rPr>
+              <m:t>i</m:t>
+            </m:r>
+          </m:sub>
+        </m:sSub>
+      </m:oMath>
+      <w:r>
+        <w:t xml:space="preserve"> prosječna vrijednost </w:t>
+      </w:r>
+      <w:r>
+        <w:t xml:space="preserve">i varijanca </w:t>
+      </w:r>
+      <w:r>
+        <w:t xml:space="preserve">vrijednosti </w:t>
+      </w:r>
+      <w:r>
+        <w:t xml:space="preserve">rezultata </w:t>
+      </w:r>
+      <w:r>
+        <w:t>za isti kriterij</w:t>
+      </w:r>
+      <w:r>
+        <w:t>,</w:t>
+      </w:r>
+      <w:r>
+        <w:t xml:space="preserve"> ažuriran</w:t>
+      </w:r>
+      <w:r>
+        <w:t>i</w:t>
+      </w:r>
+      <w:r>
+        <w:t xml:space="preserve"> u trenutnoj iteracij</w:t>
+      </w:r>
+      <w:r>
+        <w:t>i</w:t>
+      </w:r>
+      <w:r>
+        <w:t xml:space="preserve">, te </w:t>
+      </w:r>
+      <m:oMath>
+        <m:r>
+          <w:rPr>
+            <w:rFonts w:ascii="Cambria Math" w:hAnsi="Cambria Math"/>
+          </w:rPr>
+          <m:t>α</m:t>
+        </m:r>
+      </m:oMath>
+      <w:r>
+        <w:t xml:space="preserve"> koeficijent momenta</w:t>
+      </w:r>
+      <w:r>
+        <w:t>.</w:t>
+      </w:r>
+      <w:r>
+        <w:t xml:space="preserve"> Hibridna metoda kombinira stabilnost i jednostavnost EMA uz </w:t>
+      </w:r>
+      <w:r>
+        <w:t>smanjenje pristranosti</w:t>
+      </w:r>
+      <w:r>
+        <w:t xml:space="preserve"> kroz</w:t>
+      </w:r>
+      <w:r>
+        <w:t xml:space="preserve"> Welfordov algorit</w:t>
+      </w:r>
+      <w:r>
+        <w:t>am</w:t>
+      </w:r>
+      <w:r>
+        <w:t xml:space="preserve">, </w:t>
+      </w:r>
+      <w:r>
+        <w:t>uključujući</w:t>
+      </w:r>
+      <w:r>
+        <w:t xml:space="preserve"> i trenutnu prosječnu vrijednost </w:t>
+      </w:r>
+      <w:r>
+        <w:t>i prosječnu vrijednost prošle iteracije.</w:t>
+      </w:r>
+      <w:r>
+        <w:t xml:space="preserve"> Nagrada </w:t>
+      </w:r>
+      <w:r>
+        <w:t xml:space="preserve">za specifični </w:t>
+      </w:r>
+      <w:r>
+        <w:t>kriterij</w:t>
+      </w:r>
+      <w:r>
+        <w:t xml:space="preserve"> rezultata</w:t>
+      </w:r>
+      <w:r>
+        <w:t xml:space="preserve"> se</w:t>
+      </w:r>
+      <w:r>
+        <w:t xml:space="preserve"> zatim računa kroz</w:t>
+      </w:r>
+      <w:r>
+        <w:t xml:space="preserve"> z-vrijednost</w:t>
+      </w:r>
+      <w:r>
+        <w:t xml:space="preserve">, </w:t>
+      </w:r>
+      <w:r>
+        <w:t>određujući koliko je trenutna vrijednost daleko od prosjeka</w:t>
+      </w:r>
+      <w:r>
+        <w:t xml:space="preserve"> treninga</w:t>
+      </w:r>
+      <w:r>
+        <w:t xml:space="preserve">, uz trenutnu </w:t>
+      </w:r>
+      <w:r>
+        <w:t>standardnu devijaciju</w:t>
+      </w:r>
+      <w:r>
+        <w:t xml:space="preserve"> treninga</w:t>
+      </w:r>
+      <w:r>
+        <w:t>.</w:t>
+      </w:r>
+    </w:p>
+    <w:p>
+      <m:oMathPara>
+        <m:oMath>
+          <m:r>
+            <w:rPr>
+              <w:rFonts w:ascii="Cambria Math" w:hAnsi="Cambria Math"/>
+            </w:rPr>
+            <m:t>z=</m:t>
+          </m:r>
+          <m:f>
+            <m:fPr>
+              <m:ctrlPr>
+                <w:rPr>
+                  <w:rFonts w:ascii="Cambria Math" w:hAnsi="Cambria Math"/>
+                  <w:i/>
+                </w:rPr>
+              </m:ctrlPr>
+            </m:fPr>
+            <m:num>
+              <m:r>
+                <w:rPr>
+                  <w:rFonts w:ascii="Cambria Math" w:hAnsi="Cambria Math"/>
+                </w:rPr>
+                <m:t>x-</m:t>
+              </m:r>
+              <m:r>
+                <w:rPr>
+                  <w:rFonts w:ascii="Cambria Math" w:hAnsi="Cambria Math"/>
+                </w:rPr>
+                <m:t>μ</m:t>
+              </m:r>
+            </m:num>
+            <m:den>
+              <m:r>
+                <w:rPr>
+                  <w:rFonts w:ascii="Cambria Math" w:hAnsi="Cambria Math"/>
+                </w:rPr>
+                <m:t>σ</m:t>
+              </m:r>
+            </m:den>
+          </m:f>
+        </m:oMath>
+      </m:oMathPara>
+    </w:p>
+    <w:p>
+      <w:r>
+        <w:t xml:space="preserve">gdje je standardna devijacija </w:t>
+      </w:r>
+      <m:oMath>
+        <m:r>
+          <w:rPr>
+            <w:rFonts w:ascii="Cambria Math" w:hAnsi="Cambria Math"/>
+          </w:rPr>
+          <m:t>σ=</m:t>
+        </m:r>
+        <m:rad>
+          <m:radPr>
+            <m:degHide m:val="1"/>
+            <m:ctrlPr>
+              <w:rPr>
+                <w:rFonts w:ascii="Cambria Math" w:hAnsi="Cambria Math"/>
+                <w:i/>
+              </w:rPr>
+            </m:ctrlPr>
+          </m:radPr>
+          <m:deg/>
+          <m:e>
+            <m:r>
+              <w:rPr>
+                <w:rFonts w:ascii="Cambria Math" w:hAnsi="Cambria Math"/>
+              </w:rPr>
+              <m:t>v</m:t>
+            </m:r>
+          </m:e>
+        </m:rad>
+      </m:oMath>
+      <w:r>
+        <w:t>.</w:t>
+      </w:r>
+      <w:r>
+        <w:t xml:space="preserve"> </w:t>
+      </w:r>
+      <w:r>
+        <w:t xml:space="preserve">Budući da </w:t>
+      </w:r>
+      <w:r>
+        <w:t xml:space="preserve">vrijednosti rezultata </w:t>
+      </w:r>
+      <w:r>
+        <w:t xml:space="preserve">različitih </w:t>
+      </w:r>
+      <w:r>
+        <w:t xml:space="preserve">kriterija </w:t>
+      </w:r>
+      <w:r>
+        <w:t xml:space="preserve">pokrivaju različite domene normaliziramo </w:t>
+      </w:r>
+      <w:r>
+        <w:t>svak</w:t>
+      </w:r>
+      <w:r>
+        <w:t xml:space="preserve">u </w:t>
+      </w:r>
+      <w:r>
+        <w:t xml:space="preserve">od nagrada kroz </w:t>
+      </w:r>
+      <w:r>
+        <w:t>tangens</w:t>
+      </w:r>
+      <w:r>
+        <w:t xml:space="preserve"> </w:t>
+      </w:r>
+      <w:r>
+        <w:t>hiperbolni</w:t>
+      </w:r>
+      <w:r>
+        <w:t>.</w:t>
+      </w:r>
+    </w:p>
+    <w:p>
+      <m:oMathPara>
+        <m:oMath>
+          <m:r>
+            <w:rPr>
+              <w:rFonts w:ascii="Cambria Math" w:hAnsi="Cambria Math"/>
+            </w:rPr>
+            <m:t>r=</m:t>
+          </m:r>
+          <m:r>
+            <m:rPr>
+              <m:sty m:val="p"/>
+            </m:rPr>
+            <w:rPr>
+              <w:rFonts w:ascii="Cambria Math" w:hAnsi="Cambria Math"/>
+            </w:rPr>
+            <m:t>tanh⁡</m:t>
+          </m:r>
+          <m:r>
+            <w:rPr>
+              <w:rFonts w:ascii="Cambria Math" w:hAnsi="Cambria Math"/>
+            </w:rPr>
+            <m:t>(z)</m:t>
+          </m:r>
+        </m:oMath>
+      </m:oMathPara>
+    </w:p>
+    <w:p>
+      <w:r>
+        <w:t xml:space="preserve">čime dobivamo </w:t>
+      </w:r>
+      <w:r>
+        <w:t xml:space="preserve">normaliziranu </w:t>
+      </w:r>
+      <w:r>
+        <w:t xml:space="preserve">nagradu </w:t>
+      </w:r>
+      <m:oMath>
+        <m:r>
+          <w:rPr>
+            <w:rFonts w:ascii="Cambria Math" w:hAnsi="Cambria Math"/>
+          </w:rPr>
+          <m:t>r</m:t>
+        </m:r>
+        <m:r>
+          <w:rPr>
+            <w:rFonts w:ascii="Cambria Math" w:hAnsi="Cambria Math"/>
+          </w:rPr>
+          <m:t>∈</m:t>
+        </m:r>
+        <m:r>
+          <w:rPr>
+            <w:rFonts w:ascii="Cambria Math" w:hAnsi="Cambria Math"/>
+          </w:rPr>
+          <m:t>(</m:t>
+        </m:r>
+        <m:r>
+          <w:rPr>
+            <w:rFonts w:ascii="Cambria Math" w:hAnsi="Cambria Math"/>
+          </w:rPr>
+          <m:t>-1</m:t>
+        </m:r>
+        <m:r>
+          <w:rPr>
+            <w:rFonts w:ascii="Cambria Math" w:hAnsi="Cambria Math"/>
+          </w:rPr>
+          <m:t>,1</m:t>
+        </m:r>
+        <m:r>
+          <w:rPr>
+            <w:rFonts w:ascii="Cambria Math" w:hAnsi="Cambria Math"/>
+          </w:rPr>
+          <m:t>)</m:t>
+        </m:r>
+      </m:oMath>
+      <w:r>
+        <w:t xml:space="preserve"> </w:t>
+      </w:r>
+      <w:r>
+        <w:t>za svaki od kriterija.</w:t>
+      </w:r>
+      <w:r>
+        <w:t xml:space="preserve"> </w:t>
+      </w:r>
+      <w:r>
+        <w:t xml:space="preserve">Dodatno u slučaju minimizacije </w:t>
+      </w:r>
+      <w:r>
+        <w:t xml:space="preserve">invertiramo vrijednost </w:t>
+      </w:r>
+      <w:r>
+        <w:t xml:space="preserve">nagrade </w:t>
+      </w:r>
+      <m:oMath>
+        <m:r>
+          <w:rPr>
+            <w:rFonts w:ascii="Cambria Math" w:hAnsi="Cambria Math"/>
+          </w:rPr>
+          <m:t>r=</m:t>
+        </m:r>
+        <m:r>
+          <w:rPr>
+            <w:rFonts w:ascii="Cambria Math" w:hAnsi="Cambria Math"/>
+          </w:rPr>
+          <m:t>-</m:t>
+        </m:r>
+        <m:r>
+          <w:rPr>
+            <w:rFonts w:ascii="Cambria Math" w:hAnsi="Cambria Math"/>
+          </w:rPr>
+          <m:t>r</m:t>
+        </m:r>
+      </m:oMath>
+      <w:r>
+        <w:t>.</w:t>
+      </w:r>
+      <w:r>
+        <w:t xml:space="preserve"> </w:t>
+      </w:r>
+      <w:r>
+        <w:t xml:space="preserve">Zatim svaku od nagrada zbrojimo u totalnu nagradu, množenjem svake sa </w:t>
+      </w:r>
+      <w:r>
+        <w:t xml:space="preserve">pripadnim </w:t>
+      </w:r>
+      <w:r>
+        <w:t xml:space="preserve">faktorom težine </w:t>
+      </w:r>
+      <w:r>
+        <w:t>(</w:t>
+      </w:r>
+      <w:r>
+        <w:fldChar w:fldCharType="begin"/>
+      </w:r>
+      <w:r>
+        <w:instrText xml:space="preserve"> REF _Ref232778669 \h </w:instrText>
+      </w:r>
+      <w:r>
+        <w:fldChar w:fldCharType="separate"/>
+      </w:r>
+      <w:r>
+        <w:t xml:space="preserve">Tablica </w:t>
+      </w:r>
+      <w:r>
+        <w:rPr>
+          <w:noProof/>
+        </w:rPr>
+        <w:t>5</w:t>
+      </w:r>
+      <w:r>
+        <w:t>.</w:t>
+      </w:r>
+      <w:r>
+        <w:rPr>
+          <w:noProof/>
+        </w:rPr>
+        <w:t>1</w:t>
+      </w:r>
+      <w:r>
+        <w:fldChar w:fldCharType="end"/>
+      </w:r>
+      <w:r>
+        <w:t>)</w:t>
+      </w:r>
+      <w:r>
+        <w:t>.</w:t>
+      </w:r>
+      <w:r>
+        <w:t xml:space="preserve"> Budući da rezultirajuća ukupna nagrada opet nije normalizirana, računamo prednost uspoređujući nagradu sa</w:t>
+      </w:r>
+      <w:r>
+        <w:t xml:space="preserve"> tekućom nagradom, tj.</w:t>
+      </w:r>
+      <w:r>
+        <w:t xml:space="preserve"> prosječnom nagradom treninga</w:t>
+      </w:r>
+      <w:r>
+        <w:t xml:space="preserve">, te zatim ažuriramo i </w:t>
+      </w:r>
+      <w:r>
+        <w:t>samu tekuću</w:t>
+      </w:r>
+      <w:r>
+        <w:t xml:space="preserve"> nagrad</w:t>
+      </w:r>
+      <w:r>
+        <w:t>u</w:t>
+      </w:r>
+      <w:r>
+        <w:t>.</w:t>
+      </w:r>
+      <w:r>
+        <w:t xml:space="preserve"> </w:t>
+      </w:r>
+      <w:r>
+        <w:t>Na kraju</w:t>
+      </w:r>
+      <w:r>
+        <w:t xml:space="preserve"> se računa gubitak </w:t>
+      </w:r>
+      <w:r>
+        <w:t>produktom</w:t>
+      </w:r>
+      <w:r>
+        <w:t xml:space="preserve"> </w:t>
+      </w:r>
+      <w:r>
+        <w:t xml:space="preserve">log-vjerojatnosti </w:t>
+      </w:r>
+      <w:r>
+        <w:t xml:space="preserve">odabranih stanica </w:t>
+      </w:r>
+      <w:r>
+        <w:t>i prednosti</w:t>
+      </w:r>
+      <w:r>
+        <w:t xml:space="preserve">, uz dodatak </w:t>
+      </w:r>
+      <w:r>
+        <w:t xml:space="preserve">već spomenute </w:t>
+      </w:r>
+      <w:r>
+        <w:t>entropije</w:t>
+      </w:r>
+      <w:r>
+        <w:t xml:space="preserve"> za poticanje eksploracije</w:t>
+      </w:r>
+      <w:r>
+        <w:t>.</w:t>
+      </w:r>
+    </w:p>
     <w:p>
       <w:pPr>
         <w:pStyle w:val="Heading3"/>
+      </w:pPr>
+      <w:bookmarkStart w:id="83" w:name="_Toc232783979"/>
+      <w:r>
         <w:rPr>
           <w:rFonts w:asciiTheme="majorHAnsi" w:hAnsiTheme="majorHAnsi"/>
-          <w:i/>
-          <w:iCs/>
-        </w:rPr>
-      </w:pPr>
-      <w:bookmarkStart w:id="66" w:name="_Toc232726419"/>
-      <w:r>
-        <w:rPr>
-          <w:rFonts w:asciiTheme="majorHAnsi" w:hAnsiTheme="majorHAnsi"/>
-        </w:rPr>
-        <w:t>Više-agentsko podržano učenje (</w:t>
-      </w:r>
-      <w:r>
-        <w:rPr>
-          <w:rFonts w:asciiTheme="majorHAnsi" w:hAnsiTheme="majorHAnsi"/>
-          <w:i/>
-          <w:iCs/>
-        </w:rPr>
-        <w:t>MARL</w:t>
-      </w:r>
-      <w:r>
-        <w:rPr>
-          <w:rFonts w:asciiTheme="majorHAnsi" w:hAnsiTheme="majorHAnsi"/>
-        </w:rPr>
-        <w:t>)</w:t>
-      </w:r>
-      <w:r>
-        <w:t xml:space="preserve"> [X]</w:t>
-      </w:r>
-      <w:bookmarkEnd w:id="66"/>
+        </w:rPr>
+        <w:lastRenderedPageBreak/>
+        <w:t>Scenarij više agenata</w:t>
+      </w:r>
+      <w:bookmarkEnd w:id="83"/>
     </w:p>
     <w:p>
-      <w:r>
-        <w:t xml:space="preserve">Model agenta za </w:t>
+      <w:pPr>
+        <w:pStyle w:val="Caption"/>
+        <w:keepNext/>
+      </w:pPr>
+      <w:bookmarkStart w:id="84" w:name="_Ref232778825"/>
+      <w:r>
+        <w:t xml:space="preserve">Tablica </w:t>
+      </w:r>
+      <w:r>
+        <w:fldChar w:fldCharType="begin"/>
+      </w:r>
+      <w:r>
+        <w:instrText xml:space="preserve"> STYLEREF 1 \s </w:instrText>
+      </w:r>
+      <w:r>
+        <w:fldChar w:fldCharType="separate"/>
+      </w:r>
+      <w:r>
+        <w:rPr>
+          <w:noProof/>
+        </w:rPr>
+        <w:t>5</w:t>
+      </w:r>
+      <w:r>
+        <w:fldChar w:fldCharType="end"/>
+      </w:r>
+      <w:r>
+        <w:t>.</w:t>
+      </w:r>
+      <w:r>
+        <w:fldChar w:fldCharType="begin"/>
+      </w:r>
+      <w:r>
+        <w:instrText xml:space="preserve"> SEQ Tablica \* ARABIC \s 1 </w:instrText>
+      </w:r>
+      <w:r>
+        <w:fldChar w:fldCharType="separate"/>
+      </w:r>
+      <w:r>
+        <w:rPr>
+          <w:noProof/>
+        </w:rPr>
+        <w:t>2</w:t>
+      </w:r>
+      <w:r>
+        <w:fldChar w:fldCharType="end"/>
+      </w:r>
+      <w:bookmarkEnd w:id="84"/>
+      <w:r>
+        <w:t xml:space="preserve"> Kompetitivni </w:t>
+      </w:r>
+      <w:r>
+        <w:t>kriteriji</w:t>
+      </w:r>
+      <w:r>
+        <w:t xml:space="preserve"> agenata, način optimizacije i početne vrijednosti težina</w:t>
+      </w:r>
+    </w:p>
+    <w:tbl>
+      <w:tblPr>
+        <w:tblStyle w:val="GridTable1Light"/>
+        <w:tblW w:w="0" w:type="auto"/>
+        <w:tblLook w:val="04A0" w:firstRow="1" w:lastRow="0" w:firstColumn="1" w:lastColumn="0" w:noHBand="0" w:noVBand="1"/>
+      </w:tblPr>
+      <w:tblGrid>
+        <w:gridCol w:w="4390"/>
+        <w:gridCol w:w="2409"/>
+        <w:gridCol w:w="1978"/>
+      </w:tblGrid>
+      <w:tr>
+        <w:trPr>
+          <w:cnfStyle w:val="100000000000" w:firstRow="1" w:lastRow="0" w:firstColumn="0" w:lastColumn="0" w:oddVBand="0" w:evenVBand="0" w:oddHBand="0" w:evenHBand="0" w:firstRowFirstColumn="0" w:firstRowLastColumn="0" w:lastRowFirstColumn="0" w:lastRowLastColumn="0"/>
+        </w:trPr>
+        <w:tc>
+          <w:tcPr>
+            <w:cnfStyle w:val="001000000000" w:firstRow="0" w:lastRow="0" w:firstColumn="1" w:lastColumn="0" w:oddVBand="0" w:evenVBand="0" w:oddHBand="0" w:evenHBand="0" w:firstRowFirstColumn="0" w:firstRowLastColumn="0" w:lastRowFirstColumn="0" w:lastRowLastColumn="0"/>
+            <w:tcW w:w="4390" w:type="dxa"/>
+          </w:tcPr>
+          <w:p>
+            <w:pPr>
+              <w:jc w:val="center"/>
+            </w:pPr>
+            <w:r>
+              <w:t>Kriterij</w:t>
+            </w:r>
+          </w:p>
+        </w:tc>
+        <w:tc>
+          <w:tcPr>
+            <w:tcW w:w="2409" w:type="dxa"/>
+          </w:tcPr>
+          <w:p>
+            <w:pPr>
+              <w:jc w:val="center"/>
+              <w:cnfStyle w:val="100000000000" w:firstRow="1" w:lastRow="0" w:firstColumn="0" w:lastColumn="0" w:oddVBand="0" w:evenVBand="0" w:oddHBand="0" w:evenHBand="0" w:firstRowFirstColumn="0" w:firstRowLastColumn="0" w:lastRowFirstColumn="0" w:lastRowLastColumn="0"/>
+            </w:pPr>
+            <w:r>
+              <w:t>Smjer optimizacije</w:t>
+            </w:r>
+          </w:p>
+        </w:tc>
+        <w:tc>
+          <w:tcPr>
+            <w:tcW w:w="1978" w:type="dxa"/>
+          </w:tcPr>
+          <w:p>
+            <w:pPr>
+              <w:jc w:val="center"/>
+              <w:cnfStyle w:val="100000000000" w:firstRow="1" w:lastRow="0" w:firstColumn="0" w:lastColumn="0" w:oddVBand="0" w:evenVBand="0" w:oddHBand="0" w:evenHBand="0" w:firstRowFirstColumn="0" w:firstRowLastColumn="0" w:lastRowFirstColumn="0" w:lastRowLastColumn="0"/>
+            </w:pPr>
+            <w:r>
+              <w:t>Početna težina</w:t>
+            </w:r>
+          </w:p>
+        </w:tc>
+      </w:tr>
+      <w:tr>
+        <w:tc>
+          <w:tcPr>
+            <w:cnfStyle w:val="001000000000" w:firstRow="0" w:lastRow="0" w:firstColumn="1" w:lastColumn="0" w:oddVBand="0" w:evenVBand="0" w:oddHBand="0" w:evenHBand="0" w:firstRowFirstColumn="0" w:firstRowLastColumn="0" w:lastRowFirstColumn="0" w:lastRowLastColumn="0"/>
+            <w:tcW w:w="4390" w:type="dxa"/>
+          </w:tcPr>
+          <w:p>
+            <w:pPr>
+              <w:jc w:val="left"/>
+              <w:rPr>
+                <w:b w:val="0"/>
+                <w:bCs w:val="0"/>
+              </w:rPr>
+            </w:pPr>
+            <w:r>
+              <w:rPr>
+                <w:b w:val="0"/>
+                <w:bCs w:val="0"/>
+              </w:rPr>
+              <w:t>R</w:t>
+            </w:r>
+            <w:r>
+              <w:rPr>
+                <w:b w:val="0"/>
+                <w:bCs w:val="0"/>
+              </w:rPr>
+              <w:t>adijus pokrivenosti stanica agenta</w:t>
+            </w:r>
+          </w:p>
+        </w:tc>
+        <w:tc>
+          <w:tcPr>
+            <w:tcW w:w="2409" w:type="dxa"/>
+          </w:tcPr>
+          <w:p>
+            <w:pPr>
+              <w:jc w:val="center"/>
+              <w:cnfStyle w:val="000000000000" w:firstRow="0" w:lastRow="0" w:firstColumn="0" w:lastColumn="0" w:oddVBand="0" w:evenVBand="0" w:oddHBand="0" w:evenHBand="0" w:firstRowFirstColumn="0" w:firstRowLastColumn="0" w:lastRowFirstColumn="0" w:lastRowLastColumn="0"/>
+            </w:pPr>
+            <w:r>
+              <w:t>MIN</w:t>
+            </w:r>
+          </w:p>
+        </w:tc>
+        <w:tc>
+          <w:tcPr>
+            <w:tcW w:w="1978" w:type="dxa"/>
+          </w:tcPr>
+          <w:p>
+            <w:pPr>
+              <w:jc w:val="center"/>
+              <w:cnfStyle w:val="000000000000" w:firstRow="0" w:lastRow="0" w:firstColumn="0" w:lastColumn="0" w:oddVBand="0" w:evenVBand="0" w:oddHBand="0" w:evenHBand="0" w:firstRowFirstColumn="0" w:firstRowLastColumn="0" w:lastRowFirstColumn="0" w:lastRowLastColumn="0"/>
+            </w:pPr>
+            <w:r>
+              <w:t>1.0</w:t>
+            </w:r>
+          </w:p>
+        </w:tc>
+      </w:tr>
+      <w:tr>
+        <w:tc>
+          <w:tcPr>
+            <w:cnfStyle w:val="001000000000" w:firstRow="0" w:lastRow="0" w:firstColumn="1" w:lastColumn="0" w:oddVBand="0" w:evenVBand="0" w:oddHBand="0" w:evenHBand="0" w:firstRowFirstColumn="0" w:firstRowLastColumn="0" w:lastRowFirstColumn="0" w:lastRowLastColumn="0"/>
+            <w:tcW w:w="4390" w:type="dxa"/>
+          </w:tcPr>
+          <w:p>
+            <w:pPr>
+              <w:jc w:val="left"/>
+              <w:rPr>
+                <w:b w:val="0"/>
+                <w:bCs w:val="0"/>
+              </w:rPr>
+            </w:pPr>
+            <w:r>
+              <w:rPr>
+                <w:b w:val="0"/>
+                <w:bCs w:val="0"/>
+              </w:rPr>
+              <w:t>P</w:t>
+            </w:r>
+            <w:r>
+              <w:rPr>
+                <w:b w:val="0"/>
+                <w:bCs w:val="0"/>
+              </w:rPr>
+              <w:t>oslužena energija na stanicama agenta</w:t>
+            </w:r>
+          </w:p>
+        </w:tc>
+        <w:tc>
+          <w:tcPr>
+            <w:tcW w:w="2409" w:type="dxa"/>
+          </w:tcPr>
+          <w:p>
+            <w:pPr>
+              <w:jc w:val="center"/>
+              <w:cnfStyle w:val="000000000000" w:firstRow="0" w:lastRow="0" w:firstColumn="0" w:lastColumn="0" w:oddVBand="0" w:evenVBand="0" w:oddHBand="0" w:evenHBand="0" w:firstRowFirstColumn="0" w:firstRowLastColumn="0" w:lastRowFirstColumn="0" w:lastRowLastColumn="0"/>
+            </w:pPr>
+            <w:r>
+              <w:t>MAX</w:t>
+            </w:r>
+          </w:p>
+        </w:tc>
+        <w:tc>
+          <w:tcPr>
+            <w:tcW w:w="1978" w:type="dxa"/>
+          </w:tcPr>
+          <w:p>
+            <w:pPr>
+              <w:jc w:val="center"/>
+              <w:cnfStyle w:val="000000000000" w:firstRow="0" w:lastRow="0" w:firstColumn="0" w:lastColumn="0" w:oddVBand="0" w:evenVBand="0" w:oddHBand="0" w:evenHBand="0" w:firstRowFirstColumn="0" w:firstRowLastColumn="0" w:lastRowFirstColumn="0" w:lastRowLastColumn="0"/>
+            </w:pPr>
+            <w:r>
+              <w:t>0.0</w:t>
+            </w:r>
+          </w:p>
+        </w:tc>
+      </w:tr>
+      <w:tr>
+        <w:tc>
+          <w:tcPr>
+            <w:cnfStyle w:val="001000000000" w:firstRow="0" w:lastRow="0" w:firstColumn="1" w:lastColumn="0" w:oddVBand="0" w:evenVBand="0" w:oddHBand="0" w:evenHBand="0" w:firstRowFirstColumn="0" w:firstRowLastColumn="0" w:lastRowFirstColumn="0" w:lastRowLastColumn="0"/>
+            <w:tcW w:w="4390" w:type="dxa"/>
+          </w:tcPr>
+          <w:p>
+            <w:pPr>
+              <w:jc w:val="left"/>
+              <w:rPr>
+                <w:b w:val="0"/>
+                <w:bCs w:val="0"/>
+              </w:rPr>
+            </w:pPr>
+            <w:r>
+              <w:rPr>
+                <w:b w:val="0"/>
+                <w:bCs w:val="0"/>
+              </w:rPr>
+              <w:t>P</w:t>
+            </w:r>
+            <w:r>
+              <w:rPr>
+                <w:b w:val="0"/>
+                <w:bCs w:val="0"/>
+              </w:rPr>
+              <w:t>rofit</w:t>
+            </w:r>
+          </w:p>
+        </w:tc>
+        <w:tc>
+          <w:tcPr>
+            <w:tcW w:w="2409" w:type="dxa"/>
+          </w:tcPr>
+          <w:p>
+            <w:pPr>
+              <w:jc w:val="center"/>
+              <w:cnfStyle w:val="000000000000" w:firstRow="0" w:lastRow="0" w:firstColumn="0" w:lastColumn="0" w:oddVBand="0" w:evenVBand="0" w:oddHBand="0" w:evenHBand="0" w:firstRowFirstColumn="0" w:firstRowLastColumn="0" w:lastRowFirstColumn="0" w:lastRowLastColumn="0"/>
+            </w:pPr>
+            <w:r>
+              <w:t>M</w:t>
+            </w:r>
+            <w:r>
+              <w:t>AX</w:t>
+            </w:r>
+          </w:p>
+        </w:tc>
+        <w:tc>
+          <w:tcPr>
+            <w:tcW w:w="1978" w:type="dxa"/>
+          </w:tcPr>
+          <w:p>
+            <w:pPr>
+              <w:jc w:val="center"/>
+              <w:cnfStyle w:val="000000000000" w:firstRow="0" w:lastRow="0" w:firstColumn="0" w:lastColumn="0" w:oddVBand="0" w:evenVBand="0" w:oddHBand="0" w:evenHBand="0" w:firstRowFirstColumn="0" w:firstRowLastColumn="0" w:lastRowFirstColumn="0" w:lastRowLastColumn="0"/>
+            </w:pPr>
+            <w:r>
+              <w:t>2.</w:t>
+            </w:r>
+            <w:r>
+              <w:t>0</w:t>
+            </w:r>
+          </w:p>
+        </w:tc>
+      </w:tr>
+    </w:tbl>
+    <w:p>
+      <w:r>
+        <w:t>U ovom scenariju agenti su učeni kroz više-agentsko podržano učenje (MARL). Postupak je sličan kao u scenariju jednog agenta uz nadogradnju funkcije cilja kompetitivnim kriterijima (</w:t>
+      </w:r>
+      <w:r>
+        <w:fldChar w:fldCharType="begin"/>
+      </w:r>
+      <w:r>
+        <w:instrText xml:space="preserve"> REF _Ref232778825 \h </w:instrText>
+      </w:r>
+      <w:r>
+        <w:fldChar w:fldCharType="separate"/>
+      </w:r>
+      <w:r>
+        <w:t xml:space="preserve">Tablica </w:t>
+      </w:r>
+      <w:r>
+        <w:rPr>
+          <w:noProof/>
+        </w:rPr>
+        <w:t>5</w:t>
+      </w:r>
+      <w:r>
+        <w:t>.</w:t>
+      </w:r>
+      <w:r>
+        <w:rPr>
+          <w:noProof/>
+        </w:rPr>
+        <w:t>2</w:t>
+      </w:r>
+      <w:r>
+        <w:fldChar w:fldCharType="end"/>
+      </w:r>
+      <w:r>
+        <w:t>)</w:t>
+      </w:r>
+      <w:r>
+        <w:t xml:space="preserve">. </w:t>
+      </w:r>
+      <w:r>
+        <w:t>Radijus pokrivenosti stanica agenta također je određen binarnim pretraživanjem radijusa pokrivenosti po (</w:t>
+      </w:r>
+      <w:r>
+        <w:fldChar w:fldCharType="begin"/>
+      </w:r>
+      <w:r>
+        <w:instrText xml:space="preserve"> REF _Ref232557651 \r \h </w:instrText>
+      </w:r>
+      <w:r>
+        <w:fldChar w:fldCharType="separate"/>
+      </w:r>
+      <w:r>
+        <w:t>5.1</w:t>
+      </w:r>
+      <w:r>
+        <w:fldChar w:fldCharType="end"/>
+      </w:r>
+      <w:r>
+        <w:t>)</w:t>
+      </w:r>
+      <w:r>
+        <w:t xml:space="preserve">, no koristeći samo stanice koje je </w:t>
+      </w:r>
+      <w:r>
+        <w:t xml:space="preserve">taj </w:t>
+      </w:r>
+      <w:r>
+        <w:t>agent odabrao.</w:t>
+      </w:r>
+      <w:r>
+        <w:t xml:space="preserve"> Profit je izračunat produktom poslužene energije na stanicama agenta </w:t>
+      </w:r>
+      <w:r>
+        <w:t xml:space="preserve">i </w:t>
+      </w:r>
+      <w:r>
+        <w:t xml:space="preserve">cijenom koju je agent odabrao, </w:t>
+      </w:r>
+      <w:r>
+        <w:t xml:space="preserve">što znači da već uzima </w:t>
+      </w:r>
+      <w:r>
+        <w:t xml:space="preserve">u obzir </w:t>
+      </w:r>
+      <w:r>
+        <w:t>poslužen</w:t>
+      </w:r>
+      <w:r>
+        <w:t>u</w:t>
+      </w:r>
+      <w:r>
+        <w:t xml:space="preserve"> energij</w:t>
+      </w:r>
+      <w:r>
+        <w:t>u</w:t>
+      </w:r>
+      <w:r>
+        <w:t xml:space="preserve"> agenta te je zato težina poslužene energije agenta jednaka nuli.</w:t>
+      </w:r>
+      <w:r>
+        <w:t xml:space="preserve"> Zbrajanjem težina globalnih i kompetitivnih faktora dobivamo vrijednost 5</w:t>
+      </w:r>
+      <w:r>
+        <w:t xml:space="preserve"> sa omjerom 2:3 </w:t>
+      </w:r>
+      <w:r>
+        <w:t>za ukupni utjecaj globalnih i kompetitivnih faktora</w:t>
+      </w:r>
+      <w:r>
+        <w:t xml:space="preserve"> po redu</w:t>
+      </w:r>
+      <w:r>
+        <w:t xml:space="preserve">, što je određeno sa ciljem isticanja kompetitivnosti </w:t>
+      </w:r>
+      <w:r>
+        <w:t>za ovaj scenarij</w:t>
+      </w:r>
+      <w:r>
+        <w:t>.</w:t>
+      </w:r>
+    </w:p>
+    <w:p>
+      <w:r>
+        <w:t>Za svaki od kompetitivnih</w:t>
+      </w:r>
+      <w:r>
+        <w:t xml:space="preserve"> kriterija prati se posebni prosjek i varijanca rezultata</w:t>
+      </w:r>
+      <w:r>
+        <w:t xml:space="preserve">, te </w:t>
+      </w:r>
+      <w:r>
+        <w:t xml:space="preserve">su nagrade razdvojene na globalnu i </w:t>
+      </w:r>
+      <w:r>
+        <w:t xml:space="preserve">nagrade po agentu. Globalna nagrada </w:t>
+      </w:r>
+      <w:r>
+        <w:t xml:space="preserve">računa </w:t>
+      </w:r>
+      <w:r>
+        <w:t xml:space="preserve">se </w:t>
+      </w:r>
+      <w:r>
+        <w:t>po</w:t>
+      </w:r>
+      <w:r>
+        <w:t xml:space="preserve"> globaln</w:t>
+      </w:r>
+      <w:r>
+        <w:t>im</w:t>
+      </w:r>
+      <w:r>
+        <w:t xml:space="preserve"> kriterij</w:t>
+      </w:r>
+      <w:r>
+        <w:t>ima</w:t>
+      </w:r>
+      <w:r>
+        <w:t xml:space="preserve"> (</w:t>
+      </w:r>
+      <w:r>
+        <w:fldChar w:fldCharType="begin"/>
+      </w:r>
+      <w:r>
+        <w:instrText xml:space="preserve"> REF _Ref232778669 \h </w:instrText>
+      </w:r>
+      <w:r>
+        <w:fldChar w:fldCharType="separate"/>
+      </w:r>
+      <w:r>
+        <w:t xml:space="preserve">Tablica </w:t>
+      </w:r>
+      <w:r>
+        <w:rPr>
+          <w:noProof/>
+        </w:rPr>
+        <w:t>5</w:t>
+      </w:r>
+      <w:r>
+        <w:t>.</w:t>
+      </w:r>
+      <w:r>
+        <w:rPr>
+          <w:noProof/>
+        </w:rPr>
+        <w:t>1</w:t>
+      </w:r>
+      <w:r>
+        <w:fldChar w:fldCharType="end"/>
+      </w:r>
+      <w:r>
+        <w:t>)</w:t>
+      </w:r>
+      <w:r>
+        <w:t>,</w:t>
+      </w:r>
+      <w:r>
+        <w:t xml:space="preserve"> </w:t>
+      </w:r>
+      <w:r>
+        <w:t xml:space="preserve">jer je cilj algoritma </w:t>
+      </w:r>
+      <w:r>
+        <w:t xml:space="preserve">i dalje </w:t>
+      </w:r>
+      <w:r>
+        <w:t xml:space="preserve">globalna optimizacija odabira stanica, </w:t>
+      </w:r>
+      <w:r>
+        <w:t xml:space="preserve">dok se nagrade po agentu računaju </w:t>
+      </w:r>
+      <w:r>
+        <w:t>po kompetitivnim kriterijima.</w:t>
+      </w:r>
+      <w:r>
+        <w:t xml:space="preserve"> Finalna nagrada agenta je zbroj globalne nagrade iteracije i vlastite nagrade agenta, </w:t>
+      </w:r>
+      <w:r>
+        <w:t>iz čega se zatim računa prednost agenta</w:t>
+      </w:r>
+      <w:r>
+        <w:t xml:space="preserve"> usporedbom </w:t>
+      </w:r>
+      <w:r>
+        <w:t>s</w:t>
+      </w:r>
+      <w:r>
+        <w:t>a tekućom nagradom agenta</w:t>
+      </w:r>
+      <w:r>
+        <w:t>.</w:t>
+      </w:r>
+    </w:p>
+    <w:p>
+      <w:r>
+        <w:t xml:space="preserve">Dodatan element </w:t>
+      </w:r>
+      <w:r>
+        <w:t xml:space="preserve">scenarija je treniranje odabira vrijednosti cijene. </w:t>
+      </w:r>
+      <w:r>
+        <w:t xml:space="preserve">Odabir cijene modeliran je kroz </w:t>
+      </w:r>
+      <w:r>
+        <w:t>uzorkovanje</w:t>
+      </w:r>
+      <w:r>
+        <w:t xml:space="preserve"> iz</w:t>
+      </w:r>
+      <w:r>
+        <w:t xml:space="preserve"> </w:t>
+      </w:r>
+      <w:r>
+        <w:t>Beta distribucij</w:t>
+      </w:r>
+      <w:r>
+        <w:t>e</w:t>
+      </w:r>
+      <w:r>
+        <w:t xml:space="preserve"> (</w:t>
+      </w:r>
+      <w:r>
+        <w:fldChar w:fldCharType="begin"/>
+      </w:r>
+      <w:r>
+        <w:instrText xml:space="preserve"> REF _Ref232782482 \r \h </w:instrText>
+      </w:r>
+      <w:r>
+        <w:fldChar w:fldCharType="separate"/>
+      </w:r>
+      <w:r>
+        <w:t>4.4.1</w:t>
+      </w:r>
+      <w:r>
+        <w:fldChar w:fldCharType="end"/>
+      </w:r>
+      <w:r>
+        <w:t>)</w:t>
+      </w:r>
+      <w:r>
+        <w:t xml:space="preserve"> </w:t>
+      </w:r>
+      <w:r>
+        <w:t xml:space="preserve">te se gubitak po cijeni računa odvojeno od gubitka odabira stanica. </w:t>
+      </w:r>
+      <w:r>
+        <w:t xml:space="preserve">Agent trenira </w:t>
+      </w:r>
+      <m:oMath>
+        <m:r>
+          <w:rPr>
+            <w:rFonts w:ascii="Cambria Math" w:hAnsi="Cambria Math"/>
+          </w:rPr>
+          <m:t>α</m:t>
+        </m:r>
+      </m:oMath>
+      <w:r>
+        <w:t xml:space="preserve"> i </w:t>
+      </w:r>
+      <m:oMath>
+        <m:r>
+          <w:rPr>
+            <w:rFonts w:ascii="Cambria Math" w:hAnsi="Cambria Math"/>
+          </w:rPr>
+          <m:t>β</m:t>
+        </m:r>
+      </m:oMath>
+      <w:r>
+        <w:t xml:space="preserve"> </w:t>
+      </w:r>
+      <w:r>
+        <w:t xml:space="preserve">parametre </w:t>
+      </w:r>
+      <w:r>
+        <w:t xml:space="preserve">Beta distribucije te se u svakoj iteraciji iz trenutnih parametara uzorkuje </w:t>
+      </w:r>
+      <w:r>
+        <w:t>normalizirana cijena</w:t>
+      </w:r>
+      <w:r>
+        <w:t xml:space="preserve"> koja se zatim </w:t>
+      </w:r>
+      <w:r>
+        <w:t>primjenjuje na potpunu definiranu domenu cijena</w:t>
+      </w:r>
+      <w:r>
+        <w:t xml:space="preserve">, </w:t>
+      </w:r>
+      <w:r>
+        <w:t xml:space="preserve">u radu </w:t>
+      </w:r>
+      <w:r>
+        <w:t xml:space="preserve">konkretno </w:t>
+      </w:r>
+      <m:oMath>
+        <m:r>
+          <w:rPr>
+            <w:rFonts w:ascii="Cambria Math" w:hAnsi="Cambria Math"/>
+          </w:rPr>
+          <m:t>[0.1, 1.0]</m:t>
+        </m:r>
+      </m:oMath>
+      <w:r>
+        <w:t>.</w:t>
+      </w:r>
+      <w:r>
+        <w:t xml:space="preserve"> Pri računanju ukupnog gubitka iteracije za agenta zbrajaju se gubitci odabira stanica i cijene</w:t>
+      </w:r>
+      <w:r>
+        <w:t>, uz to da se gubitak cijene množi sa faktorom težine da ima dovoljno sličan utjecaj na ukupni gubitak</w:t>
+      </w:r>
+      <w:r>
+        <w:t xml:space="preserve"> kao i gubitak odabira stanica</w:t>
+      </w:r>
+      <w:r>
+        <w:t>.</w:t>
       </w:r>
     </w:p>
     <w:p>
       <w:pPr>
         <w:pStyle w:val="Heading1"/>
       </w:pPr>
-      <w:bookmarkStart w:id="67" w:name="_Toc232726420"/>
+      <w:bookmarkStart w:id="85" w:name="_Toc232783980"/>
       <w:r>
         <w:lastRenderedPageBreak/>
         <w:t>Rezultati</w:t>
@@ -40114,7 +43323,7 @@
       <w:r>
         <w:t xml:space="preserve"> [X]</w:t>
       </w:r>
-      <w:bookmarkEnd w:id="67"/>
+      <w:bookmarkEnd w:id="85"/>
       <w:r>
         <w:br w:type="page"/>
       </w:r>
@@ -40127,7 +43336,7 @@
           <w:numId w:val="0"/>
         </w:numPr>
       </w:pPr>
-      <w:bookmarkStart w:id="68" w:name="_Toc232726421"/>
+      <w:bookmarkStart w:id="86" w:name="_Toc232783981"/>
       <w:r>
         <w:lastRenderedPageBreak/>
         <w:t>Zaključak</w:t>
@@ -40135,7 +43344,7 @@
       <w:r>
         <w:t xml:space="preserve"> [X]</w:t>
       </w:r>
-      <w:bookmarkEnd w:id="68"/>
+      <w:bookmarkEnd w:id="86"/>
     </w:p>
     <w:p>
       <w:pPr>
@@ -40162,12 +43371,12 @@
           <w:numId w:val="0"/>
         </w:numPr>
       </w:pPr>
-      <w:bookmarkStart w:id="69" w:name="_Toc232726422"/>
+      <w:bookmarkStart w:id="87" w:name="_Toc232783982"/>
       <w:r>
         <w:lastRenderedPageBreak/>
         <w:t>Literatura</w:t>
       </w:r>
-      <w:bookmarkEnd w:id="69"/>
+      <w:bookmarkEnd w:id="87"/>
     </w:p>
     <w:p>
       <w:pPr>
@@ -42871,7 +46080,7 @@
           <w:numId w:val="0"/>
         </w:numPr>
       </w:pPr>
-      <w:bookmarkStart w:id="70" w:name="_Toc232726423"/>
+      <w:bookmarkStart w:id="88" w:name="_Toc232783983"/>
       <w:r>
         <w:lastRenderedPageBreak/>
         <w:t>Sažetak</w:t>
@@ -42879,7 +46088,7 @@
       <w:r>
         <w:t xml:space="preserve"> [X]</w:t>
       </w:r>
-      <w:bookmarkEnd w:id="70"/>
+      <w:bookmarkEnd w:id="88"/>
     </w:p>
     <w:p>
       <w:r>
@@ -42916,7 +46125,7 @@
           <w:numId w:val="0"/>
         </w:numPr>
       </w:pPr>
-      <w:bookmarkStart w:id="71" w:name="_Toc232726424"/>
+      <w:bookmarkStart w:id="89" w:name="_Toc232783984"/>
       <w:r>
         <w:lastRenderedPageBreak/>
         <w:t>Summary</w:t>
@@ -42924,7 +46133,7 @@
       <w:r>
         <w:t xml:space="preserve"> [X]</w:t>
       </w:r>
-      <w:bookmarkEnd w:id="71"/>
+      <w:bookmarkEnd w:id="89"/>
     </w:p>
     <w:p>
       <w:r>
@@ -42948,12 +46157,12 @@
           <w:numId w:val="0"/>
         </w:numPr>
       </w:pPr>
-      <w:bookmarkStart w:id="72" w:name="_Toc232726425"/>
+      <w:bookmarkStart w:id="90" w:name="_Toc232783985"/>
       <w:r>
         <w:lastRenderedPageBreak/>
         <w:t>Skraćenice</w:t>
       </w:r>
-      <w:bookmarkEnd w:id="72"/>
+      <w:bookmarkEnd w:id="90"/>
     </w:p>
     <w:p>
       <w:r>
@@ -43041,14 +46250,14 @@
           <w:numId w:val="0"/>
         </w:numPr>
       </w:pPr>
-      <w:bookmarkStart w:id="73" w:name="_Toc23263744"/>
-      <w:bookmarkStart w:id="74" w:name="_Toc232726426"/>
+      <w:bookmarkStart w:id="91" w:name="_Toc23263744"/>
+      <w:bookmarkStart w:id="92" w:name="_Toc232783986"/>
       <w:r>
         <w:lastRenderedPageBreak/>
         <w:t>Privitak</w:t>
       </w:r>
-      <w:bookmarkEnd w:id="73"/>
-      <w:bookmarkEnd w:id="74"/>
+      <w:bookmarkEnd w:id="91"/>
+      <w:bookmarkEnd w:id="92"/>
     </w:p>
     <w:p>
       <w:r>

--- a/Rad.docx
+++ b/Rad.docx
@@ -846,7 +846,7 @@
           <w:r>
             <w:fldChar w:fldCharType="separate"/>
           </w:r>
-          <w:hyperlink w:anchor="_Toc233085820" w:history="1">
+          <w:hyperlink w:anchor="_Toc233101344" w:history="1">
             <w:r>
               <w:rPr>
                 <w:rStyle w:val="Hyperlink"/>
@@ -873,7 +873,7 @@
                 <w:noProof/>
                 <w:webHidden/>
               </w:rPr>
-              <w:instrText xml:space="preserve"> PAGEREF _Toc233085820 \h </w:instrText>
+              <w:instrText xml:space="preserve"> PAGEREF _Toc233101344 \h </w:instrText>
             </w:r>
             <w:r>
               <w:rPr>
@@ -919,7 +919,7 @@
               <w14:ligatures w14:val="standardContextual"/>
             </w:rPr>
           </w:pPr>
-          <w:hyperlink w:anchor="_Toc233085821" w:history="1">
+          <w:hyperlink w:anchor="_Toc233101345" w:history="1">
             <w:r>
               <w:rPr>
                 <w:rStyle w:val="Hyperlink"/>
@@ -963,7 +963,7 @@
                 <w:noProof/>
                 <w:webHidden/>
               </w:rPr>
-              <w:instrText xml:space="preserve"> PAGEREF _Toc233085821 \h </w:instrText>
+              <w:instrText xml:space="preserve"> PAGEREF _Toc233101345 \h </w:instrText>
             </w:r>
             <w:r>
               <w:rPr>
@@ -1009,7 +1009,7 @@
               <w14:ligatures w14:val="standardContextual"/>
             </w:rPr>
           </w:pPr>
-          <w:hyperlink w:anchor="_Toc233085822" w:history="1">
+          <w:hyperlink w:anchor="_Toc233101346" w:history="1">
             <w:r>
               <w:rPr>
                 <w:rStyle w:val="Hyperlink"/>
@@ -1053,7 +1053,7 @@
                 <w:noProof/>
                 <w:webHidden/>
               </w:rPr>
-              <w:instrText xml:space="preserve"> PAGEREF _Toc233085822 \h </w:instrText>
+              <w:instrText xml:space="preserve"> PAGEREF _Toc233101346 \h </w:instrText>
             </w:r>
             <w:r>
               <w:rPr>
@@ -1099,7 +1099,7 @@
               <w14:ligatures w14:val="standardContextual"/>
             </w:rPr>
           </w:pPr>
-          <w:hyperlink w:anchor="_Toc233085823" w:history="1">
+          <w:hyperlink w:anchor="_Toc233101347" w:history="1">
             <w:r>
               <w:rPr>
                 <w:rStyle w:val="Hyperlink"/>
@@ -1143,7 +1143,7 @@
                 <w:noProof/>
                 <w:webHidden/>
               </w:rPr>
-              <w:instrText xml:space="preserve"> PAGEREF _Toc233085823 \h </w:instrText>
+              <w:instrText xml:space="preserve"> PAGEREF _Toc233101347 \h </w:instrText>
             </w:r>
             <w:r>
               <w:rPr>
@@ -1189,7 +1189,7 @@
               <w14:ligatures w14:val="standardContextual"/>
             </w:rPr>
           </w:pPr>
-          <w:hyperlink w:anchor="_Toc233085824" w:history="1">
+          <w:hyperlink w:anchor="_Toc233101348" w:history="1">
             <w:r>
               <w:rPr>
                 <w:rStyle w:val="Hyperlink"/>
@@ -1212,7 +1212,7 @@
                 <w:rStyle w:val="Hyperlink"/>
                 <w:noProof/>
               </w:rPr>
-              <w:t>Postojeća literatura [~]</w:t>
+              <w:t>Postojeća literatura</w:t>
             </w:r>
             <w:r>
               <w:rPr>
@@ -1233,7 +1233,7 @@
                 <w:noProof/>
                 <w:webHidden/>
               </w:rPr>
-              <w:instrText xml:space="preserve"> PAGEREF _Toc233085824 \h </w:instrText>
+              <w:instrText xml:space="preserve"> PAGEREF _Toc233101348 \h </w:instrText>
             </w:r>
             <w:r>
               <w:rPr>
@@ -1279,7 +1279,7 @@
               <w14:ligatures w14:val="standardContextual"/>
             </w:rPr>
           </w:pPr>
-          <w:hyperlink w:anchor="_Toc233085825" w:history="1">
+          <w:hyperlink w:anchor="_Toc233101349" w:history="1">
             <w:r>
               <w:rPr>
                 <w:rStyle w:val="Hyperlink"/>
@@ -1323,7 +1323,7 @@
                 <w:noProof/>
                 <w:webHidden/>
               </w:rPr>
-              <w:instrText xml:space="preserve"> PAGEREF _Toc233085825 \h </w:instrText>
+              <w:instrText xml:space="preserve"> PAGEREF _Toc233101349 \h </w:instrText>
             </w:r>
             <w:r>
               <w:rPr>
@@ -1369,7 +1369,7 @@
               <w14:ligatures w14:val="standardContextual"/>
             </w:rPr>
           </w:pPr>
-          <w:hyperlink w:anchor="_Toc233085826" w:history="1">
+          <w:hyperlink w:anchor="_Toc233101350" w:history="1">
             <w:r>
               <w:rPr>
                 <w:rStyle w:val="Hyperlink"/>
@@ -1413,7 +1413,7 @@
                 <w:noProof/>
                 <w:webHidden/>
               </w:rPr>
-              <w:instrText xml:space="preserve"> PAGEREF _Toc233085826 \h </w:instrText>
+              <w:instrText xml:space="preserve"> PAGEREF _Toc233101350 \h </w:instrText>
             </w:r>
             <w:r>
               <w:rPr>
@@ -1459,7 +1459,7 @@
               <w14:ligatures w14:val="standardContextual"/>
             </w:rPr>
           </w:pPr>
-          <w:hyperlink w:anchor="_Toc233085827" w:history="1">
+          <w:hyperlink w:anchor="_Toc233101351" w:history="1">
             <w:r>
               <w:rPr>
                 <w:rStyle w:val="Hyperlink"/>
@@ -1503,7 +1503,7 @@
                 <w:noProof/>
                 <w:webHidden/>
               </w:rPr>
-              <w:instrText xml:space="preserve"> PAGEREF _Toc233085827 \h </w:instrText>
+              <w:instrText xml:space="preserve"> PAGEREF _Toc233101351 \h </w:instrText>
             </w:r>
             <w:r>
               <w:rPr>
@@ -1549,7 +1549,7 @@
               <w14:ligatures w14:val="standardContextual"/>
             </w:rPr>
           </w:pPr>
-          <w:hyperlink w:anchor="_Toc233085828" w:history="1">
+          <w:hyperlink w:anchor="_Toc233101352" w:history="1">
             <w:r>
               <w:rPr>
                 <w:rStyle w:val="Hyperlink"/>
@@ -1593,7 +1593,7 @@
                 <w:noProof/>
                 <w:webHidden/>
               </w:rPr>
-              <w:instrText xml:space="preserve"> PAGEREF _Toc233085828 \h </w:instrText>
+              <w:instrText xml:space="preserve"> PAGEREF _Toc233101352 \h </w:instrText>
             </w:r>
             <w:r>
               <w:rPr>
@@ -1639,7 +1639,7 @@
               <w14:ligatures w14:val="standardContextual"/>
             </w:rPr>
           </w:pPr>
-          <w:hyperlink w:anchor="_Toc233085829" w:history="1">
+          <w:hyperlink w:anchor="_Toc233101353" w:history="1">
             <w:r>
               <w:rPr>
                 <w:rStyle w:val="Hyperlink"/>
@@ -1683,7 +1683,7 @@
                 <w:noProof/>
                 <w:webHidden/>
               </w:rPr>
-              <w:instrText xml:space="preserve"> PAGEREF _Toc233085829 \h </w:instrText>
+              <w:instrText xml:space="preserve"> PAGEREF _Toc233101353 \h </w:instrText>
             </w:r>
             <w:r>
               <w:rPr>
@@ -1729,7 +1729,7 @@
               <w14:ligatures w14:val="standardContextual"/>
             </w:rPr>
           </w:pPr>
-          <w:hyperlink w:anchor="_Toc233085830" w:history="1">
+          <w:hyperlink w:anchor="_Toc233101354" w:history="1">
             <w:r>
               <w:rPr>
                 <w:rStyle w:val="Hyperlink"/>
@@ -1773,7 +1773,7 @@
                 <w:noProof/>
                 <w:webHidden/>
               </w:rPr>
-              <w:instrText xml:space="preserve"> PAGEREF _Toc233085830 \h </w:instrText>
+              <w:instrText xml:space="preserve"> PAGEREF _Toc233101354 \h </w:instrText>
             </w:r>
             <w:r>
               <w:rPr>
@@ -1819,7 +1819,7 @@
               <w14:ligatures w14:val="standardContextual"/>
             </w:rPr>
           </w:pPr>
-          <w:hyperlink w:anchor="_Toc233085831" w:history="1">
+          <w:hyperlink w:anchor="_Toc233101355" w:history="1">
             <w:r>
               <w:rPr>
                 <w:rStyle w:val="Hyperlink"/>
@@ -1863,7 +1863,7 @@
                 <w:noProof/>
                 <w:webHidden/>
               </w:rPr>
-              <w:instrText xml:space="preserve"> PAGEREF _Toc233085831 \h </w:instrText>
+              <w:instrText xml:space="preserve"> PAGEREF _Toc233101355 \h </w:instrText>
             </w:r>
             <w:r>
               <w:rPr>
@@ -1909,7 +1909,7 @@
               <w14:ligatures w14:val="standardContextual"/>
             </w:rPr>
           </w:pPr>
-          <w:hyperlink w:anchor="_Toc233085832" w:history="1">
+          <w:hyperlink w:anchor="_Toc233101356" w:history="1">
             <w:r>
               <w:rPr>
                 <w:rStyle w:val="Hyperlink"/>
@@ -1953,7 +1953,7 @@
                 <w:noProof/>
                 <w:webHidden/>
               </w:rPr>
-              <w:instrText xml:space="preserve"> PAGEREF _Toc233085832 \h </w:instrText>
+              <w:instrText xml:space="preserve"> PAGEREF _Toc233101356 \h </w:instrText>
             </w:r>
             <w:r>
               <w:rPr>
@@ -1999,7 +1999,7 @@
               <w14:ligatures w14:val="standardContextual"/>
             </w:rPr>
           </w:pPr>
-          <w:hyperlink w:anchor="_Toc233085833" w:history="1">
+          <w:hyperlink w:anchor="_Toc233101357" w:history="1">
             <w:r>
               <w:rPr>
                 <w:rStyle w:val="Hyperlink"/>
@@ -2043,7 +2043,7 @@
                 <w:noProof/>
                 <w:webHidden/>
               </w:rPr>
-              <w:instrText xml:space="preserve"> PAGEREF _Toc233085833 \h </w:instrText>
+              <w:instrText xml:space="preserve"> PAGEREF _Toc233101357 \h </w:instrText>
             </w:r>
             <w:r>
               <w:rPr>
@@ -2089,7 +2089,7 @@
               <w14:ligatures w14:val="standardContextual"/>
             </w:rPr>
           </w:pPr>
-          <w:hyperlink w:anchor="_Toc233085834" w:history="1">
+          <w:hyperlink w:anchor="_Toc233101358" w:history="1">
             <w:r>
               <w:rPr>
                 <w:rStyle w:val="Hyperlink"/>
@@ -2133,7 +2133,7 @@
                 <w:noProof/>
                 <w:webHidden/>
               </w:rPr>
-              <w:instrText xml:space="preserve"> PAGEREF _Toc233085834 \h </w:instrText>
+              <w:instrText xml:space="preserve"> PAGEREF _Toc233101358 \h </w:instrText>
             </w:r>
             <w:r>
               <w:rPr>
@@ -2179,7 +2179,7 @@
               <w14:ligatures w14:val="standardContextual"/>
             </w:rPr>
           </w:pPr>
-          <w:hyperlink w:anchor="_Toc233085835" w:history="1">
+          <w:hyperlink w:anchor="_Toc233101359" w:history="1">
             <w:r>
               <w:rPr>
                 <w:rStyle w:val="Hyperlink"/>
@@ -2223,7 +2223,7 @@
                 <w:noProof/>
                 <w:webHidden/>
               </w:rPr>
-              <w:instrText xml:space="preserve"> PAGEREF _Toc233085835 \h </w:instrText>
+              <w:instrText xml:space="preserve"> PAGEREF _Toc233101359 \h </w:instrText>
             </w:r>
             <w:r>
               <w:rPr>
@@ -2269,7 +2269,7 @@
               <w14:ligatures w14:val="standardContextual"/>
             </w:rPr>
           </w:pPr>
-          <w:hyperlink w:anchor="_Toc233085836" w:history="1">
+          <w:hyperlink w:anchor="_Toc233101360" w:history="1">
             <w:r>
               <w:rPr>
                 <w:rStyle w:val="Hyperlink"/>
@@ -2313,7 +2313,7 @@
                 <w:noProof/>
                 <w:webHidden/>
               </w:rPr>
-              <w:instrText xml:space="preserve"> PAGEREF _Toc233085836 \h </w:instrText>
+              <w:instrText xml:space="preserve"> PAGEREF _Toc233101360 \h </w:instrText>
             </w:r>
             <w:r>
               <w:rPr>
@@ -2359,7 +2359,7 @@
               <w14:ligatures w14:val="standardContextual"/>
             </w:rPr>
           </w:pPr>
-          <w:hyperlink w:anchor="_Toc233085837" w:history="1">
+          <w:hyperlink w:anchor="_Toc233101361" w:history="1">
             <w:r>
               <w:rPr>
                 <w:rStyle w:val="Hyperlink"/>
@@ -2403,7 +2403,7 @@
                 <w:noProof/>
                 <w:webHidden/>
               </w:rPr>
-              <w:instrText xml:space="preserve"> PAGEREF _Toc233085837 \h </w:instrText>
+              <w:instrText xml:space="preserve"> PAGEREF _Toc233101361 \h </w:instrText>
             </w:r>
             <w:r>
               <w:rPr>
@@ -2449,7 +2449,7 @@
               <w14:ligatures w14:val="standardContextual"/>
             </w:rPr>
           </w:pPr>
-          <w:hyperlink w:anchor="_Toc233085838" w:history="1">
+          <w:hyperlink w:anchor="_Toc233101362" w:history="1">
             <w:r>
               <w:rPr>
                 <w:rStyle w:val="Hyperlink"/>
@@ -2493,7 +2493,7 @@
                 <w:noProof/>
                 <w:webHidden/>
               </w:rPr>
-              <w:instrText xml:space="preserve"> PAGEREF _Toc233085838 \h </w:instrText>
+              <w:instrText xml:space="preserve"> PAGEREF _Toc233101362 \h </w:instrText>
             </w:r>
             <w:r>
               <w:rPr>
@@ -2539,7 +2539,7 @@
               <w14:ligatures w14:val="standardContextual"/>
             </w:rPr>
           </w:pPr>
-          <w:hyperlink w:anchor="_Toc233085839" w:history="1">
+          <w:hyperlink w:anchor="_Toc233101363" w:history="1">
             <w:r>
               <w:rPr>
                 <w:rStyle w:val="Hyperlink"/>
@@ -2583,7 +2583,7 @@
                 <w:noProof/>
                 <w:webHidden/>
               </w:rPr>
-              <w:instrText xml:space="preserve"> PAGEREF _Toc233085839 \h </w:instrText>
+              <w:instrText xml:space="preserve"> PAGEREF _Toc233101363 \h </w:instrText>
             </w:r>
             <w:r>
               <w:rPr>
@@ -2629,7 +2629,7 @@
               <w14:ligatures w14:val="standardContextual"/>
             </w:rPr>
           </w:pPr>
-          <w:hyperlink w:anchor="_Toc233085840" w:history="1">
+          <w:hyperlink w:anchor="_Toc233101364" w:history="1">
             <w:r>
               <w:rPr>
                 <w:rStyle w:val="Hyperlink"/>
@@ -2673,7 +2673,7 @@
                 <w:noProof/>
                 <w:webHidden/>
               </w:rPr>
-              <w:instrText xml:space="preserve"> PAGEREF _Toc233085840 \h </w:instrText>
+              <w:instrText xml:space="preserve"> PAGEREF _Toc233101364 \h </w:instrText>
             </w:r>
             <w:r>
               <w:rPr>
@@ -2719,7 +2719,7 @@
               <w14:ligatures w14:val="standardContextual"/>
             </w:rPr>
           </w:pPr>
-          <w:hyperlink w:anchor="_Toc233085841" w:history="1">
+          <w:hyperlink w:anchor="_Toc233101365" w:history="1">
             <w:r>
               <w:rPr>
                 <w:rStyle w:val="Hyperlink"/>
@@ -2763,7 +2763,7 @@
                 <w:noProof/>
                 <w:webHidden/>
               </w:rPr>
-              <w:instrText xml:space="preserve"> PAGEREF _Toc233085841 \h </w:instrText>
+              <w:instrText xml:space="preserve"> PAGEREF _Toc233101365 \h </w:instrText>
             </w:r>
             <w:r>
               <w:rPr>
@@ -2809,7 +2809,7 @@
               <w14:ligatures w14:val="standardContextual"/>
             </w:rPr>
           </w:pPr>
-          <w:hyperlink w:anchor="_Toc233085842" w:history="1">
+          <w:hyperlink w:anchor="_Toc233101366" w:history="1">
             <w:r>
               <w:rPr>
                 <w:rStyle w:val="Hyperlink"/>
@@ -2853,7 +2853,7 @@
                 <w:noProof/>
                 <w:webHidden/>
               </w:rPr>
-              <w:instrText xml:space="preserve"> PAGEREF _Toc233085842 \h </w:instrText>
+              <w:instrText xml:space="preserve"> PAGEREF _Toc233101366 \h </w:instrText>
             </w:r>
             <w:r>
               <w:rPr>
@@ -2899,7 +2899,7 @@
               <w14:ligatures w14:val="standardContextual"/>
             </w:rPr>
           </w:pPr>
-          <w:hyperlink w:anchor="_Toc233085843" w:history="1">
+          <w:hyperlink w:anchor="_Toc233101367" w:history="1">
             <w:r>
               <w:rPr>
                 <w:rStyle w:val="Hyperlink"/>
@@ -2945,7 +2945,7 @@
                 <w:noProof/>
                 <w:webHidden/>
               </w:rPr>
-              <w:instrText xml:space="preserve"> PAGEREF _Toc233085843 \h </w:instrText>
+              <w:instrText xml:space="preserve"> PAGEREF _Toc233101367 \h </w:instrText>
             </w:r>
             <w:r>
               <w:rPr>
@@ -2991,7 +2991,7 @@
               <w14:ligatures w14:val="standardContextual"/>
             </w:rPr>
           </w:pPr>
-          <w:hyperlink w:anchor="_Toc233085844" w:history="1">
+          <w:hyperlink w:anchor="_Toc233101368" w:history="1">
             <w:r>
               <w:rPr>
                 <w:rStyle w:val="Hyperlink"/>
@@ -3035,7 +3035,7 @@
                 <w:noProof/>
                 <w:webHidden/>
               </w:rPr>
-              <w:instrText xml:space="preserve"> PAGEREF _Toc233085844 \h </w:instrText>
+              <w:instrText xml:space="preserve"> PAGEREF _Toc233101368 \h </w:instrText>
             </w:r>
             <w:r>
               <w:rPr>
@@ -3081,7 +3081,7 @@
               <w14:ligatures w14:val="standardContextual"/>
             </w:rPr>
           </w:pPr>
-          <w:hyperlink w:anchor="_Toc233085845" w:history="1">
+          <w:hyperlink w:anchor="_Toc233101369" w:history="1">
             <w:r>
               <w:rPr>
                 <w:rStyle w:val="Hyperlink"/>
@@ -3125,7 +3125,7 @@
                 <w:noProof/>
                 <w:webHidden/>
               </w:rPr>
-              <w:instrText xml:space="preserve"> PAGEREF _Toc233085845 \h </w:instrText>
+              <w:instrText xml:space="preserve"> PAGEREF _Toc233101369 \h </w:instrText>
             </w:r>
             <w:r>
               <w:rPr>
@@ -3171,7 +3171,7 @@
               <w14:ligatures w14:val="standardContextual"/>
             </w:rPr>
           </w:pPr>
-          <w:hyperlink w:anchor="_Toc233085846" w:history="1">
+          <w:hyperlink w:anchor="_Toc233101370" w:history="1">
             <w:r>
               <w:rPr>
                 <w:rStyle w:val="Hyperlink"/>
@@ -3215,7 +3215,7 @@
                 <w:noProof/>
                 <w:webHidden/>
               </w:rPr>
-              <w:instrText xml:space="preserve"> PAGEREF _Toc233085846 \h </w:instrText>
+              <w:instrText xml:space="preserve"> PAGEREF _Toc233101370 \h </w:instrText>
             </w:r>
             <w:r>
               <w:rPr>
@@ -3261,7 +3261,7 @@
               <w14:ligatures w14:val="standardContextual"/>
             </w:rPr>
           </w:pPr>
-          <w:hyperlink w:anchor="_Toc233085847" w:history="1">
+          <w:hyperlink w:anchor="_Toc233101371" w:history="1">
             <w:r>
               <w:rPr>
                 <w:rStyle w:val="Hyperlink"/>
@@ -3305,7 +3305,7 @@
                 <w:noProof/>
                 <w:webHidden/>
               </w:rPr>
-              <w:instrText xml:space="preserve"> PAGEREF _Toc233085847 \h </w:instrText>
+              <w:instrText xml:space="preserve"> PAGEREF _Toc233101371 \h </w:instrText>
             </w:r>
             <w:r>
               <w:rPr>
@@ -3351,7 +3351,7 @@
               <w14:ligatures w14:val="standardContextual"/>
             </w:rPr>
           </w:pPr>
-          <w:hyperlink w:anchor="_Toc233085848" w:history="1">
+          <w:hyperlink w:anchor="_Toc233101372" w:history="1">
             <w:r>
               <w:rPr>
                 <w:rStyle w:val="Hyperlink"/>
@@ -3395,7 +3395,7 @@
                 <w:noProof/>
                 <w:webHidden/>
               </w:rPr>
-              <w:instrText xml:space="preserve"> PAGEREF _Toc233085848 \h </w:instrText>
+              <w:instrText xml:space="preserve"> PAGEREF _Toc233101372 \h </w:instrText>
             </w:r>
             <w:r>
               <w:rPr>
@@ -3441,7 +3441,7 @@
               <w14:ligatures w14:val="standardContextual"/>
             </w:rPr>
           </w:pPr>
-          <w:hyperlink w:anchor="_Toc233085849" w:history="1">
+          <w:hyperlink w:anchor="_Toc233101373" w:history="1">
             <w:r>
               <w:rPr>
                 <w:rStyle w:val="Hyperlink"/>
@@ -3485,7 +3485,7 @@
                 <w:noProof/>
                 <w:webHidden/>
               </w:rPr>
-              <w:instrText xml:space="preserve"> PAGEREF _Toc233085849 \h </w:instrText>
+              <w:instrText xml:space="preserve"> PAGEREF _Toc233101373 \h </w:instrText>
             </w:r>
             <w:r>
               <w:rPr>
@@ -3531,7 +3531,7 @@
               <w14:ligatures w14:val="standardContextual"/>
             </w:rPr>
           </w:pPr>
-          <w:hyperlink w:anchor="_Toc233085850" w:history="1">
+          <w:hyperlink w:anchor="_Toc233101374" w:history="1">
             <w:r>
               <w:rPr>
                 <w:rStyle w:val="Hyperlink"/>
@@ -3575,7 +3575,7 @@
                 <w:noProof/>
                 <w:webHidden/>
               </w:rPr>
-              <w:instrText xml:space="preserve"> PAGEREF _Toc233085850 \h </w:instrText>
+              <w:instrText xml:space="preserve"> PAGEREF _Toc233101374 \h </w:instrText>
             </w:r>
             <w:r>
               <w:rPr>
@@ -3621,7 +3621,7 @@
               <w14:ligatures w14:val="standardContextual"/>
             </w:rPr>
           </w:pPr>
-          <w:hyperlink w:anchor="_Toc233085851" w:history="1">
+          <w:hyperlink w:anchor="_Toc233101375" w:history="1">
             <w:r>
               <w:rPr>
                 <w:rStyle w:val="Hyperlink"/>
@@ -3665,7 +3665,7 @@
                 <w:noProof/>
                 <w:webHidden/>
               </w:rPr>
-              <w:instrText xml:space="preserve"> PAGEREF _Toc233085851 \h </w:instrText>
+              <w:instrText xml:space="preserve"> PAGEREF _Toc233101375 \h </w:instrText>
             </w:r>
             <w:r>
               <w:rPr>
@@ -3711,7 +3711,7 @@
               <w14:ligatures w14:val="standardContextual"/>
             </w:rPr>
           </w:pPr>
-          <w:hyperlink w:anchor="_Toc233085852" w:history="1">
+          <w:hyperlink w:anchor="_Toc233101376" w:history="1">
             <w:r>
               <w:rPr>
                 <w:rStyle w:val="Hyperlink"/>
@@ -3755,7 +3755,7 @@
                 <w:noProof/>
                 <w:webHidden/>
               </w:rPr>
-              <w:instrText xml:space="preserve"> PAGEREF _Toc233085852 \h </w:instrText>
+              <w:instrText xml:space="preserve"> PAGEREF _Toc233101376 \h </w:instrText>
             </w:r>
             <w:r>
               <w:rPr>
@@ -3801,7 +3801,7 @@
               <w14:ligatures w14:val="standardContextual"/>
             </w:rPr>
           </w:pPr>
-          <w:hyperlink w:anchor="_Toc233085853" w:history="1">
+          <w:hyperlink w:anchor="_Toc233101377" w:history="1">
             <w:r>
               <w:rPr>
                 <w:rStyle w:val="Hyperlink"/>
@@ -3845,7 +3845,7 @@
                 <w:noProof/>
                 <w:webHidden/>
               </w:rPr>
-              <w:instrText xml:space="preserve"> PAGEREF _Toc233085853 \h </w:instrText>
+              <w:instrText xml:space="preserve"> PAGEREF _Toc233101377 \h </w:instrText>
             </w:r>
             <w:r>
               <w:rPr>
@@ -3891,7 +3891,7 @@
               <w14:ligatures w14:val="standardContextual"/>
             </w:rPr>
           </w:pPr>
-          <w:hyperlink w:anchor="_Toc233085854" w:history="1">
+          <w:hyperlink w:anchor="_Toc233101378" w:history="1">
             <w:r>
               <w:rPr>
                 <w:rStyle w:val="Hyperlink"/>
@@ -3935,7 +3935,7 @@
                 <w:noProof/>
                 <w:webHidden/>
               </w:rPr>
-              <w:instrText xml:space="preserve"> PAGEREF _Toc233085854 \h </w:instrText>
+              <w:instrText xml:space="preserve"> PAGEREF _Toc233101378 \h </w:instrText>
             </w:r>
             <w:r>
               <w:rPr>
@@ -3981,7 +3981,7 @@
               <w14:ligatures w14:val="standardContextual"/>
             </w:rPr>
           </w:pPr>
-          <w:hyperlink w:anchor="_Toc233085855" w:history="1">
+          <w:hyperlink w:anchor="_Toc233101379" w:history="1">
             <w:r>
               <w:rPr>
                 <w:rStyle w:val="Hyperlink"/>
@@ -4025,7 +4025,7 @@
                 <w:noProof/>
                 <w:webHidden/>
               </w:rPr>
-              <w:instrText xml:space="preserve"> PAGEREF _Toc233085855 \h </w:instrText>
+              <w:instrText xml:space="preserve"> PAGEREF _Toc233101379 \h </w:instrText>
             </w:r>
             <w:r>
               <w:rPr>
@@ -4071,7 +4071,7 @@
               <w14:ligatures w14:val="standardContextual"/>
             </w:rPr>
           </w:pPr>
-          <w:hyperlink w:anchor="_Toc233085856" w:history="1">
+          <w:hyperlink w:anchor="_Toc233101380" w:history="1">
             <w:r>
               <w:rPr>
                 <w:rStyle w:val="Hyperlink"/>
@@ -4115,7 +4115,7 @@
                 <w:noProof/>
                 <w:webHidden/>
               </w:rPr>
-              <w:instrText xml:space="preserve"> PAGEREF _Toc233085856 \h </w:instrText>
+              <w:instrText xml:space="preserve"> PAGEREF _Toc233101380 \h </w:instrText>
             </w:r>
             <w:r>
               <w:rPr>
@@ -4161,7 +4161,7 @@
               <w14:ligatures w14:val="standardContextual"/>
             </w:rPr>
           </w:pPr>
-          <w:hyperlink w:anchor="_Toc233085857" w:history="1">
+          <w:hyperlink w:anchor="_Toc233101381" w:history="1">
             <w:r>
               <w:rPr>
                 <w:rStyle w:val="Hyperlink"/>
@@ -4205,7 +4205,7 @@
                 <w:noProof/>
                 <w:webHidden/>
               </w:rPr>
-              <w:instrText xml:space="preserve"> PAGEREF _Toc233085857 \h </w:instrText>
+              <w:instrText xml:space="preserve"> PAGEREF _Toc233101381 \h </w:instrText>
             </w:r>
             <w:r>
               <w:rPr>
@@ -4251,7 +4251,7 @@
               <w14:ligatures w14:val="standardContextual"/>
             </w:rPr>
           </w:pPr>
-          <w:hyperlink w:anchor="_Toc233085858" w:history="1">
+          <w:hyperlink w:anchor="_Toc233101382" w:history="1">
             <w:r>
               <w:rPr>
                 <w:rStyle w:val="Hyperlink"/>
@@ -4295,7 +4295,7 @@
                 <w:noProof/>
                 <w:webHidden/>
               </w:rPr>
-              <w:instrText xml:space="preserve"> PAGEREF _Toc233085858 \h </w:instrText>
+              <w:instrText xml:space="preserve"> PAGEREF _Toc233101382 \h </w:instrText>
             </w:r>
             <w:r>
               <w:rPr>
@@ -4341,7 +4341,7 @@
               <w14:ligatures w14:val="standardContextual"/>
             </w:rPr>
           </w:pPr>
-          <w:hyperlink w:anchor="_Toc233085859" w:history="1">
+          <w:hyperlink w:anchor="_Toc233101383" w:history="1">
             <w:r>
               <w:rPr>
                 <w:rStyle w:val="Hyperlink"/>
@@ -4385,7 +4385,7 @@
                 <w:noProof/>
                 <w:webHidden/>
               </w:rPr>
-              <w:instrText xml:space="preserve"> PAGEREF _Toc233085859 \h </w:instrText>
+              <w:instrText xml:space="preserve"> PAGEREF _Toc233101383 \h </w:instrText>
             </w:r>
             <w:r>
               <w:rPr>
@@ -4431,7 +4431,7 @@
               <w14:ligatures w14:val="standardContextual"/>
             </w:rPr>
           </w:pPr>
-          <w:hyperlink w:anchor="_Toc233085860" w:history="1">
+          <w:hyperlink w:anchor="_Toc233101384" w:history="1">
             <w:r>
               <w:rPr>
                 <w:rStyle w:val="Hyperlink"/>
@@ -4475,7 +4475,7 @@
                 <w:noProof/>
                 <w:webHidden/>
               </w:rPr>
-              <w:instrText xml:space="preserve"> PAGEREF _Toc233085860 \h </w:instrText>
+              <w:instrText xml:space="preserve"> PAGEREF _Toc233101384 \h </w:instrText>
             </w:r>
             <w:r>
               <w:rPr>
@@ -4521,7 +4521,7 @@
               <w14:ligatures w14:val="standardContextual"/>
             </w:rPr>
           </w:pPr>
-          <w:hyperlink w:anchor="_Toc233085861" w:history="1">
+          <w:hyperlink w:anchor="_Toc233101385" w:history="1">
             <w:r>
               <w:rPr>
                 <w:rStyle w:val="Hyperlink"/>
@@ -4565,7 +4565,7 @@
                 <w:noProof/>
                 <w:webHidden/>
               </w:rPr>
-              <w:instrText xml:space="preserve"> PAGEREF _Toc233085861 \h </w:instrText>
+              <w:instrText xml:space="preserve"> PAGEREF _Toc233101385 \h </w:instrText>
             </w:r>
             <w:r>
               <w:rPr>
@@ -4586,6 +4586,186 @@
                 <w:webHidden/>
               </w:rPr>
               <w:t>68</w:t>
+            </w:r>
+            <w:r>
+              <w:rPr>
+                <w:noProof/>
+                <w:webHidden/>
+              </w:rPr>
+              <w:fldChar w:fldCharType="end"/>
+            </w:r>
+          </w:hyperlink>
+        </w:p>
+        <w:p>
+          <w:pPr>
+            <w:pStyle w:val="TOC3"/>
+            <w:tabs>
+              <w:tab w:val="left" w:pos="1440"/>
+              <w:tab w:val="right" w:leader="dot" w:pos="8777"/>
+            </w:tabs>
+            <w:rPr>
+              <w:rFonts w:asciiTheme="minorHAnsi" w:eastAsiaTheme="minorEastAsia" w:hAnsiTheme="minorHAnsi" w:cstheme="minorBidi"/>
+              <w:noProof/>
+              <w:kern w:val="2"/>
+              <w:lang w:eastAsia="ja-JP"/>
+              <w14:ligatures w14:val="standardContextual"/>
+            </w:rPr>
+          </w:pPr>
+          <w:hyperlink w:anchor="_Toc233101386" w:history="1">
+            <w:r>
+              <w:rPr>
+                <w:rStyle w:val="Hyperlink"/>
+                <w:noProof/>
+              </w:rPr>
+              <w:t>6.1.1.</w:t>
+            </w:r>
+            <w:r>
+              <w:rPr>
+                <w:rFonts w:asciiTheme="minorHAnsi" w:eastAsiaTheme="minorEastAsia" w:hAnsiTheme="minorHAnsi" w:cstheme="minorBidi"/>
+                <w:noProof/>
+                <w:kern w:val="2"/>
+                <w:lang w:eastAsia="ja-JP"/>
+                <w14:ligatures w14:val="standardContextual"/>
+              </w:rPr>
+              <w:tab/>
+            </w:r>
+            <w:r>
+              <w:rPr>
+                <w:rStyle w:val="Hyperlink"/>
+                <w:noProof/>
+              </w:rPr>
+              <w:t>Najbolje rješenje</w:t>
+            </w:r>
+            <w:r>
+              <w:rPr>
+                <w:noProof/>
+                <w:webHidden/>
+              </w:rPr>
+              <w:tab/>
+            </w:r>
+            <w:r>
+              <w:rPr>
+                <w:noProof/>
+                <w:webHidden/>
+              </w:rPr>
+              <w:fldChar w:fldCharType="begin"/>
+            </w:r>
+            <w:r>
+              <w:rPr>
+                <w:noProof/>
+                <w:webHidden/>
+              </w:rPr>
+              <w:instrText xml:space="preserve"> PAGEREF _Toc233101386 \h </w:instrText>
+            </w:r>
+            <w:r>
+              <w:rPr>
+                <w:noProof/>
+                <w:webHidden/>
+              </w:rPr>
+            </w:r>
+            <w:r>
+              <w:rPr>
+                <w:noProof/>
+                <w:webHidden/>
+              </w:rPr>
+              <w:fldChar w:fldCharType="separate"/>
+            </w:r>
+            <w:r>
+              <w:rPr>
+                <w:noProof/>
+                <w:webHidden/>
+              </w:rPr>
+              <w:t>69</w:t>
+            </w:r>
+            <w:r>
+              <w:rPr>
+                <w:noProof/>
+                <w:webHidden/>
+              </w:rPr>
+              <w:fldChar w:fldCharType="end"/>
+            </w:r>
+          </w:hyperlink>
+        </w:p>
+        <w:p>
+          <w:pPr>
+            <w:pStyle w:val="TOC3"/>
+            <w:tabs>
+              <w:tab w:val="left" w:pos="1440"/>
+              <w:tab w:val="right" w:leader="dot" w:pos="8777"/>
+            </w:tabs>
+            <w:rPr>
+              <w:rFonts w:asciiTheme="minorHAnsi" w:eastAsiaTheme="minorEastAsia" w:hAnsiTheme="minorHAnsi" w:cstheme="minorBidi"/>
+              <w:noProof/>
+              <w:kern w:val="2"/>
+              <w:lang w:eastAsia="ja-JP"/>
+              <w14:ligatures w14:val="standardContextual"/>
+            </w:rPr>
+          </w:pPr>
+          <w:hyperlink w:anchor="_Toc233101387" w:history="1">
+            <w:r>
+              <w:rPr>
+                <w:rStyle w:val="Hyperlink"/>
+                <w:noProof/>
+              </w:rPr>
+              <w:t>6.1.2.</w:t>
+            </w:r>
+            <w:r>
+              <w:rPr>
+                <w:rFonts w:asciiTheme="minorHAnsi" w:eastAsiaTheme="minorEastAsia" w:hAnsiTheme="minorHAnsi" w:cstheme="minorBidi"/>
+                <w:noProof/>
+                <w:kern w:val="2"/>
+                <w:lang w:eastAsia="ja-JP"/>
+                <w14:ligatures w14:val="standardContextual"/>
+              </w:rPr>
+              <w:tab/>
+            </w:r>
+            <w:r>
+              <w:rPr>
+                <w:rStyle w:val="Hyperlink"/>
+                <w:noProof/>
+              </w:rPr>
+              <w:t>Ponovno pokretanje</w:t>
+            </w:r>
+            <w:r>
+              <w:rPr>
+                <w:noProof/>
+                <w:webHidden/>
+              </w:rPr>
+              <w:tab/>
+            </w:r>
+            <w:r>
+              <w:rPr>
+                <w:noProof/>
+                <w:webHidden/>
+              </w:rPr>
+              <w:fldChar w:fldCharType="begin"/>
+            </w:r>
+            <w:r>
+              <w:rPr>
+                <w:noProof/>
+                <w:webHidden/>
+              </w:rPr>
+              <w:instrText xml:space="preserve"> PAGEREF _Toc233101387 \h </w:instrText>
+            </w:r>
+            <w:r>
+              <w:rPr>
+                <w:noProof/>
+                <w:webHidden/>
+              </w:rPr>
+            </w:r>
+            <w:r>
+              <w:rPr>
+                <w:noProof/>
+                <w:webHidden/>
+              </w:rPr>
+              <w:fldChar w:fldCharType="separate"/>
+            </w:r>
+            <w:r>
+              <w:rPr>
+                <w:noProof/>
+                <w:webHidden/>
+              </w:rPr>
+              <w:t>74</w:t>
             </w:r>
             <w:r>
               <w:rPr>
@@ -4611,7 +4791,7 @@
               <w14:ligatures w14:val="standardContextual"/>
             </w:rPr>
           </w:pPr>
-          <w:hyperlink w:anchor="_Toc233085862" w:history="1">
+          <w:hyperlink w:anchor="_Toc233101388" w:history="1">
             <w:r>
               <w:rPr>
                 <w:rStyle w:val="Hyperlink"/>
@@ -4655,7 +4835,7 @@
                 <w:noProof/>
                 <w:webHidden/>
               </w:rPr>
-              <w:instrText xml:space="preserve"> PAGEREF _Toc233085862 \h </w:instrText>
+              <w:instrText xml:space="preserve"> PAGEREF _Toc233101388 \h </w:instrText>
             </w:r>
             <w:r>
               <w:rPr>
@@ -4675,7 +4855,7 @@
                 <w:noProof/>
                 <w:webHidden/>
               </w:rPr>
-              <w:t>69</w:t>
+              <w:t>76</w:t>
             </w:r>
             <w:r>
               <w:rPr>
@@ -4701,7 +4881,7 @@
               <w14:ligatures w14:val="standardContextual"/>
             </w:rPr>
           </w:pPr>
-          <w:hyperlink w:anchor="_Toc233085863" w:history="1">
+          <w:hyperlink w:anchor="_Toc233101389" w:history="1">
             <w:r>
               <w:rPr>
                 <w:rStyle w:val="Hyperlink"/>
@@ -4724,7 +4904,7 @@
                 <w:rStyle w:val="Hyperlink"/>
                 <w:noProof/>
               </w:rPr>
-              <w:t>Sebična alokacija</w:t>
+              <w:t>Najbolje rješenje</w:t>
             </w:r>
             <w:r>
               <w:rPr>
@@ -4745,7 +4925,7 @@
                 <w:noProof/>
                 <w:webHidden/>
               </w:rPr>
-              <w:instrText xml:space="preserve"> PAGEREF _Toc233085863 \h </w:instrText>
+              <w:instrText xml:space="preserve"> PAGEREF _Toc233101389 \h </w:instrText>
             </w:r>
             <w:r>
               <w:rPr>
@@ -4765,7 +4945,7 @@
                 <w:noProof/>
                 <w:webHidden/>
               </w:rPr>
-              <w:t>69</w:t>
+              <w:t>76</w:t>
             </w:r>
             <w:r>
               <w:rPr>
@@ -4791,7 +4971,7 @@
               <w14:ligatures w14:val="standardContextual"/>
             </w:rPr>
           </w:pPr>
-          <w:hyperlink w:anchor="_Toc233085864" w:history="1">
+          <w:hyperlink w:anchor="_Toc233101390" w:history="1">
             <w:r>
               <w:rPr>
                 <w:rStyle w:val="Hyperlink"/>
@@ -4814,7 +4994,7 @@
                 <w:rStyle w:val="Hyperlink"/>
                 <w:noProof/>
               </w:rPr>
-              <w:t>Centralizirana alokacija</w:t>
+              <w:t>Ponovno pokretanje</w:t>
             </w:r>
             <w:r>
               <w:rPr>
@@ -4835,7 +5015,7 @@
                 <w:noProof/>
                 <w:webHidden/>
               </w:rPr>
-              <w:instrText xml:space="preserve"> PAGEREF _Toc233085864 \h </w:instrText>
+              <w:instrText xml:space="preserve"> PAGEREF _Toc233101390 \h </w:instrText>
             </w:r>
             <w:r>
               <w:rPr>
@@ -4855,7 +5035,7 @@
                 <w:noProof/>
                 <w:webHidden/>
               </w:rPr>
-              <w:t>69</w:t>
+              <w:t>79</w:t>
             </w:r>
             <w:r>
               <w:rPr>
@@ -4880,13 +5060,13 @@
               <w14:ligatures w14:val="standardContextual"/>
             </w:rPr>
           </w:pPr>
-          <w:hyperlink w:anchor="_Toc233085865" w:history="1">
+          <w:hyperlink w:anchor="_Toc233101391" w:history="1">
             <w:r>
               <w:rPr>
                 <w:rStyle w:val="Hyperlink"/>
                 <w:noProof/>
               </w:rPr>
-              <w:t>Zaključak [X]</w:t>
+              <w:t>Zaključak</w:t>
             </w:r>
             <w:r>
               <w:rPr>
@@ -4907,7 +5087,7 @@
                 <w:noProof/>
                 <w:webHidden/>
               </w:rPr>
-              <w:instrText xml:space="preserve"> PAGEREF _Toc233085865 \h </w:instrText>
+              <w:instrText xml:space="preserve"> PAGEREF _Toc233101391 \h </w:instrText>
             </w:r>
             <w:r>
               <w:rPr>
@@ -4927,7 +5107,7 @@
                 <w:noProof/>
                 <w:webHidden/>
               </w:rPr>
-              <w:t>70</w:t>
+              <w:t>82</w:t>
             </w:r>
             <w:r>
               <w:rPr>
@@ -4952,7 +5132,7 @@
               <w14:ligatures w14:val="standardContextual"/>
             </w:rPr>
           </w:pPr>
-          <w:hyperlink w:anchor="_Toc233085866" w:history="1">
+          <w:hyperlink w:anchor="_Toc233101392" w:history="1">
             <w:r>
               <w:rPr>
                 <w:rStyle w:val="Hyperlink"/>
@@ -4979,7 +5159,7 @@
                 <w:noProof/>
                 <w:webHidden/>
               </w:rPr>
-              <w:instrText xml:space="preserve"> PAGEREF _Toc233085866 \h </w:instrText>
+              <w:instrText xml:space="preserve"> PAGEREF _Toc233101392 \h </w:instrText>
             </w:r>
             <w:r>
               <w:rPr>
@@ -4999,7 +5179,7 @@
                 <w:noProof/>
                 <w:webHidden/>
               </w:rPr>
-              <w:t>71</w:t>
+              <w:t>83</w:t>
             </w:r>
             <w:r>
               <w:rPr>
@@ -5024,7 +5204,7 @@
               <w14:ligatures w14:val="standardContextual"/>
             </w:rPr>
           </w:pPr>
-          <w:hyperlink w:anchor="_Toc233085867" w:history="1">
+          <w:hyperlink w:anchor="_Toc233101393" w:history="1">
             <w:r>
               <w:rPr>
                 <w:rStyle w:val="Hyperlink"/>
@@ -5051,7 +5231,7 @@
                 <w:noProof/>
                 <w:webHidden/>
               </w:rPr>
-              <w:instrText xml:space="preserve"> PAGEREF _Toc233085867 \h </w:instrText>
+              <w:instrText xml:space="preserve"> PAGEREF _Toc233101393 \h </w:instrText>
             </w:r>
             <w:r>
               <w:rPr>
@@ -5071,7 +5251,7 @@
                 <w:noProof/>
                 <w:webHidden/>
               </w:rPr>
-              <w:t>73</w:t>
+              <w:t>85</w:t>
             </w:r>
             <w:r>
               <w:rPr>
@@ -5096,7 +5276,7 @@
               <w14:ligatures w14:val="standardContextual"/>
             </w:rPr>
           </w:pPr>
-          <w:hyperlink w:anchor="_Toc233085868" w:history="1">
+          <w:hyperlink w:anchor="_Toc233101394" w:history="1">
             <w:r>
               <w:rPr>
                 <w:rStyle w:val="Hyperlink"/>
@@ -5123,7 +5303,7 @@
                 <w:noProof/>
                 <w:webHidden/>
               </w:rPr>
-              <w:instrText xml:space="preserve"> PAGEREF _Toc233085868 \h </w:instrText>
+              <w:instrText xml:space="preserve"> PAGEREF _Toc233101394 \h </w:instrText>
             </w:r>
             <w:r>
               <w:rPr>
@@ -5143,7 +5323,7 @@
                 <w:noProof/>
                 <w:webHidden/>
               </w:rPr>
-              <w:t>74</w:t>
+              <w:t>86</w:t>
             </w:r>
             <w:r>
               <w:rPr>
@@ -5168,7 +5348,7 @@
               <w14:ligatures w14:val="standardContextual"/>
             </w:rPr>
           </w:pPr>
-          <w:hyperlink w:anchor="_Toc233085869" w:history="1">
+          <w:hyperlink w:anchor="_Toc233101395" w:history="1">
             <w:r>
               <w:rPr>
                 <w:rStyle w:val="Hyperlink"/>
@@ -5195,7 +5375,7 @@
                 <w:noProof/>
                 <w:webHidden/>
               </w:rPr>
-              <w:instrText xml:space="preserve"> PAGEREF _Toc233085869 \h </w:instrText>
+              <w:instrText xml:space="preserve"> PAGEREF _Toc233101395 \h </w:instrText>
             </w:r>
             <w:r>
               <w:rPr>
@@ -5215,7 +5395,7 @@
                 <w:noProof/>
                 <w:webHidden/>
               </w:rPr>
-              <w:t>75</w:t>
+              <w:t>87</w:t>
             </w:r>
             <w:r>
               <w:rPr>
@@ -5252,7 +5432,6 @@
           <w:rFonts w:ascii="Arial" w:hAnsi="Arial" w:cs="Arial"/>
           <w:sz w:val="28"/>
         </w:rPr>
-        <w:lastRenderedPageBreak/>
         <w:br w:type="page"/>
       </w:r>
     </w:p>
@@ -5264,7 +5443,7 @@
           <w:numId w:val="0"/>
         </w:numPr>
       </w:pPr>
-      <w:bookmarkStart w:id="0" w:name="_Toc233085820"/>
+      <w:bookmarkStart w:id="0" w:name="_Toc233101344"/>
       <w:r>
         <w:lastRenderedPageBreak/>
         <w:t>Uvod</w:t>
@@ -5930,7 +6109,7 @@
       <w:pPr>
         <w:pStyle w:val="Heading1"/>
       </w:pPr>
-      <w:bookmarkStart w:id="1" w:name="_Toc233085821"/>
+      <w:bookmarkStart w:id="1" w:name="_Toc233101345"/>
       <w:r>
         <w:lastRenderedPageBreak/>
         <w:t>Promet električnih vozila</w:t>
@@ -6215,7 +6394,7 @@
       <w:pPr>
         <w:pStyle w:val="Heading2"/>
       </w:pPr>
-      <w:bookmarkStart w:id="2" w:name="_Toc233085822"/>
+      <w:bookmarkStart w:id="2" w:name="_Toc233101346"/>
       <w:r>
         <w:lastRenderedPageBreak/>
         <w:t>Stanice za punjenje</w:t>
@@ -6361,7 +6540,7 @@
       <w:pPr>
         <w:pStyle w:val="Heading2"/>
       </w:pPr>
-      <w:bookmarkStart w:id="3" w:name="_Toc233085823"/>
+      <w:bookmarkStart w:id="3" w:name="_Toc233101347"/>
       <w:r>
         <w:t>Autonomni promet</w:t>
       </w:r>
@@ -7954,22 +8133,13 @@
         <w:pStyle w:val="Heading1"/>
       </w:pPr>
       <w:bookmarkStart w:id="4" w:name="_Ref232695345"/>
-      <w:bookmarkStart w:id="5" w:name="_Toc233085824"/>
+      <w:bookmarkStart w:id="5" w:name="_Toc233101348"/>
       <w:r>
         <w:lastRenderedPageBreak/>
         <w:t>Postojeća literatur</w:t>
       </w:r>
       <w:r>
         <w:t>a</w:t>
-      </w:r>
-      <w:r>
-        <w:t xml:space="preserve"> [</w:t>
-      </w:r>
-      <w:r>
-        <w:t>~</w:t>
-      </w:r>
-      <w:r>
-        <w:t>]</w:t>
       </w:r>
       <w:bookmarkEnd w:id="4"/>
       <w:bookmarkEnd w:id="5"/>
@@ -9436,20 +9606,6 @@
       </w:r>
       <w:r>
         <w:t>.</w:t>
-      </w:r>
-    </w:p>
-    <w:p>
-      <w:r>
-        <w:t>(5.)</w:t>
-      </w:r>
-      <w:r>
-        <w:t xml:space="preserve"> [</w:t>
-      </w:r>
-      <w:r>
-        <w:t>9</w:t>
-      </w:r>
-      <w:r>
-        <w:t>]</w:t>
       </w:r>
     </w:p>
     <w:p>
@@ -10683,665 +10839,639 @@
     </w:p>
     <w:p>
       <w:r>
-        <w:t>(8.)</w:t>
-      </w:r>
-      <w:r>
-        <w:t xml:space="preserve"> [</w:t>
-      </w:r>
-      <w:r>
-        <w:t>12</w:t>
-      </w:r>
-      <w:r>
-        <w:t>]</w:t>
+        <w:t>Za primjer rješenja baziranog na tehnikama strojnog učenja uzet ćemo u obzir rad [</w:t>
+      </w:r>
+      <w:r>
+        <w:t>13</w:t>
+      </w:r>
+      <w:r>
+        <w:t xml:space="preserve">]. </w:t>
+      </w:r>
+      <w:r>
+        <w:t xml:space="preserve">Rad postavlja problem </w:t>
+      </w:r>
+      <w:r>
+        <w:t xml:space="preserve">raspodjele stanica u </w:t>
+      </w:r>
+      <w:r>
+        <w:t xml:space="preserve">veći </w:t>
+      </w:r>
+      <w:r>
+        <w:t>kontekst prostora županije</w:t>
+      </w:r>
+      <w:r>
+        <w:t xml:space="preserve">, te umjesto konkretnih lokacija pokušava </w:t>
+      </w:r>
+      <w:r>
+        <w:t xml:space="preserve">predvidjeti </w:t>
+      </w:r>
+      <w:r>
+        <w:t xml:space="preserve">gustoću raspodjele stanica po </w:t>
+      </w:r>
+      <w:r>
+        <w:t>prostoru</w:t>
+      </w:r>
+      <w:r>
+        <w:t>.</w:t>
+      </w:r>
+      <w:r>
+        <w:t xml:space="preserve"> </w:t>
+      </w:r>
+      <w:r>
+        <w:t xml:space="preserve">Glavni cilj rada je </w:t>
+      </w:r>
+      <w:r>
+        <w:t xml:space="preserve">sakupiti saznanja o socijalnim, ekonomskim i demografskim faktorima kojima se može </w:t>
+      </w:r>
+      <w:r>
+        <w:t xml:space="preserve">kvantificirati </w:t>
+      </w:r>
+      <w:r>
+        <w:t>trenutna nepravedna raspodjela</w:t>
+      </w:r>
+      <w:r>
+        <w:t xml:space="preserve"> </w:t>
+      </w:r>
+      <w:r>
+        <w:t>stanica za punjenje električnih vozila i kako bi se trebal</w:t>
+      </w:r>
+      <w:r>
+        <w:t>e</w:t>
+      </w:r>
+      <w:r>
+        <w:t xml:space="preserve"> raspodijeliti buduće stanice s obzirom na postojeće. </w:t>
+      </w:r>
+      <w:r>
+        <w:t xml:space="preserve">Za konkretni prostor odabran je </w:t>
+      </w:r>
+      <w:r>
+        <w:rPr>
+          <w:i/>
+          <w:iCs/>
+        </w:rPr>
+        <w:t xml:space="preserve">Orange </w:t>
+      </w:r>
+      <w:proofErr w:type="spellStart"/>
+      <w:r>
+        <w:rPr>
+          <w:i/>
+          <w:iCs/>
+        </w:rPr>
+        <w:t>County</w:t>
+      </w:r>
+      <w:proofErr w:type="spellEnd"/>
+      <w:r>
+        <w:t xml:space="preserve"> u Kaliforniji </w:t>
+      </w:r>
+      <w:r>
+        <w:t>te su prikupljeni i prikazani socioekonomski podaci regije.</w:t>
+      </w:r>
+      <w:r>
+        <w:t xml:space="preserve"> </w:t>
+      </w:r>
+      <w:r>
+        <w:t>Gustoća postojećih stanica za punjenje obrađena je kroz tehniku procjene gustoće jezgre (</w:t>
+      </w:r>
+      <w:proofErr w:type="spellStart"/>
+      <w:r>
+        <w:rPr>
+          <w:i/>
+          <w:iCs/>
+        </w:rPr>
+        <w:t>Kernel</w:t>
+      </w:r>
+      <w:proofErr w:type="spellEnd"/>
+      <w:r>
+        <w:rPr>
+          <w:i/>
+          <w:iCs/>
+        </w:rPr>
+        <w:t xml:space="preserve"> </w:t>
+      </w:r>
+      <w:proofErr w:type="spellStart"/>
+      <w:r>
+        <w:rPr>
+          <w:i/>
+          <w:iCs/>
+        </w:rPr>
+        <w:t>Density</w:t>
+      </w:r>
+      <w:proofErr w:type="spellEnd"/>
+      <w:r>
+        <w:rPr>
+          <w:i/>
+          <w:iCs/>
+        </w:rPr>
+        <w:t xml:space="preserve"> </w:t>
+      </w:r>
+      <w:proofErr w:type="spellStart"/>
+      <w:r>
+        <w:rPr>
+          <w:i/>
+          <w:iCs/>
+        </w:rPr>
+        <w:t>Estimation</w:t>
+      </w:r>
+      <w:proofErr w:type="spellEnd"/>
+      <w:r>
+        <w:rPr>
+          <w:i/>
+          <w:iCs/>
+        </w:rPr>
+        <w:t xml:space="preserve">, </w:t>
+      </w:r>
+      <w:r>
+        <w:t>KDE</w:t>
+      </w:r>
+      <w:r>
+        <w:t>) te je gustoća transformirana u mapu intenziteta (</w:t>
+      </w:r>
+      <w:proofErr w:type="spellStart"/>
+      <w:r>
+        <w:rPr>
+          <w:i/>
+          <w:iCs/>
+        </w:rPr>
+        <w:t>heatmap</w:t>
+      </w:r>
+      <w:proofErr w:type="spellEnd"/>
+      <w:r>
+        <w:t xml:space="preserve">) sa tri razine </w:t>
+      </w:r>
+      <w:proofErr w:type="spellStart"/>
+      <w:r>
+        <w:t>intensiteta</w:t>
+      </w:r>
+      <w:proofErr w:type="spellEnd"/>
+      <w:r>
+        <w:t xml:space="preserve">. </w:t>
+      </w:r>
+      <w:r>
+        <w:t xml:space="preserve">Zatim </w:t>
+      </w:r>
+      <w:r>
+        <w:t xml:space="preserve">su </w:t>
+      </w:r>
+      <w:r>
+        <w:t>razvijen</w:t>
+      </w:r>
+      <w:r>
+        <w:t>a tri</w:t>
+      </w:r>
+      <w:r>
+        <w:t xml:space="preserve"> model</w:t>
+      </w:r>
+      <w:r>
+        <w:t>a</w:t>
+      </w:r>
+      <w:r>
+        <w:t xml:space="preserve"> </w:t>
+      </w:r>
+      <w:r>
+        <w:t xml:space="preserve">strojnog učenja </w:t>
+      </w:r>
+      <w:r>
+        <w:t xml:space="preserve">sa ciljem </w:t>
+      </w:r>
+      <w:r>
+        <w:t xml:space="preserve">zaključivanja </w:t>
+      </w:r>
+      <w:r>
+        <w:t xml:space="preserve">kroz obradu </w:t>
+      </w:r>
+      <w:r>
+        <w:t>podat</w:t>
+      </w:r>
+      <w:r>
+        <w:t>aka</w:t>
+      </w:r>
+      <w:r>
+        <w:t xml:space="preserve"> </w:t>
+      </w:r>
+      <w:r>
+        <w:t>iz postojeći</w:t>
+      </w:r>
+      <w:r>
+        <w:t>h</w:t>
+      </w:r>
+      <w:r>
+        <w:t xml:space="preserve"> stanica i solarni</w:t>
+      </w:r>
+      <w:r>
+        <w:t xml:space="preserve">h </w:t>
+      </w:r>
+      <w:r>
+        <w:t>panel</w:t>
+      </w:r>
+      <w:r>
+        <w:t>a</w:t>
+      </w:r>
+      <w:r>
+        <w:t xml:space="preserve"> </w:t>
+      </w:r>
+      <w:r>
+        <w:t>te</w:t>
+      </w:r>
+      <w:r>
+        <w:t xml:space="preserve"> </w:t>
+      </w:r>
+      <w:r>
+        <w:t>spomenut</w:t>
+      </w:r>
+      <w:r>
+        <w:t>ih</w:t>
+      </w:r>
+      <w:r>
+        <w:t xml:space="preserve"> </w:t>
+      </w:r>
+      <w:r>
+        <w:t>soci</w:t>
+      </w:r>
+      <w:r>
+        <w:t>oekonomsk</w:t>
+      </w:r>
+      <w:r>
+        <w:t xml:space="preserve">ih </w:t>
+      </w:r>
+      <w:r>
+        <w:t>faktor</w:t>
+      </w:r>
+      <w:r>
+        <w:t>a</w:t>
+      </w:r>
+      <w:r>
+        <w:t>, konkretno model slučajne šume (</w:t>
+      </w:r>
+      <w:r>
+        <w:rPr>
+          <w:i/>
+          <w:iCs/>
+        </w:rPr>
+        <w:t>Random Forest</w:t>
+      </w:r>
+      <w:r>
+        <w:t>),</w:t>
+      </w:r>
+      <w:r>
+        <w:t xml:space="preserve"> </w:t>
+      </w:r>
+      <w:proofErr w:type="spellStart"/>
+      <w:r>
+        <w:rPr>
+          <w:i/>
+          <w:iCs/>
+        </w:rPr>
+        <w:t>support</w:t>
+      </w:r>
+      <w:proofErr w:type="spellEnd"/>
+      <w:r>
+        <w:rPr>
+          <w:i/>
+          <w:iCs/>
+        </w:rPr>
+        <w:t xml:space="preserve"> </w:t>
+      </w:r>
+      <w:proofErr w:type="spellStart"/>
+      <w:r>
+        <w:rPr>
+          <w:i/>
+          <w:iCs/>
+        </w:rPr>
+        <w:t>vector</w:t>
+      </w:r>
+      <w:proofErr w:type="spellEnd"/>
+      <w:r>
+        <w:rPr>
+          <w:i/>
+          <w:iCs/>
+        </w:rPr>
+        <w:t xml:space="preserve"> </w:t>
+      </w:r>
+      <w:proofErr w:type="spellStart"/>
+      <w:r>
+        <w:rPr>
+          <w:i/>
+          <w:iCs/>
+        </w:rPr>
+        <w:t>machine</w:t>
+      </w:r>
+      <w:proofErr w:type="spellEnd"/>
+      <w:r>
+        <w:rPr>
+          <w:i/>
+          <w:iCs/>
+        </w:rPr>
+        <w:t xml:space="preserve"> </w:t>
+      </w:r>
+      <w:r>
+        <w:t>(SVM)</w:t>
+      </w:r>
+      <w:r>
+        <w:t xml:space="preserve"> i </w:t>
+      </w:r>
+      <w:r>
+        <w:lastRenderedPageBreak/>
+        <w:t xml:space="preserve">model </w:t>
+      </w:r>
+      <w:proofErr w:type="spellStart"/>
+      <w:r>
+        <w:t>multinomijalne</w:t>
+      </w:r>
+      <w:proofErr w:type="spellEnd"/>
+      <w:r>
+        <w:t xml:space="preserve"> logističke regresije.</w:t>
+      </w:r>
+      <w:r>
+        <w:t xml:space="preserve"> Modeli su </w:t>
+      </w:r>
+      <w:r>
+        <w:t>primijenjeni</w:t>
+      </w:r>
+      <w:r>
+        <w:t xml:space="preserve"> na ciljanu regiju</w:t>
+      </w:r>
+      <w:r>
+        <w:t xml:space="preserve"> te je najbolji rezultat pokazao model slučajne šume.</w:t>
+      </w:r>
+      <w:r>
+        <w:t xml:space="preserve"> Uglavnom, rad je zanimljiv zbog </w:t>
+      </w:r>
+      <w:r>
+        <w:t>analize generalizirane varijacije problema raspodjele stanica u većem prostoru</w:t>
+      </w:r>
+      <w:r>
+        <w:t>, analizira</w:t>
+      </w:r>
+      <w:r>
+        <w:t>jući</w:t>
+      </w:r>
+      <w:r>
+        <w:t xml:space="preserve"> samo gustoću umjesto detaljnih karakteristika stanica</w:t>
+      </w:r>
+      <w:r>
+        <w:t xml:space="preserve"> koju </w:t>
+      </w:r>
+      <w:r>
+        <w:t xml:space="preserve">zatim </w:t>
+      </w:r>
+      <w:r>
+        <w:t>uspješno primjenjuje za dobivanje korisnih zaključaka</w:t>
+      </w:r>
+      <w:r>
+        <w:t xml:space="preserve"> o nepravednoj raspodjeli stanica</w:t>
+      </w:r>
+      <w:r>
+        <w:t>.</w:t>
       </w:r>
     </w:p>
     <w:p>
       <w:r>
+        <w:t xml:space="preserve">U ovom radu će problem optimalne raspodjele stanica biti formaliziran sa fokusom na bridove umjesto čvorove grafa kao </w:t>
+      </w:r>
+      <w:r>
+        <w:t>potencijalne lokacije stanica (</w:t>
+      </w:r>
+      <w:r>
+        <w:fldChar w:fldCharType="begin"/>
+      </w:r>
+      <w:r>
+        <w:instrText xml:space="preserve"> REF _Ref232687331 \r \h </w:instrText>
+      </w:r>
+      <w:r>
+        <w:fldChar w:fldCharType="separate"/>
+      </w:r>
+      <w:r>
+        <w:t>3</w:t>
+      </w:r>
+      <w:r>
+        <w:fldChar w:fldCharType="end"/>
+      </w:r>
+      <w:r>
+        <w:t>).</w:t>
+      </w:r>
+      <w:r>
+        <w:t xml:space="preserve"> Stoga je zanimljiv r</w:t>
+      </w:r>
+      <w:r>
+        <w:t xml:space="preserve">ad </w:t>
+      </w:r>
+      <w:r>
+        <w:t>[</w:t>
+      </w:r>
+      <w:r>
+        <w:t>14</w:t>
+      </w:r>
+      <w:r>
+        <w:t>]</w:t>
+      </w:r>
+      <w:r>
+        <w:t xml:space="preserve"> kao primjer </w:t>
+      </w:r>
+      <w:r>
+        <w:t xml:space="preserve">korištenja strojnog učenja za </w:t>
+      </w:r>
+      <w:r>
+        <w:t>rangiranj</w:t>
+      </w:r>
+      <w:r>
+        <w:t>e</w:t>
+      </w:r>
+      <w:r>
+        <w:t xml:space="preserve"> bridova mreže</w:t>
+      </w:r>
+      <w:r>
+        <w:t>. Cilj tog rada se znatno razlikuje od dosadašnjih, a to je razvoj</w:t>
+      </w:r>
+      <w:r>
+        <w:t xml:space="preserve"> </w:t>
+      </w:r>
+      <w:r>
+        <w:t xml:space="preserve">modela graf neuronske mreže (GNN) </w:t>
+      </w:r>
+      <w:r>
+        <w:t xml:space="preserve">za </w:t>
+      </w:r>
+      <w:r>
+        <w:t>identificiranje</w:t>
+      </w:r>
+      <w:r>
+        <w:t xml:space="preserve"> kritičnih</w:t>
+      </w:r>
+      <w:r>
+        <w:t xml:space="preserve"> i ključnih</w:t>
+      </w:r>
+      <w:r>
+        <w:t xml:space="preserve"> cesta grada </w:t>
+      </w:r>
+      <w:r>
+        <w:t>radi poboljšanja otpornosti ili brže obnove nakon katastrofe</w:t>
+      </w:r>
+      <w:r>
+        <w:t>.</w:t>
+      </w:r>
+      <w:r>
+        <w:t xml:space="preserve"> </w:t>
+      </w:r>
+      <w:r>
+        <w:t>Koristi se novija tehnika GNN modela (</w:t>
+      </w:r>
+      <w:r>
+        <w:fldChar w:fldCharType="begin"/>
+      </w:r>
+      <w:r>
+        <w:instrText xml:space="preserve"> REF _Ref233082034 \r \h </w:instrText>
+      </w:r>
+      <w:r>
+        <w:fldChar w:fldCharType="separate"/>
+      </w:r>
+      <w:r>
+        <w:t>4.4</w:t>
+      </w:r>
+      <w:r>
+        <w:fldChar w:fldCharType="end"/>
+      </w:r>
+      <w:r>
+        <w:t>)</w:t>
+      </w:r>
+      <w:r>
+        <w:t xml:space="preserve"> </w:t>
+      </w:r>
+      <w:r>
+        <w:t xml:space="preserve">uz modifikaciju </w:t>
+      </w:r>
+      <w:r>
+        <w:t>fokusa modela na bridove umjesto čvorove</w:t>
+      </w:r>
+      <w:r>
+        <w:t>, zamjenom matrice susjedstva čvorova sa matric</w:t>
+      </w:r>
+      <w:r>
+        <w:t>om</w:t>
+      </w:r>
+      <w:r>
+        <w:t xml:space="preserve"> susjedstva bridova.</w:t>
+      </w:r>
+      <w:r>
+        <w:t xml:space="preserve"> </w:t>
+      </w:r>
+      <w:r>
+        <w:t xml:space="preserve">Model </w:t>
+      </w:r>
+      <w:r>
+        <w:t>koristi</w:t>
+      </w:r>
+      <w:r>
+        <w:t xml:space="preserve"> matricu susjedstva bridova uz matricu značajka</w:t>
+      </w:r>
+      <w:r>
+        <w:t xml:space="preserve"> </w:t>
+      </w:r>
+      <w:r>
+        <w:t>te dodatno modificira matricu susjedstva po stupnj</w:t>
+      </w:r>
+      <w:r>
+        <w:t>evima čvorova i svojstvima bridova</w:t>
+      </w:r>
+      <w:r>
+        <w:t xml:space="preserve">, nad kojima zatim izvršava </w:t>
+      </w:r>
+      <w:r>
+        <w:t xml:space="preserve">unaprijedni i </w:t>
+      </w:r>
+      <w:proofErr w:type="spellStart"/>
+      <w:r>
+        <w:t>unazadni</w:t>
+      </w:r>
+      <w:proofErr w:type="spellEnd"/>
+      <w:r>
+        <w:t xml:space="preserve"> prolaz</w:t>
+      </w:r>
+      <w:r>
+        <w:t xml:space="preserve"> </w:t>
+      </w:r>
+      <w:r>
+        <w:t>kroz proces učenja</w:t>
+      </w:r>
+      <w:r>
+        <w:t>.</w:t>
+      </w:r>
+      <w:r>
+        <w:t xml:space="preserve"> Model je primijenjen uz par konvencionalnih algoritama rangiranja bridova na </w:t>
+      </w:r>
+      <w:r>
+        <w:t xml:space="preserve">graf </w:t>
+      </w:r>
+      <w:r>
+        <w:t>kojeg čini</w:t>
+      </w:r>
+      <w:r>
+        <w:t xml:space="preserve"> 10000 bridova</w:t>
+      </w:r>
+      <w:r>
+        <w:t xml:space="preserve">, </w:t>
+      </w:r>
+      <w:r>
+        <w:t>te</w:t>
+      </w:r>
+      <w:r>
+        <w:t xml:space="preserve"> tri sintetički generirana </w:t>
+      </w:r>
+      <w:r>
+        <w:t>slučajna grafa.</w:t>
+      </w:r>
+      <w:r>
+        <w:t xml:space="preserve"> </w:t>
+      </w:r>
+      <w:r>
+        <w:t>Rezultati pokazuju da je razvijeni model efikasniji od ispitanih postojećih rješenja, uz umjeren</w:t>
+      </w:r>
+      <w:r>
+        <w:t>o smanjenje točnosti.</w:t>
+      </w:r>
+      <w:r>
+        <w:t xml:space="preserve"> Model je također implementiran na način da se </w:t>
+      </w:r>
+      <w:r>
+        <w:t xml:space="preserve">generalno </w:t>
+      </w:r>
+      <w:r>
+        <w:t xml:space="preserve">može primijeniti na </w:t>
+      </w:r>
+      <w:r>
+        <w:t>bilo koji graf.</w:t>
+      </w:r>
+      <w:r>
+        <w:t xml:space="preserve"> Prateći ideju korištenja strojnog učenja za rangiranje bridova rješenje bazirano na strojnom učenju </w:t>
+      </w:r>
+      <w:r>
+        <w:t xml:space="preserve">inspirirano </w:t>
+      </w:r>
+      <w:r>
+        <w:t>opisanim</w:t>
+      </w:r>
+      <w:r>
+        <w:t xml:space="preserve"> modelom </w:t>
+      </w:r>
+      <w:r>
+        <w:t>razvijeno je u sklopu ovog rada</w:t>
+      </w:r>
+      <w:r>
+        <w:t xml:space="preserve">, no kroz drugačiji pristup </w:t>
+      </w:r>
+      <w:r>
         <w:t>(</w:t>
       </w:r>
       <w:r>
-        <w:t>9</w:t>
-      </w:r>
-      <w:r>
-        <w:t xml:space="preserve">.) </w:t>
-      </w:r>
-      <w:r>
-        <w:t>Za primjer rješenja baziranog na tehnikama strojnog učenja uzet ćemo u obzir rad [</w:t>
-      </w:r>
-      <w:r>
-        <w:t>13</w:t>
-      </w:r>
-      <w:r>
-        <w:t xml:space="preserve">]. </w:t>
-      </w:r>
-      <w:r>
-        <w:t xml:space="preserve">Rad postavlja problem </w:t>
-      </w:r>
-      <w:r>
-        <w:t xml:space="preserve">raspodjele stanica u </w:t>
-      </w:r>
-      <w:r>
-        <w:t xml:space="preserve">veći </w:t>
-      </w:r>
-      <w:r>
-        <w:t>kontekst prostora županije</w:t>
-      </w:r>
-      <w:r>
-        <w:t xml:space="preserve">, te umjesto konkretnih lokacija pokušava </w:t>
-      </w:r>
-      <w:r>
-        <w:t xml:space="preserve">predvidjeti </w:t>
-      </w:r>
-      <w:r>
-        <w:t xml:space="preserve">gustoću raspodjele stanica po </w:t>
-      </w:r>
-      <w:r>
-        <w:t>prostoru</w:t>
-      </w:r>
-      <w:r>
-        <w:t>.</w:t>
-      </w:r>
-      <w:r>
-        <w:t xml:space="preserve"> </w:t>
-      </w:r>
-      <w:r>
-        <w:t xml:space="preserve">Glavni cilj rada je </w:t>
-      </w:r>
-      <w:r>
-        <w:t xml:space="preserve">sakupiti saznanja o socijalnim, ekonomskim i demografskim faktorima kojima se može </w:t>
-      </w:r>
-      <w:r>
-        <w:t xml:space="preserve">kvantificirati </w:t>
-      </w:r>
-      <w:r>
-        <w:t>trenutna nepravedna raspodjela</w:t>
-      </w:r>
-      <w:r>
-        <w:t xml:space="preserve"> </w:t>
-      </w:r>
-      <w:r>
-        <w:t>stanica za punjenje električnih vozila i kako bi se trebal</w:t>
-      </w:r>
-      <w:r>
-        <w:t>e</w:t>
-      </w:r>
-      <w:r>
-        <w:t xml:space="preserve"> raspodijeliti buduće stanice s obzirom na postojeće. </w:t>
-      </w:r>
-      <w:r>
-        <w:t xml:space="preserve">Za konkretni prostor odabran je </w:t>
-      </w:r>
-      <w:r>
-        <w:rPr>
-          <w:i/>
-          <w:iCs/>
-        </w:rPr>
-        <w:t xml:space="preserve">Orange </w:t>
-      </w:r>
-      <w:proofErr w:type="spellStart"/>
-      <w:r>
-        <w:rPr>
-          <w:i/>
-          <w:iCs/>
-        </w:rPr>
-        <w:t>County</w:t>
-      </w:r>
-      <w:proofErr w:type="spellEnd"/>
-      <w:r>
-        <w:t xml:space="preserve"> u Kaliforniji </w:t>
-      </w:r>
-      <w:r>
-        <w:t>te su prikupljeni i prikazani socioekonomski podaci regije.</w:t>
-      </w:r>
-      <w:r>
-        <w:t xml:space="preserve"> </w:t>
-      </w:r>
-      <w:r>
-        <w:t>Gustoća postojećih stanica za punjenje obrađena je kroz tehniku procjene gustoće jezgre (</w:t>
-      </w:r>
-      <w:proofErr w:type="spellStart"/>
-      <w:r>
-        <w:rPr>
-          <w:i/>
-          <w:iCs/>
-        </w:rPr>
-        <w:t>Kernel</w:t>
-      </w:r>
-      <w:proofErr w:type="spellEnd"/>
-      <w:r>
-        <w:rPr>
-          <w:i/>
-          <w:iCs/>
-        </w:rPr>
-        <w:t xml:space="preserve"> </w:t>
-      </w:r>
-      <w:proofErr w:type="spellStart"/>
-      <w:r>
-        <w:rPr>
-          <w:i/>
-          <w:iCs/>
-        </w:rPr>
-        <w:t>Density</w:t>
-      </w:r>
-      <w:proofErr w:type="spellEnd"/>
-      <w:r>
-        <w:rPr>
-          <w:i/>
-          <w:iCs/>
-        </w:rPr>
-        <w:t xml:space="preserve"> </w:t>
-      </w:r>
-      <w:proofErr w:type="spellStart"/>
-      <w:r>
-        <w:rPr>
-          <w:i/>
-          <w:iCs/>
-        </w:rPr>
-        <w:t>Estimation</w:t>
-      </w:r>
-      <w:proofErr w:type="spellEnd"/>
-      <w:r>
-        <w:rPr>
-          <w:i/>
-          <w:iCs/>
-        </w:rPr>
-        <w:t xml:space="preserve">, </w:t>
-      </w:r>
-      <w:r>
-        <w:t>KDE</w:t>
-      </w:r>
-      <w:r>
-        <w:t>) te je gustoća transformirana u mapu intenziteta (</w:t>
-      </w:r>
-      <w:proofErr w:type="spellStart"/>
-      <w:r>
-        <w:rPr>
-          <w:i/>
-          <w:iCs/>
-        </w:rPr>
-        <w:t>heatmap</w:t>
-      </w:r>
-      <w:proofErr w:type="spellEnd"/>
-      <w:r>
-        <w:t xml:space="preserve">) sa tri razine </w:t>
-      </w:r>
-      <w:proofErr w:type="spellStart"/>
-      <w:r>
-        <w:t>intensiteta</w:t>
-      </w:r>
-      <w:proofErr w:type="spellEnd"/>
-      <w:r>
-        <w:t xml:space="preserve">. </w:t>
-      </w:r>
-      <w:r>
-        <w:t xml:space="preserve">Zatim </w:t>
-      </w:r>
-      <w:r>
-        <w:t xml:space="preserve">su </w:t>
-      </w:r>
-      <w:r>
-        <w:t>razvijen</w:t>
-      </w:r>
-      <w:r>
-        <w:t>a tri</w:t>
-      </w:r>
-      <w:r>
-        <w:t xml:space="preserve"> model</w:t>
-      </w:r>
-      <w:r>
-        <w:t>a</w:t>
-      </w:r>
-      <w:r>
-        <w:t xml:space="preserve"> </w:t>
-      </w:r>
-      <w:r>
-        <w:t xml:space="preserve">strojnog učenja </w:t>
-      </w:r>
-      <w:r>
-        <w:t xml:space="preserve">sa ciljem </w:t>
-      </w:r>
-      <w:r>
-        <w:t xml:space="preserve">zaključivanja </w:t>
-      </w:r>
-      <w:r>
-        <w:t xml:space="preserve">kroz obradu </w:t>
-      </w:r>
-      <w:r>
-        <w:t>podat</w:t>
-      </w:r>
-      <w:r>
-        <w:t>aka</w:t>
-      </w:r>
-      <w:r>
-        <w:t xml:space="preserve"> </w:t>
-      </w:r>
-      <w:r>
-        <w:t>iz postojeći</w:t>
-      </w:r>
-      <w:r>
-        <w:t>h</w:t>
-      </w:r>
-      <w:r>
-        <w:t xml:space="preserve"> stanica i solarni</w:t>
-      </w:r>
-      <w:r>
-        <w:t xml:space="preserve">h </w:t>
-      </w:r>
-      <w:r>
-        <w:t>panel</w:t>
-      </w:r>
-      <w:r>
-        <w:t>a</w:t>
-      </w:r>
-      <w:r>
-        <w:t xml:space="preserve"> </w:t>
-      </w:r>
-      <w:r>
-        <w:t>te</w:t>
-      </w:r>
-      <w:r>
-        <w:t xml:space="preserve"> </w:t>
-      </w:r>
-      <w:r>
-        <w:t>spomenut</w:t>
-      </w:r>
-      <w:r>
-        <w:t>ih</w:t>
-      </w:r>
-      <w:r>
-        <w:t xml:space="preserve"> </w:t>
-      </w:r>
-      <w:r>
-        <w:lastRenderedPageBreak/>
-        <w:t>soci</w:t>
-      </w:r>
-      <w:r>
-        <w:t>oekonomsk</w:t>
-      </w:r>
-      <w:r>
-        <w:t xml:space="preserve">ih </w:t>
-      </w:r>
-      <w:r>
-        <w:t>faktor</w:t>
-      </w:r>
-      <w:r>
-        <w:t>a</w:t>
-      </w:r>
-      <w:r>
-        <w:t>, konkretno model slučajne šume (</w:t>
-      </w:r>
-      <w:r>
-        <w:rPr>
-          <w:i/>
-          <w:iCs/>
-        </w:rPr>
-        <w:t>Random Forest</w:t>
-      </w:r>
-      <w:r>
-        <w:t>),</w:t>
-      </w:r>
-      <w:r>
-        <w:t xml:space="preserve"> </w:t>
-      </w:r>
-      <w:proofErr w:type="spellStart"/>
-      <w:r>
-        <w:rPr>
-          <w:i/>
-          <w:iCs/>
-        </w:rPr>
-        <w:t>support</w:t>
-      </w:r>
-      <w:proofErr w:type="spellEnd"/>
-      <w:r>
-        <w:rPr>
-          <w:i/>
-          <w:iCs/>
-        </w:rPr>
-        <w:t xml:space="preserve"> </w:t>
-      </w:r>
-      <w:proofErr w:type="spellStart"/>
-      <w:r>
-        <w:rPr>
-          <w:i/>
-          <w:iCs/>
-        </w:rPr>
-        <w:t>vector</w:t>
-      </w:r>
-      <w:proofErr w:type="spellEnd"/>
-      <w:r>
-        <w:rPr>
-          <w:i/>
-          <w:iCs/>
-        </w:rPr>
-        <w:t xml:space="preserve"> </w:t>
-      </w:r>
-      <w:proofErr w:type="spellStart"/>
-      <w:r>
-        <w:rPr>
-          <w:i/>
-          <w:iCs/>
-        </w:rPr>
-        <w:t>machine</w:t>
-      </w:r>
-      <w:proofErr w:type="spellEnd"/>
-      <w:r>
-        <w:rPr>
-          <w:i/>
-          <w:iCs/>
-        </w:rPr>
-        <w:t xml:space="preserve"> </w:t>
-      </w:r>
-      <w:r>
-        <w:t>(SVM)</w:t>
-      </w:r>
-      <w:r>
-        <w:t xml:space="preserve"> i model </w:t>
-      </w:r>
-      <w:proofErr w:type="spellStart"/>
-      <w:r>
-        <w:t>multinomijalne</w:t>
-      </w:r>
-      <w:proofErr w:type="spellEnd"/>
-      <w:r>
-        <w:t xml:space="preserve"> logističke regresije.</w:t>
-      </w:r>
-      <w:r>
-        <w:t xml:space="preserve"> Modeli su </w:t>
-      </w:r>
-      <w:r>
-        <w:t>primijenjeni</w:t>
-      </w:r>
-      <w:r>
-        <w:t xml:space="preserve"> na ciljanu regiju</w:t>
-      </w:r>
-      <w:r>
-        <w:t xml:space="preserve"> te je najbolji rezultat pokazao model slučajne šume.</w:t>
-      </w:r>
-      <w:r>
-        <w:t xml:space="preserve"> Uglavnom, rad je zanimljiv zbog </w:t>
-      </w:r>
-      <w:r>
-        <w:t>analize generalizirane varijacije problema raspodjele stanica u većem prostoru</w:t>
-      </w:r>
-      <w:r>
-        <w:t>, analizira</w:t>
-      </w:r>
-      <w:r>
-        <w:t>jući</w:t>
-      </w:r>
-      <w:r>
-        <w:t xml:space="preserve"> samo gustoću umjesto detaljnih karakteristika stanica</w:t>
-      </w:r>
-      <w:r>
-        <w:t xml:space="preserve"> koju </w:t>
-      </w:r>
-      <w:r>
-        <w:t xml:space="preserve">zatim </w:t>
-      </w:r>
-      <w:r>
-        <w:t>uspješno primjenjuje za dobivanje korisnih zaključaka</w:t>
-      </w:r>
-      <w:r>
-        <w:t xml:space="preserve"> o nepravednoj raspodjeli stanica</w:t>
-      </w:r>
-      <w:r>
-        <w:t>.</w:t>
-      </w:r>
-    </w:p>
-    <w:p>
-      <w:r>
-        <w:t xml:space="preserve">U ovom radu će problem optimalne raspodjele stanica biti formaliziran sa fokusom na bridove umjesto čvorove grafa kao </w:t>
-      </w:r>
-      <w:r>
-        <w:t>potencijalne lokacije stanica (</w:t>
-      </w:r>
-      <w:r>
         <w:fldChar w:fldCharType="begin"/>
       </w:r>
       <w:r>
-        <w:instrText xml:space="preserve"> REF _Ref232687331 \r \h </w:instrText>
+        <w:instrText xml:space="preserve"> REF _Ref232778554 \r \h </w:instrText>
       </w:r>
       <w:r>
         <w:fldChar w:fldCharType="separate"/>
       </w:r>
       <w:r>
-        <w:t>3</w:t>
-      </w:r>
-      <w:r>
-        <w:fldChar w:fldCharType="end"/>
-      </w:r>
-      <w:r>
-        <w:t>).</w:t>
-      </w:r>
-      <w:r>
-        <w:t xml:space="preserve"> Stoga je zanimljiv r</w:t>
-      </w:r>
-      <w:r>
-        <w:t xml:space="preserve">ad </w:t>
-      </w:r>
-      <w:r>
-        <w:t>[</w:t>
-      </w:r>
-      <w:r>
-        <w:t>14</w:t>
-      </w:r>
-      <w:r>
-        <w:t>]</w:t>
-      </w:r>
-      <w:r>
-        <w:t xml:space="preserve"> kao primjer </w:t>
-      </w:r>
-      <w:r>
-        <w:t xml:space="preserve">korištenja strojnog učenja za </w:t>
-      </w:r>
-      <w:r>
-        <w:t>rangiranj</w:t>
-      </w:r>
-      <w:r>
-        <w:t>e</w:t>
-      </w:r>
-      <w:r>
-        <w:t xml:space="preserve"> bridova mreže</w:t>
-      </w:r>
-      <w:r>
-        <w:t>. Cilj tog rada se znatno razlikuje od dosadašnjih, a to je razvoj</w:t>
-      </w:r>
-      <w:r>
-        <w:t xml:space="preserve"> </w:t>
-      </w:r>
-      <w:r>
-        <w:t xml:space="preserve">modela graf neuronske mreže (GNN) </w:t>
-      </w:r>
-      <w:r>
-        <w:t xml:space="preserve">za </w:t>
-      </w:r>
-      <w:r>
-        <w:t>identificiranje</w:t>
-      </w:r>
-      <w:r>
-        <w:t xml:space="preserve"> kritičnih</w:t>
-      </w:r>
-      <w:r>
-        <w:t xml:space="preserve"> i ključnih</w:t>
-      </w:r>
-      <w:r>
-        <w:t xml:space="preserve"> cesta grada </w:t>
-      </w:r>
-      <w:r>
-        <w:t>radi poboljšanja otpornosti ili brže obnove nakon katastrofe</w:t>
-      </w:r>
-      <w:r>
-        <w:t>.</w:t>
-      </w:r>
-      <w:r>
-        <w:t xml:space="preserve"> </w:t>
-      </w:r>
-      <w:r>
-        <w:t>Koristi se novija tehnika GNN modela (</w:t>
-      </w:r>
-      <w:r>
-        <w:fldChar w:fldCharType="begin"/>
-      </w:r>
-      <w:r>
-        <w:instrText xml:space="preserve"> REF _Ref233082034 \r \h </w:instrText>
-      </w:r>
-      <w:r>
-        <w:fldChar w:fldCharType="separate"/>
-      </w:r>
-      <w:r>
-        <w:t>4.</w:t>
-      </w:r>
-      <w:r>
-        <w:t>4</w:t>
-      </w:r>
-      <w:r>
-        <w:fldChar w:fldCharType="end"/>
-      </w:r>
-      <w:r>
-        <w:t>)</w:t>
-      </w:r>
-      <w:r>
-        <w:t xml:space="preserve"> </w:t>
-      </w:r>
-      <w:r>
-        <w:t xml:space="preserve">uz modifikaciju </w:t>
-      </w:r>
-      <w:r>
-        <w:t>fokusa modela na bridove umjesto čvorove</w:t>
-      </w:r>
-      <w:r>
-        <w:t>, zamjenom matrice susjedstva čvorova sa matric</w:t>
-      </w:r>
-      <w:r>
-        <w:t>om</w:t>
-      </w:r>
-      <w:r>
-        <w:t xml:space="preserve"> susjedstva bridova.</w:t>
-      </w:r>
-      <w:r>
-        <w:t xml:space="preserve"> </w:t>
-      </w:r>
-      <w:r>
-        <w:t xml:space="preserve">Model </w:t>
-      </w:r>
-      <w:r>
-        <w:t>koristi</w:t>
-      </w:r>
-      <w:r>
-        <w:t xml:space="preserve"> matricu susjedstva bridova uz matricu značajka</w:t>
-      </w:r>
-      <w:r>
-        <w:t xml:space="preserve"> </w:t>
-      </w:r>
-      <w:r>
-        <w:t>te dodatno modificira matricu susjedstva po stupnj</w:t>
-      </w:r>
-      <w:r>
-        <w:t>evima čvorova i svojstvima bridova</w:t>
-      </w:r>
-      <w:r>
-        <w:t xml:space="preserve">, nad kojima zatim izvršava </w:t>
-      </w:r>
-      <w:r>
-        <w:t xml:space="preserve">unaprijedni i </w:t>
-      </w:r>
-      <w:proofErr w:type="spellStart"/>
-      <w:r>
-        <w:t>unazadni</w:t>
-      </w:r>
-      <w:proofErr w:type="spellEnd"/>
-      <w:r>
-        <w:t xml:space="preserve"> prolaz</w:t>
-      </w:r>
-      <w:r>
-        <w:t xml:space="preserve"> </w:t>
-      </w:r>
-      <w:r>
-        <w:t>kroz proces učenja</w:t>
-      </w:r>
-      <w:r>
-        <w:t>.</w:t>
-      </w:r>
-      <w:r>
-        <w:t xml:space="preserve"> Model je primijenjen uz par konvencionalnih algoritama rangiranja bridova na </w:t>
-      </w:r>
-      <w:r>
-        <w:t xml:space="preserve">graf </w:t>
-      </w:r>
-      <w:r>
-        <w:t>kojeg čini</w:t>
-      </w:r>
-      <w:r>
-        <w:t xml:space="preserve"> 10000 bridova</w:t>
-      </w:r>
-      <w:r>
-        <w:t xml:space="preserve">, </w:t>
-      </w:r>
-      <w:r>
-        <w:t>te</w:t>
-      </w:r>
-      <w:r>
-        <w:t xml:space="preserve"> tri sintetički generirana </w:t>
-      </w:r>
-      <w:r>
-        <w:t>slučajna grafa.</w:t>
-      </w:r>
-      <w:r>
-        <w:t xml:space="preserve"> </w:t>
-      </w:r>
-      <w:r>
-        <w:t>Rezultati pokazuju da je razvijeni model efikasniji od ispitanih postojećih rješenja, uz umjeren</w:t>
-      </w:r>
-      <w:r>
-        <w:t>o smanjenje točnosti.</w:t>
-      </w:r>
-      <w:r>
-        <w:t xml:space="preserve"> Model je također implementiran na način da se </w:t>
-      </w:r>
-      <w:r>
-        <w:t xml:space="preserve">generalno </w:t>
-      </w:r>
-      <w:r>
-        <w:t xml:space="preserve">može primijeniti na </w:t>
-      </w:r>
-      <w:r>
-        <w:t>bilo koji graf.</w:t>
-      </w:r>
-      <w:r>
-        <w:t xml:space="preserve"> Prateći ideju korištenja strojnog učenja za rangiranje bridova rješenje bazirano na strojnom učenju </w:t>
-      </w:r>
-      <w:r>
-        <w:t xml:space="preserve">inspirirano </w:t>
-      </w:r>
-      <w:r>
-        <w:t>opisanim</w:t>
-      </w:r>
-      <w:r>
-        <w:t xml:space="preserve"> modelom </w:t>
-      </w:r>
-      <w:r>
-        <w:t>razvijeno je u sklopu ovog rada</w:t>
-      </w:r>
-      <w:r>
-        <w:t xml:space="preserve">, no kroz drugačiji pristup </w:t>
-      </w:r>
-      <w:r>
-        <w:t>(</w:t>
-      </w:r>
-      <w:r>
-        <w:fldChar w:fldCharType="begin"/>
-      </w:r>
-      <w:r>
-        <w:instrText xml:space="preserve"> REF _Ref232778554 \r \h </w:instrText>
-      </w:r>
-      <w:r>
-        <w:fldChar w:fldCharType="separate"/>
-      </w:r>
-      <w:r>
-        <w:t>4.4.</w:t>
-      </w:r>
-      <w:r>
-        <w:t>1</w:t>
+        <w:t>4.4.1</w:t>
       </w:r>
       <w:r>
         <w:fldChar w:fldCharType="end"/>
@@ -11357,7 +11487,7 @@
       <w:pPr>
         <w:pStyle w:val="Heading2"/>
       </w:pPr>
-      <w:bookmarkStart w:id="6" w:name="_Toc233085825"/>
+      <w:bookmarkStart w:id="6" w:name="_Toc233101349"/>
       <w:r>
         <w:t>Dinamički podaci simulacije</w:t>
       </w:r>
@@ -11451,32 +11581,35 @@
     </w:p>
     <w:p>
       <w:r>
+        <w:t xml:space="preserve">Za jednostavno objašnjenje korisnosti dinamičkih podataka možemo </w:t>
+      </w:r>
+      <w:r>
+        <w:t xml:space="preserve">uzeti u obzir </w:t>
+      </w:r>
+      <w:r>
+        <w:t>protok</w:t>
+      </w:r>
+      <w:r>
+        <w:t xml:space="preserve"> </w:t>
+      </w:r>
+      <w:r>
+        <w:t>vozila</w:t>
+      </w:r>
+      <w:r>
+        <w:t xml:space="preserve"> po pojedinim </w:t>
+      </w:r>
+      <w:r>
+        <w:t>elementima prometne mreže</w:t>
+      </w:r>
+      <w:r>
+        <w:t xml:space="preserve">. Iako je logično da će raskrižja </w:t>
+      </w:r>
+      <w:r>
+        <w:t xml:space="preserve">i ceste koje </w:t>
+      </w:r>
+      <w:r>
         <w:lastRenderedPageBreak/>
-        <w:t xml:space="preserve">Za jednostavno objašnjenje korisnosti dinamičkih podataka možemo </w:t>
-      </w:r>
-      <w:r>
-        <w:t xml:space="preserve">uzeti u obzir </w:t>
-      </w:r>
-      <w:r>
-        <w:t>protok</w:t>
-      </w:r>
-      <w:r>
-        <w:t xml:space="preserve"> </w:t>
-      </w:r>
-      <w:r>
-        <w:t>vozila</w:t>
-      </w:r>
-      <w:r>
-        <w:t xml:space="preserve"> po pojedinim </w:t>
-      </w:r>
-      <w:r>
-        <w:t>elementima prometne mreže</w:t>
-      </w:r>
-      <w:r>
-        <w:t xml:space="preserve">. Iako je logično da će raskrižja </w:t>
-      </w:r>
-      <w:r>
-        <w:t>i ceste koje su gušće povezane imati već</w:t>
+        <w:t>su gušće povezane imati već</w:t>
       </w:r>
       <w:r>
         <w:t>i protok vozila</w:t>
@@ -11646,7 +11779,7 @@
         <w:pStyle w:val="Heading1"/>
       </w:pPr>
       <w:bookmarkStart w:id="7" w:name="_Ref232687331"/>
-      <w:bookmarkStart w:id="8" w:name="_Toc233085826"/>
+      <w:bookmarkStart w:id="8" w:name="_Toc233101350"/>
       <w:r>
         <w:lastRenderedPageBreak/>
         <w:t>Problem raspodjele stanica</w:t>
@@ -11914,7 +12047,7 @@
       <w:pPr>
         <w:pStyle w:val="Heading2"/>
       </w:pPr>
-      <w:bookmarkStart w:id="9" w:name="_Toc233085827"/>
+      <w:bookmarkStart w:id="9" w:name="_Toc233101351"/>
       <w:r>
         <w:t>Postojeće tehnike</w:t>
       </w:r>
@@ -11930,7 +12063,7 @@
         <w:pStyle w:val="Heading3"/>
       </w:pPr>
       <w:bookmarkStart w:id="10" w:name="_Ref232638815"/>
-      <w:bookmarkStart w:id="11" w:name="_Toc233085828"/>
+      <w:bookmarkStart w:id="11" w:name="_Toc233101352"/>
       <w:r>
         <w:t>k-medijan i k-centar</w:t>
       </w:r>
@@ -13023,7 +13156,7 @@
       <w:pPr>
         <w:pStyle w:val="Heading3"/>
       </w:pPr>
-      <w:bookmarkStart w:id="14" w:name="_Toc233085829"/>
+      <w:bookmarkStart w:id="14" w:name="_Toc233101353"/>
       <w:r>
         <w:lastRenderedPageBreak/>
         <w:t>Pokrivenost</w:t>
@@ -13888,8 +14021,13 @@
       <w:r>
         <w:t xml:space="preserve"> objekata i ko</w:t>
       </w:r>
-      <w:r>
-        <w:t xml:space="preserve">ristimo cestovnu udaljenost </w:t>
+      <w:proofErr w:type="spellStart"/>
+      <w:r>
+        <w:t>ristimo</w:t>
+      </w:r>
+      <w:proofErr w:type="spellEnd"/>
+      <w:r>
+        <w:t xml:space="preserve"> cestovnu udaljenost </w:t>
       </w:r>
       <w:r>
         <w:t>(</w:t>
@@ -13972,7 +14110,7 @@
         <w:pStyle w:val="Heading3"/>
       </w:pPr>
       <w:bookmarkStart w:id="17" w:name="_Ref233080239"/>
-      <w:bookmarkStart w:id="18" w:name="_Toc233085830"/>
+      <w:bookmarkStart w:id="18" w:name="_Toc233101354"/>
       <w:r>
         <w:t>Mješovito</w:t>
       </w:r>
@@ -15701,7 +15839,7 @@
       <w:pPr>
         <w:pStyle w:val="Heading3"/>
       </w:pPr>
-      <w:bookmarkStart w:id="24" w:name="_Toc233085831"/>
+      <w:bookmarkStart w:id="24" w:name="_Toc233101355"/>
       <w:r>
         <w:t>Teorija igara</w:t>
       </w:r>
@@ -17351,7 +17489,7 @@
         <w:pStyle w:val="Heading3"/>
       </w:pPr>
       <w:bookmarkStart w:id="25" w:name="_Ref232692676"/>
-      <w:bookmarkStart w:id="26" w:name="_Toc233085832"/>
+      <w:bookmarkStart w:id="26" w:name="_Toc233101356"/>
       <w:r>
         <w:t>Genetski algoritmi</w:t>
       </w:r>
@@ -17866,7 +18004,7 @@
       <w:pPr>
         <w:pStyle w:val="Heading3"/>
       </w:pPr>
-      <w:bookmarkStart w:id="27" w:name="_Toc233085833"/>
+      <w:bookmarkStart w:id="27" w:name="_Toc233101357"/>
       <w:r>
         <w:t>Strojno učenje</w:t>
       </w:r>
@@ -18052,7 +18190,7 @@
       <w:pPr>
         <w:pStyle w:val="Heading2"/>
       </w:pPr>
-      <w:bookmarkStart w:id="28" w:name="_Toc233085834"/>
+      <w:bookmarkStart w:id="28" w:name="_Toc233101358"/>
       <w:r>
         <w:t xml:space="preserve">Model </w:t>
       </w:r>
@@ -20028,7 +20166,7 @@
         <w:pStyle w:val="Heading3"/>
       </w:pPr>
       <w:bookmarkStart w:id="32" w:name="_Ref232551820"/>
-      <w:bookmarkStart w:id="33" w:name="_Toc233085835"/>
+      <w:bookmarkStart w:id="33" w:name="_Toc233101359"/>
       <w:r>
         <w:t>Model sa troškovima skretanja</w:t>
       </w:r>
@@ -22118,7 +22256,7 @@
       <w:pPr>
         <w:pStyle w:val="Heading3"/>
       </w:pPr>
-      <w:bookmarkStart w:id="37" w:name="_Toc233085836"/>
+      <w:bookmarkStart w:id="37" w:name="_Toc233101360"/>
       <w:r>
         <w:t>Linijski graf</w:t>
       </w:r>
@@ -23284,7 +23422,7 @@
       <w:pPr>
         <w:pStyle w:val="Heading3"/>
       </w:pPr>
-      <w:bookmarkStart w:id="39" w:name="_Toc233085837"/>
+      <w:bookmarkStart w:id="39" w:name="_Toc233101361"/>
       <w:r>
         <w:t>Graf proširen incidentnim čvorovima</w:t>
       </w:r>
@@ -24759,7 +24897,7 @@
       <w:pPr>
         <w:pStyle w:val="Heading2"/>
       </w:pPr>
-      <w:bookmarkStart w:id="41" w:name="_Toc233085838"/>
+      <w:bookmarkStart w:id="41" w:name="_Toc233101362"/>
       <w:r>
         <w:t>Stanice</w:t>
       </w:r>
@@ -24771,7 +24909,7 @@
       </w:pPr>
       <w:bookmarkStart w:id="42" w:name="_Ref232543014"/>
       <w:bookmarkStart w:id="43" w:name="_Ref232543949"/>
-      <w:bookmarkStart w:id="44" w:name="_Toc233085839"/>
+      <w:bookmarkStart w:id="44" w:name="_Toc233101363"/>
       <w:r>
         <w:t>Alokacija vozila na stanice</w:t>
       </w:r>
@@ -25035,7 +25173,7 @@
       <w:pPr>
         <w:pStyle w:val="Heading3"/>
       </w:pPr>
-      <w:bookmarkStart w:id="45" w:name="_Toc233085840"/>
+      <w:bookmarkStart w:id="45" w:name="_Toc233101364"/>
       <w:r>
         <w:t>Sustav raspodjele stanica</w:t>
       </w:r>
@@ -26865,7 +27003,7 @@
       <w:pPr>
         <w:pStyle w:val="Heading1"/>
       </w:pPr>
-      <w:bookmarkStart w:id="46" w:name="_Toc233085841"/>
+      <w:bookmarkStart w:id="46" w:name="_Toc233101365"/>
       <w:r>
         <w:lastRenderedPageBreak/>
         <w:t>Implementacija</w:t>
@@ -27111,7 +27249,7 @@
       <w:pPr>
         <w:pStyle w:val="Heading2"/>
       </w:pPr>
-      <w:bookmarkStart w:id="47" w:name="_Toc233085842"/>
+      <w:bookmarkStart w:id="47" w:name="_Toc233101366"/>
       <w:r>
         <w:t>Alati</w:t>
       </w:r>
@@ -27121,7 +27259,7 @@
       <w:pPr>
         <w:pStyle w:val="Heading3"/>
       </w:pPr>
-      <w:bookmarkStart w:id="48" w:name="_Toc233085843"/>
+      <w:bookmarkStart w:id="48" w:name="_Toc233101367"/>
       <w:proofErr w:type="spellStart"/>
       <w:r>
         <w:rPr>
@@ -27623,7 +27761,19 @@
         <w:t xml:space="preserve"> </w:t>
       </w:r>
       <w:r>
-        <w:t xml:space="preserve">Prikaz jednostavne prometne mreže generirane iz podataka dijela Zagreba preuzetih sa </w:t>
+        <w:t xml:space="preserve">Prikaz </w:t>
+      </w:r>
+      <w:r>
+        <w:t xml:space="preserve">dijela </w:t>
+      </w:r>
+      <w:r>
+        <w:t xml:space="preserve">jednostavne prometne mreže generirane iz podataka </w:t>
+      </w:r>
+      <w:r>
+        <w:t xml:space="preserve">grada </w:t>
+      </w:r>
+      <w:r>
+        <w:t xml:space="preserve">Zagreba preuzetih sa </w:t>
       </w:r>
       <w:proofErr w:type="spellStart"/>
       <w:r>
@@ -28461,7 +28611,7 @@
       <w:pPr>
         <w:pStyle w:val="Heading3"/>
       </w:pPr>
-      <w:bookmarkStart w:id="51" w:name="_Toc233085844"/>
+      <w:bookmarkStart w:id="51" w:name="_Toc233101368"/>
       <w:proofErr w:type="spellStart"/>
       <w:r>
         <w:t>Network</w:t>
@@ -28813,7 +28963,7 @@
       <w:pPr>
         <w:pStyle w:val="Heading3"/>
       </w:pPr>
-      <w:bookmarkStart w:id="52" w:name="_Toc233085845"/>
+      <w:bookmarkStart w:id="52" w:name="_Toc233101369"/>
       <w:proofErr w:type="spellStart"/>
       <w:r>
         <w:t>OpenStreetMap</w:t>
@@ -29395,7 +29545,7 @@
         <w:pStyle w:val="Heading2"/>
       </w:pPr>
       <w:bookmarkStart w:id="54" w:name="_Ref232551809"/>
-      <w:bookmarkStart w:id="55" w:name="_Toc233085846"/>
+      <w:bookmarkStart w:id="55" w:name="_Toc233101370"/>
       <w:r>
         <w:t>Pod-mreža stanice</w:t>
       </w:r>
@@ -30241,7 +30391,7 @@
       <w:pPr>
         <w:pStyle w:val="Heading2"/>
       </w:pPr>
-      <w:bookmarkStart w:id="58" w:name="_Toc233085847"/>
+      <w:bookmarkStart w:id="58" w:name="_Toc233101371"/>
       <w:r>
         <w:lastRenderedPageBreak/>
         <w:t>Model izvršavanja evaluacije</w:t>
@@ -32008,7 +32158,7 @@
         <w:pStyle w:val="Heading3"/>
       </w:pPr>
       <w:bookmarkStart w:id="60" w:name="_Ref233075349"/>
-      <w:bookmarkStart w:id="61" w:name="_Toc233085848"/>
+      <w:bookmarkStart w:id="61" w:name="_Toc233101372"/>
       <w:r>
         <w:lastRenderedPageBreak/>
         <w:t xml:space="preserve">Generiranje </w:t>
@@ -32595,7 +32745,7 @@
       <w:pPr>
         <w:pStyle w:val="Heading3"/>
       </w:pPr>
-      <w:bookmarkStart w:id="62" w:name="_Toc233085849"/>
+      <w:bookmarkStart w:id="62" w:name="_Toc233101373"/>
       <w:r>
         <w:t>Odabir stanice</w:t>
       </w:r>
@@ -32777,7 +32927,7 @@
         <w:pStyle w:val="Heading2"/>
       </w:pPr>
       <w:bookmarkStart w:id="63" w:name="_Ref233082034"/>
-      <w:bookmarkStart w:id="64" w:name="_Toc233085850"/>
+      <w:bookmarkStart w:id="64" w:name="_Toc233101374"/>
       <w:r>
         <w:t>Graf</w:t>
       </w:r>
@@ -33959,7 +34109,7 @@
       </w:pPr>
       <w:bookmarkStart w:id="65" w:name="_Ref232778554"/>
       <w:bookmarkStart w:id="66" w:name="_Ref232782482"/>
-      <w:bookmarkStart w:id="67" w:name="_Toc233085851"/>
+      <w:bookmarkStart w:id="67" w:name="_Toc233101375"/>
       <w:r>
         <w:t>Rangiranje bridova</w:t>
       </w:r>
@@ -34161,7 +34311,7 @@
       <w:pPr>
         <w:pStyle w:val="Heading1"/>
       </w:pPr>
-      <w:bookmarkStart w:id="68" w:name="_Toc233085852"/>
+      <w:bookmarkStart w:id="68" w:name="_Toc233101376"/>
       <w:r>
         <w:lastRenderedPageBreak/>
         <w:t>Rješenja</w:t>
@@ -34572,13 +34722,7 @@
                       <w:rPr>
                         <w:rFonts w:ascii="Cambria Math" w:hAnsi="Cambria Math"/>
                       </w:rPr>
-                      <m:t xml:space="preserve">S, </m:t>
-                    </m:r>
-                    <m:r>
-                      <w:rPr>
-                        <w:rFonts w:ascii="Cambria Math" w:hAnsi="Cambria Math"/>
-                      </w:rPr>
-                      <m:t>e</m:t>
+                      <m:t>S, e</m:t>
                     </m:r>
                   </m:e>
                 </m:d>
@@ -34631,19 +34775,7 @@
                       <w:rPr>
                         <w:rFonts w:ascii="Cambria Math" w:hAnsi="Cambria Math"/>
                       </w:rPr>
-                      <m:t xml:space="preserve">λ(s, </m:t>
-                    </m:r>
-                    <m:r>
-                      <w:rPr>
-                        <w:rFonts w:ascii="Cambria Math" w:hAnsi="Cambria Math"/>
-                      </w:rPr>
-                      <m:t>e</m:t>
-                    </m:r>
-                    <m:r>
-                      <w:rPr>
-                        <w:rFonts w:ascii="Cambria Math" w:hAnsi="Cambria Math"/>
-                      </w:rPr>
-                      <m:t>)</m:t>
+                      <m:t>λ(s, e)</m:t>
                     </m:r>
                   </m:e>
                 </m:func>
@@ -34756,7 +34888,7 @@
       <w:pPr>
         <w:pStyle w:val="Heading2"/>
       </w:pPr>
-      <w:bookmarkStart w:id="72" w:name="_Toc233085853"/>
+      <w:bookmarkStart w:id="72" w:name="_Toc233101377"/>
       <w:r>
         <w:t>Algorit</w:t>
       </w:r>
@@ -39915,7 +40047,7 @@
       <w:pPr>
         <w:pStyle w:val="Heading3"/>
       </w:pPr>
-      <w:bookmarkStart w:id="78" w:name="_Toc233085854"/>
+      <w:bookmarkStart w:id="78" w:name="_Toc233101378"/>
       <w:r>
         <w:t>Više-agentska kompetitivna varijacija</w:t>
       </w:r>
@@ -39932,10 +40064,7 @@
         <w:t xml:space="preserve"> varijaciju.</w:t>
       </w:r>
       <w:r>
-        <w:t xml:space="preserve"> </w:t>
-      </w:r>
-      <w:r>
-        <w:t>Za realizaciju kompeticije potreban</w:t>
+        <w:t xml:space="preserve"> Za realizaciju kompeticije potreban</w:t>
       </w:r>
       <w:r>
         <w:t xml:space="preserve"> je</w:t>
@@ -40091,13 +40220,7 @@
           <w:rPr>
             <w:rFonts w:ascii="Cambria Math" w:hAnsi="Cambria Math"/>
           </w:rPr>
-          <m:t>a</m:t>
-        </m:r>
-        <m:r>
-          <w:rPr>
-            <w:rFonts w:ascii="Cambria Math" w:hAnsi="Cambria Math"/>
-          </w:rPr>
-          <m:t>∈A</m:t>
+          <m:t>a∈A</m:t>
         </m:r>
       </m:oMath>
       <w:r>
@@ -40302,25 +40425,7 @@
             <w:rPr>
               <w:rFonts w:ascii="Cambria Math" w:hAnsi="Cambria Math"/>
             </w:rPr>
-            <m:t xml:space="preserve">, </m:t>
-          </m:r>
-          <m:r>
-            <w:rPr>
-              <w:rFonts w:ascii="Cambria Math" w:hAnsi="Cambria Math"/>
-            </w:rPr>
-            <m:t>∀b</m:t>
-          </m:r>
-          <m:r>
-            <w:rPr>
-              <w:rFonts w:ascii="Cambria Math" w:hAnsi="Cambria Math"/>
-            </w:rPr>
-            <m:t>∈A</m:t>
-          </m:r>
-          <m:r>
-            <w:rPr>
-              <w:rFonts w:ascii="Cambria Math" w:hAnsi="Cambria Math"/>
-            </w:rPr>
-            <m:t>}</m:t>
+            <m:t>, ∀b∈A}</m:t>
           </m:r>
         </m:oMath>
       </m:oMathPara>
@@ -40355,10 +40460,7 @@
         <w:t xml:space="preserve"> do najbliže stanice</w:t>
       </w:r>
       <w:r>
-        <w:t xml:space="preserve"> </w:t>
-      </w:r>
-      <w:r>
-        <w:t>(izraz</w:t>
+        <w:t xml:space="preserve"> (izraz</w:t>
       </w:r>
       <w:r>
         <w:t xml:space="preserve"> </w:t>
@@ -40373,10 +40475,7 @@
         <w:fldChar w:fldCharType="separate"/>
       </w:r>
       <w:r>
-        <w:t>5</w:t>
-      </w:r>
-      <w:r>
-        <w:t>.2</w:t>
+        <w:t>5.2</w:t>
       </w:r>
       <w:r>
         <w:fldChar w:fldCharType="end"/>
@@ -40398,13 +40497,7 @@
           <w:rPr>
             <w:rFonts w:ascii="Cambria Math" w:hAnsi="Cambria Math"/>
           </w:rPr>
-          <m:t>S</m:t>
-        </m:r>
-        <m:r>
-          <w:rPr>
-            <w:rFonts w:ascii="Cambria Math" w:hAnsi="Cambria Math"/>
-          </w:rPr>
-          <m:t>∈C</m:t>
+          <m:t>S∈C</m:t>
         </m:r>
       </m:oMath>
       <w:r>
@@ -40421,13 +40514,7 @@
           <w:rPr>
             <w:rFonts w:ascii="Cambria Math" w:hAnsi="Cambria Math"/>
           </w:rPr>
-          <m:t>C⊆</m:t>
-        </m:r>
-        <m:r>
-          <w:rPr>
-            <w:rFonts w:ascii="Cambria Math" w:hAnsi="Cambria Math"/>
-          </w:rPr>
-          <m:t>E</m:t>
+          <m:t>C⊆E</m:t>
         </m:r>
       </m:oMath>
       <w:r>
@@ -40517,19 +40604,7 @@
                 <w:rPr>
                   <w:rFonts w:ascii="Cambria Math" w:hAnsi="Cambria Math"/>
                 </w:rPr>
-                <m:t>e</m:t>
-              </m:r>
-              <m:r>
-                <w:rPr>
-                  <w:rFonts w:ascii="Cambria Math" w:hAnsi="Cambria Math"/>
-                </w:rPr>
-                <m:t>∈</m:t>
-              </m:r>
-              <m:r>
-                <w:rPr>
-                  <w:rFonts w:ascii="Cambria Math" w:hAnsi="Cambria Math"/>
-                </w:rPr>
-                <m:t>Cov(s,r)</m:t>
+                <m:t>e∈Cov(s,r)</m:t>
               </m:r>
             </m:sub>
             <m:sup/>
@@ -40579,19 +40654,7 @@
                 <w:rPr>
                   <w:rFonts w:ascii="Cambria Math" w:hAnsi="Cambria Math"/>
                 </w:rPr>
-                <m:t>(-0.01*λ(s,</m:t>
-              </m:r>
-              <m:r>
-                <w:rPr>
-                  <w:rFonts w:ascii="Cambria Math" w:hAnsi="Cambria Math"/>
-                </w:rPr>
-                <m:t>e</m:t>
-              </m:r>
-              <m:r>
-                <w:rPr>
-                  <w:rFonts w:ascii="Cambria Math" w:hAnsi="Cambria Math"/>
-                </w:rPr>
-                <m:t>))</m:t>
+                <m:t>(-0.01*λ(s,e))</m:t>
               </m:r>
             </m:e>
           </m:nary>
@@ -40621,19 +40684,7 @@
           <w:rPr>
             <w:rFonts w:ascii="Cambria Math" w:hAnsi="Cambria Math"/>
           </w:rPr>
-          <m:t>Cov(</m:t>
-        </m:r>
-        <m:r>
-          <w:rPr>
-            <w:rFonts w:ascii="Cambria Math" w:hAnsi="Cambria Math"/>
-          </w:rPr>
-          <m:t>s,r</m:t>
-        </m:r>
-        <m:r>
-          <w:rPr>
-            <w:rFonts w:ascii="Cambria Math" w:hAnsi="Cambria Math"/>
-          </w:rPr>
-          <m:t>)</m:t>
+          <m:t>Cov(s,r)</m:t>
         </m:r>
       </m:oMath>
       <w:r>
@@ -40917,13 +40968,7 @@
               <w:rPr>
                 <w:rFonts w:ascii="Cambria Math" w:hAnsi="Cambria Math"/>
               </w:rPr>
-              <m:t>c</m:t>
-            </m:r>
-            <m:r>
-              <w:rPr>
-                <w:rFonts w:ascii="Cambria Math" w:hAnsi="Cambria Math"/>
-              </w:rPr>
-              <m:t>ijena</m:t>
+              <m:t>cijena</m:t>
             </m:r>
           </m:e>
           <m:sub>
@@ -41262,19 +41307,7 @@
             <w:rPr>
               <w:rFonts w:ascii="Cambria Math" w:hAnsi="Cambria Math"/>
             </w:rPr>
-            <m:t>+(</m:t>
-          </m:r>
-          <m:r>
-            <w:rPr>
-              <w:rFonts w:ascii="Cambria Math" w:hAnsi="Cambria Math"/>
-            </w:rPr>
-            <m:t>α</m:t>
-          </m:r>
-          <m:r>
-            <w:rPr>
-              <w:rFonts w:ascii="Cambria Math" w:hAnsi="Cambria Math"/>
-            </w:rPr>
-            <m:t>*</m:t>
+            <m:t>+(α*</m:t>
           </m:r>
           <m:sSub>
             <m:sSubPr>
@@ -41322,7 +41355,7 @@
         <w:pStyle w:val="Heading2"/>
       </w:pPr>
       <w:bookmarkStart w:id="79" w:name="_Ref232557621"/>
-      <w:bookmarkStart w:id="80" w:name="_Toc233085855"/>
+      <w:bookmarkStart w:id="80" w:name="_Toc233101379"/>
       <w:r>
         <w:t>Algoritam baziran na teoriji igara</w:t>
       </w:r>
@@ -46289,7 +46322,7 @@
       <w:pPr>
         <w:pStyle w:val="Heading3"/>
       </w:pPr>
-      <w:bookmarkStart w:id="86" w:name="_Toc233085856"/>
+      <w:bookmarkStart w:id="86" w:name="_Toc233101380"/>
       <w:r>
         <w:t>Više</w:t>
       </w:r>
@@ -47063,7 +47096,7 @@
         <w:pStyle w:val="Heading2"/>
       </w:pPr>
       <w:bookmarkStart w:id="87" w:name="_Ref233040581"/>
-      <w:bookmarkStart w:id="88" w:name="_Toc233085857"/>
+      <w:bookmarkStart w:id="88" w:name="_Toc233101381"/>
       <w:r>
         <w:lastRenderedPageBreak/>
         <w:t>Strojno učenje</w:t>
@@ -47286,7 +47319,7 @@
           <w:rFonts w:ascii="Times New Roman" w:hAnsi="Times New Roman" w:cs="Times New Roman"/>
         </w:rPr>
       </w:pPr>
-      <w:bookmarkStart w:id="89" w:name="_Toc233085858"/>
+      <w:bookmarkStart w:id="89" w:name="_Toc233101382"/>
       <w:r>
         <w:rPr>
           <w:rFonts w:ascii="Times New Roman" w:hAnsi="Times New Roman" w:cs="Times New Roman"/>
@@ -49025,7 +49058,7 @@
           <w:rFonts w:ascii="Times New Roman" w:hAnsi="Times New Roman" w:cs="Times New Roman"/>
         </w:rPr>
       </w:pPr>
-      <w:bookmarkStart w:id="91" w:name="_Toc233085859"/>
+      <w:bookmarkStart w:id="91" w:name="_Toc233101383"/>
       <w:r>
         <w:rPr>
           <w:rFonts w:ascii="Times New Roman" w:hAnsi="Times New Roman" w:cs="Times New Roman"/>
@@ -49693,7 +49726,7 @@
       <w:pPr>
         <w:pStyle w:val="Heading1"/>
       </w:pPr>
-      <w:bookmarkStart w:id="93" w:name="_Toc233085860"/>
+      <w:bookmarkStart w:id="93" w:name="_Toc233101384"/>
       <w:r>
         <w:lastRenderedPageBreak/>
         <w:t>Rezultati</w:t>
@@ -50289,19 +50322,7 @@
                 <w:rPr>
                   <w:rFonts w:ascii="Cambria Math" w:hAnsi="Cambria Math"/>
                 </w:rPr>
-                <m:t>(</m:t>
-              </m:r>
-              <m:r>
-                <w:rPr>
-                  <w:rFonts w:ascii="Cambria Math" w:hAnsi="Cambria Math"/>
-                </w:rPr>
-                <m:t>c</m:t>
-              </m:r>
-              <m:r>
-                <w:rPr>
-                  <w:rFonts w:ascii="Cambria Math" w:hAnsi="Cambria Math"/>
-                </w:rPr>
-                <m:t>)</m:t>
+                <m:t>(c)</m:t>
               </m:r>
             </m:sup>
           </m:sSup>
@@ -50585,13 +50606,7 @@
                     <w:rPr>
                       <w:rFonts w:ascii="Cambria Math" w:hAnsi="Cambria Math"/>
                     </w:rPr>
-                    <m:t xml:space="preserve">, </m:t>
-                  </m:r>
-                  <m:r>
-                    <w:rPr>
-                      <w:rFonts w:ascii="Cambria Math" w:hAnsi="Cambria Math"/>
-                    </w:rPr>
-                    <m:t>min</m:t>
+                    <m:t>, min</m:t>
                   </m:r>
                 </m:e>
                 <m:e>
@@ -50665,19 +50680,7 @@
                     <w:rPr>
                       <w:rFonts w:ascii="Cambria Math" w:hAnsi="Cambria Math"/>
                     </w:rPr>
-                    <m:t xml:space="preserve">, </m:t>
-                  </m:r>
-                  <m:r>
-                    <w:rPr>
-                      <w:rFonts w:ascii="Cambria Math" w:hAnsi="Cambria Math"/>
-                    </w:rPr>
-                    <m:t>ma</m:t>
-                  </m:r>
-                  <m:r>
-                    <w:rPr>
-                      <w:rFonts w:ascii="Cambria Math" w:hAnsi="Cambria Math"/>
-                    </w:rPr>
-                    <m:t>x</m:t>
+                    <m:t>, max</m:t>
                   </m:r>
                 </m:e>
               </m:eqArr>
@@ -50959,14 +50962,230 @@
       </w:r>
     </w:p>
     <w:p>
+      <w:r>
+        <w:t>Algoritmi su imenovani na sljedeći način:</w:t>
+      </w:r>
+    </w:p>
+    <w:p>
+      <w:pPr>
+        <w:pStyle w:val="ListParagraph"/>
+        <w:numPr>
+          <w:ilvl w:val="0"/>
+          <w:numId w:val="30"/>
+        </w:numPr>
+        <w:rPr>
+          <w:i/>
+          <w:iCs/>
+        </w:rPr>
+      </w:pPr>
+      <w:proofErr w:type="spellStart"/>
+      <w:r>
+        <w:rPr>
+          <w:i/>
+          <w:iCs/>
+        </w:rPr>
+        <w:t>Cover</w:t>
+      </w:r>
+      <w:proofErr w:type="spellEnd"/>
+      <w:r>
+        <w:t xml:space="preserve"> </w:t>
+      </w:r>
+      <w:r>
+        <w:t>–</w:t>
+      </w:r>
+      <w:r>
+        <w:t xml:space="preserve"> </w:t>
+      </w:r>
+      <w:r>
+        <w:t>algoritam baziran na pokrivenosti</w:t>
+      </w:r>
+      <w:r>
+        <w:t>, osnovna varijacija</w:t>
+      </w:r>
+    </w:p>
+    <w:p>
+      <w:pPr>
+        <w:pStyle w:val="ListParagraph"/>
+        <w:numPr>
+          <w:ilvl w:val="0"/>
+          <w:numId w:val="30"/>
+        </w:numPr>
+        <w:rPr>
+          <w:i/>
+          <w:iCs/>
+        </w:rPr>
+      </w:pPr>
+      <w:r>
+        <w:rPr>
+          <w:i/>
+          <w:iCs/>
+        </w:rPr>
+        <w:t>Cover2, Cover3</w:t>
+      </w:r>
+      <w:r>
+        <w:t xml:space="preserve"> – algoritam baziran na pokrivenosti, više-agentska kompetitivna varijacija sa 2, odnosno 3 agenta</w:t>
+      </w:r>
+    </w:p>
+    <w:p>
+      <w:pPr>
+        <w:pStyle w:val="ListParagraph"/>
+        <w:numPr>
+          <w:ilvl w:val="0"/>
+          <w:numId w:val="30"/>
+        </w:numPr>
+        <w:rPr>
+          <w:i/>
+          <w:iCs/>
+        </w:rPr>
+      </w:pPr>
+      <w:r>
+        <w:rPr>
+          <w:i/>
+          <w:iCs/>
+        </w:rPr>
+        <w:t>Game</w:t>
+      </w:r>
+      <w:r>
+        <w:t xml:space="preserve"> </w:t>
+      </w:r>
+      <w:r>
+        <w:t>–</w:t>
+      </w:r>
+      <w:r>
+        <w:t xml:space="preserve"> </w:t>
+      </w:r>
+      <w:r>
+        <w:t>algoritam baziran na teoriji igara, osnovna varijacija</w:t>
+      </w:r>
+    </w:p>
+    <w:p>
+      <w:pPr>
+        <w:pStyle w:val="ListParagraph"/>
+        <w:numPr>
+          <w:ilvl w:val="0"/>
+          <w:numId w:val="30"/>
+        </w:numPr>
+        <w:rPr>
+          <w:i/>
+          <w:iCs/>
+        </w:rPr>
+      </w:pPr>
+      <w:r>
+        <w:rPr>
+          <w:i/>
+          <w:iCs/>
+        </w:rPr>
+        <w:t>Game2, Game3</w:t>
+      </w:r>
+      <w:r>
+        <w:t xml:space="preserve"> - algoritam baziran na teoriji igara,</w:t>
+      </w:r>
+      <w:r>
+        <w:t xml:space="preserve"> </w:t>
+      </w:r>
+      <w:r>
+        <w:t>više-agentska kompetitivna varijacija sa 2, odnosno 3 agenta</w:t>
+      </w:r>
+    </w:p>
+    <w:p>
+      <w:pPr>
+        <w:pStyle w:val="ListParagraph"/>
+        <w:numPr>
+          <w:ilvl w:val="0"/>
+          <w:numId w:val="30"/>
+        </w:numPr>
+        <w:rPr>
+          <w:i/>
+          <w:iCs/>
+        </w:rPr>
+      </w:pPr>
+      <w:r>
+        <w:rPr>
+          <w:i/>
+          <w:iCs/>
+        </w:rPr>
+        <w:t>GNN</w:t>
+      </w:r>
+      <w:r>
+        <w:t xml:space="preserve"> – algoritam baziran na modelu graf neuronske mreže, jedno-agentska varijacija</w:t>
+      </w:r>
+    </w:p>
+    <w:p>
+      <w:pPr>
+        <w:pStyle w:val="ListParagraph"/>
+        <w:numPr>
+          <w:ilvl w:val="0"/>
+          <w:numId w:val="30"/>
+        </w:numPr>
+        <w:rPr>
+          <w:i/>
+          <w:iCs/>
+        </w:rPr>
+      </w:pPr>
+      <w:r>
+        <w:rPr>
+          <w:i/>
+          <w:iCs/>
+        </w:rPr>
+        <w:t>MARL2, MARL3</w:t>
+      </w:r>
+      <w:r>
+        <w:t xml:space="preserve"> </w:t>
+      </w:r>
+      <w:r>
+        <w:t xml:space="preserve">– </w:t>
+      </w:r>
+      <w:r>
+        <w:t xml:space="preserve">kompetitivni </w:t>
+      </w:r>
+      <w:r>
+        <w:t xml:space="preserve">algoritam baziran na </w:t>
+      </w:r>
+      <w:r>
+        <w:t>više-agentskom sustavu modela</w:t>
+      </w:r>
+      <w:r>
+        <w:t xml:space="preserve"> graf neuronsk</w:t>
+      </w:r>
+      <w:r>
+        <w:t>i</w:t>
+      </w:r>
+      <w:r>
+        <w:t>h</w:t>
+      </w:r>
+      <w:r>
+        <w:t xml:space="preserve"> </w:t>
+      </w:r>
+      <w:r>
+        <w:t>mrež</w:t>
+      </w:r>
+      <w:r>
+        <w:t>a</w:t>
+      </w:r>
+      <w:r>
+        <w:t xml:space="preserve"> sa 2, odnosno 3 agenta</w:t>
+      </w:r>
+    </w:p>
+    <w:p>
       <w:pPr>
         <w:pStyle w:val="Heading2"/>
       </w:pPr>
-      <w:bookmarkStart w:id="94" w:name="_Toc233085861"/>
+      <w:bookmarkStart w:id="94" w:name="_Toc233101385"/>
       <w:r>
         <w:t>Rešetka</w:t>
       </w:r>
       <w:bookmarkEnd w:id="94"/>
+    </w:p>
+    <w:p>
+      <w:r>
+        <w:t xml:space="preserve">Generirana </w:t>
+      </w:r>
+      <w:r>
+        <w:t>mreža rešetke sastoji se od 100 čvorova i 360 bridova.</w:t>
+      </w:r>
+      <w:r>
+        <w:t xml:space="preserve"> </w:t>
+      </w:r>
     </w:p>
     <w:p>
       <w:pPr>
@@ -51088,207 +51307,324 @@
     </w:p>
     <w:p>
       <w:pPr>
+        <w:spacing w:before="0" w:after="160" w:line="278" w:lineRule="auto"/>
+        <w:jc w:val="left"/>
+        <w:rPr>
+          <w:bCs/>
+          <w:sz w:val="22"/>
+          <w:szCs w:val="20"/>
+        </w:rPr>
+      </w:pPr>
+      <w:r>
+        <w:br w:type="page"/>
+      </w:r>
+    </w:p>
+    <w:p>
+      <w:pPr>
+        <w:pStyle w:val="Caption"/>
+        <w:jc w:val="left"/>
+      </w:pPr>
+      <w:r>
+        <w:rPr>
+          <w:sz w:val="24"/>
+          <w:szCs w:val="21"/>
+        </w:rPr>
+        <w:lastRenderedPageBreak/>
+        <w:t xml:space="preserve">Ponajprije </w:t>
+      </w:r>
+      <w:r>
+        <w:rPr>
+          <w:sz w:val="24"/>
+          <w:szCs w:val="21"/>
+        </w:rPr>
+        <w:t xml:space="preserve">ćemo prikazati </w:t>
+      </w:r>
+      <w:r>
+        <w:rPr>
+          <w:sz w:val="24"/>
+          <w:szCs w:val="21"/>
+        </w:rPr>
+        <w:t>vremena izvršavanja jedne iteracije svakog od algoritama</w:t>
+      </w:r>
+      <w:r>
+        <w:rPr>
+          <w:sz w:val="24"/>
+          <w:szCs w:val="21"/>
+        </w:rPr>
+        <w:t xml:space="preserve"> (</w:t>
+      </w:r>
+      <w:r>
+        <w:rPr>
+          <w:sz w:val="24"/>
+          <w:szCs w:val="21"/>
+        </w:rPr>
+        <w:fldChar w:fldCharType="begin"/>
+      </w:r>
+      <w:r>
+        <w:rPr>
+          <w:sz w:val="24"/>
+          <w:szCs w:val="21"/>
+        </w:rPr>
+        <w:instrText xml:space="preserve"> REF _Ref233090834 \h </w:instrText>
+      </w:r>
+      <w:r>
+        <w:rPr>
+          <w:sz w:val="24"/>
+          <w:szCs w:val="21"/>
+        </w:rPr>
+      </w:r>
+      <w:r>
+        <w:rPr>
+          <w:sz w:val="24"/>
+          <w:szCs w:val="21"/>
+        </w:rPr>
+        <w:fldChar w:fldCharType="separate"/>
+      </w:r>
+      <w:r>
+        <w:t xml:space="preserve">Slika </w:t>
+      </w:r>
+      <w:r>
         <w:rPr>
           <w:noProof/>
-          <w14:ligatures w14:val="standardContextual"/>
-        </w:rPr>
-      </w:pPr>
+        </w:rPr>
+        <w:t>6</w:t>
+      </w:r>
+      <w:r>
+        <w:t>.</w:t>
+      </w:r>
       <w:r>
         <w:rPr>
           <w:noProof/>
         </w:rPr>
-        <mc:AlternateContent>
-          <mc:Choice Requires="wps">
-            <w:drawing>
-              <wp:anchor distT="0" distB="0" distL="114300" distR="114300" simplePos="0" relativeHeight="251660288" behindDoc="1" locked="0" layoutInCell="1" allowOverlap="1" wp14:anchorId="6A51AD3C" wp14:editId="7CF67C50">
-                <wp:simplePos x="0" y="0"/>
-                <wp:positionH relativeFrom="margin">
-                  <wp:align>center</wp:align>
-                </wp:positionH>
-                <wp:positionV relativeFrom="paragraph">
-                  <wp:posOffset>3041650</wp:posOffset>
-                </wp:positionV>
-                <wp:extent cx="5972175" cy="635"/>
-                <wp:effectExtent l="0" t="0" r="9525" b="6985"/>
-                <wp:wrapTight wrapText="bothSides">
-                  <wp:wrapPolygon edited="0">
-                    <wp:start x="0" y="0"/>
-                    <wp:lineTo x="0" y="20937"/>
-                    <wp:lineTo x="21566" y="20937"/>
-                    <wp:lineTo x="21566" y="0"/>
-                    <wp:lineTo x="0" y="0"/>
-                  </wp:wrapPolygon>
-                </wp:wrapTight>
-                <wp:docPr id="257118002" name="Text Box 1"/>
-                <wp:cNvGraphicFramePr/>
-                <a:graphic xmlns:a="http://schemas.openxmlformats.org/drawingml/2006/main">
-                  <a:graphicData uri="http://schemas.microsoft.com/office/word/2010/wordprocessingShape">
-                    <wps:wsp>
-                      <wps:cNvSpPr txBox="1"/>
-                      <wps:spPr>
-                        <a:xfrm>
-                          <a:off x="0" y="0"/>
-                          <a:ext cx="5972175" cy="635"/>
-                        </a:xfrm>
-                        <a:prstGeom prst="rect">
-                          <a:avLst/>
-                        </a:prstGeom>
-                        <a:solidFill>
-                          <a:prstClr val="white"/>
-                        </a:solidFill>
-                        <a:ln>
-                          <a:noFill/>
-                        </a:ln>
-                      </wps:spPr>
-                      <wps:txbx>
-                        <w:txbxContent>
-                          <w:p>
-                            <w:pPr>
-                              <w:pStyle w:val="Caption"/>
-                              <w:rPr>
-                                <w:noProof/>
-                              </w:rPr>
-                            </w:pPr>
-                            <w:r>
-                              <w:t xml:space="preserve">Slika </w:t>
-                            </w:r>
-                            <w:r>
-                              <w:fldChar w:fldCharType="begin"/>
-                            </w:r>
-                            <w:r>
-                              <w:instrText xml:space="preserve"> STYLEREF 1 \s </w:instrText>
-                            </w:r>
-                            <w:r>
-                              <w:fldChar w:fldCharType="separate"/>
-                            </w:r>
-                            <w:r>
-                              <w:rPr>
-                                <w:noProof/>
-                              </w:rPr>
-                              <w:t>6</w:t>
-                            </w:r>
-                            <w:r>
-                              <w:fldChar w:fldCharType="end"/>
-                            </w:r>
-                            <w:r>
-                              <w:t>.</w:t>
-                            </w:r>
-                            <w:r>
-                              <w:fldChar w:fldCharType="begin"/>
-                            </w:r>
-                            <w:r>
-                              <w:instrText xml:space="preserve"> SEQ Slika \* ARABIC \s 1 </w:instrText>
-                            </w:r>
-                            <w:r>
-                              <w:fldChar w:fldCharType="separate"/>
-                            </w:r>
-                            <w:r>
-                              <w:rPr>
-                                <w:noProof/>
-                              </w:rPr>
-                              <w:t>2</w:t>
-                            </w:r>
-                            <w:r>
-                              <w:fldChar w:fldCharType="end"/>
-                            </w:r>
-                            <w:r>
-                              <w:t xml:space="preserve"> Usporedba vrijednosti uspjeha svih algoritama na prometnoj mreži rešetke</w:t>
-                            </w:r>
-                          </w:p>
-                        </w:txbxContent>
-                      </wps:txbx>
-                      <wps:bodyPr rot="0" spcFirstLastPara="0" vertOverflow="overflow" horzOverflow="overflow" vert="horz" wrap="square" lIns="0" tIns="0" rIns="0" bIns="0" numCol="1" spcCol="0" rtlCol="0" fromWordArt="0" anchor="t" anchorCtr="0" forceAA="0" compatLnSpc="1">
-                        <a:prstTxWarp prst="textNoShape">
-                          <a:avLst/>
-                        </a:prstTxWarp>
-                        <a:spAutoFit/>
-                      </wps:bodyPr>
-                    </wps:wsp>
-                  </a:graphicData>
-                </a:graphic>
-              </wp:anchor>
-            </w:drawing>
-          </mc:Choice>
-          <mc:Fallback>
-            <w:pict>
-              <v:shapetype w14:anchorId="6A51AD3C" id="_x0000_t202" coordsize="21600,21600" o:spt="202" path="m,l,21600r21600,l21600,xe">
-                <v:stroke joinstyle="miter"/>
-                <v:path gradientshapeok="t" o:connecttype="rect"/>
-              </v:shapetype>
-              <v:shape id="Text Box 1" o:spid="_x0000_s1026" type="#_x0000_t202" style="position:absolute;left:0;text-align:left;margin-left:0;margin-top:239.5pt;width:470.25pt;height:.05pt;z-index:-251656192;visibility:visible;mso-wrap-style:square;mso-wrap-distance-left:9pt;mso-wrap-distance-top:0;mso-wrap-distance-right:9pt;mso-wrap-distance-bottom:0;mso-position-horizontal:center;mso-position-horizontal-relative:margin;mso-position-vertical:absolute;mso-position-vertical-relative:text;v-text-anchor:top" o:gfxdata="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" stroked="f">
-                <v:textbox style="mso-fit-shape-to-text:t" inset="0,0,0,0">
-                  <w:txbxContent>
-                    <w:p>
-                      <w:pPr>
-                        <w:pStyle w:val="Caption"/>
-                        <w:rPr>
-                          <w:noProof/>
-                        </w:rPr>
-                      </w:pPr>
-                      <w:r>
-                        <w:t xml:space="preserve">Slika </w:t>
-                      </w:r>
-                      <w:r>
-                        <w:fldChar w:fldCharType="begin"/>
-                      </w:r>
-                      <w:r>
-                        <w:instrText xml:space="preserve"> STYLEREF 1 \s </w:instrText>
-                      </w:r>
-                      <w:r>
-                        <w:fldChar w:fldCharType="separate"/>
-                      </w:r>
-                      <w:r>
-                        <w:rPr>
-                          <w:noProof/>
-                        </w:rPr>
-                        <w:t>6</w:t>
-                      </w:r>
-                      <w:r>
-                        <w:fldChar w:fldCharType="end"/>
-                      </w:r>
-                      <w:r>
-                        <w:t>.</w:t>
-                      </w:r>
-                      <w:r>
-                        <w:fldChar w:fldCharType="begin"/>
-                      </w:r>
-                      <w:r>
-                        <w:instrText xml:space="preserve"> SEQ Slika \* ARABIC \s 1 </w:instrText>
-                      </w:r>
-                      <w:r>
-                        <w:fldChar w:fldCharType="separate"/>
-                      </w:r>
-                      <w:r>
-                        <w:rPr>
-                          <w:noProof/>
-                        </w:rPr>
-                        <w:t>2</w:t>
-                      </w:r>
-                      <w:r>
-                        <w:fldChar w:fldCharType="end"/>
-                      </w:r>
-                      <w:r>
-                        <w:t xml:space="preserve"> Usporedba vrijednosti uspjeha svih algoritama na prometnoj mreži rešetke</w:t>
-                      </w:r>
-                    </w:p>
-                  </w:txbxContent>
-                </v:textbox>
-                <w10:wrap type="tight" anchorx="margin"/>
-              </v:shape>
-            </w:pict>
-          </mc:Fallback>
-        </mc:AlternateContent>
+        <w:t>2</w:t>
+      </w:r>
+      <w:r>
+        <w:rPr>
+          <w:sz w:val="24"/>
+          <w:szCs w:val="21"/>
+        </w:rPr>
+        <w:fldChar w:fldCharType="end"/>
+      </w:r>
+      <w:r>
+        <w:rPr>
+          <w:sz w:val="24"/>
+          <w:szCs w:val="21"/>
+        </w:rPr>
+        <w:t>)</w:t>
+      </w:r>
+      <w:r>
+        <w:rPr>
+          <w:sz w:val="24"/>
+          <w:szCs w:val="21"/>
+        </w:rPr>
+        <w:t>.</w:t>
+      </w:r>
+      <w:r>
+        <w:rPr>
+          <w:sz w:val="24"/>
+          <w:szCs w:val="21"/>
+        </w:rPr>
+        <w:t xml:space="preserve"> Očigledno je da se algoritmi bazirani na teoriji igara izvršavaju znatno dulje od ostalih zbog potrebe za izračunom </w:t>
+      </w:r>
+      <w:proofErr w:type="spellStart"/>
+      <w:r>
+        <w:rPr>
+          <w:sz w:val="24"/>
+          <w:szCs w:val="21"/>
+        </w:rPr>
+        <w:t>Nashove</w:t>
+      </w:r>
+      <w:proofErr w:type="spellEnd"/>
+      <w:r>
+        <w:rPr>
+          <w:sz w:val="24"/>
+          <w:szCs w:val="21"/>
+        </w:rPr>
+        <w:t xml:space="preserve"> ravnoteže i </w:t>
+      </w:r>
+      <w:r>
+        <w:rPr>
+          <w:sz w:val="24"/>
+          <w:szCs w:val="21"/>
+        </w:rPr>
+        <w:t xml:space="preserve">analiziranjem svih potencijalnih lokacija </w:t>
+      </w:r>
+      <w:r>
+        <w:rPr>
+          <w:sz w:val="24"/>
+          <w:szCs w:val="21"/>
+        </w:rPr>
+        <w:t>stanica</w:t>
+      </w:r>
+      <w:r>
+        <w:rPr>
+          <w:sz w:val="24"/>
+          <w:szCs w:val="21"/>
+        </w:rPr>
+        <w:t xml:space="preserve"> pri određivanju sljedeće raspodjele</w:t>
+      </w:r>
+      <w:r>
+        <w:rPr>
+          <w:sz w:val="24"/>
+          <w:szCs w:val="21"/>
+        </w:rPr>
+        <w:t>.</w:t>
+      </w:r>
+      <w:r>
+        <w:rPr>
+          <w:sz w:val="24"/>
+          <w:szCs w:val="21"/>
+        </w:rPr>
+        <w:t xml:space="preserve"> Dodatno se više-agentske </w:t>
+      </w:r>
+      <w:r>
+        <w:rPr>
+          <w:sz w:val="24"/>
+          <w:szCs w:val="21"/>
+        </w:rPr>
+        <w:t xml:space="preserve">varijante </w:t>
+      </w:r>
+      <w:r>
+        <w:rPr>
+          <w:sz w:val="24"/>
+          <w:szCs w:val="21"/>
+        </w:rPr>
+        <w:t xml:space="preserve">još dulje izvršavaju zbog računanja </w:t>
+      </w:r>
+      <w:proofErr w:type="spellStart"/>
+      <w:r>
+        <w:rPr>
+          <w:sz w:val="24"/>
+          <w:szCs w:val="21"/>
+        </w:rPr>
+        <w:t>Nashove</w:t>
+      </w:r>
+      <w:proofErr w:type="spellEnd"/>
+      <w:r>
+        <w:rPr>
+          <w:sz w:val="24"/>
+          <w:szCs w:val="21"/>
+        </w:rPr>
+        <w:t xml:space="preserve"> ravnoteže za svaku od potencijalnih novih cijena.</w:t>
+      </w:r>
+      <w:r>
+        <w:rPr>
+          <w:sz w:val="24"/>
+          <w:szCs w:val="21"/>
+        </w:rPr>
+        <w:t xml:space="preserve"> No to se izvodi </w:t>
+      </w:r>
+      <w:proofErr w:type="spellStart"/>
+      <w:r>
+        <w:rPr>
+          <w:sz w:val="24"/>
+          <w:szCs w:val="21"/>
+        </w:rPr>
+        <w:t>višedretveno</w:t>
+      </w:r>
+      <w:proofErr w:type="spellEnd"/>
+      <w:r>
+        <w:rPr>
+          <w:sz w:val="24"/>
+          <w:szCs w:val="21"/>
+        </w:rPr>
+        <w:t xml:space="preserve"> u isto vrijeme što bi trebalo praktički biti vremenski jednako računanju jedne </w:t>
+      </w:r>
+      <w:proofErr w:type="spellStart"/>
+      <w:r>
+        <w:rPr>
+          <w:sz w:val="24"/>
+          <w:szCs w:val="21"/>
+        </w:rPr>
+        <w:t>Nashove</w:t>
+      </w:r>
+      <w:proofErr w:type="spellEnd"/>
+      <w:r>
+        <w:rPr>
+          <w:sz w:val="24"/>
+          <w:szCs w:val="21"/>
+        </w:rPr>
+        <w:t xml:space="preserve"> ravnoteže, no budući da su se svi algoritmi izvršavali na računalu istovremen</w:t>
+      </w:r>
+      <w:r>
+        <w:rPr>
+          <w:sz w:val="24"/>
+          <w:szCs w:val="21"/>
+        </w:rPr>
+        <w:t>o</w:t>
+      </w:r>
+      <w:r>
+        <w:rPr>
+          <w:sz w:val="24"/>
+          <w:szCs w:val="21"/>
+        </w:rPr>
+        <w:t xml:space="preserve"> ta prednost vjerojatno nije došla do </w:t>
+      </w:r>
+      <w:r>
+        <w:rPr>
+          <w:sz w:val="24"/>
+          <w:szCs w:val="21"/>
+        </w:rPr>
+        <w:t xml:space="preserve">toliko </w:t>
+      </w:r>
+      <w:r>
+        <w:rPr>
+          <w:sz w:val="24"/>
+          <w:szCs w:val="21"/>
+        </w:rPr>
+        <w:t xml:space="preserve">isticanja. </w:t>
+      </w:r>
+      <w:r>
+        <w:rPr>
+          <w:sz w:val="24"/>
+          <w:szCs w:val="21"/>
+        </w:rPr>
+        <w:t xml:space="preserve">Također se može uočiti da je potrebno dulje vrijeme za izvršavanje algoritma </w:t>
+      </w:r>
+      <w:r>
+        <w:rPr>
+          <w:sz w:val="24"/>
+          <w:szCs w:val="21"/>
+        </w:rPr>
+        <w:t>pri</w:t>
+      </w:r>
+      <w:r>
+        <w:rPr>
+          <w:sz w:val="24"/>
+          <w:szCs w:val="21"/>
+        </w:rPr>
+        <w:t xml:space="preserve"> primjen</w:t>
+      </w:r>
+      <w:r>
+        <w:rPr>
+          <w:sz w:val="24"/>
+          <w:szCs w:val="21"/>
+        </w:rPr>
+        <w:t>i</w:t>
+      </w:r>
+      <w:r>
+        <w:rPr>
+          <w:sz w:val="24"/>
+          <w:szCs w:val="21"/>
+        </w:rPr>
+        <w:t xml:space="preserve"> </w:t>
+      </w:r>
+      <w:r>
+        <w:rPr>
+          <w:sz w:val="24"/>
+          <w:szCs w:val="21"/>
+        </w:rPr>
+        <w:t>sebične alokacije vozila na stanice.</w:t>
       </w:r>
       <w:r>
         <w:rPr>
           <w:noProof/>
-          <w14:ligatures w14:val="standardContextual"/>
         </w:rPr>
         <w:drawing>
-          <wp:inline distT="0" distB="0" distL="0" distR="0" wp14:anchorId="108DB338" wp14:editId="072CAC9C">
-            <wp:extent cx="5579745" cy="2916285"/>
-            <wp:effectExtent l="0" t="0" r="1905" b="0"/>
-            <wp:docPr id="376993237" name="Picture 4"/>
+          <wp:inline distT="0" distB="0" distL="0" distR="0" wp14:anchorId="3EBD1772" wp14:editId="77394275">
+            <wp:extent cx="5455949" cy="2911449"/>
+            <wp:effectExtent l="0" t="0" r="0" b="3810"/>
+            <wp:docPr id="1484277072" name="Picture 11"/>
             <wp:cNvGraphicFramePr>
               <a:graphicFrameLocks xmlns:a="http://schemas.openxmlformats.org/drawingml/2006/main" noChangeAspect="1"/>
             </wp:cNvGraphicFramePr>
@@ -51296,7 +51632,7 @@
               <a:graphicData uri="http://schemas.openxmlformats.org/drawingml/2006/picture">
                 <pic:pic xmlns:pic="http://schemas.openxmlformats.org/drawingml/2006/picture">
                   <pic:nvPicPr>
-                    <pic:cNvPr id="376993237" name="Picture 376993237"/>
+                    <pic:cNvPr id="1484277072" name="Picture 1484277072"/>
                     <pic:cNvPicPr/>
                   </pic:nvPicPr>
                   <pic:blipFill rotWithShape="1">
@@ -51307,7 +51643,7 @@
                         </a:ext>
                       </a:extLst>
                     </a:blip>
-                    <a:srcRect l="9980" t="9766" r="9461" b="8487"/>
+                    <a:srcRect l="8785" t="7380" r="8884" b="7343"/>
                     <a:stretch>
                       <a:fillRect/>
                     </a:stretch>
@@ -51315,7 +51651,7 @@
                   <pic:spPr bwMode="auto">
                     <a:xfrm>
                       <a:off x="0" y="0"/>
-                      <a:ext cx="5579745" cy="2916285"/>
+                      <a:ext cx="5475315" cy="2921783"/>
                     </a:xfrm>
                     <a:prstGeom prst="rect">
                       <a:avLst/>
@@ -51338,19 +51674,211 @@
     </w:p>
     <w:p>
       <w:pPr>
+        <w:pStyle w:val="Caption"/>
+      </w:pPr>
+      <w:bookmarkStart w:id="96" w:name="_Ref233090834"/>
+      <w:r>
+        <w:t xml:space="preserve">Slika </w:t>
+      </w:r>
+      <w:r>
+        <w:fldChar w:fldCharType="begin"/>
+      </w:r>
+      <w:r>
+        <w:instrText xml:space="preserve"> STYLEREF 1 \s </w:instrText>
+      </w:r>
+      <w:r>
+        <w:fldChar w:fldCharType="separate"/>
+      </w:r>
+      <w:r>
+        <w:rPr>
+          <w:noProof/>
+        </w:rPr>
+        <w:t>6</w:t>
+      </w:r>
+      <w:r>
+        <w:fldChar w:fldCharType="end"/>
+      </w:r>
+      <w:r>
+        <w:t>.</w:t>
+      </w:r>
+      <w:r>
+        <w:fldChar w:fldCharType="begin"/>
+      </w:r>
+      <w:r>
+        <w:instrText xml:space="preserve"> SEQ Slika \* ARABIC \s 1 </w:instrText>
+      </w:r>
+      <w:r>
+        <w:fldChar w:fldCharType="separate"/>
+      </w:r>
+      <w:r>
+        <w:rPr>
+          <w:noProof/>
+        </w:rPr>
+        <w:t>2</w:t>
+      </w:r>
+      <w:r>
+        <w:fldChar w:fldCharType="end"/>
+      </w:r>
+      <w:bookmarkEnd w:id="96"/>
+      <w:r>
+        <w:t xml:space="preserve"> </w:t>
+      </w:r>
+      <w:r>
+        <w:t>Usporedba vremena izvršavanja po iteraciji za sve algoritama na prometnoj mreži rešetke</w:t>
+      </w:r>
+    </w:p>
+    <w:p>
+      <w:pPr>
+        <w:pStyle w:val="Heading3"/>
+      </w:pPr>
+      <w:bookmarkStart w:id="97" w:name="_Toc233101386"/>
+      <w:r>
+        <w:t>Najbolje rješenje</w:t>
+      </w:r>
+      <w:bookmarkEnd w:id="97"/>
+    </w:p>
+    <w:p>
+      <w:r>
+        <w:t>Analiziramo</w:t>
+      </w:r>
+      <w:r>
+        <w:t xml:space="preserve"> </w:t>
+      </w:r>
+      <w:r>
+        <w:t xml:space="preserve">najbolje </w:t>
+      </w:r>
+      <w:r>
+        <w:t xml:space="preserve">rezultate uspješnosti svih </w:t>
+      </w:r>
+      <w:r>
+        <w:t xml:space="preserve">varijacija </w:t>
+      </w:r>
+      <w:r>
+        <w:t xml:space="preserve">algoritama </w:t>
+      </w:r>
+      <w:r>
+        <w:t>na izvršavanju u rešetkastoj mreži</w:t>
+      </w:r>
+      <w:r>
+        <w:t xml:space="preserve"> (</w:t>
+      </w:r>
+      <w:r>
+        <w:fldChar w:fldCharType="begin"/>
+      </w:r>
+      <w:r>
+        <w:instrText xml:space="preserve"> REF _Ref233089926 \h </w:instrText>
+      </w:r>
+      <w:r>
+        <w:fldChar w:fldCharType="separate"/>
+      </w:r>
+      <w:r>
+        <w:t xml:space="preserve">Slika </w:t>
+      </w:r>
+      <w:r>
+        <w:rPr>
+          <w:noProof/>
+        </w:rPr>
+        <w:t>6</w:t>
+      </w:r>
+      <w:r>
+        <w:t>.</w:t>
+      </w:r>
+      <w:r>
+        <w:rPr>
+          <w:noProof/>
+        </w:rPr>
+        <w:t>3</w:t>
+      </w:r>
+      <w:r>
+        <w:fldChar w:fldCharType="end"/>
+      </w:r>
+      <w:r>
+        <w:t>)</w:t>
+      </w:r>
+      <w:r>
+        <w:t xml:space="preserve">. </w:t>
+      </w:r>
+      <w:r>
+        <w:t xml:space="preserve">Graf prikazuje </w:t>
+      </w:r>
+      <w:r>
+        <w:t xml:space="preserve">maloprije objašnjenje normalizirane vrijednosti uspjeha te možemo vidjeti da </w:t>
+      </w:r>
+      <w:r>
+        <w:t xml:space="preserve">algoritmi </w:t>
+      </w:r>
+      <w:r>
+        <w:t xml:space="preserve">izvršeni </w:t>
+      </w:r>
+      <w:r>
+        <w:t xml:space="preserve">u centraliziranoj </w:t>
+      </w:r>
+      <w:r>
+        <w:t>alokaciji vozila po stanicama</w:t>
+      </w:r>
+      <w:r>
+        <w:t xml:space="preserve"> (plava boja)</w:t>
+      </w:r>
+      <w:r>
+        <w:t xml:space="preserve"> postižu uglavnom malo bolje rezultate</w:t>
+      </w:r>
+      <w:r>
+        <w:t xml:space="preserve"> od sebične alokacije.</w:t>
+      </w:r>
+      <w:r>
+        <w:t xml:space="preserve"> Generalno se čini da algoritmi bazirani na pokrivenosti i algoritmi graf neuronske mreže preferiraju centraliziranu alokaciju, dok algoritam baziran na teoriji igara preferira sebičnu.</w:t>
+      </w:r>
+      <w:r>
+        <w:t xml:space="preserve"> </w:t>
+      </w:r>
+      <w:r>
+        <w:t xml:space="preserve">Također se može uočiti da </w:t>
+      </w:r>
+      <w:r>
+        <w:t xml:space="preserve">algoritmi </w:t>
+      </w:r>
+      <w:r>
+        <w:t xml:space="preserve">graf neuronske mreže </w:t>
+      </w:r>
+      <w:r>
+        <w:t xml:space="preserve">postižu najbolji uspjeh, no to se može </w:t>
+      </w:r>
+      <w:r>
+        <w:t xml:space="preserve">pripisati </w:t>
+      </w:r>
+      <w:r>
+        <w:t xml:space="preserve">velikom broju iteracija </w:t>
+      </w:r>
+      <w:r>
+        <w:t>treniranja graf neuronskih mreža.</w:t>
+      </w:r>
+      <w:r>
+        <w:t xml:space="preserve"> Najgore rezultate </w:t>
+      </w:r>
+      <w:r>
+        <w:lastRenderedPageBreak/>
+        <w:t xml:space="preserve">postižu algoritmi </w:t>
+      </w:r>
+      <w:r>
+        <w:t>pokrivenosti u sebičnoj alokaciji vozila.</w:t>
+      </w:r>
+      <w:r>
+        <w:t xml:space="preserve"> No budući da su ovo najbolji rezultati kroz treniranje očekujemo da će biti otprilike jednako dobri.</w:t>
+      </w:r>
+    </w:p>
+    <w:p>
+      <w:pPr>
         <w:keepNext/>
       </w:pPr>
       <w:r>
         <w:rPr>
           <w:noProof/>
-          <w14:ligatures w14:val="standardContextual"/>
-        </w:rPr>
-        <w:lastRenderedPageBreak/>
+        </w:rPr>
         <w:drawing>
-          <wp:inline distT="0" distB="0" distL="0" distR="0" wp14:anchorId="6051A965" wp14:editId="2F84FFD7">
-            <wp:extent cx="5514450" cy="2897259"/>
-            <wp:effectExtent l="0" t="0" r="0" b="0"/>
-            <wp:docPr id="866703383" name="Picture 5"/>
+          <wp:inline distT="0" distB="0" distL="0" distR="0" wp14:anchorId="31CAAB2D" wp14:editId="59EA0D92">
+            <wp:extent cx="5539839" cy="2966485"/>
+            <wp:effectExtent l="0" t="0" r="3810" b="5715"/>
+            <wp:docPr id="514146360" name="Picture 9"/>
             <wp:cNvGraphicFramePr>
               <a:graphicFrameLocks xmlns:a="http://schemas.openxmlformats.org/drawingml/2006/main" noChangeAspect="1"/>
             </wp:cNvGraphicFramePr>
@@ -51358,7 +51886,7 @@
               <a:graphicData uri="http://schemas.openxmlformats.org/drawingml/2006/picture">
                 <pic:pic xmlns:pic="http://schemas.openxmlformats.org/drawingml/2006/picture">
                   <pic:nvPicPr>
-                    <pic:cNvPr id="866703383" name="Picture 866703383"/>
+                    <pic:cNvPr id="514146360" name="Picture 514146360"/>
                     <pic:cNvPicPr/>
                   </pic:nvPicPr>
                   <pic:blipFill rotWithShape="1">
@@ -51369,7 +51897,7 @@
                         </a:ext>
                       </a:extLst>
                     </a:blip>
-                    <a:srcRect l="9475" t="9445" r="9269" b="7690"/>
+                    <a:srcRect l="9153" t="7849" r="9548" b="7650"/>
                     <a:stretch>
                       <a:fillRect/>
                     </a:stretch>
@@ -51377,7 +51905,7 @@
                   <pic:spPr bwMode="auto">
                     <a:xfrm>
                       <a:off x="0" y="0"/>
-                      <a:ext cx="5532214" cy="2906592"/>
+                      <a:ext cx="5552517" cy="2973274"/>
                     </a:xfrm>
                     <a:prstGeom prst="rect">
                       <a:avLst/>
@@ -51401,114 +51929,3829 @@
     <w:p>
       <w:pPr>
         <w:pStyle w:val="Caption"/>
+      </w:pPr>
+      <w:bookmarkStart w:id="98" w:name="_Ref233089926"/>
+      <w:r>
+        <w:t xml:space="preserve">Slika </w:t>
+      </w:r>
+      <w:r>
+        <w:fldChar w:fldCharType="begin"/>
+      </w:r>
+      <w:r>
+        <w:instrText xml:space="preserve"> STYLEREF 1 \s </w:instrText>
+      </w:r>
+      <w:r>
+        <w:fldChar w:fldCharType="separate"/>
+      </w:r>
+      <w:r>
+        <w:rPr>
+          <w:noProof/>
+        </w:rPr>
+        <w:t>6</w:t>
+      </w:r>
+      <w:r>
+        <w:fldChar w:fldCharType="end"/>
+      </w:r>
+      <w:r>
+        <w:t>.</w:t>
+      </w:r>
+      <w:r>
+        <w:fldChar w:fldCharType="begin"/>
+      </w:r>
+      <w:r>
+        <w:instrText xml:space="preserve"> SEQ Slika \* ARABIC \s 1 </w:instrText>
+      </w:r>
+      <w:r>
+        <w:fldChar w:fldCharType="separate"/>
+      </w:r>
+      <w:r>
+        <w:rPr>
+          <w:noProof/>
+        </w:rPr>
+        <w:t>3</w:t>
+      </w:r>
+      <w:r>
+        <w:fldChar w:fldCharType="end"/>
+      </w:r>
+      <w:bookmarkEnd w:id="98"/>
+      <w:r>
+        <w:t xml:space="preserve"> </w:t>
+      </w:r>
+      <w:r>
+        <w:t xml:space="preserve">Usporedba vrijednosti uspjeha </w:t>
+      </w:r>
+      <w:r>
+        <w:t xml:space="preserve">najboljih rješenja </w:t>
+      </w:r>
+      <w:r>
+        <w:t xml:space="preserve">svih </w:t>
+      </w:r>
+      <w:r>
+        <w:t>algoritama</w:t>
+      </w:r>
+      <w:r>
+        <w:t xml:space="preserve"> na prometnoj mreži rešetke</w:t>
+      </w:r>
+    </w:p>
+    <w:p>
+      <w:pPr>
+        <w:pStyle w:val="slika"/>
+        <w:spacing w:line="360" w:lineRule="auto"/>
         <w:jc w:val="both"/>
         <w:rPr>
+          <w:lang w:val="hr-HR"/>
+        </w:rPr>
+      </w:pPr>
+      <w:r>
+        <w:rPr>
+          <w:lang w:val="hr-HR"/>
+        </w:rPr>
+        <w:t>Zatim dolazimo do konkretnih podataka. Analiziramo graf</w:t>
+      </w:r>
+      <w:r>
+        <w:rPr>
+          <w:lang w:val="hr-HR"/>
+        </w:rPr>
+        <w:t>ove</w:t>
+      </w:r>
+      <w:r>
+        <w:rPr>
+          <w:lang w:val="hr-HR"/>
+        </w:rPr>
+        <w:t xml:space="preserve"> </w:t>
+      </w:r>
+      <w:r>
+        <w:rPr>
+          <w:lang w:val="hr-HR"/>
+        </w:rPr>
+        <w:t xml:space="preserve">rezultata trajanja izvršavanja simulacije, globalnog radijusa pokrivenosti </w:t>
+      </w:r>
+      <w:r>
+        <w:rPr>
+          <w:lang w:val="hr-HR"/>
+        </w:rPr>
+        <w:t>te dugotrajnosti putovanja</w:t>
+      </w:r>
+      <w:r>
+        <w:rPr>
+          <w:lang w:val="hr-HR"/>
+        </w:rPr>
+        <w:t xml:space="preserve"> za slučajeve sebične i centralizirane alokacije</w:t>
+      </w:r>
+      <w:r>
+        <w:rPr>
+          <w:lang w:val="hr-HR"/>
+        </w:rPr>
+        <w:t xml:space="preserve"> (</w:t>
+      </w:r>
+      <w:r>
+        <w:rPr>
+          <w:lang w:val="hr-HR"/>
+        </w:rPr>
+        <w:fldChar w:fldCharType="begin"/>
+      </w:r>
+      <w:r>
+        <w:rPr>
+          <w:lang w:val="hr-HR"/>
+        </w:rPr>
+        <w:instrText xml:space="preserve"> REF _Ref233091403 \h </w:instrText>
+      </w:r>
+      <w:r>
+        <w:rPr>
+          <w:lang w:val="hr-HR"/>
+        </w:rPr>
+      </w:r>
+      <w:r>
+        <w:rPr>
+          <w:lang w:val="hr-HR"/>
+        </w:rPr>
+        <w:fldChar w:fldCharType="separate"/>
+      </w:r>
+      <w:r>
+        <w:rPr>
+          <w:lang w:val="hr-HR"/>
+        </w:rPr>
+        <w:t xml:space="preserve">Slika </w:t>
+      </w:r>
+      <w:r>
+        <w:rPr>
           <w:noProof/>
-          <w14:ligatures w14:val="standardContextual"/>
-        </w:rPr>
-      </w:pPr>
-      <w:r>
+          <w:lang w:val="hr-HR"/>
+        </w:rPr>
+        <w:t>6</w:t>
+      </w:r>
+      <w:r>
+        <w:rPr>
+          <w:lang w:val="hr-HR"/>
+        </w:rPr>
+        <w:t>.</w:t>
+      </w:r>
+      <w:r>
+        <w:rPr>
+          <w:noProof/>
+          <w:lang w:val="hr-HR"/>
+        </w:rPr>
+        <w:t>4</w:t>
+      </w:r>
+      <w:r>
+        <w:rPr>
+          <w:lang w:val="hr-HR"/>
+        </w:rPr>
+        <w:fldChar w:fldCharType="end"/>
+      </w:r>
+      <w:r>
+        <w:rPr>
+          <w:lang w:val="hr-HR"/>
+        </w:rPr>
+        <w:t>)</w:t>
+      </w:r>
+      <w:r>
+        <w:rPr>
+          <w:lang w:val="hr-HR"/>
+        </w:rPr>
+        <w:t>.</w:t>
+      </w:r>
+      <w:r>
+        <w:rPr>
+          <w:lang w:val="hr-HR"/>
+        </w:rPr>
+        <w:t xml:space="preserve"> </w:t>
+      </w:r>
+      <w:r>
+        <w:rPr>
+          <w:lang w:val="hr-HR"/>
+        </w:rPr>
+        <w:t>Podaci su također prikazani u normaliziran</w:t>
+      </w:r>
+      <w:r>
+        <w:rPr>
+          <w:lang w:val="hr-HR"/>
+        </w:rPr>
+        <w:t>om obliku</w:t>
+      </w:r>
+      <w:r>
+        <w:rPr>
+          <w:lang w:val="hr-HR"/>
+        </w:rPr>
+        <w:t xml:space="preserve">, no na grafovima su zapisane apsolutne vrijednosti. </w:t>
+      </w:r>
+      <w:r>
+        <w:rPr>
+          <w:lang w:val="hr-HR"/>
+        </w:rPr>
+        <w:t xml:space="preserve">Također je važno napomenuti da je radijus pokrivenosti normaliziran promjerom mreže. </w:t>
+      </w:r>
+      <w:r>
+        <w:rPr>
+          <w:lang w:val="hr-HR"/>
+        </w:rPr>
+        <w:t xml:space="preserve">Budući da sve navedene kriterije minimiziramo </w:t>
+      </w:r>
+      <w:r>
+        <w:rPr>
+          <w:lang w:val="hr-HR"/>
+        </w:rPr>
+        <w:t>graf se može proučavati na način da su krać</w:t>
+      </w:r>
+      <w:r>
+        <w:rPr>
+          <w:lang w:val="hr-HR"/>
+        </w:rPr>
+        <w:t xml:space="preserve">i stupci ekvivalentni boljem uspjehu. </w:t>
+      </w:r>
+      <w:r>
+        <w:rPr>
+          <w:lang w:val="hr-HR"/>
+        </w:rPr>
+        <w:t xml:space="preserve">Odmah se može uočiti dominacija </w:t>
+      </w:r>
+      <w:r>
+        <w:rPr>
+          <w:lang w:val="hr-HR"/>
+        </w:rPr>
+        <w:t xml:space="preserve">algoritama teorije igara </w:t>
+      </w:r>
+      <w:r>
+        <w:rPr>
+          <w:lang w:val="hr-HR"/>
+        </w:rPr>
+        <w:t xml:space="preserve">u </w:t>
+      </w:r>
+      <w:r>
+        <w:rPr>
+          <w:lang w:val="hr-HR"/>
+        </w:rPr>
+        <w:t>kreiranju najkraćih putovanja i time najkraćih simulacija</w:t>
+      </w:r>
+      <w:r>
+        <w:rPr>
+          <w:lang w:val="hr-HR"/>
+        </w:rPr>
+        <w:t xml:space="preserve">, iako </w:t>
+      </w:r>
+      <w:r>
+        <w:rPr>
+          <w:lang w:val="hr-HR"/>
+        </w:rPr>
+        <w:t xml:space="preserve">postižu općenito goru pokrivenost mreže </w:t>
+      </w:r>
+      <w:r>
+        <w:rPr>
+          <w:lang w:val="hr-HR"/>
+        </w:rPr>
+        <w:t>u odnosu na algoritme graf neuronske mreže</w:t>
+      </w:r>
+      <w:r>
+        <w:rPr>
+          <w:lang w:val="hr-HR"/>
+        </w:rPr>
+        <w:t>, koji postižu zanimljivo konstantnu pokrivenost mreže</w:t>
+      </w:r>
+      <w:r>
+        <w:rPr>
+          <w:lang w:val="hr-HR"/>
+        </w:rPr>
+        <w:t>.</w:t>
+      </w:r>
+      <w:r>
+        <w:rPr>
+          <w:lang w:val="hr-HR"/>
+        </w:rPr>
+        <w:t xml:space="preserve"> Algoritmi pokrivenosti generalno postižu </w:t>
+      </w:r>
+      <w:r>
+        <w:rPr>
+          <w:lang w:val="hr-HR"/>
+        </w:rPr>
+        <w:t>nekonzistentni uspjeh</w:t>
+      </w:r>
+      <w:r>
+        <w:rPr>
+          <w:lang w:val="hr-HR"/>
+        </w:rPr>
+        <w:t xml:space="preserve"> </w:t>
+      </w:r>
+      <w:r>
+        <w:rPr>
+          <w:lang w:val="hr-HR"/>
+        </w:rPr>
+        <w:t>s obzirom na</w:t>
+      </w:r>
+      <w:r>
+        <w:rPr>
+          <w:lang w:val="hr-HR"/>
+        </w:rPr>
+        <w:t xml:space="preserve"> vrst</w:t>
+      </w:r>
+      <w:r>
+        <w:rPr>
+          <w:lang w:val="hr-HR"/>
+        </w:rPr>
+        <w:t>u</w:t>
+      </w:r>
+      <w:r>
+        <w:rPr>
+          <w:lang w:val="hr-HR"/>
+        </w:rPr>
+        <w:t xml:space="preserve"> alokacije vozila na stanice</w:t>
+      </w:r>
+      <w:r>
+        <w:rPr>
+          <w:lang w:val="hr-HR"/>
+        </w:rPr>
+        <w:t xml:space="preserve">, </w:t>
+      </w:r>
+      <w:r>
+        <w:rPr>
+          <w:lang w:val="hr-HR"/>
+        </w:rPr>
+        <w:t xml:space="preserve">što se može vidjeti i u razlici </w:t>
+      </w:r>
+      <w:r>
+        <w:rPr>
+          <w:lang w:val="hr-HR"/>
+        </w:rPr>
+        <w:t>visine stupaca na grafu uspješnosti (</w:t>
+      </w:r>
+      <w:r>
+        <w:rPr>
+          <w:lang w:val="hr-HR"/>
+        </w:rPr>
+        <w:fldChar w:fldCharType="begin"/>
+      </w:r>
+      <w:r>
+        <w:rPr>
+          <w:lang w:val="hr-HR"/>
+        </w:rPr>
+        <w:instrText xml:space="preserve"> REF _Ref233089926 \h </w:instrText>
+      </w:r>
+      <w:r>
+        <w:rPr>
+          <w:lang w:val="hr-HR"/>
+        </w:rPr>
+      </w:r>
+      <w:r>
+        <w:rPr>
+          <w:lang w:val="hr-HR"/>
+        </w:rPr>
+        <w:fldChar w:fldCharType="separate"/>
+      </w:r>
+      <w:r>
+        <w:rPr>
+          <w:lang w:val="hr-HR"/>
+        </w:rPr>
         <w:t xml:space="preserve">Slika </w:t>
       </w:r>
       <w:r>
-        <w:fldChar w:fldCharType="begin"/>
-      </w:r>
-      <w:r>
-        <w:instrText xml:space="preserve"> STYLEREF 1 \s </w:instrText>
-      </w:r>
-      <w:r>
-        <w:fldChar w:fldCharType="separate"/>
-      </w:r>
-      <w:r>
         <w:rPr>
           <w:noProof/>
+          <w:lang w:val="hr-HR"/>
         </w:rPr>
         <w:t>6</w:t>
       </w:r>
       <w:r>
+        <w:rPr>
+          <w:lang w:val="hr-HR"/>
+        </w:rPr>
+        <w:t>.</w:t>
+      </w:r>
+      <w:r>
+        <w:rPr>
+          <w:noProof/>
+          <w:lang w:val="hr-HR"/>
+        </w:rPr>
+        <w:t>3</w:t>
+      </w:r>
+      <w:r>
+        <w:rPr>
+          <w:lang w:val="hr-HR"/>
+        </w:rPr>
         <w:fldChar w:fldCharType="end"/>
       </w:r>
       <w:r>
-        <w:t>.</w:t>
-      </w:r>
-      <w:r>
-        <w:fldChar w:fldCharType="begin"/>
-      </w:r>
-      <w:r>
-        <w:instrText xml:space="preserve"> SEQ Slika \* ARABIC \s 1 </w:instrText>
-      </w:r>
-      <w:r>
-        <w:fldChar w:fldCharType="separate"/>
-      </w:r>
-      <w:r>
-        <w:rPr>
-          <w:noProof/>
-        </w:rPr>
-        <w:t>3</w:t>
-      </w:r>
-      <w:r>
-        <w:fldChar w:fldCharType="end"/>
-      </w:r>
-      <w:r>
-        <w:t xml:space="preserve"> </w:t>
-      </w:r>
-      <w:r>
-        <w:t xml:space="preserve">Usporedba </w:t>
-      </w:r>
-      <w:r>
-        <w:t>vremena izvršavanja po iteraciji</w:t>
-      </w:r>
-      <w:r>
-        <w:t xml:space="preserve"> za</w:t>
-      </w:r>
-      <w:r>
-        <w:t xml:space="preserve"> sv</w:t>
-      </w:r>
-      <w:r>
-        <w:t>e</w:t>
-      </w:r>
-      <w:r>
-        <w:t xml:space="preserve"> algoritama na prometnoj mreži rešetke</w:t>
+        <w:rPr>
+          <w:lang w:val="hr-HR"/>
+        </w:rPr>
+        <w:t>).</w:t>
+      </w:r>
+      <w:r>
+        <w:rPr>
+          <w:lang w:val="hr-HR"/>
+        </w:rPr>
+        <w:t xml:space="preserve"> </w:t>
+      </w:r>
+      <w:r>
+        <w:rPr>
+          <w:lang w:val="hr-HR"/>
+        </w:rPr>
+        <w:t>No na podacima ovog grafa čini se da preferiraju sebičnu alokaciju umjesto centralizirane kao na grafu uspjeha.</w:t>
       </w:r>
     </w:p>
     <w:p/>
     <w:p/>
+    <w:p/>
+    <w:p/>
+    <w:p/>
+    <w:tbl>
+      <w:tblPr>
+        <w:tblStyle w:val="TableGrid0"/>
+        <w:tblW w:w="0" w:type="auto"/>
+        <w:tblInd w:w="5" w:type="dxa"/>
+        <w:tblLook w:val="04A0" w:firstRow="1" w:lastRow="0" w:firstColumn="1" w:lastColumn="0" w:noHBand="0" w:noVBand="1"/>
+      </w:tblPr>
+      <w:tblGrid>
+        <w:gridCol w:w="8777"/>
+      </w:tblGrid>
+      <w:tr>
+        <w:tc>
+          <w:tcPr>
+            <w:tcW w:w="8777" w:type="dxa"/>
+          </w:tcPr>
+          <w:p>
+            <w:r>
+              <w:rPr>
+                <w:noProof/>
+                <w14:ligatures w14:val="standardContextual"/>
+              </w:rPr>
+              <w:drawing>
+                <wp:inline distT="0" distB="0" distL="0" distR="0" wp14:anchorId="4D366CF7" wp14:editId="2EAF473B">
+                  <wp:extent cx="5418708" cy="2699309"/>
+                  <wp:effectExtent l="0" t="0" r="0" b="6350"/>
+                  <wp:docPr id="885473239" name="Picture 14"/>
+                  <wp:cNvGraphicFramePr>
+                    <a:graphicFrameLocks xmlns:a="http://schemas.openxmlformats.org/drawingml/2006/main" noChangeAspect="1"/>
+                  </wp:cNvGraphicFramePr>
+                  <a:graphic xmlns:a="http://schemas.openxmlformats.org/drawingml/2006/main">
+                    <a:graphicData uri="http://schemas.openxmlformats.org/drawingml/2006/picture">
+                      <pic:pic xmlns:pic="http://schemas.openxmlformats.org/drawingml/2006/picture">
+                        <pic:nvPicPr>
+                          <pic:cNvPr id="885473239" name="Picture 885473239"/>
+                          <pic:cNvPicPr/>
+                        </pic:nvPicPr>
+                        <pic:blipFill rotWithShape="1">
+                          <a:blip r:embed="rId20" cstate="print">
+                            <a:extLst>
+                              <a:ext uri="{28A0092B-C50C-407E-A947-70E740481C1C}">
+                                <a14:useLocalDpi xmlns:a14="http://schemas.microsoft.com/office/drawing/2010/main" val="0"/>
+                              </a:ext>
+                            </a:extLst>
+                          </a:blip>
+                          <a:srcRect l="990" t="7516" r="9327" b="5769"/>
+                          <a:stretch>
+                            <a:fillRect/>
+                          </a:stretch>
+                        </pic:blipFill>
+                        <pic:spPr bwMode="auto">
+                          <a:xfrm>
+                            <a:off x="0" y="0"/>
+                            <a:ext cx="5451426" cy="2715607"/>
+                          </a:xfrm>
+                          <a:prstGeom prst="rect">
+                            <a:avLst/>
+                          </a:prstGeom>
+                          <a:ln>
+                            <a:noFill/>
+                          </a:ln>
+                          <a:extLst>
+                            <a:ext uri="{53640926-AAD7-44D8-BBD7-CCE9431645EC}">
+                              <a14:shadowObscured xmlns:a14="http://schemas.microsoft.com/office/drawing/2010/main"/>
+                            </a:ext>
+                          </a:extLst>
+                        </pic:spPr>
+                      </pic:pic>
+                    </a:graphicData>
+                  </a:graphic>
+                </wp:inline>
+              </w:drawing>
+            </w:r>
+          </w:p>
+        </w:tc>
+      </w:tr>
+      <w:tr>
+        <w:tc>
+          <w:tcPr>
+            <w:tcW w:w="8777" w:type="dxa"/>
+          </w:tcPr>
+          <w:p>
+            <w:pPr>
+              <w:keepNext/>
+            </w:pPr>
+            <w:r>
+              <w:rPr>
+                <w:noProof/>
+                <w14:ligatures w14:val="standardContextual"/>
+              </w:rPr>
+              <w:drawing>
+                <wp:inline distT="0" distB="0" distL="0" distR="0" wp14:anchorId="3440E7D4" wp14:editId="15671578">
+                  <wp:extent cx="5435194" cy="2679547"/>
+                  <wp:effectExtent l="0" t="0" r="0" b="6985"/>
+                  <wp:docPr id="175848033" name="Picture 15"/>
+                  <wp:cNvGraphicFramePr>
+                    <a:graphicFrameLocks xmlns:a="http://schemas.openxmlformats.org/drawingml/2006/main" noChangeAspect="1"/>
+                  </wp:cNvGraphicFramePr>
+                  <a:graphic xmlns:a="http://schemas.openxmlformats.org/drawingml/2006/main">
+                    <a:graphicData uri="http://schemas.openxmlformats.org/drawingml/2006/picture">
+                      <pic:pic xmlns:pic="http://schemas.openxmlformats.org/drawingml/2006/picture">
+                        <pic:nvPicPr>
+                          <pic:cNvPr id="175848033" name="Picture 175848033"/>
+                          <pic:cNvPicPr/>
+                        </pic:nvPicPr>
+                        <pic:blipFill rotWithShape="1">
+                          <a:blip r:embed="rId21" cstate="print">
+                            <a:extLst>
+                              <a:ext uri="{28A0092B-C50C-407E-A947-70E740481C1C}">
+                                <a14:useLocalDpi xmlns:a14="http://schemas.microsoft.com/office/drawing/2010/main" val="0"/>
+                              </a:ext>
+                            </a:extLst>
+                          </a:blip>
+                          <a:srcRect l="1081" t="8389" r="9232" b="5787"/>
+                          <a:stretch>
+                            <a:fillRect/>
+                          </a:stretch>
+                        </pic:blipFill>
+                        <pic:spPr bwMode="auto">
+                          <a:xfrm>
+                            <a:off x="0" y="0"/>
+                            <a:ext cx="5451864" cy="2687765"/>
+                          </a:xfrm>
+                          <a:prstGeom prst="rect">
+                            <a:avLst/>
+                          </a:prstGeom>
+                          <a:ln>
+                            <a:noFill/>
+                          </a:ln>
+                          <a:extLst>
+                            <a:ext uri="{53640926-AAD7-44D8-BBD7-CCE9431645EC}">
+                              <a14:shadowObscured xmlns:a14="http://schemas.microsoft.com/office/drawing/2010/main"/>
+                            </a:ext>
+                          </a:extLst>
+                        </pic:spPr>
+                      </pic:pic>
+                    </a:graphicData>
+                  </a:graphic>
+                </wp:inline>
+              </w:drawing>
+            </w:r>
+          </w:p>
+        </w:tc>
+      </w:tr>
+    </w:tbl>
     <w:p>
       <w:pPr>
-        <w:pStyle w:val="Heading2"/>
+        <w:pStyle w:val="Caption"/>
       </w:pPr>
-      <w:bookmarkStart w:id="96" w:name="_Toc233085862"/>
-      <w:r>
-        <w:t>Zagreb</w:t>
-      </w:r>
-      <w:bookmarkEnd w:id="96"/>
+      <w:bookmarkStart w:id="99" w:name="_Ref233091403"/>
+      <w:r>
+        <w:t xml:space="preserve">Slika </w:t>
+      </w:r>
+      <w:r>
+        <w:fldChar w:fldCharType="begin"/>
+      </w:r>
+      <w:r>
+        <w:instrText xml:space="preserve"> STYLEREF 1 \s </w:instrText>
+      </w:r>
+      <w:r>
+        <w:fldChar w:fldCharType="separate"/>
+      </w:r>
+      <w:r>
+        <w:rPr>
+          <w:noProof/>
+        </w:rPr>
+        <w:t>6</w:t>
+      </w:r>
+      <w:r>
+        <w:fldChar w:fldCharType="end"/>
+      </w:r>
+      <w:r>
+        <w:t>.</w:t>
+      </w:r>
+      <w:r>
+        <w:fldChar w:fldCharType="begin"/>
+      </w:r>
+      <w:r>
+        <w:instrText xml:space="preserve"> SEQ Slika \* ARABIC \s 1 </w:instrText>
+      </w:r>
+      <w:r>
+        <w:fldChar w:fldCharType="separate"/>
+      </w:r>
+      <w:r>
+        <w:rPr>
+          <w:noProof/>
+        </w:rPr>
+        <w:t>4</w:t>
+      </w:r>
+      <w:r>
+        <w:fldChar w:fldCharType="end"/>
+      </w:r>
+      <w:bookmarkEnd w:id="99"/>
+      <w:r>
+        <w:t xml:space="preserve"> Prikaz vrijednosti rezultata </w:t>
+      </w:r>
+      <w:r>
+        <w:t xml:space="preserve">globalnih kriterija </w:t>
+      </w:r>
+      <w:r>
+        <w:t>najboljih rješenja</w:t>
+      </w:r>
+      <w:r>
+        <w:t xml:space="preserve"> </w:t>
+      </w:r>
+      <w:r>
+        <w:t xml:space="preserve">algoritama </w:t>
+      </w:r>
+      <w:r>
+        <w:t>na rešetkastoj mreži</w:t>
+      </w:r>
+      <w:r>
+        <w:br/>
+        <w:t xml:space="preserve">a) Prva slika prikazuje </w:t>
+      </w:r>
+      <w:r>
+        <w:t>primjenu sebične alokacije vozila po stanicama</w:t>
+      </w:r>
+      <w:r>
+        <w:br/>
+        <w:t>b) Druga slika prikazuje</w:t>
+      </w:r>
+      <w:r>
+        <w:t xml:space="preserve"> </w:t>
+      </w:r>
+      <w:r>
+        <w:t xml:space="preserve">primjenu </w:t>
+      </w:r>
+      <w:r>
+        <w:t>centraliziran</w:t>
+      </w:r>
+      <w:r>
+        <w:t>e</w:t>
+      </w:r>
+      <w:r>
+        <w:t xml:space="preserve"> alokacij</w:t>
+      </w:r>
+      <w:r>
+        <w:t>e</w:t>
+      </w:r>
+      <w:r>
+        <w:t xml:space="preserve"> vozila po stanicama</w:t>
+      </w:r>
+    </w:p>
+    <w:p>
+      <w:r>
+        <w:t>Slijed</w:t>
+      </w:r>
+      <w:r>
+        <w:t>i glavni fokus rada;</w:t>
+      </w:r>
+      <w:r>
+        <w:t xml:space="preserve"> grafovi </w:t>
+      </w:r>
+      <w:r>
+        <w:t xml:space="preserve">rezultata </w:t>
+      </w:r>
+      <w:r>
+        <w:t>kompetitivnih</w:t>
+      </w:r>
+      <w:r>
+        <w:t xml:space="preserve"> kriterija, konkretno </w:t>
+      </w:r>
+      <w:r>
+        <w:t>cijene</w:t>
+      </w:r>
+      <w:r>
+        <w:t xml:space="preserve">, </w:t>
+      </w:r>
+      <w:r>
+        <w:t xml:space="preserve">količine </w:t>
+      </w:r>
+      <w:r>
+        <w:t xml:space="preserve">napunjene </w:t>
+      </w:r>
+      <w:r>
+        <w:t>energije</w:t>
+      </w:r>
+      <w:r>
+        <w:t>, tj. poslužene potražnje,</w:t>
+      </w:r>
+      <w:r>
+        <w:t xml:space="preserve"> </w:t>
+      </w:r>
+      <w:r>
+        <w:t xml:space="preserve">po agentu </w:t>
+      </w:r>
+      <w:r>
+        <w:t xml:space="preserve">i </w:t>
+      </w:r>
+      <w:r>
+        <w:t>pokrivenost mreže od strane stanica agenta</w:t>
+      </w:r>
+      <w:r>
+        <w:t xml:space="preserve"> </w:t>
+      </w:r>
+      <w:r>
+        <w:t>(</w:t>
+      </w:r>
+      <w:r>
+        <w:fldChar w:fldCharType="begin"/>
+      </w:r>
+      <w:r>
+        <w:instrText xml:space="preserve"> REF _Ref233092612 \h </w:instrText>
+      </w:r>
+      <w:r>
+        <w:fldChar w:fldCharType="separate"/>
+      </w:r>
+      <w:r>
+        <w:t xml:space="preserve">Slika </w:t>
+      </w:r>
+      <w:r>
+        <w:rPr>
+          <w:noProof/>
+        </w:rPr>
+        <w:t>6</w:t>
+      </w:r>
+      <w:r>
+        <w:t>.</w:t>
+      </w:r>
+      <w:r>
+        <w:rPr>
+          <w:noProof/>
+        </w:rPr>
+        <w:t>5</w:t>
+      </w:r>
+      <w:r>
+        <w:fldChar w:fldCharType="end"/>
+      </w:r>
+      <w:r>
+        <w:t>)</w:t>
+      </w:r>
+      <w:r>
+        <w:t>.</w:t>
+      </w:r>
+      <w:r>
+        <w:t xml:space="preserve"> </w:t>
+      </w:r>
+      <w:r>
+        <w:t>Odmah se može uočiti zanimljivo ponašanje</w:t>
+      </w:r>
+      <w:r>
+        <w:t>. Vidimo tri situacije do kojih je moglo doći:</w:t>
+      </w:r>
+    </w:p>
+    <w:p>
+      <w:pPr>
+        <w:pStyle w:val="ListParagraph"/>
+        <w:numPr>
+          <w:ilvl w:val="0"/>
+          <w:numId w:val="35"/>
+        </w:numPr>
+      </w:pPr>
+      <w:r>
+        <w:lastRenderedPageBreak/>
+        <w:t>Cijene nemaju dovoljan utjecaj za isticanje kompetitivnosti te su na kraju cijene svih agenata u visokim vrijednostima</w:t>
+      </w:r>
+      <w:r>
+        <w:t xml:space="preserve"> i </w:t>
+      </w:r>
+      <w:r>
+        <w:t>agenti uglavnom podjednako dijele potražnju</w:t>
+      </w:r>
+      <w:r>
+        <w:t xml:space="preserve"> (</w:t>
+      </w:r>
+      <w:r>
+        <w:t xml:space="preserve">npr. </w:t>
+      </w:r>
+      <w:r>
+        <w:t xml:space="preserve">MARL3 algoritam </w:t>
+      </w:r>
+      <w:r>
+        <w:t>sa</w:t>
+      </w:r>
+      <w:r>
+        <w:t xml:space="preserve"> centralizirano</w:t>
+      </w:r>
+      <w:r>
+        <w:t>m</w:t>
+      </w:r>
+      <w:r>
+        <w:t xml:space="preserve"> alokacij</w:t>
+      </w:r>
+      <w:r>
+        <w:t>om</w:t>
+      </w:r>
+      <w:r>
+        <w:t>)</w:t>
+      </w:r>
+    </w:p>
+    <w:p>
+      <w:pPr>
+        <w:pStyle w:val="ListParagraph"/>
+        <w:numPr>
+          <w:ilvl w:val="0"/>
+          <w:numId w:val="35"/>
+        </w:numPr>
+      </w:pPr>
+      <w:r>
+        <w:t xml:space="preserve">Dolazi do </w:t>
+      </w:r>
+      <w:r>
+        <w:t>očekivanog utjecaja kompetitivnosti kroz cijene</w:t>
+      </w:r>
+      <w:r>
+        <w:t xml:space="preserve"> te su </w:t>
+      </w:r>
+      <w:r>
+        <w:t>cijene svih agenata u niskim vrijednostima</w:t>
+      </w:r>
+      <w:r>
+        <w:t xml:space="preserve"> i agenti uglavnom podjednako dijele potražnju</w:t>
+      </w:r>
+      <w:r>
+        <w:t xml:space="preserve"> (npr.</w:t>
+      </w:r>
+      <w:r>
+        <w:t xml:space="preserve"> </w:t>
+      </w:r>
+      <w:r>
+        <w:t xml:space="preserve">Game2 i Cover2 za sebičnu alokaciju, </w:t>
+      </w:r>
+      <w:r>
+        <w:t>Game3 za centraliziranu</w:t>
+      </w:r>
+      <w:r>
+        <w:t>)</w:t>
+      </w:r>
+    </w:p>
+    <w:p>
+      <w:pPr>
+        <w:pStyle w:val="ListParagraph"/>
+        <w:numPr>
+          <w:ilvl w:val="0"/>
+          <w:numId w:val="35"/>
+        </w:numPr>
+      </w:pPr>
+      <w:r>
+        <w:t xml:space="preserve">Dolazi do ekstremne razlike </w:t>
+      </w:r>
+      <w:r>
+        <w:t>u cijenama zbog jakog utjecaja kompetitivnosti kroz cijene</w:t>
+      </w:r>
+      <w:r>
+        <w:t xml:space="preserve"> te </w:t>
+      </w:r>
+      <w:r>
+        <w:t>agent sa puno nižom cijenom dobiva puno veći omjer potražnje (</w:t>
+      </w:r>
+      <w:r>
+        <w:t xml:space="preserve">npr. </w:t>
+      </w:r>
+      <w:r>
+        <w:t>MARL3 za sebičnu alokaciju</w:t>
+      </w:r>
+      <w:r>
+        <w:t>)</w:t>
+      </w:r>
+    </w:p>
+    <w:p>
+      <w:r>
+        <w:t>Također</w:t>
+      </w:r>
+      <w:r>
+        <w:t xml:space="preserve"> se pojavila situacija u slučaju </w:t>
+      </w:r>
+      <w:r>
+        <w:t>Cover2 algoritma uz centraliziranu alokaciju gdje se potražnja podjednako dijeli između agenata iako postoji razlika u cijenama.</w:t>
+      </w:r>
+      <w:r>
+        <w:t xml:space="preserve"> </w:t>
+      </w:r>
+      <w:r>
+        <w:t xml:space="preserve">Do toga dolazi </w:t>
+      </w:r>
+      <w:r>
+        <w:t xml:space="preserve">i </w:t>
+      </w:r>
+      <w:r>
+        <w:t>zbog bolje pokrivenosti stanica agenta sa većom cijenom</w:t>
+      </w:r>
+      <w:r>
+        <w:t>, što vidimo u trećem grafu</w:t>
+      </w:r>
+      <w:r>
+        <w:t>.</w:t>
+      </w:r>
+      <w:r>
+        <w:t xml:space="preserve"> </w:t>
+      </w:r>
+      <w:r>
+        <w:t xml:space="preserve">Sve u svemu, može se uočiti da </w:t>
+      </w:r>
+      <w:r>
+        <w:t xml:space="preserve">kompetitivnost </w:t>
+      </w:r>
+      <w:r>
+        <w:t xml:space="preserve">pri </w:t>
+      </w:r>
+      <w:r>
+        <w:t>sebičn</w:t>
+      </w:r>
+      <w:r>
+        <w:t>oj</w:t>
+      </w:r>
+      <w:r>
+        <w:t xml:space="preserve"> alokacij</w:t>
+      </w:r>
+      <w:r>
+        <w:t>i</w:t>
+      </w:r>
+      <w:r>
+        <w:t xml:space="preserve"> vozila na stanice </w:t>
+      </w:r>
+      <w:r>
+        <w:t>dolazi do većeg izražaja, što je i za očekivati.</w:t>
+      </w:r>
+    </w:p>
+    <w:p>
+      <w:pPr>
+        <w:spacing w:before="0" w:after="160" w:line="278" w:lineRule="auto"/>
+        <w:jc w:val="left"/>
+      </w:pPr>
+      <w:r>
+        <w:br w:type="page"/>
+      </w:r>
+    </w:p>
+    <w:tbl>
+      <w:tblPr>
+        <w:tblStyle w:val="TableGrid0"/>
+        <w:tblW w:w="0" w:type="auto"/>
+        <w:tblInd w:w="5" w:type="dxa"/>
+        <w:tblLook w:val="04A0" w:firstRow="1" w:lastRow="0" w:firstColumn="1" w:lastColumn="0" w:noHBand="0" w:noVBand="1"/>
+      </w:tblPr>
+      <w:tblGrid>
+        <w:gridCol w:w="8777"/>
+      </w:tblGrid>
+      <w:tr>
+        <w:tc>
+          <w:tcPr>
+            <w:tcW w:w="8777" w:type="dxa"/>
+          </w:tcPr>
+          <w:p>
+            <w:pPr>
+              <w:spacing w:before="0" w:after="0" w:line="240" w:lineRule="auto"/>
+              <w:jc w:val="center"/>
+            </w:pPr>
+            <w:r>
+              <w:rPr>
+                <w:noProof/>
+                <w14:ligatures w14:val="standardContextual"/>
+              </w:rPr>
+              <w:lastRenderedPageBreak/>
+              <w:drawing>
+                <wp:inline distT="0" distB="0" distL="0" distR="0" wp14:anchorId="7F7EBC47" wp14:editId="717A2E1F">
+                  <wp:extent cx="4817866" cy="2626156"/>
+                  <wp:effectExtent l="0" t="0" r="1905" b="3175"/>
+                  <wp:docPr id="2134020713" name="Picture 21"/>
+                  <wp:cNvGraphicFramePr>
+                    <a:graphicFrameLocks xmlns:a="http://schemas.openxmlformats.org/drawingml/2006/main" noChangeAspect="1"/>
+                  </wp:cNvGraphicFramePr>
+                  <a:graphic xmlns:a="http://schemas.openxmlformats.org/drawingml/2006/main">
+                    <a:graphicData uri="http://schemas.openxmlformats.org/drawingml/2006/picture">
+                      <pic:pic xmlns:pic="http://schemas.openxmlformats.org/drawingml/2006/picture">
+                        <pic:nvPicPr>
+                          <pic:cNvPr id="2134020713" name="Picture 2134020713"/>
+                          <pic:cNvPicPr/>
+                        </pic:nvPicPr>
+                        <pic:blipFill rotWithShape="1">
+                          <a:blip r:embed="rId22" cstate="print">
+                            <a:extLst>
+                              <a:ext uri="{28A0092B-C50C-407E-A947-70E740481C1C}">
+                                <a14:useLocalDpi xmlns:a14="http://schemas.microsoft.com/office/drawing/2010/main" val="0"/>
+                              </a:ext>
+                            </a:extLst>
+                          </a:blip>
+                          <a:srcRect l="7894" t="6777" r="7730" b="3951"/>
+                          <a:stretch>
+                            <a:fillRect/>
+                          </a:stretch>
+                        </pic:blipFill>
+                        <pic:spPr bwMode="auto">
+                          <a:xfrm>
+                            <a:off x="0" y="0"/>
+                            <a:ext cx="4894973" cy="2668186"/>
+                          </a:xfrm>
+                          <a:prstGeom prst="rect">
+                            <a:avLst/>
+                          </a:prstGeom>
+                          <a:ln>
+                            <a:noFill/>
+                          </a:ln>
+                          <a:extLst>
+                            <a:ext uri="{53640926-AAD7-44D8-BBD7-CCE9431645EC}">
+                              <a14:shadowObscured xmlns:a14="http://schemas.microsoft.com/office/drawing/2010/main"/>
+                            </a:ext>
+                          </a:extLst>
+                        </pic:spPr>
+                      </pic:pic>
+                    </a:graphicData>
+                  </a:graphic>
+                </wp:inline>
+              </w:drawing>
+            </w:r>
+          </w:p>
+        </w:tc>
+      </w:tr>
+      <w:tr>
+        <w:tc>
+          <w:tcPr>
+            <w:tcW w:w="8777" w:type="dxa"/>
+          </w:tcPr>
+          <w:p>
+            <w:pPr>
+              <w:keepNext/>
+              <w:spacing w:before="0" w:after="0" w:line="240" w:lineRule="auto"/>
+              <w:jc w:val="center"/>
+            </w:pPr>
+            <w:r>
+              <w:rPr>
+                <w:noProof/>
+                <w14:ligatures w14:val="standardContextual"/>
+              </w:rPr>
+              <w:drawing>
+                <wp:inline distT="0" distB="0" distL="0" distR="0" wp14:anchorId="5F0D28CA" wp14:editId="2F0F1A8C">
+                  <wp:extent cx="4699054" cy="2531059"/>
+                  <wp:effectExtent l="0" t="0" r="6350" b="3175"/>
+                  <wp:docPr id="1126694108" name="Picture 19"/>
+                  <wp:cNvGraphicFramePr>
+                    <a:graphicFrameLocks xmlns:a="http://schemas.openxmlformats.org/drawingml/2006/main" noChangeAspect="1"/>
+                  </wp:cNvGraphicFramePr>
+                  <a:graphic xmlns:a="http://schemas.openxmlformats.org/drawingml/2006/main">
+                    <a:graphicData uri="http://schemas.openxmlformats.org/drawingml/2006/picture">
+                      <pic:pic xmlns:pic="http://schemas.openxmlformats.org/drawingml/2006/picture">
+                        <pic:nvPicPr>
+                          <pic:cNvPr id="1126694108" name="Picture 1126694108"/>
+                          <pic:cNvPicPr/>
+                        </pic:nvPicPr>
+                        <pic:blipFill rotWithShape="1">
+                          <a:blip r:embed="rId23" cstate="print">
+                            <a:extLst>
+                              <a:ext uri="{28A0092B-C50C-407E-A947-70E740481C1C}">
+                                <a14:useLocalDpi xmlns:a14="http://schemas.microsoft.com/office/drawing/2010/main" val="0"/>
+                              </a:ext>
+                            </a:extLst>
+                          </a:blip>
+                          <a:srcRect l="8918" t="8653" r="9278" b="5818"/>
+                          <a:stretch>
+                            <a:fillRect/>
+                          </a:stretch>
+                        </pic:blipFill>
+                        <pic:spPr bwMode="auto">
+                          <a:xfrm>
+                            <a:off x="0" y="0"/>
+                            <a:ext cx="4785073" cy="2577392"/>
+                          </a:xfrm>
+                          <a:prstGeom prst="rect">
+                            <a:avLst/>
+                          </a:prstGeom>
+                          <a:ln>
+                            <a:noFill/>
+                          </a:ln>
+                          <a:extLst>
+                            <a:ext uri="{53640926-AAD7-44D8-BBD7-CCE9431645EC}">
+                              <a14:shadowObscured xmlns:a14="http://schemas.microsoft.com/office/drawing/2010/main"/>
+                            </a:ext>
+                          </a:extLst>
+                        </pic:spPr>
+                      </pic:pic>
+                    </a:graphicData>
+                  </a:graphic>
+                </wp:inline>
+              </w:drawing>
+            </w:r>
+          </w:p>
+        </w:tc>
+      </w:tr>
+      <w:tr>
+        <w:tc>
+          <w:tcPr>
+            <w:tcW w:w="8777" w:type="dxa"/>
+          </w:tcPr>
+          <w:p>
+            <w:pPr>
+              <w:keepNext/>
+              <w:spacing w:before="0" w:after="0" w:line="240" w:lineRule="auto"/>
+              <w:jc w:val="center"/>
+              <w:rPr>
+                <w:noProof/>
+                <w14:ligatures w14:val="standardContextual"/>
+              </w:rPr>
+            </w:pPr>
+            <w:r>
+              <w:rPr>
+                <w:noProof/>
+                <w14:ligatures w14:val="standardContextual"/>
+              </w:rPr>
+              <w:drawing>
+                <wp:inline distT="0" distB="0" distL="0" distR="0" wp14:anchorId="580C9987" wp14:editId="6E0E20D9">
+                  <wp:extent cx="4763272" cy="2509113"/>
+                  <wp:effectExtent l="0" t="0" r="0" b="5715"/>
+                  <wp:docPr id="1320189420" name="Picture 20"/>
+                  <wp:cNvGraphicFramePr>
+                    <a:graphicFrameLocks xmlns:a="http://schemas.openxmlformats.org/drawingml/2006/main" noChangeAspect="1"/>
+                  </wp:cNvGraphicFramePr>
+                  <a:graphic xmlns:a="http://schemas.openxmlformats.org/drawingml/2006/main">
+                    <a:graphicData uri="http://schemas.openxmlformats.org/drawingml/2006/picture">
+                      <pic:pic xmlns:pic="http://schemas.openxmlformats.org/drawingml/2006/picture">
+                        <pic:nvPicPr>
+                          <pic:cNvPr id="1320189420" name="Picture 1320189420"/>
+                          <pic:cNvPicPr/>
+                        </pic:nvPicPr>
+                        <pic:blipFill rotWithShape="1">
+                          <a:blip r:embed="rId24" cstate="print">
+                            <a:extLst>
+                              <a:ext uri="{28A0092B-C50C-407E-A947-70E740481C1C}">
+                                <a14:useLocalDpi xmlns:a14="http://schemas.microsoft.com/office/drawing/2010/main" val="0"/>
+                              </a:ext>
+                            </a:extLst>
+                          </a:blip>
+                          <a:srcRect l="7606" t="8144" r="8491" b="6068"/>
+                          <a:stretch>
+                            <a:fillRect/>
+                          </a:stretch>
+                        </pic:blipFill>
+                        <pic:spPr bwMode="auto">
+                          <a:xfrm>
+                            <a:off x="0" y="0"/>
+                            <a:ext cx="4803973" cy="2530553"/>
+                          </a:xfrm>
+                          <a:prstGeom prst="rect">
+                            <a:avLst/>
+                          </a:prstGeom>
+                          <a:ln>
+                            <a:noFill/>
+                          </a:ln>
+                          <a:extLst>
+                            <a:ext uri="{53640926-AAD7-44D8-BBD7-CCE9431645EC}">
+                              <a14:shadowObscured xmlns:a14="http://schemas.microsoft.com/office/drawing/2010/main"/>
+                            </a:ext>
+                          </a:extLst>
+                        </pic:spPr>
+                      </pic:pic>
+                    </a:graphicData>
+                  </a:graphic>
+                </wp:inline>
+              </w:drawing>
+            </w:r>
+          </w:p>
+        </w:tc>
+      </w:tr>
+    </w:tbl>
+    <w:p>
+      <w:pPr>
+        <w:pStyle w:val="Caption"/>
+      </w:pPr>
+      <w:bookmarkStart w:id="100" w:name="_Ref233092612"/>
+      <w:r>
+        <w:t xml:space="preserve">Slika </w:t>
+      </w:r>
+      <w:r>
+        <w:fldChar w:fldCharType="begin"/>
+      </w:r>
+      <w:r>
+        <w:instrText xml:space="preserve"> STYLEREF 1 \s </w:instrText>
+      </w:r>
+      <w:r>
+        <w:fldChar w:fldCharType="separate"/>
+      </w:r>
+      <w:r>
+        <w:rPr>
+          <w:noProof/>
+        </w:rPr>
+        <w:t>6</w:t>
+      </w:r>
+      <w:r>
+        <w:fldChar w:fldCharType="end"/>
+      </w:r>
+      <w:r>
+        <w:t>.</w:t>
+      </w:r>
+      <w:r>
+        <w:fldChar w:fldCharType="begin"/>
+      </w:r>
+      <w:r>
+        <w:instrText xml:space="preserve"> SEQ Slika \* ARABIC \s 1 </w:instrText>
+      </w:r>
+      <w:r>
+        <w:fldChar w:fldCharType="separate"/>
+      </w:r>
+      <w:r>
+        <w:rPr>
+          <w:noProof/>
+        </w:rPr>
+        <w:t>5</w:t>
+      </w:r>
+      <w:r>
+        <w:fldChar w:fldCharType="end"/>
+      </w:r>
+      <w:bookmarkEnd w:id="100"/>
+      <w:r>
+        <w:t xml:space="preserve"> </w:t>
+      </w:r>
+      <w:r>
+        <w:t xml:space="preserve">Prikaz vrijednosti rezultata </w:t>
+      </w:r>
+      <w:r>
+        <w:t xml:space="preserve">kompetitivnih kriterija </w:t>
+      </w:r>
+      <w:r>
+        <w:t xml:space="preserve">najboljih rezultata algoritama </w:t>
+      </w:r>
+      <w:r>
+        <w:t>na rešetkastoj mreži</w:t>
+      </w:r>
+      <w:r>
+        <w:br/>
+        <w:t xml:space="preserve">a) Prva slika prikazuje </w:t>
+      </w:r>
+      <w:r>
+        <w:t>vrijednosti cijena</w:t>
+      </w:r>
+      <w:r>
+        <w:br/>
+        <w:t xml:space="preserve">b) Druga slika </w:t>
+      </w:r>
+      <w:r>
+        <w:t>prikazuje količinu napunjene energije, tj. poslužene potražnje, po agent</w:t>
+      </w:r>
+      <w:r>
+        <w:t>u</w:t>
+      </w:r>
+      <w:r>
+        <w:br/>
+        <w:t xml:space="preserve">c) </w:t>
+      </w:r>
+      <w:r>
+        <w:t>Treća</w:t>
+      </w:r>
+      <w:r>
+        <w:t xml:space="preserve"> slika prikazuje radijuse pokrivenosti mreže po agentu</w:t>
+      </w:r>
     </w:p>
     <w:p>
       <w:pPr>
         <w:pStyle w:val="Heading3"/>
       </w:pPr>
-      <w:bookmarkStart w:id="97" w:name="_Toc233085863"/>
-      <w:r>
-        <w:t>Sebična alokacija</w:t>
-      </w:r>
-      <w:bookmarkEnd w:id="97"/>
+      <w:bookmarkStart w:id="101" w:name="_Toc233101387"/>
+      <w:r>
+        <w:lastRenderedPageBreak/>
+        <w:t>Ponovno pokretanje</w:t>
+      </w:r>
+      <w:bookmarkEnd w:id="101"/>
     </w:p>
-    <w:p/>
+    <w:p>
+      <w:r>
+        <w:t>Pri analizi rezultata ponovnim pokretanjem</w:t>
+      </w:r>
+      <w:r>
+        <w:t xml:space="preserve"> (</w:t>
+      </w:r>
+      <w:r>
+        <w:fldChar w:fldCharType="begin"/>
+      </w:r>
+      <w:r>
+        <w:instrText xml:space="preserve"> REF _Ref233096804 \h </w:instrText>
+      </w:r>
+      <w:r>
+        <w:fldChar w:fldCharType="separate"/>
+      </w:r>
+      <w:r>
+        <w:t xml:space="preserve">Slika </w:t>
+      </w:r>
+      <w:r>
+        <w:rPr>
+          <w:noProof/>
+        </w:rPr>
+        <w:t>6</w:t>
+      </w:r>
+      <w:r>
+        <w:t>.</w:t>
+      </w:r>
+      <w:r>
+        <w:rPr>
+          <w:noProof/>
+        </w:rPr>
+        <w:t>6</w:t>
+      </w:r>
+      <w:r>
+        <w:fldChar w:fldCharType="end"/>
+      </w:r>
+      <w:r>
+        <w:t>)</w:t>
+      </w:r>
+      <w:r>
+        <w:t xml:space="preserve"> </w:t>
+      </w:r>
+      <w:r>
+        <w:t xml:space="preserve">vidimo veće razlike između uspješnosti </w:t>
+      </w:r>
+      <w:r>
+        <w:t>algoritama.</w:t>
+      </w:r>
+      <w:r>
+        <w:t xml:space="preserve"> U ovom slučaju algoritmi teorije igara </w:t>
+      </w:r>
+      <w:r>
+        <w:t>postižu najmanji uspjeh, dok osnovni algoritam pokrivenosti postiže najveći uspjeh u grupi.</w:t>
+      </w:r>
+      <w:r>
+        <w:t xml:space="preserve"> Također se </w:t>
+      </w:r>
+      <w:r>
+        <w:t xml:space="preserve">opet </w:t>
+      </w:r>
+      <w:r>
+        <w:t>uočava</w:t>
+      </w:r>
+      <w:r>
+        <w:t xml:space="preserve"> dominacija algoritama pri primjeni centralizirane alokacije vozila.</w:t>
+      </w:r>
+    </w:p>
+    <w:p>
+      <w:pPr>
+        <w:keepNext/>
+      </w:pPr>
+      <w:r>
+        <w:rPr>
+          <w:noProof/>
+          <w14:ligatures w14:val="standardContextual"/>
+        </w:rPr>
+        <w:drawing>
+          <wp:inline distT="0" distB="0" distL="0" distR="0" wp14:anchorId="46C31F7D" wp14:editId="32A9BED6">
+            <wp:extent cx="5552236" cy="2899389"/>
+            <wp:effectExtent l="0" t="0" r="0" b="0"/>
+            <wp:docPr id="1906653374" name="Picture 1"/>
+            <wp:cNvGraphicFramePr>
+              <a:graphicFrameLocks xmlns:a="http://schemas.openxmlformats.org/drawingml/2006/main" noChangeAspect="1"/>
+            </wp:cNvGraphicFramePr>
+            <a:graphic xmlns:a="http://schemas.openxmlformats.org/drawingml/2006/main">
+              <a:graphicData uri="http://schemas.openxmlformats.org/drawingml/2006/picture">
+                <pic:pic xmlns:pic="http://schemas.openxmlformats.org/drawingml/2006/picture">
+                  <pic:nvPicPr>
+                    <pic:cNvPr id="1906653374" name="Picture 1906653374"/>
+                    <pic:cNvPicPr/>
+                  </pic:nvPicPr>
+                  <pic:blipFill rotWithShape="1">
+                    <a:blip r:embed="rId25" cstate="print">
+                      <a:extLst>
+                        <a:ext uri="{28A0092B-C50C-407E-A947-70E740481C1C}">
+                          <a14:useLocalDpi xmlns:a14="http://schemas.microsoft.com/office/drawing/2010/main" val="0"/>
+                        </a:ext>
+                      </a:extLst>
+                    </a:blip>
+                    <a:srcRect l="8522" t="7635" r="8359" b="8117"/>
+                    <a:stretch>
+                      <a:fillRect/>
+                    </a:stretch>
+                  </pic:blipFill>
+                  <pic:spPr bwMode="auto">
+                    <a:xfrm>
+                      <a:off x="0" y="0"/>
+                      <a:ext cx="5564469" cy="2905777"/>
+                    </a:xfrm>
+                    <a:prstGeom prst="rect">
+                      <a:avLst/>
+                    </a:prstGeom>
+                    <a:ln>
+                      <a:noFill/>
+                    </a:ln>
+                    <a:extLst>
+                      <a:ext uri="{53640926-AAD7-44D8-BBD7-CCE9431645EC}">
+                        <a14:shadowObscured xmlns:a14="http://schemas.microsoft.com/office/drawing/2010/main"/>
+                      </a:ext>
+                    </a:extLst>
+                  </pic:spPr>
+                </pic:pic>
+              </a:graphicData>
+            </a:graphic>
+          </wp:inline>
+        </w:drawing>
+      </w:r>
+    </w:p>
+    <w:p>
+      <w:pPr>
+        <w:pStyle w:val="Caption"/>
+      </w:pPr>
+      <w:bookmarkStart w:id="102" w:name="_Ref233096804"/>
+      <w:r>
+        <w:t xml:space="preserve">Slika </w:t>
+      </w:r>
+      <w:r>
+        <w:fldChar w:fldCharType="begin"/>
+      </w:r>
+      <w:r>
+        <w:instrText xml:space="preserve"> STYLEREF 1 \s </w:instrText>
+      </w:r>
+      <w:r>
+        <w:fldChar w:fldCharType="separate"/>
+      </w:r>
+      <w:r>
+        <w:rPr>
+          <w:noProof/>
+        </w:rPr>
+        <w:t>6</w:t>
+      </w:r>
+      <w:r>
+        <w:fldChar w:fldCharType="end"/>
+      </w:r>
+      <w:r>
+        <w:t>.</w:t>
+      </w:r>
+      <w:r>
+        <w:fldChar w:fldCharType="begin"/>
+      </w:r>
+      <w:r>
+        <w:instrText xml:space="preserve"> SEQ Slika \* ARABIC \s 1 </w:instrText>
+      </w:r>
+      <w:r>
+        <w:fldChar w:fldCharType="separate"/>
+      </w:r>
+      <w:r>
+        <w:rPr>
+          <w:noProof/>
+        </w:rPr>
+        <w:t>6</w:t>
+      </w:r>
+      <w:r>
+        <w:fldChar w:fldCharType="end"/>
+      </w:r>
+      <w:bookmarkEnd w:id="102"/>
+      <w:r>
+        <w:t xml:space="preserve"> Usporedba vrijednosti uspjeha svih </w:t>
+      </w:r>
+      <w:r>
+        <w:t>algoritama</w:t>
+      </w:r>
+      <w:r>
+        <w:t xml:space="preserve"> na prometnoj mreži rešetke</w:t>
+      </w:r>
+      <w:r>
+        <w:t xml:space="preserve"> pri ponovnom pokretanju</w:t>
+      </w:r>
+    </w:p>
+    <w:p>
+      <w:r>
+        <w:t xml:space="preserve">U grafu rezultata </w:t>
+      </w:r>
+      <w:r>
+        <w:t>globalnih kriterija</w:t>
+      </w:r>
+      <w:r>
+        <w:t xml:space="preserve"> iz ponovnog pokretanja</w:t>
+      </w:r>
+      <w:r>
+        <w:t xml:space="preserve"> </w:t>
+      </w:r>
+      <w:r>
+        <w:t>(</w:t>
+      </w:r>
+      <w:r>
+        <w:fldChar w:fldCharType="begin"/>
+      </w:r>
+      <w:r>
+        <w:instrText xml:space="preserve"> REF _Ref233097076 \h </w:instrText>
+      </w:r>
+      <w:r>
+        <w:fldChar w:fldCharType="separate"/>
+      </w:r>
+      <w:r>
+        <w:t xml:space="preserve">Slika </w:t>
+      </w:r>
+      <w:r>
+        <w:rPr>
+          <w:noProof/>
+        </w:rPr>
+        <w:t>6</w:t>
+      </w:r>
+      <w:r>
+        <w:t>.</w:t>
+      </w:r>
+      <w:r>
+        <w:rPr>
+          <w:noProof/>
+        </w:rPr>
+        <w:t>7</w:t>
+      </w:r>
+      <w:r>
+        <w:fldChar w:fldCharType="end"/>
+      </w:r>
+      <w:r>
+        <w:t>)</w:t>
+      </w:r>
+      <w:r>
+        <w:t xml:space="preserve"> </w:t>
+      </w:r>
+      <w:r>
+        <w:t>vidimo općenito pogoršane rezultate u odnosu na najbolja rješenja</w:t>
+      </w:r>
+      <w:r>
+        <w:t xml:space="preserve"> (</w:t>
+      </w:r>
+      <w:r>
+        <w:fldChar w:fldCharType="begin"/>
+      </w:r>
+      <w:r>
+        <w:instrText xml:space="preserve"> REF _Ref233091403 \h </w:instrText>
+      </w:r>
+      <w:r>
+        <w:fldChar w:fldCharType="separate"/>
+      </w:r>
+      <w:r>
+        <w:t xml:space="preserve">Slika </w:t>
+      </w:r>
+      <w:r>
+        <w:rPr>
+          <w:noProof/>
+        </w:rPr>
+        <w:t>6</w:t>
+      </w:r>
+      <w:r>
+        <w:t>.</w:t>
+      </w:r>
+      <w:r>
+        <w:rPr>
+          <w:noProof/>
+        </w:rPr>
+        <w:t>4</w:t>
+      </w:r>
+      <w:r>
+        <w:fldChar w:fldCharType="end"/>
+      </w:r>
+      <w:r>
+        <w:t>)</w:t>
+      </w:r>
+      <w:r>
+        <w:t xml:space="preserve">. </w:t>
+      </w:r>
+      <w:r>
+        <w:t xml:space="preserve">No </w:t>
+      </w:r>
+      <w:r>
+        <w:t xml:space="preserve">zanimljivo je da su </w:t>
+      </w:r>
+      <w:r>
+        <w:t>uzorci razlik</w:t>
+      </w:r>
+      <w:r>
+        <w:t>a</w:t>
+      </w:r>
+      <w:r>
+        <w:t xml:space="preserve"> relativn</w:t>
+      </w:r>
+      <w:r>
+        <w:t>ih</w:t>
+      </w:r>
+      <w:r>
+        <w:t xml:space="preserve"> </w:t>
+      </w:r>
+      <w:r>
+        <w:t>vrijednosti između algoritama</w:t>
+      </w:r>
+      <w:r>
+        <w:t xml:space="preserve"> otprilike jednaki</w:t>
+      </w:r>
+      <w:r>
+        <w:t>.</w:t>
+      </w:r>
+    </w:p>
+    <w:tbl>
+      <w:tblPr>
+        <w:tblStyle w:val="TableGrid0"/>
+        <w:tblW w:w="0" w:type="auto"/>
+        <w:tblInd w:w="5" w:type="dxa"/>
+        <w:tblLook w:val="04A0" w:firstRow="1" w:lastRow="0" w:firstColumn="1" w:lastColumn="0" w:noHBand="0" w:noVBand="1"/>
+      </w:tblPr>
+      <w:tblGrid>
+        <w:gridCol w:w="8777"/>
+      </w:tblGrid>
+      <w:tr>
+        <w:tc>
+          <w:tcPr>
+            <w:tcW w:w="8777" w:type="dxa"/>
+          </w:tcPr>
+          <w:p>
+            <w:pPr>
+              <w:jc w:val="center"/>
+            </w:pPr>
+            <w:r>
+              <w:rPr>
+                <w:noProof/>
+                <w14:ligatures w14:val="standardContextual"/>
+              </w:rPr>
+              <w:drawing>
+                <wp:inline distT="0" distB="0" distL="0" distR="0" wp14:anchorId="606A33E7" wp14:editId="738A0078">
+                  <wp:extent cx="5307309" cy="2620370"/>
+                  <wp:effectExtent l="0" t="0" r="8255" b="8890"/>
+                  <wp:docPr id="1283848959" name="Picture 2"/>
+                  <wp:cNvGraphicFramePr>
+                    <a:graphicFrameLocks xmlns:a="http://schemas.openxmlformats.org/drawingml/2006/main" noChangeAspect="1"/>
+                  </wp:cNvGraphicFramePr>
+                  <a:graphic xmlns:a="http://schemas.openxmlformats.org/drawingml/2006/main">
+                    <a:graphicData uri="http://schemas.openxmlformats.org/drawingml/2006/picture">
+                      <pic:pic xmlns:pic="http://schemas.openxmlformats.org/drawingml/2006/picture">
+                        <pic:nvPicPr>
+                          <pic:cNvPr id="1283848959" name="Picture 1283848959"/>
+                          <pic:cNvPicPr/>
+                        </pic:nvPicPr>
+                        <pic:blipFill rotWithShape="1">
+                          <a:blip r:embed="rId26" cstate="print">
+                            <a:extLst>
+                              <a:ext uri="{28A0092B-C50C-407E-A947-70E740481C1C}">
+                                <a14:useLocalDpi xmlns:a14="http://schemas.microsoft.com/office/drawing/2010/main" val="0"/>
+                              </a:ext>
+                            </a:extLst>
+                          </a:blip>
+                          <a:srcRect t="7505" r="8629" b="4931"/>
+                          <a:stretch>
+                            <a:fillRect/>
+                          </a:stretch>
+                        </pic:blipFill>
+                        <pic:spPr bwMode="auto">
+                          <a:xfrm>
+                            <a:off x="0" y="0"/>
+                            <a:ext cx="5321641" cy="2627446"/>
+                          </a:xfrm>
+                          <a:prstGeom prst="rect">
+                            <a:avLst/>
+                          </a:prstGeom>
+                          <a:ln>
+                            <a:noFill/>
+                          </a:ln>
+                          <a:extLst>
+                            <a:ext uri="{53640926-AAD7-44D8-BBD7-CCE9431645EC}">
+                              <a14:shadowObscured xmlns:a14="http://schemas.microsoft.com/office/drawing/2010/main"/>
+                            </a:ext>
+                          </a:extLst>
+                        </pic:spPr>
+                      </pic:pic>
+                    </a:graphicData>
+                  </a:graphic>
+                </wp:inline>
+              </w:drawing>
+            </w:r>
+          </w:p>
+        </w:tc>
+      </w:tr>
+      <w:tr>
+        <w:tc>
+          <w:tcPr>
+            <w:tcW w:w="8777" w:type="dxa"/>
+          </w:tcPr>
+          <w:p>
+            <w:pPr>
+              <w:keepNext/>
+              <w:jc w:val="center"/>
+            </w:pPr>
+            <w:r>
+              <w:rPr>
+                <w:noProof/>
+                <w14:ligatures w14:val="standardContextual"/>
+              </w:rPr>
+              <w:lastRenderedPageBreak/>
+              <w:drawing>
+                <wp:inline distT="0" distB="0" distL="0" distR="0" wp14:anchorId="669BC436" wp14:editId="1CD35C56">
+                  <wp:extent cx="5006148" cy="2493015"/>
+                  <wp:effectExtent l="0" t="0" r="4445" b="2540"/>
+                  <wp:docPr id="30418758" name="Picture 3"/>
+                  <wp:cNvGraphicFramePr>
+                    <a:graphicFrameLocks xmlns:a="http://schemas.openxmlformats.org/drawingml/2006/main" noChangeAspect="1"/>
+                  </wp:cNvGraphicFramePr>
+                  <a:graphic xmlns:a="http://schemas.openxmlformats.org/drawingml/2006/main">
+                    <a:graphicData uri="http://schemas.openxmlformats.org/drawingml/2006/picture">
+                      <pic:pic xmlns:pic="http://schemas.openxmlformats.org/drawingml/2006/picture">
+                        <pic:nvPicPr>
+                          <pic:cNvPr id="30418758" name="Picture 30418758"/>
+                          <pic:cNvPicPr/>
+                        </pic:nvPicPr>
+                        <pic:blipFill rotWithShape="1">
+                          <a:blip r:embed="rId27" cstate="print">
+                            <a:extLst>
+                              <a:ext uri="{28A0092B-C50C-407E-A947-70E740481C1C}">
+                                <a14:useLocalDpi xmlns:a14="http://schemas.microsoft.com/office/drawing/2010/main" val="0"/>
+                              </a:ext>
+                            </a:extLst>
+                          </a:blip>
+                          <a:srcRect l="1038" t="7554" r="8548" b="5051"/>
+                          <a:stretch>
+                            <a:fillRect/>
+                          </a:stretch>
+                        </pic:blipFill>
+                        <pic:spPr bwMode="auto">
+                          <a:xfrm>
+                            <a:off x="0" y="0"/>
+                            <a:ext cx="5021017" cy="2500420"/>
+                          </a:xfrm>
+                          <a:prstGeom prst="rect">
+                            <a:avLst/>
+                          </a:prstGeom>
+                          <a:ln>
+                            <a:noFill/>
+                          </a:ln>
+                          <a:extLst>
+                            <a:ext uri="{53640926-AAD7-44D8-BBD7-CCE9431645EC}">
+                              <a14:shadowObscured xmlns:a14="http://schemas.microsoft.com/office/drawing/2010/main"/>
+                            </a:ext>
+                          </a:extLst>
+                        </pic:spPr>
+                      </pic:pic>
+                    </a:graphicData>
+                  </a:graphic>
+                </wp:inline>
+              </w:drawing>
+            </w:r>
+          </w:p>
+        </w:tc>
+      </w:tr>
+    </w:tbl>
+    <w:p>
+      <w:pPr>
+        <w:pStyle w:val="Caption"/>
+      </w:pPr>
+      <w:bookmarkStart w:id="103" w:name="_Ref233097076"/>
+      <w:r>
+        <w:t xml:space="preserve">Slika </w:t>
+      </w:r>
+      <w:r>
+        <w:fldChar w:fldCharType="begin"/>
+      </w:r>
+      <w:r>
+        <w:instrText xml:space="preserve"> STYLEREF 1 \s </w:instrText>
+      </w:r>
+      <w:r>
+        <w:fldChar w:fldCharType="separate"/>
+      </w:r>
+      <w:r>
+        <w:rPr>
+          <w:noProof/>
+        </w:rPr>
+        <w:t>6</w:t>
+      </w:r>
+      <w:r>
+        <w:fldChar w:fldCharType="end"/>
+      </w:r>
+      <w:r>
+        <w:t>.</w:t>
+      </w:r>
+      <w:r>
+        <w:fldChar w:fldCharType="begin"/>
+      </w:r>
+      <w:r>
+        <w:instrText xml:space="preserve"> SEQ Slika \* ARABIC \s 1 </w:instrText>
+      </w:r>
+      <w:r>
+        <w:fldChar w:fldCharType="separate"/>
+      </w:r>
+      <w:r>
+        <w:rPr>
+          <w:noProof/>
+        </w:rPr>
+        <w:t>7</w:t>
+      </w:r>
+      <w:r>
+        <w:fldChar w:fldCharType="end"/>
+      </w:r>
+      <w:bookmarkEnd w:id="103"/>
+      <w:r>
+        <w:t xml:space="preserve"> </w:t>
+      </w:r>
+      <w:r>
+        <w:t xml:space="preserve">Prikaz vrijednosti rezultata globalnih kriterija </w:t>
+      </w:r>
+      <w:r>
+        <w:t>ponovnog pokretanja</w:t>
+      </w:r>
+      <w:r>
+        <w:t xml:space="preserve"> algoritama na rešetkastoj mreži</w:t>
+      </w:r>
+      <w:r>
+        <w:br/>
+        <w:t>a) Prva slika prikazuje primjenu sebične alokacije vozila po stanicama</w:t>
+      </w:r>
+      <w:r>
+        <w:br/>
+        <w:t>b) Druga slika prikazuje primjenu centralizirane alokacije vozila po stanicama</w:t>
+      </w:r>
+    </w:p>
+    <w:p>
+      <w:pPr>
+        <w:spacing w:before="0" w:after="160"/>
+        <w:jc w:val="left"/>
+      </w:pPr>
+      <w:r>
+        <w:t xml:space="preserve">U slučaju </w:t>
+      </w:r>
+      <w:r>
+        <w:t xml:space="preserve">rezultata kompetitivnih kriterija prikazujemo samo </w:t>
+      </w:r>
+      <w:r>
+        <w:t>pokrivenost (</w:t>
+      </w:r>
+      <w:r>
+        <w:fldChar w:fldCharType="begin"/>
+      </w:r>
+      <w:r>
+        <w:instrText xml:space="preserve"> REF _Ref233097365 \h </w:instrText>
+      </w:r>
+      <w:r>
+        <w:fldChar w:fldCharType="separate"/>
+      </w:r>
+      <w:r>
+        <w:t xml:space="preserve">Slika </w:t>
+      </w:r>
+      <w:r>
+        <w:rPr>
+          <w:noProof/>
+        </w:rPr>
+        <w:t>6</w:t>
+      </w:r>
+      <w:r>
+        <w:t>.</w:t>
+      </w:r>
+      <w:r>
+        <w:rPr>
+          <w:noProof/>
+        </w:rPr>
+        <w:t>8</w:t>
+      </w:r>
+      <w:r>
+        <w:fldChar w:fldCharType="end"/>
+      </w:r>
+      <w:r>
+        <w:t>)</w:t>
+      </w:r>
+      <w:r>
+        <w:t xml:space="preserve"> jer kod cijena i podijele potražnje dolazi do istih već </w:t>
+      </w:r>
+      <w:r>
+        <w:t>opisanih</w:t>
+      </w:r>
+      <w:r>
+        <w:t xml:space="preserve"> situacija.</w:t>
+      </w:r>
+      <w:r>
+        <w:t xml:space="preserve"> Iz grafa se može vidjeti da su </w:t>
+      </w:r>
+      <w:r>
+        <w:t>uzorci pojavljivanje specifične situacije od opisanih opet slični kao kod grafa najboljih rješenja (</w:t>
+      </w:r>
+      <w:r>
+        <w:fldChar w:fldCharType="begin"/>
+      </w:r>
+      <w:r>
+        <w:instrText xml:space="preserve"> REF _Ref233092612 \h </w:instrText>
+      </w:r>
+      <w:r>
+        <w:fldChar w:fldCharType="separate"/>
+      </w:r>
+      <w:r>
+        <w:t xml:space="preserve">Slika </w:t>
+      </w:r>
+      <w:r>
+        <w:rPr>
+          <w:noProof/>
+        </w:rPr>
+        <w:t>6</w:t>
+      </w:r>
+      <w:r>
+        <w:t>.</w:t>
+      </w:r>
+      <w:r>
+        <w:rPr>
+          <w:noProof/>
+        </w:rPr>
+        <w:t>5</w:t>
+      </w:r>
+      <w:r>
+        <w:fldChar w:fldCharType="end"/>
+      </w:r>
+      <w:r>
+        <w:t>).</w:t>
+      </w:r>
+      <w:r>
+        <w:t xml:space="preserve"> No općenito su vrijednosti radijusa pokrivenosti puno veće, što prikazuje slabiju pokrivenost grafa.</w:t>
+      </w:r>
+    </w:p>
+    <w:tbl>
+      <w:tblPr>
+        <w:tblStyle w:val="TableGrid0"/>
+        <w:tblW w:w="0" w:type="auto"/>
+        <w:tblInd w:w="5" w:type="dxa"/>
+        <w:tblLook w:val="04A0" w:firstRow="1" w:lastRow="0" w:firstColumn="1" w:lastColumn="0" w:noHBand="0" w:noVBand="1"/>
+      </w:tblPr>
+      <w:tblGrid>
+        <w:gridCol w:w="8777"/>
+      </w:tblGrid>
+      <w:tr>
+        <w:tc>
+          <w:tcPr>
+            <w:tcW w:w="8777" w:type="dxa"/>
+          </w:tcPr>
+          <w:p>
+            <w:pPr>
+              <w:keepNext/>
+              <w:spacing w:before="0" w:after="0" w:line="240" w:lineRule="auto"/>
+              <w:rPr>
+                <w:noProof/>
+                <w14:ligatures w14:val="standardContextual"/>
+              </w:rPr>
+            </w:pPr>
+          </w:p>
+          <w:p>
+            <w:pPr>
+              <w:keepNext/>
+              <w:spacing w:before="0" w:after="0" w:line="240" w:lineRule="auto"/>
+              <w:jc w:val="center"/>
+            </w:pPr>
+            <w:r>
+              <w:rPr>
+                <w:noProof/>
+                <w14:ligatures w14:val="standardContextual"/>
+              </w:rPr>
+              <w:drawing>
+                <wp:inline distT="0" distB="0" distL="0" distR="0" wp14:anchorId="20E91920" wp14:editId="3720FC6A">
+                  <wp:extent cx="4899546" cy="2631051"/>
+                  <wp:effectExtent l="0" t="0" r="0" b="0"/>
+                  <wp:docPr id="777486616" name="Picture 6"/>
+                  <wp:cNvGraphicFramePr>
+                    <a:graphicFrameLocks xmlns:a="http://schemas.openxmlformats.org/drawingml/2006/main" noChangeAspect="1"/>
+                  </wp:cNvGraphicFramePr>
+                  <a:graphic xmlns:a="http://schemas.openxmlformats.org/drawingml/2006/main">
+                    <a:graphicData uri="http://schemas.openxmlformats.org/drawingml/2006/picture">
+                      <pic:pic xmlns:pic="http://schemas.openxmlformats.org/drawingml/2006/picture">
+                        <pic:nvPicPr>
+                          <pic:cNvPr id="777486616" name="Picture 777486616"/>
+                          <pic:cNvPicPr/>
+                        </pic:nvPicPr>
+                        <pic:blipFill rotWithShape="1">
+                          <a:blip r:embed="rId28" cstate="print">
+                            <a:extLst>
+                              <a:ext uri="{28A0092B-C50C-407E-A947-70E740481C1C}">
+                                <a14:useLocalDpi xmlns:a14="http://schemas.microsoft.com/office/drawing/2010/main" val="0"/>
+                              </a:ext>
+                            </a:extLst>
+                          </a:blip>
+                          <a:srcRect l="7320" t="6859" r="8524" b="5422"/>
+                          <a:stretch>
+                            <a:fillRect/>
+                          </a:stretch>
+                        </pic:blipFill>
+                        <pic:spPr bwMode="auto">
+                          <a:xfrm>
+                            <a:off x="0" y="0"/>
+                            <a:ext cx="4912852" cy="2638197"/>
+                          </a:xfrm>
+                          <a:prstGeom prst="rect">
+                            <a:avLst/>
+                          </a:prstGeom>
+                          <a:ln>
+                            <a:noFill/>
+                          </a:ln>
+                          <a:extLst>
+                            <a:ext uri="{53640926-AAD7-44D8-BBD7-CCE9431645EC}">
+                              <a14:shadowObscured xmlns:a14="http://schemas.microsoft.com/office/drawing/2010/main"/>
+                            </a:ext>
+                          </a:extLst>
+                        </pic:spPr>
+                      </pic:pic>
+                    </a:graphicData>
+                  </a:graphic>
+                </wp:inline>
+              </w:drawing>
+            </w:r>
+          </w:p>
+        </w:tc>
+      </w:tr>
+    </w:tbl>
+    <w:p>
+      <w:pPr>
+        <w:pStyle w:val="Caption"/>
+      </w:pPr>
+      <w:bookmarkStart w:id="104" w:name="_Ref233097365"/>
+      <w:r>
+        <w:t xml:space="preserve">Slika </w:t>
+      </w:r>
+      <w:r>
+        <w:fldChar w:fldCharType="begin"/>
+      </w:r>
+      <w:r>
+        <w:instrText xml:space="preserve"> STYLEREF 1 \s </w:instrText>
+      </w:r>
+      <w:r>
+        <w:fldChar w:fldCharType="separate"/>
+      </w:r>
+      <w:r>
+        <w:rPr>
+          <w:noProof/>
+        </w:rPr>
+        <w:t>6</w:t>
+      </w:r>
+      <w:r>
+        <w:fldChar w:fldCharType="end"/>
+      </w:r>
+      <w:r>
+        <w:t>.</w:t>
+      </w:r>
+      <w:r>
+        <w:fldChar w:fldCharType="begin"/>
+      </w:r>
+      <w:r>
+        <w:instrText xml:space="preserve"> SEQ Slika \* ARABIC \s 1 </w:instrText>
+      </w:r>
+      <w:r>
+        <w:fldChar w:fldCharType="separate"/>
+      </w:r>
+      <w:r>
+        <w:rPr>
+          <w:noProof/>
+        </w:rPr>
+        <w:t>8</w:t>
+      </w:r>
+      <w:r>
+        <w:fldChar w:fldCharType="end"/>
+      </w:r>
+      <w:bookmarkEnd w:id="104"/>
+      <w:r>
+        <w:t xml:space="preserve"> </w:t>
+      </w:r>
+      <w:r>
+        <w:t xml:space="preserve">Prikaz </w:t>
+      </w:r>
+      <w:r>
+        <w:t>radijus</w:t>
+      </w:r>
+      <w:r>
+        <w:t>a</w:t>
+      </w:r>
+      <w:r>
+        <w:t xml:space="preserve"> pokrivenosti mreže po agentu</w:t>
+      </w:r>
+      <w:r>
+        <w:t xml:space="preserve"> pri ponovnom pokretanju algoritama na </w:t>
+      </w:r>
+      <w:r>
+        <w:t>rešetkastoj mreži</w:t>
+      </w:r>
+    </w:p>
+    <w:p>
+      <w:pPr>
+        <w:pStyle w:val="Heading2"/>
+      </w:pPr>
+      <w:bookmarkStart w:id="105" w:name="_Toc233101388"/>
+      <w:r>
+        <w:lastRenderedPageBreak/>
+        <w:t>Zagreb</w:t>
+      </w:r>
+      <w:bookmarkEnd w:id="105"/>
+    </w:p>
+    <w:p>
+      <w:r>
+        <w:t xml:space="preserve">Mreža </w:t>
+      </w:r>
+      <w:r>
+        <w:t xml:space="preserve">manjeg dijela grada Zagreba </w:t>
+      </w:r>
+      <w:r>
+        <w:t>sastoji se od 333 čvorova i 584 bridova.</w:t>
+      </w:r>
+      <w:r>
+        <w:t xml:space="preserve"> </w:t>
+      </w:r>
+      <w:r>
+        <w:rPr>
+          <w:szCs w:val="21"/>
+        </w:rPr>
+        <w:t>Opet ćemo prvo prikazati vremena izvršavanja jedne iteracije za svakog od algoritama (</w:t>
+      </w:r>
+      <w:r>
+        <w:rPr>
+          <w:szCs w:val="21"/>
+        </w:rPr>
+        <w:fldChar w:fldCharType="begin"/>
+      </w:r>
+      <w:r>
+        <w:rPr>
+          <w:szCs w:val="21"/>
+        </w:rPr>
+        <w:instrText xml:space="preserve"> REF _Ref233095246 \h </w:instrText>
+      </w:r>
+      <w:r>
+        <w:rPr>
+          <w:szCs w:val="21"/>
+        </w:rPr>
+        <w:instrText xml:space="preserve"> \* MERGEFORMAT </w:instrText>
+      </w:r>
+      <w:r>
+        <w:rPr>
+          <w:szCs w:val="21"/>
+        </w:rPr>
+      </w:r>
+      <w:r>
+        <w:rPr>
+          <w:szCs w:val="21"/>
+        </w:rPr>
+        <w:fldChar w:fldCharType="separate"/>
+      </w:r>
+      <w:r>
+        <w:rPr>
+          <w:szCs w:val="21"/>
+        </w:rPr>
+        <w:t>Slika 6.6</w:t>
+      </w:r>
+      <w:r>
+        <w:rPr>
+          <w:szCs w:val="21"/>
+        </w:rPr>
+        <w:fldChar w:fldCharType="end"/>
+      </w:r>
+      <w:r>
+        <w:rPr>
+          <w:szCs w:val="21"/>
+        </w:rPr>
+        <w:t>)</w:t>
+      </w:r>
+      <w:r>
+        <w:rPr>
+          <w:szCs w:val="21"/>
+        </w:rPr>
+        <w:t xml:space="preserve">. Usporedbom </w:t>
+      </w:r>
+      <w:r>
+        <w:rPr>
+          <w:szCs w:val="21"/>
+        </w:rPr>
+        <w:t>ovog grafa sa prošlim (</w:t>
+      </w:r>
+      <w:r>
+        <w:rPr>
+          <w:szCs w:val="21"/>
+        </w:rPr>
+        <w:fldChar w:fldCharType="begin"/>
+      </w:r>
+      <w:r>
+        <w:rPr>
+          <w:szCs w:val="21"/>
+        </w:rPr>
+        <w:instrText xml:space="preserve"> REF _Ref233090834 \h </w:instrText>
+      </w:r>
+      <w:r>
+        <w:rPr>
+          <w:szCs w:val="21"/>
+        </w:rPr>
+        <w:instrText xml:space="preserve"> \* MERGEFORMAT </w:instrText>
+      </w:r>
+      <w:r>
+        <w:rPr>
+          <w:szCs w:val="21"/>
+        </w:rPr>
+      </w:r>
+      <w:r>
+        <w:rPr>
+          <w:szCs w:val="21"/>
+        </w:rPr>
+        <w:fldChar w:fldCharType="separate"/>
+      </w:r>
+      <w:r>
+        <w:t xml:space="preserve">Slika </w:t>
+      </w:r>
+      <w:r>
+        <w:rPr>
+          <w:noProof/>
+        </w:rPr>
+        <w:t>6</w:t>
+      </w:r>
+      <w:r>
+        <w:t>.</w:t>
+      </w:r>
+      <w:r>
+        <w:rPr>
+          <w:noProof/>
+        </w:rPr>
+        <w:t>2</w:t>
+      </w:r>
+      <w:r>
+        <w:rPr>
+          <w:szCs w:val="21"/>
+        </w:rPr>
+        <w:fldChar w:fldCharType="end"/>
+      </w:r>
+      <w:r>
+        <w:rPr>
+          <w:szCs w:val="21"/>
+        </w:rPr>
+        <w:t>)</w:t>
+      </w:r>
+      <w:r>
+        <w:rPr>
+          <w:szCs w:val="21"/>
+        </w:rPr>
+        <w:t xml:space="preserve"> vidimo da </w:t>
+      </w:r>
+      <w:r>
+        <w:rPr>
+          <w:szCs w:val="21"/>
+        </w:rPr>
+        <w:t>je</w:t>
+      </w:r>
+      <w:r>
+        <w:rPr>
+          <w:szCs w:val="21"/>
+        </w:rPr>
+        <w:t xml:space="preserve">, kao i što je očekivano, </w:t>
+      </w:r>
+      <w:r>
+        <w:rPr>
+          <w:szCs w:val="21"/>
+        </w:rPr>
+        <w:t xml:space="preserve">potrebno </w:t>
+      </w:r>
+      <w:r>
+        <w:rPr>
+          <w:szCs w:val="21"/>
+        </w:rPr>
+        <w:t xml:space="preserve">dulje </w:t>
+      </w:r>
+      <w:r>
+        <w:rPr>
+          <w:szCs w:val="21"/>
+        </w:rPr>
+        <w:t xml:space="preserve">vrijeme </w:t>
+      </w:r>
+      <w:r>
+        <w:rPr>
+          <w:szCs w:val="21"/>
+        </w:rPr>
+        <w:t>za izvršavanje algoritama na većoj mreži.</w:t>
+      </w:r>
+      <w:r>
+        <w:rPr>
+          <w:szCs w:val="21"/>
+        </w:rPr>
+        <w:t xml:space="preserve"> No uočavamo da </w:t>
+      </w:r>
+      <w:r>
+        <w:rPr>
+          <w:szCs w:val="21"/>
+        </w:rPr>
+        <w:t xml:space="preserve">je sada situacija obrnuta s obzirom na način alokacije vozila na stanice. </w:t>
+      </w:r>
+      <w:r>
+        <w:rPr>
+          <w:szCs w:val="21"/>
+        </w:rPr>
+        <w:t xml:space="preserve">U ovom slučaju je izvršavanje algoritama </w:t>
+      </w:r>
+      <w:r>
+        <w:rPr>
+          <w:szCs w:val="21"/>
+        </w:rPr>
+        <w:t>pri primjeni centralizirane alokacije dugotrajnije.</w:t>
+      </w:r>
+    </w:p>
+    <w:p>
+      <w:pPr>
+        <w:pStyle w:val="Caption"/>
+        <w:keepNext/>
+      </w:pPr>
+      <w:r>
+        <w:rPr>
+          <w:noProof/>
+          <w14:ligatures w14:val="standardContextual"/>
+        </w:rPr>
+        <w:drawing>
+          <wp:inline distT="0" distB="0" distL="0" distR="0" wp14:anchorId="25FD8297" wp14:editId="17D1F9A8">
+            <wp:extent cx="4439501" cy="2388358"/>
+            <wp:effectExtent l="0" t="0" r="0" b="0"/>
+            <wp:docPr id="657447907" name="Picture 22"/>
+            <wp:cNvGraphicFramePr>
+              <a:graphicFrameLocks xmlns:a="http://schemas.openxmlformats.org/drawingml/2006/main" noChangeAspect="1"/>
+            </wp:cNvGraphicFramePr>
+            <a:graphic xmlns:a="http://schemas.openxmlformats.org/drawingml/2006/main">
+              <a:graphicData uri="http://schemas.openxmlformats.org/drawingml/2006/picture">
+                <pic:pic xmlns:pic="http://schemas.openxmlformats.org/drawingml/2006/picture">
+                  <pic:nvPicPr>
+                    <pic:cNvPr id="657447907" name="Picture 657447907"/>
+                    <pic:cNvPicPr/>
+                  </pic:nvPicPr>
+                  <pic:blipFill rotWithShape="1">
+                    <a:blip r:embed="rId29" cstate="print">
+                      <a:extLst>
+                        <a:ext uri="{28A0092B-C50C-407E-A947-70E740481C1C}">
+                          <a14:useLocalDpi xmlns:a14="http://schemas.microsoft.com/office/drawing/2010/main" val="0"/>
+                        </a:ext>
+                      </a:extLst>
+                    </a:blip>
+                    <a:srcRect l="8785" t="7125" r="8097" b="6080"/>
+                    <a:stretch>
+                      <a:fillRect/>
+                    </a:stretch>
+                  </pic:blipFill>
+                  <pic:spPr bwMode="auto">
+                    <a:xfrm>
+                      <a:off x="0" y="0"/>
+                      <a:ext cx="4478980" cy="2409597"/>
+                    </a:xfrm>
+                    <a:prstGeom prst="rect">
+                      <a:avLst/>
+                    </a:prstGeom>
+                    <a:ln>
+                      <a:noFill/>
+                    </a:ln>
+                    <a:extLst>
+                      <a:ext uri="{53640926-AAD7-44D8-BBD7-CCE9431645EC}">
+                        <a14:shadowObscured xmlns:a14="http://schemas.microsoft.com/office/drawing/2010/main"/>
+                      </a:ext>
+                    </a:extLst>
+                  </pic:spPr>
+                </pic:pic>
+              </a:graphicData>
+            </a:graphic>
+          </wp:inline>
+        </w:drawing>
+      </w:r>
+    </w:p>
+    <w:p>
+      <w:pPr>
+        <w:pStyle w:val="Caption"/>
+      </w:pPr>
+      <w:bookmarkStart w:id="106" w:name="_Ref233095246"/>
+      <w:r>
+        <w:t xml:space="preserve">Slika </w:t>
+      </w:r>
+      <w:r>
+        <w:fldChar w:fldCharType="begin"/>
+      </w:r>
+      <w:r>
+        <w:instrText xml:space="preserve"> STYLEREF 1 \s </w:instrText>
+      </w:r>
+      <w:r>
+        <w:fldChar w:fldCharType="separate"/>
+      </w:r>
+      <w:r>
+        <w:rPr>
+          <w:noProof/>
+        </w:rPr>
+        <w:t>6</w:t>
+      </w:r>
+      <w:r>
+        <w:fldChar w:fldCharType="end"/>
+      </w:r>
+      <w:r>
+        <w:t>.</w:t>
+      </w:r>
+      <w:r>
+        <w:fldChar w:fldCharType="begin"/>
+      </w:r>
+      <w:r>
+        <w:instrText xml:space="preserve"> SEQ Slika \* ARABIC \s 1 </w:instrText>
+      </w:r>
+      <w:r>
+        <w:fldChar w:fldCharType="separate"/>
+      </w:r>
+      <w:r>
+        <w:rPr>
+          <w:noProof/>
+        </w:rPr>
+        <w:t>9</w:t>
+      </w:r>
+      <w:r>
+        <w:fldChar w:fldCharType="end"/>
+      </w:r>
+      <w:bookmarkEnd w:id="106"/>
+      <w:r>
+        <w:t xml:space="preserve"> Usporedba vremena izvršavanja po iteraciji za sve algoritama na prometnoj mreži</w:t>
+      </w:r>
+      <w:r>
+        <w:t xml:space="preserve"> dijela</w:t>
+      </w:r>
+      <w:r>
+        <w:t xml:space="preserve"> </w:t>
+      </w:r>
+      <w:r>
+        <w:t xml:space="preserve">grada </w:t>
+      </w:r>
+      <w:r>
+        <w:t>Zagreba</w:t>
+      </w:r>
+    </w:p>
     <w:p>
       <w:pPr>
         <w:pStyle w:val="Heading3"/>
       </w:pPr>
-      <w:bookmarkStart w:id="98" w:name="_Toc233085864"/>
-      <w:r>
-        <w:t>Centralizirana alokacija</w:t>
-      </w:r>
-      <w:bookmarkEnd w:id="98"/>
+      <w:bookmarkStart w:id="107" w:name="_Toc233101389"/>
+      <w:r>
+        <w:t>Najbolje rješenje</w:t>
+      </w:r>
+      <w:bookmarkEnd w:id="107"/>
+    </w:p>
+    <w:p>
+      <w:r>
+        <w:t>Na grafu uspješnost za mrežu dijela grada Zagreba (</w:t>
+      </w:r>
+      <w:r>
+        <w:fldChar w:fldCharType="begin"/>
+      </w:r>
+      <w:r>
+        <w:instrText xml:space="preserve"> REF _Ref233098196 \h </w:instrText>
+      </w:r>
+      <w:r>
+        <w:fldChar w:fldCharType="separate"/>
+      </w:r>
+      <w:r>
+        <w:t xml:space="preserve">Slika </w:t>
+      </w:r>
+      <w:r>
+        <w:rPr>
+          <w:noProof/>
+        </w:rPr>
+        <w:t>6</w:t>
+      </w:r>
+      <w:r>
+        <w:t>.</w:t>
+      </w:r>
+      <w:r>
+        <w:rPr>
+          <w:noProof/>
+        </w:rPr>
+        <w:t>10</w:t>
+      </w:r>
+      <w:r>
+        <w:fldChar w:fldCharType="end"/>
+      </w:r>
+      <w:r>
+        <w:t xml:space="preserve">) </w:t>
+      </w:r>
+      <w:r>
+        <w:t xml:space="preserve">može se odmah uočiti neuspjeh algoritama baziranih na pokrivenost. Budući da je rešetkasta mreža </w:t>
+      </w:r>
+      <w:r>
+        <w:t>jednostavna i potpuno povezana</w:t>
+      </w:r>
+      <w:r>
+        <w:t xml:space="preserve"> </w:t>
+      </w:r>
+      <w:r>
+        <w:t>ostvarenje bolje pokrivenosti je lakše. No u slučaju realističnije mreže algoritam se potpuno raspada.</w:t>
+      </w:r>
+      <w:r>
+        <w:t xml:space="preserve"> U ovom slučaju pobjeđuje </w:t>
+      </w:r>
+      <w:r>
+        <w:t>algoritam baziran na teoriju igara, te opet primjena centralizirane raspodjele dominira.</w:t>
+      </w:r>
+    </w:p>
+    <w:p>
+      <w:pPr>
+        <w:keepNext/>
+        <w:jc w:val="center"/>
+      </w:pPr>
+      <w:r>
+        <w:rPr>
+          <w:noProof/>
+          <w14:ligatures w14:val="standardContextual"/>
+        </w:rPr>
+        <w:lastRenderedPageBreak/>
+        <w:drawing>
+          <wp:inline distT="0" distB="0" distL="0" distR="0" wp14:anchorId="7D346C57" wp14:editId="5934ACB3">
+            <wp:extent cx="5001905" cy="2695409"/>
+            <wp:effectExtent l="0" t="0" r="8255" b="0"/>
+            <wp:docPr id="1334201100" name="Picture 7"/>
+            <wp:cNvGraphicFramePr>
+              <a:graphicFrameLocks xmlns:a="http://schemas.openxmlformats.org/drawingml/2006/main" noChangeAspect="1"/>
+            </wp:cNvGraphicFramePr>
+            <a:graphic xmlns:a="http://schemas.openxmlformats.org/drawingml/2006/main">
+              <a:graphicData uri="http://schemas.openxmlformats.org/drawingml/2006/picture">
+                <pic:pic xmlns:pic="http://schemas.openxmlformats.org/drawingml/2006/picture">
+                  <pic:nvPicPr>
+                    <pic:cNvPr id="1334201100" name="Picture 1334201100"/>
+                    <pic:cNvPicPr/>
+                  </pic:nvPicPr>
+                  <pic:blipFill rotWithShape="1">
+                    <a:blip r:embed="rId30" cstate="print">
+                      <a:extLst>
+                        <a:ext uri="{28A0092B-C50C-407E-A947-70E740481C1C}">
+                          <a14:useLocalDpi xmlns:a14="http://schemas.microsoft.com/office/drawing/2010/main" val="0"/>
+                        </a:ext>
+                      </a:extLst>
+                    </a:blip>
+                    <a:srcRect l="9175" t="7597" r="8644" b="6443"/>
+                    <a:stretch>
+                      <a:fillRect/>
+                    </a:stretch>
+                  </pic:blipFill>
+                  <pic:spPr bwMode="auto">
+                    <a:xfrm>
+                      <a:off x="0" y="0"/>
+                      <a:ext cx="5019424" cy="2704850"/>
+                    </a:xfrm>
+                    <a:prstGeom prst="rect">
+                      <a:avLst/>
+                    </a:prstGeom>
+                    <a:ln>
+                      <a:noFill/>
+                    </a:ln>
+                    <a:extLst>
+                      <a:ext uri="{53640926-AAD7-44D8-BBD7-CCE9431645EC}">
+                        <a14:shadowObscured xmlns:a14="http://schemas.microsoft.com/office/drawing/2010/main"/>
+                      </a:ext>
+                    </a:extLst>
+                  </pic:spPr>
+                </pic:pic>
+              </a:graphicData>
+            </a:graphic>
+          </wp:inline>
+        </w:drawing>
+      </w:r>
+    </w:p>
+    <w:p>
+      <w:pPr>
+        <w:pStyle w:val="Caption"/>
+      </w:pPr>
+      <w:bookmarkStart w:id="108" w:name="_Ref233098196"/>
+      <w:r>
+        <w:t xml:space="preserve">Slika </w:t>
+      </w:r>
+      <w:r>
+        <w:fldChar w:fldCharType="begin"/>
+      </w:r>
+      <w:r>
+        <w:instrText xml:space="preserve"> STYLEREF 1 \s </w:instrText>
+      </w:r>
+      <w:r>
+        <w:fldChar w:fldCharType="separate"/>
+      </w:r>
+      <w:r>
+        <w:rPr>
+          <w:noProof/>
+        </w:rPr>
+        <w:t>6</w:t>
+      </w:r>
+      <w:r>
+        <w:fldChar w:fldCharType="end"/>
+      </w:r>
+      <w:r>
+        <w:t>.</w:t>
+      </w:r>
+      <w:r>
+        <w:fldChar w:fldCharType="begin"/>
+      </w:r>
+      <w:r>
+        <w:instrText xml:space="preserve"> SEQ Slika \* ARABIC \s 1 </w:instrText>
+      </w:r>
+      <w:r>
+        <w:fldChar w:fldCharType="separate"/>
+      </w:r>
+      <w:r>
+        <w:rPr>
+          <w:noProof/>
+        </w:rPr>
+        <w:t>10</w:t>
+      </w:r>
+      <w:r>
+        <w:fldChar w:fldCharType="end"/>
+      </w:r>
+      <w:bookmarkEnd w:id="108"/>
+      <w:r>
+        <w:t xml:space="preserve"> </w:t>
+      </w:r>
+      <w:r>
+        <w:t xml:space="preserve">Usporedba vrijednosti uspjeha </w:t>
+      </w:r>
+      <w:r>
+        <w:t xml:space="preserve">najboljih rješenja </w:t>
+      </w:r>
+      <w:r>
+        <w:t>algoritama</w:t>
+      </w:r>
+      <w:r>
+        <w:t xml:space="preserve"> na prometnoj mreži</w:t>
+      </w:r>
+      <w:r>
+        <w:t xml:space="preserve"> dijela grada Zagreba</w:t>
+      </w:r>
+    </w:p>
+    <w:p>
+      <w:r>
+        <w:t xml:space="preserve">Analizom rezultata globalnih kriterija </w:t>
+      </w:r>
+      <w:r>
+        <w:t>(</w:t>
+      </w:r>
+      <w:r>
+        <w:fldChar w:fldCharType="begin"/>
+      </w:r>
+      <w:r>
+        <w:instrText xml:space="preserve"> REF _Ref233098387 \h </w:instrText>
+      </w:r>
+      <w:r>
+        <w:fldChar w:fldCharType="separate"/>
+      </w:r>
+      <w:r>
+        <w:t xml:space="preserve">Slika </w:t>
+      </w:r>
+      <w:r>
+        <w:rPr>
+          <w:noProof/>
+        </w:rPr>
+        <w:t>6</w:t>
+      </w:r>
+      <w:r>
+        <w:t>.</w:t>
+      </w:r>
+      <w:r>
+        <w:rPr>
+          <w:noProof/>
+        </w:rPr>
+        <w:t>11</w:t>
+      </w:r>
+      <w:r>
+        <w:fldChar w:fldCharType="end"/>
+      </w:r>
+      <w:r>
+        <w:t xml:space="preserve">) </w:t>
+      </w:r>
+      <w:r>
+        <w:t xml:space="preserve">odmah uviđamo spomenuto </w:t>
+      </w:r>
+      <w:r>
+        <w:t xml:space="preserve">teško ostvarivanje dobre pokrivenosti </w:t>
+      </w:r>
+      <w:r>
+        <w:t xml:space="preserve">nad grafom, što se prikazuje </w:t>
+      </w:r>
+      <w:r>
+        <w:t>visokim vrijednostima radijusa pokrivenosti za sve algoritme.</w:t>
+      </w:r>
+    </w:p>
+    <w:tbl>
+      <w:tblPr>
+        <w:tblStyle w:val="TableGrid0"/>
+        <w:tblW w:w="0" w:type="auto"/>
+        <w:tblInd w:w="5" w:type="dxa"/>
+        <w:tblLook w:val="04A0" w:firstRow="1" w:lastRow="0" w:firstColumn="1" w:lastColumn="0" w:noHBand="0" w:noVBand="1"/>
+      </w:tblPr>
+      <w:tblGrid>
+        <w:gridCol w:w="8777"/>
+      </w:tblGrid>
+      <w:tr>
+        <w:tc>
+          <w:tcPr>
+            <w:tcW w:w="8777" w:type="dxa"/>
+          </w:tcPr>
+          <w:p>
+            <w:pPr>
+              <w:jc w:val="center"/>
+            </w:pPr>
+            <w:r>
+              <w:rPr>
+                <w:noProof/>
+                <w14:ligatures w14:val="standardContextual"/>
+              </w:rPr>
+              <w:drawing>
+                <wp:inline distT="0" distB="0" distL="0" distR="0" wp14:anchorId="2C67156C" wp14:editId="1110FF41">
+                  <wp:extent cx="5102937" cy="2586251"/>
+                  <wp:effectExtent l="0" t="0" r="2540" b="5080"/>
+                  <wp:docPr id="72583052" name="Picture 8"/>
+                  <wp:cNvGraphicFramePr>
+                    <a:graphicFrameLocks xmlns:a="http://schemas.openxmlformats.org/drawingml/2006/main" noChangeAspect="1"/>
+                  </wp:cNvGraphicFramePr>
+                  <a:graphic xmlns:a="http://schemas.openxmlformats.org/drawingml/2006/main">
+                    <a:graphicData uri="http://schemas.openxmlformats.org/drawingml/2006/picture">
+                      <pic:pic xmlns:pic="http://schemas.openxmlformats.org/drawingml/2006/picture">
+                        <pic:nvPicPr>
+                          <pic:cNvPr id="72583052" name="Picture 72583052"/>
+                          <pic:cNvPicPr/>
+                        </pic:nvPicPr>
+                        <pic:blipFill rotWithShape="1">
+                          <a:blip r:embed="rId31" cstate="print">
+                            <a:extLst>
+                              <a:ext uri="{28A0092B-C50C-407E-A947-70E740481C1C}">
+                                <a14:useLocalDpi xmlns:a14="http://schemas.microsoft.com/office/drawing/2010/main" val="0"/>
+                              </a:ext>
+                            </a:extLst>
+                          </a:blip>
+                          <a:srcRect t="6647" r="8522" b="3362"/>
+                          <a:stretch>
+                            <a:fillRect/>
+                          </a:stretch>
+                        </pic:blipFill>
+                        <pic:spPr bwMode="auto">
+                          <a:xfrm>
+                            <a:off x="0" y="0"/>
+                            <a:ext cx="5104263" cy="2586923"/>
+                          </a:xfrm>
+                          <a:prstGeom prst="rect">
+                            <a:avLst/>
+                          </a:prstGeom>
+                          <a:ln>
+                            <a:noFill/>
+                          </a:ln>
+                          <a:extLst>
+                            <a:ext uri="{53640926-AAD7-44D8-BBD7-CCE9431645EC}">
+                              <a14:shadowObscured xmlns:a14="http://schemas.microsoft.com/office/drawing/2010/main"/>
+                            </a:ext>
+                          </a:extLst>
+                        </pic:spPr>
+                      </pic:pic>
+                    </a:graphicData>
+                  </a:graphic>
+                </wp:inline>
+              </w:drawing>
+            </w:r>
+          </w:p>
+        </w:tc>
+      </w:tr>
+      <w:tr>
+        <w:tc>
+          <w:tcPr>
+            <w:tcW w:w="8777" w:type="dxa"/>
+          </w:tcPr>
+          <w:p>
+            <w:pPr>
+              <w:keepNext/>
+              <w:jc w:val="center"/>
+            </w:pPr>
+            <w:r>
+              <w:rPr>
+                <w:noProof/>
+                <w14:ligatures w14:val="standardContextual"/>
+              </w:rPr>
+              <w:lastRenderedPageBreak/>
+              <w:drawing>
+                <wp:inline distT="0" distB="0" distL="0" distR="0" wp14:anchorId="62C71425" wp14:editId="5EBD4BE3">
+                  <wp:extent cx="5157545" cy="2593075"/>
+                  <wp:effectExtent l="0" t="0" r="5080" b="0"/>
+                  <wp:docPr id="1869728685" name="Picture 9"/>
+                  <wp:cNvGraphicFramePr>
+                    <a:graphicFrameLocks xmlns:a="http://schemas.openxmlformats.org/drawingml/2006/main" noChangeAspect="1"/>
+                  </wp:cNvGraphicFramePr>
+                  <a:graphic xmlns:a="http://schemas.openxmlformats.org/drawingml/2006/main">
+                    <a:graphicData uri="http://schemas.openxmlformats.org/drawingml/2006/picture">
+                      <pic:pic xmlns:pic="http://schemas.openxmlformats.org/drawingml/2006/picture">
+                        <pic:nvPicPr>
+                          <pic:cNvPr id="1869728685" name="Picture 1869728685"/>
+                          <pic:cNvPicPr/>
+                        </pic:nvPicPr>
+                        <pic:blipFill rotWithShape="1">
+                          <a:blip r:embed="rId32" cstate="print">
+                            <a:extLst>
+                              <a:ext uri="{28A0092B-C50C-407E-A947-70E740481C1C}">
+                                <a14:useLocalDpi xmlns:a14="http://schemas.microsoft.com/office/drawing/2010/main" val="0"/>
+                              </a:ext>
+                            </a:extLst>
+                          </a:blip>
+                          <a:srcRect t="5697" r="7543" b="4075"/>
+                          <a:stretch>
+                            <a:fillRect/>
+                          </a:stretch>
+                        </pic:blipFill>
+                        <pic:spPr bwMode="auto">
+                          <a:xfrm>
+                            <a:off x="0" y="0"/>
+                            <a:ext cx="5158854" cy="2593733"/>
+                          </a:xfrm>
+                          <a:prstGeom prst="rect">
+                            <a:avLst/>
+                          </a:prstGeom>
+                          <a:ln>
+                            <a:noFill/>
+                          </a:ln>
+                          <a:extLst>
+                            <a:ext uri="{53640926-AAD7-44D8-BBD7-CCE9431645EC}">
+                              <a14:shadowObscured xmlns:a14="http://schemas.microsoft.com/office/drawing/2010/main"/>
+                            </a:ext>
+                          </a:extLst>
+                        </pic:spPr>
+                      </pic:pic>
+                    </a:graphicData>
+                  </a:graphic>
+                </wp:inline>
+              </w:drawing>
+            </w:r>
+          </w:p>
+        </w:tc>
+      </w:tr>
+    </w:tbl>
+    <w:p>
+      <w:pPr>
+        <w:pStyle w:val="Caption"/>
+      </w:pPr>
+      <w:bookmarkStart w:id="109" w:name="_Ref233098387"/>
+      <w:r>
+        <w:t xml:space="preserve">Slika </w:t>
+      </w:r>
+      <w:r>
+        <w:fldChar w:fldCharType="begin"/>
+      </w:r>
+      <w:r>
+        <w:instrText xml:space="preserve"> STYLEREF 1 \s </w:instrText>
+      </w:r>
+      <w:r>
+        <w:fldChar w:fldCharType="separate"/>
+      </w:r>
+      <w:r>
+        <w:rPr>
+          <w:noProof/>
+        </w:rPr>
+        <w:t>6</w:t>
+      </w:r>
+      <w:r>
+        <w:fldChar w:fldCharType="end"/>
+      </w:r>
+      <w:r>
+        <w:t>.</w:t>
+      </w:r>
+      <w:r>
+        <w:fldChar w:fldCharType="begin"/>
+      </w:r>
+      <w:r>
+        <w:instrText xml:space="preserve"> SEQ Slika \* ARABIC \s 1 </w:instrText>
+      </w:r>
+      <w:r>
+        <w:fldChar w:fldCharType="separate"/>
+      </w:r>
+      <w:r>
+        <w:rPr>
+          <w:noProof/>
+        </w:rPr>
+        <w:t>11</w:t>
+      </w:r>
+      <w:r>
+        <w:fldChar w:fldCharType="end"/>
+      </w:r>
+      <w:bookmarkEnd w:id="109"/>
+      <w:r>
+        <w:t xml:space="preserve"> Prikaz vrijednosti rezultata globalnih kriterija </w:t>
+      </w:r>
+      <w:r>
+        <w:t>najboljih rješenja algoritama</w:t>
+      </w:r>
+      <w:r>
+        <w:t xml:space="preserve"> na mreži</w:t>
+      </w:r>
+      <w:r>
+        <w:t xml:space="preserve"> dijela grada Zagreba</w:t>
+      </w:r>
+      <w:r>
+        <w:br/>
+        <w:t>a) Prva slika prikazuje primjenu sebične alokacije vozila po stanicama</w:t>
+      </w:r>
+      <w:r>
+        <w:br/>
+        <w:t>b) Druga slika prikazuje primjenu centralizirane alokacije vozila po stanicama</w:t>
+      </w:r>
+    </w:p>
+    <w:p>
+      <w:pPr>
+        <w:spacing w:before="0" w:after="160"/>
+        <w:jc w:val="left"/>
+      </w:pPr>
+      <w:r>
+        <w:t xml:space="preserve">Cijene </w:t>
+      </w:r>
+      <w:r>
+        <w:t>(</w:t>
+      </w:r>
+      <w:r>
+        <w:fldChar w:fldCharType="begin"/>
+      </w:r>
+      <w:r>
+        <w:instrText xml:space="preserve"> REF _Ref233097807 \h </w:instrText>
+      </w:r>
+      <w:r>
+        <w:instrText xml:space="preserve"> \* MERGEFORMAT </w:instrText>
+      </w:r>
+      <w:r>
+        <w:fldChar w:fldCharType="separate"/>
+      </w:r>
+      <w:r>
+        <w:t xml:space="preserve">Slika </w:t>
+      </w:r>
+      <w:r>
+        <w:rPr>
+          <w:noProof/>
+        </w:rPr>
+        <w:t>6</w:t>
+      </w:r>
+      <w:r>
+        <w:t>.</w:t>
+      </w:r>
+      <w:r>
+        <w:rPr>
+          <w:noProof/>
+        </w:rPr>
+        <w:t>12</w:t>
+      </w:r>
+      <w:r>
+        <w:fldChar w:fldCharType="end"/>
+      </w:r>
+      <w:r>
+        <w:t xml:space="preserve">) </w:t>
+      </w:r>
+      <w:r>
+        <w:t xml:space="preserve">opet prate slične uzorke </w:t>
+      </w:r>
+      <w:r>
+        <w:t xml:space="preserve">od </w:t>
+      </w:r>
+      <w:r>
+        <w:t xml:space="preserve">tri </w:t>
+      </w:r>
+      <w:r>
+        <w:t xml:space="preserve">specifične </w:t>
+      </w:r>
+      <w:r>
+        <w:t xml:space="preserve">situacije, </w:t>
+      </w:r>
+      <w:r>
+        <w:t xml:space="preserve">ali češće dolazi do većih cijena i čak maksimalnih vrijednosti cijena. Zanimljivo je da je u slučaju Game3 </w:t>
+      </w:r>
+      <w:r>
+        <w:t>algoritma čak došlo do postavljanja cijena na minimalne vrijednosti.</w:t>
+      </w:r>
+      <w:r>
+        <w:t xml:space="preserve"> Općenito je raspodjela cijena gora i kaotičn</w:t>
+      </w:r>
+      <w:r>
+        <w:t>a</w:t>
+      </w:r>
+      <w:r>
+        <w:t xml:space="preserve"> nasuprot rešetkaste mreže (</w:t>
+      </w:r>
+      <w:r>
+        <w:fldChar w:fldCharType="begin"/>
+      </w:r>
+      <w:r>
+        <w:instrText xml:space="preserve"> REF _Ref233092612 \h </w:instrText>
+      </w:r>
+      <w:r>
+        <w:instrText xml:space="preserve"> \* MERGEFORMAT </w:instrText>
+      </w:r>
+      <w:r>
+        <w:fldChar w:fldCharType="separate"/>
+      </w:r>
+      <w:r>
+        <w:t xml:space="preserve">Slika </w:t>
+      </w:r>
+      <w:r>
+        <w:rPr>
+          <w:noProof/>
+        </w:rPr>
+        <w:t>6</w:t>
+      </w:r>
+      <w:r>
+        <w:t>.</w:t>
+      </w:r>
+      <w:r>
+        <w:rPr>
+          <w:noProof/>
+        </w:rPr>
+        <w:t>5</w:t>
+      </w:r>
+      <w:r>
+        <w:fldChar w:fldCharType="end"/>
+      </w:r>
+      <w:r>
+        <w:t>)</w:t>
+      </w:r>
+      <w:r>
+        <w:t>.</w:t>
+      </w:r>
+      <w:r>
+        <w:t xml:space="preserve"> Pokrivenost </w:t>
+      </w:r>
+      <w:r>
+        <w:t xml:space="preserve">je </w:t>
+      </w:r>
+      <w:r>
+        <w:t>loša</w:t>
+      </w:r>
+      <w:r>
+        <w:t xml:space="preserve"> </w:t>
+      </w:r>
+      <w:r>
+        <w:t xml:space="preserve">slično kao </w:t>
+      </w:r>
+      <w:r>
+        <w:t>i u globalnoj perspektivi.</w:t>
+      </w:r>
+    </w:p>
+    <w:tbl>
+      <w:tblPr>
+        <w:tblStyle w:val="TableGrid0"/>
+        <w:tblW w:w="0" w:type="auto"/>
+        <w:tblInd w:w="5" w:type="dxa"/>
+        <w:tblLook w:val="04A0" w:firstRow="1" w:lastRow="0" w:firstColumn="1" w:lastColumn="0" w:noHBand="0" w:noVBand="1"/>
+      </w:tblPr>
+      <w:tblGrid>
+        <w:gridCol w:w="8782"/>
+      </w:tblGrid>
+      <w:tr>
+        <w:tc>
+          <w:tcPr>
+            <w:tcW w:w="8777" w:type="dxa"/>
+          </w:tcPr>
+          <w:p>
+            <w:pPr>
+              <w:spacing w:before="0" w:after="0" w:line="240" w:lineRule="auto"/>
+              <w:jc w:val="center"/>
+            </w:pPr>
+            <w:r>
+              <w:rPr>
+                <w:noProof/>
+                <w14:ligatures w14:val="standardContextual"/>
+              </w:rPr>
+              <w:drawing>
+                <wp:inline distT="0" distB="0" distL="0" distR="0" wp14:anchorId="4F67B0FC" wp14:editId="0F67B517">
+                  <wp:extent cx="5579745" cy="2874645"/>
+                  <wp:effectExtent l="0" t="0" r="1905" b="1905"/>
+                  <wp:docPr id="1041815104" name="Picture 10"/>
+                  <wp:cNvGraphicFramePr>
+                    <a:graphicFrameLocks xmlns:a="http://schemas.openxmlformats.org/drawingml/2006/main" noChangeAspect="1"/>
+                  </wp:cNvGraphicFramePr>
+                  <a:graphic xmlns:a="http://schemas.openxmlformats.org/drawingml/2006/main">
+                    <a:graphicData uri="http://schemas.openxmlformats.org/drawingml/2006/picture">
+                      <pic:pic xmlns:pic="http://schemas.openxmlformats.org/drawingml/2006/picture">
+                        <pic:nvPicPr>
+                          <pic:cNvPr id="1041815104" name="Picture 1041815104"/>
+                          <pic:cNvPicPr/>
+                        </pic:nvPicPr>
+                        <pic:blipFill>
+                          <a:blip r:embed="rId33" cstate="print">
+                            <a:extLst>
+                              <a:ext uri="{28A0092B-C50C-407E-A947-70E740481C1C}">
+                                <a14:useLocalDpi xmlns:a14="http://schemas.microsoft.com/office/drawing/2010/main" val="0"/>
+                              </a:ext>
+                            </a:extLst>
+                          </a:blip>
+                          <a:stretch>
+                            <a:fillRect/>
+                          </a:stretch>
+                        </pic:blipFill>
+                        <pic:spPr>
+                          <a:xfrm>
+                            <a:off x="0" y="0"/>
+                            <a:ext cx="5579745" cy="2874645"/>
+                          </a:xfrm>
+                          <a:prstGeom prst="rect">
+                            <a:avLst/>
+                          </a:prstGeom>
+                        </pic:spPr>
+                      </pic:pic>
+                    </a:graphicData>
+                  </a:graphic>
+                </wp:inline>
+              </w:drawing>
+            </w:r>
+          </w:p>
+        </w:tc>
+      </w:tr>
+      <w:tr>
+        <w:tc>
+          <w:tcPr>
+            <w:tcW w:w="8777" w:type="dxa"/>
+          </w:tcPr>
+          <w:p>
+            <w:pPr>
+              <w:keepNext/>
+              <w:spacing w:before="0" w:after="0" w:line="240" w:lineRule="auto"/>
+              <w:jc w:val="center"/>
+              <w:rPr>
+                <w:noProof/>
+                <w14:ligatures w14:val="standardContextual"/>
+              </w:rPr>
+            </w:pPr>
+            <w:r>
+              <w:rPr>
+                <w:noProof/>
+                <w14:ligatures w14:val="standardContextual"/>
+              </w:rPr>
+              <w:lastRenderedPageBreak/>
+              <w:drawing>
+                <wp:inline distT="0" distB="0" distL="0" distR="0" wp14:anchorId="16F64D5B" wp14:editId="185C0A84">
+                  <wp:extent cx="5579745" cy="2874645"/>
+                  <wp:effectExtent l="0" t="0" r="1905" b="1905"/>
+                  <wp:docPr id="256450367" name="Picture 12"/>
+                  <wp:cNvGraphicFramePr>
+                    <a:graphicFrameLocks xmlns:a="http://schemas.openxmlformats.org/drawingml/2006/main" noChangeAspect="1"/>
+                  </wp:cNvGraphicFramePr>
+                  <a:graphic xmlns:a="http://schemas.openxmlformats.org/drawingml/2006/main">
+                    <a:graphicData uri="http://schemas.openxmlformats.org/drawingml/2006/picture">
+                      <pic:pic xmlns:pic="http://schemas.openxmlformats.org/drawingml/2006/picture">
+                        <pic:nvPicPr>
+                          <pic:cNvPr id="256450367" name="Picture 256450367"/>
+                          <pic:cNvPicPr/>
+                        </pic:nvPicPr>
+                        <pic:blipFill>
+                          <a:blip r:embed="rId34" cstate="print">
+                            <a:extLst>
+                              <a:ext uri="{28A0092B-C50C-407E-A947-70E740481C1C}">
+                                <a14:useLocalDpi xmlns:a14="http://schemas.microsoft.com/office/drawing/2010/main" val="0"/>
+                              </a:ext>
+                            </a:extLst>
+                          </a:blip>
+                          <a:stretch>
+                            <a:fillRect/>
+                          </a:stretch>
+                        </pic:blipFill>
+                        <pic:spPr>
+                          <a:xfrm>
+                            <a:off x="0" y="0"/>
+                            <a:ext cx="5579745" cy="2874645"/>
+                          </a:xfrm>
+                          <a:prstGeom prst="rect">
+                            <a:avLst/>
+                          </a:prstGeom>
+                        </pic:spPr>
+                      </pic:pic>
+                    </a:graphicData>
+                  </a:graphic>
+                </wp:inline>
+              </w:drawing>
+            </w:r>
+          </w:p>
+        </w:tc>
+      </w:tr>
+    </w:tbl>
+    <w:p>
+      <w:pPr>
+        <w:pStyle w:val="Caption"/>
+      </w:pPr>
+      <w:bookmarkStart w:id="110" w:name="_Ref233097807"/>
+      <w:r>
+        <w:t xml:space="preserve">Slika </w:t>
+      </w:r>
+      <w:r>
+        <w:fldChar w:fldCharType="begin"/>
+      </w:r>
+      <w:r>
+        <w:instrText xml:space="preserve"> STYLEREF 1 \s </w:instrText>
+      </w:r>
+      <w:r>
+        <w:fldChar w:fldCharType="separate"/>
+      </w:r>
+      <w:r>
+        <w:rPr>
+          <w:noProof/>
+        </w:rPr>
+        <w:t>6</w:t>
+      </w:r>
+      <w:r>
+        <w:fldChar w:fldCharType="end"/>
+      </w:r>
+      <w:r>
+        <w:t>.</w:t>
+      </w:r>
+      <w:r>
+        <w:fldChar w:fldCharType="begin"/>
+      </w:r>
+      <w:r>
+        <w:instrText xml:space="preserve"> SEQ Slika \* ARABIC \s 1 </w:instrText>
+      </w:r>
+      <w:r>
+        <w:fldChar w:fldCharType="separate"/>
+      </w:r>
+      <w:r>
+        <w:rPr>
+          <w:noProof/>
+        </w:rPr>
+        <w:t>12</w:t>
+      </w:r>
+      <w:r>
+        <w:fldChar w:fldCharType="end"/>
+      </w:r>
+      <w:bookmarkEnd w:id="110"/>
+      <w:r>
+        <w:t xml:space="preserve"> Prikaz vrijednosti rezultata kompetitivnih kriterija </w:t>
+      </w:r>
+      <w:r>
+        <w:t>najboljih rješenja</w:t>
+      </w:r>
+      <w:r>
+        <w:t xml:space="preserve"> algoritama</w:t>
+      </w:r>
+      <w:r>
+        <w:t xml:space="preserve"> </w:t>
+      </w:r>
+      <w:r>
+        <w:t>na mreži dijela grada Zagreba</w:t>
+      </w:r>
+      <w:r>
+        <w:br/>
+        <w:t>a) Prva slika prikazuje vrijednosti cijena</w:t>
+      </w:r>
+      <w:r>
+        <w:br/>
+        <w:t>b) Druga slika prikazuje količinu napunjene energije, tj. poslužene potražnje, po agentu</w:t>
+      </w:r>
+      <w:r>
+        <w:br/>
+        <w:t>c) Treća slika prikazuje radijuse pokrivenosti mreže po agentu</w:t>
+      </w:r>
+    </w:p>
+    <w:p>
+      <w:pPr>
+        <w:pStyle w:val="Heading3"/>
+      </w:pPr>
+      <w:bookmarkStart w:id="111" w:name="_Toc233101390"/>
+      <w:r>
+        <w:t>Ponovno pokretanje</w:t>
+      </w:r>
+      <w:bookmarkEnd w:id="111"/>
+    </w:p>
+    <w:p>
+      <w:r>
+        <w:t>Raspad algoritama pokrivenosti na mreži dijela grada Zagreba opet se jasno očituje iz grafa uspješnosti ponovnog pokretanja algoritama (</w:t>
+      </w:r>
+      <w:r>
+        <w:fldChar w:fldCharType="begin"/>
+      </w:r>
+      <w:r>
+        <w:instrText xml:space="preserve"> REF _Ref233098624 \h </w:instrText>
+      </w:r>
+      <w:r>
+        <w:fldChar w:fldCharType="separate"/>
+      </w:r>
+      <w:r>
+        <w:t xml:space="preserve">Slika </w:t>
+      </w:r>
+      <w:r>
+        <w:rPr>
+          <w:noProof/>
+        </w:rPr>
+        <w:t>6</w:t>
+      </w:r>
+      <w:r>
+        <w:t>.</w:t>
+      </w:r>
+      <w:r>
+        <w:rPr>
+          <w:noProof/>
+        </w:rPr>
+        <w:t>13</w:t>
+      </w:r>
+      <w:r>
+        <w:fldChar w:fldCharType="end"/>
+      </w:r>
+      <w:r>
+        <w:t>).</w:t>
+      </w:r>
+      <w:r>
+        <w:t xml:space="preserve"> Algoritmi teorije igara opet pobjeđuju, no ovaj put dominira primjena sebične alokacije</w:t>
+      </w:r>
+      <w:r>
+        <w:t xml:space="preserve"> vozila na stanice</w:t>
+      </w:r>
+      <w:r>
+        <w:t>.</w:t>
+      </w:r>
+    </w:p>
+    <w:p>
+      <w:pPr>
+        <w:keepNext/>
+        <w:jc w:val="center"/>
+      </w:pPr>
+      <w:r>
+        <w:rPr>
+          <w:noProof/>
+          <w14:ligatures w14:val="standardContextual"/>
+        </w:rPr>
+        <w:drawing>
+          <wp:inline distT="0" distB="0" distL="0" distR="0" wp14:anchorId="4412E039" wp14:editId="113B317A">
+            <wp:extent cx="4795913" cy="2654489"/>
+            <wp:effectExtent l="0" t="0" r="5080" b="0"/>
+            <wp:docPr id="1633276874" name="Picture 13"/>
+            <wp:cNvGraphicFramePr>
+              <a:graphicFrameLocks xmlns:a="http://schemas.openxmlformats.org/drawingml/2006/main" noChangeAspect="1"/>
+            </wp:cNvGraphicFramePr>
+            <a:graphic xmlns:a="http://schemas.openxmlformats.org/drawingml/2006/main">
+              <a:graphicData uri="http://schemas.openxmlformats.org/drawingml/2006/picture">
+                <pic:pic xmlns:pic="http://schemas.openxmlformats.org/drawingml/2006/picture">
+                  <pic:nvPicPr>
+                    <pic:cNvPr id="1633276874" name="Picture 1633276874"/>
+                    <pic:cNvPicPr/>
+                  </pic:nvPicPr>
+                  <pic:blipFill rotWithShape="1">
+                    <a:blip r:embed="rId35" cstate="print">
+                      <a:extLst>
+                        <a:ext uri="{28A0092B-C50C-407E-A947-70E740481C1C}">
+                          <a14:useLocalDpi xmlns:a14="http://schemas.microsoft.com/office/drawing/2010/main" val="0"/>
+                        </a:ext>
+                      </a:extLst>
+                    </a:blip>
+                    <a:srcRect l="8195" t="4748" r="8277" b="5515"/>
+                    <a:stretch>
+                      <a:fillRect/>
+                    </a:stretch>
+                  </pic:blipFill>
+                  <pic:spPr bwMode="auto">
+                    <a:xfrm>
+                      <a:off x="0" y="0"/>
+                      <a:ext cx="4821830" cy="2668834"/>
+                    </a:xfrm>
+                    <a:prstGeom prst="rect">
+                      <a:avLst/>
+                    </a:prstGeom>
+                    <a:ln>
+                      <a:noFill/>
+                    </a:ln>
+                    <a:extLst>
+                      <a:ext uri="{53640926-AAD7-44D8-BBD7-CCE9431645EC}">
+                        <a14:shadowObscured xmlns:a14="http://schemas.microsoft.com/office/drawing/2010/main"/>
+                      </a:ext>
+                    </a:extLst>
+                  </pic:spPr>
+                </pic:pic>
+              </a:graphicData>
+            </a:graphic>
+          </wp:inline>
+        </w:drawing>
+      </w:r>
+    </w:p>
+    <w:p>
+      <w:pPr>
+        <w:pStyle w:val="Caption"/>
+      </w:pPr>
+      <w:bookmarkStart w:id="112" w:name="_Ref233098624"/>
+      <w:r>
+        <w:t xml:space="preserve">Slika </w:t>
+      </w:r>
+      <w:r>
+        <w:fldChar w:fldCharType="begin"/>
+      </w:r>
+      <w:r>
+        <w:instrText xml:space="preserve"> STYLEREF 1 \s </w:instrText>
+      </w:r>
+      <w:r>
+        <w:fldChar w:fldCharType="separate"/>
+      </w:r>
+      <w:r>
+        <w:rPr>
+          <w:noProof/>
+        </w:rPr>
+        <w:t>6</w:t>
+      </w:r>
+      <w:r>
+        <w:fldChar w:fldCharType="end"/>
+      </w:r>
+      <w:r>
+        <w:t>.</w:t>
+      </w:r>
+      <w:r>
+        <w:fldChar w:fldCharType="begin"/>
+      </w:r>
+      <w:r>
+        <w:instrText xml:space="preserve"> SEQ Slika \* ARABIC \s 1 </w:instrText>
+      </w:r>
+      <w:r>
+        <w:fldChar w:fldCharType="separate"/>
+      </w:r>
+      <w:r>
+        <w:rPr>
+          <w:noProof/>
+        </w:rPr>
+        <w:t>13</w:t>
+      </w:r>
+      <w:r>
+        <w:fldChar w:fldCharType="end"/>
+      </w:r>
+      <w:bookmarkEnd w:id="112"/>
+      <w:r>
+        <w:t xml:space="preserve"> Usporedba vrijednosti uspjeha svih </w:t>
+      </w:r>
+      <w:r>
+        <w:t>algoritama</w:t>
+      </w:r>
+      <w:r>
+        <w:t xml:space="preserve"> pri ponovnom pokretanju</w:t>
+      </w:r>
+      <w:r>
+        <w:t xml:space="preserve"> na prometnoj mreži dijela grada Zagreba</w:t>
+      </w:r>
     </w:p>
     <w:p/>
-    <w:p/>
     <w:p>
       <w:r>
-        <w:br w:type="page"/>
+        <w:t xml:space="preserve">U grafu usporedbi rezultata </w:t>
+      </w:r>
+      <w:r>
+        <w:t xml:space="preserve">pri ponovnom pokretanju algoritama na mreži dijela grada Zagreba opet se jasno vidi teško ostvarivanje dobre pokrivenosti. No također vidimo </w:t>
+      </w:r>
+      <w:r>
+        <w:t>specifično loše rezultate za algoritme pokrivenosti</w:t>
+      </w:r>
+      <w:r>
+        <w:t xml:space="preserve"> u svim područjima</w:t>
+      </w:r>
+      <w:r>
+        <w:t>.</w:t>
+      </w:r>
+      <w:r>
+        <w:t xml:space="preserve"> </w:t>
+      </w:r>
+      <w:r>
+        <w:t>Algoritam pokrivenosti jedino postiže relativno dobre rezultate u slučaju sustava dva agenta</w:t>
+      </w:r>
+      <w:r>
+        <w:t>, zbog nepoznatog razloga.</w:t>
+      </w:r>
+      <w:r>
+        <w:t xml:space="preserve"> Možda sama struktura prometne mreže može pokazivati na optimalni broj agenta za optimalnu raspodjelu stanica.</w:t>
+      </w:r>
+    </w:p>
+    <w:tbl>
+      <w:tblPr>
+        <w:tblStyle w:val="TableGrid"/>
+        <w:tblW w:w="0" w:type="auto"/>
+        <w:tblLook w:val="04A0" w:firstRow="1" w:lastRow="0" w:firstColumn="1" w:lastColumn="0" w:noHBand="0" w:noVBand="1"/>
+      </w:tblPr>
+      <w:tblGrid>
+        <w:gridCol w:w="8777"/>
+      </w:tblGrid>
+      <w:tr>
+        <w:tc>
+          <w:tcPr>
+            <w:tcW w:w="8777" w:type="dxa"/>
+          </w:tcPr>
+          <w:p>
+            <w:r>
+              <w:rPr>
+                <w:noProof/>
+                <w14:ligatures w14:val="standardContextual"/>
+              </w:rPr>
+              <w:drawing>
+                <wp:inline distT="0" distB="0" distL="0" distR="0" wp14:anchorId="2F625F0B" wp14:editId="14D552D8">
+                  <wp:extent cx="5579745" cy="2874645"/>
+                  <wp:effectExtent l="0" t="0" r="1905" b="1905"/>
+                  <wp:docPr id="1837669842" name="Picture 14"/>
+                  <wp:cNvGraphicFramePr>
+                    <a:graphicFrameLocks xmlns:a="http://schemas.openxmlformats.org/drawingml/2006/main" noChangeAspect="1"/>
+                  </wp:cNvGraphicFramePr>
+                  <a:graphic xmlns:a="http://schemas.openxmlformats.org/drawingml/2006/main">
+                    <a:graphicData uri="http://schemas.openxmlformats.org/drawingml/2006/picture">
+                      <pic:pic xmlns:pic="http://schemas.openxmlformats.org/drawingml/2006/picture">
+                        <pic:nvPicPr>
+                          <pic:cNvPr id="1837669842" name="Picture 1837669842"/>
+                          <pic:cNvPicPr/>
+                        </pic:nvPicPr>
+                        <pic:blipFill>
+                          <a:blip r:embed="rId36" cstate="print">
+                            <a:extLst>
+                              <a:ext uri="{28A0092B-C50C-407E-A947-70E740481C1C}">
+                                <a14:useLocalDpi xmlns:a14="http://schemas.microsoft.com/office/drawing/2010/main" val="0"/>
+                              </a:ext>
+                            </a:extLst>
+                          </a:blip>
+                          <a:stretch>
+                            <a:fillRect/>
+                          </a:stretch>
+                        </pic:blipFill>
+                        <pic:spPr>
+                          <a:xfrm>
+                            <a:off x="0" y="0"/>
+                            <a:ext cx="5579745" cy="2874645"/>
+                          </a:xfrm>
+                          <a:prstGeom prst="rect">
+                            <a:avLst/>
+                          </a:prstGeom>
+                        </pic:spPr>
+                      </pic:pic>
+                    </a:graphicData>
+                  </a:graphic>
+                </wp:inline>
+              </w:drawing>
+            </w:r>
+          </w:p>
+        </w:tc>
+      </w:tr>
+      <w:tr>
+        <w:tc>
+          <w:tcPr>
+            <w:tcW w:w="8777" w:type="dxa"/>
+          </w:tcPr>
+          <w:p>
+            <w:pPr>
+              <w:keepNext/>
+            </w:pPr>
+            <w:r>
+              <w:rPr>
+                <w:noProof/>
+                <w14:ligatures w14:val="standardContextual"/>
+              </w:rPr>
+              <w:drawing>
+                <wp:inline distT="0" distB="0" distL="0" distR="0" wp14:anchorId="496A2286" wp14:editId="2F8823E2">
+                  <wp:extent cx="5579745" cy="2874645"/>
+                  <wp:effectExtent l="0" t="0" r="1905" b="1905"/>
+                  <wp:docPr id="1322066676" name="Picture 15"/>
+                  <wp:cNvGraphicFramePr>
+                    <a:graphicFrameLocks xmlns:a="http://schemas.openxmlformats.org/drawingml/2006/main" noChangeAspect="1"/>
+                  </wp:cNvGraphicFramePr>
+                  <a:graphic xmlns:a="http://schemas.openxmlformats.org/drawingml/2006/main">
+                    <a:graphicData uri="http://schemas.openxmlformats.org/drawingml/2006/picture">
+                      <pic:pic xmlns:pic="http://schemas.openxmlformats.org/drawingml/2006/picture">
+                        <pic:nvPicPr>
+                          <pic:cNvPr id="1322066676" name="Picture 1322066676"/>
+                          <pic:cNvPicPr/>
+                        </pic:nvPicPr>
+                        <pic:blipFill>
+                          <a:blip r:embed="rId37" cstate="print">
+                            <a:extLst>
+                              <a:ext uri="{28A0092B-C50C-407E-A947-70E740481C1C}">
+                                <a14:useLocalDpi xmlns:a14="http://schemas.microsoft.com/office/drawing/2010/main" val="0"/>
+                              </a:ext>
+                            </a:extLst>
+                          </a:blip>
+                          <a:stretch>
+                            <a:fillRect/>
+                          </a:stretch>
+                        </pic:blipFill>
+                        <pic:spPr>
+                          <a:xfrm>
+                            <a:off x="0" y="0"/>
+                            <a:ext cx="5579745" cy="2874645"/>
+                          </a:xfrm>
+                          <a:prstGeom prst="rect">
+                            <a:avLst/>
+                          </a:prstGeom>
+                        </pic:spPr>
+                      </pic:pic>
+                    </a:graphicData>
+                  </a:graphic>
+                </wp:inline>
+              </w:drawing>
+            </w:r>
+          </w:p>
+        </w:tc>
+      </w:tr>
+    </w:tbl>
+    <w:p>
+      <w:pPr>
+        <w:pStyle w:val="Caption"/>
+      </w:pPr>
+      <w:r>
+        <w:t xml:space="preserve">Slika </w:t>
+      </w:r>
+      <w:r>
+        <w:fldChar w:fldCharType="begin"/>
+      </w:r>
+      <w:r>
+        <w:instrText xml:space="preserve"> STYLEREF 1 \s </w:instrText>
+      </w:r>
+      <w:r>
+        <w:fldChar w:fldCharType="separate"/>
+      </w:r>
+      <w:r>
+        <w:rPr>
+          <w:noProof/>
+        </w:rPr>
+        <w:t>6</w:t>
+      </w:r>
+      <w:r>
+        <w:fldChar w:fldCharType="end"/>
+      </w:r>
+      <w:r>
+        <w:t>.</w:t>
+      </w:r>
+      <w:r>
+        <w:fldChar w:fldCharType="begin"/>
+      </w:r>
+      <w:r>
+        <w:instrText xml:space="preserve"> SEQ Slika \* ARABIC \s 1 </w:instrText>
+      </w:r>
+      <w:r>
+        <w:fldChar w:fldCharType="separate"/>
+      </w:r>
+      <w:r>
+        <w:rPr>
+          <w:noProof/>
+        </w:rPr>
+        <w:t>14</w:t>
+      </w:r>
+      <w:r>
+        <w:fldChar w:fldCharType="end"/>
+      </w:r>
+      <w:r>
+        <w:t xml:space="preserve"> Prikaz vrijednosti rezultata globalnih kriterija </w:t>
+      </w:r>
+      <w:r>
+        <w:t>ponovnog pokretanja</w:t>
+      </w:r>
+      <w:r>
+        <w:t xml:space="preserve"> algoritama</w:t>
+      </w:r>
+      <w:r>
+        <w:t xml:space="preserve"> na mreži dijela grada Zagreba</w:t>
+      </w:r>
+      <w:r>
+        <w:br/>
+      </w:r>
+      <w:r>
+        <w:lastRenderedPageBreak/>
+        <w:t>a) Prva slika prikazuje primjenu sebične alokacije vozila po stanicama</w:t>
+      </w:r>
+      <w:r>
+        <w:br/>
+        <w:t>b) Druga slika prikazuje primjenu centralizirane alokacije vozila po stanicama</w:t>
+      </w:r>
+    </w:p>
+    <w:p>
+      <w:r>
+        <w:t xml:space="preserve">Pri analizi cijena </w:t>
+      </w:r>
+      <w:r>
+        <w:t>algoritama</w:t>
+      </w:r>
+      <w:r>
+        <w:t xml:space="preserve"> pri ponovnom pokretanju (</w:t>
+      </w:r>
+      <w:r>
+        <w:fldChar w:fldCharType="begin"/>
+      </w:r>
+      <w:r>
+        <w:instrText xml:space="preserve"> REF _Ref233099201 \h </w:instrText>
+      </w:r>
+      <w:r>
+        <w:fldChar w:fldCharType="separate"/>
+      </w:r>
+      <w:r>
+        <w:t xml:space="preserve">Slika </w:t>
+      </w:r>
+      <w:r>
+        <w:rPr>
+          <w:noProof/>
+        </w:rPr>
+        <w:t>6</w:t>
+      </w:r>
+      <w:r>
+        <w:t>.</w:t>
+      </w:r>
+      <w:r>
+        <w:rPr>
+          <w:noProof/>
+        </w:rPr>
+        <w:t>15</w:t>
+      </w:r>
+      <w:r>
+        <w:fldChar w:fldCharType="end"/>
+      </w:r>
+      <w:r>
+        <w:t>)</w:t>
+      </w:r>
+      <w:r>
+        <w:t xml:space="preserve"> </w:t>
+      </w:r>
+      <w:r>
+        <w:t xml:space="preserve">mogu se vidjeti </w:t>
+      </w:r>
+      <w:r>
+        <w:t xml:space="preserve">neočekivani </w:t>
+      </w:r>
+      <w:r>
+        <w:t>rezultati.</w:t>
+      </w:r>
+      <w:r>
+        <w:t xml:space="preserve"> </w:t>
+      </w:r>
+      <w:r>
+        <w:t>Cijene</w:t>
+      </w:r>
+      <w:r>
+        <w:t xml:space="preserve"> svih agenata su ili na maksimalnoj ili minimalnoj vrijednosti, uz miješanje situacija kada svi agenti postavljaju iste cijene i kada su razlike između cijena ekstremne.</w:t>
+      </w:r>
+      <w:r>
+        <w:t xml:space="preserve"> Ostali grafovi nisu prikazani zbog ekvivalentnih rezultata kao i prije.</w:t>
+      </w:r>
+    </w:p>
+    <w:p>
+      <w:pPr>
+        <w:keepNext/>
+        <w:jc w:val="center"/>
+      </w:pPr>
+      <w:r>
+        <w:rPr>
+          <w:noProof/>
+          <w14:ligatures w14:val="standardContextual"/>
+        </w:rPr>
+        <w:drawing>
+          <wp:inline distT="0" distB="0" distL="0" distR="0" wp14:anchorId="0448D590" wp14:editId="4F926EE0">
+            <wp:extent cx="4672330" cy="2599899"/>
+            <wp:effectExtent l="0" t="0" r="0" b="0"/>
+            <wp:docPr id="862711396" name="Picture 16"/>
+            <wp:cNvGraphicFramePr>
+              <a:graphicFrameLocks xmlns:a="http://schemas.openxmlformats.org/drawingml/2006/main" noChangeAspect="1"/>
+            </wp:cNvGraphicFramePr>
+            <a:graphic xmlns:a="http://schemas.openxmlformats.org/drawingml/2006/main">
+              <a:graphicData uri="http://schemas.openxmlformats.org/drawingml/2006/picture">
+                <pic:pic xmlns:pic="http://schemas.openxmlformats.org/drawingml/2006/picture">
+                  <pic:nvPicPr>
+                    <pic:cNvPr id="862711396" name="Picture 862711396"/>
+                    <pic:cNvPicPr/>
+                  </pic:nvPicPr>
+                  <pic:blipFill rotWithShape="1">
+                    <a:blip r:embed="rId38" cstate="print">
+                      <a:extLst>
+                        <a:ext uri="{28A0092B-C50C-407E-A947-70E740481C1C}">
+                          <a14:useLocalDpi xmlns:a14="http://schemas.microsoft.com/office/drawing/2010/main" val="0"/>
+                        </a:ext>
+                      </a:extLst>
+                    </a:blip>
+                    <a:srcRect l="7829" t="5935" r="8399" b="3585"/>
+                    <a:stretch>
+                      <a:fillRect/>
+                    </a:stretch>
+                  </pic:blipFill>
+                  <pic:spPr bwMode="auto">
+                    <a:xfrm>
+                      <a:off x="0" y="0"/>
+                      <a:ext cx="4674224" cy="2600953"/>
+                    </a:xfrm>
+                    <a:prstGeom prst="rect">
+                      <a:avLst/>
+                    </a:prstGeom>
+                    <a:ln>
+                      <a:noFill/>
+                    </a:ln>
+                    <a:extLst>
+                      <a:ext uri="{53640926-AAD7-44D8-BBD7-CCE9431645EC}">
+                        <a14:shadowObscured xmlns:a14="http://schemas.microsoft.com/office/drawing/2010/main"/>
+                      </a:ext>
+                    </a:extLst>
+                  </pic:spPr>
+                </pic:pic>
+              </a:graphicData>
+            </a:graphic>
+          </wp:inline>
+        </w:drawing>
+      </w:r>
+    </w:p>
+    <w:p>
+      <w:pPr>
+        <w:pStyle w:val="Caption"/>
+      </w:pPr>
+      <w:bookmarkStart w:id="113" w:name="_Ref233099201"/>
+      <w:r>
+        <w:t xml:space="preserve">Slika </w:t>
+      </w:r>
+      <w:r>
+        <w:fldChar w:fldCharType="begin"/>
+      </w:r>
+      <w:r>
+        <w:instrText xml:space="preserve"> STYLEREF 1 \s </w:instrText>
+      </w:r>
+      <w:r>
+        <w:fldChar w:fldCharType="separate"/>
+      </w:r>
+      <w:r>
+        <w:rPr>
+          <w:noProof/>
+        </w:rPr>
+        <w:t>6</w:t>
+      </w:r>
+      <w:r>
+        <w:fldChar w:fldCharType="end"/>
+      </w:r>
+      <w:r>
+        <w:t>.</w:t>
+      </w:r>
+      <w:r>
+        <w:fldChar w:fldCharType="begin"/>
+      </w:r>
+      <w:r>
+        <w:instrText xml:space="preserve"> SEQ Slika \* ARABIC \s 1 </w:instrText>
+      </w:r>
+      <w:r>
+        <w:fldChar w:fldCharType="separate"/>
+      </w:r>
+      <w:r>
+        <w:rPr>
+          <w:noProof/>
+        </w:rPr>
+        <w:t>15</w:t>
+      </w:r>
+      <w:r>
+        <w:fldChar w:fldCharType="end"/>
+      </w:r>
+      <w:bookmarkEnd w:id="113"/>
+      <w:r>
+        <w:t xml:space="preserve"> Prikaz vrijednosti </w:t>
+      </w:r>
+      <w:r>
+        <w:t>cijena</w:t>
+      </w:r>
+      <w:r>
+        <w:t xml:space="preserve"> </w:t>
+      </w:r>
+      <w:r>
+        <w:t xml:space="preserve">pri ponovnom pokretanju </w:t>
+      </w:r>
+      <w:r>
+        <w:t>algoritama na mreži dijela grada Zagreba</w:t>
       </w:r>
     </w:p>
     <w:p>
@@ -51519,31 +55762,284 @@
           <w:numId w:val="0"/>
         </w:numPr>
       </w:pPr>
-      <w:bookmarkStart w:id="99" w:name="_Toc233085865"/>
+      <w:bookmarkStart w:id="114" w:name="_Toc233101391"/>
       <w:r>
         <w:lastRenderedPageBreak/>
         <w:t>Zaključak</w:t>
       </w:r>
-      <w:r>
-        <w:t xml:space="preserve"> [X]</w:t>
-      </w:r>
-      <w:bookmarkEnd w:id="99"/>
+      <w:bookmarkEnd w:id="114"/>
     </w:p>
     <w:p>
-      <w:pPr>
-        <w:spacing w:before="0" w:after="160" w:line="278" w:lineRule="auto"/>
-        <w:jc w:val="left"/>
-        <w:rPr>
-          <w:rFonts w:asciiTheme="majorHAnsi" w:eastAsiaTheme="majorEastAsia" w:hAnsiTheme="majorHAnsi" w:cstheme="majorBidi"/>
-          <w:color w:val="0F4761" w:themeColor="accent1" w:themeShade="BF"/>
-          <w:kern w:val="2"/>
-          <w:sz w:val="40"/>
-          <w:szCs w:val="40"/>
-          <w14:ligatures w14:val="standardContextual"/>
-        </w:rPr>
-      </w:pPr>
-      <w:r>
-        <w:br w:type="page"/>
+      <w:r>
+        <w:t xml:space="preserve">Cilj rada </w:t>
+      </w:r>
+      <w:r>
+        <w:t>bila</w:t>
+      </w:r>
+      <w:r>
+        <w:t xml:space="preserve"> je</w:t>
+      </w:r>
+      <w:r>
+        <w:t xml:space="preserve"> obrada </w:t>
+      </w:r>
+      <w:r>
+        <w:t xml:space="preserve">problema optimalne raspodjele stanica za punjenje </w:t>
+      </w:r>
+      <w:r>
+        <w:t>električnih</w:t>
+      </w:r>
+      <w:r>
+        <w:t xml:space="preserve"> </w:t>
+      </w:r>
+      <w:r>
+        <w:t>vozila</w:t>
+      </w:r>
+      <w:r>
+        <w:t xml:space="preserve"> u kontekstu mješovitog autonomnog prometa</w:t>
+      </w:r>
+      <w:r>
+        <w:t xml:space="preserve"> </w:t>
+      </w:r>
+      <w:r>
+        <w:t>i ispitivanje korisnosti dodavanja elementa kompetitivnosti u pokušaj rješavanja problema.</w:t>
+      </w:r>
+      <w:r>
+        <w:t xml:space="preserve"> </w:t>
+      </w:r>
+      <w:r>
+        <w:t xml:space="preserve">Na početku </w:t>
+      </w:r>
+      <w:r>
+        <w:t xml:space="preserve">rada su opisana električna vozila i </w:t>
+      </w:r>
+      <w:r>
+        <w:t>autonomni promet, uz dodatan naglasak na stanice za punjenje električnih vozila.</w:t>
+      </w:r>
+    </w:p>
+    <w:p>
+      <w:r>
+        <w:t>Potom</w:t>
+      </w:r>
+      <w:r>
+        <w:t xml:space="preserve"> je </w:t>
+      </w:r>
+      <w:r>
+        <w:t xml:space="preserve">analizirana postojeća literatura koja </w:t>
+      </w:r>
+      <w:r>
+        <w:t>pridonosi različite tehnike i pristupe rješavanja problema</w:t>
+      </w:r>
+      <w:r>
+        <w:t xml:space="preserve"> koji su</w:t>
+      </w:r>
+      <w:r>
+        <w:t xml:space="preserve"> zatim</w:t>
+      </w:r>
+      <w:r>
+        <w:t xml:space="preserve"> </w:t>
+      </w:r>
+      <w:r>
+        <w:t>dodatno komentirani u kontekstu ovog rada.</w:t>
+      </w:r>
+      <w:r>
+        <w:t xml:space="preserve"> U sljedećem poglavlju dodatno su opisane </w:t>
+      </w:r>
+      <w:r>
+        <w:t>spomenute</w:t>
+      </w:r>
+      <w:r>
+        <w:t xml:space="preserve"> tehnike i pristupi, uz </w:t>
+      </w:r>
+      <w:proofErr w:type="spellStart"/>
+      <w:r>
+        <w:t>formalizaciju</w:t>
+      </w:r>
+      <w:proofErr w:type="spellEnd"/>
+      <w:r>
+        <w:t xml:space="preserve"> i prikaz postupa primjene na rješavanje problema optimalne raspodjele stanica.</w:t>
+      </w:r>
+      <w:r>
+        <w:t xml:space="preserve"> </w:t>
+      </w:r>
+      <w:r>
+        <w:t xml:space="preserve">Sam problem optimalne raspodjele stanica za punjenje električnih vozila konkretno je formaliziran </w:t>
+      </w:r>
+      <w:r>
+        <w:t>u kontekstu rada i objašnjen je model</w:t>
+      </w:r>
+      <w:r>
+        <w:t xml:space="preserve"> prometne mreže i stanica</w:t>
+      </w:r>
+      <w:r>
+        <w:t xml:space="preserve"> za punjenje</w:t>
+      </w:r>
+      <w:r>
+        <w:t xml:space="preserve"> koji se analizira u radu.</w:t>
+      </w:r>
+    </w:p>
+    <w:p>
+      <w:r>
+        <w:t xml:space="preserve">Zatim je opisana implementacija: korišteni alati, </w:t>
+      </w:r>
+      <w:r>
+        <w:t>implement</w:t>
+      </w:r>
+      <w:r>
+        <w:t>acija modela</w:t>
+      </w:r>
+      <w:r>
+        <w:t xml:space="preserve"> i </w:t>
+      </w:r>
+      <w:r>
+        <w:t>funkcija</w:t>
+      </w:r>
+      <w:r>
+        <w:t xml:space="preserve"> te ponašanja vozila</w:t>
+      </w:r>
+      <w:r>
+        <w:t>.</w:t>
+      </w:r>
+      <w:r>
+        <w:t xml:space="preserve"> Prikazan je oblik implementacije stanice za punjenje električnih vozila unutar </w:t>
+      </w:r>
+      <w:r>
+        <w:rPr>
+          <w:i/>
+          <w:iCs/>
+        </w:rPr>
+        <w:t>SUMO</w:t>
+      </w:r>
+      <w:r>
+        <w:t xml:space="preserve"> simulacije te način dodavanja definirane stanice na bilo koji od bridova mreže.</w:t>
+      </w:r>
+      <w:r>
+        <w:t xml:space="preserve"> Za kraj poglavlja detaljnije je opisan graf neuronske mreže koji je jedna od temeljnih tehnika razvijenih rješenja rada.</w:t>
+      </w:r>
+    </w:p>
+    <w:p>
+      <w:r>
+        <w:t xml:space="preserve">Slijedi prikaz </w:t>
+      </w:r>
+      <w:r>
+        <w:t xml:space="preserve">tri razvijena algoritma i njihovih kompetitivnih varijanta. </w:t>
+      </w:r>
+      <w:r>
+        <w:t xml:space="preserve">Svaki od algoritama je </w:t>
+      </w:r>
+      <w:r>
+        <w:t xml:space="preserve">detaljno </w:t>
+      </w:r>
+      <w:r>
+        <w:t xml:space="preserve">objašnjen </w:t>
+      </w:r>
+      <w:r>
+        <w:t xml:space="preserve">uz </w:t>
+      </w:r>
+      <w:proofErr w:type="spellStart"/>
+      <w:r>
+        <w:t>pseudoko</w:t>
+      </w:r>
+      <w:r>
+        <w:t>d</w:t>
+      </w:r>
+      <w:proofErr w:type="spellEnd"/>
+      <w:r>
+        <w:t xml:space="preserve"> i </w:t>
+      </w:r>
+      <w:r>
+        <w:t>način na koji je nadograđen u kompetitivnu varijantu, uključujući način dodavanja elementa odlučivanja vrijednosti cijene punjenja</w:t>
+      </w:r>
+      <w:r>
+        <w:t xml:space="preserve"> vozila na stanic</w:t>
+      </w:r>
+      <w:r>
+        <w:t>i</w:t>
+      </w:r>
+      <w:r>
+        <w:t>.</w:t>
+      </w:r>
+      <w:r>
+        <w:t xml:space="preserve"> Sva razvijena rješenja </w:t>
+      </w:r>
+      <w:r>
+        <w:t>primijenjena</w:t>
+      </w:r>
+      <w:r>
+        <w:t xml:space="preserve"> su </w:t>
+      </w:r>
+      <w:r>
+        <w:t xml:space="preserve">na </w:t>
+      </w:r>
+      <w:r>
+        <w:t>dva odabrana grafa: prvi je</w:t>
+      </w:r>
+      <w:r>
+        <w:t xml:space="preserve"> sintetički</w:t>
+      </w:r>
+      <w:r>
+        <w:t xml:space="preserve"> generiran </w:t>
+      </w:r>
+      <w:r>
+        <w:t xml:space="preserve">po </w:t>
+      </w:r>
+      <w:r>
+        <w:t>struktur</w:t>
+      </w:r>
+      <w:r>
+        <w:t>i</w:t>
+      </w:r>
+      <w:r>
+        <w:t xml:space="preserve"> </w:t>
+      </w:r>
+      <w:r>
+        <w:t>pravilne rešetke, dok je drugi</w:t>
+      </w:r>
+      <w:r>
+        <w:t xml:space="preserve"> generiran iz stvarnih podataka </w:t>
+      </w:r>
+      <w:r>
+        <w:t xml:space="preserve">odabranog </w:t>
+      </w:r>
+      <w:r>
+        <w:t>dijela grada Zagreba.</w:t>
+      </w:r>
+    </w:p>
+    <w:p>
+      <w:r>
+        <w:t xml:space="preserve">Algoritmi su analizirani kroz najbolja postignuta rješenja tijekom treniranja i </w:t>
+      </w:r>
+      <w:r>
+        <w:t>kroz ponovno pokretanje.</w:t>
+      </w:r>
+      <w:r>
+        <w:t xml:space="preserve"> Rezultati najbolje postignutih rješenja pokazuju moguću efektivnost algoritama, no pri ponovnom pokretanju </w:t>
+      </w:r>
+      <w:r>
+        <w:t>na generiranoj mreži dijela grada Zagreba rezultati nisu poželjni.</w:t>
+      </w:r>
+      <w:r>
+        <w:t xml:space="preserve"> No d</w:t>
+      </w:r>
+      <w:r>
+        <w:t xml:space="preserve">obiveni rezultati pokazuju na moguću korisnost </w:t>
+      </w:r>
+      <w:r>
+        <w:t xml:space="preserve">kompetitivnosti pri optimizaciji raspodjele stanica, </w:t>
+      </w:r>
+      <w:r>
+        <w:t>iako</w:t>
+      </w:r>
+      <w:r>
+        <w:t xml:space="preserve"> uglavnom samo u kontroliranim uvjetima. </w:t>
+      </w:r>
+      <w:r>
+        <w:t xml:space="preserve">U slučaju rešetkaste mreže </w:t>
+      </w:r>
+      <w:r>
+        <w:t xml:space="preserve">prirodno se pojavljuje poželjna situacija utjecaja kompetitivnosti na smanjenje cijena svih agenata sustava, no pri ponovnom pokretanju algoritama naučenih na generiranu prometnu mrežu manjeg dijela grada Zagreba </w:t>
+      </w:r>
+      <w:r>
+        <w:t>sve cijene su postavljene na ekstremne vrijednosti.</w:t>
       </w:r>
     </w:p>
     <w:p>
@@ -51554,12 +56050,12 @@
           <w:numId w:val="0"/>
         </w:numPr>
       </w:pPr>
-      <w:bookmarkStart w:id="100" w:name="_Toc233085866"/>
+      <w:bookmarkStart w:id="115" w:name="_Toc233101392"/>
       <w:r>
         <w:lastRenderedPageBreak/>
         <w:t>Literatura</w:t>
       </w:r>
-      <w:bookmarkEnd w:id="100"/>
+      <w:bookmarkEnd w:id="115"/>
     </w:p>
     <w:p>
       <w:pPr>
@@ -57758,7 +62254,7 @@
         </w:rPr>
         <w:t xml:space="preserve"> </w:t>
       </w:r>
-      <w:hyperlink r:id="rId20" w:history="1">
+      <w:hyperlink r:id="rId39" w:history="1">
         <w:r>
           <w:rPr>
             <w:rStyle w:val="Hyperlink"/>
@@ -57987,7 +62483,7 @@
         </w:rPr>
         <w:t xml:space="preserve"> </w:t>
       </w:r>
-      <w:hyperlink r:id="rId21" w:history="1">
+      <w:hyperlink r:id="rId40" w:history="1">
         <w:r>
           <w:rPr>
             <w:rStyle w:val="Hyperlink"/>
@@ -58758,7 +63254,7 @@
         </w:rPr>
         <w:t xml:space="preserve">Poveznica: </w:t>
       </w:r>
-      <w:hyperlink r:id="rId22" w:history="1">
+      <w:hyperlink r:id="rId41" w:history="1">
         <w:r>
           <w:rPr>
             <w:rStyle w:val="Hyperlink"/>
@@ -58819,12 +63315,12 @@
           <w:numId w:val="0"/>
         </w:numPr>
       </w:pPr>
-      <w:bookmarkStart w:id="101" w:name="_Toc233085867"/>
+      <w:bookmarkStart w:id="116" w:name="_Toc233101393"/>
       <w:r>
         <w:lastRenderedPageBreak/>
         <w:t>Sažetak</w:t>
       </w:r>
-      <w:bookmarkEnd w:id="101"/>
+      <w:bookmarkEnd w:id="116"/>
     </w:p>
     <w:p>
       <w:pPr>
@@ -59106,12 +63602,12 @@
           <w:numId w:val="0"/>
         </w:numPr>
       </w:pPr>
-      <w:bookmarkStart w:id="102" w:name="_Toc233085868"/>
+      <w:bookmarkStart w:id="117" w:name="_Toc233101394"/>
       <w:r>
         <w:lastRenderedPageBreak/>
         <w:t>Summary</w:t>
       </w:r>
-      <w:bookmarkEnd w:id="102"/>
+      <w:bookmarkEnd w:id="117"/>
     </w:p>
     <w:p>
       <w:pPr>
@@ -59131,13 +63627,7 @@
         <w:rPr>
           <w:lang w:val="en-GB"/>
         </w:rPr>
-        <w:t xml:space="preserve">studies the </w:t>
-      </w:r>
-      <w:r>
-        <w:rPr>
-          <w:lang w:val="en-GB"/>
-        </w:rPr>
-        <w:t xml:space="preserve">optimal </w:t>
+        <w:t xml:space="preserve">studies the optimal </w:t>
       </w:r>
       <w:r>
         <w:rPr>
@@ -59466,14 +63956,14 @@
           <w:numId w:val="0"/>
         </w:numPr>
       </w:pPr>
-      <w:bookmarkStart w:id="103" w:name="_Toc23263744"/>
-      <w:bookmarkStart w:id="104" w:name="_Toc233085869"/>
+      <w:bookmarkStart w:id="118" w:name="_Toc23263744"/>
+      <w:bookmarkStart w:id="119" w:name="_Toc233101395"/>
       <w:r>
         <w:lastRenderedPageBreak/>
         <w:t>Privitak</w:t>
       </w:r>
-      <w:bookmarkEnd w:id="103"/>
-      <w:bookmarkEnd w:id="104"/>
+      <w:bookmarkEnd w:id="118"/>
+      <w:bookmarkEnd w:id="119"/>
     </w:p>
     <w:p>
       <w:r>
@@ -60380,6 +64870,95 @@
     </w:lvl>
   </w:abstractNum>
   <w:abstractNum w:abstractNumId="15" w15:restartNumberingAfterBreak="0">
+    <w:nsid w:val="320C31FC"/>
+    <w:multiLevelType w:val="hybridMultilevel"/>
+    <w:tmpl w:val="844CE71C"/>
+    <w:lvl w:ilvl="0" w:tplc="041A0011">
+      <w:start w:val="1"/>
+      <w:numFmt w:val="decimal"/>
+      <w:lvlText w:val="%1)"/>
+      <w:lvlJc w:val="left"/>
+      <w:pPr>
+        <w:ind w:left="720" w:hanging="360"/>
+      </w:pPr>
+      <w:rPr>
+        <w:rFonts w:hint="default"/>
+      </w:rPr>
+    </w:lvl>
+    <w:lvl w:ilvl="1" w:tplc="041A0019" w:tentative="1">
+      <w:start w:val="1"/>
+      <w:numFmt w:val="lowerLetter"/>
+      <w:lvlText w:val="%2."/>
+      <w:lvlJc w:val="left"/>
+      <w:pPr>
+        <w:ind w:left="1440" w:hanging="360"/>
+      </w:pPr>
+    </w:lvl>
+    <w:lvl w:ilvl="2" w:tplc="041A001B" w:tentative="1">
+      <w:start w:val="1"/>
+      <w:numFmt w:val="lowerRoman"/>
+      <w:lvlText w:val="%3."/>
+      <w:lvlJc w:val="right"/>
+      <w:pPr>
+        <w:ind w:left="2160" w:hanging="180"/>
+      </w:pPr>
+    </w:lvl>
+    <w:lvl w:ilvl="3" w:tplc="041A000F" w:tentative="1">
+      <w:start w:val="1"/>
+      <w:numFmt w:val="decimal"/>
+      <w:lvlText w:val="%4."/>
+      <w:lvlJc w:val="left"/>
+      <w:pPr>
+        <w:ind w:left="2880" w:hanging="360"/>
+      </w:pPr>
+    </w:lvl>
+    <w:lvl w:ilvl="4" w:tplc="041A0019" w:tentative="1">
+      <w:start w:val="1"/>
+      <w:numFmt w:val="lowerLetter"/>
+      <w:lvlText w:val="%5."/>
+      <w:lvlJc w:val="left"/>
+      <w:pPr>
+        <w:ind w:left="3600" w:hanging="360"/>
+      </w:pPr>
+    </w:lvl>
+    <w:lvl w:ilvl="5" w:tplc="041A001B" w:tentative="1">
+      <w:start w:val="1"/>
+      <w:numFmt w:val="lowerRoman"/>
+      <w:lvlText w:val="%6."/>
+      <w:lvlJc w:val="right"/>
+      <w:pPr>
+        <w:ind w:left="4320" w:hanging="180"/>
+      </w:pPr>
+    </w:lvl>
+    <w:lvl w:ilvl="6" w:tplc="041A000F" w:tentative="1">
+      <w:start w:val="1"/>
+      <w:numFmt w:val="decimal"/>
+      <w:lvlText w:val="%7."/>
+      <w:lvlJc w:val="left"/>
+      <w:pPr>
+        <w:ind w:left="5040" w:hanging="360"/>
+      </w:pPr>
+    </w:lvl>
+    <w:lvl w:ilvl="7" w:tplc="041A0019" w:tentative="1">
+      <w:start w:val="1"/>
+      <w:numFmt w:val="lowerLetter"/>
+      <w:lvlText w:val="%8."/>
+      <w:lvlJc w:val="left"/>
+      <w:pPr>
+        <w:ind w:left="5760" w:hanging="360"/>
+      </w:pPr>
+    </w:lvl>
+    <w:lvl w:ilvl="8" w:tplc="041A001B" w:tentative="1">
+      <w:start w:val="1"/>
+      <w:numFmt w:val="lowerRoman"/>
+      <w:lvlText w:val="%9."/>
+      <w:lvlJc w:val="right"/>
+      <w:pPr>
+        <w:ind w:left="6480" w:hanging="180"/>
+      </w:pPr>
+    </w:lvl>
+  </w:abstractNum>
+  <w:abstractNum w:abstractNumId="16" w15:restartNumberingAfterBreak="0">
     <w:nsid w:val="321049CC"/>
     <w:multiLevelType w:val="hybridMultilevel"/>
     <w:tmpl w:val="C82271EC"/>
@@ -60468,7 +65047,7 @@
       </w:pPr>
     </w:lvl>
   </w:abstractNum>
-  <w:abstractNum w:abstractNumId="16" w15:restartNumberingAfterBreak="0">
+  <w:abstractNum w:abstractNumId="17" w15:restartNumberingAfterBreak="0">
     <w:nsid w:val="3A7C6508"/>
     <w:multiLevelType w:val="hybridMultilevel"/>
     <w:tmpl w:val="3D7AF2BC"/>
@@ -60609,7 +65188,7 @@
       </w:rPr>
     </w:lvl>
   </w:abstractNum>
-  <w:abstractNum w:abstractNumId="17" w15:restartNumberingAfterBreak="0">
+  <w:abstractNum w:abstractNumId="18" w15:restartNumberingAfterBreak="0">
     <w:nsid w:val="3D187FFD"/>
     <w:multiLevelType w:val="hybridMultilevel"/>
     <w:tmpl w:val="1700A63E"/>
@@ -60726,7 +65305,7 @@
       </w:pPr>
     </w:lvl>
   </w:abstractNum>
-  <w:abstractNum w:abstractNumId="18" w15:restartNumberingAfterBreak="0">
+  <w:abstractNum w:abstractNumId="19" w15:restartNumberingAfterBreak="0">
     <w:nsid w:val="3D471772"/>
     <w:multiLevelType w:val="hybridMultilevel"/>
     <w:tmpl w:val="0ADE52CE"/>
@@ -60815,7 +65394,7 @@
       </w:pPr>
     </w:lvl>
   </w:abstractNum>
-  <w:abstractNum w:abstractNumId="19" w15:restartNumberingAfterBreak="0">
+  <w:abstractNum w:abstractNumId="20" w15:restartNumberingAfterBreak="0">
     <w:nsid w:val="442D4280"/>
     <w:multiLevelType w:val="hybridMultilevel"/>
     <w:tmpl w:val="EF3C80DE"/>
@@ -60932,7 +65511,7 @@
       </w:pPr>
     </w:lvl>
   </w:abstractNum>
-  <w:abstractNum w:abstractNumId="20" w15:restartNumberingAfterBreak="0">
+  <w:abstractNum w:abstractNumId="21" w15:restartNumberingAfterBreak="0">
     <w:nsid w:val="52681E8E"/>
     <w:multiLevelType w:val="hybridMultilevel"/>
     <w:tmpl w:val="B8D8CC1C"/>
@@ -61049,7 +65628,7 @@
       </w:pPr>
     </w:lvl>
   </w:abstractNum>
-  <w:abstractNum w:abstractNumId="21" w15:restartNumberingAfterBreak="0">
+  <w:abstractNum w:abstractNumId="22" w15:restartNumberingAfterBreak="0">
     <w:nsid w:val="612C3267"/>
     <w:multiLevelType w:val="hybridMultilevel"/>
     <w:tmpl w:val="8AE63E00"/>
@@ -61166,7 +65745,7 @@
       </w:pPr>
     </w:lvl>
   </w:abstractNum>
-  <w:abstractNum w:abstractNumId="22" w15:restartNumberingAfterBreak="0">
+  <w:abstractNum w:abstractNumId="23" w15:restartNumberingAfterBreak="0">
     <w:nsid w:val="65A82A3D"/>
     <w:multiLevelType w:val="hybridMultilevel"/>
     <w:tmpl w:val="10CA8502"/>
@@ -61308,7 +65887,7 @@
       </w:rPr>
     </w:lvl>
   </w:abstractNum>
-  <w:abstractNum w:abstractNumId="23" w15:restartNumberingAfterBreak="0">
+  <w:abstractNum w:abstractNumId="24" w15:restartNumberingAfterBreak="0">
     <w:nsid w:val="6D9A0015"/>
     <w:multiLevelType w:val="hybridMultilevel"/>
     <w:tmpl w:val="F438A3D6"/>
@@ -61397,7 +65976,7 @@
       </w:pPr>
     </w:lvl>
   </w:abstractNum>
-  <w:abstractNum w:abstractNumId="24" w15:restartNumberingAfterBreak="0">
+  <w:abstractNum w:abstractNumId="25" w15:restartNumberingAfterBreak="0">
     <w:nsid w:val="74E12BE2"/>
     <w:multiLevelType w:val="hybridMultilevel"/>
     <w:tmpl w:val="21064370"/>
@@ -61509,7 +66088,7 @@
       </w:rPr>
     </w:lvl>
   </w:abstractNum>
-  <w:abstractNum w:abstractNumId="25" w15:restartNumberingAfterBreak="0">
+  <w:abstractNum w:abstractNumId="26" w15:restartNumberingAfterBreak="0">
     <w:nsid w:val="7C036316"/>
     <w:multiLevelType w:val="hybridMultilevel"/>
     <w:tmpl w:val="34BC95F8"/>
@@ -61623,22 +66202,22 @@
     </w:lvl>
   </w:abstractNum>
   <w:num w:numId="1" w16cid:durableId="607783406">
-    <w:abstractNumId w:val="22"/>
+    <w:abstractNumId w:val="23"/>
   </w:num>
   <w:num w:numId="2" w16cid:durableId="605117397">
     <w:abstractNumId w:val="13"/>
   </w:num>
   <w:num w:numId="3" w16cid:durableId="1041326845">
-    <w:abstractNumId w:val="21"/>
+    <w:abstractNumId w:val="22"/>
   </w:num>
   <w:num w:numId="4" w16cid:durableId="1027676593">
-    <w:abstractNumId w:val="16"/>
+    <w:abstractNumId w:val="17"/>
   </w:num>
   <w:num w:numId="5" w16cid:durableId="1113331472">
-    <w:abstractNumId w:val="17"/>
+    <w:abstractNumId w:val="18"/>
   </w:num>
   <w:num w:numId="6" w16cid:durableId="25832664">
-    <w:abstractNumId w:val="19"/>
+    <w:abstractNumId w:val="20"/>
   </w:num>
   <w:num w:numId="7" w16cid:durableId="122385954">
     <w:abstractNumId w:val="10"/>
@@ -61668,7 +66247,7 @@
     <w:abstractNumId w:val="10"/>
   </w:num>
   <w:num w:numId="16" w16cid:durableId="846099962">
-    <w:abstractNumId w:val="20"/>
+    <w:abstractNumId w:val="21"/>
   </w:num>
   <w:num w:numId="17" w16cid:durableId="2073186412">
     <w:abstractNumId w:val="9"/>
@@ -61701,10 +66280,10 @@
     <w:abstractNumId w:val="0"/>
   </w:num>
   <w:num w:numId="27" w16cid:durableId="1291746167">
-    <w:abstractNumId w:val="24"/>
+    <w:abstractNumId w:val="25"/>
   </w:num>
   <w:num w:numId="28" w16cid:durableId="170068094">
-    <w:abstractNumId w:val="25"/>
+    <w:abstractNumId w:val="26"/>
   </w:num>
   <w:num w:numId="29" w16cid:durableId="18170894">
     <w:abstractNumId w:val="11"/>
@@ -61713,15 +66292,18 @@
     <w:abstractNumId w:val="14"/>
   </w:num>
   <w:num w:numId="31" w16cid:durableId="646470669">
-    <w:abstractNumId w:val="18"/>
+    <w:abstractNumId w:val="19"/>
   </w:num>
   <w:num w:numId="32" w16cid:durableId="309134225">
     <w:abstractNumId w:val="12"/>
   </w:num>
   <w:num w:numId="33" w16cid:durableId="1024673592">
-    <w:abstractNumId w:val="23"/>
+    <w:abstractNumId w:val="24"/>
   </w:num>
   <w:num w:numId="34" w16cid:durableId="1696154924">
+    <w:abstractNumId w:val="16"/>
+  </w:num>
+  <w:num w:numId="35" w16cid:durableId="2075353466">
     <w:abstractNumId w:val="15"/>
   </w:num>
 </w:numbering>
@@ -62354,6 +66936,7 @@
   <w:style w:type="character" w:default="1" w:styleId="DefaultParagraphFont">
     <w:name w:val="Default Paragraph Font"/>
     <w:uiPriority w:val="1"/>
+    <w:semiHidden/>
     <w:unhideWhenUsed/>
   </w:style>
   <w:style w:type="table" w:default="1" w:styleId="TableNormal">
